--- a/examples/testbook/pt/main.docx
+++ b/examples/testbook/pt/main.docx
@@ -70,7 +70,7 @@
         <w:pStyle w:val="CoverMeta"/>
       </w:pPr>
       <w:r>
-        <w:t xml:space="preserve">v1.0.0 — 2026-09-12 05:59</w:t>
+        <w:t xml:space="preserve">v2.0.0 — 2026-09-12 19:01</w:t>
       </w:r>
     </w:p>
     <w:p>
@@ -191,13 +191,64 @@
               <w:t xml:space="preserve"> </w:t>
             </w:r>
             <w:r>
-              <w:t xml:space="preserve">com todos os comandos de campo, bloco de objetivos, blocos de código, imagens,</w:t>
+              <w:t xml:space="preserve">com todos os comandos de campo, barras de cabeçalho mini, ambiente testprocedure</w:t>
             </w:r>
             <w:r>
               <w:t xml:space="preserve"> </w:t>
             </w:r>
             <w:r>
-              <w:t xml:space="preserve">caixas de destaque, tabelas, badge e histórico de versões.</w:t>
+              <w:t xml:space="preserve">com ações passo a passo, bloco de objetivos, blocos de código, imagens,</w:t>
+            </w:r>
+            <w:r>
+              <w:t xml:space="preserve"> </w:t>
+            </w:r>
+            <w:r>
+              <w:t xml:space="preserve">caixas de destaque (</w:t>
+            </w:r>
+            <w:r>
+              <w:rPr>
+                <w:rStyle w:val="VerbatimChar"/>
+              </w:rPr>
+              <w:t xml:space="preserve">warning</w:t>
+            </w:r>
+            <w:r>
+              <w:t xml:space="preserve">,</w:t>
+            </w:r>
+            <w:r>
+              <w:t xml:space="preserve"> </w:t>
+            </w:r>
+            <w:r>
+              <w:rPr>
+                <w:rStyle w:val="VerbatimChar"/>
+              </w:rPr>
+              <w:t xml:space="preserve">tip</w:t>
+            </w:r>
+            <w:r>
+              <w:t xml:space="preserve">,</w:t>
+            </w:r>
+            <w:r>
+              <w:t xml:space="preserve"> </w:t>
+            </w:r>
+            <w:r>
+              <w:rPr>
+                <w:rStyle w:val="VerbatimChar"/>
+              </w:rPr>
+              <w:t xml:space="preserve">infobox</w:t>
+            </w:r>
+            <w:r>
+              <w:t xml:space="preserve">), tabelas, badge,</w:t>
+            </w:r>
+            <w:r>
+              <w:t xml:space="preserve"> </w:t>
+            </w:r>
+            <w:r>
+              <w:t xml:space="preserve">caminhos de menu, weblinks, notas, referências param, tabela de resumo dos testes,</w:t>
+            </w:r>
+            <w:r>
+              <w:t xml:space="preserve"> </w:t>
+            </w:r>
+            <w:r>
+              <w:t xml:space="preserve">emblemas de resultado e histórico de versões.</w:t>
             </w:r>
           </w:p>
         </w:tc>
@@ -361,6 +412,47 @@
       </w:pPr>
       <w:r>
         <w:t xml:space="preserve">Ambiente de execução de testes com conectividade de rede ao Console do Huawei Cloud.</w:t>
+      </w:r>
+    </w:p>
+    <w:p>
+      <w:pPr>
+        <w:numPr>
+          <w:ilvl w:val="0"/>
+          <w:numId w:val="1001"/>
+        </w:numPr>
+      </w:pPr>
+      <w:r>
+        <w:t xml:space="preserve">Ferramentas CLI</w:t>
+      </w:r>
+      <w:r>
+        <w:t xml:space="preserve"> </w:t>
+      </w:r>
+      <w:r>
+        <w:rPr>
+          <w:rStyle w:val="VerbatimChar"/>
+        </w:rPr>
+        <w:t xml:space="preserve">latexmk</w:t>
+      </w:r>
+      <w:r>
+        <w:t xml:space="preserve"> </w:t>
+      </w:r>
+      <w:r>
+        <w:t xml:space="preserve">e</w:t>
+      </w:r>
+      <w:r>
+        <w:t xml:space="preserve"> </w:t>
+      </w:r>
+      <w:r>
+        <w:rPr>
+          <w:rStyle w:val="VerbatimChar"/>
+        </w:rPr>
+        <w:t xml:space="preserve">terraform</w:t>
+      </w:r>
+      <w:r>
+        <w:t xml:space="preserve"> </w:t>
+      </w:r>
+      <w:r>
+        <w:t xml:space="preserve">instaladas localmente.</w:t>
       </w:r>
     </w:p>
     <w:p>
@@ -716,6 +808,196 @@
     </w:p>
     <w:p>
       <w:pPr>
+        <w:pStyle w:val="FirstParagraph"/>
+      </w:pPr>
+      <w:r>
+        <w:rPr>
+          <w:iCs/>
+          <w:i/>
+        </w:rPr>
+        <w:t xml:space="preserve">Certifique-se de que o ambiente de execução de testes esteja configurado com o fuso horário</w:t>
+      </w:r>
+      <w:r>
+        <w:rPr>
+          <w:iCs/>
+          <w:i/>
+        </w:rPr>
+        <w:t xml:space="preserve"> </w:t>
+      </w:r>
+      <w:r>
+        <w:rPr>
+          <w:rStyle w:val="VerbatimChar"/>
+          <w:iCs/>
+          <w:i/>
+        </w:rPr>
+        <w:t xml:space="preserve">America/Sao_Paulo</w:t>
+      </w:r>
+      <w:r>
+        <w:rPr>
+          <w:iCs/>
+          <w:i/>
+        </w:rPr>
+        <w:t xml:space="preserve"> </w:t>
+      </w:r>
+      <w:r>
+        <w:rPr>
+          <w:iCs/>
+          <w:i/>
+        </w:rPr>
+        <w:t xml:space="preserve">(GMT-3) para que os registros de data/hora nos logs estejam alinhados com o Console do Huawei Cloud.</w:t>
+      </w:r>
+    </w:p>
+    <w:p>
+      <w:pPr>
+        <w:pStyle w:val="SourceCode"/>
+      </w:pPr>
+      <w:r>
+        <w:rPr>
+          <w:rStyle w:val="CommentTok"/>
+        </w:rPr>
+        <w:t xml:space="preserve"># Verificar se as ferramentas CLI estão instaladas</w:t>
+      </w:r>
+      <w:r>
+        <w:br/>
+      </w:r>
+      <w:r>
+        <w:rPr>
+          <w:rStyle w:val="ExtensionTok"/>
+        </w:rPr>
+        <w:t xml:space="preserve">terraform</w:t>
+      </w:r>
+      <w:r>
+        <w:rPr>
+          <w:rStyle w:val="NormalTok"/>
+        </w:rPr>
+        <w:t xml:space="preserve"> version</w:t>
+      </w:r>
+      <w:r>
+        <w:br/>
+      </w:r>
+      <w:r>
+        <w:rPr>
+          <w:rStyle w:val="ExtensionTok"/>
+        </w:rPr>
+        <w:t xml:space="preserve">obsutil</w:t>
+      </w:r>
+      <w:r>
+        <w:rPr>
+          <w:rStyle w:val="NormalTok"/>
+        </w:rPr>
+        <w:t xml:space="preserve"> version</w:t>
+      </w:r>
+      <w:r>
+        <w:br/>
+      </w:r>
+      <w:r>
+        <w:rPr>
+          <w:rStyle w:val="ExtensionTok"/>
+        </w:rPr>
+        <w:t xml:space="preserve">kubectl</w:t>
+      </w:r>
+      <w:r>
+        <w:rPr>
+          <w:rStyle w:val="NormalTok"/>
+        </w:rPr>
+        <w:t xml:space="preserve"> version </w:t>
+      </w:r>
+      <w:r>
+        <w:rPr>
+          <w:rStyle w:val="AttributeTok"/>
+        </w:rPr>
+        <w:t xml:space="preserve">--client</w:t>
+      </w:r>
+    </w:p>
+    <w:tbl>
+      <w:tblPr>
+        <w:tblW w:w="9638" w:type="dxa"/>
+        <w:tblLayout w:type="fixed"/>
+        <w:tblBorders>
+          <w:top w:val="none" w:sz="0" w:space="0" w:color="auto"/>
+          <w:left w:val="single" w:sz="24" w:space="0" w:color="2E7D32"/>
+          <w:bottom w:val="none" w:sz="0" w:space="0" w:color="auto"/>
+          <w:right w:val="none" w:sz="0" w:space="0" w:color="auto"/>
+        </w:tblBorders>
+        <w:tblCellMar>
+          <w:top w:w="120" w:type="dxa"/>
+          <w:left w:w="160" w:type="dxa"/>
+          <w:bottom w:w="120" w:type="dxa"/>
+          <w:right w:w="160" w:type="dxa"/>
+        </w:tblCellMar>
+      </w:tblPr>
+      <w:tr>
+        <w:tc>
+          <w:tcPr>
+            <w:tcW w:w="9638" w:type="dxa"/>
+            <w:shd w:val="clear" w:color="auto" w:fill="E8F5E9"/>
+          </w:tcPr>
+          <w:p>
+            <w:r>
+              <w:rPr>
+                <w:rFonts w:ascii="HarmonyOS Sans" w:hAnsi="HarmonyOS Sans"/>
+                <w:b/>
+                <w:color w:val="2E7D32"/>
+                <w:sz w:val="21"/>
+                <w:szCs w:val="21"/>
+              </w:rPr>
+              <w:t>Dica</w:t>
+            </w:r>
+          </w:p>
+          <w:p>
+            <w:pPr>
+              <w:pStyle w:val="FirstParagraph"/>
+            </w:pPr>
+            <w:r>
+              <w:t xml:space="preserve">Utilize</w:t>
+            </w:r>
+            <w:r>
+              <w:t xml:space="preserve"> </w:t>
+            </w:r>
+            <w:r>
+              <w:rPr>
+                <w:rStyle w:val="VerbatimChar"/>
+              </w:rPr>
+              <w:t xml:space="preserve">terraform plan</w:t>
+            </w:r>
+            <w:r>
+              <w:t xml:space="preserve"> </w:t>
+            </w:r>
+            <w:r>
+              <w:t xml:space="preserve">antes de</w:t>
+            </w:r>
+            <w:r>
+              <w:t xml:space="preserve"> </w:t>
+            </w:r>
+            <w:r>
+              <w:rPr>
+                <w:rStyle w:val="VerbatimChar"/>
+              </w:rPr>
+              <w:t xml:space="preserve">terraform apply</w:t>
+            </w:r>
+            <w:r>
+              <w:t xml:space="preserve"> </w:t>
+            </w:r>
+            <w:r>
+              <w:t xml:space="preserve">para</w:t>
+            </w:r>
+            <w:r>
+              <w:t xml:space="preserve"> </w:t>
+            </w:r>
+            <w:r>
+              <w:t xml:space="preserve">visualizar as alterações de infraestrutura e evitar modificações indesejadas de recursos.</w:t>
+            </w:r>
+          </w:p>
+        </w:tc>
+      </w:tr>
+    </w:tbl>
+    <w:p>
+      <w:pPr>
+        <w:spacing w:before="120" w:after="0"/>
+      </w:pPr>
+    </w:p>
+    <w:p>
+      <w:pPr>
         <w:pStyle w:val="Heading2"/>
       </w:pPr>
       <w:bookmarkStart w:id="103" w:name="método-de-aceitação"/>
@@ -943,6 +1225,453 @@
       </w:tr>
     </w:tbl>
     <w:p>
+      <w:pPr>
+        <w:pStyle w:val="Heading2"/>
+      </w:pPr>
+      <w:bookmarkStart w:id="104" w:name="resumo-dos-casos-de-teste"/>
+      <w:r>
+        <w:t xml:space="preserve">1.4</w:t>
+      </w:r>
+      <w:r>
+        <w:t xml:space="preserve"> Resumo dos Casos de Teste</w:t>
+      </w:r>
+      <w:bookmarkEnd w:id="104"/>
+    </w:p>
+    <w:tbl>
+      <w:tblPr>
+        <w:tblStyle w:val="Table"/>
+        <w:tblW w:type="auto" w:w="0"/>
+        <w:tblLook w:firstRow="1" w:lastRow="0" w:firstColumn="0" w:lastColumn="0" w:noHBand="0" w:noVBand="0" w:val="0020"/>
+        <w:jc w:val="start"/>
+      </w:tblPr>
+      <w:tblGrid>
+        <w:gridCol w:w="2640"/>
+        <w:gridCol w:w="2640"/>
+        <w:gridCol w:w="2640"/>
+      </w:tblGrid>
+      <w:tr>
+        <w:trPr>
+          <w:tblHeader w:val="true"/>
+        </w:trPr>
+        <w:tc>
+          <w:tcPr/>
+          <w:p>
+            <w:pPr>
+              <w:pStyle w:val="Compact"/>
+              <w:jc w:val="left"/>
+            </w:pPr>
+            <w:r>
+              <w:t xml:space="preserve">ID</w:t>
+            </w:r>
+          </w:p>
+        </w:tc>
+        <w:tc>
+          <w:tcPr/>
+          <w:p>
+            <w:pPr>
+              <w:pStyle w:val="Compact"/>
+              <w:jc w:val="left"/>
+            </w:pPr>
+            <w:r>
+              <w:t xml:space="preserve">Título</w:t>
+            </w:r>
+          </w:p>
+        </w:tc>
+        <w:tc>
+          <w:tcPr/>
+          <w:p>
+            <w:pPr>
+              <w:pStyle w:val="Compact"/>
+              <w:jc w:val="left"/>
+            </w:pPr>
+            <w:r>
+              <w:t xml:space="preserve">Status</w:t>
+            </w:r>
+          </w:p>
+        </w:tc>
+      </w:tr>
+      <w:tr>
+        <w:tc>
+          <w:tcPr/>
+          <w:p>
+            <w:pPr>
+              <w:pStyle w:val="Compact"/>
+              <w:jc w:val="left"/>
+            </w:pPr>
+            <w:r>
+              <w:t xml:space="preserve">TC-001</w:t>
+            </w:r>
+          </w:p>
+        </w:tc>
+        <w:tc>
+          <w:tcPr/>
+          <w:p>
+            <w:pPr>
+              <w:pStyle w:val="Compact"/>
+              <w:jc w:val="left"/>
+            </w:pPr>
+            <w:r>
+              <w:t xml:space="preserve">Verificar implantação e saúde do cluster MRS</w:t>
+            </w:r>
+          </w:p>
+        </w:tc>
+        <w:tc>
+          <w:tcPr/>
+          <w:p>
+            <w:pPr>
+              <w:pStyle w:val="Compact"/>
+              <w:jc w:val="left"/>
+            </w:pPr>
+            <w:r>
+              <w:t xml:space="preserve">Pass</w:t>
+            </w:r>
+          </w:p>
+        </w:tc>
+      </w:tr>
+      <w:tr>
+        <w:tc>
+          <w:tcPr/>
+          <w:p>
+            <w:pPr>
+              <w:pStyle w:val="Compact"/>
+              <w:jc w:val="left"/>
+            </w:pPr>
+            <w:r>
+              <w:t xml:space="preserve">TC-002</w:t>
+            </w:r>
+          </w:p>
+        </w:tc>
+        <w:tc>
+          <w:tcPr/>
+          <w:p>
+            <w:pPr>
+              <w:pStyle w:val="Compact"/>
+              <w:jc w:val="left"/>
+            </w:pPr>
+            <w:r>
+              <w:t xml:space="preserve">Verificar criação e acessibilidade do bucket OBS</w:t>
+            </w:r>
+          </w:p>
+        </w:tc>
+        <w:tc>
+          <w:tcPr/>
+          <w:p>
+            <w:pPr>
+              <w:pStyle w:val="Compact"/>
+              <w:jc w:val="left"/>
+            </w:pPr>
+            <w:r>
+              <w:t xml:space="preserve">Pass</w:t>
+            </w:r>
+          </w:p>
+        </w:tc>
+      </w:tr>
+      <w:tr>
+        <w:tc>
+          <w:tcPr/>
+          <w:p>
+            <w:pPr>
+              <w:pStyle w:val="Compact"/>
+              <w:jc w:val="left"/>
+            </w:pPr>
+            <w:r>
+              <w:t xml:space="preserve">TC-003</w:t>
+            </w:r>
+          </w:p>
+        </w:tc>
+        <w:tc>
+          <w:tcPr/>
+          <w:p>
+            <w:pPr>
+              <w:pStyle w:val="Compact"/>
+              <w:jc w:val="left"/>
+            </w:pPr>
+            <w:r>
+              <w:t xml:space="preserve">Verificar configuração de VPC e grupo de segurança</w:t>
+            </w:r>
+          </w:p>
+        </w:tc>
+        <w:tc>
+          <w:tcPr/>
+          <w:p>
+            <w:pPr>
+              <w:pStyle w:val="Compact"/>
+              <w:jc w:val="left"/>
+            </w:pPr>
+            <w:r>
+              <w:t xml:space="preserve">Pass</w:t>
+            </w:r>
+          </w:p>
+        </w:tc>
+      </w:tr>
+      <w:tr>
+        <w:tc>
+          <w:tcPr/>
+          <w:p>
+            <w:pPr>
+              <w:pStyle w:val="Compact"/>
+              <w:jc w:val="left"/>
+            </w:pPr>
+            <w:r>
+              <w:t xml:space="preserve">TC-004</w:t>
+            </w:r>
+          </w:p>
+        </w:tc>
+        <w:tc>
+          <w:tcPr/>
+          <w:p>
+            <w:pPr>
+              <w:pStyle w:val="Compact"/>
+              <w:jc w:val="left"/>
+            </w:pPr>
+            <w:r>
+              <w:t xml:space="preserve">Verificar criação do workspace do DataArts Studio</w:t>
+            </w:r>
+          </w:p>
+        </w:tc>
+        <w:tc>
+          <w:tcPr/>
+          <w:p>
+            <w:pPr>
+              <w:pStyle w:val="Compact"/>
+              <w:jc w:val="left"/>
+            </w:pPr>
+            <w:r>
+              <w:t xml:space="preserve">Pass</w:t>
+            </w:r>
+          </w:p>
+        </w:tc>
+      </w:tr>
+      <w:tr>
+        <w:tc>
+          <w:tcPr/>
+          <w:p>
+            <w:pPr>
+              <w:pStyle w:val="Compact"/>
+              <w:jc w:val="left"/>
+            </w:pPr>
+            <w:r>
+              <w:t xml:space="preserve">TC-005</w:t>
+            </w:r>
+          </w:p>
+        </w:tc>
+        <w:tc>
+          <w:tcPr/>
+          <w:p>
+            <w:pPr>
+              <w:pStyle w:val="Compact"/>
+              <w:jc w:val="left"/>
+            </w:pPr>
+            <w:r>
+              <w:t xml:space="preserve">Verificar execução do pipeline de ingestão de dados</w:t>
+            </w:r>
+          </w:p>
+        </w:tc>
+        <w:tc>
+          <w:tcPr/>
+          <w:p>
+            <w:pPr>
+              <w:pStyle w:val="Compact"/>
+              <w:jc w:val="left"/>
+            </w:pPr>
+            <w:r>
+              <w:t xml:space="preserve">Pass</w:t>
+            </w:r>
+          </w:p>
+        </w:tc>
+      </w:tr>
+      <w:tr>
+        <w:tc>
+          <w:tcPr/>
+          <w:p>
+            <w:pPr>
+              <w:pStyle w:val="Compact"/>
+              <w:jc w:val="left"/>
+            </w:pPr>
+            <w:r>
+              <w:t xml:space="preserve">TC-006</w:t>
+            </w:r>
+          </w:p>
+        </w:tc>
+        <w:tc>
+          <w:tcPr/>
+          <w:p>
+            <w:pPr>
+              <w:pStyle w:val="Compact"/>
+              <w:jc w:val="left"/>
+            </w:pPr>
+            <w:r>
+              <w:t xml:space="preserve">Verificar consulta Spark SQL no cluster MRS</w:t>
+            </w:r>
+          </w:p>
+        </w:tc>
+        <w:tc>
+          <w:tcPr/>
+          <w:p>
+            <w:pPr>
+              <w:pStyle w:val="Compact"/>
+              <w:jc w:val="left"/>
+            </w:pPr>
+            <w:r>
+              <w:t xml:space="preserve">Pass</w:t>
+            </w:r>
+          </w:p>
+        </w:tc>
+      </w:tr>
+      <w:tr>
+        <w:tc>
+          <w:tcPr/>
+          <w:p>
+            <w:pPr>
+              <w:pStyle w:val="Compact"/>
+              <w:jc w:val="left"/>
+            </w:pPr>
+            <w:r>
+              <w:t xml:space="preserve">TC-007</w:t>
+            </w:r>
+          </w:p>
+        </w:tc>
+        <w:tc>
+          <w:tcPr/>
+          <w:p>
+            <w:pPr>
+              <w:pStyle w:val="Compact"/>
+              <w:jc w:val="left"/>
+            </w:pPr>
+            <w:r>
+              <w:t xml:space="preserve">Verificar aplicação de política IAM nos buckets OBS</w:t>
+            </w:r>
+          </w:p>
+        </w:tc>
+        <w:tc>
+          <w:tcPr/>
+          <w:p>
+            <w:pPr>
+              <w:pStyle w:val="Compact"/>
+              <w:jc w:val="left"/>
+            </w:pPr>
+            <w:r>
+              <w:t xml:space="preserve">Pass</w:t>
+            </w:r>
+          </w:p>
+        </w:tc>
+      </w:tr>
+      <w:tr>
+        <w:tc>
+          <w:tcPr/>
+          <w:p>
+            <w:pPr>
+              <w:pStyle w:val="Compact"/>
+              <w:jc w:val="left"/>
+            </w:pPr>
+            <w:r>
+              <w:t xml:space="preserve">TC-008</w:t>
+            </w:r>
+          </w:p>
+        </w:tc>
+        <w:tc>
+          <w:tcPr/>
+          <w:p>
+            <w:pPr>
+              <w:pStyle w:val="Compact"/>
+              <w:jc w:val="left"/>
+            </w:pPr>
+            <w:r>
+              <w:t xml:space="preserve">Verificar regra de mascaramento de dados do DataArts Studio</w:t>
+            </w:r>
+          </w:p>
+        </w:tc>
+        <w:tc>
+          <w:tcPr/>
+          <w:p>
+            <w:pPr>
+              <w:pStyle w:val="Compact"/>
+              <w:jc w:val="left"/>
+            </w:pPr>
+            <w:r>
+              <w:t xml:space="preserve">Pass</w:t>
+            </w:r>
+          </w:p>
+        </w:tc>
+      </w:tr>
+      <w:tr>
+        <w:tc>
+          <w:tcPr/>
+          <w:p>
+            <w:pPr>
+              <w:pStyle w:val="Compact"/>
+              <w:jc w:val="left"/>
+            </w:pPr>
+            <w:r>
+              <w:t xml:space="preserve">TC-009</w:t>
+            </w:r>
+          </w:p>
+        </w:tc>
+        <w:tc>
+          <w:tcPr/>
+          <w:p>
+            <w:pPr>
+              <w:pStyle w:val="Compact"/>
+              <w:jc w:val="left"/>
+            </w:pPr>
+            <w:r>
+              <w:t xml:space="preserve">Verificar implantação de infraestrutura via Terraform</w:t>
+            </w:r>
+          </w:p>
+        </w:tc>
+        <w:tc>
+          <w:tcPr/>
+          <w:p>
+            <w:pPr>
+              <w:pStyle w:val="Compact"/>
+              <w:jc w:val="left"/>
+            </w:pPr>
+            <w:r>
+              <w:t xml:space="preserve">Pass</w:t>
+            </w:r>
+          </w:p>
+        </w:tc>
+      </w:tr>
+      <w:tr>
+        <w:tc>
+          <w:tcPr/>
+          <w:p>
+            <w:pPr>
+              <w:pStyle w:val="Compact"/>
+              <w:jc w:val="left"/>
+            </w:pPr>
+            <w:r>
+              <w:t xml:space="preserve">TC-010</w:t>
+            </w:r>
+          </w:p>
+        </w:tc>
+        <w:tc>
+          <w:tcPr/>
+          <w:p>
+            <w:pPr>
+              <w:pStyle w:val="Compact"/>
+              <w:jc w:val="left"/>
+            </w:pPr>
+            <w:r>
+              <w:t xml:space="preserve">Verificar carregamento de dados de teste no OBS</w:t>
+            </w:r>
+          </w:p>
+        </w:tc>
+        <w:tc>
+          <w:tcPr/>
+          <w:p>
+            <w:pPr>
+              <w:pStyle w:val="Compact"/>
+              <w:jc w:val="left"/>
+            </w:pPr>
+            <w:r>
+              <w:t xml:space="preserve">Pass</w:t>
+            </w:r>
+          </w:p>
+        </w:tc>
+      </w:tr>
+    </w:tbl>
+    <w:p>
       <w:r>
         <w:br w:type="page"/>
       </w:r>
@@ -957,7 +1686,7 @@
           <w:tab w:val="right" w:pos="9638"/>
         </w:tabs>
       </w:pPr>
-      <w:bookmarkStart w:id="104" w:name="arquitetura-da-plataforma"/>
+      <w:bookmarkStart w:id="105" w:name="arquitetura-da-plataforma"/>
       <w:r>
         <w:rPr>
           <w:sz w:val="112"/>
@@ -971,7 +1700,7 @@
       <w:r>
         <w:t xml:space="preserve">Arquitetura da Plataforma</w:t>
       </w:r>
-      <w:bookmarkEnd w:id="104"/>
+      <w:bookmarkEnd w:id="105"/>
     </w:p>
     <w:p>
       <w:pPr>
@@ -988,6 +1717,86 @@
       </w:r>
       <w:r>
         <w:t xml:space="preserve">TC-001: Verificar implantação e saúde do cluster MRS</w:t>
+      </w:r>
+    </w:p>
+    <w:p>
+      <w:pPr>
+        <w:pStyle w:val="DefinitionTerm"/>
+      </w:pPr>
+      <w:r>
+        <w:t xml:space="preserve">Objetivo</w:t>
+      </w:r>
+    </w:p>
+    <w:p>
+      <w:pPr>
+        <w:pStyle w:val="Definition"/>
+      </w:pPr>
+      <w:r>
+        <w:t xml:space="preserve">Confirmar que o cluster MapReduce Service (MRS) está implantado</w:t>
+      </w:r>
+      <w:r>
+        <w:t xml:space="preserve"> </w:t>
+      </w:r>
+      <w:r>
+        <w:t xml:space="preserve">com os componentes necessários (HDFS, YARN, Spark, Hive) e que todos os nós</w:t>
+      </w:r>
+      <w:r>
+        <w:t xml:space="preserve"> </w:t>
+      </w:r>
+      <w:r>
+        <w:t xml:space="preserve">apresentam status saudável.</w:t>
+      </w:r>
+    </w:p>
+    <w:p>
+      <w:pPr>
+        <w:pStyle w:val="DefinitionTerm"/>
+      </w:pPr>
+      <w:r>
+        <w:t xml:space="preserve">Pré-requisitos</w:t>
+      </w:r>
+    </w:p>
+    <w:p>
+      <w:pPr>
+        <w:numPr>
+          <w:ilvl w:val="0"/>
+          <w:numId w:val="1003"/>
+        </w:numPr>
+        <w:pStyle w:val="Compact"/>
+      </w:pPr>
+      <w:r>
+        <w:t xml:space="preserve">Aplicação da infraestrutura Terraform concluída com sucesso.</w:t>
+      </w:r>
+    </w:p>
+    <w:p>
+      <w:pPr>
+        <w:numPr>
+          <w:ilvl w:val="0"/>
+          <w:numId w:val="1003"/>
+        </w:numPr>
+        <w:pStyle w:val="Compact"/>
+      </w:pPr>
+      <w:r>
+        <w:t xml:space="preserve">ID do cluster MRS disponível na saída do Terraform.</w:t>
+      </w:r>
+    </w:p>
+    <w:p>
+      <w:pPr>
+        <w:numPr>
+          <w:ilvl w:val="0"/>
+          <w:numId w:val="1003"/>
+        </w:numPr>
+        <w:pStyle w:val="Compact"/>
+      </w:pPr>
+      <w:r>
+        <w:t xml:space="preserve">Usuário IAM possui função MRS_Viewer ou superior.</w:t>
+      </w:r>
+    </w:p>
+    <w:p>
+      <w:pPr>
+        <w:pStyle w:val="DefinitionTerm"/>
+      </w:pPr>
+      <w:r>
+        <w:t xml:space="preserve">Procedimento</w:t>
       </w:r>
     </w:p>
     <w:tbl>
@@ -1013,45 +1822,175 @@
               <w:jc w:val="left"/>
             </w:pPr>
             <w:r>
-              <w:t xml:space="preserve">Field</w:t>
-            </w:r>
-          </w:p>
-        </w:tc>
-        <w:tc>
-          <w:tcPr/>
-          <w:p>
-            <w:pPr>
-              <w:pStyle w:val="Compact"/>
-              <w:jc w:val="left"/>
-            </w:pPr>
-            <w:r>
-              <w:t xml:space="preserve">Description</w:t>
-            </w:r>
-          </w:p>
-        </w:tc>
-      </w:tr>
-      <w:tr>
-        <w:tc>
-          <w:tcPr/>
-          <w:p>
-            <w:pPr>
-              <w:pStyle w:val="Compact"/>
-              <w:jc w:val="left"/>
-            </w:pPr>
-            <w:r>
-              <w:t xml:space="preserve">Objetivo</w:t>
-            </w:r>
-          </w:p>
-        </w:tc>
-        <w:tc>
-          <w:tcPr/>
-          <w:p>
-            <w:pPr>
-              <w:pStyle w:val="Compact"/>
-              <w:jc w:val="left"/>
-            </w:pPr>
-            <w:r>
-              <w:t xml:space="preserve">Confirmar que o cluster MapReduce Service (MRS) está implantado</w:t>
+              <w:t xml:space="preserve">Passo</w:t>
+            </w:r>
+          </w:p>
+        </w:tc>
+        <w:tc>
+          <w:tcPr/>
+          <w:p>
+            <w:pPr>
+              <w:pStyle w:val="Compact"/>
+              <w:jc w:val="left"/>
+            </w:pPr>
+            <w:r>
+              <w:t xml:space="preserve">Ação</w:t>
+            </w:r>
+          </w:p>
+        </w:tc>
+      </w:tr>
+      <w:tr>
+        <w:tc>
+          <w:tcPr/>
+          <w:p>
+            <w:pPr>
+              <w:pStyle w:val="Compact"/>
+              <w:jc w:val="left"/>
+            </w:pPr>
+            <w:r>
+              <w:t xml:space="preserve">1</w:t>
+            </w:r>
+          </w:p>
+        </w:tc>
+        <w:tc>
+          <w:tcPr/>
+          <w:p>
+            <w:pPr>
+              <w:pStyle w:val="Compact"/>
+              <w:jc w:val="left"/>
+            </w:pPr>
+            <w:r>
+              <w:t xml:space="preserve">Acessar o Console do Huawei Cloud</w:t>
+            </w:r>
+          </w:p>
+        </w:tc>
+      </w:tr>
+      <w:tr>
+        <w:tc>
+          <w:tcPr/>
+          <w:p>
+            <w:pPr>
+              <w:pStyle w:val="Compact"/>
+              <w:jc w:val="left"/>
+            </w:pPr>
+            <w:r>
+              <w:t xml:space="preserve">2</w:t>
+            </w:r>
+          </w:p>
+        </w:tc>
+        <w:tc>
+          <w:tcPr/>
+          <w:p>
+            <w:pPr>
+              <w:pStyle w:val="Compact"/>
+              <w:jc w:val="left"/>
+            </w:pPr>
+            <w:r>
+              <w:t xml:space="preserve">Navegar em Console, MapReduce Service, Clusters</w:t>
+            </w:r>
+          </w:p>
+        </w:tc>
+      </w:tr>
+      <w:tr>
+        <w:tc>
+          <w:tcPr/>
+          <w:p>
+            <w:pPr>
+              <w:pStyle w:val="Compact"/>
+              <w:jc w:val="left"/>
+            </w:pPr>
+            <w:r>
+              <w:t xml:space="preserve">3</w:t>
+            </w:r>
+          </w:p>
+        </w:tc>
+        <w:tc>
+          <w:tcPr/>
+          <w:p>
+            <w:pPr>
+              <w:pStyle w:val="Compact"/>
+              <w:jc w:val="left"/>
+            </w:pPr>
+            <w:r>
+              <w:t xml:space="preserve">Localizar cluster mrs-poc-cluster</w:t>
+            </w:r>
+          </w:p>
+        </w:tc>
+      </w:tr>
+      <w:tr>
+        <w:tc>
+          <w:tcPr/>
+          <w:p>
+            <w:pPr>
+              <w:pStyle w:val="Compact"/>
+              <w:jc w:val="left"/>
+            </w:pPr>
+            <w:r>
+              <w:t xml:space="preserve">4</w:t>
+            </w:r>
+          </w:p>
+        </w:tc>
+        <w:tc>
+          <w:tcPr/>
+          <w:p>
+            <w:pPr>
+              <w:pStyle w:val="Compact"/>
+              <w:jc w:val="left"/>
+            </w:pPr>
+            <w:r>
+              <w:t xml:space="preserve">Verificar status do cluster</w:t>
+            </w:r>
+          </w:p>
+        </w:tc>
+      </w:tr>
+      <w:tr>
+        <w:tc>
+          <w:tcPr/>
+          <w:p>
+            <w:pPr>
+              <w:pStyle w:val="Compact"/>
+              <w:jc w:val="left"/>
+            </w:pPr>
+            <w:r>
+              <w:t xml:space="preserve">5</w:t>
+            </w:r>
+          </w:p>
+        </w:tc>
+        <w:tc>
+          <w:tcPr/>
+          <w:p>
+            <w:pPr>
+              <w:pStyle w:val="Compact"/>
+              <w:jc w:val="left"/>
+            </w:pPr>
+            <w:r>
+              <w:t xml:space="preserve">Revisar aba Componente</w:t>
+            </w:r>
+          </w:p>
+        </w:tc>
+      </w:tr>
+      <w:tr>
+        <w:tc>
+          <w:tcPr/>
+          <w:p>
+            <w:pPr>
+              <w:pStyle w:val="Compact"/>
+              <w:jc w:val="left"/>
+            </w:pPr>
+            <w:r>
+              <w:t xml:space="preserve">6</w:t>
+            </w:r>
+          </w:p>
+        </w:tc>
+        <w:tc>
+          <w:tcPr/>
+          <w:p>
+            <w:pPr>
+              <w:pStyle w:val="Compact"/>
+              <w:jc w:val="left"/>
+            </w:pPr>
+            <w:r>
+              <w:t xml:space="preserve">Revisar aba Nó</w:t>
             </w:r>
           </w:p>
         </w:tc>
@@ -1059,54 +1998,78 @@
     </w:tbl>
     <w:p>
       <w:pPr>
-        <w:pStyle w:val="SourceCode"/>
-      </w:pPr>
-      <w:r>
-        <w:rPr>
-          <w:rStyle w:val="VerbatimChar"/>
-        </w:rPr>
-        <w:t xml:space="preserve">com os componentes necessários (HDFS, YARN, Spark, Hive) e que todos os nós</w:t>
-      </w:r>
-      <w:r>
-        <w:br/>
-      </w:r>
-      <w:r>
-        <w:rPr>
-          <w:rStyle w:val="VerbatimChar"/>
-        </w:rPr>
-        <w:t xml:space="preserve">apresentam status saudável. |</w:t>
-      </w:r>
-    </w:p>
-    <w:p>
-      <w:pPr>
-        <w:pStyle w:val="FirstParagraph"/>
-      </w:pPr>
-      <w:r>
-        <w:t xml:space="preserve">Pré-requisitos | 1. Aplicação da infraestrutura Terraform concluída com sucesso. 2. ID do cluster MRS disponível na saída do Terraform. 3. Usuário IAM possui função MRS_Viewer ou superior. |</w:t>
-      </w:r>
-      <w:r>
-        <w:br/>
-      </w:r>
-      <w:r>
-        <w:t xml:space="preserve">Procedimento | 1. Acessar o Console do Huawei Cloud. 2. Navegar em Console, MapReduce Service, Clusters. 3. Localizar o cluster pelo nome (ex.: mrs-poc-cluster). 4. Verificar se o status do cluster é Executando. 5. Clicar no nome do cluster e revisar a aba Componente — confirmar que HDFS, YARN, Spark e Hive estão listados com status Normal. 6. Revisar a aba Nó — confirmar que todos os nós master e core apresentam status Executando. |</w:t>
-      </w:r>
-      <w:r>
-        <w:br/>
-      </w:r>
-      <w:r>
-        <w:t xml:space="preserve">Resultado Esperado | 1. Status do cluster é Executando. 2. Todos os quatro componentes (HDFS, YARN, Spark, Hive) estão listados com status Normal. 3. Todos os nós apresentam status Executando sem alarmes. |</w:t>
-      </w:r>
-      <w:r>
-        <w:br/>
-      </w:r>
-      <w:r>
-        <w:t xml:space="preserve">Observações | Se algum componente apresentar status Anormal, verificar a página de alarmes do MRS antes de registrar o resultado. |</w:t>
-      </w:r>
-      <w:r>
-        <w:br/>
-      </w:r>
-      <w:r>
-        <w:t xml:space="preserve">Resultado do Teste | Aprovado |</w:t>
+        <w:pStyle w:val="DefinitionTerm"/>
+      </w:pPr>
+      <w:r>
+        <w:t xml:space="preserve">Resultado Esperado</w:t>
+      </w:r>
+    </w:p>
+    <w:p>
+      <w:pPr>
+        <w:numPr>
+          <w:ilvl w:val="0"/>
+          <w:numId w:val="1004"/>
+        </w:numPr>
+        <w:pStyle w:val="Compact"/>
+      </w:pPr>
+      <w:r>
+        <w:t xml:space="preserve">Status do cluster é Executando.</w:t>
+      </w:r>
+    </w:p>
+    <w:p>
+      <w:pPr>
+        <w:numPr>
+          <w:ilvl w:val="0"/>
+          <w:numId w:val="1004"/>
+        </w:numPr>
+        <w:pStyle w:val="Compact"/>
+      </w:pPr>
+      <w:r>
+        <w:t xml:space="preserve">Todos os quatro componentes (HDFS, YARN, Spark, Hive) estão listados com status Normal.</w:t>
+      </w:r>
+    </w:p>
+    <w:p>
+      <w:pPr>
+        <w:numPr>
+          <w:ilvl w:val="0"/>
+          <w:numId w:val="1004"/>
+        </w:numPr>
+        <w:pStyle w:val="Compact"/>
+      </w:pPr>
+      <w:r>
+        <w:t xml:space="preserve">Todos os nós apresentam status Executando sem alarmes.</w:t>
+      </w:r>
+    </w:p>
+    <w:p>
+      <w:pPr>
+        <w:pStyle w:val="DefinitionTerm"/>
+      </w:pPr>
+      <w:r>
+        <w:t xml:space="preserve">Resultado do Teste</w:t>
+      </w:r>
+    </w:p>
+    <w:p>
+      <w:pPr>
+        <w:pStyle w:val="Definition"/>
+      </w:pPr>
+      <w:r>
+        <w:t xml:space="preserve">Pass</w:t>
+      </w:r>
+    </w:p>
+    <w:p>
+      <w:pPr>
+        <w:pStyle w:val="DefinitionTerm"/>
+      </w:pPr>
+      <w:r>
+        <w:t xml:space="preserve">Observações</w:t>
+      </w:r>
+    </w:p>
+    <w:p>
+      <w:pPr>
+        <w:pStyle w:val="Definition"/>
+      </w:pPr>
+      <w:r>
+        <w:t xml:space="preserve">Se algum componente apresentar status Anormal, verificar a página de alarmes do MRS antes de registrar o resultado.</w:t>
       </w:r>
     </w:p>
     <w:p>
@@ -1124,6 +2087,74 @@
       </w:r>
       <w:r>
         <w:t xml:space="preserve">TC-002: Verificar criação e acessibilidade do bucket OBS</w:t>
+      </w:r>
+    </w:p>
+    <w:p>
+      <w:pPr>
+        <w:pStyle w:val="DefinitionTerm"/>
+      </w:pPr>
+      <w:r>
+        <w:t xml:space="preserve">Objetivo</w:t>
+      </w:r>
+    </w:p>
+    <w:p>
+      <w:pPr>
+        <w:pStyle w:val="Definition"/>
+      </w:pPr>
+      <w:r>
+        <w:t xml:space="preserve">Confirmar que o bucket do Object Storage Service (OBS) utilizado</w:t>
+      </w:r>
+      <w:r>
+        <w:t xml:space="preserve"> </w:t>
+      </w:r>
+      <w:r>
+        <w:t xml:space="preserve">para o data lake da POC está criado, possui a classe de armazenamento correta</w:t>
+      </w:r>
+      <w:r>
+        <w:t xml:space="preserve"> </w:t>
+      </w:r>
+      <w:r>
+        <w:t xml:space="preserve">e é acessível com a política IAM designada.</w:t>
+      </w:r>
+    </w:p>
+    <w:p>
+      <w:pPr>
+        <w:pStyle w:val="DefinitionTerm"/>
+      </w:pPr>
+      <w:r>
+        <w:t xml:space="preserve">Pré-requisitos</w:t>
+      </w:r>
+    </w:p>
+    <w:p>
+      <w:pPr>
+        <w:numPr>
+          <w:ilvl w:val="0"/>
+          <w:numId w:val="1005"/>
+        </w:numPr>
+        <w:pStyle w:val="Compact"/>
+      </w:pPr>
+      <w:r>
+        <w:t xml:space="preserve">Nome do bucket OBS definido na configuração Terraform.</w:t>
+      </w:r>
+    </w:p>
+    <w:p>
+      <w:pPr>
+        <w:numPr>
+          <w:ilvl w:val="0"/>
+          <w:numId w:val="1005"/>
+        </w:numPr>
+        <w:pStyle w:val="Compact"/>
+      </w:pPr>
+      <w:r>
+        <w:t xml:space="preserve">Política IAM concedendo acesso de leitura/escrita ao bucket está anexada ao usuário de teste.</w:t>
+      </w:r>
+    </w:p>
+    <w:p>
+      <w:pPr>
+        <w:pStyle w:val="DefinitionTerm"/>
+      </w:pPr>
+      <w:r>
+        <w:t xml:space="preserve">Procedimento</w:t>
       </w:r>
     </w:p>
     <w:tbl>
@@ -1149,45 +2180,201 @@
               <w:jc w:val="left"/>
             </w:pPr>
             <w:r>
-              <w:t xml:space="preserve">Field</w:t>
-            </w:r>
-          </w:p>
-        </w:tc>
-        <w:tc>
-          <w:tcPr/>
-          <w:p>
-            <w:pPr>
-              <w:pStyle w:val="Compact"/>
-              <w:jc w:val="left"/>
-            </w:pPr>
-            <w:r>
-              <w:t xml:space="preserve">Description</w:t>
-            </w:r>
-          </w:p>
-        </w:tc>
-      </w:tr>
-      <w:tr>
-        <w:tc>
-          <w:tcPr/>
-          <w:p>
-            <w:pPr>
-              <w:pStyle w:val="Compact"/>
-              <w:jc w:val="left"/>
-            </w:pPr>
-            <w:r>
-              <w:t xml:space="preserve">Objetivo</w:t>
-            </w:r>
-          </w:p>
-        </w:tc>
-        <w:tc>
-          <w:tcPr/>
-          <w:p>
-            <w:pPr>
-              <w:pStyle w:val="Compact"/>
-              <w:jc w:val="left"/>
-            </w:pPr>
-            <w:r>
-              <w:t xml:space="preserve">Confirmar que o bucket do Object Storage Service (OBS) utilizado</w:t>
+              <w:t xml:space="preserve">Passo</w:t>
+            </w:r>
+          </w:p>
+        </w:tc>
+        <w:tc>
+          <w:tcPr/>
+          <w:p>
+            <w:pPr>
+              <w:pStyle w:val="Compact"/>
+              <w:jc w:val="left"/>
+            </w:pPr>
+            <w:r>
+              <w:t xml:space="preserve">Ação</w:t>
+            </w:r>
+          </w:p>
+        </w:tc>
+      </w:tr>
+      <w:tr>
+        <w:tc>
+          <w:tcPr/>
+          <w:p>
+            <w:pPr>
+              <w:pStyle w:val="Compact"/>
+              <w:jc w:val="left"/>
+            </w:pPr>
+            <w:r>
+              <w:t xml:space="preserve">1</w:t>
+            </w:r>
+          </w:p>
+        </w:tc>
+        <w:tc>
+          <w:tcPr/>
+          <w:p>
+            <w:pPr>
+              <w:pStyle w:val="Compact"/>
+              <w:jc w:val="left"/>
+            </w:pPr>
+            <w:r>
+              <w:t xml:space="preserve">Acessar o Console</w:t>
+            </w:r>
+          </w:p>
+        </w:tc>
+      </w:tr>
+      <w:tr>
+        <w:tc>
+          <w:tcPr/>
+          <w:p>
+            <w:pPr>
+              <w:pStyle w:val="Compact"/>
+              <w:jc w:val="left"/>
+            </w:pPr>
+            <w:r>
+              <w:t xml:space="preserve">2</w:t>
+            </w:r>
+          </w:p>
+        </w:tc>
+        <w:tc>
+          <w:tcPr/>
+          <w:p>
+            <w:pPr>
+              <w:pStyle w:val="Compact"/>
+              <w:jc w:val="left"/>
+            </w:pPr>
+            <w:r>
+              <w:t xml:space="preserve">Navegar em Console, Object Storage Service</w:t>
+            </w:r>
+          </w:p>
+        </w:tc>
+      </w:tr>
+      <w:tr>
+        <w:tc>
+          <w:tcPr/>
+          <w:p>
+            <w:pPr>
+              <w:pStyle w:val="Compact"/>
+              <w:jc w:val="left"/>
+            </w:pPr>
+            <w:r>
+              <w:t xml:space="preserve">3</w:t>
+            </w:r>
+          </w:p>
+        </w:tc>
+        <w:tc>
+          <w:tcPr/>
+          <w:p>
+            <w:pPr>
+              <w:pStyle w:val="Compact"/>
+              <w:jc w:val="left"/>
+            </w:pPr>
+            <w:r>
+              <w:t xml:space="preserve">Localizar o bucket (ex.: poc-datalake-raw)</w:t>
+            </w:r>
+          </w:p>
+        </w:tc>
+      </w:tr>
+      <w:tr>
+        <w:tc>
+          <w:tcPr/>
+          <w:p>
+            <w:pPr>
+              <w:pStyle w:val="Compact"/>
+              <w:jc w:val="left"/>
+            </w:pPr>
+            <w:r>
+              <w:t xml:space="preserve">4</w:t>
+            </w:r>
+          </w:p>
+        </w:tc>
+        <w:tc>
+          <w:tcPr/>
+          <w:p>
+            <w:pPr>
+              <w:pStyle w:val="Compact"/>
+              <w:jc w:val="left"/>
+            </w:pPr>
+            <w:r>
+              <w:t xml:space="preserve">Verificar se a classe de armazenamento é Standard</w:t>
+            </w:r>
+          </w:p>
+        </w:tc>
+      </w:tr>
+      <w:tr>
+        <w:tc>
+          <w:tcPr/>
+          <w:p>
+            <w:pPr>
+              <w:pStyle w:val="Compact"/>
+              <w:jc w:val="left"/>
+            </w:pPr>
+            <w:r>
+              <w:t xml:space="preserve">5</w:t>
+            </w:r>
+          </w:p>
+        </w:tc>
+        <w:tc>
+          <w:tcPr/>
+          <w:p>
+            <w:pPr>
+              <w:pStyle w:val="Compact"/>
+              <w:jc w:val="left"/>
+            </w:pPr>
+            <w:r>
+              <w:t xml:space="preserve">Carregar um arquivo de teste (test-upload.txt) no bucket</w:t>
+            </w:r>
+          </w:p>
+        </w:tc>
+      </w:tr>
+      <w:tr>
+        <w:tc>
+          <w:tcPr/>
+          <w:p>
+            <w:pPr>
+              <w:pStyle w:val="Compact"/>
+              <w:jc w:val="left"/>
+            </w:pPr>
+            <w:r>
+              <w:t xml:space="preserve">6</w:t>
+            </w:r>
+          </w:p>
+        </w:tc>
+        <w:tc>
+          <w:tcPr/>
+          <w:p>
+            <w:pPr>
+              <w:pStyle w:val="Compact"/>
+              <w:jc w:val="left"/>
+            </w:pPr>
+            <w:r>
+              <w:t xml:space="preserve">Baixar o arquivo e comparar seu conteúdo com o original</w:t>
+            </w:r>
+          </w:p>
+        </w:tc>
+      </w:tr>
+      <w:tr>
+        <w:tc>
+          <w:tcPr/>
+          <w:p>
+            <w:pPr>
+              <w:pStyle w:val="Compact"/>
+              <w:jc w:val="left"/>
+            </w:pPr>
+            <w:r>
+              <w:t xml:space="preserve">7</w:t>
+            </w:r>
+          </w:p>
+        </w:tc>
+        <w:tc>
+          <w:tcPr/>
+          <w:p>
+            <w:pPr>
+              <w:pStyle w:val="Compact"/>
+              <w:jc w:val="left"/>
+            </w:pPr>
+            <w:r>
+              <w:t xml:space="preserve">Excluir o arquivo de teste</w:t>
             </w:r>
           </w:p>
         </w:tc>
@@ -1195,54 +2382,90 @@
     </w:tbl>
     <w:p>
       <w:pPr>
-        <w:pStyle w:val="SourceCode"/>
-      </w:pPr>
-      <w:r>
-        <w:rPr>
-          <w:rStyle w:val="VerbatimChar"/>
-        </w:rPr>
-        <w:t xml:space="preserve">para o data lake da POC está criado, possui a classe de armazenamento correta</w:t>
-      </w:r>
-      <w:r>
-        <w:br/>
-      </w:r>
-      <w:r>
-        <w:rPr>
-          <w:rStyle w:val="VerbatimChar"/>
-        </w:rPr>
-        <w:t xml:space="preserve">e é acessível com a política IAM designada. |</w:t>
-      </w:r>
-    </w:p>
-    <w:p>
-      <w:pPr>
-        <w:pStyle w:val="FirstParagraph"/>
-      </w:pPr>
-      <w:r>
-        <w:t xml:space="preserve">Pré-requisitos | 1. Nome do bucket OBS definido na configuração Terraform. 2. Política IAM concedendo acesso de leitura/escrita ao bucket está anexada ao usuário de teste. |</w:t>
-      </w:r>
-      <w:r>
-        <w:br/>
-      </w:r>
-      <w:r>
-        <w:t xml:space="preserve">Procedimento | 1. Acessar o Console. 2. Navegar em Console, Object Storage Service. 3. Localizar o bucket (ex.: poc-datalake-raw). 4. Verificar se a classe de armazenamento é Standard. 5. Carregar um arquivo de teste (test-upload.txt) no bucket. 6. Baixar o arquivo e comparar seu conteúdo com o original. 7. Excluir o arquivo de teste. |</w:t>
-      </w:r>
-      <w:r>
-        <w:br/>
-      </w:r>
-      <w:r>
-        <w:t xml:space="preserve">Resultado Esperado | 1. O bucket existe com classe de armazenamento Standard. 2. O carregamento do arquivo conclui sem erro. 3. O conteúdo do arquivo baixado corresponde ao original. 4. A exclusão do arquivo é realizada com sucesso. |</w:t>
-      </w:r>
-      <w:r>
-        <w:br/>
-      </w:r>
-      <w:r>
-        <w:t xml:space="preserve">Observações | A consistência eventual do OBS pode causar um breve atraso antes que um objeto recém-carregado apareça nas listagens. |</w:t>
-      </w:r>
-      <w:r>
-        <w:br/>
-      </w:r>
-      <w:r>
-        <w:t xml:space="preserve">Resultado do Teste | Aprovado |</w:t>
+        <w:pStyle w:val="DefinitionTerm"/>
+      </w:pPr>
+      <w:r>
+        <w:t xml:space="preserve">Resultado Esperado</w:t>
+      </w:r>
+    </w:p>
+    <w:p>
+      <w:pPr>
+        <w:numPr>
+          <w:ilvl w:val="0"/>
+          <w:numId w:val="1006"/>
+        </w:numPr>
+        <w:pStyle w:val="Compact"/>
+      </w:pPr>
+      <w:r>
+        <w:t xml:space="preserve">O bucket existe com classe de armazenamento Standard.</w:t>
+      </w:r>
+    </w:p>
+    <w:p>
+      <w:pPr>
+        <w:numPr>
+          <w:ilvl w:val="0"/>
+          <w:numId w:val="1006"/>
+        </w:numPr>
+        <w:pStyle w:val="Compact"/>
+      </w:pPr>
+      <w:r>
+        <w:t xml:space="preserve">O carregamento do arquivo conclui sem erro.</w:t>
+      </w:r>
+    </w:p>
+    <w:p>
+      <w:pPr>
+        <w:numPr>
+          <w:ilvl w:val="0"/>
+          <w:numId w:val="1006"/>
+        </w:numPr>
+        <w:pStyle w:val="Compact"/>
+      </w:pPr>
+      <w:r>
+        <w:t xml:space="preserve">O conteúdo do arquivo baixado corresponde ao original.</w:t>
+      </w:r>
+    </w:p>
+    <w:p>
+      <w:pPr>
+        <w:numPr>
+          <w:ilvl w:val="0"/>
+          <w:numId w:val="1006"/>
+        </w:numPr>
+        <w:pStyle w:val="Compact"/>
+      </w:pPr>
+      <w:r>
+        <w:t xml:space="preserve">A exclusão do arquivo é realizada com sucesso.</w:t>
+      </w:r>
+    </w:p>
+    <w:p>
+      <w:pPr>
+        <w:pStyle w:val="DefinitionTerm"/>
+      </w:pPr>
+      <w:r>
+        <w:t xml:space="preserve">Resultado do Teste</w:t>
+      </w:r>
+    </w:p>
+    <w:p>
+      <w:pPr>
+        <w:pStyle w:val="Definition"/>
+      </w:pPr>
+      <w:r>
+        <w:t xml:space="preserve">Pass</w:t>
+      </w:r>
+    </w:p>
+    <w:p>
+      <w:pPr>
+        <w:pStyle w:val="DefinitionTerm"/>
+      </w:pPr>
+      <w:r>
+        <w:t xml:space="preserve">Observações</w:t>
+      </w:r>
+    </w:p>
+    <w:p>
+      <w:pPr>
+        <w:pStyle w:val="Definition"/>
+      </w:pPr>
+      <w:r>
+        <w:t xml:space="preserve">A consistência eventual do OBS pode causar um breve atraso antes que um objeto recém-carregado apareça nas listagens.</w:t>
       </w:r>
     </w:p>
     <w:p>
@@ -1260,6 +2483,831 @@
       </w:r>
       <w:r>
         <w:t xml:space="preserve">TC-003: Verificar configuração de VPC e grupo de segurança</w:t>
+      </w:r>
+    </w:p>
+    <w:p>
+      <w:pPr>
+        <w:pStyle w:val="DefinitionTerm"/>
+      </w:pPr>
+      <w:r>
+        <w:t xml:space="preserve">Objetivo</w:t>
+      </w:r>
+    </w:p>
+    <w:p>
+      <w:pPr>
+        <w:pStyle w:val="Definition"/>
+      </w:pPr>
+      <w:r>
+        <w:t xml:space="preserve">Confirmar que a VPC, a sub-rede e os grupos de segurança estão</w:t>
+      </w:r>
+      <w:r>
+        <w:t xml:space="preserve"> </w:t>
+      </w:r>
+      <w:r>
+        <w:t xml:space="preserve">configurados conforme o diagrama de arquitetura de rede, com os blocos CIDR</w:t>
+      </w:r>
+      <w:r>
+        <w:t xml:space="preserve"> </w:t>
+      </w:r>
+      <w:r>
+        <w:t xml:space="preserve">e regras de entrada/saída corretos.</w:t>
+      </w:r>
+    </w:p>
+    <w:p>
+      <w:pPr>
+        <w:pStyle w:val="DefinitionTerm"/>
+      </w:pPr>
+      <w:r>
+        <w:t xml:space="preserve">Pré-requisitos</w:t>
+      </w:r>
+    </w:p>
+    <w:p>
+      <w:pPr>
+        <w:numPr>
+          <w:ilvl w:val="0"/>
+          <w:numId w:val="1007"/>
+        </w:numPr>
+        <w:pStyle w:val="Compact"/>
+      </w:pPr>
+      <w:r>
+        <w:t xml:space="preserve">IDs da VPC e da sub-rede disponíveis na saída do Terraform.</w:t>
+      </w:r>
+    </w:p>
+    <w:p>
+      <w:pPr>
+        <w:numPr>
+          <w:ilvl w:val="0"/>
+          <w:numId w:val="1007"/>
+        </w:numPr>
+        <w:pStyle w:val="Compact"/>
+      </w:pPr>
+      <w:r>
+        <w:t xml:space="preserve">Nomes dos grupos de segurança documentados na arquitetura da solução.</w:t>
+      </w:r>
+    </w:p>
+    <w:p>
+      <w:pPr>
+        <w:pStyle w:val="DefinitionTerm"/>
+      </w:pPr>
+      <w:r>
+        <w:t xml:space="preserve">Procedimento</w:t>
+      </w:r>
+    </w:p>
+    <w:tbl>
+      <w:tblPr>
+        <w:tblStyle w:val="Table"/>
+        <w:tblW w:type="pct" w:w="5000"/>
+        <w:tblLook w:firstRow="1" w:lastRow="0" w:firstColumn="0" w:lastColumn="0" w:noHBand="0" w:noVBand="0" w:val="0020"/>
+        <w:jc w:val="start"/>
+      </w:tblPr>
+      <w:tblGrid>
+        <w:gridCol w:w="3960"/>
+        <w:gridCol w:w="3960"/>
+      </w:tblGrid>
+      <w:tr>
+        <w:trPr>
+          <w:tblHeader w:val="true"/>
+        </w:trPr>
+        <w:tc>
+          <w:tcPr/>
+          <w:p>
+            <w:pPr>
+              <w:pStyle w:val="Compact"/>
+              <w:jc w:val="left"/>
+            </w:pPr>
+            <w:r>
+              <w:t xml:space="preserve">Passo</w:t>
+            </w:r>
+          </w:p>
+        </w:tc>
+        <w:tc>
+          <w:tcPr/>
+          <w:p>
+            <w:pPr>
+              <w:pStyle w:val="Compact"/>
+              <w:jc w:val="left"/>
+            </w:pPr>
+            <w:r>
+              <w:t xml:space="preserve">Ação</w:t>
+            </w:r>
+          </w:p>
+        </w:tc>
+      </w:tr>
+      <w:tr>
+        <w:tc>
+          <w:tcPr/>
+          <w:p>
+            <w:pPr>
+              <w:pStyle w:val="Compact"/>
+              <w:jc w:val="left"/>
+            </w:pPr>
+            <w:r>
+              <w:t xml:space="preserve">1</w:t>
+            </w:r>
+          </w:p>
+        </w:tc>
+        <w:tc>
+          <w:tcPr/>
+          <w:p>
+            <w:pPr>
+              <w:pStyle w:val="Compact"/>
+              <w:jc w:val="left"/>
+            </w:pPr>
+            <w:r>
+              <w:t xml:space="preserve">Acessar o Console</w:t>
+            </w:r>
+          </w:p>
+        </w:tc>
+      </w:tr>
+      <w:tr>
+        <w:tc>
+          <w:tcPr/>
+          <w:p>
+            <w:pPr>
+              <w:pStyle w:val="Compact"/>
+              <w:jc w:val="left"/>
+            </w:pPr>
+            <w:r>
+              <w:t xml:space="preserve">2</w:t>
+            </w:r>
+          </w:p>
+        </w:tc>
+        <w:tc>
+          <w:tcPr/>
+          <w:p>
+            <w:pPr>
+              <w:pStyle w:val="Compact"/>
+              <w:jc w:val="left"/>
+            </w:pPr>
+            <w:r>
+              <w:t xml:space="preserve">Navegar em Console, Virtual Private Cloud, VPCs</w:t>
+            </w:r>
+          </w:p>
+        </w:tc>
+      </w:tr>
+      <w:tr>
+        <w:tc>
+          <w:tcPr/>
+          <w:p>
+            <w:pPr>
+              <w:pStyle w:val="Compact"/>
+              <w:jc w:val="left"/>
+            </w:pPr>
+            <w:r>
+              <w:t xml:space="preserve">3</w:t>
+            </w:r>
+          </w:p>
+        </w:tc>
+        <w:tc>
+          <w:tcPr/>
+          <w:p>
+            <w:pPr>
+              <w:pStyle w:val="Compact"/>
+              <w:jc w:val="left"/>
+            </w:pPr>
+            <w:r>
+              <w:t xml:space="preserve">Localizar a VPC (ex.: vpc-poc) e verificar se o bloco CIDR corresponde à arquitetura (ex.: 10.0.0.0/16)</w:t>
+            </w:r>
+          </w:p>
+        </w:tc>
+      </w:tr>
+      <w:tr>
+        <w:tc>
+          <w:tcPr/>
+          <w:p>
+            <w:pPr>
+              <w:pStyle w:val="Compact"/>
+              <w:jc w:val="left"/>
+            </w:pPr>
+            <w:r>
+              <w:t xml:space="preserve">4</w:t>
+            </w:r>
+          </w:p>
+        </w:tc>
+        <w:tc>
+          <w:tcPr/>
+          <w:p>
+            <w:pPr>
+              <w:pStyle w:val="Compact"/>
+              <w:jc w:val="left"/>
+            </w:pPr>
+            <w:r>
+              <w:t xml:space="preserve">Clicar na sub-rede e verificar seu CIDR (ex.: 10.0.1.0/24)</w:t>
+            </w:r>
+          </w:p>
+        </w:tc>
+      </w:tr>
+      <w:tr>
+        <w:tc>
+          <w:tcPr/>
+          <w:p>
+            <w:pPr>
+              <w:pStyle w:val="Compact"/>
+              <w:jc w:val="left"/>
+            </w:pPr>
+            <w:r>
+              <w:t xml:space="preserve">5</w:t>
+            </w:r>
+          </w:p>
+        </w:tc>
+        <w:tc>
+          <w:tcPr/>
+          <w:p>
+            <w:pPr>
+              <w:pStyle w:val="Compact"/>
+              <w:jc w:val="left"/>
+            </w:pPr>
+            <w:r>
+              <w:t xml:space="preserve">Navegar até Security Groups e verificar regras de entrada: TCP 22 da sub-rede bastion, TCP 443 do proxy corporativo</w:t>
+            </w:r>
+          </w:p>
+        </w:tc>
+      </w:tr>
+      <w:tr>
+        <w:tc>
+          <w:tcPr/>
+          <w:p>
+            <w:pPr>
+              <w:pStyle w:val="Compact"/>
+              <w:jc w:val="left"/>
+            </w:pPr>
+            <w:r>
+              <w:t xml:space="preserve">6</w:t>
+            </w:r>
+          </w:p>
+        </w:tc>
+        <w:tc>
+          <w:tcPr/>
+          <w:p>
+            <w:pPr>
+              <w:pStyle w:val="Compact"/>
+              <w:jc w:val="left"/>
+            </w:pPr>
+            <w:r>
+              <w:t xml:space="preserve">Verificar se as regras de saída permitem todo o tráfego (padrão)</w:t>
+            </w:r>
+          </w:p>
+        </w:tc>
+      </w:tr>
+    </w:tbl>
+    <w:p>
+      <w:pPr>
+        <w:pStyle w:val="DefinitionTerm"/>
+      </w:pPr>
+      <w:r>
+        <w:t xml:space="preserve">Resultado Esperado</w:t>
+      </w:r>
+    </w:p>
+    <w:p>
+      <w:pPr>
+        <w:numPr>
+          <w:ilvl w:val="0"/>
+          <w:numId w:val="1008"/>
+        </w:numPr>
+        <w:pStyle w:val="Compact"/>
+      </w:pPr>
+      <w:r>
+        <w:t xml:space="preserve">CIDR da VPC é 10.0.0.0/16.</w:t>
+      </w:r>
+    </w:p>
+    <w:p>
+      <w:pPr>
+        <w:numPr>
+          <w:ilvl w:val="0"/>
+          <w:numId w:val="1008"/>
+        </w:numPr>
+        <w:pStyle w:val="Compact"/>
+      </w:pPr>
+      <w:r>
+        <w:t xml:space="preserve">CIDR da sub-rede é 10.0.1.0/24.</w:t>
+      </w:r>
+    </w:p>
+    <w:p>
+      <w:pPr>
+        <w:numPr>
+          <w:ilvl w:val="0"/>
+          <w:numId w:val="1008"/>
+        </w:numPr>
+        <w:pStyle w:val="Compact"/>
+      </w:pPr>
+      <w:r>
+        <w:t xml:space="preserve">Regras de entrada correspondem à arquitetura: TCP 22 e TCP 443 das origens especificadas.</w:t>
+      </w:r>
+    </w:p>
+    <w:p>
+      <w:pPr>
+        <w:numPr>
+          <w:ilvl w:val="0"/>
+          <w:numId w:val="1008"/>
+        </w:numPr>
+        <w:pStyle w:val="Compact"/>
+      </w:pPr>
+      <w:r>
+        <w:t xml:space="preserve">Saída permite todo o tráfego.</w:t>
+      </w:r>
+    </w:p>
+    <w:p>
+      <w:pPr>
+        <w:pStyle w:val="DefinitionTerm"/>
+      </w:pPr>
+      <w:r>
+        <w:t xml:space="preserve">Resultado do Teste</w:t>
+      </w:r>
+    </w:p>
+    <w:p>
+      <w:pPr>
+        <w:pStyle w:val="Definition"/>
+      </w:pPr>
+      <w:r>
+        <w:t xml:space="preserve">Pass</w:t>
+      </w:r>
+    </w:p>
+    <w:p>
+      <w:pPr>
+        <w:pStyle w:val="DefinitionTerm"/>
+      </w:pPr>
+      <w:r>
+        <w:t xml:space="preserve">Observações</w:t>
+      </w:r>
+    </w:p>
+    <w:p>
+      <w:pPr>
+        <w:pStyle w:val="Definition"/>
+      </w:pPr>
+      <w:r>
+        <w:t xml:space="preserve">Se o grupo de segurança possuir regras adicionais além da especificação da arquitetura, documentá-las no campo de Observações.</w:t>
+      </w:r>
+    </w:p>
+    <w:p>
+      <w:r>
+        <w:br w:type="page"/>
+      </w:r>
+    </w:p>
+    <w:p>
+      <w:pPr>
+        <w:pStyle w:val="Heading1"/>
+        <w:pBdr>
+          <w:bottom w:val="single" w:sz="12" w:space="2" w:color="C7000B"/>
+        </w:pBdr>
+        <w:tabs>
+          <w:tab w:val="right" w:pos="9638"/>
+        </w:tabs>
+      </w:pPr>
+      <w:bookmarkStart w:id="106" w:name="engenharia-de-dados"/>
+      <w:r>
+        <w:rPr>
+          <w:sz w:val="112"/>
+          <w:szCs w:val="112"/>
+        </w:rPr>
+        <w:t xml:space="preserve">3</w:t>
+      </w:r>
+      <w:r>
+        <w:tab/>
+      </w:r>
+      <w:r>
+        <w:t xml:space="preserve">Engenharia de Dados</w:t>
+      </w:r>
+      <w:bookmarkEnd w:id="106"/>
+    </w:p>
+    <w:p>
+      <w:pPr>
+        <w:pStyle w:val="Heading2"/>
+      </w:pPr>
+      <w:r>
+        <w:rPr>
+          <w:rStyle w:val="SectionNumber"/>
+        </w:rPr>
+        <w:t xml:space="preserve">0.4</w:t>
+      </w:r>
+      <w:r>
+        <w:tab/>
+      </w:r>
+      <w:r>
+        <w:t xml:space="preserve">TC-004: Verificar criação do workspace do DataArts Studio</w:t>
+      </w:r>
+    </w:p>
+    <w:p>
+      <w:pPr>
+        <w:pStyle w:val="DefinitionTerm"/>
+      </w:pPr>
+      <w:r>
+        <w:t xml:space="preserve">Objetivo</w:t>
+      </w:r>
+    </w:p>
+    <w:p>
+      <w:pPr>
+        <w:pStyle w:val="Definition"/>
+      </w:pPr>
+      <w:r>
+        <w:t xml:space="preserve">Confirmar que a instância do DataArts Studio (Dayu) está</w:t>
+      </w:r>
+      <w:r>
+        <w:t xml:space="preserve"> </w:t>
+      </w:r>
+      <w:r>
+        <w:t xml:space="preserve">provisionada, o workspace está acessível e os usuários IAM designados</w:t>
+      </w:r>
+      <w:r>
+        <w:t xml:space="preserve"> </w:t>
+      </w:r>
+      <w:r>
+        <w:t xml:space="preserve">conseguem acessar com a função Dayu_User.</w:t>
+      </w:r>
+    </w:p>
+    <w:p>
+      <w:pPr>
+        <w:pStyle w:val="DefinitionTerm"/>
+      </w:pPr>
+      <w:r>
+        <w:t xml:space="preserve">Pré-requisitos</w:t>
+      </w:r>
+    </w:p>
+    <w:p>
+      <w:pPr>
+        <w:numPr>
+          <w:ilvl w:val="0"/>
+          <w:numId w:val="1009"/>
+        </w:numPr>
+        <w:pStyle w:val="Compact"/>
+      </w:pPr>
+      <w:r>
+        <w:t xml:space="preserve">Instância do DataArts Studio provisionada e com status Executando.</w:t>
+      </w:r>
+    </w:p>
+    <w:p>
+      <w:pPr>
+        <w:numPr>
+          <w:ilvl w:val="0"/>
+          <w:numId w:val="1009"/>
+        </w:numPr>
+        <w:pStyle w:val="Compact"/>
+      </w:pPr>
+      <w:r>
+        <w:t xml:space="preserve">Usuário IAM de teste possui a função Dayu_User atribuída.</w:t>
+      </w:r>
+    </w:p>
+    <w:p>
+      <w:pPr>
+        <w:pStyle w:val="DefinitionTerm"/>
+      </w:pPr>
+      <w:r>
+        <w:t xml:space="preserve">Procedimento</w:t>
+      </w:r>
+    </w:p>
+    <w:tbl>
+      <w:tblPr>
+        <w:tblStyle w:val="Table"/>
+        <w:tblW w:type="pct" w:w="5000"/>
+        <w:tblLook w:firstRow="1" w:lastRow="0" w:firstColumn="0" w:lastColumn="0" w:noHBand="0" w:noVBand="0" w:val="0020"/>
+        <w:jc w:val="start"/>
+      </w:tblPr>
+      <w:tblGrid>
+        <w:gridCol w:w="3960"/>
+        <w:gridCol w:w="3960"/>
+      </w:tblGrid>
+      <w:tr>
+        <w:trPr>
+          <w:tblHeader w:val="true"/>
+        </w:trPr>
+        <w:tc>
+          <w:tcPr/>
+          <w:p>
+            <w:pPr>
+              <w:pStyle w:val="Compact"/>
+              <w:jc w:val="left"/>
+            </w:pPr>
+            <w:r>
+              <w:t xml:space="preserve">Passo</w:t>
+            </w:r>
+          </w:p>
+        </w:tc>
+        <w:tc>
+          <w:tcPr/>
+          <w:p>
+            <w:pPr>
+              <w:pStyle w:val="Compact"/>
+              <w:jc w:val="left"/>
+            </w:pPr>
+            <w:r>
+              <w:t xml:space="preserve">Ação</w:t>
+            </w:r>
+          </w:p>
+        </w:tc>
+      </w:tr>
+      <w:tr>
+        <w:tc>
+          <w:tcPr/>
+          <w:p>
+            <w:pPr>
+              <w:pStyle w:val="Compact"/>
+              <w:jc w:val="left"/>
+            </w:pPr>
+            <w:r>
+              <w:t xml:space="preserve">1</w:t>
+            </w:r>
+          </w:p>
+        </w:tc>
+        <w:tc>
+          <w:tcPr/>
+          <w:p>
+            <w:pPr>
+              <w:pStyle w:val="Compact"/>
+              <w:jc w:val="left"/>
+            </w:pPr>
+            <w:r>
+              <w:t xml:space="preserve">Acessar o Console com o usuário IAM de teste</w:t>
+            </w:r>
+          </w:p>
+        </w:tc>
+      </w:tr>
+      <w:tr>
+        <w:tc>
+          <w:tcPr/>
+          <w:p>
+            <w:pPr>
+              <w:pStyle w:val="Compact"/>
+              <w:jc w:val="left"/>
+            </w:pPr>
+            <w:r>
+              <w:t xml:space="preserve">2</w:t>
+            </w:r>
+          </w:p>
+        </w:tc>
+        <w:tc>
+          <w:tcPr/>
+          <w:p>
+            <w:pPr>
+              <w:pStyle w:val="Compact"/>
+              <w:jc w:val="left"/>
+            </w:pPr>
+            <w:r>
+              <w:t xml:space="preserve">Navegar em Console, DataArts Studio, Workspaces</w:t>
+            </w:r>
+          </w:p>
+        </w:tc>
+      </w:tr>
+      <w:tr>
+        <w:tc>
+          <w:tcPr/>
+          <w:p>
+            <w:pPr>
+              <w:pStyle w:val="Compact"/>
+              <w:jc w:val="left"/>
+            </w:pPr>
+            <w:r>
+              <w:t xml:space="preserve">3</w:t>
+            </w:r>
+          </w:p>
+        </w:tc>
+        <w:tc>
+          <w:tcPr/>
+          <w:p>
+            <w:pPr>
+              <w:pStyle w:val="Compact"/>
+              <w:jc w:val="left"/>
+            </w:pPr>
+            <w:r>
+              <w:t xml:space="preserve">Localizar o workspace (ex.: poc-workspace)</w:t>
+            </w:r>
+          </w:p>
+        </w:tc>
+      </w:tr>
+      <w:tr>
+        <w:tc>
+          <w:tcPr/>
+          <w:p>
+            <w:pPr>
+              <w:pStyle w:val="Compact"/>
+              <w:jc w:val="left"/>
+            </w:pPr>
+            <w:r>
+              <w:t xml:space="preserve">4</w:t>
+            </w:r>
+          </w:p>
+        </w:tc>
+        <w:tc>
+          <w:tcPr/>
+          <w:p>
+            <w:pPr>
+              <w:pStyle w:val="Compact"/>
+              <w:jc w:val="left"/>
+            </w:pPr>
+            <w:r>
+              <w:t xml:space="preserve">Clicar em Acessar Workspace para abrir o console do DataArts Studio</w:t>
+            </w:r>
+          </w:p>
+        </w:tc>
+      </w:tr>
+      <w:tr>
+        <w:tc>
+          <w:tcPr/>
+          <w:p>
+            <w:pPr>
+              <w:pStyle w:val="Compact"/>
+              <w:jc w:val="left"/>
+            </w:pPr>
+            <w:r>
+              <w:t xml:space="preserve">5</w:t>
+            </w:r>
+          </w:p>
+        </w:tc>
+        <w:tc>
+          <w:tcPr/>
+          <w:p>
+            <w:pPr>
+              <w:pStyle w:val="Compact"/>
+              <w:jc w:val="left"/>
+            </w:pPr>
+            <w:r>
+              <w:t xml:space="preserve">Verificar se o painel de navegação à esquerda carrega com os módulos esperados: Integração de Dados, Desenvolvimento de Dados, Arquitetura de Dados</w:t>
+            </w:r>
+          </w:p>
+        </w:tc>
+      </w:tr>
+    </w:tbl>
+    <w:p>
+      <w:pPr>
+        <w:pStyle w:val="DefinitionTerm"/>
+      </w:pPr>
+      <w:r>
+        <w:t xml:space="preserve">Resultado Esperado</w:t>
+      </w:r>
+    </w:p>
+    <w:p>
+      <w:pPr>
+        <w:numPr>
+          <w:ilvl w:val="0"/>
+          <w:numId w:val="1010"/>
+        </w:numPr>
+        <w:pStyle w:val="Compact"/>
+      </w:pPr>
+      <w:r>
+        <w:t xml:space="preserve">O workspace está listado e acessível.</w:t>
+      </w:r>
+    </w:p>
+    <w:p>
+      <w:pPr>
+        <w:numPr>
+          <w:ilvl w:val="0"/>
+          <w:numId w:val="1010"/>
+        </w:numPr>
+        <w:pStyle w:val="Compact"/>
+      </w:pPr>
+      <w:r>
+        <w:t xml:space="preserve">O console do DataArts Studio abre sem erros.</w:t>
+      </w:r>
+    </w:p>
+    <w:p>
+      <w:pPr>
+        <w:numPr>
+          <w:ilvl w:val="0"/>
+          <w:numId w:val="1010"/>
+        </w:numPr>
+        <w:pStyle w:val="Compact"/>
+      </w:pPr>
+      <w:r>
+        <w:t xml:space="preserve">Todos os três módulos (Integração de Dados, Desenvolvimento de Dados, Arquitetura de Dados) estão visíveis na navegação.</w:t>
+      </w:r>
+    </w:p>
+    <w:p>
+      <w:pPr>
+        <w:pStyle w:val="DefinitionTerm"/>
+      </w:pPr>
+      <w:r>
+        <w:t xml:space="preserve">Resultado do Teste</w:t>
+      </w:r>
+    </w:p>
+    <w:p>
+      <w:pPr>
+        <w:pStyle w:val="Definition"/>
+      </w:pPr>
+      <w:r>
+        <w:t xml:space="preserve">Pass</w:t>
+      </w:r>
+    </w:p>
+    <w:p>
+      <w:pPr>
+        <w:pStyle w:val="DefinitionTerm"/>
+      </w:pPr>
+      <w:r>
+        <w:t xml:space="preserve">Observações</w:t>
+      </w:r>
+    </w:p>
+    <w:p>
+      <w:pPr>
+        <w:pStyle w:val="Definition"/>
+      </w:pPr>
+      <w:r>
+        <w:t xml:space="preserve">Se o workspace falhar ao carregar, verificar o status da instância Dayu e a atribuição da função IAM.</w:t>
+      </w:r>
+    </w:p>
+    <w:p>
+      <w:pPr>
+        <w:pStyle w:val="Heading2"/>
+      </w:pPr>
+      <w:r>
+        <w:rPr>
+          <w:rStyle w:val="SectionNumber"/>
+        </w:rPr>
+        <w:t xml:space="preserve">0.5</w:t>
+      </w:r>
+      <w:r>
+        <w:tab/>
+      </w:r>
+      <w:r>
+        <w:t xml:space="preserve">TC-005: Verificar execução do pipeline de ingestão de dados</w:t>
+      </w:r>
+    </w:p>
+    <w:p>
+      <w:pPr>
+        <w:pStyle w:val="DefinitionTerm"/>
+      </w:pPr>
+      <w:r>
+        <w:t xml:space="preserve">Objetivo</w:t>
+      </w:r>
+    </w:p>
+    <w:p>
+      <w:pPr>
+        <w:pStyle w:val="Definition"/>
+      </w:pPr>
+      <w:r>
+        <w:t xml:space="preserve">Confirmar que um pipeline em lote do DataArts Studio consegue</w:t>
+      </w:r>
+      <w:r>
+        <w:t xml:space="preserve"> </w:t>
+      </w:r>
+      <w:r>
+        <w:t xml:space="preserve">ingerir dados CSV do OBS, aplicar uma transformação básica</w:t>
+      </w:r>
+      <w:r>
+        <w:t xml:space="preserve"> </w:t>
+      </w:r>
+      <w:r>
+        <w:t xml:space="preserve">e gravar o resultado no caminho OBS de destino.</w:t>
+      </w:r>
+    </w:p>
+    <w:p>
+      <w:pPr>
+        <w:pStyle w:val="DefinitionTerm"/>
+      </w:pPr>
+      <w:r>
+        <w:t xml:space="preserve">Pré-requisitos</w:t>
+      </w:r>
+    </w:p>
+    <w:p>
+      <w:pPr>
+        <w:numPr>
+          <w:ilvl w:val="0"/>
+          <w:numId w:val="1011"/>
+        </w:numPr>
+        <w:pStyle w:val="Compact"/>
+      </w:pPr>
+      <w:r>
+        <w:t xml:space="preserve">TC-004 concluído (workspace do DataArts Studio acessível).</w:t>
+      </w:r>
+    </w:p>
+    <w:p>
+      <w:pPr>
+        <w:numPr>
+          <w:ilvl w:val="0"/>
+          <w:numId w:val="1011"/>
+        </w:numPr>
+        <w:pStyle w:val="Compact"/>
+      </w:pPr>
+      <w:r>
+        <w:t xml:space="preserve">Arquivo CSV de origem (customers.csv) existe no bucket OBS raw.</w:t>
+      </w:r>
+    </w:p>
+    <w:p>
+      <w:pPr>
+        <w:numPr>
+          <w:ilvl w:val="0"/>
+          <w:numId w:val="1011"/>
+        </w:numPr>
+        <w:pStyle w:val="Compact"/>
+      </w:pPr>
+      <w:r>
+        <w:t xml:space="preserve">Caminho OBS de destino (poc-datalake-curated/customers/) está configurado.</w:t>
+      </w:r>
+    </w:p>
+    <w:p>
+      <w:pPr>
+        <w:numPr>
+          <w:ilvl w:val="0"/>
+          <w:numId w:val="1011"/>
+        </w:numPr>
+        <w:pStyle w:val="Compact"/>
+      </w:pPr>
+      <w:r>
+        <w:t xml:space="preserve">Pipeline pl-ingest-customers está publicado no DataArts Studio.</w:t>
+      </w:r>
+    </w:p>
+    <w:p>
+      <w:pPr>
+        <w:pStyle w:val="DefinitionTerm"/>
+      </w:pPr>
+      <w:r>
+        <w:t xml:space="preserve">Procedimento</w:t>
       </w:r>
     </w:p>
     <w:tbl>
@@ -1285,45 +3333,175 @@
               <w:jc w:val="left"/>
             </w:pPr>
             <w:r>
-              <w:t xml:space="preserve">Field</w:t>
-            </w:r>
-          </w:p>
-        </w:tc>
-        <w:tc>
-          <w:tcPr/>
-          <w:p>
-            <w:pPr>
-              <w:pStyle w:val="Compact"/>
-              <w:jc w:val="left"/>
-            </w:pPr>
-            <w:r>
-              <w:t xml:space="preserve">Description</w:t>
-            </w:r>
-          </w:p>
-        </w:tc>
-      </w:tr>
-      <w:tr>
-        <w:tc>
-          <w:tcPr/>
-          <w:p>
-            <w:pPr>
-              <w:pStyle w:val="Compact"/>
-              <w:jc w:val="left"/>
-            </w:pPr>
-            <w:r>
-              <w:t xml:space="preserve">Objetivo</w:t>
-            </w:r>
-          </w:p>
-        </w:tc>
-        <w:tc>
-          <w:tcPr/>
-          <w:p>
-            <w:pPr>
-              <w:pStyle w:val="Compact"/>
-              <w:jc w:val="left"/>
-            </w:pPr>
-            <w:r>
-              <w:t xml:space="preserve">Confirmar que a VPC, a sub-rede e os grupos de segurança estão</w:t>
+              <w:t xml:space="preserve">Passo</w:t>
+            </w:r>
+          </w:p>
+        </w:tc>
+        <w:tc>
+          <w:tcPr/>
+          <w:p>
+            <w:pPr>
+              <w:pStyle w:val="Compact"/>
+              <w:jc w:val="left"/>
+            </w:pPr>
+            <w:r>
+              <w:t xml:space="preserve">Ação</w:t>
+            </w:r>
+          </w:p>
+        </w:tc>
+      </w:tr>
+      <w:tr>
+        <w:tc>
+          <w:tcPr/>
+          <w:p>
+            <w:pPr>
+              <w:pStyle w:val="Compact"/>
+              <w:jc w:val="left"/>
+            </w:pPr>
+            <w:r>
+              <w:t xml:space="preserve">1</w:t>
+            </w:r>
+          </w:p>
+        </w:tc>
+        <w:tc>
+          <w:tcPr/>
+          <w:p>
+            <w:pPr>
+              <w:pStyle w:val="Compact"/>
+              <w:jc w:val="left"/>
+            </w:pPr>
+            <w:r>
+              <w:t xml:space="preserve">Navegar até Desenvolvimento de Dados no DataArts Studio</w:t>
+            </w:r>
+          </w:p>
+        </w:tc>
+      </w:tr>
+      <w:tr>
+        <w:tc>
+          <w:tcPr/>
+          <w:p>
+            <w:pPr>
+              <w:pStyle w:val="Compact"/>
+              <w:jc w:val="left"/>
+            </w:pPr>
+            <w:r>
+              <w:t xml:space="preserve">2</w:t>
+            </w:r>
+          </w:p>
+        </w:tc>
+        <w:tc>
+          <w:tcPr/>
+          <w:p>
+            <w:pPr>
+              <w:pStyle w:val="Compact"/>
+              <w:jc w:val="left"/>
+            </w:pPr>
+            <w:r>
+              <w:t xml:space="preserve">Localizar pipeline pl-ingest-customers</w:t>
+            </w:r>
+          </w:p>
+        </w:tc>
+      </w:tr>
+      <w:tr>
+        <w:tc>
+          <w:tcPr/>
+          <w:p>
+            <w:pPr>
+              <w:pStyle w:val="Compact"/>
+              <w:jc w:val="left"/>
+            </w:pPr>
+            <w:r>
+              <w:t xml:space="preserve">3</w:t>
+            </w:r>
+          </w:p>
+        </w:tc>
+        <w:tc>
+          <w:tcPr/>
+          <w:p>
+            <w:pPr>
+              <w:pStyle w:val="Compact"/>
+              <w:jc w:val="left"/>
+            </w:pPr>
+            <w:r>
+              <w:t xml:space="preserve">Clicar em Executar para iniciar o pipeline</w:t>
+            </w:r>
+          </w:p>
+        </w:tc>
+      </w:tr>
+      <w:tr>
+        <w:tc>
+          <w:tcPr/>
+          <w:p>
+            <w:pPr>
+              <w:pStyle w:val="Compact"/>
+              <w:jc w:val="left"/>
+            </w:pPr>
+            <w:r>
+              <w:t xml:space="preserve">4</w:t>
+            </w:r>
+          </w:p>
+        </w:tc>
+        <w:tc>
+          <w:tcPr/>
+          <w:p>
+            <w:pPr>
+              <w:pStyle w:val="Compact"/>
+              <w:jc w:val="left"/>
+            </w:pPr>
+            <w:r>
+              <w:t xml:space="preserve">Aguardar status do pipeline (timeout: 10 min)</w:t>
+            </w:r>
+          </w:p>
+        </w:tc>
+      </w:tr>
+      <w:tr>
+        <w:tc>
+          <w:tcPr/>
+          <w:p>
+            <w:pPr>
+              <w:pStyle w:val="Compact"/>
+              <w:jc w:val="left"/>
+            </w:pPr>
+            <w:r>
+              <w:t xml:space="preserve">5</w:t>
+            </w:r>
+          </w:p>
+        </w:tc>
+        <w:tc>
+          <w:tcPr/>
+          <w:p>
+            <w:pPr>
+              <w:pStyle w:val="Compact"/>
+              <w:jc w:val="left"/>
+            </w:pPr>
+            <w:r>
+              <w:t xml:space="preserve">Verificar arquivo de saída no OBS</w:t>
+            </w:r>
+          </w:p>
+        </w:tc>
+      </w:tr>
+      <w:tr>
+        <w:tc>
+          <w:tcPr/>
+          <w:p>
+            <w:pPr>
+              <w:pStyle w:val="Compact"/>
+              <w:jc w:val="left"/>
+            </w:pPr>
+            <w:r>
+              <w:t xml:space="preserve">6</w:t>
+            </w:r>
+          </w:p>
+        </w:tc>
+        <w:tc>
+          <w:tcPr/>
+          <w:p>
+            <w:pPr>
+              <w:pStyle w:val="Compact"/>
+              <w:jc w:val="left"/>
+            </w:pPr>
+            <w:r>
+              <w:t xml:space="preserve">Baixar e verificar contagem de linhas</w:t>
             </w:r>
           </w:p>
         </w:tc>
@@ -1331,54 +3509,422 @@
     </w:tbl>
     <w:p>
       <w:pPr>
-        <w:pStyle w:val="SourceCode"/>
+        <w:pStyle w:val="DefinitionTerm"/>
+      </w:pPr>
+      <w:r>
+        <w:t xml:space="preserve">Resultado Esperado</w:t>
+      </w:r>
+    </w:p>
+    <w:p>
+      <w:pPr>
+        <w:numPr>
+          <w:ilvl w:val="0"/>
+          <w:numId w:val="1012"/>
+        </w:numPr>
+        <w:pStyle w:val="Compact"/>
+      </w:pPr>
+      <w:r>
+        <w:t xml:space="preserve">A execução do pipeline conclui com status Sucesso.</w:t>
+      </w:r>
+    </w:p>
+    <w:p>
+      <w:pPr>
+        <w:numPr>
+          <w:ilvl w:val="0"/>
+          <w:numId w:val="1012"/>
+        </w:numPr>
+        <w:pStyle w:val="Compact"/>
+      </w:pPr>
+      <w:r>
+        <w:t xml:space="preserve">O arquivo de saída é criado no caminho OBS de destino.</w:t>
+      </w:r>
+    </w:p>
+    <w:p>
+      <w:pPr>
+        <w:numPr>
+          <w:ilvl w:val="0"/>
+          <w:numId w:val="1012"/>
+        </w:numPr>
+        <w:pStyle w:val="Compact"/>
+      </w:pPr>
+      <w:r>
+        <w:t xml:space="preserve">A contagem de linhas do arquivo de saída corresponde ao arquivo de origem.</w:t>
+      </w:r>
+    </w:p>
+    <w:p>
+      <w:pPr>
+        <w:pStyle w:val="DefinitionTerm"/>
+      </w:pPr>
+      <w:r>
+        <w:t xml:space="preserve">Resultado do Teste</w:t>
+      </w:r>
+    </w:p>
+    <w:p>
+      <w:pPr>
+        <w:pStyle w:val="Definition"/>
+      </w:pPr>
+      <w:r>
+        <w:t xml:space="preserve">Pass</w:t>
+      </w:r>
+    </w:p>
+    <w:p>
+      <w:pPr>
+        <w:pStyle w:val="DefinitionTerm"/>
+      </w:pPr>
+      <w:r>
+        <w:t xml:space="preserve">Observações</w:t>
+      </w:r>
+    </w:p>
+    <w:p>
+      <w:pPr>
+        <w:pStyle w:val="Definition"/>
+      </w:pPr>
+      <w:r>
+        <w:t xml:space="preserve">O tempo de execução do pipeline varia conforme o volume de dados. Para a POC, o arquivo de origem contém aproximadamente 10.000 linhas.</w:t>
+      </w:r>
+    </w:p>
+    <w:p>
+      <w:pPr>
+        <w:pStyle w:val="Heading2"/>
       </w:pPr>
       <w:r>
         <w:rPr>
-          <w:rStyle w:val="VerbatimChar"/>
+          <w:rStyle w:val="SectionNumber"/>
         </w:rPr>
-        <w:t xml:space="preserve">configurados conforme o diagrama de arquitetura de rede, com os blocos CIDR</w:t>
-      </w:r>
-      <w:r>
-        <w:br/>
-      </w:r>
-      <w:r>
-        <w:rPr>
-          <w:rStyle w:val="VerbatimChar"/>
-        </w:rPr>
-        <w:t xml:space="preserve">e regras de entrada/saída corretos. |</w:t>
-      </w:r>
-    </w:p>
-    <w:p>
-      <w:pPr>
-        <w:pStyle w:val="FirstParagraph"/>
-      </w:pPr>
-      <w:r>
-        <w:t xml:space="preserve">Pré-requisitos | 1. IDs da VPC e da sub-rede disponíveis na saída do Terraform. 2. Nomes dos grupos de segurança documentados na arquitetura da solução. |</w:t>
-      </w:r>
-      <w:r>
-        <w:br/>
-      </w:r>
-      <w:r>
-        <w:t xml:space="preserve">Procedimento | 1. Acessar o Console. 2. Navegar em Console, Virtual Private Cloud, VPCs. 3. Localizar a VPC (ex.: vpc-poc) e verificar se o bloco CIDR corresponde à arquitetura (ex.: 10.0.0.0/16). 4. Clicar na sub-rede e verificar seu CIDR (ex.: 10.0.1.0/24). 5. Navegar até Security Groups e verificar regras de entrada: TCP 22 da sub-rede bastion, TCP 443 do proxy corporativo. 6. Verificar se as regras de saída permitem todo o tráfego (padrão). |</w:t>
-      </w:r>
-      <w:r>
-        <w:br/>
-      </w:r>
-      <w:r>
-        <w:t xml:space="preserve">Resultado Esperado | 1. CIDR da VPC é 10.0.0.0/16. 2. CIDR da sub-rede é 10.0.1.0/24. 3. Regras de entrada correspondem à arquitetura: TCP 22 e TCP 443 das origens especificadas. 4. Saída permite todo o tráfego. |</w:t>
-      </w:r>
-      <w:r>
-        <w:br/>
-      </w:r>
-      <w:r>
-        <w:t xml:space="preserve">Observações | Se o grupo de segurança possuir regras adicionais além da especificação da arquitetura, documentá-las no campo de Observações. |</w:t>
-      </w:r>
-      <w:r>
-        <w:br/>
-      </w:r>
-      <w:r>
-        <w:t xml:space="preserve">Resultado do Teste | Aprovado |</w:t>
+        <w:t xml:space="preserve">0.6</w:t>
+      </w:r>
+      <w:r>
+        <w:tab/>
+      </w:r>
+      <w:r>
+        <w:t xml:space="preserve">TC-006: Verificar consulta Spark SQL no cluster MRS</w:t>
+      </w:r>
+    </w:p>
+    <w:p>
+      <w:pPr>
+        <w:pStyle w:val="DefinitionTerm"/>
+      </w:pPr>
+      <w:r>
+        <w:t xml:space="preserve">Objetivo</w:t>
+      </w:r>
+    </w:p>
+    <w:p>
+      <w:pPr>
+        <w:pStyle w:val="Definition"/>
+      </w:pPr>
+      <w:r>
+        <w:t xml:space="preserve">Confirmar que uma consulta Spark SQL pode ser executada no</w:t>
+      </w:r>
+      <w:r>
+        <w:t xml:space="preserve"> </w:t>
+      </w:r>
+      <w:r>
+        <w:t xml:space="preserve">cluster MRS para ler dados de uma tabela Hive e retornar resultados</w:t>
+      </w:r>
+      <w:r>
+        <w:t xml:space="preserve"> </w:t>
+      </w:r>
+      <w:r>
+        <w:t xml:space="preserve">corretos, validando a integração entre o MRS e o data lake.</w:t>
+      </w:r>
+    </w:p>
+    <w:p>
+      <w:pPr>
+        <w:pStyle w:val="DefinitionTerm"/>
+      </w:pPr>
+      <w:r>
+        <w:t xml:space="preserve">Pré-requisitos</w:t>
+      </w:r>
+    </w:p>
+    <w:p>
+      <w:pPr>
+        <w:numPr>
+          <w:ilvl w:val="0"/>
+          <w:numId w:val="1013"/>
+        </w:numPr>
+        <w:pStyle w:val="Compact"/>
+      </w:pPr>
+      <w:r>
+        <w:t xml:space="preserve">TC-001 concluído (cluster MRS saudável).</w:t>
+      </w:r>
+    </w:p>
+    <w:p>
+      <w:pPr>
+        <w:numPr>
+          <w:ilvl w:val="0"/>
+          <w:numId w:val="1013"/>
+        </w:numPr>
+        <w:pStyle w:val="Compact"/>
+      </w:pPr>
+      <w:r>
+        <w:t xml:space="preserve">Tabela Hive poc_db.customers existe e contém dados carregados pelo pipeline de ingestão.</w:t>
+      </w:r>
+    </w:p>
+    <w:p>
+      <w:pPr>
+        <w:numPr>
+          <w:ilvl w:val="0"/>
+          <w:numId w:val="1013"/>
+        </w:numPr>
+        <w:pStyle w:val="Compact"/>
+      </w:pPr>
+      <w:r>
+        <w:t xml:space="preserve">Acesso SSH ao nó master do MRS configurado.</w:t>
+      </w:r>
+    </w:p>
+    <w:p>
+      <w:pPr>
+        <w:pStyle w:val="DefinitionTerm"/>
+      </w:pPr>
+      <w:r>
+        <w:t xml:space="preserve">Procedimento</w:t>
+      </w:r>
+    </w:p>
+    <w:tbl>
+      <w:tblPr>
+        <w:tblStyle w:val="Table"/>
+        <w:tblW w:type="pct" w:w="5000"/>
+        <w:tblLook w:firstRow="1" w:lastRow="0" w:firstColumn="0" w:lastColumn="0" w:noHBand="0" w:noVBand="0" w:val="0020"/>
+        <w:jc w:val="start"/>
+      </w:tblPr>
+      <w:tblGrid>
+        <w:gridCol w:w="3960"/>
+        <w:gridCol w:w="3960"/>
+      </w:tblGrid>
+      <w:tr>
+        <w:trPr>
+          <w:tblHeader w:val="true"/>
+        </w:trPr>
+        <w:tc>
+          <w:tcPr/>
+          <w:p>
+            <w:pPr>
+              <w:pStyle w:val="Compact"/>
+              <w:jc w:val="left"/>
+            </w:pPr>
+            <w:r>
+              <w:t xml:space="preserve">Passo</w:t>
+            </w:r>
+          </w:p>
+        </w:tc>
+        <w:tc>
+          <w:tcPr/>
+          <w:p>
+            <w:pPr>
+              <w:pStyle w:val="Compact"/>
+              <w:jc w:val="left"/>
+            </w:pPr>
+            <w:r>
+              <w:t xml:space="preserve">Ação</w:t>
+            </w:r>
+          </w:p>
+        </w:tc>
+      </w:tr>
+      <w:tr>
+        <w:tc>
+          <w:tcPr/>
+          <w:p>
+            <w:pPr>
+              <w:pStyle w:val="Compact"/>
+              <w:jc w:val="left"/>
+            </w:pPr>
+            <w:r>
+              <w:t xml:space="preserve">1</w:t>
+            </w:r>
+          </w:p>
+        </w:tc>
+        <w:tc>
+          <w:tcPr/>
+          <w:p>
+            <w:pPr>
+              <w:pStyle w:val="Compact"/>
+              <w:jc w:val="left"/>
+            </w:pPr>
+            <w:r>
+              <w:t xml:space="preserve">Acessar o nó master do MRS via SSH</w:t>
+            </w:r>
+          </w:p>
+        </w:tc>
+      </w:tr>
+      <w:tr>
+        <w:tc>
+          <w:tcPr/>
+          <w:p>
+            <w:pPr>
+              <w:pStyle w:val="Compact"/>
+              <w:jc w:val="left"/>
+            </w:pPr>
+            <w:r>
+              <w:t xml:space="preserve">2</w:t>
+            </w:r>
+          </w:p>
+        </w:tc>
+        <w:tc>
+          <w:tcPr/>
+          <w:p>
+            <w:pPr>
+              <w:pStyle w:val="Compact"/>
+              <w:jc w:val="left"/>
+            </w:pPr>
+            <w:r>
+              <w:t xml:space="preserve">Executar a CLI do Spark SQL: spark-sql –master yarn -{}-conf spark.sql.hive.convertMetastoreOrc=true -e “SELECT COUNT(*) FROM poc_db.customers;”</w:t>
+            </w:r>
+          </w:p>
+        </w:tc>
+      </w:tr>
+      <w:tr>
+        <w:tc>
+          <w:tcPr/>
+          <w:p>
+            <w:pPr>
+              <w:pStyle w:val="Compact"/>
+              <w:jc w:val="left"/>
+            </w:pPr>
+            <w:r>
+              <w:t xml:space="preserve">3</w:t>
+            </w:r>
+          </w:p>
+        </w:tc>
+        <w:tc>
+          <w:tcPr/>
+          <w:p>
+            <w:pPr>
+              <w:pStyle w:val="Compact"/>
+              <w:jc w:val="left"/>
+            </w:pPr>
+            <w:r>
+              <w:t xml:space="preserve">Verificar se a contagem retornada corresponde ao esperado (10.000)</w:t>
+            </w:r>
+          </w:p>
+        </w:tc>
+      </w:tr>
+      <w:tr>
+        <w:tc>
+          <w:tcPr/>
+          <w:p>
+            <w:pPr>
+              <w:pStyle w:val="Compact"/>
+              <w:jc w:val="left"/>
+            </w:pPr>
+            <w:r>
+              <w:t xml:space="preserve">4</w:t>
+            </w:r>
+          </w:p>
+        </w:tc>
+        <w:tc>
+          <w:tcPr/>
+          <w:p>
+            <w:pPr>
+              <w:pStyle w:val="Compact"/>
+              <w:jc w:val="left"/>
+            </w:pPr>
+            <w:r>
+              <w:t xml:space="preserve">Executar uma consulta de amostra para verificar a integridade dos dados: spark-sql –master yarn -e</w:t>
+            </w:r>
+            <w:r>
+              <w:t xml:space="preserve"> </w:t>
+            </w:r>
+            <w:r>
+              <w:t xml:space="preserve">“</w:t>
+            </w:r>
+            <w:r>
+              <w:t xml:space="preserve">SELECT customer_id, name FROM poc_db.customers LIMIT 5;</w:t>
+            </w:r>
+            <w:r>
+              <w:t xml:space="preserve">”</w:t>
+            </w:r>
+          </w:p>
+        </w:tc>
+      </w:tr>
+      <w:tr>
+        <w:tc>
+          <w:tcPr/>
+          <w:p>
+            <w:pPr>
+              <w:pStyle w:val="Compact"/>
+              <w:jc w:val="left"/>
+            </w:pPr>
+            <w:r>
+              <w:t xml:space="preserve">5</w:t>
+            </w:r>
+          </w:p>
+        </w:tc>
+        <w:tc>
+          <w:tcPr/>
+          <w:p>
+            <w:pPr>
+              <w:pStyle w:val="Compact"/>
+              <w:jc w:val="left"/>
+            </w:pPr>
+            <w:r>
+              <w:t xml:space="preserve">Confirmar que a consulta retorna 5 linhas com valores não nulos</w:t>
+            </w:r>
+          </w:p>
+        </w:tc>
+      </w:tr>
+    </w:tbl>
+    <w:p>
+      <w:pPr>
+        <w:pStyle w:val="DefinitionTerm"/>
+      </w:pPr>
+      <w:r>
+        <w:t xml:space="preserve">Resultado Esperado</w:t>
+      </w:r>
+    </w:p>
+    <w:p>
+      <w:pPr>
+        <w:numPr>
+          <w:ilvl w:val="0"/>
+          <w:numId w:val="1014"/>
+        </w:numPr>
+        <w:pStyle w:val="Compact"/>
+      </w:pPr>
+      <w:r>
+        <w:t xml:space="preserve">COUNT(*) retorna 10.000.</w:t>
+      </w:r>
+    </w:p>
+    <w:p>
+      <w:pPr>
+        <w:numPr>
+          <w:ilvl w:val="0"/>
+          <w:numId w:val="1014"/>
+        </w:numPr>
+        <w:pStyle w:val="Compact"/>
+      </w:pPr>
+      <w:r>
+        <w:t xml:space="preserve">A consulta de amostra retorna 5 linhas com valores válidos de customer_id e name.</w:t>
+      </w:r>
+    </w:p>
+    <w:p>
+      <w:pPr>
+        <w:pStyle w:val="DefinitionTerm"/>
+      </w:pPr>
+      <w:r>
+        <w:t xml:space="preserve">Resultado do Teste</w:t>
+      </w:r>
+    </w:p>
+    <w:p>
+      <w:pPr>
+        <w:pStyle w:val="Definition"/>
+      </w:pPr>
+      <w:r>
+        <w:t xml:space="preserve">Pass</w:t>
+      </w:r>
+    </w:p>
+    <w:p>
+      <w:pPr>
+        <w:pStyle w:val="DefinitionTerm"/>
+      </w:pPr>
+      <w:r>
+        <w:t xml:space="preserve">Observações</w:t>
+      </w:r>
+    </w:p>
+    <w:p>
+      <w:pPr>
+        <w:pStyle w:val="Definition"/>
+      </w:pPr>
+      <w:r>
+        <w:t xml:space="preserve">Se a CLI do Spark SQL não estiver disponível, utilizar a interface web do componente Spark2x do MRS para submeter a consulta.</w:t>
       </w:r>
     </w:p>
     <w:p>
@@ -1396,21 +3942,21 @@
           <w:tab w:val="right" w:pos="9638"/>
         </w:tabs>
       </w:pPr>
-      <w:bookmarkStart w:id="105" w:name="engenharia-de-dados"/>
+      <w:bookmarkStart w:id="107" w:name="segurança-e-controle-de-acesso"/>
       <w:r>
         <w:rPr>
           <w:sz w:val="112"/>
           <w:szCs w:val="112"/>
         </w:rPr>
-        <w:t xml:space="preserve">3</w:t>
+        <w:t xml:space="preserve">4</w:t>
       </w:r>
       <w:r>
         <w:tab/>
       </w:r>
       <w:r>
-        <w:t xml:space="preserve">Engenharia de Dados</w:t>
-      </w:r>
-      <w:bookmarkEnd w:id="105"/>
+        <w:t xml:space="preserve">Segurança e Controle de Acesso</w:t>
+      </w:r>
+      <w:bookmarkEnd w:id="107"/>
     </w:p>
     <w:p>
       <w:pPr>
@@ -1420,19 +3966,105 @@
         <w:rPr>
           <w:rStyle w:val="SectionNumber"/>
         </w:rPr>
-        <w:t xml:space="preserve">0.4</w:t>
+        <w:t xml:space="preserve">0.7</w:t>
       </w:r>
       <w:r>
         <w:tab/>
       </w:r>
       <w:r>
-        <w:t xml:space="preserve">TC-004: Verificar criação do workspace do DataArts Studio</w:t>
+        <w:t xml:space="preserve">TC-007: Verificar aplicação de política IAM nos buckets OBS</w:t>
+      </w:r>
+    </w:p>
+    <w:p>
+      <w:pPr>
+        <w:pStyle w:val="DefinitionTerm"/>
+      </w:pPr>
+      <w:r>
+        <w:t xml:space="preserve">Objetivo</w:t>
+      </w:r>
+    </w:p>
+    <w:p>
+      <w:pPr>
+        <w:pStyle w:val="Definition"/>
+      </w:pPr>
+      <w:r>
+        <w:t xml:space="preserve">Confirmar que as políticas IAM restringem corretamente o acesso</w:t>
+      </w:r>
+      <w:r>
+        <w:t xml:space="preserve"> </w:t>
+      </w:r>
+      <w:r>
+        <w:t xml:space="preserve">ao bucket OBS — usuários autorizados podem ler/escrever enquanto usuários</w:t>
+      </w:r>
+      <w:r>
+        <w:t xml:space="preserve"> </w:t>
+      </w:r>
+      <w:r>
+        <w:t xml:space="preserve">não autorizados são negados, e a política do bucket segue o princípio</w:t>
+      </w:r>
+      <w:r>
+        <w:t xml:space="preserve"> </w:t>
+      </w:r>
+      <w:r>
+        <w:t xml:space="preserve">do menor privilégio.</w:t>
+      </w:r>
+    </w:p>
+    <w:p>
+      <w:pPr>
+        <w:pStyle w:val="DefinitionTerm"/>
+      </w:pPr>
+      <w:r>
+        <w:t xml:space="preserve">Pré-requisitos</w:t>
+      </w:r>
+    </w:p>
+    <w:p>
+      <w:pPr>
+        <w:numPr>
+          <w:ilvl w:val="0"/>
+          <w:numId w:val="1015"/>
+        </w:numPr>
+        <w:pStyle w:val="Compact"/>
+      </w:pPr>
+      <w:r>
+        <w:t xml:space="preserve">Bucket OBS poc-datalake-raw existe com a política IAM designada.</w:t>
+      </w:r>
+    </w:p>
+    <w:p>
+      <w:pPr>
+        <w:numPr>
+          <w:ilvl w:val="0"/>
+          <w:numId w:val="1015"/>
+        </w:numPr>
+        <w:pStyle w:val="Compact"/>
+      </w:pPr>
+      <w:r>
+        <w:t xml:space="preserve">Dois usuários IAM de teste: um com função OBS_ReadWrite, outro sem permissões OBS.</w:t>
+      </w:r>
+    </w:p>
+    <w:p>
+      <w:pPr>
+        <w:numPr>
+          <w:ilvl w:val="0"/>
+          <w:numId w:val="1015"/>
+        </w:numPr>
+        <w:pStyle w:val="Compact"/>
+      </w:pPr>
+      <w:r>
+        <w:t xml:space="preserve">CLI obsutil configurada para ambos os usuários.</w:t>
+      </w:r>
+    </w:p>
+    <w:p>
+      <w:pPr>
+        <w:pStyle w:val="DefinitionTerm"/>
+      </w:pPr>
+      <w:r>
+        <w:t xml:space="preserve">Procedimento</w:t>
       </w:r>
     </w:p>
     <w:tbl>
       <w:tblPr>
         <w:tblStyle w:val="Table"/>
-        <w:tblW w:type="auto" w:w="0"/>
+        <w:tblW w:type="pct" w:w="5000"/>
         <w:tblLook w:firstRow="1" w:lastRow="0" w:firstColumn="0" w:lastColumn="0" w:noHBand="0" w:noVBand="0" w:val="0020"/>
         <w:jc w:val="start"/>
       </w:tblPr>
@@ -1452,45 +4084,149 @@
               <w:jc w:val="left"/>
             </w:pPr>
             <w:r>
-              <w:t xml:space="preserve">Field</w:t>
-            </w:r>
-          </w:p>
-        </w:tc>
-        <w:tc>
-          <w:tcPr/>
-          <w:p>
-            <w:pPr>
-              <w:pStyle w:val="Compact"/>
-              <w:jc w:val="left"/>
-            </w:pPr>
-            <w:r>
-              <w:t xml:space="preserve">Description</w:t>
-            </w:r>
-          </w:p>
-        </w:tc>
-      </w:tr>
-      <w:tr>
-        <w:tc>
-          <w:tcPr/>
-          <w:p>
-            <w:pPr>
-              <w:pStyle w:val="Compact"/>
-              <w:jc w:val="left"/>
-            </w:pPr>
-            <w:r>
-              <w:t xml:space="preserve">Objetivo</w:t>
-            </w:r>
-          </w:p>
-        </w:tc>
-        <w:tc>
-          <w:tcPr/>
-          <w:p>
-            <w:pPr>
-              <w:pStyle w:val="Compact"/>
-              <w:jc w:val="left"/>
-            </w:pPr>
-            <w:r>
-              <w:t xml:space="preserve">Confirmar que a instância do DataArts Studio (Dayu) está</w:t>
+              <w:t xml:space="preserve">Passo</w:t>
+            </w:r>
+          </w:p>
+        </w:tc>
+        <w:tc>
+          <w:tcPr/>
+          <w:p>
+            <w:pPr>
+              <w:pStyle w:val="Compact"/>
+              <w:jc w:val="left"/>
+            </w:pPr>
+            <w:r>
+              <w:t xml:space="preserve">Ação</w:t>
+            </w:r>
+          </w:p>
+        </w:tc>
+      </w:tr>
+      <w:tr>
+        <w:tc>
+          <w:tcPr/>
+          <w:p>
+            <w:pPr>
+              <w:pStyle w:val="Compact"/>
+              <w:jc w:val="left"/>
+            </w:pPr>
+            <w:r>
+              <w:t xml:space="preserve">1</w:t>
+            </w:r>
+          </w:p>
+        </w:tc>
+        <w:tc>
+          <w:tcPr/>
+          <w:p>
+            <w:pPr>
+              <w:pStyle w:val="Compact"/>
+              <w:jc w:val="left"/>
+            </w:pPr>
+            <w:r>
+              <w:t xml:space="preserve">Usando o usuário autorizado, carregar um arquivo de teste em poc-datalake-raw</w:t>
+            </w:r>
+          </w:p>
+        </w:tc>
+      </w:tr>
+      <w:tr>
+        <w:tc>
+          <w:tcPr/>
+          <w:p>
+            <w:pPr>
+              <w:pStyle w:val="Compact"/>
+              <w:jc w:val="left"/>
+            </w:pPr>
+            <w:r>
+              <w:t xml:space="preserve">2</w:t>
+            </w:r>
+          </w:p>
+        </w:tc>
+        <w:tc>
+          <w:tcPr/>
+          <w:p>
+            <w:pPr>
+              <w:pStyle w:val="Compact"/>
+              <w:jc w:val="left"/>
+            </w:pPr>
+            <w:r>
+              <w:t xml:space="preserve">Usando o usuário autorizado, baixar e verificar o conteúdo do arquivo</w:t>
+            </w:r>
+          </w:p>
+        </w:tc>
+      </w:tr>
+      <w:tr>
+        <w:tc>
+          <w:tcPr/>
+          <w:p>
+            <w:pPr>
+              <w:pStyle w:val="Compact"/>
+              <w:jc w:val="left"/>
+            </w:pPr>
+            <w:r>
+              <w:t xml:space="preserve">3</w:t>
+            </w:r>
+          </w:p>
+        </w:tc>
+        <w:tc>
+          <w:tcPr/>
+          <w:p>
+            <w:pPr>
+              <w:pStyle w:val="Compact"/>
+              <w:jc w:val="left"/>
+            </w:pPr>
+            <w:r>
+              <w:t xml:space="preserve">Usando o usuário não autorizado, tentar carregar um arquivo — verificar se a requisição é negada (HTTP 403)</w:t>
+            </w:r>
+          </w:p>
+        </w:tc>
+      </w:tr>
+      <w:tr>
+        <w:tc>
+          <w:tcPr/>
+          <w:p>
+            <w:pPr>
+              <w:pStyle w:val="Compact"/>
+              <w:jc w:val="left"/>
+            </w:pPr>
+            <w:r>
+              <w:t xml:space="preserve">4</w:t>
+            </w:r>
+          </w:p>
+        </w:tc>
+        <w:tc>
+          <w:tcPr/>
+          <w:p>
+            <w:pPr>
+              <w:pStyle w:val="Compact"/>
+              <w:jc w:val="left"/>
+            </w:pPr>
+            <w:r>
+              <w:t xml:space="preserve">Usando o usuário não autorizado, tentar listar objetos no bucket — verificar se a requisição é negada</w:t>
+            </w:r>
+          </w:p>
+        </w:tc>
+      </w:tr>
+      <w:tr>
+        <w:tc>
+          <w:tcPr/>
+          <w:p>
+            <w:pPr>
+              <w:pStyle w:val="Compact"/>
+              <w:jc w:val="left"/>
+            </w:pPr>
+            <w:r>
+              <w:t xml:space="preserve">5</w:t>
+            </w:r>
+          </w:p>
+        </w:tc>
+        <w:tc>
+          <w:tcPr/>
+          <w:p>
+            <w:pPr>
+              <w:pStyle w:val="Compact"/>
+              <w:jc w:val="left"/>
+            </w:pPr>
+            <w:r>
+              <w:t xml:space="preserve">Revisar a política do bucket no Console em Console, Object Storage Service, Bucket Policies e confirmar que concede apenas as permissões pretendidas</w:t>
             </w:r>
           </w:p>
         </w:tc>
@@ -1498,54 +4234,78 @@
     </w:tbl>
     <w:p>
       <w:pPr>
-        <w:pStyle w:val="SourceCode"/>
-      </w:pPr>
-      <w:r>
-        <w:rPr>
-          <w:rStyle w:val="VerbatimChar"/>
-        </w:rPr>
-        <w:t xml:space="preserve">provisionada, o workspace está acessível e os usuários IAM designados</w:t>
-      </w:r>
-      <w:r>
-        <w:br/>
-      </w:r>
-      <w:r>
-        <w:rPr>
-          <w:rStyle w:val="VerbatimChar"/>
-        </w:rPr>
-        <w:t xml:space="preserve">conseguem acessar com a função Dayu\_User. |</w:t>
-      </w:r>
-    </w:p>
-    <w:p>
-      <w:pPr>
-        <w:pStyle w:val="FirstParagraph"/>
-      </w:pPr>
-      <w:r>
-        <w:t xml:space="preserve">Pré-requisitos | 1. Instância do DataArts Studio provisionada e com status Executando. 2. Usuário IAM de teste possui a função Dayu_User atribuída. |</w:t>
-      </w:r>
-      <w:r>
-        <w:br/>
-      </w:r>
-      <w:r>
-        <w:t xml:space="preserve">Procedimento | 1. Acessar o Console com o usuário IAM de teste. 2. Navegar em Console, DataArts Studio, Workspaces. 3. Localizar o workspace (ex.: poc-workspace). 4. Clicar em Acessar Workspace para abrir o console do DataArts Studio. 5. Verificar se o painel de navegação à esquerda carrega com os módulos esperados: Integração de Dados, Desenvolvimento de Dados, Arquitetura de Dados. |</w:t>
-      </w:r>
-      <w:r>
-        <w:br/>
-      </w:r>
-      <w:r>
-        <w:t xml:space="preserve">Resultado Esperado | 1. O workspace está listado e acessível. 2. O console do DataArts Studio abre sem erros. 3. Todos os três módulos (Integração de Dados, Desenvolvimento de Dados, Arquitetura de Dados) estão visíveis na navegação. |</w:t>
-      </w:r>
-      <w:r>
-        <w:br/>
-      </w:r>
-      <w:r>
-        <w:t xml:space="preserve">Observações | Se o workspace falhar ao carregar, verificar o status da instância Dayu e a atribuição da função IAM. |</w:t>
-      </w:r>
-      <w:r>
-        <w:br/>
-      </w:r>
-      <w:r>
-        <w:t xml:space="preserve">Resultado do Teste | Aprovado |</w:t>
+        <w:pStyle w:val="DefinitionTerm"/>
+      </w:pPr>
+      <w:r>
+        <w:t xml:space="preserve">Resultado Esperado</w:t>
+      </w:r>
+    </w:p>
+    <w:p>
+      <w:pPr>
+        <w:numPr>
+          <w:ilvl w:val="0"/>
+          <w:numId w:val="1016"/>
+        </w:numPr>
+        <w:pStyle w:val="Compact"/>
+      </w:pPr>
+      <w:r>
+        <w:t xml:space="preserve">Usuário autorizado consegue carregar e baixar com sucesso.</w:t>
+      </w:r>
+    </w:p>
+    <w:p>
+      <w:pPr>
+        <w:numPr>
+          <w:ilvl w:val="0"/>
+          <w:numId w:val="1016"/>
+        </w:numPr>
+        <w:pStyle w:val="Compact"/>
+      </w:pPr>
+      <w:r>
+        <w:t xml:space="preserve">Usuário não autorizado recebe HTTP 403 nas operações de carregamento e listagem.</w:t>
+      </w:r>
+    </w:p>
+    <w:p>
+      <w:pPr>
+        <w:numPr>
+          <w:ilvl w:val="0"/>
+          <w:numId w:val="1016"/>
+        </w:numPr>
+        <w:pStyle w:val="Compact"/>
+      </w:pPr>
+      <w:r>
+        <w:t xml:space="preserve">Política do bucket concede apenas as permissões de leitura/escrita pretendidas às funções designadas.</w:t>
+      </w:r>
+    </w:p>
+    <w:p>
+      <w:pPr>
+        <w:pStyle w:val="DefinitionTerm"/>
+      </w:pPr>
+      <w:r>
+        <w:t xml:space="preserve">Resultado do Teste</w:t>
+      </w:r>
+    </w:p>
+    <w:p>
+      <w:pPr>
+        <w:pStyle w:val="Definition"/>
+      </w:pPr>
+      <w:r>
+        <w:t xml:space="preserve">Pass</w:t>
+      </w:r>
+    </w:p>
+    <w:p>
+      <w:pPr>
+        <w:pStyle w:val="DefinitionTerm"/>
+      </w:pPr>
+      <w:r>
+        <w:t xml:space="preserve">Observações</w:t>
+      </w:r>
+    </w:p>
+    <w:p>
+      <w:pPr>
+        <w:pStyle w:val="Definition"/>
+      </w:pPr>
+      <w:r>
+        <w:t xml:space="preserve">Verificar os logs do Cloud Trail se a negação de acesso não for retornada conforme esperado — pode haver herança de política do projeto ou domínio.</w:t>
       </w:r>
     </w:p>
     <w:p>
@@ -1556,19 +4316,99 @@
         <w:rPr>
           <w:rStyle w:val="SectionNumber"/>
         </w:rPr>
-        <w:t xml:space="preserve">0.5</w:t>
+        <w:t xml:space="preserve">0.8</w:t>
       </w:r>
       <w:r>
         <w:tab/>
       </w:r>
       <w:r>
-        <w:t xml:space="preserve">TC-005: Verificar execução do pipeline de ingestão de dados</w:t>
+        <w:t xml:space="preserve">TC-008: Verificar regra de mascaramento de dados do DataArts Studio</w:t>
+      </w:r>
+    </w:p>
+    <w:p>
+      <w:pPr>
+        <w:pStyle w:val="DefinitionTerm"/>
+      </w:pPr>
+      <w:r>
+        <w:t xml:space="preserve">Objetivo</w:t>
+      </w:r>
+    </w:p>
+    <w:p>
+      <w:pPr>
+        <w:pStyle w:val="Definition"/>
+      </w:pPr>
+      <w:r>
+        <w:t xml:space="preserve">Confirmar que colunas de dados sensíveis (ex.: campos PII) são</w:t>
+      </w:r>
+      <w:r>
+        <w:t xml:space="preserve"> </w:t>
+      </w:r>
+      <w:r>
+        <w:t xml:space="preserve">mascaradas conforme a regra de mascaramento do DataArts Studio quando</w:t>
+      </w:r>
+      <w:r>
+        <w:t xml:space="preserve"> </w:t>
+      </w:r>
+      <w:r>
+        <w:t xml:space="preserve">consultadas por usuários não administradores.</w:t>
+      </w:r>
+    </w:p>
+    <w:p>
+      <w:pPr>
+        <w:pStyle w:val="DefinitionTerm"/>
+      </w:pPr>
+      <w:r>
+        <w:t xml:space="preserve">Pré-requisitos</w:t>
+      </w:r>
+    </w:p>
+    <w:p>
+      <w:pPr>
+        <w:numPr>
+          <w:ilvl w:val="0"/>
+          <w:numId w:val="1017"/>
+        </w:numPr>
+        <w:pStyle w:val="Compact"/>
+      </w:pPr>
+      <w:r>
+        <w:t xml:space="preserve">TC-004 concluído (workspace do DataArts Studio acessível).</w:t>
+      </w:r>
+    </w:p>
+    <w:p>
+      <w:pPr>
+        <w:numPr>
+          <w:ilvl w:val="0"/>
+          <w:numId w:val="1017"/>
+        </w:numPr>
+        <w:pStyle w:val="Compact"/>
+      </w:pPr>
+      <w:r>
+        <w:t xml:space="preserve">Regra de mascaramento configurada para a coluna customers.ssn (Número de Seguro Social).</w:t>
+      </w:r>
+    </w:p>
+    <w:p>
+      <w:pPr>
+        <w:numPr>
+          <w:ilvl w:val="0"/>
+          <w:numId w:val="1017"/>
+        </w:numPr>
+        <w:pStyle w:val="Compact"/>
+      </w:pPr>
+      <w:r>
+        <w:t xml:space="preserve">Usuário de teste possui função Dayu_User (não administrador).</w:t>
+      </w:r>
+    </w:p>
+    <w:p>
+      <w:pPr>
+        <w:pStyle w:val="DefinitionTerm"/>
+      </w:pPr>
+      <w:r>
+        <w:t xml:space="preserve">Procedimento</w:t>
       </w:r>
     </w:p>
     <w:tbl>
       <w:tblPr>
         <w:tblStyle w:val="Table"/>
-        <w:tblW w:type="auto" w:w="0"/>
+        <w:tblW w:type="pct" w:w="5000"/>
         <w:tblLook w:firstRow="1" w:lastRow="0" w:firstColumn="0" w:lastColumn="0" w:noHBand="0" w:noVBand="0" w:val="0020"/>
         <w:jc w:val="start"/>
       </w:tblPr>
@@ -1588,45 +4428,149 @@
               <w:jc w:val="left"/>
             </w:pPr>
             <w:r>
-              <w:t xml:space="preserve">Field</w:t>
-            </w:r>
-          </w:p>
-        </w:tc>
-        <w:tc>
-          <w:tcPr/>
-          <w:p>
-            <w:pPr>
-              <w:pStyle w:val="Compact"/>
-              <w:jc w:val="left"/>
-            </w:pPr>
-            <w:r>
-              <w:t xml:space="preserve">Description</w:t>
-            </w:r>
-          </w:p>
-        </w:tc>
-      </w:tr>
-      <w:tr>
-        <w:tc>
-          <w:tcPr/>
-          <w:p>
-            <w:pPr>
-              <w:pStyle w:val="Compact"/>
-              <w:jc w:val="left"/>
-            </w:pPr>
-            <w:r>
-              <w:t xml:space="preserve">Objetivo</w:t>
-            </w:r>
-          </w:p>
-        </w:tc>
-        <w:tc>
-          <w:tcPr/>
-          <w:p>
-            <w:pPr>
-              <w:pStyle w:val="Compact"/>
-              <w:jc w:val="left"/>
-            </w:pPr>
-            <w:r>
-              <w:t xml:space="preserve">Confirmar que um pipeline em lote do DataArts Studio consegue</w:t>
+              <w:t xml:space="preserve">Passo</w:t>
+            </w:r>
+          </w:p>
+        </w:tc>
+        <w:tc>
+          <w:tcPr/>
+          <w:p>
+            <w:pPr>
+              <w:pStyle w:val="Compact"/>
+              <w:jc w:val="left"/>
+            </w:pPr>
+            <w:r>
+              <w:t xml:space="preserve">Ação</w:t>
+            </w:r>
+          </w:p>
+        </w:tc>
+      </w:tr>
+      <w:tr>
+        <w:tc>
+          <w:tcPr/>
+          <w:p>
+            <w:pPr>
+              <w:pStyle w:val="Compact"/>
+              <w:jc w:val="left"/>
+            </w:pPr>
+            <w:r>
+              <w:t xml:space="preserve">1</w:t>
+            </w:r>
+          </w:p>
+        </w:tc>
+        <w:tc>
+          <w:tcPr/>
+          <w:p>
+            <w:pPr>
+              <w:pStyle w:val="Compact"/>
+              <w:jc w:val="left"/>
+            </w:pPr>
+            <w:r>
+              <w:t xml:space="preserve">No console do DataArts Studio, navegar até Arquitetura de Dados $$ Mascaramento de Dados</w:t>
+            </w:r>
+          </w:p>
+        </w:tc>
+      </w:tr>
+      <w:tr>
+        <w:tc>
+          <w:tcPr/>
+          <w:p>
+            <w:pPr>
+              <w:pStyle w:val="Compact"/>
+              <w:jc w:val="left"/>
+            </w:pPr>
+            <w:r>
+              <w:t xml:space="preserve">2</w:t>
+            </w:r>
+          </w:p>
+        </w:tc>
+        <w:tc>
+          <w:tcPr/>
+          <w:p>
+            <w:pPr>
+              <w:pStyle w:val="Compact"/>
+              <w:jc w:val="left"/>
+            </w:pPr>
+            <w:r>
+              <w:t xml:space="preserve">Verificar se a regra de mascaramento para customers.ssn está ativa e utiliza a estratégia Mascarar Tudo</w:t>
+            </w:r>
+          </w:p>
+        </w:tc>
+      </w:tr>
+      <w:tr>
+        <w:tc>
+          <w:tcPr/>
+          <w:p>
+            <w:pPr>
+              <w:pStyle w:val="Compact"/>
+              <w:jc w:val="left"/>
+            </w:pPr>
+            <w:r>
+              <w:t xml:space="preserve">3</w:t>
+            </w:r>
+          </w:p>
+        </w:tc>
+        <w:tc>
+          <w:tcPr/>
+          <w:p>
+            <w:pPr>
+              <w:pStyle w:val="Compact"/>
+              <w:jc w:val="left"/>
+            </w:pPr>
+            <w:r>
+              <w:t xml:space="preserve">Consultar a tabela customers como usuário de teste via console SQL do DataArts Studio</w:t>
+            </w:r>
+          </w:p>
+        </w:tc>
+      </w:tr>
+      <w:tr>
+        <w:tc>
+          <w:tcPr/>
+          <w:p>
+            <w:pPr>
+              <w:pStyle w:val="Compact"/>
+              <w:jc w:val="left"/>
+            </w:pPr>
+            <w:r>
+              <w:t xml:space="preserve">4</w:t>
+            </w:r>
+          </w:p>
+        </w:tc>
+        <w:tc>
+          <w:tcPr/>
+          <w:p>
+            <w:pPr>
+              <w:pStyle w:val="Compact"/>
+              <w:jc w:val="left"/>
+            </w:pPr>
+            <w:r>
+              <w:t xml:space="preserve">Verificar se a coluna ssn retorna valores mascarados (ex.: *********) em vez dos dados reais</w:t>
+            </w:r>
+          </w:p>
+        </w:tc>
+      </w:tr>
+      <w:tr>
+        <w:tc>
+          <w:tcPr/>
+          <w:p>
+            <w:pPr>
+              <w:pStyle w:val="Compact"/>
+              <w:jc w:val="left"/>
+            </w:pPr>
+            <w:r>
+              <w:t xml:space="preserve">5</w:t>
+            </w:r>
+          </w:p>
+        </w:tc>
+        <w:tc>
+          <w:tcPr/>
+          <w:p>
+            <w:pPr>
+              <w:pStyle w:val="Compact"/>
+              <w:jc w:val="left"/>
+            </w:pPr>
+            <w:r>
+              <w:t xml:space="preserve">Consultar a mesma tabela como usuário administrador e verificar se os valores reais são retornados</w:t>
             </w:r>
           </w:p>
         </w:tc>
@@ -1634,55 +4578,110 @@
     </w:tbl>
     <w:p>
       <w:pPr>
-        <w:pStyle w:val="SourceCode"/>
-      </w:pPr>
+        <w:pStyle w:val="DefinitionTerm"/>
+      </w:pPr>
+      <w:r>
+        <w:t xml:space="preserve">Resultado Esperado</w:t>
+      </w:r>
+    </w:p>
+    <w:p>
+      <w:pPr>
+        <w:numPr>
+          <w:ilvl w:val="0"/>
+          <w:numId w:val="1018"/>
+        </w:numPr>
+        <w:pStyle w:val="Compact"/>
+      </w:pPr>
+      <w:r>
+        <w:t xml:space="preserve">Regra de mascaramento ativa para customers.ssn.</w:t>
+      </w:r>
+    </w:p>
+    <w:p>
+      <w:pPr>
+        <w:numPr>
+          <w:ilvl w:val="0"/>
+          <w:numId w:val="1018"/>
+        </w:numPr>
+        <w:pStyle w:val="Compact"/>
+      </w:pPr>
+      <w:r>
+        <w:t xml:space="preserve">Usuário não administrador visualiza valores mascarados na coluna ssn.</w:t>
+      </w:r>
+    </w:p>
+    <w:p>
+      <w:pPr>
+        <w:numPr>
+          <w:ilvl w:val="0"/>
+          <w:numId w:val="1018"/>
+        </w:numPr>
+        <w:pStyle w:val="Compact"/>
+      </w:pPr>
+      <w:r>
+        <w:t xml:space="preserve">Usuário administrador visualiza valores reais na coluna ssn.</w:t>
+      </w:r>
+    </w:p>
+    <w:p>
+      <w:pPr>
+        <w:pStyle w:val="DefinitionTerm"/>
+      </w:pPr>
+      <w:r>
+        <w:t xml:space="preserve">Resultado do Teste</w:t>
+      </w:r>
+    </w:p>
+    <w:p>
+      <w:pPr>
+        <w:pStyle w:val="Definition"/>
+      </w:pPr>
+      <w:r>
+        <w:t xml:space="preserve">Pass</w:t>
+      </w:r>
+    </w:p>
+    <w:p>
+      <w:pPr>
+        <w:pStyle w:val="DefinitionTerm"/>
+      </w:pPr>
+      <w:r>
+        <w:t xml:space="preserve">Observações</w:t>
+      </w:r>
+    </w:p>
+    <w:p>
+      <w:pPr>
+        <w:pStyle w:val="Definition"/>
+      </w:pPr>
+      <w:r>
+        <w:t xml:space="preserve">Regras de mascaramento de dados são aplicadas no momento da consulta — os dados subjacentes no OBS/HDFS não são modificados.</w:t>
+      </w:r>
+    </w:p>
+    <w:p>
+      <w:r>
+        <w:br w:type="page"/>
+      </w:r>
+    </w:p>
+    <w:p>
+      <w:pPr>
+        <w:pStyle w:val="Heading1"/>
+        <w:pBdr>
+          <w:bottom w:val="single" w:sz="12" w:space="2" w:color="C7000B"/>
+        </w:pBdr>
+        <w:tabs>
+          <w:tab w:val="right" w:pos="9638"/>
+        </w:tabs>
+      </w:pPr>
+      <w:bookmarkStart w:id="108" w:name="configuração-do-ambiente-e-ferramentas"/>
       <w:r>
         <w:rPr>
-          <w:rStyle w:val="VerbatimChar"/>
+          <w:sz w:val="112"/>
+          <w:szCs w:val="112"/>
         </w:rPr>
-        <w:t xml:space="preserve">ingerir dados CSV do OBS, aplicar uma transformação básica</w:t>
-      </w:r>
-      <w:r>
-        <w:br/>
-      </w:r>
-      <w:r>
-        <w:rPr>
-          <w:rStyle w:val="VerbatimChar"/>
-        </w:rPr>
-        <w:t xml:space="preserve">e gravar o resultado no caminho OBS de destino. |</w:t>
-      </w:r>
-    </w:p>
-    <w:p>
-      <w:pPr>
-        <w:pStyle w:val="FirstParagraph"/>
-      </w:pPr>
-      <w:r>
-        <w:t xml:space="preserve">Pré-requisitos | 1. TC-004 concluído (workspace do DataArts Studio acessível). 2. Arquivo CSV de origem (customers.csv) existe no bucket OBS raw. 3. Caminho OBS de destino (poc-datalake-curated/customers/) está configurado. 4. Pipeline pl-ingest-customers está publicado no DataArts Studio. |</w:t>
-      </w:r>
-      <w:r>
-        <w:br/>
-      </w:r>
-      <w:r>
-        <w:t xml:space="preserve">Procedimento | 1. No console do DataArts Studio, navegar até Desenvolvimento de Dados. 2. Localizar o pipeline pl-ingest-customers na lista de jobs. 3. Clicar em Executar para iniciar o pipeline. 4. Aguardar o status do pipeline mudar para Sucesso (timeout: 10 minutos). 5. Navegar até o OBS e verificar se o arquivo de saída existe em poc-datalake-curated/customers/. 6. Baixar o arquivo de saída e verificar se a contagem de linhas corresponde à origem (sem perda de dados). |</w:t>
-      </w:r>
-      <w:r>
-        <w:br/>
-      </w:r>
-      <w:r>
-        <w:t xml:space="preserve">Resultado Esperado | 1. A execução do pipeline conclui com status Sucesso. 2. O arquivo de saída é criado no caminho OBS de destino. 3. A contagem de linhas do arquivo de saída corresponde ao arquivo de origem. |</w:t>
-      </w:r>
-      <w:r>
-        <w:br/>
-      </w:r>
-      <w:r>
-        <w:t xml:space="preserve">Observações | O tempo de execução do pipeline varia conforme o volume de dados. Para a POC, o arquivo de origem contém aproximadamente 10.000 linhas. |</w:t>
-      </w:r>
-      <w:r>
-        <w:br/>
-      </w:r>
-      <w:r>
-        <w:t xml:space="preserve">Resultado do Teste | Aprovado |</w:t>
-      </w:r>
+        <w:t xml:space="preserve">5</w:t>
+      </w:r>
+      <w:r>
+        <w:tab/>
+      </w:r>
+      <w:r>
+        <w:t xml:space="preserve">Configuração do Ambiente e Ferramentas</w:t>
+      </w:r>
+      <w:bookmarkEnd w:id="108"/>
     </w:p>
     <w:p>
       <w:pPr>
@@ -1692,19 +4691,99 @@
         <w:rPr>
           <w:rStyle w:val="SectionNumber"/>
         </w:rPr>
-        <w:t xml:space="preserve">0.6</w:t>
+        <w:t xml:space="preserve">0.9</w:t>
       </w:r>
       <w:r>
         <w:tab/>
       </w:r>
       <w:r>
-        <w:t xml:space="preserve">TC-006: Verificar consulta Spark SQL no cluster MRS</w:t>
+        <w:t xml:space="preserve">TC-009: Verificar implantação de infraestrutura via Terraform</w:t>
+      </w:r>
+    </w:p>
+    <w:p>
+      <w:pPr>
+        <w:pStyle w:val="DefinitionTerm"/>
+      </w:pPr>
+      <w:r>
+        <w:t xml:space="preserve">Objetivo</w:t>
+      </w:r>
+    </w:p>
+    <w:p>
+      <w:pPr>
+        <w:pStyle w:val="Definition"/>
+      </w:pPr>
+      <w:r>
+        <w:t xml:space="preserve">Confirmar que a configuração Terraform implanta todos os</w:t>
+      </w:r>
+      <w:r>
+        <w:t xml:space="preserve"> </w:t>
+      </w:r>
+      <w:r>
+        <w:t xml:space="preserve">recursos de infraestrutura necessários (VPC, MRS, OBS, DataArts Studio)</w:t>
+      </w:r>
+      <w:r>
+        <w:t xml:space="preserve"> </w:t>
+      </w:r>
+      <w:r>
+        <w:t xml:space="preserve">sem erros e que o arquivo de estado reflete os recursos esperados.</w:t>
+      </w:r>
+    </w:p>
+    <w:p>
+      <w:pPr>
+        <w:pStyle w:val="DefinitionTerm"/>
+      </w:pPr>
+      <w:r>
+        <w:t xml:space="preserve">Pré-requisitos</w:t>
+      </w:r>
+    </w:p>
+    <w:p>
+      <w:pPr>
+        <w:numPr>
+          <w:ilvl w:val="0"/>
+          <w:numId w:val="1019"/>
+        </w:numPr>
+        <w:pStyle w:val="Compact"/>
+      </w:pPr>
+      <w:r>
+        <w:t xml:space="preserve">CLI terraform instalada (versão $$ 1.0).</w:t>
+      </w:r>
+    </w:p>
+    <w:p>
+      <w:pPr>
+        <w:numPr>
+          <w:ilvl w:val="0"/>
+          <w:numId w:val="1019"/>
+        </w:numPr>
+        <w:pStyle w:val="Compact"/>
+      </w:pPr>
+      <w:r>
+        <w:t xml:space="preserve">Credenciais AK/SK configuradas via variáveis de ambiente ou provider.tf.</w:t>
+      </w:r>
+    </w:p>
+    <w:p>
+      <w:pPr>
+        <w:numPr>
+          <w:ilvl w:val="0"/>
+          <w:numId w:val="1019"/>
+        </w:numPr>
+        <w:pStyle w:val="Compact"/>
+      </w:pPr>
+      <w:r>
+        <w:t xml:space="preserve">Arquivos de configuração Terraform no diretório do projeto.</w:t>
+      </w:r>
+    </w:p>
+    <w:p>
+      <w:pPr>
+        <w:pStyle w:val="DefinitionTerm"/>
+      </w:pPr>
+      <w:r>
+        <w:t xml:space="preserve">Procedimento</w:t>
       </w:r>
     </w:p>
     <w:tbl>
       <w:tblPr>
         <w:tblStyle w:val="Table"/>
-        <w:tblW w:type="auto" w:w="0"/>
+        <w:tblW w:type="pct" w:w="5000"/>
         <w:tblLook w:firstRow="1" w:lastRow="0" w:firstColumn="0" w:lastColumn="0" w:noHBand="0" w:noVBand="0" w:val="0020"/>
         <w:jc w:val="start"/>
       </w:tblPr>
@@ -1724,45 +4803,175 @@
               <w:jc w:val="left"/>
             </w:pPr>
             <w:r>
-              <w:t xml:space="preserve">Field</w:t>
-            </w:r>
-          </w:p>
-        </w:tc>
-        <w:tc>
-          <w:tcPr/>
-          <w:p>
-            <w:pPr>
-              <w:pStyle w:val="Compact"/>
-              <w:jc w:val="left"/>
-            </w:pPr>
-            <w:r>
-              <w:t xml:space="preserve">Description</w:t>
-            </w:r>
-          </w:p>
-        </w:tc>
-      </w:tr>
-      <w:tr>
-        <w:tc>
-          <w:tcPr/>
-          <w:p>
-            <w:pPr>
-              <w:pStyle w:val="Compact"/>
-              <w:jc w:val="left"/>
-            </w:pPr>
-            <w:r>
-              <w:t xml:space="preserve">Objetivo</w:t>
-            </w:r>
-          </w:p>
-        </w:tc>
-        <w:tc>
-          <w:tcPr/>
-          <w:p>
-            <w:pPr>
-              <w:pStyle w:val="Compact"/>
-              <w:jc w:val="left"/>
-            </w:pPr>
-            <w:r>
-              <w:t xml:space="preserve">Confirmar que uma consulta Spark SQL pode ser executada no</w:t>
+              <w:t xml:space="preserve">Passo</w:t>
+            </w:r>
+          </w:p>
+        </w:tc>
+        <w:tc>
+          <w:tcPr/>
+          <w:p>
+            <w:pPr>
+              <w:pStyle w:val="Compact"/>
+              <w:jc w:val="left"/>
+            </w:pPr>
+            <w:r>
+              <w:t xml:space="preserve">Ação</w:t>
+            </w:r>
+          </w:p>
+        </w:tc>
+      </w:tr>
+      <w:tr>
+        <w:tc>
+          <w:tcPr/>
+          <w:p>
+            <w:pPr>
+              <w:pStyle w:val="Compact"/>
+              <w:jc w:val="left"/>
+            </w:pPr>
+            <w:r>
+              <w:t xml:space="preserve">1</w:t>
+            </w:r>
+          </w:p>
+        </w:tc>
+        <w:tc>
+          <w:tcPr/>
+          <w:p>
+            <w:pPr>
+              <w:pStyle w:val="Compact"/>
+              <w:jc w:val="left"/>
+            </w:pPr>
+            <w:r>
+              <w:t xml:space="preserve">Navegar até o diretório do projeto Terraform</w:t>
+            </w:r>
+          </w:p>
+        </w:tc>
+      </w:tr>
+      <w:tr>
+        <w:tc>
+          <w:tcPr/>
+          <w:p>
+            <w:pPr>
+              <w:pStyle w:val="Compact"/>
+              <w:jc w:val="left"/>
+            </w:pPr>
+            <w:r>
+              <w:t xml:space="preserve">2</w:t>
+            </w:r>
+          </w:p>
+        </w:tc>
+        <w:tc>
+          <w:tcPr/>
+          <w:p>
+            <w:pPr>
+              <w:pStyle w:val="Compact"/>
+              <w:jc w:val="left"/>
+            </w:pPr>
+            <w:r>
+              <w:t xml:space="preserve">Executar terraform init para inicializar o diretório de trabalho</w:t>
+            </w:r>
+          </w:p>
+        </w:tc>
+      </w:tr>
+      <w:tr>
+        <w:tc>
+          <w:tcPr/>
+          <w:p>
+            <w:pPr>
+              <w:pStyle w:val="Compact"/>
+              <w:jc w:val="left"/>
+            </w:pPr>
+            <w:r>
+              <w:t xml:space="preserve">3</w:t>
+            </w:r>
+          </w:p>
+        </w:tc>
+        <w:tc>
+          <w:tcPr/>
+          <w:p>
+            <w:pPr>
+              <w:pStyle w:val="Compact"/>
+              <w:jc w:val="left"/>
+            </w:pPr>
+            <w:r>
+              <w:t xml:space="preserve">Executar terraform plan e revisar as alterações planejadas — confirmar que todos os recursos esperados estão listados</w:t>
+            </w:r>
+          </w:p>
+        </w:tc>
+      </w:tr>
+      <w:tr>
+        <w:tc>
+          <w:tcPr/>
+          <w:p>
+            <w:pPr>
+              <w:pStyle w:val="Compact"/>
+              <w:jc w:val="left"/>
+            </w:pPr>
+            <w:r>
+              <w:t xml:space="preserve">4</w:t>
+            </w:r>
+          </w:p>
+        </w:tc>
+        <w:tc>
+          <w:tcPr/>
+          <w:p>
+            <w:pPr>
+              <w:pStyle w:val="Compact"/>
+              <w:jc w:val="left"/>
+            </w:pPr>
+            <w:r>
+              <w:t xml:space="preserve">Executar terraform apply -auto-approve e aguardar a conclusão</w:t>
+            </w:r>
+          </w:p>
+        </w:tc>
+      </w:tr>
+      <w:tr>
+        <w:tc>
+          <w:tcPr/>
+          <w:p>
+            <w:pPr>
+              <w:pStyle w:val="Compact"/>
+              <w:jc w:val="left"/>
+            </w:pPr>
+            <w:r>
+              <w:t xml:space="preserve">5</w:t>
+            </w:r>
+          </w:p>
+        </w:tc>
+        <w:tc>
+          <w:tcPr/>
+          <w:p>
+            <w:pPr>
+              <w:pStyle w:val="Compact"/>
+              <w:jc w:val="left"/>
+            </w:pPr>
+            <w:r>
+              <w:t xml:space="preserve">Executar terraform output e verificar se todos os valores de saída estão preenchidos</w:t>
+            </w:r>
+          </w:p>
+        </w:tc>
+      </w:tr>
+      <w:tr>
+        <w:tc>
+          <w:tcPr/>
+          <w:p>
+            <w:pPr>
+              <w:pStyle w:val="Compact"/>
+              <w:jc w:val="left"/>
+            </w:pPr>
+            <w:r>
+              <w:t xml:space="preserve">6</w:t>
+            </w:r>
+          </w:p>
+        </w:tc>
+        <w:tc>
+          <w:tcPr/>
+          <w:p>
+            <w:pPr>
+              <w:pStyle w:val="Compact"/>
+              <w:jc w:val="left"/>
+            </w:pPr>
+            <w:r>
+              <w:t xml:space="preserve">Executar terraform state list e confirmar que a contagem de recursos corresponde à arquitetura</w:t>
             </w:r>
           </w:p>
         </w:tc>
@@ -1770,72 +4979,446 @@
     </w:tbl>
     <w:p>
       <w:pPr>
-        <w:pStyle w:val="SourceCode"/>
+        <w:pStyle w:val="DefinitionTerm"/>
+      </w:pPr>
+      <w:r>
+        <w:t xml:space="preserve">Resultado Esperado</w:t>
+      </w:r>
+    </w:p>
+    <w:p>
+      <w:pPr>
+        <w:numPr>
+          <w:ilvl w:val="0"/>
+          <w:numId w:val="1020"/>
+        </w:numPr>
+        <w:pStyle w:val="Compact"/>
+      </w:pPr>
+      <w:r>
+        <w:t xml:space="preserve">terraform apply conclui sem erros.</w:t>
+      </w:r>
+    </w:p>
+    <w:p>
+      <w:pPr>
+        <w:numPr>
+          <w:ilvl w:val="0"/>
+          <w:numId w:val="1020"/>
+        </w:numPr>
+        <w:pStyle w:val="Compact"/>
+      </w:pPr>
+      <w:r>
+        <w:t xml:space="preserve">Todos os valores de saída estão preenchidos (ID do cluster, nome do bucket, ID da VPC).</w:t>
+      </w:r>
+    </w:p>
+    <w:p>
+      <w:pPr>
+        <w:numPr>
+          <w:ilvl w:val="0"/>
+          <w:numId w:val="1020"/>
+        </w:numPr>
+        <w:pStyle w:val="Compact"/>
+      </w:pPr>
+      <w:r>
+        <w:t xml:space="preserve">Contagem de recursos no estado corresponde à especificação da arquitetura.</w:t>
+      </w:r>
+    </w:p>
+    <w:p>
+      <w:pPr>
+        <w:pStyle w:val="DefinitionTerm"/>
+      </w:pPr>
+      <w:r>
+        <w:t xml:space="preserve">Resultado do Teste</w:t>
+      </w:r>
+    </w:p>
+    <w:p>
+      <w:pPr>
+        <w:pStyle w:val="Definition"/>
+      </w:pPr>
+      <w:r>
+        <w:t xml:space="preserve">Pass</w:t>
+      </w:r>
+    </w:p>
+    <w:p>
+      <w:pPr>
+        <w:pStyle w:val="DefinitionTerm"/>
+      </w:pPr>
+      <w:r>
+        <w:t xml:space="preserve">Observações</w:t>
+      </w:r>
+    </w:p>
+    <w:p>
+      <w:pPr>
+        <w:pStyle w:val="Definition"/>
+      </w:pPr>
+      <w:r>
+        <w:t xml:space="preserve">Se terraform apply falhar, verificar as credenciais AK/SK e os limites de cota da região sa-brazil-1.</w:t>
+      </w:r>
+    </w:p>
+    <w:p>
+      <w:pPr>
+        <w:pStyle w:val="Heading2"/>
       </w:pPr>
       <w:r>
         <w:rPr>
-          <w:rStyle w:val="VerbatimChar"/>
+          <w:rStyle w:val="SectionNumber"/>
         </w:rPr>
-        <w:t xml:space="preserve">cluster MRS para ler dados de uma tabela Hive e retornar resultados</w:t>
-      </w:r>
-      <w:r>
-        <w:br/>
-      </w:r>
+        <w:t xml:space="preserve">0.10</w:t>
+      </w:r>
+      <w:r>
+        <w:tab/>
+      </w:r>
+      <w:r>
+        <w:t xml:space="preserve">TC-010: Verificar carregamento de dados de teste no OBS</w:t>
+      </w:r>
+    </w:p>
+    <w:p>
+      <w:pPr>
+        <w:pStyle w:val="DefinitionTerm"/>
+      </w:pPr>
+      <w:r>
+        <w:t xml:space="preserve">Objetivo</w:t>
+      </w:r>
+    </w:p>
+    <w:p>
+      <w:pPr>
+        <w:pStyle w:val="Definition"/>
+      </w:pPr>
+      <w:r>
+        <w:t xml:space="preserve">Confirmar que todos os arquivos de dados de teste necessários</w:t>
+      </w:r>
+      <w:r>
+        <w:t xml:space="preserve"> </w:t>
+      </w:r>
+      <w:r>
+        <w:t xml:space="preserve">(CSV, JSON) podem ser carregados no bucket OBS designado e são acessíveis</w:t>
+      </w:r>
+      <w:r>
+        <w:t xml:space="preserve"> </w:t>
+      </w:r>
+      <w:r>
+        <w:t xml:space="preserve">pelo pipeline do DataArts Studio.</w:t>
+      </w:r>
+    </w:p>
+    <w:p>
+      <w:pPr>
+        <w:pStyle w:val="DefinitionTerm"/>
+      </w:pPr>
+      <w:r>
+        <w:t xml:space="preserve">Pré-requisitos</w:t>
+      </w:r>
+    </w:p>
+    <w:p>
+      <w:pPr>
+        <w:numPr>
+          <w:ilvl w:val="0"/>
+          <w:numId w:val="1021"/>
+        </w:numPr>
+        <w:pStyle w:val="Compact"/>
+      </w:pPr>
+      <w:r>
+        <w:t xml:space="preserve">TC-002 concluído (bucket OBS acessível).</w:t>
+      </w:r>
+    </w:p>
+    <w:p>
+      <w:pPr>
+        <w:numPr>
+          <w:ilvl w:val="0"/>
+          <w:numId w:val="1021"/>
+        </w:numPr>
+        <w:pStyle w:val="Compact"/>
+      </w:pPr>
+      <w:r>
+        <w:t xml:space="preserve">Arquivos de dados de teste preparados no diretório local ./test-data/.</w:t>
+      </w:r>
+    </w:p>
+    <w:p>
+      <w:pPr>
+        <w:numPr>
+          <w:ilvl w:val="0"/>
+          <w:numId w:val="1021"/>
+        </w:numPr>
+        <w:pStyle w:val="Compact"/>
+      </w:pPr>
+      <w:r>
+        <w:t xml:space="preserve">CLI obsutil configurada com as credenciais do usuário de teste.</w:t>
+      </w:r>
+    </w:p>
+    <w:p>
+      <w:pPr>
+        <w:pStyle w:val="DefinitionTerm"/>
+      </w:pPr>
+      <w:r>
+        <w:t xml:space="preserve">Procedimento</w:t>
+      </w:r>
+    </w:p>
+    <w:tbl>
+      <w:tblPr>
+        <w:tblStyle w:val="Table"/>
+        <w:tblW w:type="pct" w:w="5000"/>
+        <w:tblLook w:firstRow="1" w:lastRow="0" w:firstColumn="0" w:lastColumn="0" w:noHBand="0" w:noVBand="0" w:val="0020"/>
+        <w:jc w:val="start"/>
+      </w:tblPr>
+      <w:tblGrid>
+        <w:gridCol w:w="3960"/>
+        <w:gridCol w:w="3960"/>
+      </w:tblGrid>
+      <w:tr>
+        <w:trPr>
+          <w:tblHeader w:val="true"/>
+        </w:trPr>
+        <w:tc>
+          <w:tcPr/>
+          <w:p>
+            <w:pPr>
+              <w:pStyle w:val="Compact"/>
+              <w:jc w:val="left"/>
+            </w:pPr>
+            <w:r>
+              <w:t xml:space="preserve">Passo</w:t>
+            </w:r>
+          </w:p>
+        </w:tc>
+        <w:tc>
+          <w:tcPr/>
+          <w:p>
+            <w:pPr>
+              <w:pStyle w:val="Compact"/>
+              <w:jc w:val="left"/>
+            </w:pPr>
+            <w:r>
+              <w:t xml:space="preserve">Ação</w:t>
+            </w:r>
+          </w:p>
+        </w:tc>
+      </w:tr>
+      <w:tr>
+        <w:tc>
+          <w:tcPr/>
+          <w:p>
+            <w:pPr>
+              <w:pStyle w:val="Compact"/>
+              <w:jc w:val="left"/>
+            </w:pPr>
+            <w:r>
+              <w:t xml:space="preserve">1</w:t>
+            </w:r>
+          </w:p>
+        </w:tc>
+        <w:tc>
+          <w:tcPr/>
+          <w:p>
+            <w:pPr>
+              <w:pStyle w:val="Compact"/>
+              <w:jc w:val="left"/>
+            </w:pPr>
+            <w:r>
+              <w:t xml:space="preserve">Listar os arquivos de dados de teste locais e verificar sua integridade (contagem de linhas, esquema)</w:t>
+            </w:r>
+          </w:p>
+        </w:tc>
+      </w:tr>
+      <w:tr>
+        <w:tc>
+          <w:tcPr/>
+          <w:p>
+            <w:pPr>
+              <w:pStyle w:val="Compact"/>
+              <w:jc w:val="left"/>
+            </w:pPr>
+            <w:r>
+              <w:t xml:space="preserve">2</w:t>
+            </w:r>
+          </w:p>
+        </w:tc>
+        <w:tc>
+          <w:tcPr/>
+          <w:p>
+            <w:pPr>
+              <w:pStyle w:val="Compact"/>
+              <w:jc w:val="left"/>
+            </w:pPr>
+            <w:r>
+              <w:t xml:space="preserve">Carregar todos os arquivos no bucket OBS raw usando obsutil</w:t>
+            </w:r>
+          </w:p>
+        </w:tc>
+      </w:tr>
+      <w:tr>
+        <w:tc>
+          <w:tcPr/>
+          <w:p>
+            <w:pPr>
+              <w:pStyle w:val="Compact"/>
+              <w:jc w:val="left"/>
+            </w:pPr>
+            <w:r>
+              <w:t xml:space="preserve">3</w:t>
+            </w:r>
+          </w:p>
+        </w:tc>
+        <w:tc>
+          <w:tcPr/>
+          <w:p>
+            <w:pPr>
+              <w:pStyle w:val="Compact"/>
+              <w:jc w:val="left"/>
+            </w:pPr>
+            <w:r>
+              <w:t xml:space="preserve">Verificar se cada arquivo existe no OBS listando o conteúdo do bucket</w:t>
+            </w:r>
+          </w:p>
+        </w:tc>
+      </w:tr>
+      <w:tr>
+        <w:tc>
+          <w:tcPr/>
+          <w:p>
+            <w:pPr>
+              <w:pStyle w:val="Compact"/>
+              <w:jc w:val="left"/>
+            </w:pPr>
+            <w:r>
+              <w:t xml:space="preserve">4</w:t>
+            </w:r>
+          </w:p>
+        </w:tc>
+        <w:tc>
+          <w:tcPr/>
+          <w:p>
+            <w:pPr>
+              <w:pStyle w:val="Compact"/>
+              <w:jc w:val="left"/>
+            </w:pPr>
+            <w:r>
+              <w:t xml:space="preserve">Baixar um arquivo de amostra do OBS e compará-lo com o original local (checksum)</w:t>
+            </w:r>
+          </w:p>
+        </w:tc>
+      </w:tr>
+      <w:tr>
+        <w:tc>
+          <w:tcPr/>
+          <w:p>
+            <w:pPr>
+              <w:pStyle w:val="Compact"/>
+              <w:jc w:val="left"/>
+            </w:pPr>
+            <w:r>
+              <w:t xml:space="preserve">5</w:t>
+            </w:r>
+          </w:p>
+        </w:tc>
+        <w:tc>
+          <w:tcPr/>
+          <w:p>
+            <w:pPr>
+              <w:pStyle w:val="Compact"/>
+              <w:jc w:val="left"/>
+            </w:pPr>
+            <w:r>
+              <w:t xml:space="preserve">No DataArts Studio, verificar se a conexão de fonte de dados consegue ler os arquivos carregados</w:t>
+            </w:r>
+          </w:p>
+        </w:tc>
+      </w:tr>
+    </w:tbl>
+    <w:p>
+      <w:pPr>
+        <w:pStyle w:val="DefinitionTerm"/>
+      </w:pPr>
+      <w:r>
+        <w:t xml:space="preserve">Resultado Esperado</w:t>
+      </w:r>
+    </w:p>
+    <w:p>
+      <w:pPr>
+        <w:numPr>
+          <w:ilvl w:val="0"/>
+          <w:numId w:val="1022"/>
+        </w:numPr>
+        <w:pStyle w:val="Compact"/>
+      </w:pPr>
+      <w:r>
+        <w:t xml:space="preserve">Todos os arquivos de dados de teste são carregados sem erros.</w:t>
+      </w:r>
+    </w:p>
+    <w:p>
+      <w:pPr>
+        <w:numPr>
+          <w:ilvl w:val="0"/>
+          <w:numId w:val="1022"/>
+        </w:numPr>
+        <w:pStyle w:val="Compact"/>
+      </w:pPr>
+      <w:r>
+        <w:t xml:space="preserve">A listagem do bucket mostra todos os arquivos carregados com tamanhos corretos.</w:t>
+      </w:r>
+    </w:p>
+    <w:p>
+      <w:pPr>
+        <w:numPr>
+          <w:ilvl w:val="0"/>
+          <w:numId w:val="1022"/>
+        </w:numPr>
+        <w:pStyle w:val="Compact"/>
+      </w:pPr>
+      <w:r>
+        <w:t xml:space="preserve">O checksum do arquivo baixado corresponde ao original local.</w:t>
+      </w:r>
+    </w:p>
+    <w:p>
+      <w:pPr>
+        <w:numPr>
+          <w:ilvl w:val="0"/>
+          <w:numId w:val="1022"/>
+        </w:numPr>
+        <w:pStyle w:val="Compact"/>
+      </w:pPr>
+      <w:r>
+        <w:t xml:space="preserve">A conexão de fonte de dados do DataArts Studio consegue ler os arquivos.</w:t>
+      </w:r>
+    </w:p>
+    <w:p>
+      <w:pPr>
+        <w:pStyle w:val="DefinitionTerm"/>
+      </w:pPr>
+      <w:r>
+        <w:t xml:space="preserve">Resultado do Teste</w:t>
+      </w:r>
+    </w:p>
+    <w:p>
+      <w:pPr>
+        <w:pStyle w:val="Definition"/>
+      </w:pPr>
+      <w:r>
+        <w:t xml:space="preserve">Pass</w:t>
+      </w:r>
+    </w:p>
+    <w:p>
+      <w:pPr>
+        <w:pStyle w:val="DefinitionTerm"/>
+      </w:pPr>
+      <w:r>
+        <w:t xml:space="preserve">Observações</w:t>
+      </w:r>
+    </w:p>
+    <w:p>
+      <w:pPr>
+        <w:pStyle w:val="Definition"/>
+      </w:pPr>
+      <w:r>
+        <w:t xml:space="preserve">Arquivos grandes ($&gt;$1 GB) devem ser carregados usando o recurso de upload multipart do OBS para maior confiabilidade.</w:t>
+      </w:r>
+    </w:p>
+    <w:p>
+      <w:pPr>
+        <w:pStyle w:val="FirstParagraph"/>
+      </w:pPr>
       <w:r>
         <w:rPr>
-          <w:rStyle w:val="VerbatimChar"/>
+          <w:iCs/>
+          <w:i/>
         </w:rPr>
-        <w:t xml:space="preserve">corretos, validando a integração entre o MRS e o data lake. |</w:t>
-      </w:r>
-    </w:p>
-    <w:p>
-      <w:pPr>
-        <w:pStyle w:val="FirstParagraph"/>
-      </w:pPr>
-      <w:r>
-        <w:t xml:space="preserve">Pré-requisitos | 1. TC-001 concluído (cluster MRS saudável). 2. Tabela Hive poc_db.customers existe e contém dados carregados pelo pipeline de ingestão. 3. Acesso SSH ao nó master do MRS configurado. |</w:t>
-      </w:r>
-      <w:r>
-        <w:br/>
-      </w:r>
-      <w:r>
-        <w:t xml:space="preserve">Procedimento | 1. Acessar o nó master do MRS via SSH. 2. Executar a CLI do Spark SQL: spark-sql –master yarn -{}-conf spark.sql.hive.convertMetastoreOrc=true -e “SELECT COUNT(*) FROM poc_db.customers;” 3. Verificar se a contagem retornada corresponde ao esperado (10.000). 4. Executar uma consulta de amostra para verificar a integridade dos dados: spark-sql –master yarn -e</w:t>
-      </w:r>
-      <w:r>
-        <w:t xml:space="preserve"> </w:t>
-      </w:r>
-      <w:r>
-        <w:t xml:space="preserve">“</w:t>
-      </w:r>
-      <w:r>
-        <w:t xml:space="preserve">SELECT customer_id, name FROM poc_db.customers LIMIT 5;</w:t>
-      </w:r>
-      <w:r>
-        <w:t xml:space="preserve">”</w:t>
-      </w:r>
-      <w:r>
-        <w:t xml:space="preserve"> </w:t>
-      </w:r>
-      <w:r>
-        <w:t xml:space="preserve">5. Confirmar que a consulta retorna 5 linhas com valores não nulos. |</w:t>
-      </w:r>
-      <w:r>
-        <w:br/>
-      </w:r>
-      <w:r>
-        <w:t xml:space="preserve">Resultado Esperado | 1. COUNT(*) retorna 10.000. 2. A consulta de amostra retorna 5 linhas com valores válidos de customer_id e name. |</w:t>
-      </w:r>
-      <w:r>
-        <w:br/>
-      </w:r>
-      <w:r>
-        <w:t xml:space="preserve">Observações | Se a CLI do Spark SQL não estiver disponível, utilizar a interface web do componente Spark2x do MRS para submeter a consulta. |</w:t>
-      </w:r>
-      <w:r>
-        <w:br/>
-      </w:r>
-      <w:r>
-        <w:t xml:space="preserve">Resultado do Teste | Aprovado |</w:t>
+        <w:t xml:space="preserve">[Image placeholder: Captura de tela do painel de execução de testes mostrando os resultados de todos os casos de teste]</w:t>
       </w:r>
     </w:p>
     <w:p>
@@ -1853,13 +5436,13 @@
           <w:tab w:val="right" w:pos="9638"/>
         </w:tabs>
       </w:pPr>
-      <w:bookmarkStart w:id="106" w:name="sec-changelog"/>
+      <w:bookmarkStart w:id="109" w:name="sec-changelog"/>
       <w:r>
         <w:rPr>
           <w:sz w:val="112"/>
           <w:szCs w:val="112"/>
         </w:rPr>
-        <w:t xml:space="preserve">4</w:t>
+        <w:t xml:space="preserve">6</w:t>
       </w:r>
       <w:r>
         <w:tab/>
@@ -1867,7 +5450,7 @@
       <w:r>
         <w:t xml:space="preserve">Histórico de versões</w:t>
       </w:r>
-      <w:bookmarkEnd w:id="106"/>
+      <w:bookmarkEnd w:id="109"/>
     </w:p>
     <w:p>
       <w:pPr>
@@ -1876,6 +5459,241 @@
         </w:pBdr>
         <w:spacing w:after="120"/>
       </w:pPr>
+    </w:p>
+    <w:p>
+      <w:pPr>
+        <w:tabs>
+          <w:tab w:val="right" w:pos="9638"/>
+        </w:tabs>
+      </w:pPr>
+      <w:r>
+        <w:rPr>
+          <w:b/>
+        </w:rPr>
+        <w:t xml:space="preserve">2.0.0</w:t>
+      </w:r>
+      <w:r>
+        <w:tab/>
+      </w:r>
+      <w:r>
+        <w:rPr>
+          <w:i/>
+        </w:rPr>
+        <w:t xml:space="preserve">2026-09-12</w:t>
+      </w:r>
+    </w:p>
+    <w:p>
+      <w:pPr>
+        <w:pStyle w:val="BodyText"/>
+      </w:pPr>
+      <w:r>
+        <w:t xml:space="preserve">Layout de casos de teste redesenhado: barras de cabeçalho mini de largura total para cada campo, ambiente testprocedure com tabela de passos de 2 colunas, ordem dos campos atualizada (Resultado do Teste antes de Observações).</w:t>
+      </w:r>
+    </w:p>
+    <w:p>
+      <w:pPr>
+        <w:tabs>
+          <w:tab w:val="right" w:pos="9638"/>
+        </w:tabs>
+      </w:pPr>
+      <w:r>
+        <w:rPr>
+          <w:b/>
+        </w:rPr>
+        <w:t xml:space="preserve">1.1.0</w:t>
+      </w:r>
+      <w:r>
+        <w:tab/>
+      </w:r>
+      <w:r>
+        <w:rPr>
+          <w:i/>
+        </w:rPr>
+        <w:t xml:space="preserve">2026-09-12</w:t>
+      </w:r>
+    </w:p>
+    <w:p>
+      <w:pPr>
+        <w:pStyle w:val="BodyText"/>
+      </w:pPr>
+      <w:r>
+        <w:t xml:space="preserve">Adicionadas demonstrações abrangentes de recursos: caixas de destaque</w:t>
+      </w:r>
+      <w:r>
+        <w:t xml:space="preserve"> </w:t>
+      </w:r>
+      <w:r>
+        <w:rPr>
+          <w:rStyle w:val="VerbatimChar"/>
+        </w:rPr>
+        <w:t xml:space="preserve">warning</w:t>
+      </w:r>
+      <w:r>
+        <w:t xml:space="preserve">,</w:t>
+      </w:r>
+      <w:r>
+        <w:t xml:space="preserve"> </w:t>
+      </w:r>
+      <w:r>
+        <w:rPr>
+          <w:rStyle w:val="VerbatimChar"/>
+        </w:rPr>
+        <w:t xml:space="preserve">tip</w:t>
+      </w:r>
+      <w:r>
+        <w:t xml:space="preserve">,</w:t>
+      </w:r>
+      <w:r>
+        <w:t xml:space="preserve"> </w:t>
+      </w:r>
+      <w:r>
+        <w:rPr>
+          <w:rStyle w:val="VerbatimChar"/>
+        </w:rPr>
+        <w:t xml:space="preserve">infobox</w:t>
+      </w:r>
+      <w:r>
+        <w:t xml:space="preserve">; blocos</w:t>
+      </w:r>
+      <w:r>
+        <w:t xml:space="preserve"> </w:t>
+      </w:r>
+      <w:r>
+        <w:rPr>
+          <w:rStyle w:val="VerbatimChar"/>
+        </w:rPr>
+        <w:t xml:space="preserve">code</w:t>
+      </w:r>
+      <w:r>
+        <w:t xml:space="preserve">;</w:t>
+      </w:r>
+      <w:r>
+        <w:t xml:space="preserve"> </w:t>
+      </w:r>
+      <w:r>
+        <w:rPr>
+          <w:rStyle w:val="VerbatimChar"/>
+        </w:rPr>
+        <w:t xml:space="preserve">badge</w:t>
+      </w:r>
+      <w:r>
+        <w:t xml:space="preserve">;</w:t>
+      </w:r>
+      <w:r>
+        <w:t xml:space="preserve"> </w:t>
+      </w:r>
+      <w:r>
+        <w:rPr>
+          <w:rStyle w:val="VerbatimChar"/>
+        </w:rPr>
+        <w:t xml:space="preserve">weblink</w:t>
+      </w:r>
+      <w:r>
+        <w:t xml:space="preserve">;</w:t>
+      </w:r>
+      <w:r>
+        <w:t xml:space="preserve"> </w:t>
+      </w:r>
+      <w:r>
+        <w:rPr>
+          <w:rStyle w:val="VerbatimChar"/>
+        </w:rPr>
+        <w:t xml:space="preserve">note</w:t>
+      </w:r>
+      <w:r>
+        <w:t xml:space="preserve">;</w:t>
+      </w:r>
+      <w:r>
+        <w:t xml:space="preserve"> </w:t>
+      </w:r>
+      <w:r>
+        <w:rPr>
+          <w:rStyle w:val="VerbatimChar"/>
+        </w:rPr>
+        <w:t xml:space="preserve">param</w:t>
+      </w:r>
+      <w:r>
+        <w:t xml:space="preserve">;</w:t>
+      </w:r>
+      <w:r>
+        <w:t xml:space="preserve"> </w:t>
+      </w:r>
+      <w:r>
+        <w:rPr>
+          <w:rStyle w:val="VerbatimChar"/>
+        </w:rPr>
+        <w:t xml:space="preserve">image</w:t>
+      </w:r>
+      <w:r>
+        <w:t xml:space="preserve">,</w:t>
+      </w:r>
+      <w:r>
+        <w:t xml:space="preserve"> </w:t>
+      </w:r>
+      <w:r>
+        <w:rPr>
+          <w:rStyle w:val="VerbatimChar"/>
+        </w:rPr>
+        <w:t xml:space="preserve">imagecap</w:t>
+      </w:r>
+      <w:r>
+        <w:t xml:space="preserve"> </w:t>
+      </w:r>
+      <w:r>
+        <w:t xml:space="preserve">e</w:t>
+      </w:r>
+      <w:r>
+        <w:t xml:space="preserve"> </w:t>
+      </w:r>
+      <w:r>
+        <w:rPr>
+          <w:rStyle w:val="VerbatimChar"/>
+        </w:rPr>
+        <w:t xml:space="preserve">imageplaceholder</w:t>
+      </w:r>
+      <w:r>
+        <w:t xml:space="preserve">; caminhos</w:t>
+      </w:r>
+      <w:r>
+        <w:t xml:space="preserve"> </w:t>
+      </w:r>
+      <w:r>
+        <w:rPr>
+          <w:rStyle w:val="VerbatimChar"/>
+        </w:rPr>
+        <w:t xml:space="preserve">menu</w:t>
+      </w:r>
+      <w:r>
+        <w:t xml:space="preserve">; e referências</w:t>
+      </w:r>
+      <w:r>
+        <w:t xml:space="preserve"> </w:t>
+      </w:r>
+      <w:r>
+        <w:rPr>
+          <w:rStyle w:val="VerbatimChar"/>
+        </w:rPr>
+        <w:t xml:space="preserve">inlinecode</w:t>
+      </w:r>
+      <w:r>
+        <w:t xml:space="preserve">.</w:t>
+      </w:r>
+    </w:p>
+    <w:p>
+      <w:pPr>
+        <w:pStyle w:val="BodyText"/>
+      </w:pPr>
+      <w:r>
+        <w:t xml:space="preserve">Adicionados casos de teste de Segurança e Controle de Acesso (TC-007, TC-008).</w:t>
+      </w:r>
+    </w:p>
+    <w:p>
+      <w:pPr>
+        <w:pStyle w:val="BodyText"/>
+      </w:pPr>
+      <w:r>
+        <w:t xml:space="preserve">Adicionados casos de teste de Configuração do Ambiente e Ferramentas (TC-009, TC-010).</w:t>
+      </w:r>
     </w:p>
     <w:p>
       <w:pPr>
@@ -2202,6 +6020,91 @@
       </w:pPr>
     </w:lvl>
   </w:abstractNum>
+  <w:abstractNum w:abstractNumId="99411">
+    <w:nsid w:val="A99411"/>
+    <w:multiLevelType w:val="multilevel"/>
+    <w:lvl w:ilvl="0">
+      <w:start w:val="1"/>
+      <w:numFmt w:val="decimal"/>
+      <w:lvlText w:val="%1."/>
+      <w:lvlJc w:val="left"/>
+      <w:pPr>
+        <w:ind w:left="480" w:hanging="240"/>
+      </w:pPr>
+    </w:lvl>
+    <w:lvl w:ilvl="1">
+      <w:start w:val="1"/>
+      <w:numFmt w:val="decimal"/>
+      <w:lvlText w:val="%2."/>
+      <w:lvlJc w:val="left"/>
+      <w:pPr>
+        <w:ind w:left="960" w:hanging="240"/>
+      </w:pPr>
+    </w:lvl>
+    <w:lvl w:ilvl="2">
+      <w:start w:val="1"/>
+      <w:numFmt w:val="decimal"/>
+      <w:lvlText w:val="%3."/>
+      <w:lvlJc w:val="left"/>
+      <w:pPr>
+        <w:ind w:left="1440" w:hanging="240"/>
+      </w:pPr>
+    </w:lvl>
+    <w:lvl w:ilvl="3">
+      <w:start w:val="1"/>
+      <w:numFmt w:val="decimal"/>
+      <w:lvlText w:val="%4."/>
+      <w:lvlJc w:val="left"/>
+      <w:pPr>
+        <w:ind w:left="2880" w:hanging="480"/>
+      </w:pPr>
+    </w:lvl>
+    <w:lvl w:ilvl="4">
+      <w:start w:val="1"/>
+      <w:numFmt w:val="decimal"/>
+      <w:lvlText w:val="%5."/>
+      <w:lvlJc w:val="left"/>
+      <w:pPr>
+        <w:ind w:left="3600" w:hanging="480"/>
+      </w:pPr>
+    </w:lvl>
+    <w:lvl w:ilvl="5">
+      <w:start w:val="1"/>
+      <w:numFmt w:val="decimal"/>
+      <w:lvlText w:val="%6."/>
+      <w:lvlJc w:val="left"/>
+      <w:pPr>
+        <w:ind w:left="4320" w:hanging="480"/>
+      </w:pPr>
+    </w:lvl>
+    <w:lvl w:ilvl="6">
+      <w:start w:val="1"/>
+      <w:numFmt w:val="decimal"/>
+      <w:lvlText w:val="%7."/>
+      <w:lvlJc w:val="left"/>
+      <w:pPr>
+        <w:ind w:left="5040" w:hanging="480"/>
+      </w:pPr>
+    </w:lvl>
+    <w:lvl w:ilvl="7">
+      <w:start w:val="1"/>
+      <w:numFmt w:val="decimal"/>
+      <w:lvlText w:val="%8."/>
+      <w:lvlJc w:val="left"/>
+      <w:pPr>
+        <w:ind w:left="5760" w:hanging="480"/>
+      </w:pPr>
+    </w:lvl>
+    <w:lvl w:ilvl="8">
+      <w:start w:val="1"/>
+      <w:numFmt w:val="decimal"/>
+      <w:lvlText w:val="%9."/>
+      <w:lvlJc w:val="left"/>
+      <w:pPr>
+        <w:ind w:left="6480" w:hanging="480"/>
+      </w:pPr>
+    </w:lvl>
+  </w:abstractNum>
   <w:num w:numId="1000">
     <w:abstractNumId w:val="990"/>
   </w:num>
@@ -2210,6 +6113,606 @@
   </w:num>
   <w:num w:numId="1002">
     <w:abstractNumId w:val="991"/>
+  </w:num>
+  <w:num w:numId="1003">
+    <w:abstractNumId w:val="99411"/>
+    <w:lvlOverride w:ilvl="0">
+      <w:startOverride w:val="1"/>
+    </w:lvlOverride>
+    <w:lvlOverride w:ilvl="1">
+      <w:startOverride w:val="1"/>
+    </w:lvlOverride>
+    <w:lvlOverride w:ilvl="2">
+      <w:startOverride w:val="1"/>
+    </w:lvlOverride>
+    <w:lvlOverride w:ilvl="3">
+      <w:startOverride w:val="1"/>
+    </w:lvlOverride>
+    <w:lvlOverride w:ilvl="4">
+      <w:startOverride w:val="1"/>
+    </w:lvlOverride>
+    <w:lvlOverride w:ilvl="5">
+      <w:startOverride w:val="1"/>
+    </w:lvlOverride>
+    <w:lvlOverride w:ilvl="6">
+      <w:startOverride w:val="1"/>
+    </w:lvlOverride>
+    <w:lvlOverride w:ilvl="7">
+      <w:startOverride w:val="1"/>
+    </w:lvlOverride>
+    <w:lvlOverride w:ilvl="8">
+      <w:startOverride w:val="1"/>
+    </w:lvlOverride>
+  </w:num>
+  <w:num w:numId="1004">
+    <w:abstractNumId w:val="99411"/>
+    <w:lvlOverride w:ilvl="0">
+      <w:startOverride w:val="1"/>
+    </w:lvlOverride>
+    <w:lvlOverride w:ilvl="1">
+      <w:startOverride w:val="1"/>
+    </w:lvlOverride>
+    <w:lvlOverride w:ilvl="2">
+      <w:startOverride w:val="1"/>
+    </w:lvlOverride>
+    <w:lvlOverride w:ilvl="3">
+      <w:startOverride w:val="1"/>
+    </w:lvlOverride>
+    <w:lvlOverride w:ilvl="4">
+      <w:startOverride w:val="1"/>
+    </w:lvlOverride>
+    <w:lvlOverride w:ilvl="5">
+      <w:startOverride w:val="1"/>
+    </w:lvlOverride>
+    <w:lvlOverride w:ilvl="6">
+      <w:startOverride w:val="1"/>
+    </w:lvlOverride>
+    <w:lvlOverride w:ilvl="7">
+      <w:startOverride w:val="1"/>
+    </w:lvlOverride>
+    <w:lvlOverride w:ilvl="8">
+      <w:startOverride w:val="1"/>
+    </w:lvlOverride>
+  </w:num>
+  <w:num w:numId="1005">
+    <w:abstractNumId w:val="99411"/>
+    <w:lvlOverride w:ilvl="0">
+      <w:startOverride w:val="1"/>
+    </w:lvlOverride>
+    <w:lvlOverride w:ilvl="1">
+      <w:startOverride w:val="1"/>
+    </w:lvlOverride>
+    <w:lvlOverride w:ilvl="2">
+      <w:startOverride w:val="1"/>
+    </w:lvlOverride>
+    <w:lvlOverride w:ilvl="3">
+      <w:startOverride w:val="1"/>
+    </w:lvlOverride>
+    <w:lvlOverride w:ilvl="4">
+      <w:startOverride w:val="1"/>
+    </w:lvlOverride>
+    <w:lvlOverride w:ilvl="5">
+      <w:startOverride w:val="1"/>
+    </w:lvlOverride>
+    <w:lvlOverride w:ilvl="6">
+      <w:startOverride w:val="1"/>
+    </w:lvlOverride>
+    <w:lvlOverride w:ilvl="7">
+      <w:startOverride w:val="1"/>
+    </w:lvlOverride>
+    <w:lvlOverride w:ilvl="8">
+      <w:startOverride w:val="1"/>
+    </w:lvlOverride>
+  </w:num>
+  <w:num w:numId="1006">
+    <w:abstractNumId w:val="99411"/>
+    <w:lvlOverride w:ilvl="0">
+      <w:startOverride w:val="1"/>
+    </w:lvlOverride>
+    <w:lvlOverride w:ilvl="1">
+      <w:startOverride w:val="1"/>
+    </w:lvlOverride>
+    <w:lvlOverride w:ilvl="2">
+      <w:startOverride w:val="1"/>
+    </w:lvlOverride>
+    <w:lvlOverride w:ilvl="3">
+      <w:startOverride w:val="1"/>
+    </w:lvlOverride>
+    <w:lvlOverride w:ilvl="4">
+      <w:startOverride w:val="1"/>
+    </w:lvlOverride>
+    <w:lvlOverride w:ilvl="5">
+      <w:startOverride w:val="1"/>
+    </w:lvlOverride>
+    <w:lvlOverride w:ilvl="6">
+      <w:startOverride w:val="1"/>
+    </w:lvlOverride>
+    <w:lvlOverride w:ilvl="7">
+      <w:startOverride w:val="1"/>
+    </w:lvlOverride>
+    <w:lvlOverride w:ilvl="8">
+      <w:startOverride w:val="1"/>
+    </w:lvlOverride>
+  </w:num>
+  <w:num w:numId="1007">
+    <w:abstractNumId w:val="99411"/>
+    <w:lvlOverride w:ilvl="0">
+      <w:startOverride w:val="1"/>
+    </w:lvlOverride>
+    <w:lvlOverride w:ilvl="1">
+      <w:startOverride w:val="1"/>
+    </w:lvlOverride>
+    <w:lvlOverride w:ilvl="2">
+      <w:startOverride w:val="1"/>
+    </w:lvlOverride>
+    <w:lvlOverride w:ilvl="3">
+      <w:startOverride w:val="1"/>
+    </w:lvlOverride>
+    <w:lvlOverride w:ilvl="4">
+      <w:startOverride w:val="1"/>
+    </w:lvlOverride>
+    <w:lvlOverride w:ilvl="5">
+      <w:startOverride w:val="1"/>
+    </w:lvlOverride>
+    <w:lvlOverride w:ilvl="6">
+      <w:startOverride w:val="1"/>
+    </w:lvlOverride>
+    <w:lvlOverride w:ilvl="7">
+      <w:startOverride w:val="1"/>
+    </w:lvlOverride>
+    <w:lvlOverride w:ilvl="8">
+      <w:startOverride w:val="1"/>
+    </w:lvlOverride>
+  </w:num>
+  <w:num w:numId="1008">
+    <w:abstractNumId w:val="99411"/>
+    <w:lvlOverride w:ilvl="0">
+      <w:startOverride w:val="1"/>
+    </w:lvlOverride>
+    <w:lvlOverride w:ilvl="1">
+      <w:startOverride w:val="1"/>
+    </w:lvlOverride>
+    <w:lvlOverride w:ilvl="2">
+      <w:startOverride w:val="1"/>
+    </w:lvlOverride>
+    <w:lvlOverride w:ilvl="3">
+      <w:startOverride w:val="1"/>
+    </w:lvlOverride>
+    <w:lvlOverride w:ilvl="4">
+      <w:startOverride w:val="1"/>
+    </w:lvlOverride>
+    <w:lvlOverride w:ilvl="5">
+      <w:startOverride w:val="1"/>
+    </w:lvlOverride>
+    <w:lvlOverride w:ilvl="6">
+      <w:startOverride w:val="1"/>
+    </w:lvlOverride>
+    <w:lvlOverride w:ilvl="7">
+      <w:startOverride w:val="1"/>
+    </w:lvlOverride>
+    <w:lvlOverride w:ilvl="8">
+      <w:startOverride w:val="1"/>
+    </w:lvlOverride>
+  </w:num>
+  <w:num w:numId="1009">
+    <w:abstractNumId w:val="99411"/>
+    <w:lvlOverride w:ilvl="0">
+      <w:startOverride w:val="1"/>
+    </w:lvlOverride>
+    <w:lvlOverride w:ilvl="1">
+      <w:startOverride w:val="1"/>
+    </w:lvlOverride>
+    <w:lvlOverride w:ilvl="2">
+      <w:startOverride w:val="1"/>
+    </w:lvlOverride>
+    <w:lvlOverride w:ilvl="3">
+      <w:startOverride w:val="1"/>
+    </w:lvlOverride>
+    <w:lvlOverride w:ilvl="4">
+      <w:startOverride w:val="1"/>
+    </w:lvlOverride>
+    <w:lvlOverride w:ilvl="5">
+      <w:startOverride w:val="1"/>
+    </w:lvlOverride>
+    <w:lvlOverride w:ilvl="6">
+      <w:startOverride w:val="1"/>
+    </w:lvlOverride>
+    <w:lvlOverride w:ilvl="7">
+      <w:startOverride w:val="1"/>
+    </w:lvlOverride>
+    <w:lvlOverride w:ilvl="8">
+      <w:startOverride w:val="1"/>
+    </w:lvlOverride>
+  </w:num>
+  <w:num w:numId="1010">
+    <w:abstractNumId w:val="99411"/>
+    <w:lvlOverride w:ilvl="0">
+      <w:startOverride w:val="1"/>
+    </w:lvlOverride>
+    <w:lvlOverride w:ilvl="1">
+      <w:startOverride w:val="1"/>
+    </w:lvlOverride>
+    <w:lvlOverride w:ilvl="2">
+      <w:startOverride w:val="1"/>
+    </w:lvlOverride>
+    <w:lvlOverride w:ilvl="3">
+      <w:startOverride w:val="1"/>
+    </w:lvlOverride>
+    <w:lvlOverride w:ilvl="4">
+      <w:startOverride w:val="1"/>
+    </w:lvlOverride>
+    <w:lvlOverride w:ilvl="5">
+      <w:startOverride w:val="1"/>
+    </w:lvlOverride>
+    <w:lvlOverride w:ilvl="6">
+      <w:startOverride w:val="1"/>
+    </w:lvlOverride>
+    <w:lvlOverride w:ilvl="7">
+      <w:startOverride w:val="1"/>
+    </w:lvlOverride>
+    <w:lvlOverride w:ilvl="8">
+      <w:startOverride w:val="1"/>
+    </w:lvlOverride>
+  </w:num>
+  <w:num w:numId="1011">
+    <w:abstractNumId w:val="99411"/>
+    <w:lvlOverride w:ilvl="0">
+      <w:startOverride w:val="1"/>
+    </w:lvlOverride>
+    <w:lvlOverride w:ilvl="1">
+      <w:startOverride w:val="1"/>
+    </w:lvlOverride>
+    <w:lvlOverride w:ilvl="2">
+      <w:startOverride w:val="1"/>
+    </w:lvlOverride>
+    <w:lvlOverride w:ilvl="3">
+      <w:startOverride w:val="1"/>
+    </w:lvlOverride>
+    <w:lvlOverride w:ilvl="4">
+      <w:startOverride w:val="1"/>
+    </w:lvlOverride>
+    <w:lvlOverride w:ilvl="5">
+      <w:startOverride w:val="1"/>
+    </w:lvlOverride>
+    <w:lvlOverride w:ilvl="6">
+      <w:startOverride w:val="1"/>
+    </w:lvlOverride>
+    <w:lvlOverride w:ilvl="7">
+      <w:startOverride w:val="1"/>
+    </w:lvlOverride>
+    <w:lvlOverride w:ilvl="8">
+      <w:startOverride w:val="1"/>
+    </w:lvlOverride>
+  </w:num>
+  <w:num w:numId="1012">
+    <w:abstractNumId w:val="99411"/>
+    <w:lvlOverride w:ilvl="0">
+      <w:startOverride w:val="1"/>
+    </w:lvlOverride>
+    <w:lvlOverride w:ilvl="1">
+      <w:startOverride w:val="1"/>
+    </w:lvlOverride>
+    <w:lvlOverride w:ilvl="2">
+      <w:startOverride w:val="1"/>
+    </w:lvlOverride>
+    <w:lvlOverride w:ilvl="3">
+      <w:startOverride w:val="1"/>
+    </w:lvlOverride>
+    <w:lvlOverride w:ilvl="4">
+      <w:startOverride w:val="1"/>
+    </w:lvlOverride>
+    <w:lvlOverride w:ilvl="5">
+      <w:startOverride w:val="1"/>
+    </w:lvlOverride>
+    <w:lvlOverride w:ilvl="6">
+      <w:startOverride w:val="1"/>
+    </w:lvlOverride>
+    <w:lvlOverride w:ilvl="7">
+      <w:startOverride w:val="1"/>
+    </w:lvlOverride>
+    <w:lvlOverride w:ilvl="8">
+      <w:startOverride w:val="1"/>
+    </w:lvlOverride>
+  </w:num>
+  <w:num w:numId="1013">
+    <w:abstractNumId w:val="99411"/>
+    <w:lvlOverride w:ilvl="0">
+      <w:startOverride w:val="1"/>
+    </w:lvlOverride>
+    <w:lvlOverride w:ilvl="1">
+      <w:startOverride w:val="1"/>
+    </w:lvlOverride>
+    <w:lvlOverride w:ilvl="2">
+      <w:startOverride w:val="1"/>
+    </w:lvlOverride>
+    <w:lvlOverride w:ilvl="3">
+      <w:startOverride w:val="1"/>
+    </w:lvlOverride>
+    <w:lvlOverride w:ilvl="4">
+      <w:startOverride w:val="1"/>
+    </w:lvlOverride>
+    <w:lvlOverride w:ilvl="5">
+      <w:startOverride w:val="1"/>
+    </w:lvlOverride>
+    <w:lvlOverride w:ilvl="6">
+      <w:startOverride w:val="1"/>
+    </w:lvlOverride>
+    <w:lvlOverride w:ilvl="7">
+      <w:startOverride w:val="1"/>
+    </w:lvlOverride>
+    <w:lvlOverride w:ilvl="8">
+      <w:startOverride w:val="1"/>
+    </w:lvlOverride>
+  </w:num>
+  <w:num w:numId="1014">
+    <w:abstractNumId w:val="99411"/>
+    <w:lvlOverride w:ilvl="0">
+      <w:startOverride w:val="1"/>
+    </w:lvlOverride>
+    <w:lvlOverride w:ilvl="1">
+      <w:startOverride w:val="1"/>
+    </w:lvlOverride>
+    <w:lvlOverride w:ilvl="2">
+      <w:startOverride w:val="1"/>
+    </w:lvlOverride>
+    <w:lvlOverride w:ilvl="3">
+      <w:startOverride w:val="1"/>
+    </w:lvlOverride>
+    <w:lvlOverride w:ilvl="4">
+      <w:startOverride w:val="1"/>
+    </w:lvlOverride>
+    <w:lvlOverride w:ilvl="5">
+      <w:startOverride w:val="1"/>
+    </w:lvlOverride>
+    <w:lvlOverride w:ilvl="6">
+      <w:startOverride w:val="1"/>
+    </w:lvlOverride>
+    <w:lvlOverride w:ilvl="7">
+      <w:startOverride w:val="1"/>
+    </w:lvlOverride>
+    <w:lvlOverride w:ilvl="8">
+      <w:startOverride w:val="1"/>
+    </w:lvlOverride>
+  </w:num>
+  <w:num w:numId="1015">
+    <w:abstractNumId w:val="99411"/>
+    <w:lvlOverride w:ilvl="0">
+      <w:startOverride w:val="1"/>
+    </w:lvlOverride>
+    <w:lvlOverride w:ilvl="1">
+      <w:startOverride w:val="1"/>
+    </w:lvlOverride>
+    <w:lvlOverride w:ilvl="2">
+      <w:startOverride w:val="1"/>
+    </w:lvlOverride>
+    <w:lvlOverride w:ilvl="3">
+      <w:startOverride w:val="1"/>
+    </w:lvlOverride>
+    <w:lvlOverride w:ilvl="4">
+      <w:startOverride w:val="1"/>
+    </w:lvlOverride>
+    <w:lvlOverride w:ilvl="5">
+      <w:startOverride w:val="1"/>
+    </w:lvlOverride>
+    <w:lvlOverride w:ilvl="6">
+      <w:startOverride w:val="1"/>
+    </w:lvlOverride>
+    <w:lvlOverride w:ilvl="7">
+      <w:startOverride w:val="1"/>
+    </w:lvlOverride>
+    <w:lvlOverride w:ilvl="8">
+      <w:startOverride w:val="1"/>
+    </w:lvlOverride>
+  </w:num>
+  <w:num w:numId="1016">
+    <w:abstractNumId w:val="99411"/>
+    <w:lvlOverride w:ilvl="0">
+      <w:startOverride w:val="1"/>
+    </w:lvlOverride>
+    <w:lvlOverride w:ilvl="1">
+      <w:startOverride w:val="1"/>
+    </w:lvlOverride>
+    <w:lvlOverride w:ilvl="2">
+      <w:startOverride w:val="1"/>
+    </w:lvlOverride>
+    <w:lvlOverride w:ilvl="3">
+      <w:startOverride w:val="1"/>
+    </w:lvlOverride>
+    <w:lvlOverride w:ilvl="4">
+      <w:startOverride w:val="1"/>
+    </w:lvlOverride>
+    <w:lvlOverride w:ilvl="5">
+      <w:startOverride w:val="1"/>
+    </w:lvlOverride>
+    <w:lvlOverride w:ilvl="6">
+      <w:startOverride w:val="1"/>
+    </w:lvlOverride>
+    <w:lvlOverride w:ilvl="7">
+      <w:startOverride w:val="1"/>
+    </w:lvlOverride>
+    <w:lvlOverride w:ilvl="8">
+      <w:startOverride w:val="1"/>
+    </w:lvlOverride>
+  </w:num>
+  <w:num w:numId="1017">
+    <w:abstractNumId w:val="99411"/>
+    <w:lvlOverride w:ilvl="0">
+      <w:startOverride w:val="1"/>
+    </w:lvlOverride>
+    <w:lvlOverride w:ilvl="1">
+      <w:startOverride w:val="1"/>
+    </w:lvlOverride>
+    <w:lvlOverride w:ilvl="2">
+      <w:startOverride w:val="1"/>
+    </w:lvlOverride>
+    <w:lvlOverride w:ilvl="3">
+      <w:startOverride w:val="1"/>
+    </w:lvlOverride>
+    <w:lvlOverride w:ilvl="4">
+      <w:startOverride w:val="1"/>
+    </w:lvlOverride>
+    <w:lvlOverride w:ilvl="5">
+      <w:startOverride w:val="1"/>
+    </w:lvlOverride>
+    <w:lvlOverride w:ilvl="6">
+      <w:startOverride w:val="1"/>
+    </w:lvlOverride>
+    <w:lvlOverride w:ilvl="7">
+      <w:startOverride w:val="1"/>
+    </w:lvlOverride>
+    <w:lvlOverride w:ilvl="8">
+      <w:startOverride w:val="1"/>
+    </w:lvlOverride>
+  </w:num>
+  <w:num w:numId="1018">
+    <w:abstractNumId w:val="99411"/>
+    <w:lvlOverride w:ilvl="0">
+      <w:startOverride w:val="1"/>
+    </w:lvlOverride>
+    <w:lvlOverride w:ilvl="1">
+      <w:startOverride w:val="1"/>
+    </w:lvlOverride>
+    <w:lvlOverride w:ilvl="2">
+      <w:startOverride w:val="1"/>
+    </w:lvlOverride>
+    <w:lvlOverride w:ilvl="3">
+      <w:startOverride w:val="1"/>
+    </w:lvlOverride>
+    <w:lvlOverride w:ilvl="4">
+      <w:startOverride w:val="1"/>
+    </w:lvlOverride>
+    <w:lvlOverride w:ilvl="5">
+      <w:startOverride w:val="1"/>
+    </w:lvlOverride>
+    <w:lvlOverride w:ilvl="6">
+      <w:startOverride w:val="1"/>
+    </w:lvlOverride>
+    <w:lvlOverride w:ilvl="7">
+      <w:startOverride w:val="1"/>
+    </w:lvlOverride>
+    <w:lvlOverride w:ilvl="8">
+      <w:startOverride w:val="1"/>
+    </w:lvlOverride>
+  </w:num>
+  <w:num w:numId="1019">
+    <w:abstractNumId w:val="99411"/>
+    <w:lvlOverride w:ilvl="0">
+      <w:startOverride w:val="1"/>
+    </w:lvlOverride>
+    <w:lvlOverride w:ilvl="1">
+      <w:startOverride w:val="1"/>
+    </w:lvlOverride>
+    <w:lvlOverride w:ilvl="2">
+      <w:startOverride w:val="1"/>
+    </w:lvlOverride>
+    <w:lvlOverride w:ilvl="3">
+      <w:startOverride w:val="1"/>
+    </w:lvlOverride>
+    <w:lvlOverride w:ilvl="4">
+      <w:startOverride w:val="1"/>
+    </w:lvlOverride>
+    <w:lvlOverride w:ilvl="5">
+      <w:startOverride w:val="1"/>
+    </w:lvlOverride>
+    <w:lvlOverride w:ilvl="6">
+      <w:startOverride w:val="1"/>
+    </w:lvlOverride>
+    <w:lvlOverride w:ilvl="7">
+      <w:startOverride w:val="1"/>
+    </w:lvlOverride>
+    <w:lvlOverride w:ilvl="8">
+      <w:startOverride w:val="1"/>
+    </w:lvlOverride>
+  </w:num>
+  <w:num w:numId="1020">
+    <w:abstractNumId w:val="99411"/>
+    <w:lvlOverride w:ilvl="0">
+      <w:startOverride w:val="1"/>
+    </w:lvlOverride>
+    <w:lvlOverride w:ilvl="1">
+      <w:startOverride w:val="1"/>
+    </w:lvlOverride>
+    <w:lvlOverride w:ilvl="2">
+      <w:startOverride w:val="1"/>
+    </w:lvlOverride>
+    <w:lvlOverride w:ilvl="3">
+      <w:startOverride w:val="1"/>
+    </w:lvlOverride>
+    <w:lvlOverride w:ilvl="4">
+      <w:startOverride w:val="1"/>
+    </w:lvlOverride>
+    <w:lvlOverride w:ilvl="5">
+      <w:startOverride w:val="1"/>
+    </w:lvlOverride>
+    <w:lvlOverride w:ilvl="6">
+      <w:startOverride w:val="1"/>
+    </w:lvlOverride>
+    <w:lvlOverride w:ilvl="7">
+      <w:startOverride w:val="1"/>
+    </w:lvlOverride>
+    <w:lvlOverride w:ilvl="8">
+      <w:startOverride w:val="1"/>
+    </w:lvlOverride>
+  </w:num>
+  <w:num w:numId="1021">
+    <w:abstractNumId w:val="99411"/>
+    <w:lvlOverride w:ilvl="0">
+      <w:startOverride w:val="1"/>
+    </w:lvlOverride>
+    <w:lvlOverride w:ilvl="1">
+      <w:startOverride w:val="1"/>
+    </w:lvlOverride>
+    <w:lvlOverride w:ilvl="2">
+      <w:startOverride w:val="1"/>
+    </w:lvlOverride>
+    <w:lvlOverride w:ilvl="3">
+      <w:startOverride w:val="1"/>
+    </w:lvlOverride>
+    <w:lvlOverride w:ilvl="4">
+      <w:startOverride w:val="1"/>
+    </w:lvlOverride>
+    <w:lvlOverride w:ilvl="5">
+      <w:startOverride w:val="1"/>
+    </w:lvlOverride>
+    <w:lvlOverride w:ilvl="6">
+      <w:startOverride w:val="1"/>
+    </w:lvlOverride>
+    <w:lvlOverride w:ilvl="7">
+      <w:startOverride w:val="1"/>
+    </w:lvlOverride>
+    <w:lvlOverride w:ilvl="8">
+      <w:startOverride w:val="1"/>
+    </w:lvlOverride>
+  </w:num>
+  <w:num w:numId="1022">
+    <w:abstractNumId w:val="99411"/>
+    <w:lvlOverride w:ilvl="0">
+      <w:startOverride w:val="1"/>
+    </w:lvlOverride>
+    <w:lvlOverride w:ilvl="1">
+      <w:startOverride w:val="1"/>
+    </w:lvlOverride>
+    <w:lvlOverride w:ilvl="2">
+      <w:startOverride w:val="1"/>
+    </w:lvlOverride>
+    <w:lvlOverride w:ilvl="3">
+      <w:startOverride w:val="1"/>
+    </w:lvlOverride>
+    <w:lvlOverride w:ilvl="4">
+      <w:startOverride w:val="1"/>
+    </w:lvlOverride>
+    <w:lvlOverride w:ilvl="5">
+      <w:startOverride w:val="1"/>
+    </w:lvlOverride>
+    <w:lvlOverride w:ilvl="6">
+      <w:startOverride w:val="1"/>
+    </w:lvlOverride>
+    <w:lvlOverride w:ilvl="7">
+      <w:startOverride w:val="1"/>
+    </w:lvlOverride>
+    <w:lvlOverride w:ilvl="8">
+      <w:startOverride w:val="1"/>
+    </w:lvlOverride>
   </w:num>
 </w:numbering>
 </file>

--- a/examples/testbook/pt/main.docx
+++ b/examples/testbook/pt/main.docx
@@ -70,7 +70,7 @@
         <w:pStyle w:val="CoverMeta"/>
       </w:pPr>
       <w:r>
-        <w:t xml:space="preserve">v2.0.0 — 2026-09-12 19:01</w:t>
+        <w:t xml:space="preserve">v2.1.0 — 2026-09-12 19:25</w:t>
       </w:r>
     </w:p>
     <w:p>
@@ -1799,203 +1799,78 @@
         <w:t xml:space="preserve">Procedimento</w:t>
       </w:r>
     </w:p>
-    <w:tbl>
-      <w:tblPr>
-        <w:tblStyle w:val="Table"/>
-        <w:tblW w:type="auto" w:w="0"/>
-        <w:tblLook w:firstRow="1" w:lastRow="0" w:firstColumn="0" w:lastColumn="0" w:noHBand="0" w:noVBand="0" w:val="0020"/>
-        <w:jc w:val="start"/>
-      </w:tblPr>
-      <w:tblGrid>
-        <w:gridCol w:w="3960"/>
-        <w:gridCol w:w="3960"/>
-      </w:tblGrid>
-      <w:tr>
-        <w:trPr>
-          <w:tblHeader w:val="true"/>
-        </w:trPr>
-        <w:tc>
-          <w:tcPr/>
-          <w:p>
-            <w:pPr>
-              <w:pStyle w:val="Compact"/>
-              <w:jc w:val="left"/>
-            </w:pPr>
-            <w:r>
-              <w:t xml:space="preserve">Passo</w:t>
-            </w:r>
-          </w:p>
-        </w:tc>
-        <w:tc>
-          <w:tcPr/>
-          <w:p>
-            <w:pPr>
-              <w:pStyle w:val="Compact"/>
-              <w:jc w:val="left"/>
-            </w:pPr>
-            <w:r>
-              <w:t xml:space="preserve">Ação</w:t>
-            </w:r>
-          </w:p>
-        </w:tc>
-      </w:tr>
-      <w:tr>
-        <w:tc>
-          <w:tcPr/>
-          <w:p>
-            <w:pPr>
-              <w:pStyle w:val="Compact"/>
-              <w:jc w:val="left"/>
-            </w:pPr>
-            <w:r>
-              <w:t xml:space="preserve">1</w:t>
-            </w:r>
-          </w:p>
-        </w:tc>
-        <w:tc>
-          <w:tcPr/>
-          <w:p>
-            <w:pPr>
-              <w:pStyle w:val="Compact"/>
-              <w:jc w:val="left"/>
-            </w:pPr>
-            <w:r>
-              <w:t xml:space="preserve">Acessar o Console do Huawei Cloud</w:t>
-            </w:r>
-          </w:p>
-        </w:tc>
-      </w:tr>
-      <w:tr>
-        <w:tc>
-          <w:tcPr/>
-          <w:p>
-            <w:pPr>
-              <w:pStyle w:val="Compact"/>
-              <w:jc w:val="left"/>
-            </w:pPr>
-            <w:r>
-              <w:t xml:space="preserve">2</w:t>
-            </w:r>
-          </w:p>
-        </w:tc>
-        <w:tc>
-          <w:tcPr/>
-          <w:p>
-            <w:pPr>
-              <w:pStyle w:val="Compact"/>
-              <w:jc w:val="left"/>
-            </w:pPr>
-            <w:r>
-              <w:t xml:space="preserve">Navegar em Console, MapReduce Service, Clusters</w:t>
-            </w:r>
-          </w:p>
-        </w:tc>
-      </w:tr>
-      <w:tr>
-        <w:tc>
-          <w:tcPr/>
-          <w:p>
-            <w:pPr>
-              <w:pStyle w:val="Compact"/>
-              <w:jc w:val="left"/>
-            </w:pPr>
-            <w:r>
-              <w:t xml:space="preserve">3</w:t>
-            </w:r>
-          </w:p>
-        </w:tc>
-        <w:tc>
-          <w:tcPr/>
-          <w:p>
-            <w:pPr>
-              <w:pStyle w:val="Compact"/>
-              <w:jc w:val="left"/>
-            </w:pPr>
-            <w:r>
-              <w:t xml:space="preserve">Localizar cluster mrs-poc-cluster</w:t>
-            </w:r>
-          </w:p>
-        </w:tc>
-      </w:tr>
-      <w:tr>
-        <w:tc>
-          <w:tcPr/>
-          <w:p>
-            <w:pPr>
-              <w:pStyle w:val="Compact"/>
-              <w:jc w:val="left"/>
-            </w:pPr>
-            <w:r>
-              <w:t xml:space="preserve">4</w:t>
-            </w:r>
-          </w:p>
-        </w:tc>
-        <w:tc>
-          <w:tcPr/>
-          <w:p>
-            <w:pPr>
-              <w:pStyle w:val="Compact"/>
-              <w:jc w:val="left"/>
-            </w:pPr>
-            <w:r>
-              <w:t xml:space="preserve">Verificar status do cluster</w:t>
-            </w:r>
-          </w:p>
-        </w:tc>
-      </w:tr>
-      <w:tr>
-        <w:tc>
-          <w:tcPr/>
-          <w:p>
-            <w:pPr>
-              <w:pStyle w:val="Compact"/>
-              <w:jc w:val="left"/>
-            </w:pPr>
-            <w:r>
-              <w:t xml:space="preserve">5</w:t>
-            </w:r>
-          </w:p>
-        </w:tc>
-        <w:tc>
-          <w:tcPr/>
-          <w:p>
-            <w:pPr>
-              <w:pStyle w:val="Compact"/>
-              <w:jc w:val="left"/>
-            </w:pPr>
-            <w:r>
-              <w:t xml:space="preserve">Revisar aba Componente</w:t>
-            </w:r>
-          </w:p>
-        </w:tc>
-      </w:tr>
-      <w:tr>
-        <w:tc>
-          <w:tcPr/>
-          <w:p>
-            <w:pPr>
-              <w:pStyle w:val="Compact"/>
-              <w:jc w:val="left"/>
-            </w:pPr>
-            <w:r>
-              <w:t xml:space="preserve">6</w:t>
-            </w:r>
-          </w:p>
-        </w:tc>
-        <w:tc>
-          <w:tcPr/>
-          <w:p>
-            <w:pPr>
-              <w:pStyle w:val="Compact"/>
-              <w:jc w:val="left"/>
-            </w:pPr>
-            <w:r>
-              <w:t xml:space="preserve">Revisar aba Nó</w:t>
-            </w:r>
-          </w:p>
-        </w:tc>
-      </w:tr>
-    </w:tbl>
+    <w:p>
+      <w:pPr>
+        <w:numPr>
+          <w:ilvl w:val="0"/>
+          <w:numId w:val="1004"/>
+        </w:numPr>
+        <w:pStyle w:val="Compact"/>
+      </w:pPr>
+      <w:r>
+        <w:t xml:space="preserve">Acessar o Console do Huawei Cloud</w:t>
+      </w:r>
+    </w:p>
+    <w:p>
+      <w:pPr>
+        <w:numPr>
+          <w:ilvl w:val="0"/>
+          <w:numId w:val="1004"/>
+        </w:numPr>
+        <w:pStyle w:val="Compact"/>
+      </w:pPr>
+      <w:r>
+        <w:t xml:space="preserve">Navegar em Console, MapReduce Service, Clusters</w:t>
+      </w:r>
+    </w:p>
+    <w:p>
+      <w:pPr>
+        <w:numPr>
+          <w:ilvl w:val="0"/>
+          <w:numId w:val="1004"/>
+        </w:numPr>
+        <w:pStyle w:val="Compact"/>
+      </w:pPr>
+      <w:r>
+        <w:t xml:space="preserve">Localizar cluster mrs-poc-cluster</w:t>
+      </w:r>
+    </w:p>
+    <w:p>
+      <w:pPr>
+        <w:numPr>
+          <w:ilvl w:val="0"/>
+          <w:numId w:val="1004"/>
+        </w:numPr>
+        <w:pStyle w:val="Compact"/>
+      </w:pPr>
+      <w:r>
+        <w:t xml:space="preserve">Verificar status do cluster</w:t>
+      </w:r>
+    </w:p>
+    <w:p>
+      <w:pPr>
+        <w:numPr>
+          <w:ilvl w:val="0"/>
+          <w:numId w:val="1004"/>
+        </w:numPr>
+        <w:pStyle w:val="Compact"/>
+      </w:pPr>
+      <w:r>
+        <w:t xml:space="preserve">Revisar aba Componente</w:t>
+      </w:r>
+    </w:p>
+    <w:p>
+      <w:pPr>
+        <w:numPr>
+          <w:ilvl w:val="0"/>
+          <w:numId w:val="1004"/>
+        </w:numPr>
+        <w:pStyle w:val="Compact"/>
+      </w:pPr>
+      <w:r>
+        <w:t xml:space="preserve">Revisar aba Nó</w:t>
+      </w:r>
+    </w:p>
     <w:p>
       <w:pPr>
         <w:pStyle w:val="DefinitionTerm"/>
@@ -2008,7 +1883,7 @@
       <w:pPr>
         <w:numPr>
           <w:ilvl w:val="0"/>
-          <w:numId w:val="1004"/>
+          <w:numId w:val="1005"/>
         </w:numPr>
         <w:pStyle w:val="Compact"/>
       </w:pPr>
@@ -2020,7 +1895,7 @@
       <w:pPr>
         <w:numPr>
           <w:ilvl w:val="0"/>
-          <w:numId w:val="1004"/>
+          <w:numId w:val="1005"/>
         </w:numPr>
         <w:pStyle w:val="Compact"/>
       </w:pPr>
@@ -2032,7 +1907,7 @@
       <w:pPr>
         <w:numPr>
           <w:ilvl w:val="0"/>
-          <w:numId w:val="1004"/>
+          <w:numId w:val="1005"/>
         </w:numPr>
         <w:pStyle w:val="Compact"/>
       </w:pPr>
@@ -2129,7 +2004,7 @@
       <w:pPr>
         <w:numPr>
           <w:ilvl w:val="0"/>
-          <w:numId w:val="1005"/>
+          <w:numId w:val="1006"/>
         </w:numPr>
         <w:pStyle w:val="Compact"/>
       </w:pPr>
@@ -2141,7 +2016,7 @@
       <w:pPr>
         <w:numPr>
           <w:ilvl w:val="0"/>
-          <w:numId w:val="1005"/>
+          <w:numId w:val="1006"/>
         </w:numPr>
         <w:pStyle w:val="Compact"/>
       </w:pPr>
@@ -2157,229 +2032,90 @@
         <w:t xml:space="preserve">Procedimento</w:t>
       </w:r>
     </w:p>
-    <w:tbl>
-      <w:tblPr>
-        <w:tblStyle w:val="Table"/>
-        <w:tblW w:type="auto" w:w="0"/>
-        <w:tblLook w:firstRow="1" w:lastRow="0" w:firstColumn="0" w:lastColumn="0" w:noHBand="0" w:noVBand="0" w:val="0020"/>
-        <w:jc w:val="start"/>
-      </w:tblPr>
-      <w:tblGrid>
-        <w:gridCol w:w="3960"/>
-        <w:gridCol w:w="3960"/>
-      </w:tblGrid>
-      <w:tr>
-        <w:trPr>
-          <w:tblHeader w:val="true"/>
-        </w:trPr>
-        <w:tc>
-          <w:tcPr/>
-          <w:p>
-            <w:pPr>
-              <w:pStyle w:val="Compact"/>
-              <w:jc w:val="left"/>
-            </w:pPr>
-            <w:r>
-              <w:t xml:space="preserve">Passo</w:t>
-            </w:r>
-          </w:p>
-        </w:tc>
-        <w:tc>
-          <w:tcPr/>
-          <w:p>
-            <w:pPr>
-              <w:pStyle w:val="Compact"/>
-              <w:jc w:val="left"/>
-            </w:pPr>
-            <w:r>
-              <w:t xml:space="preserve">Ação</w:t>
-            </w:r>
-          </w:p>
-        </w:tc>
-      </w:tr>
-      <w:tr>
-        <w:tc>
-          <w:tcPr/>
-          <w:p>
-            <w:pPr>
-              <w:pStyle w:val="Compact"/>
-              <w:jc w:val="left"/>
-            </w:pPr>
-            <w:r>
-              <w:t xml:space="preserve">1</w:t>
-            </w:r>
-          </w:p>
-        </w:tc>
-        <w:tc>
-          <w:tcPr/>
-          <w:p>
-            <w:pPr>
-              <w:pStyle w:val="Compact"/>
-              <w:jc w:val="left"/>
-            </w:pPr>
-            <w:r>
-              <w:t xml:space="preserve">Acessar o Console</w:t>
-            </w:r>
-          </w:p>
-        </w:tc>
-      </w:tr>
-      <w:tr>
-        <w:tc>
-          <w:tcPr/>
-          <w:p>
-            <w:pPr>
-              <w:pStyle w:val="Compact"/>
-              <w:jc w:val="left"/>
-            </w:pPr>
-            <w:r>
-              <w:t xml:space="preserve">2</w:t>
-            </w:r>
-          </w:p>
-        </w:tc>
-        <w:tc>
-          <w:tcPr/>
-          <w:p>
-            <w:pPr>
-              <w:pStyle w:val="Compact"/>
-              <w:jc w:val="left"/>
-            </w:pPr>
-            <w:r>
-              <w:t xml:space="preserve">Navegar em Console, Object Storage Service</w:t>
-            </w:r>
-          </w:p>
-        </w:tc>
-      </w:tr>
-      <w:tr>
-        <w:tc>
-          <w:tcPr/>
-          <w:p>
-            <w:pPr>
-              <w:pStyle w:val="Compact"/>
-              <w:jc w:val="left"/>
-            </w:pPr>
-            <w:r>
-              <w:t xml:space="preserve">3</w:t>
-            </w:r>
-          </w:p>
-        </w:tc>
-        <w:tc>
-          <w:tcPr/>
-          <w:p>
-            <w:pPr>
-              <w:pStyle w:val="Compact"/>
-              <w:jc w:val="left"/>
-            </w:pPr>
-            <w:r>
-              <w:t xml:space="preserve">Localizar o bucket (ex.: poc-datalake-raw)</w:t>
-            </w:r>
-          </w:p>
-        </w:tc>
-      </w:tr>
-      <w:tr>
-        <w:tc>
-          <w:tcPr/>
-          <w:p>
-            <w:pPr>
-              <w:pStyle w:val="Compact"/>
-              <w:jc w:val="left"/>
-            </w:pPr>
-            <w:r>
-              <w:t xml:space="preserve">4</w:t>
-            </w:r>
-          </w:p>
-        </w:tc>
-        <w:tc>
-          <w:tcPr/>
-          <w:p>
-            <w:pPr>
-              <w:pStyle w:val="Compact"/>
-              <w:jc w:val="left"/>
-            </w:pPr>
-            <w:r>
-              <w:t xml:space="preserve">Verificar se a classe de armazenamento é Standard</w:t>
-            </w:r>
-          </w:p>
-        </w:tc>
-      </w:tr>
-      <w:tr>
-        <w:tc>
-          <w:tcPr/>
-          <w:p>
-            <w:pPr>
-              <w:pStyle w:val="Compact"/>
-              <w:jc w:val="left"/>
-            </w:pPr>
-            <w:r>
-              <w:t xml:space="preserve">5</w:t>
-            </w:r>
-          </w:p>
-        </w:tc>
-        <w:tc>
-          <w:tcPr/>
-          <w:p>
-            <w:pPr>
-              <w:pStyle w:val="Compact"/>
-              <w:jc w:val="left"/>
-            </w:pPr>
-            <w:r>
-              <w:t xml:space="preserve">Carregar um arquivo de teste (test-upload.txt) no bucket</w:t>
-            </w:r>
-          </w:p>
-        </w:tc>
-      </w:tr>
-      <w:tr>
-        <w:tc>
-          <w:tcPr/>
-          <w:p>
-            <w:pPr>
-              <w:pStyle w:val="Compact"/>
-              <w:jc w:val="left"/>
-            </w:pPr>
-            <w:r>
-              <w:t xml:space="preserve">6</w:t>
-            </w:r>
-          </w:p>
-        </w:tc>
-        <w:tc>
-          <w:tcPr/>
-          <w:p>
-            <w:pPr>
-              <w:pStyle w:val="Compact"/>
-              <w:jc w:val="left"/>
-            </w:pPr>
-            <w:r>
-              <w:t xml:space="preserve">Baixar o arquivo e comparar seu conteúdo com o original</w:t>
-            </w:r>
-          </w:p>
-        </w:tc>
-      </w:tr>
-      <w:tr>
-        <w:tc>
-          <w:tcPr/>
-          <w:p>
-            <w:pPr>
-              <w:pStyle w:val="Compact"/>
-              <w:jc w:val="left"/>
-            </w:pPr>
-            <w:r>
-              <w:t xml:space="preserve">7</w:t>
-            </w:r>
-          </w:p>
-        </w:tc>
-        <w:tc>
-          <w:tcPr/>
-          <w:p>
-            <w:pPr>
-              <w:pStyle w:val="Compact"/>
-              <w:jc w:val="left"/>
-            </w:pPr>
-            <w:r>
-              <w:t xml:space="preserve">Excluir o arquivo de teste</w:t>
-            </w:r>
-          </w:p>
-        </w:tc>
-      </w:tr>
-    </w:tbl>
+    <w:p>
+      <w:pPr>
+        <w:numPr>
+          <w:ilvl w:val="0"/>
+          <w:numId w:val="1007"/>
+        </w:numPr>
+        <w:pStyle w:val="Compact"/>
+      </w:pPr>
+      <w:r>
+        <w:t xml:space="preserve">Acessar o Console</w:t>
+      </w:r>
+    </w:p>
+    <w:p>
+      <w:pPr>
+        <w:numPr>
+          <w:ilvl w:val="0"/>
+          <w:numId w:val="1007"/>
+        </w:numPr>
+        <w:pStyle w:val="Compact"/>
+      </w:pPr>
+      <w:r>
+        <w:t xml:space="preserve">Navegar em Console, Object Storage Service</w:t>
+      </w:r>
+    </w:p>
+    <w:p>
+      <w:pPr>
+        <w:numPr>
+          <w:ilvl w:val="0"/>
+          <w:numId w:val="1007"/>
+        </w:numPr>
+        <w:pStyle w:val="Compact"/>
+      </w:pPr>
+      <w:r>
+        <w:t xml:space="preserve">Localizar o bucket (ex.: poc-datalake-raw)</w:t>
+      </w:r>
+    </w:p>
+    <w:p>
+      <w:pPr>
+        <w:numPr>
+          <w:ilvl w:val="0"/>
+          <w:numId w:val="1007"/>
+        </w:numPr>
+        <w:pStyle w:val="Compact"/>
+      </w:pPr>
+      <w:r>
+        <w:t xml:space="preserve">Verificar se a classe de armazenamento é Standard</w:t>
+      </w:r>
+    </w:p>
+    <w:p>
+      <w:pPr>
+        <w:numPr>
+          <w:ilvl w:val="0"/>
+          <w:numId w:val="1007"/>
+        </w:numPr>
+        <w:pStyle w:val="Compact"/>
+      </w:pPr>
+      <w:r>
+        <w:t xml:space="preserve">Carregar um arquivo de teste (test-upload.txt) no bucket</w:t>
+      </w:r>
+    </w:p>
+    <w:p>
+      <w:pPr>
+        <w:numPr>
+          <w:ilvl w:val="0"/>
+          <w:numId w:val="1007"/>
+        </w:numPr>
+        <w:pStyle w:val="Compact"/>
+      </w:pPr>
+      <w:r>
+        <w:t xml:space="preserve">Baixar o arquivo e comparar seu conteúdo com o original</w:t>
+      </w:r>
+    </w:p>
+    <w:p>
+      <w:pPr>
+        <w:numPr>
+          <w:ilvl w:val="0"/>
+          <w:numId w:val="1007"/>
+        </w:numPr>
+        <w:pStyle w:val="Compact"/>
+      </w:pPr>
+      <w:r>
+        <w:t xml:space="preserve">Excluir o arquivo de teste</w:t>
+      </w:r>
+    </w:p>
     <w:p>
       <w:pPr>
         <w:pStyle w:val="DefinitionTerm"/>
@@ -2392,7 +2128,7 @@
       <w:pPr>
         <w:numPr>
           <w:ilvl w:val="0"/>
-          <w:numId w:val="1006"/>
+          <w:numId w:val="1008"/>
         </w:numPr>
         <w:pStyle w:val="Compact"/>
       </w:pPr>
@@ -2404,7 +2140,7 @@
       <w:pPr>
         <w:numPr>
           <w:ilvl w:val="0"/>
-          <w:numId w:val="1006"/>
+          <w:numId w:val="1008"/>
         </w:numPr>
         <w:pStyle w:val="Compact"/>
       </w:pPr>
@@ -2416,7 +2152,7 @@
       <w:pPr>
         <w:numPr>
           <w:ilvl w:val="0"/>
-          <w:numId w:val="1006"/>
+          <w:numId w:val="1008"/>
         </w:numPr>
         <w:pStyle w:val="Compact"/>
       </w:pPr>
@@ -2428,7 +2164,7 @@
       <w:pPr>
         <w:numPr>
           <w:ilvl w:val="0"/>
-          <w:numId w:val="1006"/>
+          <w:numId w:val="1008"/>
         </w:numPr>
         <w:pStyle w:val="Compact"/>
       </w:pPr>
@@ -2525,7 +2261,7 @@
       <w:pPr>
         <w:numPr>
           <w:ilvl w:val="0"/>
-          <w:numId w:val="1007"/>
+          <w:numId w:val="1009"/>
         </w:numPr>
         <w:pStyle w:val="Compact"/>
       </w:pPr>
@@ -2537,7 +2273,7 @@
       <w:pPr>
         <w:numPr>
           <w:ilvl w:val="0"/>
-          <w:numId w:val="1007"/>
+          <w:numId w:val="1009"/>
         </w:numPr>
         <w:pStyle w:val="Compact"/>
       </w:pPr>
@@ -2553,203 +2289,78 @@
         <w:t xml:space="preserve">Procedimento</w:t>
       </w:r>
     </w:p>
-    <w:tbl>
-      <w:tblPr>
-        <w:tblStyle w:val="Table"/>
-        <w:tblW w:type="pct" w:w="5000"/>
-        <w:tblLook w:firstRow="1" w:lastRow="0" w:firstColumn="0" w:lastColumn="0" w:noHBand="0" w:noVBand="0" w:val="0020"/>
-        <w:jc w:val="start"/>
-      </w:tblPr>
-      <w:tblGrid>
-        <w:gridCol w:w="3960"/>
-        <w:gridCol w:w="3960"/>
-      </w:tblGrid>
-      <w:tr>
-        <w:trPr>
-          <w:tblHeader w:val="true"/>
-        </w:trPr>
-        <w:tc>
-          <w:tcPr/>
-          <w:p>
-            <w:pPr>
-              <w:pStyle w:val="Compact"/>
-              <w:jc w:val="left"/>
-            </w:pPr>
-            <w:r>
-              <w:t xml:space="preserve">Passo</w:t>
-            </w:r>
-          </w:p>
-        </w:tc>
-        <w:tc>
-          <w:tcPr/>
-          <w:p>
-            <w:pPr>
-              <w:pStyle w:val="Compact"/>
-              <w:jc w:val="left"/>
-            </w:pPr>
-            <w:r>
-              <w:t xml:space="preserve">Ação</w:t>
-            </w:r>
-          </w:p>
-        </w:tc>
-      </w:tr>
-      <w:tr>
-        <w:tc>
-          <w:tcPr/>
-          <w:p>
-            <w:pPr>
-              <w:pStyle w:val="Compact"/>
-              <w:jc w:val="left"/>
-            </w:pPr>
-            <w:r>
-              <w:t xml:space="preserve">1</w:t>
-            </w:r>
-          </w:p>
-        </w:tc>
-        <w:tc>
-          <w:tcPr/>
-          <w:p>
-            <w:pPr>
-              <w:pStyle w:val="Compact"/>
-              <w:jc w:val="left"/>
-            </w:pPr>
-            <w:r>
-              <w:t xml:space="preserve">Acessar o Console</w:t>
-            </w:r>
-          </w:p>
-        </w:tc>
-      </w:tr>
-      <w:tr>
-        <w:tc>
-          <w:tcPr/>
-          <w:p>
-            <w:pPr>
-              <w:pStyle w:val="Compact"/>
-              <w:jc w:val="left"/>
-            </w:pPr>
-            <w:r>
-              <w:t xml:space="preserve">2</w:t>
-            </w:r>
-          </w:p>
-        </w:tc>
-        <w:tc>
-          <w:tcPr/>
-          <w:p>
-            <w:pPr>
-              <w:pStyle w:val="Compact"/>
-              <w:jc w:val="left"/>
-            </w:pPr>
-            <w:r>
-              <w:t xml:space="preserve">Navegar em Console, Virtual Private Cloud, VPCs</w:t>
-            </w:r>
-          </w:p>
-        </w:tc>
-      </w:tr>
-      <w:tr>
-        <w:tc>
-          <w:tcPr/>
-          <w:p>
-            <w:pPr>
-              <w:pStyle w:val="Compact"/>
-              <w:jc w:val="left"/>
-            </w:pPr>
-            <w:r>
-              <w:t xml:space="preserve">3</w:t>
-            </w:r>
-          </w:p>
-        </w:tc>
-        <w:tc>
-          <w:tcPr/>
-          <w:p>
-            <w:pPr>
-              <w:pStyle w:val="Compact"/>
-              <w:jc w:val="left"/>
-            </w:pPr>
-            <w:r>
-              <w:t xml:space="preserve">Localizar a VPC (ex.: vpc-poc) e verificar se o bloco CIDR corresponde à arquitetura (ex.: 10.0.0.0/16)</w:t>
-            </w:r>
-          </w:p>
-        </w:tc>
-      </w:tr>
-      <w:tr>
-        <w:tc>
-          <w:tcPr/>
-          <w:p>
-            <w:pPr>
-              <w:pStyle w:val="Compact"/>
-              <w:jc w:val="left"/>
-            </w:pPr>
-            <w:r>
-              <w:t xml:space="preserve">4</w:t>
-            </w:r>
-          </w:p>
-        </w:tc>
-        <w:tc>
-          <w:tcPr/>
-          <w:p>
-            <w:pPr>
-              <w:pStyle w:val="Compact"/>
-              <w:jc w:val="left"/>
-            </w:pPr>
-            <w:r>
-              <w:t xml:space="preserve">Clicar na sub-rede e verificar seu CIDR (ex.: 10.0.1.0/24)</w:t>
-            </w:r>
-          </w:p>
-        </w:tc>
-      </w:tr>
-      <w:tr>
-        <w:tc>
-          <w:tcPr/>
-          <w:p>
-            <w:pPr>
-              <w:pStyle w:val="Compact"/>
-              <w:jc w:val="left"/>
-            </w:pPr>
-            <w:r>
-              <w:t xml:space="preserve">5</w:t>
-            </w:r>
-          </w:p>
-        </w:tc>
-        <w:tc>
-          <w:tcPr/>
-          <w:p>
-            <w:pPr>
-              <w:pStyle w:val="Compact"/>
-              <w:jc w:val="left"/>
-            </w:pPr>
-            <w:r>
-              <w:t xml:space="preserve">Navegar até Security Groups e verificar regras de entrada: TCP 22 da sub-rede bastion, TCP 443 do proxy corporativo</w:t>
-            </w:r>
-          </w:p>
-        </w:tc>
-      </w:tr>
-      <w:tr>
-        <w:tc>
-          <w:tcPr/>
-          <w:p>
-            <w:pPr>
-              <w:pStyle w:val="Compact"/>
-              <w:jc w:val="left"/>
-            </w:pPr>
-            <w:r>
-              <w:t xml:space="preserve">6</w:t>
-            </w:r>
-          </w:p>
-        </w:tc>
-        <w:tc>
-          <w:tcPr/>
-          <w:p>
-            <w:pPr>
-              <w:pStyle w:val="Compact"/>
-              <w:jc w:val="left"/>
-            </w:pPr>
-            <w:r>
-              <w:t xml:space="preserve">Verificar se as regras de saída permitem todo o tráfego (padrão)</w:t>
-            </w:r>
-          </w:p>
-        </w:tc>
-      </w:tr>
-    </w:tbl>
+    <w:p>
+      <w:pPr>
+        <w:numPr>
+          <w:ilvl w:val="0"/>
+          <w:numId w:val="1010"/>
+        </w:numPr>
+        <w:pStyle w:val="Compact"/>
+      </w:pPr>
+      <w:r>
+        <w:t xml:space="preserve">Acessar o Console</w:t>
+      </w:r>
+    </w:p>
+    <w:p>
+      <w:pPr>
+        <w:numPr>
+          <w:ilvl w:val="0"/>
+          <w:numId w:val="1010"/>
+        </w:numPr>
+        <w:pStyle w:val="Compact"/>
+      </w:pPr>
+      <w:r>
+        <w:t xml:space="preserve">Navegar em Console, Virtual Private Cloud, VPCs</w:t>
+      </w:r>
+    </w:p>
+    <w:p>
+      <w:pPr>
+        <w:numPr>
+          <w:ilvl w:val="0"/>
+          <w:numId w:val="1010"/>
+        </w:numPr>
+        <w:pStyle w:val="Compact"/>
+      </w:pPr>
+      <w:r>
+        <w:t xml:space="preserve">Localizar a VPC (ex.: vpc-poc) e verificar se o bloco CIDR corresponde à arquitetura (ex.: 10.0.0.0/16)</w:t>
+      </w:r>
+    </w:p>
+    <w:p>
+      <w:pPr>
+        <w:numPr>
+          <w:ilvl w:val="0"/>
+          <w:numId w:val="1010"/>
+        </w:numPr>
+        <w:pStyle w:val="Compact"/>
+      </w:pPr>
+      <w:r>
+        <w:t xml:space="preserve">Clicar na sub-rede e verificar seu CIDR (ex.: 10.0.1.0/24)</w:t>
+      </w:r>
+    </w:p>
+    <w:p>
+      <w:pPr>
+        <w:numPr>
+          <w:ilvl w:val="0"/>
+          <w:numId w:val="1010"/>
+        </w:numPr>
+        <w:pStyle w:val="Compact"/>
+      </w:pPr>
+      <w:r>
+        <w:t xml:space="preserve">Navegar até Security Groups e verificar regras de entrada: TCP 22 da sub-rede bastion, TCP 443 do proxy corporativo</w:t>
+      </w:r>
+    </w:p>
+    <w:p>
+      <w:pPr>
+        <w:numPr>
+          <w:ilvl w:val="0"/>
+          <w:numId w:val="1010"/>
+        </w:numPr>
+        <w:pStyle w:val="Compact"/>
+      </w:pPr>
+      <w:r>
+        <w:t xml:space="preserve">Verificar se as regras de saída permitem todo o tráfego (padrão)</w:t>
+      </w:r>
+    </w:p>
     <w:p>
       <w:pPr>
         <w:pStyle w:val="DefinitionTerm"/>
@@ -2762,7 +2373,7 @@
       <w:pPr>
         <w:numPr>
           <w:ilvl w:val="0"/>
-          <w:numId w:val="1008"/>
+          <w:numId w:val="1011"/>
         </w:numPr>
         <w:pStyle w:val="Compact"/>
       </w:pPr>
@@ -2774,7 +2385,7 @@
       <w:pPr>
         <w:numPr>
           <w:ilvl w:val="0"/>
-          <w:numId w:val="1008"/>
+          <w:numId w:val="1011"/>
         </w:numPr>
         <w:pStyle w:val="Compact"/>
       </w:pPr>
@@ -2786,7 +2397,7 @@
       <w:pPr>
         <w:numPr>
           <w:ilvl w:val="0"/>
-          <w:numId w:val="1008"/>
+          <w:numId w:val="1011"/>
         </w:numPr>
         <w:pStyle w:val="Compact"/>
       </w:pPr>
@@ -2798,7 +2409,7 @@
       <w:pPr>
         <w:numPr>
           <w:ilvl w:val="0"/>
-          <w:numId w:val="1008"/>
+          <w:numId w:val="1011"/>
         </w:numPr>
         <w:pStyle w:val="Compact"/>
       </w:pPr>
@@ -2926,7 +2537,7 @@
       <w:pPr>
         <w:numPr>
           <w:ilvl w:val="0"/>
-          <w:numId w:val="1009"/>
+          <w:numId w:val="1012"/>
         </w:numPr>
         <w:pStyle w:val="Compact"/>
       </w:pPr>
@@ -2938,7 +2549,7 @@
       <w:pPr>
         <w:numPr>
           <w:ilvl w:val="0"/>
-          <w:numId w:val="1009"/>
+          <w:numId w:val="1012"/>
         </w:numPr>
         <w:pStyle w:val="Compact"/>
       </w:pPr>
@@ -2954,177 +2565,66 @@
         <w:t xml:space="preserve">Procedimento</w:t>
       </w:r>
     </w:p>
-    <w:tbl>
-      <w:tblPr>
-        <w:tblStyle w:val="Table"/>
-        <w:tblW w:type="pct" w:w="5000"/>
-        <w:tblLook w:firstRow="1" w:lastRow="0" w:firstColumn="0" w:lastColumn="0" w:noHBand="0" w:noVBand="0" w:val="0020"/>
-        <w:jc w:val="start"/>
-      </w:tblPr>
-      <w:tblGrid>
-        <w:gridCol w:w="3960"/>
-        <w:gridCol w:w="3960"/>
-      </w:tblGrid>
-      <w:tr>
-        <w:trPr>
-          <w:tblHeader w:val="true"/>
-        </w:trPr>
-        <w:tc>
-          <w:tcPr/>
-          <w:p>
-            <w:pPr>
-              <w:pStyle w:val="Compact"/>
-              <w:jc w:val="left"/>
-            </w:pPr>
-            <w:r>
-              <w:t xml:space="preserve">Passo</w:t>
-            </w:r>
-          </w:p>
-        </w:tc>
-        <w:tc>
-          <w:tcPr/>
-          <w:p>
-            <w:pPr>
-              <w:pStyle w:val="Compact"/>
-              <w:jc w:val="left"/>
-            </w:pPr>
-            <w:r>
-              <w:t xml:space="preserve">Ação</w:t>
-            </w:r>
-          </w:p>
-        </w:tc>
-      </w:tr>
-      <w:tr>
-        <w:tc>
-          <w:tcPr/>
-          <w:p>
-            <w:pPr>
-              <w:pStyle w:val="Compact"/>
-              <w:jc w:val="left"/>
-            </w:pPr>
-            <w:r>
-              <w:t xml:space="preserve">1</w:t>
-            </w:r>
-          </w:p>
-        </w:tc>
-        <w:tc>
-          <w:tcPr/>
-          <w:p>
-            <w:pPr>
-              <w:pStyle w:val="Compact"/>
-              <w:jc w:val="left"/>
-            </w:pPr>
-            <w:r>
-              <w:t xml:space="preserve">Acessar o Console com o usuário IAM de teste</w:t>
-            </w:r>
-          </w:p>
-        </w:tc>
-      </w:tr>
-      <w:tr>
-        <w:tc>
-          <w:tcPr/>
-          <w:p>
-            <w:pPr>
-              <w:pStyle w:val="Compact"/>
-              <w:jc w:val="left"/>
-            </w:pPr>
-            <w:r>
-              <w:t xml:space="preserve">2</w:t>
-            </w:r>
-          </w:p>
-        </w:tc>
-        <w:tc>
-          <w:tcPr/>
-          <w:p>
-            <w:pPr>
-              <w:pStyle w:val="Compact"/>
-              <w:jc w:val="left"/>
-            </w:pPr>
-            <w:r>
-              <w:t xml:space="preserve">Navegar em Console, DataArts Studio, Workspaces</w:t>
-            </w:r>
-          </w:p>
-        </w:tc>
-      </w:tr>
-      <w:tr>
-        <w:tc>
-          <w:tcPr/>
-          <w:p>
-            <w:pPr>
-              <w:pStyle w:val="Compact"/>
-              <w:jc w:val="left"/>
-            </w:pPr>
-            <w:r>
-              <w:t xml:space="preserve">3</w:t>
-            </w:r>
-          </w:p>
-        </w:tc>
-        <w:tc>
-          <w:tcPr/>
-          <w:p>
-            <w:pPr>
-              <w:pStyle w:val="Compact"/>
-              <w:jc w:val="left"/>
-            </w:pPr>
-            <w:r>
-              <w:t xml:space="preserve">Localizar o workspace (ex.: poc-workspace)</w:t>
-            </w:r>
-          </w:p>
-        </w:tc>
-      </w:tr>
-      <w:tr>
-        <w:tc>
-          <w:tcPr/>
-          <w:p>
-            <w:pPr>
-              <w:pStyle w:val="Compact"/>
-              <w:jc w:val="left"/>
-            </w:pPr>
-            <w:r>
-              <w:t xml:space="preserve">4</w:t>
-            </w:r>
-          </w:p>
-        </w:tc>
-        <w:tc>
-          <w:tcPr/>
-          <w:p>
-            <w:pPr>
-              <w:pStyle w:val="Compact"/>
-              <w:jc w:val="left"/>
-            </w:pPr>
-            <w:r>
-              <w:t xml:space="preserve">Clicar em Acessar Workspace para abrir o console do DataArts Studio</w:t>
-            </w:r>
-          </w:p>
-        </w:tc>
-      </w:tr>
-      <w:tr>
-        <w:tc>
-          <w:tcPr/>
-          <w:p>
-            <w:pPr>
-              <w:pStyle w:val="Compact"/>
-              <w:jc w:val="left"/>
-            </w:pPr>
-            <w:r>
-              <w:t xml:space="preserve">5</w:t>
-            </w:r>
-          </w:p>
-        </w:tc>
-        <w:tc>
-          <w:tcPr/>
-          <w:p>
-            <w:pPr>
-              <w:pStyle w:val="Compact"/>
-              <w:jc w:val="left"/>
-            </w:pPr>
-            <w:r>
-              <w:t xml:space="preserve">Verificar se o painel de navegação à esquerda carrega com os módulos esperados: Integração de Dados, Desenvolvimento de Dados, Arquitetura de Dados</w:t>
-            </w:r>
-          </w:p>
-        </w:tc>
-      </w:tr>
-    </w:tbl>
+    <w:p>
+      <w:pPr>
+        <w:numPr>
+          <w:ilvl w:val="0"/>
+          <w:numId w:val="1013"/>
+        </w:numPr>
+        <w:pStyle w:val="Compact"/>
+      </w:pPr>
+      <w:r>
+        <w:t xml:space="preserve">Acessar o Console com o usuário IAM de teste</w:t>
+      </w:r>
+    </w:p>
+    <w:p>
+      <w:pPr>
+        <w:numPr>
+          <w:ilvl w:val="0"/>
+          <w:numId w:val="1013"/>
+        </w:numPr>
+        <w:pStyle w:val="Compact"/>
+      </w:pPr>
+      <w:r>
+        <w:t xml:space="preserve">Navegar em Console, DataArts Studio, Workspaces</w:t>
+      </w:r>
+    </w:p>
+    <w:p>
+      <w:pPr>
+        <w:numPr>
+          <w:ilvl w:val="0"/>
+          <w:numId w:val="1013"/>
+        </w:numPr>
+        <w:pStyle w:val="Compact"/>
+      </w:pPr>
+      <w:r>
+        <w:t xml:space="preserve">Localizar o workspace (ex.: poc-workspace)</w:t>
+      </w:r>
+    </w:p>
+    <w:p>
+      <w:pPr>
+        <w:numPr>
+          <w:ilvl w:val="0"/>
+          <w:numId w:val="1013"/>
+        </w:numPr>
+        <w:pStyle w:val="Compact"/>
+      </w:pPr>
+      <w:r>
+        <w:t xml:space="preserve">Clicar em Acessar Workspace para abrir o console do DataArts Studio</w:t>
+      </w:r>
+    </w:p>
+    <w:p>
+      <w:pPr>
+        <w:numPr>
+          <w:ilvl w:val="0"/>
+          <w:numId w:val="1013"/>
+        </w:numPr>
+        <w:pStyle w:val="Compact"/>
+      </w:pPr>
+      <w:r>
+        <w:t xml:space="preserve">Verificar se o painel de navegação à esquerda carrega com os módulos esperados: Integração de Dados, Desenvolvimento de Dados, Arquitetura de Dados</w:t>
+      </w:r>
+    </w:p>
     <w:p>
       <w:pPr>
         <w:pStyle w:val="DefinitionTerm"/>
@@ -3137,7 +2637,7 @@
       <w:pPr>
         <w:numPr>
           <w:ilvl w:val="0"/>
-          <w:numId w:val="1010"/>
+          <w:numId w:val="1014"/>
         </w:numPr>
         <w:pStyle w:val="Compact"/>
       </w:pPr>
@@ -3149,7 +2649,7 @@
       <w:pPr>
         <w:numPr>
           <w:ilvl w:val="0"/>
-          <w:numId w:val="1010"/>
+          <w:numId w:val="1014"/>
         </w:numPr>
         <w:pStyle w:val="Compact"/>
       </w:pPr>
@@ -3161,7 +2661,7 @@
       <w:pPr>
         <w:numPr>
           <w:ilvl w:val="0"/>
-          <w:numId w:val="1010"/>
+          <w:numId w:val="1014"/>
         </w:numPr>
         <w:pStyle w:val="Compact"/>
       </w:pPr>
@@ -3258,7 +2758,7 @@
       <w:pPr>
         <w:numPr>
           <w:ilvl w:val="0"/>
-          <w:numId w:val="1011"/>
+          <w:numId w:val="1015"/>
         </w:numPr>
         <w:pStyle w:val="Compact"/>
       </w:pPr>
@@ -3270,7 +2770,7 @@
       <w:pPr>
         <w:numPr>
           <w:ilvl w:val="0"/>
-          <w:numId w:val="1011"/>
+          <w:numId w:val="1015"/>
         </w:numPr>
         <w:pStyle w:val="Compact"/>
       </w:pPr>
@@ -3282,7 +2782,7 @@
       <w:pPr>
         <w:numPr>
           <w:ilvl w:val="0"/>
-          <w:numId w:val="1011"/>
+          <w:numId w:val="1015"/>
         </w:numPr>
         <w:pStyle w:val="Compact"/>
       </w:pPr>
@@ -3294,7 +2794,7 @@
       <w:pPr>
         <w:numPr>
           <w:ilvl w:val="0"/>
-          <w:numId w:val="1011"/>
+          <w:numId w:val="1015"/>
         </w:numPr>
         <w:pStyle w:val="Compact"/>
       </w:pPr>
@@ -3310,203 +2810,78 @@
         <w:t xml:space="preserve">Procedimento</w:t>
       </w:r>
     </w:p>
-    <w:tbl>
-      <w:tblPr>
-        <w:tblStyle w:val="Table"/>
-        <w:tblW w:type="auto" w:w="0"/>
-        <w:tblLook w:firstRow="1" w:lastRow="0" w:firstColumn="0" w:lastColumn="0" w:noHBand="0" w:noVBand="0" w:val="0020"/>
-        <w:jc w:val="start"/>
-      </w:tblPr>
-      <w:tblGrid>
-        <w:gridCol w:w="3960"/>
-        <w:gridCol w:w="3960"/>
-      </w:tblGrid>
-      <w:tr>
-        <w:trPr>
-          <w:tblHeader w:val="true"/>
-        </w:trPr>
-        <w:tc>
-          <w:tcPr/>
-          <w:p>
-            <w:pPr>
-              <w:pStyle w:val="Compact"/>
-              <w:jc w:val="left"/>
-            </w:pPr>
-            <w:r>
-              <w:t xml:space="preserve">Passo</w:t>
-            </w:r>
-          </w:p>
-        </w:tc>
-        <w:tc>
-          <w:tcPr/>
-          <w:p>
-            <w:pPr>
-              <w:pStyle w:val="Compact"/>
-              <w:jc w:val="left"/>
-            </w:pPr>
-            <w:r>
-              <w:t xml:space="preserve">Ação</w:t>
-            </w:r>
-          </w:p>
-        </w:tc>
-      </w:tr>
-      <w:tr>
-        <w:tc>
-          <w:tcPr/>
-          <w:p>
-            <w:pPr>
-              <w:pStyle w:val="Compact"/>
-              <w:jc w:val="left"/>
-            </w:pPr>
-            <w:r>
-              <w:t xml:space="preserve">1</w:t>
-            </w:r>
-          </w:p>
-        </w:tc>
-        <w:tc>
-          <w:tcPr/>
-          <w:p>
-            <w:pPr>
-              <w:pStyle w:val="Compact"/>
-              <w:jc w:val="left"/>
-            </w:pPr>
-            <w:r>
-              <w:t xml:space="preserve">Navegar até Desenvolvimento de Dados no DataArts Studio</w:t>
-            </w:r>
-          </w:p>
-        </w:tc>
-      </w:tr>
-      <w:tr>
-        <w:tc>
-          <w:tcPr/>
-          <w:p>
-            <w:pPr>
-              <w:pStyle w:val="Compact"/>
-              <w:jc w:val="left"/>
-            </w:pPr>
-            <w:r>
-              <w:t xml:space="preserve">2</w:t>
-            </w:r>
-          </w:p>
-        </w:tc>
-        <w:tc>
-          <w:tcPr/>
-          <w:p>
-            <w:pPr>
-              <w:pStyle w:val="Compact"/>
-              <w:jc w:val="left"/>
-            </w:pPr>
-            <w:r>
-              <w:t xml:space="preserve">Localizar pipeline pl-ingest-customers</w:t>
-            </w:r>
-          </w:p>
-        </w:tc>
-      </w:tr>
-      <w:tr>
-        <w:tc>
-          <w:tcPr/>
-          <w:p>
-            <w:pPr>
-              <w:pStyle w:val="Compact"/>
-              <w:jc w:val="left"/>
-            </w:pPr>
-            <w:r>
-              <w:t xml:space="preserve">3</w:t>
-            </w:r>
-          </w:p>
-        </w:tc>
-        <w:tc>
-          <w:tcPr/>
-          <w:p>
-            <w:pPr>
-              <w:pStyle w:val="Compact"/>
-              <w:jc w:val="left"/>
-            </w:pPr>
-            <w:r>
-              <w:t xml:space="preserve">Clicar em Executar para iniciar o pipeline</w:t>
-            </w:r>
-          </w:p>
-        </w:tc>
-      </w:tr>
-      <w:tr>
-        <w:tc>
-          <w:tcPr/>
-          <w:p>
-            <w:pPr>
-              <w:pStyle w:val="Compact"/>
-              <w:jc w:val="left"/>
-            </w:pPr>
-            <w:r>
-              <w:t xml:space="preserve">4</w:t>
-            </w:r>
-          </w:p>
-        </w:tc>
-        <w:tc>
-          <w:tcPr/>
-          <w:p>
-            <w:pPr>
-              <w:pStyle w:val="Compact"/>
-              <w:jc w:val="left"/>
-            </w:pPr>
-            <w:r>
-              <w:t xml:space="preserve">Aguardar status do pipeline (timeout: 10 min)</w:t>
-            </w:r>
-          </w:p>
-        </w:tc>
-      </w:tr>
-      <w:tr>
-        <w:tc>
-          <w:tcPr/>
-          <w:p>
-            <w:pPr>
-              <w:pStyle w:val="Compact"/>
-              <w:jc w:val="left"/>
-            </w:pPr>
-            <w:r>
-              <w:t xml:space="preserve">5</w:t>
-            </w:r>
-          </w:p>
-        </w:tc>
-        <w:tc>
-          <w:tcPr/>
-          <w:p>
-            <w:pPr>
-              <w:pStyle w:val="Compact"/>
-              <w:jc w:val="left"/>
-            </w:pPr>
-            <w:r>
-              <w:t xml:space="preserve">Verificar arquivo de saída no OBS</w:t>
-            </w:r>
-          </w:p>
-        </w:tc>
-      </w:tr>
-      <w:tr>
-        <w:tc>
-          <w:tcPr/>
-          <w:p>
-            <w:pPr>
-              <w:pStyle w:val="Compact"/>
-              <w:jc w:val="left"/>
-            </w:pPr>
-            <w:r>
-              <w:t xml:space="preserve">6</w:t>
-            </w:r>
-          </w:p>
-        </w:tc>
-        <w:tc>
-          <w:tcPr/>
-          <w:p>
-            <w:pPr>
-              <w:pStyle w:val="Compact"/>
-              <w:jc w:val="left"/>
-            </w:pPr>
-            <w:r>
-              <w:t xml:space="preserve">Baixar e verificar contagem de linhas</w:t>
-            </w:r>
-          </w:p>
-        </w:tc>
-      </w:tr>
-    </w:tbl>
+    <w:p>
+      <w:pPr>
+        <w:numPr>
+          <w:ilvl w:val="0"/>
+          <w:numId w:val="1016"/>
+        </w:numPr>
+        <w:pStyle w:val="Compact"/>
+      </w:pPr>
+      <w:r>
+        <w:t xml:space="preserve">Navegar até Desenvolvimento de Dados no DataArts Studio</w:t>
+      </w:r>
+    </w:p>
+    <w:p>
+      <w:pPr>
+        <w:numPr>
+          <w:ilvl w:val="0"/>
+          <w:numId w:val="1016"/>
+        </w:numPr>
+        <w:pStyle w:val="Compact"/>
+      </w:pPr>
+      <w:r>
+        <w:t xml:space="preserve">Localizar pipeline pl-ingest-customers</w:t>
+      </w:r>
+    </w:p>
+    <w:p>
+      <w:pPr>
+        <w:numPr>
+          <w:ilvl w:val="0"/>
+          <w:numId w:val="1016"/>
+        </w:numPr>
+        <w:pStyle w:val="Compact"/>
+      </w:pPr>
+      <w:r>
+        <w:t xml:space="preserve">Clicar em Executar para iniciar o pipeline</w:t>
+      </w:r>
+    </w:p>
+    <w:p>
+      <w:pPr>
+        <w:numPr>
+          <w:ilvl w:val="0"/>
+          <w:numId w:val="1016"/>
+        </w:numPr>
+        <w:pStyle w:val="Compact"/>
+      </w:pPr>
+      <w:r>
+        <w:t xml:space="preserve">Aguardar status do pipeline (timeout: 10 min)</w:t>
+      </w:r>
+    </w:p>
+    <w:p>
+      <w:pPr>
+        <w:numPr>
+          <w:ilvl w:val="0"/>
+          <w:numId w:val="1016"/>
+        </w:numPr>
+        <w:pStyle w:val="Compact"/>
+      </w:pPr>
+      <w:r>
+        <w:t xml:space="preserve">Verificar arquivo de saída no OBS</w:t>
+      </w:r>
+    </w:p>
+    <w:p>
+      <w:pPr>
+        <w:numPr>
+          <w:ilvl w:val="0"/>
+          <w:numId w:val="1016"/>
+        </w:numPr>
+        <w:pStyle w:val="Compact"/>
+      </w:pPr>
+      <w:r>
+        <w:t xml:space="preserve">Baixar e verificar contagem de linhas</w:t>
+      </w:r>
+    </w:p>
     <w:p>
       <w:pPr>
         <w:pStyle w:val="DefinitionTerm"/>
@@ -3519,7 +2894,7 @@
       <w:pPr>
         <w:numPr>
           <w:ilvl w:val="0"/>
-          <w:numId w:val="1012"/>
+          <w:numId w:val="1017"/>
         </w:numPr>
         <w:pStyle w:val="Compact"/>
       </w:pPr>
@@ -3531,7 +2906,7 @@
       <w:pPr>
         <w:numPr>
           <w:ilvl w:val="0"/>
-          <w:numId w:val="1012"/>
+          <w:numId w:val="1017"/>
         </w:numPr>
         <w:pStyle w:val="Compact"/>
       </w:pPr>
@@ -3543,7 +2918,7 @@
       <w:pPr>
         <w:numPr>
           <w:ilvl w:val="0"/>
-          <w:numId w:val="1012"/>
+          <w:numId w:val="1017"/>
         </w:numPr>
         <w:pStyle w:val="Compact"/>
       </w:pPr>
@@ -3640,7 +3015,7 @@
       <w:pPr>
         <w:numPr>
           <w:ilvl w:val="0"/>
-          <w:numId w:val="1013"/>
+          <w:numId w:val="1018"/>
         </w:numPr>
         <w:pStyle w:val="Compact"/>
       </w:pPr>
@@ -3652,7 +3027,7 @@
       <w:pPr>
         <w:numPr>
           <w:ilvl w:val="0"/>
-          <w:numId w:val="1013"/>
+          <w:numId w:val="1018"/>
         </w:numPr>
         <w:pStyle w:val="Compact"/>
       </w:pPr>
@@ -3664,7 +3039,7 @@
       <w:pPr>
         <w:numPr>
           <w:ilvl w:val="0"/>
-          <w:numId w:val="1013"/>
+          <w:numId w:val="1018"/>
         </w:numPr>
         <w:pStyle w:val="Compact"/>
       </w:pPr>
@@ -3680,189 +3055,78 @@
         <w:t xml:space="preserve">Procedimento</w:t>
       </w:r>
     </w:p>
-    <w:tbl>
-      <w:tblPr>
-        <w:tblStyle w:val="Table"/>
-        <w:tblW w:type="pct" w:w="5000"/>
-        <w:tblLook w:firstRow="1" w:lastRow="0" w:firstColumn="0" w:lastColumn="0" w:noHBand="0" w:noVBand="0" w:val="0020"/>
-        <w:jc w:val="start"/>
-      </w:tblPr>
-      <w:tblGrid>
-        <w:gridCol w:w="3960"/>
-        <w:gridCol w:w="3960"/>
-      </w:tblGrid>
-      <w:tr>
-        <w:trPr>
-          <w:tblHeader w:val="true"/>
-        </w:trPr>
-        <w:tc>
-          <w:tcPr/>
-          <w:p>
-            <w:pPr>
-              <w:pStyle w:val="Compact"/>
-              <w:jc w:val="left"/>
-            </w:pPr>
-            <w:r>
-              <w:t xml:space="preserve">Passo</w:t>
-            </w:r>
-          </w:p>
-        </w:tc>
-        <w:tc>
-          <w:tcPr/>
-          <w:p>
-            <w:pPr>
-              <w:pStyle w:val="Compact"/>
-              <w:jc w:val="left"/>
-            </w:pPr>
-            <w:r>
-              <w:t xml:space="preserve">Ação</w:t>
-            </w:r>
-          </w:p>
-        </w:tc>
-      </w:tr>
-      <w:tr>
-        <w:tc>
-          <w:tcPr/>
-          <w:p>
-            <w:pPr>
-              <w:pStyle w:val="Compact"/>
-              <w:jc w:val="left"/>
-            </w:pPr>
-            <w:r>
-              <w:t xml:space="preserve">1</w:t>
-            </w:r>
-          </w:p>
-        </w:tc>
-        <w:tc>
-          <w:tcPr/>
-          <w:p>
-            <w:pPr>
-              <w:pStyle w:val="Compact"/>
-              <w:jc w:val="left"/>
-            </w:pPr>
-            <w:r>
-              <w:t xml:space="preserve">Acessar o nó master do MRS via SSH</w:t>
-            </w:r>
-          </w:p>
-        </w:tc>
-      </w:tr>
-      <w:tr>
-        <w:tc>
-          <w:tcPr/>
-          <w:p>
-            <w:pPr>
-              <w:pStyle w:val="Compact"/>
-              <w:jc w:val="left"/>
-            </w:pPr>
-            <w:r>
-              <w:t xml:space="preserve">2</w:t>
-            </w:r>
-          </w:p>
-        </w:tc>
-        <w:tc>
-          <w:tcPr/>
-          <w:p>
-            <w:pPr>
-              <w:pStyle w:val="Compact"/>
-              <w:jc w:val="left"/>
-            </w:pPr>
-            <w:r>
-              <w:t xml:space="preserve">Executar a CLI do Spark SQL: spark-sql –master yarn -{}-conf spark.sql.hive.convertMetastoreOrc=true -e “SELECT COUNT(*) FROM poc_db.customers;”</w:t>
-            </w:r>
-          </w:p>
-        </w:tc>
-      </w:tr>
-      <w:tr>
-        <w:tc>
-          <w:tcPr/>
-          <w:p>
-            <w:pPr>
-              <w:pStyle w:val="Compact"/>
-              <w:jc w:val="left"/>
-            </w:pPr>
-            <w:r>
-              <w:t xml:space="preserve">3</w:t>
-            </w:r>
-          </w:p>
-        </w:tc>
-        <w:tc>
-          <w:tcPr/>
-          <w:p>
-            <w:pPr>
-              <w:pStyle w:val="Compact"/>
-              <w:jc w:val="left"/>
-            </w:pPr>
-            <w:r>
-              <w:t xml:space="preserve">Verificar se a contagem retornada corresponde ao esperado (10.000)</w:t>
-            </w:r>
-          </w:p>
-        </w:tc>
-      </w:tr>
-      <w:tr>
-        <w:tc>
-          <w:tcPr/>
-          <w:p>
-            <w:pPr>
-              <w:pStyle w:val="Compact"/>
-              <w:jc w:val="left"/>
-            </w:pPr>
-            <w:r>
-              <w:t xml:space="preserve">4</w:t>
-            </w:r>
-          </w:p>
-        </w:tc>
-        <w:tc>
-          <w:tcPr/>
-          <w:p>
-            <w:pPr>
-              <w:pStyle w:val="Compact"/>
-              <w:jc w:val="left"/>
-            </w:pPr>
-            <w:r>
-              <w:t xml:space="preserve">Executar uma consulta de amostra para verificar a integridade dos dados: spark-sql –master yarn -e</w:t>
-            </w:r>
-            <w:r>
-              <w:t xml:space="preserve"> </w:t>
-            </w:r>
-            <w:r>
-              <w:t xml:space="preserve">“</w:t>
-            </w:r>
-            <w:r>
-              <w:t xml:space="preserve">SELECT customer_id, name FROM poc_db.customers LIMIT 5;</w:t>
-            </w:r>
-            <w:r>
-              <w:t xml:space="preserve">”</w:t>
-            </w:r>
-          </w:p>
-        </w:tc>
-      </w:tr>
-      <w:tr>
-        <w:tc>
-          <w:tcPr/>
-          <w:p>
-            <w:pPr>
-              <w:pStyle w:val="Compact"/>
-              <w:jc w:val="left"/>
-            </w:pPr>
-            <w:r>
-              <w:t xml:space="preserve">5</w:t>
-            </w:r>
-          </w:p>
-        </w:tc>
-        <w:tc>
-          <w:tcPr/>
-          <w:p>
-            <w:pPr>
-              <w:pStyle w:val="Compact"/>
-              <w:jc w:val="left"/>
-            </w:pPr>
-            <w:r>
-              <w:t xml:space="preserve">Confirmar que a consulta retorna 5 linhas com valores não nulos</w:t>
-            </w:r>
-          </w:p>
-        </w:tc>
-      </w:tr>
-    </w:tbl>
+    <w:p>
+      <w:pPr>
+        <w:numPr>
+          <w:ilvl w:val="0"/>
+          <w:numId w:val="1019"/>
+        </w:numPr>
+        <w:pStyle w:val="Compact"/>
+      </w:pPr>
+      <w:r>
+        <w:t xml:space="preserve">Acessar o nó master do MRS via SSH</w:t>
+      </w:r>
+    </w:p>
+    <w:p>
+      <w:pPr>
+        <w:numPr>
+          <w:ilvl w:val="0"/>
+          <w:numId w:val="1019"/>
+        </w:numPr>
+        <w:pStyle w:val="Compact"/>
+      </w:pPr>
+      <w:r>
+        <w:t xml:space="preserve">Executar a CLI do Spark SQL: spark-sql –master yarn -{}-conf spark.sql.hive.convertMetastoreOrc=true -e “SELECT COUNT(*) FROM poc_db.customers;”</w:t>
+      </w:r>
+    </w:p>
+    <w:p>
+      <w:pPr>
+        <w:numPr>
+          <w:ilvl w:val="0"/>
+          <w:numId w:val="1019"/>
+        </w:numPr>
+        <w:pStyle w:val="Compact"/>
+      </w:pPr>
+      <w:r>
+        <w:t xml:space="preserve">Verificar se a contagem retornada corresponde ao esperado (10.000)</w:t>
+      </w:r>
+    </w:p>
+    <w:p>
+      <w:pPr>
+        <w:numPr>
+          <w:ilvl w:val="0"/>
+          <w:numId w:val="1019"/>
+        </w:numPr>
+        <w:pStyle w:val="Compact"/>
+      </w:pPr>
+      <w:r>
+        <w:t xml:space="preserve">Executar uma consulta de amostra para verificar a integridade dos dados: spark-sql –master yarn -e</w:t>
+      </w:r>
+      <w:r>
+        <w:t xml:space="preserve"> </w:t>
+      </w:r>
+      <w:r>
+        <w:t xml:space="preserve">“</w:t>
+      </w:r>
+      <w:r>
+        <w:t xml:space="preserve">SELECT customer_id, name FROM poc_db.customers LIMIT 5;</w:t>
+      </w:r>
+      <w:r>
+        <w:t xml:space="preserve">”</w:t>
+      </w:r>
+    </w:p>
+    <w:p>
+      <w:pPr>
+        <w:numPr>
+          <w:ilvl w:val="0"/>
+          <w:numId w:val="1019"/>
+        </w:numPr>
+        <w:pStyle w:val="Compact"/>
+      </w:pPr>
+      <w:r>
+        <w:t xml:space="preserve">Confirmar que a consulta retorna 5 linhas com valores não nulos</w:t>
+      </w:r>
+    </w:p>
     <w:p>
       <w:pPr>
         <w:pStyle w:val="DefinitionTerm"/>
@@ -3875,7 +3139,7 @@
       <w:pPr>
         <w:numPr>
           <w:ilvl w:val="0"/>
-          <w:numId w:val="1014"/>
+          <w:numId w:val="1020"/>
         </w:numPr>
         <w:pStyle w:val="Compact"/>
       </w:pPr>
@@ -3887,7 +3151,7 @@
       <w:pPr>
         <w:numPr>
           <w:ilvl w:val="0"/>
-          <w:numId w:val="1014"/>
+          <w:numId w:val="1020"/>
         </w:numPr>
         <w:pStyle w:val="Compact"/>
       </w:pPr>
@@ -4021,7 +3285,7 @@
       <w:pPr>
         <w:numPr>
           <w:ilvl w:val="0"/>
-          <w:numId w:val="1015"/>
+          <w:numId w:val="1021"/>
         </w:numPr>
         <w:pStyle w:val="Compact"/>
       </w:pPr>
@@ -4033,7 +3297,7 @@
       <w:pPr>
         <w:numPr>
           <w:ilvl w:val="0"/>
-          <w:numId w:val="1015"/>
+          <w:numId w:val="1021"/>
         </w:numPr>
         <w:pStyle w:val="Compact"/>
       </w:pPr>
@@ -4045,7 +3309,7 @@
       <w:pPr>
         <w:numPr>
           <w:ilvl w:val="0"/>
-          <w:numId w:val="1015"/>
+          <w:numId w:val="1021"/>
         </w:numPr>
         <w:pStyle w:val="Compact"/>
       </w:pPr>
@@ -4061,177 +3325,66 @@
         <w:t xml:space="preserve">Procedimento</w:t>
       </w:r>
     </w:p>
-    <w:tbl>
-      <w:tblPr>
-        <w:tblStyle w:val="Table"/>
-        <w:tblW w:type="pct" w:w="5000"/>
-        <w:tblLook w:firstRow="1" w:lastRow="0" w:firstColumn="0" w:lastColumn="0" w:noHBand="0" w:noVBand="0" w:val="0020"/>
-        <w:jc w:val="start"/>
-      </w:tblPr>
-      <w:tblGrid>
-        <w:gridCol w:w="3960"/>
-        <w:gridCol w:w="3960"/>
-      </w:tblGrid>
-      <w:tr>
-        <w:trPr>
-          <w:tblHeader w:val="true"/>
-        </w:trPr>
-        <w:tc>
-          <w:tcPr/>
-          <w:p>
-            <w:pPr>
-              <w:pStyle w:val="Compact"/>
-              <w:jc w:val="left"/>
-            </w:pPr>
-            <w:r>
-              <w:t xml:space="preserve">Passo</w:t>
-            </w:r>
-          </w:p>
-        </w:tc>
-        <w:tc>
-          <w:tcPr/>
-          <w:p>
-            <w:pPr>
-              <w:pStyle w:val="Compact"/>
-              <w:jc w:val="left"/>
-            </w:pPr>
-            <w:r>
-              <w:t xml:space="preserve">Ação</w:t>
-            </w:r>
-          </w:p>
-        </w:tc>
-      </w:tr>
-      <w:tr>
-        <w:tc>
-          <w:tcPr/>
-          <w:p>
-            <w:pPr>
-              <w:pStyle w:val="Compact"/>
-              <w:jc w:val="left"/>
-            </w:pPr>
-            <w:r>
-              <w:t xml:space="preserve">1</w:t>
-            </w:r>
-          </w:p>
-        </w:tc>
-        <w:tc>
-          <w:tcPr/>
-          <w:p>
-            <w:pPr>
-              <w:pStyle w:val="Compact"/>
-              <w:jc w:val="left"/>
-            </w:pPr>
-            <w:r>
-              <w:t xml:space="preserve">Usando o usuário autorizado, carregar um arquivo de teste em poc-datalake-raw</w:t>
-            </w:r>
-          </w:p>
-        </w:tc>
-      </w:tr>
-      <w:tr>
-        <w:tc>
-          <w:tcPr/>
-          <w:p>
-            <w:pPr>
-              <w:pStyle w:val="Compact"/>
-              <w:jc w:val="left"/>
-            </w:pPr>
-            <w:r>
-              <w:t xml:space="preserve">2</w:t>
-            </w:r>
-          </w:p>
-        </w:tc>
-        <w:tc>
-          <w:tcPr/>
-          <w:p>
-            <w:pPr>
-              <w:pStyle w:val="Compact"/>
-              <w:jc w:val="left"/>
-            </w:pPr>
-            <w:r>
-              <w:t xml:space="preserve">Usando o usuário autorizado, baixar e verificar o conteúdo do arquivo</w:t>
-            </w:r>
-          </w:p>
-        </w:tc>
-      </w:tr>
-      <w:tr>
-        <w:tc>
-          <w:tcPr/>
-          <w:p>
-            <w:pPr>
-              <w:pStyle w:val="Compact"/>
-              <w:jc w:val="left"/>
-            </w:pPr>
-            <w:r>
-              <w:t xml:space="preserve">3</w:t>
-            </w:r>
-          </w:p>
-        </w:tc>
-        <w:tc>
-          <w:tcPr/>
-          <w:p>
-            <w:pPr>
-              <w:pStyle w:val="Compact"/>
-              <w:jc w:val="left"/>
-            </w:pPr>
-            <w:r>
-              <w:t xml:space="preserve">Usando o usuário não autorizado, tentar carregar um arquivo — verificar se a requisição é negada (HTTP 403)</w:t>
-            </w:r>
-          </w:p>
-        </w:tc>
-      </w:tr>
-      <w:tr>
-        <w:tc>
-          <w:tcPr/>
-          <w:p>
-            <w:pPr>
-              <w:pStyle w:val="Compact"/>
-              <w:jc w:val="left"/>
-            </w:pPr>
-            <w:r>
-              <w:t xml:space="preserve">4</w:t>
-            </w:r>
-          </w:p>
-        </w:tc>
-        <w:tc>
-          <w:tcPr/>
-          <w:p>
-            <w:pPr>
-              <w:pStyle w:val="Compact"/>
-              <w:jc w:val="left"/>
-            </w:pPr>
-            <w:r>
-              <w:t xml:space="preserve">Usando o usuário não autorizado, tentar listar objetos no bucket — verificar se a requisição é negada</w:t>
-            </w:r>
-          </w:p>
-        </w:tc>
-      </w:tr>
-      <w:tr>
-        <w:tc>
-          <w:tcPr/>
-          <w:p>
-            <w:pPr>
-              <w:pStyle w:val="Compact"/>
-              <w:jc w:val="left"/>
-            </w:pPr>
-            <w:r>
-              <w:t xml:space="preserve">5</w:t>
-            </w:r>
-          </w:p>
-        </w:tc>
-        <w:tc>
-          <w:tcPr/>
-          <w:p>
-            <w:pPr>
-              <w:pStyle w:val="Compact"/>
-              <w:jc w:val="left"/>
-            </w:pPr>
-            <w:r>
-              <w:t xml:space="preserve">Revisar a política do bucket no Console em Console, Object Storage Service, Bucket Policies e confirmar que concede apenas as permissões pretendidas</w:t>
-            </w:r>
-          </w:p>
-        </w:tc>
-      </w:tr>
-    </w:tbl>
+    <w:p>
+      <w:pPr>
+        <w:numPr>
+          <w:ilvl w:val="0"/>
+          <w:numId w:val="1022"/>
+        </w:numPr>
+        <w:pStyle w:val="Compact"/>
+      </w:pPr>
+      <w:r>
+        <w:t xml:space="preserve">Usando o usuário autorizado, carregar um arquivo de teste em poc-datalake-raw</w:t>
+      </w:r>
+    </w:p>
+    <w:p>
+      <w:pPr>
+        <w:numPr>
+          <w:ilvl w:val="0"/>
+          <w:numId w:val="1022"/>
+        </w:numPr>
+        <w:pStyle w:val="Compact"/>
+      </w:pPr>
+      <w:r>
+        <w:t xml:space="preserve">Usando o usuário autorizado, baixar e verificar o conteúdo do arquivo</w:t>
+      </w:r>
+    </w:p>
+    <w:p>
+      <w:pPr>
+        <w:numPr>
+          <w:ilvl w:val="0"/>
+          <w:numId w:val="1022"/>
+        </w:numPr>
+        <w:pStyle w:val="Compact"/>
+      </w:pPr>
+      <w:r>
+        <w:t xml:space="preserve">Usando o usuário não autorizado, tentar carregar um arquivo — verificar se a requisição é negada (HTTP 403)</w:t>
+      </w:r>
+    </w:p>
+    <w:p>
+      <w:pPr>
+        <w:numPr>
+          <w:ilvl w:val="0"/>
+          <w:numId w:val="1022"/>
+        </w:numPr>
+        <w:pStyle w:val="Compact"/>
+      </w:pPr>
+      <w:r>
+        <w:t xml:space="preserve">Usando o usuário não autorizado, tentar listar objetos no bucket — verificar se a requisição é negada</w:t>
+      </w:r>
+    </w:p>
+    <w:p>
+      <w:pPr>
+        <w:numPr>
+          <w:ilvl w:val="0"/>
+          <w:numId w:val="1022"/>
+        </w:numPr>
+        <w:pStyle w:val="Compact"/>
+      </w:pPr>
+      <w:r>
+        <w:t xml:space="preserve">Revisar a política do bucket no Console em Console, Object Storage Service, Bucket Policies e confirmar que concede apenas as permissões pretendidas</w:t>
+      </w:r>
+    </w:p>
     <w:p>
       <w:pPr>
         <w:pStyle w:val="DefinitionTerm"/>
@@ -4244,7 +3397,7 @@
       <w:pPr>
         <w:numPr>
           <w:ilvl w:val="0"/>
-          <w:numId w:val="1016"/>
+          <w:numId w:val="1023"/>
         </w:numPr>
         <w:pStyle w:val="Compact"/>
       </w:pPr>
@@ -4256,7 +3409,7 @@
       <w:pPr>
         <w:numPr>
           <w:ilvl w:val="0"/>
-          <w:numId w:val="1016"/>
+          <w:numId w:val="1023"/>
         </w:numPr>
         <w:pStyle w:val="Compact"/>
       </w:pPr>
@@ -4268,7 +3421,7 @@
       <w:pPr>
         <w:numPr>
           <w:ilvl w:val="0"/>
-          <w:numId w:val="1016"/>
+          <w:numId w:val="1023"/>
         </w:numPr>
         <w:pStyle w:val="Compact"/>
       </w:pPr>
@@ -4365,7 +3518,7 @@
       <w:pPr>
         <w:numPr>
           <w:ilvl w:val="0"/>
-          <w:numId w:val="1017"/>
+          <w:numId w:val="1024"/>
         </w:numPr>
         <w:pStyle w:val="Compact"/>
       </w:pPr>
@@ -4377,7 +3530,7 @@
       <w:pPr>
         <w:numPr>
           <w:ilvl w:val="0"/>
-          <w:numId w:val="1017"/>
+          <w:numId w:val="1024"/>
         </w:numPr>
         <w:pStyle w:val="Compact"/>
       </w:pPr>
@@ -4389,7 +3542,7 @@
       <w:pPr>
         <w:numPr>
           <w:ilvl w:val="0"/>
-          <w:numId w:val="1017"/>
+          <w:numId w:val="1024"/>
         </w:numPr>
         <w:pStyle w:val="Compact"/>
       </w:pPr>
@@ -4405,177 +3558,66 @@
         <w:t xml:space="preserve">Procedimento</w:t>
       </w:r>
     </w:p>
-    <w:tbl>
-      <w:tblPr>
-        <w:tblStyle w:val="Table"/>
-        <w:tblW w:type="pct" w:w="5000"/>
-        <w:tblLook w:firstRow="1" w:lastRow="0" w:firstColumn="0" w:lastColumn="0" w:noHBand="0" w:noVBand="0" w:val="0020"/>
-        <w:jc w:val="start"/>
-      </w:tblPr>
-      <w:tblGrid>
-        <w:gridCol w:w="3960"/>
-        <w:gridCol w:w="3960"/>
-      </w:tblGrid>
-      <w:tr>
-        <w:trPr>
-          <w:tblHeader w:val="true"/>
-        </w:trPr>
-        <w:tc>
-          <w:tcPr/>
-          <w:p>
-            <w:pPr>
-              <w:pStyle w:val="Compact"/>
-              <w:jc w:val="left"/>
-            </w:pPr>
-            <w:r>
-              <w:t xml:space="preserve">Passo</w:t>
-            </w:r>
-          </w:p>
-        </w:tc>
-        <w:tc>
-          <w:tcPr/>
-          <w:p>
-            <w:pPr>
-              <w:pStyle w:val="Compact"/>
-              <w:jc w:val="left"/>
-            </w:pPr>
-            <w:r>
-              <w:t xml:space="preserve">Ação</w:t>
-            </w:r>
-          </w:p>
-        </w:tc>
-      </w:tr>
-      <w:tr>
-        <w:tc>
-          <w:tcPr/>
-          <w:p>
-            <w:pPr>
-              <w:pStyle w:val="Compact"/>
-              <w:jc w:val="left"/>
-            </w:pPr>
-            <w:r>
-              <w:t xml:space="preserve">1</w:t>
-            </w:r>
-          </w:p>
-        </w:tc>
-        <w:tc>
-          <w:tcPr/>
-          <w:p>
-            <w:pPr>
-              <w:pStyle w:val="Compact"/>
-              <w:jc w:val="left"/>
-            </w:pPr>
-            <w:r>
-              <w:t xml:space="preserve">No console do DataArts Studio, navegar até Arquitetura de Dados $$ Mascaramento de Dados</w:t>
-            </w:r>
-          </w:p>
-        </w:tc>
-      </w:tr>
-      <w:tr>
-        <w:tc>
-          <w:tcPr/>
-          <w:p>
-            <w:pPr>
-              <w:pStyle w:val="Compact"/>
-              <w:jc w:val="left"/>
-            </w:pPr>
-            <w:r>
-              <w:t xml:space="preserve">2</w:t>
-            </w:r>
-          </w:p>
-        </w:tc>
-        <w:tc>
-          <w:tcPr/>
-          <w:p>
-            <w:pPr>
-              <w:pStyle w:val="Compact"/>
-              <w:jc w:val="left"/>
-            </w:pPr>
-            <w:r>
-              <w:t xml:space="preserve">Verificar se a regra de mascaramento para customers.ssn está ativa e utiliza a estratégia Mascarar Tudo</w:t>
-            </w:r>
-          </w:p>
-        </w:tc>
-      </w:tr>
-      <w:tr>
-        <w:tc>
-          <w:tcPr/>
-          <w:p>
-            <w:pPr>
-              <w:pStyle w:val="Compact"/>
-              <w:jc w:val="left"/>
-            </w:pPr>
-            <w:r>
-              <w:t xml:space="preserve">3</w:t>
-            </w:r>
-          </w:p>
-        </w:tc>
-        <w:tc>
-          <w:tcPr/>
-          <w:p>
-            <w:pPr>
-              <w:pStyle w:val="Compact"/>
-              <w:jc w:val="left"/>
-            </w:pPr>
-            <w:r>
-              <w:t xml:space="preserve">Consultar a tabela customers como usuário de teste via console SQL do DataArts Studio</w:t>
-            </w:r>
-          </w:p>
-        </w:tc>
-      </w:tr>
-      <w:tr>
-        <w:tc>
-          <w:tcPr/>
-          <w:p>
-            <w:pPr>
-              <w:pStyle w:val="Compact"/>
-              <w:jc w:val="left"/>
-            </w:pPr>
-            <w:r>
-              <w:t xml:space="preserve">4</w:t>
-            </w:r>
-          </w:p>
-        </w:tc>
-        <w:tc>
-          <w:tcPr/>
-          <w:p>
-            <w:pPr>
-              <w:pStyle w:val="Compact"/>
-              <w:jc w:val="left"/>
-            </w:pPr>
-            <w:r>
-              <w:t xml:space="preserve">Verificar se a coluna ssn retorna valores mascarados (ex.: *********) em vez dos dados reais</w:t>
-            </w:r>
-          </w:p>
-        </w:tc>
-      </w:tr>
-      <w:tr>
-        <w:tc>
-          <w:tcPr/>
-          <w:p>
-            <w:pPr>
-              <w:pStyle w:val="Compact"/>
-              <w:jc w:val="left"/>
-            </w:pPr>
-            <w:r>
-              <w:t xml:space="preserve">5</w:t>
-            </w:r>
-          </w:p>
-        </w:tc>
-        <w:tc>
-          <w:tcPr/>
-          <w:p>
-            <w:pPr>
-              <w:pStyle w:val="Compact"/>
-              <w:jc w:val="left"/>
-            </w:pPr>
-            <w:r>
-              <w:t xml:space="preserve">Consultar a mesma tabela como usuário administrador e verificar se os valores reais são retornados</w:t>
-            </w:r>
-          </w:p>
-        </w:tc>
-      </w:tr>
-    </w:tbl>
+    <w:p>
+      <w:pPr>
+        <w:numPr>
+          <w:ilvl w:val="0"/>
+          <w:numId w:val="1025"/>
+        </w:numPr>
+        <w:pStyle w:val="Compact"/>
+      </w:pPr>
+      <w:r>
+        <w:t xml:space="preserve">No console do DataArts Studio, navegar até Arquitetura de Dados $$ Mascaramento de Dados</w:t>
+      </w:r>
+    </w:p>
+    <w:p>
+      <w:pPr>
+        <w:numPr>
+          <w:ilvl w:val="0"/>
+          <w:numId w:val="1025"/>
+        </w:numPr>
+        <w:pStyle w:val="Compact"/>
+      </w:pPr>
+      <w:r>
+        <w:t xml:space="preserve">Verificar se a regra de mascaramento para customers.ssn está ativa e utiliza a estratégia Mascarar Tudo</w:t>
+      </w:r>
+    </w:p>
+    <w:p>
+      <w:pPr>
+        <w:numPr>
+          <w:ilvl w:val="0"/>
+          <w:numId w:val="1025"/>
+        </w:numPr>
+        <w:pStyle w:val="Compact"/>
+      </w:pPr>
+      <w:r>
+        <w:t xml:space="preserve">Consultar a tabela customers como usuário de teste via console SQL do DataArts Studio</w:t>
+      </w:r>
+    </w:p>
+    <w:p>
+      <w:pPr>
+        <w:numPr>
+          <w:ilvl w:val="0"/>
+          <w:numId w:val="1025"/>
+        </w:numPr>
+        <w:pStyle w:val="Compact"/>
+      </w:pPr>
+      <w:r>
+        <w:t xml:space="preserve">Verificar se a coluna ssn retorna valores mascarados (ex.: *********) em vez dos dados reais</w:t>
+      </w:r>
+    </w:p>
+    <w:p>
+      <w:pPr>
+        <w:numPr>
+          <w:ilvl w:val="0"/>
+          <w:numId w:val="1025"/>
+        </w:numPr>
+        <w:pStyle w:val="Compact"/>
+      </w:pPr>
+      <w:r>
+        <w:t xml:space="preserve">Consultar a mesma tabela como usuário administrador e verificar se os valores reais são retornados</w:t>
+      </w:r>
+    </w:p>
     <w:p>
       <w:pPr>
         <w:pStyle w:val="DefinitionTerm"/>
@@ -4588,7 +3630,7 @@
       <w:pPr>
         <w:numPr>
           <w:ilvl w:val="0"/>
-          <w:numId w:val="1018"/>
+          <w:numId w:val="1026"/>
         </w:numPr>
         <w:pStyle w:val="Compact"/>
       </w:pPr>
@@ -4600,7 +3642,7 @@
       <w:pPr>
         <w:numPr>
           <w:ilvl w:val="0"/>
-          <w:numId w:val="1018"/>
+          <w:numId w:val="1026"/>
         </w:numPr>
         <w:pStyle w:val="Compact"/>
       </w:pPr>
@@ -4612,7 +3654,7 @@
       <w:pPr>
         <w:numPr>
           <w:ilvl w:val="0"/>
-          <w:numId w:val="1018"/>
+          <w:numId w:val="1026"/>
         </w:numPr>
         <w:pStyle w:val="Compact"/>
       </w:pPr>
@@ -4740,7 +3782,7 @@
       <w:pPr>
         <w:numPr>
           <w:ilvl w:val="0"/>
-          <w:numId w:val="1019"/>
+          <w:numId w:val="1027"/>
         </w:numPr>
         <w:pStyle w:val="Compact"/>
       </w:pPr>
@@ -4752,7 +3794,7 @@
       <w:pPr>
         <w:numPr>
           <w:ilvl w:val="0"/>
-          <w:numId w:val="1019"/>
+          <w:numId w:val="1027"/>
         </w:numPr>
         <w:pStyle w:val="Compact"/>
       </w:pPr>
@@ -4764,7 +3806,7 @@
       <w:pPr>
         <w:numPr>
           <w:ilvl w:val="0"/>
-          <w:numId w:val="1019"/>
+          <w:numId w:val="1027"/>
         </w:numPr>
         <w:pStyle w:val="Compact"/>
       </w:pPr>
@@ -4780,203 +3822,78 @@
         <w:t xml:space="preserve">Procedimento</w:t>
       </w:r>
     </w:p>
-    <w:tbl>
-      <w:tblPr>
-        <w:tblStyle w:val="Table"/>
-        <w:tblW w:type="pct" w:w="5000"/>
-        <w:tblLook w:firstRow="1" w:lastRow="0" w:firstColumn="0" w:lastColumn="0" w:noHBand="0" w:noVBand="0" w:val="0020"/>
-        <w:jc w:val="start"/>
-      </w:tblPr>
-      <w:tblGrid>
-        <w:gridCol w:w="3960"/>
-        <w:gridCol w:w="3960"/>
-      </w:tblGrid>
-      <w:tr>
-        <w:trPr>
-          <w:tblHeader w:val="true"/>
-        </w:trPr>
-        <w:tc>
-          <w:tcPr/>
-          <w:p>
-            <w:pPr>
-              <w:pStyle w:val="Compact"/>
-              <w:jc w:val="left"/>
-            </w:pPr>
-            <w:r>
-              <w:t xml:space="preserve">Passo</w:t>
-            </w:r>
-          </w:p>
-        </w:tc>
-        <w:tc>
-          <w:tcPr/>
-          <w:p>
-            <w:pPr>
-              <w:pStyle w:val="Compact"/>
-              <w:jc w:val="left"/>
-            </w:pPr>
-            <w:r>
-              <w:t xml:space="preserve">Ação</w:t>
-            </w:r>
-          </w:p>
-        </w:tc>
-      </w:tr>
-      <w:tr>
-        <w:tc>
-          <w:tcPr/>
-          <w:p>
-            <w:pPr>
-              <w:pStyle w:val="Compact"/>
-              <w:jc w:val="left"/>
-            </w:pPr>
-            <w:r>
-              <w:t xml:space="preserve">1</w:t>
-            </w:r>
-          </w:p>
-        </w:tc>
-        <w:tc>
-          <w:tcPr/>
-          <w:p>
-            <w:pPr>
-              <w:pStyle w:val="Compact"/>
-              <w:jc w:val="left"/>
-            </w:pPr>
-            <w:r>
-              <w:t xml:space="preserve">Navegar até o diretório do projeto Terraform</w:t>
-            </w:r>
-          </w:p>
-        </w:tc>
-      </w:tr>
-      <w:tr>
-        <w:tc>
-          <w:tcPr/>
-          <w:p>
-            <w:pPr>
-              <w:pStyle w:val="Compact"/>
-              <w:jc w:val="left"/>
-            </w:pPr>
-            <w:r>
-              <w:t xml:space="preserve">2</w:t>
-            </w:r>
-          </w:p>
-        </w:tc>
-        <w:tc>
-          <w:tcPr/>
-          <w:p>
-            <w:pPr>
-              <w:pStyle w:val="Compact"/>
-              <w:jc w:val="left"/>
-            </w:pPr>
-            <w:r>
-              <w:t xml:space="preserve">Executar terraform init para inicializar o diretório de trabalho</w:t>
-            </w:r>
-          </w:p>
-        </w:tc>
-      </w:tr>
-      <w:tr>
-        <w:tc>
-          <w:tcPr/>
-          <w:p>
-            <w:pPr>
-              <w:pStyle w:val="Compact"/>
-              <w:jc w:val="left"/>
-            </w:pPr>
-            <w:r>
-              <w:t xml:space="preserve">3</w:t>
-            </w:r>
-          </w:p>
-        </w:tc>
-        <w:tc>
-          <w:tcPr/>
-          <w:p>
-            <w:pPr>
-              <w:pStyle w:val="Compact"/>
-              <w:jc w:val="left"/>
-            </w:pPr>
-            <w:r>
-              <w:t xml:space="preserve">Executar terraform plan e revisar as alterações planejadas — confirmar que todos os recursos esperados estão listados</w:t>
-            </w:r>
-          </w:p>
-        </w:tc>
-      </w:tr>
-      <w:tr>
-        <w:tc>
-          <w:tcPr/>
-          <w:p>
-            <w:pPr>
-              <w:pStyle w:val="Compact"/>
-              <w:jc w:val="left"/>
-            </w:pPr>
-            <w:r>
-              <w:t xml:space="preserve">4</w:t>
-            </w:r>
-          </w:p>
-        </w:tc>
-        <w:tc>
-          <w:tcPr/>
-          <w:p>
-            <w:pPr>
-              <w:pStyle w:val="Compact"/>
-              <w:jc w:val="left"/>
-            </w:pPr>
-            <w:r>
-              <w:t xml:space="preserve">Executar terraform apply -auto-approve e aguardar a conclusão</w:t>
-            </w:r>
-          </w:p>
-        </w:tc>
-      </w:tr>
-      <w:tr>
-        <w:tc>
-          <w:tcPr/>
-          <w:p>
-            <w:pPr>
-              <w:pStyle w:val="Compact"/>
-              <w:jc w:val="left"/>
-            </w:pPr>
-            <w:r>
-              <w:t xml:space="preserve">5</w:t>
-            </w:r>
-          </w:p>
-        </w:tc>
-        <w:tc>
-          <w:tcPr/>
-          <w:p>
-            <w:pPr>
-              <w:pStyle w:val="Compact"/>
-              <w:jc w:val="left"/>
-            </w:pPr>
-            <w:r>
-              <w:t xml:space="preserve">Executar terraform output e verificar se todos os valores de saída estão preenchidos</w:t>
-            </w:r>
-          </w:p>
-        </w:tc>
-      </w:tr>
-      <w:tr>
-        <w:tc>
-          <w:tcPr/>
-          <w:p>
-            <w:pPr>
-              <w:pStyle w:val="Compact"/>
-              <w:jc w:val="left"/>
-            </w:pPr>
-            <w:r>
-              <w:t xml:space="preserve">6</w:t>
-            </w:r>
-          </w:p>
-        </w:tc>
-        <w:tc>
-          <w:tcPr/>
-          <w:p>
-            <w:pPr>
-              <w:pStyle w:val="Compact"/>
-              <w:jc w:val="left"/>
-            </w:pPr>
-            <w:r>
-              <w:t xml:space="preserve">Executar terraform state list e confirmar que a contagem de recursos corresponde à arquitetura</w:t>
-            </w:r>
-          </w:p>
-        </w:tc>
-      </w:tr>
-    </w:tbl>
+    <w:p>
+      <w:pPr>
+        <w:numPr>
+          <w:ilvl w:val="0"/>
+          <w:numId w:val="1028"/>
+        </w:numPr>
+        <w:pStyle w:val="Compact"/>
+      </w:pPr>
+      <w:r>
+        <w:t xml:space="preserve">Navegar até o diretório do projeto Terraform</w:t>
+      </w:r>
+    </w:p>
+    <w:p>
+      <w:pPr>
+        <w:numPr>
+          <w:ilvl w:val="0"/>
+          <w:numId w:val="1028"/>
+        </w:numPr>
+        <w:pStyle w:val="Compact"/>
+      </w:pPr>
+      <w:r>
+        <w:t xml:space="preserve">Executar terraform init para inicializar o diretório de trabalho</w:t>
+      </w:r>
+    </w:p>
+    <w:p>
+      <w:pPr>
+        <w:numPr>
+          <w:ilvl w:val="0"/>
+          <w:numId w:val="1028"/>
+        </w:numPr>
+        <w:pStyle w:val="Compact"/>
+      </w:pPr>
+      <w:r>
+        <w:t xml:space="preserve">Executar terraform plan e revisar as alterações planejadas — confirmar que todos os recursos esperados estão listados</w:t>
+      </w:r>
+    </w:p>
+    <w:p>
+      <w:pPr>
+        <w:numPr>
+          <w:ilvl w:val="0"/>
+          <w:numId w:val="1028"/>
+        </w:numPr>
+        <w:pStyle w:val="Compact"/>
+      </w:pPr>
+      <w:r>
+        <w:t xml:space="preserve">Executar terraform apply -auto-approve e aguardar a conclusão</w:t>
+      </w:r>
+    </w:p>
+    <w:p>
+      <w:pPr>
+        <w:numPr>
+          <w:ilvl w:val="0"/>
+          <w:numId w:val="1028"/>
+        </w:numPr>
+        <w:pStyle w:val="Compact"/>
+      </w:pPr>
+      <w:r>
+        <w:t xml:space="preserve">Executar terraform output e verificar se todos os valores de saída estão preenchidos</w:t>
+      </w:r>
+    </w:p>
+    <w:p>
+      <w:pPr>
+        <w:numPr>
+          <w:ilvl w:val="0"/>
+          <w:numId w:val="1028"/>
+        </w:numPr>
+        <w:pStyle w:val="Compact"/>
+      </w:pPr>
+      <w:r>
+        <w:t xml:space="preserve">Executar terraform state list e confirmar que a contagem de recursos corresponde à arquitetura</w:t>
+      </w:r>
+    </w:p>
     <w:p>
       <w:pPr>
         <w:pStyle w:val="DefinitionTerm"/>
@@ -4989,7 +3906,7 @@
       <w:pPr>
         <w:numPr>
           <w:ilvl w:val="0"/>
-          <w:numId w:val="1020"/>
+          <w:numId w:val="1029"/>
         </w:numPr>
         <w:pStyle w:val="Compact"/>
       </w:pPr>
@@ -5001,7 +3918,7 @@
       <w:pPr>
         <w:numPr>
           <w:ilvl w:val="0"/>
-          <w:numId w:val="1020"/>
+          <w:numId w:val="1029"/>
         </w:numPr>
         <w:pStyle w:val="Compact"/>
       </w:pPr>
@@ -5013,7 +3930,7 @@
       <w:pPr>
         <w:numPr>
           <w:ilvl w:val="0"/>
-          <w:numId w:val="1020"/>
+          <w:numId w:val="1029"/>
         </w:numPr>
         <w:pStyle w:val="Compact"/>
       </w:pPr>
@@ -5110,7 +4027,7 @@
       <w:pPr>
         <w:numPr>
           <w:ilvl w:val="0"/>
-          <w:numId w:val="1021"/>
+          <w:numId w:val="1030"/>
         </w:numPr>
         <w:pStyle w:val="Compact"/>
       </w:pPr>
@@ -5122,7 +4039,7 @@
       <w:pPr>
         <w:numPr>
           <w:ilvl w:val="0"/>
-          <w:numId w:val="1021"/>
+          <w:numId w:val="1030"/>
         </w:numPr>
         <w:pStyle w:val="Compact"/>
       </w:pPr>
@@ -5134,7 +4051,7 @@
       <w:pPr>
         <w:numPr>
           <w:ilvl w:val="0"/>
-          <w:numId w:val="1021"/>
+          <w:numId w:val="1030"/>
         </w:numPr>
         <w:pStyle w:val="Compact"/>
       </w:pPr>
@@ -5150,177 +4067,66 @@
         <w:t xml:space="preserve">Procedimento</w:t>
       </w:r>
     </w:p>
-    <w:tbl>
-      <w:tblPr>
-        <w:tblStyle w:val="Table"/>
-        <w:tblW w:type="pct" w:w="5000"/>
-        <w:tblLook w:firstRow="1" w:lastRow="0" w:firstColumn="0" w:lastColumn="0" w:noHBand="0" w:noVBand="0" w:val="0020"/>
-        <w:jc w:val="start"/>
-      </w:tblPr>
-      <w:tblGrid>
-        <w:gridCol w:w="3960"/>
-        <w:gridCol w:w="3960"/>
-      </w:tblGrid>
-      <w:tr>
-        <w:trPr>
-          <w:tblHeader w:val="true"/>
-        </w:trPr>
-        <w:tc>
-          <w:tcPr/>
-          <w:p>
-            <w:pPr>
-              <w:pStyle w:val="Compact"/>
-              <w:jc w:val="left"/>
-            </w:pPr>
-            <w:r>
-              <w:t xml:space="preserve">Passo</w:t>
-            </w:r>
-          </w:p>
-        </w:tc>
-        <w:tc>
-          <w:tcPr/>
-          <w:p>
-            <w:pPr>
-              <w:pStyle w:val="Compact"/>
-              <w:jc w:val="left"/>
-            </w:pPr>
-            <w:r>
-              <w:t xml:space="preserve">Ação</w:t>
-            </w:r>
-          </w:p>
-        </w:tc>
-      </w:tr>
-      <w:tr>
-        <w:tc>
-          <w:tcPr/>
-          <w:p>
-            <w:pPr>
-              <w:pStyle w:val="Compact"/>
-              <w:jc w:val="left"/>
-            </w:pPr>
-            <w:r>
-              <w:t xml:space="preserve">1</w:t>
-            </w:r>
-          </w:p>
-        </w:tc>
-        <w:tc>
-          <w:tcPr/>
-          <w:p>
-            <w:pPr>
-              <w:pStyle w:val="Compact"/>
-              <w:jc w:val="left"/>
-            </w:pPr>
-            <w:r>
-              <w:t xml:space="preserve">Listar os arquivos de dados de teste locais e verificar sua integridade (contagem de linhas, esquema)</w:t>
-            </w:r>
-          </w:p>
-        </w:tc>
-      </w:tr>
-      <w:tr>
-        <w:tc>
-          <w:tcPr/>
-          <w:p>
-            <w:pPr>
-              <w:pStyle w:val="Compact"/>
-              <w:jc w:val="left"/>
-            </w:pPr>
-            <w:r>
-              <w:t xml:space="preserve">2</w:t>
-            </w:r>
-          </w:p>
-        </w:tc>
-        <w:tc>
-          <w:tcPr/>
-          <w:p>
-            <w:pPr>
-              <w:pStyle w:val="Compact"/>
-              <w:jc w:val="left"/>
-            </w:pPr>
-            <w:r>
-              <w:t xml:space="preserve">Carregar todos os arquivos no bucket OBS raw usando obsutil</w:t>
-            </w:r>
-          </w:p>
-        </w:tc>
-      </w:tr>
-      <w:tr>
-        <w:tc>
-          <w:tcPr/>
-          <w:p>
-            <w:pPr>
-              <w:pStyle w:val="Compact"/>
-              <w:jc w:val="left"/>
-            </w:pPr>
-            <w:r>
-              <w:t xml:space="preserve">3</w:t>
-            </w:r>
-          </w:p>
-        </w:tc>
-        <w:tc>
-          <w:tcPr/>
-          <w:p>
-            <w:pPr>
-              <w:pStyle w:val="Compact"/>
-              <w:jc w:val="left"/>
-            </w:pPr>
-            <w:r>
-              <w:t xml:space="preserve">Verificar se cada arquivo existe no OBS listando o conteúdo do bucket</w:t>
-            </w:r>
-          </w:p>
-        </w:tc>
-      </w:tr>
-      <w:tr>
-        <w:tc>
-          <w:tcPr/>
-          <w:p>
-            <w:pPr>
-              <w:pStyle w:val="Compact"/>
-              <w:jc w:val="left"/>
-            </w:pPr>
-            <w:r>
-              <w:t xml:space="preserve">4</w:t>
-            </w:r>
-          </w:p>
-        </w:tc>
-        <w:tc>
-          <w:tcPr/>
-          <w:p>
-            <w:pPr>
-              <w:pStyle w:val="Compact"/>
-              <w:jc w:val="left"/>
-            </w:pPr>
-            <w:r>
-              <w:t xml:space="preserve">Baixar um arquivo de amostra do OBS e compará-lo com o original local (checksum)</w:t>
-            </w:r>
-          </w:p>
-        </w:tc>
-      </w:tr>
-      <w:tr>
-        <w:tc>
-          <w:tcPr/>
-          <w:p>
-            <w:pPr>
-              <w:pStyle w:val="Compact"/>
-              <w:jc w:val="left"/>
-            </w:pPr>
-            <w:r>
-              <w:t xml:space="preserve">5</w:t>
-            </w:r>
-          </w:p>
-        </w:tc>
-        <w:tc>
-          <w:tcPr/>
-          <w:p>
-            <w:pPr>
-              <w:pStyle w:val="Compact"/>
-              <w:jc w:val="left"/>
-            </w:pPr>
-            <w:r>
-              <w:t xml:space="preserve">No DataArts Studio, verificar se a conexão de fonte de dados consegue ler os arquivos carregados</w:t>
-            </w:r>
-          </w:p>
-        </w:tc>
-      </w:tr>
-    </w:tbl>
+    <w:p>
+      <w:pPr>
+        <w:numPr>
+          <w:ilvl w:val="0"/>
+          <w:numId w:val="1031"/>
+        </w:numPr>
+        <w:pStyle w:val="Compact"/>
+      </w:pPr>
+      <w:r>
+        <w:t xml:space="preserve">Listar os arquivos de dados de teste locais e verificar sua integridade (contagem de linhas, esquema)</w:t>
+      </w:r>
+    </w:p>
+    <w:p>
+      <w:pPr>
+        <w:numPr>
+          <w:ilvl w:val="0"/>
+          <w:numId w:val="1031"/>
+        </w:numPr>
+        <w:pStyle w:val="Compact"/>
+      </w:pPr>
+      <w:r>
+        <w:t xml:space="preserve">Carregar todos os arquivos no bucket OBS raw usando obsutil</w:t>
+      </w:r>
+    </w:p>
+    <w:p>
+      <w:pPr>
+        <w:numPr>
+          <w:ilvl w:val="0"/>
+          <w:numId w:val="1031"/>
+        </w:numPr>
+        <w:pStyle w:val="Compact"/>
+      </w:pPr>
+      <w:r>
+        <w:t xml:space="preserve">Verificar se cada arquivo existe no OBS listando o conteúdo do bucket</w:t>
+      </w:r>
+    </w:p>
+    <w:p>
+      <w:pPr>
+        <w:numPr>
+          <w:ilvl w:val="0"/>
+          <w:numId w:val="1031"/>
+        </w:numPr>
+        <w:pStyle w:val="Compact"/>
+      </w:pPr>
+      <w:r>
+        <w:t xml:space="preserve">Baixar um arquivo de amostra do OBS e compará-lo com o original local (checksum)</w:t>
+      </w:r>
+    </w:p>
+    <w:p>
+      <w:pPr>
+        <w:numPr>
+          <w:ilvl w:val="0"/>
+          <w:numId w:val="1031"/>
+        </w:numPr>
+        <w:pStyle w:val="Compact"/>
+      </w:pPr>
+      <w:r>
+        <w:t xml:space="preserve">No DataArts Studio, verificar se a conexão de fonte de dados consegue ler os arquivos carregados</w:t>
+      </w:r>
+    </w:p>
     <w:p>
       <w:pPr>
         <w:pStyle w:val="DefinitionTerm"/>
@@ -5333,7 +4139,7 @@
       <w:pPr>
         <w:numPr>
           <w:ilvl w:val="0"/>
-          <w:numId w:val="1022"/>
+          <w:numId w:val="1032"/>
         </w:numPr>
         <w:pStyle w:val="Compact"/>
       </w:pPr>
@@ -5345,7 +4151,7 @@
       <w:pPr>
         <w:numPr>
           <w:ilvl w:val="0"/>
-          <w:numId w:val="1022"/>
+          <w:numId w:val="1032"/>
         </w:numPr>
         <w:pStyle w:val="Compact"/>
       </w:pPr>
@@ -5357,7 +4163,7 @@
       <w:pPr>
         <w:numPr>
           <w:ilvl w:val="0"/>
-          <w:numId w:val="1022"/>
+          <w:numId w:val="1032"/>
         </w:numPr>
         <w:pStyle w:val="Compact"/>
       </w:pPr>
@@ -5369,7 +4175,7 @@
       <w:pPr>
         <w:numPr>
           <w:ilvl w:val="0"/>
-          <w:numId w:val="1022"/>
+          <w:numId w:val="1032"/>
         </w:numPr>
         <w:pStyle w:val="Compact"/>
       </w:pPr>
@@ -5459,6 +4265,51 @@
         </w:pBdr>
         <w:spacing w:after="120"/>
       </w:pPr>
+    </w:p>
+    <w:p>
+      <w:pPr>
+        <w:tabs>
+          <w:tab w:val="right" w:pos="9638"/>
+        </w:tabs>
+      </w:pPr>
+      <w:r>
+        <w:rPr>
+          <w:b/>
+        </w:rPr>
+        <w:t xml:space="preserve">2.1.0</w:t>
+      </w:r>
+      <w:r>
+        <w:tab/>
+      </w:r>
+      <w:r>
+        <w:rPr>
+          <w:i/>
+        </w:rPr>
+        <w:t xml:space="preserve">2026-09-12</w:t>
+      </w:r>
+    </w:p>
+    <w:p>
+      <w:pPr>
+        <w:pStyle w:val="BodyText"/>
+      </w:pPr>
+      <w:r>
+        <w:t xml:space="preserve">Alteração de teststeps de tabela tabular para parágrafos auto-numerados.</w:t>
+      </w:r>
+      <w:r>
+        <w:t xml:space="preserve"> </w:t>
+      </w:r>
+      <w:r>
+        <w:rPr>
+          <w:rStyle w:val="VerbatimChar"/>
+        </w:rPr>
+        <w:t xml:space="preserve">\teststep</w:t>
+      </w:r>
+      <w:r>
+        <w:t xml:space="preserve"> </w:t>
+      </w:r>
+      <w:r>
+        <w:t xml:space="preserve">agora aceita 1 argumento (ação apenas). Imagens, blocos de código e callouts podem ser inseridos livremente entre os passos.</w:t>
+      </w:r>
     </w:p>
     <w:p>
       <w:pPr>
@@ -6685,6 +5536,306 @@
     </w:lvlOverride>
   </w:num>
   <w:num w:numId="1022">
+    <w:abstractNumId w:val="99411"/>
+    <w:lvlOverride w:ilvl="0">
+      <w:startOverride w:val="1"/>
+    </w:lvlOverride>
+    <w:lvlOverride w:ilvl="1">
+      <w:startOverride w:val="1"/>
+    </w:lvlOverride>
+    <w:lvlOverride w:ilvl="2">
+      <w:startOverride w:val="1"/>
+    </w:lvlOverride>
+    <w:lvlOverride w:ilvl="3">
+      <w:startOverride w:val="1"/>
+    </w:lvlOverride>
+    <w:lvlOverride w:ilvl="4">
+      <w:startOverride w:val="1"/>
+    </w:lvlOverride>
+    <w:lvlOverride w:ilvl="5">
+      <w:startOverride w:val="1"/>
+    </w:lvlOverride>
+    <w:lvlOverride w:ilvl="6">
+      <w:startOverride w:val="1"/>
+    </w:lvlOverride>
+    <w:lvlOverride w:ilvl="7">
+      <w:startOverride w:val="1"/>
+    </w:lvlOverride>
+    <w:lvlOverride w:ilvl="8">
+      <w:startOverride w:val="1"/>
+    </w:lvlOverride>
+  </w:num>
+  <w:num w:numId="1023">
+    <w:abstractNumId w:val="99411"/>
+    <w:lvlOverride w:ilvl="0">
+      <w:startOverride w:val="1"/>
+    </w:lvlOverride>
+    <w:lvlOverride w:ilvl="1">
+      <w:startOverride w:val="1"/>
+    </w:lvlOverride>
+    <w:lvlOverride w:ilvl="2">
+      <w:startOverride w:val="1"/>
+    </w:lvlOverride>
+    <w:lvlOverride w:ilvl="3">
+      <w:startOverride w:val="1"/>
+    </w:lvlOverride>
+    <w:lvlOverride w:ilvl="4">
+      <w:startOverride w:val="1"/>
+    </w:lvlOverride>
+    <w:lvlOverride w:ilvl="5">
+      <w:startOverride w:val="1"/>
+    </w:lvlOverride>
+    <w:lvlOverride w:ilvl="6">
+      <w:startOverride w:val="1"/>
+    </w:lvlOverride>
+    <w:lvlOverride w:ilvl="7">
+      <w:startOverride w:val="1"/>
+    </w:lvlOverride>
+    <w:lvlOverride w:ilvl="8">
+      <w:startOverride w:val="1"/>
+    </w:lvlOverride>
+  </w:num>
+  <w:num w:numId="1024">
+    <w:abstractNumId w:val="99411"/>
+    <w:lvlOverride w:ilvl="0">
+      <w:startOverride w:val="1"/>
+    </w:lvlOverride>
+    <w:lvlOverride w:ilvl="1">
+      <w:startOverride w:val="1"/>
+    </w:lvlOverride>
+    <w:lvlOverride w:ilvl="2">
+      <w:startOverride w:val="1"/>
+    </w:lvlOverride>
+    <w:lvlOverride w:ilvl="3">
+      <w:startOverride w:val="1"/>
+    </w:lvlOverride>
+    <w:lvlOverride w:ilvl="4">
+      <w:startOverride w:val="1"/>
+    </w:lvlOverride>
+    <w:lvlOverride w:ilvl="5">
+      <w:startOverride w:val="1"/>
+    </w:lvlOverride>
+    <w:lvlOverride w:ilvl="6">
+      <w:startOverride w:val="1"/>
+    </w:lvlOverride>
+    <w:lvlOverride w:ilvl="7">
+      <w:startOverride w:val="1"/>
+    </w:lvlOverride>
+    <w:lvlOverride w:ilvl="8">
+      <w:startOverride w:val="1"/>
+    </w:lvlOverride>
+  </w:num>
+  <w:num w:numId="1025">
+    <w:abstractNumId w:val="99411"/>
+    <w:lvlOverride w:ilvl="0">
+      <w:startOverride w:val="1"/>
+    </w:lvlOverride>
+    <w:lvlOverride w:ilvl="1">
+      <w:startOverride w:val="1"/>
+    </w:lvlOverride>
+    <w:lvlOverride w:ilvl="2">
+      <w:startOverride w:val="1"/>
+    </w:lvlOverride>
+    <w:lvlOverride w:ilvl="3">
+      <w:startOverride w:val="1"/>
+    </w:lvlOverride>
+    <w:lvlOverride w:ilvl="4">
+      <w:startOverride w:val="1"/>
+    </w:lvlOverride>
+    <w:lvlOverride w:ilvl="5">
+      <w:startOverride w:val="1"/>
+    </w:lvlOverride>
+    <w:lvlOverride w:ilvl="6">
+      <w:startOverride w:val="1"/>
+    </w:lvlOverride>
+    <w:lvlOverride w:ilvl="7">
+      <w:startOverride w:val="1"/>
+    </w:lvlOverride>
+    <w:lvlOverride w:ilvl="8">
+      <w:startOverride w:val="1"/>
+    </w:lvlOverride>
+  </w:num>
+  <w:num w:numId="1026">
+    <w:abstractNumId w:val="99411"/>
+    <w:lvlOverride w:ilvl="0">
+      <w:startOverride w:val="1"/>
+    </w:lvlOverride>
+    <w:lvlOverride w:ilvl="1">
+      <w:startOverride w:val="1"/>
+    </w:lvlOverride>
+    <w:lvlOverride w:ilvl="2">
+      <w:startOverride w:val="1"/>
+    </w:lvlOverride>
+    <w:lvlOverride w:ilvl="3">
+      <w:startOverride w:val="1"/>
+    </w:lvlOverride>
+    <w:lvlOverride w:ilvl="4">
+      <w:startOverride w:val="1"/>
+    </w:lvlOverride>
+    <w:lvlOverride w:ilvl="5">
+      <w:startOverride w:val="1"/>
+    </w:lvlOverride>
+    <w:lvlOverride w:ilvl="6">
+      <w:startOverride w:val="1"/>
+    </w:lvlOverride>
+    <w:lvlOverride w:ilvl="7">
+      <w:startOverride w:val="1"/>
+    </w:lvlOverride>
+    <w:lvlOverride w:ilvl="8">
+      <w:startOverride w:val="1"/>
+    </w:lvlOverride>
+  </w:num>
+  <w:num w:numId="1027">
+    <w:abstractNumId w:val="99411"/>
+    <w:lvlOverride w:ilvl="0">
+      <w:startOverride w:val="1"/>
+    </w:lvlOverride>
+    <w:lvlOverride w:ilvl="1">
+      <w:startOverride w:val="1"/>
+    </w:lvlOverride>
+    <w:lvlOverride w:ilvl="2">
+      <w:startOverride w:val="1"/>
+    </w:lvlOverride>
+    <w:lvlOverride w:ilvl="3">
+      <w:startOverride w:val="1"/>
+    </w:lvlOverride>
+    <w:lvlOverride w:ilvl="4">
+      <w:startOverride w:val="1"/>
+    </w:lvlOverride>
+    <w:lvlOverride w:ilvl="5">
+      <w:startOverride w:val="1"/>
+    </w:lvlOverride>
+    <w:lvlOverride w:ilvl="6">
+      <w:startOverride w:val="1"/>
+    </w:lvlOverride>
+    <w:lvlOverride w:ilvl="7">
+      <w:startOverride w:val="1"/>
+    </w:lvlOverride>
+    <w:lvlOverride w:ilvl="8">
+      <w:startOverride w:val="1"/>
+    </w:lvlOverride>
+  </w:num>
+  <w:num w:numId="1028">
+    <w:abstractNumId w:val="99411"/>
+    <w:lvlOverride w:ilvl="0">
+      <w:startOverride w:val="1"/>
+    </w:lvlOverride>
+    <w:lvlOverride w:ilvl="1">
+      <w:startOverride w:val="1"/>
+    </w:lvlOverride>
+    <w:lvlOverride w:ilvl="2">
+      <w:startOverride w:val="1"/>
+    </w:lvlOverride>
+    <w:lvlOverride w:ilvl="3">
+      <w:startOverride w:val="1"/>
+    </w:lvlOverride>
+    <w:lvlOverride w:ilvl="4">
+      <w:startOverride w:val="1"/>
+    </w:lvlOverride>
+    <w:lvlOverride w:ilvl="5">
+      <w:startOverride w:val="1"/>
+    </w:lvlOverride>
+    <w:lvlOverride w:ilvl="6">
+      <w:startOverride w:val="1"/>
+    </w:lvlOverride>
+    <w:lvlOverride w:ilvl="7">
+      <w:startOverride w:val="1"/>
+    </w:lvlOverride>
+    <w:lvlOverride w:ilvl="8">
+      <w:startOverride w:val="1"/>
+    </w:lvlOverride>
+  </w:num>
+  <w:num w:numId="1029">
+    <w:abstractNumId w:val="99411"/>
+    <w:lvlOverride w:ilvl="0">
+      <w:startOverride w:val="1"/>
+    </w:lvlOverride>
+    <w:lvlOverride w:ilvl="1">
+      <w:startOverride w:val="1"/>
+    </w:lvlOverride>
+    <w:lvlOverride w:ilvl="2">
+      <w:startOverride w:val="1"/>
+    </w:lvlOverride>
+    <w:lvlOverride w:ilvl="3">
+      <w:startOverride w:val="1"/>
+    </w:lvlOverride>
+    <w:lvlOverride w:ilvl="4">
+      <w:startOverride w:val="1"/>
+    </w:lvlOverride>
+    <w:lvlOverride w:ilvl="5">
+      <w:startOverride w:val="1"/>
+    </w:lvlOverride>
+    <w:lvlOverride w:ilvl="6">
+      <w:startOverride w:val="1"/>
+    </w:lvlOverride>
+    <w:lvlOverride w:ilvl="7">
+      <w:startOverride w:val="1"/>
+    </w:lvlOverride>
+    <w:lvlOverride w:ilvl="8">
+      <w:startOverride w:val="1"/>
+    </w:lvlOverride>
+  </w:num>
+  <w:num w:numId="1030">
+    <w:abstractNumId w:val="99411"/>
+    <w:lvlOverride w:ilvl="0">
+      <w:startOverride w:val="1"/>
+    </w:lvlOverride>
+    <w:lvlOverride w:ilvl="1">
+      <w:startOverride w:val="1"/>
+    </w:lvlOverride>
+    <w:lvlOverride w:ilvl="2">
+      <w:startOverride w:val="1"/>
+    </w:lvlOverride>
+    <w:lvlOverride w:ilvl="3">
+      <w:startOverride w:val="1"/>
+    </w:lvlOverride>
+    <w:lvlOverride w:ilvl="4">
+      <w:startOverride w:val="1"/>
+    </w:lvlOverride>
+    <w:lvlOverride w:ilvl="5">
+      <w:startOverride w:val="1"/>
+    </w:lvlOverride>
+    <w:lvlOverride w:ilvl="6">
+      <w:startOverride w:val="1"/>
+    </w:lvlOverride>
+    <w:lvlOverride w:ilvl="7">
+      <w:startOverride w:val="1"/>
+    </w:lvlOverride>
+    <w:lvlOverride w:ilvl="8">
+      <w:startOverride w:val="1"/>
+    </w:lvlOverride>
+  </w:num>
+  <w:num w:numId="1031">
+    <w:abstractNumId w:val="99411"/>
+    <w:lvlOverride w:ilvl="0">
+      <w:startOverride w:val="1"/>
+    </w:lvlOverride>
+    <w:lvlOverride w:ilvl="1">
+      <w:startOverride w:val="1"/>
+    </w:lvlOverride>
+    <w:lvlOverride w:ilvl="2">
+      <w:startOverride w:val="1"/>
+    </w:lvlOverride>
+    <w:lvlOverride w:ilvl="3">
+      <w:startOverride w:val="1"/>
+    </w:lvlOverride>
+    <w:lvlOverride w:ilvl="4">
+      <w:startOverride w:val="1"/>
+    </w:lvlOverride>
+    <w:lvlOverride w:ilvl="5">
+      <w:startOverride w:val="1"/>
+    </w:lvlOverride>
+    <w:lvlOverride w:ilvl="6">
+      <w:startOverride w:val="1"/>
+    </w:lvlOverride>
+    <w:lvlOverride w:ilvl="7">
+      <w:startOverride w:val="1"/>
+    </w:lvlOverride>
+    <w:lvlOverride w:ilvl="8">
+      <w:startOverride w:val="1"/>
+    </w:lvlOverride>
+  </w:num>
+  <w:num w:numId="1032">
     <w:abstractNumId w:val="99411"/>
     <w:lvlOverride w:ilvl="0">
       <w:startOverride w:val="1"/>

--- a/examples/testbook/pt/main.docx
+++ b/examples/testbook/pt/main.docx
@@ -70,7 +70,7 @@
         <w:pStyle w:val="CoverMeta"/>
       </w:pPr>
       <w:r>
-        <w:t xml:space="preserve">v2.1.0 — 2026-09-12 19:25</w:t>
+        <w:t xml:space="preserve">v2.1.0 — 2026-09-13 11:23</w:t>
       </w:r>
     </w:p>
     <w:p>
@@ -1757,6 +1757,46 @@
     </w:p>
     <w:p>
       <w:pPr>
+        <w:pStyle w:val="Definition"/>
+      </w:pPr>
+      <w:r>
+        <w:t xml:space="preserve">testlist</w:t>
+      </w:r>
+      <w:r>
+        <w:t xml:space="preserve"> </w:t>
+      </w:r>
+      <w:r>
+        <w:t xml:space="preserve">Aplicação da infraestrutura Terraform concluída com sucesso.</w:t>
+      </w:r>
+      <w:r>
+        <w:t xml:space="preserve"> </w:t>
+      </w:r>
+      <w:r>
+        <w:t xml:space="preserve">ID do cluster MRS disponível na saída do Terraform.</w:t>
+      </w:r>
+      <w:r>
+        <w:t xml:space="preserve"> </w:t>
+      </w:r>
+      <w:r>
+        <w:t xml:space="preserve">Usuário IAM possui função MRS_Viewer ou superior.</w:t>
+      </w:r>
+      <w:r>
+        <w:t xml:space="preserve"> </w:t>
+      </w:r>
+      <w:r>
+        <w:t xml:space="preserve">testlist</w:t>
+      </w:r>
+    </w:p>
+    <w:p>
+      <w:pPr>
+        <w:pStyle w:val="DefinitionTerm"/>
+      </w:pPr>
+      <w:r>
+        <w:t xml:space="preserve">Procedimento</w:t>
+      </w:r>
+    </w:p>
+    <w:p>
+      <w:pPr>
         <w:numPr>
           <w:ilvl w:val="0"/>
           <w:numId w:val="1003"/>
@@ -1764,7 +1804,7 @@
         <w:pStyle w:val="Compact"/>
       </w:pPr>
       <w:r>
-        <w:t xml:space="preserve">Aplicação da infraestrutura Terraform concluída com sucesso.</w:t>
+        <w:t xml:space="preserve">Acessar o Console do Huawei Cloud</w:t>
       </w:r>
     </w:p>
     <w:p>
@@ -1776,7 +1816,7 @@
         <w:pStyle w:val="Compact"/>
       </w:pPr>
       <w:r>
-        <w:t xml:space="preserve">ID do cluster MRS disponível na saída do Terraform.</w:t>
+        <w:t xml:space="preserve">Navegar em Console, MapReduce Service, Clusters</w:t>
       </w:r>
     </w:p>
     <w:p>
@@ -1788,7 +1828,43 @@
         <w:pStyle w:val="Compact"/>
       </w:pPr>
       <w:r>
-        <w:t xml:space="preserve">Usuário IAM possui função MRS_Viewer ou superior.</w:t>
+        <w:t xml:space="preserve">Localizar cluster mrs-poc-cluster</w:t>
+      </w:r>
+    </w:p>
+    <w:p>
+      <w:pPr>
+        <w:numPr>
+          <w:ilvl w:val="0"/>
+          <w:numId w:val="1003"/>
+        </w:numPr>
+        <w:pStyle w:val="Compact"/>
+      </w:pPr>
+      <w:r>
+        <w:t xml:space="preserve">Verificar status do cluster</w:t>
+      </w:r>
+    </w:p>
+    <w:p>
+      <w:pPr>
+        <w:numPr>
+          <w:ilvl w:val="0"/>
+          <w:numId w:val="1003"/>
+        </w:numPr>
+        <w:pStyle w:val="Compact"/>
+      </w:pPr>
+      <w:r>
+        <w:t xml:space="preserve">Revisar aba Componente</w:t>
+      </w:r>
+    </w:p>
+    <w:p>
+      <w:pPr>
+        <w:numPr>
+          <w:ilvl w:val="0"/>
+          <w:numId w:val="1003"/>
+        </w:numPr>
+        <w:pStyle w:val="Compact"/>
+      </w:pPr>
+      <w:r>
+        <w:t xml:space="preserve">Revisar aba Nó</w:t>
       </w:r>
     </w:p>
     <w:p>
@@ -1796,123 +1872,39 @@
         <w:pStyle w:val="DefinitionTerm"/>
       </w:pPr>
       <w:r>
-        <w:t xml:space="preserve">Procedimento</w:t>
-      </w:r>
-    </w:p>
-    <w:p>
-      <w:pPr>
-        <w:numPr>
-          <w:ilvl w:val="0"/>
-          <w:numId w:val="1004"/>
-        </w:numPr>
-        <w:pStyle w:val="Compact"/>
-      </w:pPr>
-      <w:r>
-        <w:t xml:space="preserve">Acessar o Console do Huawei Cloud</w:t>
-      </w:r>
-    </w:p>
-    <w:p>
-      <w:pPr>
-        <w:numPr>
-          <w:ilvl w:val="0"/>
-          <w:numId w:val="1004"/>
-        </w:numPr>
-        <w:pStyle w:val="Compact"/>
-      </w:pPr>
-      <w:r>
-        <w:t xml:space="preserve">Navegar em Console, MapReduce Service, Clusters</w:t>
-      </w:r>
-    </w:p>
-    <w:p>
-      <w:pPr>
-        <w:numPr>
-          <w:ilvl w:val="0"/>
-          <w:numId w:val="1004"/>
-        </w:numPr>
-        <w:pStyle w:val="Compact"/>
-      </w:pPr>
-      <w:r>
-        <w:t xml:space="preserve">Localizar cluster mrs-poc-cluster</w:t>
-      </w:r>
-    </w:p>
-    <w:p>
-      <w:pPr>
-        <w:numPr>
-          <w:ilvl w:val="0"/>
-          <w:numId w:val="1004"/>
-        </w:numPr>
-        <w:pStyle w:val="Compact"/>
-      </w:pPr>
-      <w:r>
-        <w:t xml:space="preserve">Verificar status do cluster</w:t>
-      </w:r>
-    </w:p>
-    <w:p>
-      <w:pPr>
-        <w:numPr>
-          <w:ilvl w:val="0"/>
-          <w:numId w:val="1004"/>
-        </w:numPr>
-        <w:pStyle w:val="Compact"/>
-      </w:pPr>
-      <w:r>
-        <w:t xml:space="preserve">Revisar aba Componente</w:t>
-      </w:r>
-    </w:p>
-    <w:p>
-      <w:pPr>
-        <w:numPr>
-          <w:ilvl w:val="0"/>
-          <w:numId w:val="1004"/>
-        </w:numPr>
-        <w:pStyle w:val="Compact"/>
-      </w:pPr>
-      <w:r>
-        <w:t xml:space="preserve">Revisar aba Nó</w:t>
-      </w:r>
-    </w:p>
-    <w:p>
-      <w:pPr>
-        <w:pStyle w:val="DefinitionTerm"/>
-      </w:pPr>
-      <w:r>
         <w:t xml:space="preserve">Resultado Esperado</w:t>
       </w:r>
     </w:p>
     <w:p>
       <w:pPr>
-        <w:numPr>
-          <w:ilvl w:val="0"/>
-          <w:numId w:val="1005"/>
-        </w:numPr>
-        <w:pStyle w:val="Compact"/>
-      </w:pPr>
+        <w:pStyle w:val="Definition"/>
+      </w:pPr>
+      <w:r>
+        <w:t xml:space="preserve">testlist</w:t>
+      </w:r>
+      <w:r>
+        <w:t xml:space="preserve"> </w:t>
+      </w:r>
       <w:r>
         <w:t xml:space="preserve">Status do cluster é Executando.</w:t>
       </w:r>
-    </w:p>
-    <w:p>
-      <w:pPr>
-        <w:numPr>
-          <w:ilvl w:val="0"/>
-          <w:numId w:val="1005"/>
-        </w:numPr>
-        <w:pStyle w:val="Compact"/>
-      </w:pPr>
+      <w:r>
+        <w:t xml:space="preserve"> </w:t>
+      </w:r>
       <w:r>
         <w:t xml:space="preserve">Todos os quatro componentes (HDFS, YARN, Spark, Hive) estão listados com status Normal.</w:t>
       </w:r>
-    </w:p>
-    <w:p>
-      <w:pPr>
-        <w:numPr>
-          <w:ilvl w:val="0"/>
-          <w:numId w:val="1005"/>
-        </w:numPr>
-        <w:pStyle w:val="Compact"/>
-      </w:pPr>
+      <w:r>
+        <w:t xml:space="preserve"> </w:t>
+      </w:r>
       <w:r>
         <w:t xml:space="preserve">Todos os nós apresentam status Executando sem alarmes.</w:t>
+      </w:r>
+      <w:r>
+        <w:t xml:space="preserve"> </w:t>
+      </w:r>
+      <w:r>
+        <w:t xml:space="preserve">testlist</w:t>
       </w:r>
     </w:p>
     <w:p>
@@ -2002,26 +1994,120 @@
     </w:p>
     <w:p>
       <w:pPr>
-        <w:numPr>
-          <w:ilvl w:val="0"/>
-          <w:numId w:val="1006"/>
+        <w:pStyle w:val="Definition"/>
+      </w:pPr>
+      <w:r>
+        <w:t xml:space="preserve">testlist</w:t>
+      </w:r>
+      <w:r>
+        <w:t xml:space="preserve"> </w:t>
+      </w:r>
+      <w:r>
+        <w:t xml:space="preserve">Nome do bucket OBS definido na configuração Terraform.</w:t>
+      </w:r>
+      <w:r>
+        <w:t xml:space="preserve"> </w:t>
+      </w:r>
+      <w:r>
+        <w:t xml:space="preserve">Política IAM concedendo acesso de leitura/escrita ao bucket está anexada ao usuário de teste.</w:t>
+      </w:r>
+      <w:r>
+        <w:t xml:space="preserve"> </w:t>
+      </w:r>
+      <w:r>
+        <w:t xml:space="preserve">testlist</w:t>
+      </w:r>
+    </w:p>
+    <w:p>
+      <w:pPr>
+        <w:pStyle w:val="DefinitionTerm"/>
+      </w:pPr>
+      <w:r>
+        <w:t xml:space="preserve">Procedimento</w:t>
+      </w:r>
+    </w:p>
+    <w:p>
+      <w:pPr>
+        <w:numPr>
+          <w:ilvl w:val="0"/>
+          <w:numId w:val="1004"/>
         </w:numPr>
         <w:pStyle w:val="Compact"/>
       </w:pPr>
       <w:r>
-        <w:t xml:space="preserve">Nome do bucket OBS definido na configuração Terraform.</w:t>
-      </w:r>
-    </w:p>
-    <w:p>
-      <w:pPr>
-        <w:numPr>
-          <w:ilvl w:val="0"/>
-          <w:numId w:val="1006"/>
+        <w:t xml:space="preserve">Acessar o Console</w:t>
+      </w:r>
+    </w:p>
+    <w:p>
+      <w:pPr>
+        <w:numPr>
+          <w:ilvl w:val="0"/>
+          <w:numId w:val="1004"/>
         </w:numPr>
         <w:pStyle w:val="Compact"/>
       </w:pPr>
       <w:r>
-        <w:t xml:space="preserve">Política IAM concedendo acesso de leitura/escrita ao bucket está anexada ao usuário de teste.</w:t>
+        <w:t xml:space="preserve">Navegar em Console, Object Storage Service</w:t>
+      </w:r>
+    </w:p>
+    <w:p>
+      <w:pPr>
+        <w:numPr>
+          <w:ilvl w:val="0"/>
+          <w:numId w:val="1004"/>
+        </w:numPr>
+        <w:pStyle w:val="Compact"/>
+      </w:pPr>
+      <w:r>
+        <w:t xml:space="preserve">Localizar o bucket (ex.: poc-datalake-raw)</w:t>
+      </w:r>
+    </w:p>
+    <w:p>
+      <w:pPr>
+        <w:numPr>
+          <w:ilvl w:val="0"/>
+          <w:numId w:val="1004"/>
+        </w:numPr>
+        <w:pStyle w:val="Compact"/>
+      </w:pPr>
+      <w:r>
+        <w:t xml:space="preserve">Verificar se a classe de armazenamento é Standard</w:t>
+      </w:r>
+    </w:p>
+    <w:p>
+      <w:pPr>
+        <w:numPr>
+          <w:ilvl w:val="0"/>
+          <w:numId w:val="1004"/>
+        </w:numPr>
+        <w:pStyle w:val="Compact"/>
+      </w:pPr>
+      <w:r>
+        <w:t xml:space="preserve">Carregar um arquivo de teste (test-upload.txt) no bucket</w:t>
+      </w:r>
+    </w:p>
+    <w:p>
+      <w:pPr>
+        <w:numPr>
+          <w:ilvl w:val="0"/>
+          <w:numId w:val="1004"/>
+        </w:numPr>
+        <w:pStyle w:val="Compact"/>
+      </w:pPr>
+      <w:r>
+        <w:t xml:space="preserve">Baixar o arquivo e comparar seu conteúdo com o original</w:t>
+      </w:r>
+    </w:p>
+    <w:p>
+      <w:pPr>
+        <w:numPr>
+          <w:ilvl w:val="0"/>
+          <w:numId w:val="1004"/>
+        </w:numPr>
+        <w:pStyle w:val="Compact"/>
+      </w:pPr>
+      <w:r>
+        <w:t xml:space="preserve">Excluir o arquivo de teste</w:t>
       </w:r>
     </w:p>
     <w:p>
@@ -2029,147 +2115,45 @@
         <w:pStyle w:val="DefinitionTerm"/>
       </w:pPr>
       <w:r>
-        <w:t xml:space="preserve">Procedimento</w:t>
-      </w:r>
-    </w:p>
-    <w:p>
-      <w:pPr>
-        <w:numPr>
-          <w:ilvl w:val="0"/>
-          <w:numId w:val="1007"/>
-        </w:numPr>
-        <w:pStyle w:val="Compact"/>
-      </w:pPr>
-      <w:r>
-        <w:t xml:space="preserve">Acessar o Console</w:t>
-      </w:r>
-    </w:p>
-    <w:p>
-      <w:pPr>
-        <w:numPr>
-          <w:ilvl w:val="0"/>
-          <w:numId w:val="1007"/>
-        </w:numPr>
-        <w:pStyle w:val="Compact"/>
-      </w:pPr>
-      <w:r>
-        <w:t xml:space="preserve">Navegar em Console, Object Storage Service</w:t>
-      </w:r>
-    </w:p>
-    <w:p>
-      <w:pPr>
-        <w:numPr>
-          <w:ilvl w:val="0"/>
-          <w:numId w:val="1007"/>
-        </w:numPr>
-        <w:pStyle w:val="Compact"/>
-      </w:pPr>
-      <w:r>
-        <w:t xml:space="preserve">Localizar o bucket (ex.: poc-datalake-raw)</w:t>
-      </w:r>
-    </w:p>
-    <w:p>
-      <w:pPr>
-        <w:numPr>
-          <w:ilvl w:val="0"/>
-          <w:numId w:val="1007"/>
-        </w:numPr>
-        <w:pStyle w:val="Compact"/>
-      </w:pPr>
-      <w:r>
-        <w:t xml:space="preserve">Verificar se a classe de armazenamento é Standard</w:t>
-      </w:r>
-    </w:p>
-    <w:p>
-      <w:pPr>
-        <w:numPr>
-          <w:ilvl w:val="0"/>
-          <w:numId w:val="1007"/>
-        </w:numPr>
-        <w:pStyle w:val="Compact"/>
-      </w:pPr>
-      <w:r>
-        <w:t xml:space="preserve">Carregar um arquivo de teste (test-upload.txt) no bucket</w:t>
-      </w:r>
-    </w:p>
-    <w:p>
-      <w:pPr>
-        <w:numPr>
-          <w:ilvl w:val="0"/>
-          <w:numId w:val="1007"/>
-        </w:numPr>
-        <w:pStyle w:val="Compact"/>
-      </w:pPr>
-      <w:r>
-        <w:t xml:space="preserve">Baixar o arquivo e comparar seu conteúdo com o original</w:t>
-      </w:r>
-    </w:p>
-    <w:p>
-      <w:pPr>
-        <w:numPr>
-          <w:ilvl w:val="0"/>
-          <w:numId w:val="1007"/>
-        </w:numPr>
-        <w:pStyle w:val="Compact"/>
-      </w:pPr>
-      <w:r>
-        <w:t xml:space="preserve">Excluir o arquivo de teste</w:t>
-      </w:r>
-    </w:p>
-    <w:p>
-      <w:pPr>
-        <w:pStyle w:val="DefinitionTerm"/>
-      </w:pPr>
-      <w:r>
         <w:t xml:space="preserve">Resultado Esperado</w:t>
       </w:r>
     </w:p>
     <w:p>
       <w:pPr>
-        <w:numPr>
-          <w:ilvl w:val="0"/>
-          <w:numId w:val="1008"/>
-        </w:numPr>
-        <w:pStyle w:val="Compact"/>
-      </w:pPr>
+        <w:pStyle w:val="Definition"/>
+      </w:pPr>
+      <w:r>
+        <w:t xml:space="preserve">testlist</w:t>
+      </w:r>
+      <w:r>
+        <w:t xml:space="preserve"> </w:t>
+      </w:r>
       <w:r>
         <w:t xml:space="preserve">O bucket existe com classe de armazenamento Standard.</w:t>
       </w:r>
-    </w:p>
-    <w:p>
-      <w:pPr>
-        <w:numPr>
-          <w:ilvl w:val="0"/>
-          <w:numId w:val="1008"/>
-        </w:numPr>
-        <w:pStyle w:val="Compact"/>
-      </w:pPr>
+      <w:r>
+        <w:t xml:space="preserve"> </w:t>
+      </w:r>
       <w:r>
         <w:t xml:space="preserve">O carregamento do arquivo conclui sem erro.</w:t>
       </w:r>
-    </w:p>
-    <w:p>
-      <w:pPr>
-        <w:numPr>
-          <w:ilvl w:val="0"/>
-          <w:numId w:val="1008"/>
-        </w:numPr>
-        <w:pStyle w:val="Compact"/>
-      </w:pPr>
+      <w:r>
+        <w:t xml:space="preserve"> </w:t>
+      </w:r>
       <w:r>
         <w:t xml:space="preserve">O conteúdo do arquivo baixado corresponde ao original.</w:t>
       </w:r>
-    </w:p>
-    <w:p>
-      <w:pPr>
-        <w:numPr>
-          <w:ilvl w:val="0"/>
-          <w:numId w:val="1008"/>
-        </w:numPr>
-        <w:pStyle w:val="Compact"/>
-      </w:pPr>
+      <w:r>
+        <w:t xml:space="preserve"> </w:t>
+      </w:r>
       <w:r>
         <w:t xml:space="preserve">A exclusão do arquivo é realizada com sucesso.</w:t>
+      </w:r>
+      <w:r>
+        <w:t xml:space="preserve"> </w:t>
+      </w:r>
+      <w:r>
+        <w:t xml:space="preserve">testlist</w:t>
       </w:r>
     </w:p>
     <w:p>
@@ -2259,26 +2243,108 @@
     </w:p>
     <w:p>
       <w:pPr>
-        <w:numPr>
-          <w:ilvl w:val="0"/>
-          <w:numId w:val="1009"/>
+        <w:pStyle w:val="Definition"/>
+      </w:pPr>
+      <w:r>
+        <w:t xml:space="preserve">testlist</w:t>
+      </w:r>
+      <w:r>
+        <w:t xml:space="preserve"> </w:t>
+      </w:r>
+      <w:r>
+        <w:t xml:space="preserve">IDs da VPC e da sub-rede disponíveis na saída do Terraform.</w:t>
+      </w:r>
+      <w:r>
+        <w:t xml:space="preserve"> </w:t>
+      </w:r>
+      <w:r>
+        <w:t xml:space="preserve">Nomes dos grupos de segurança documentados na arquitetura da solução.</w:t>
+      </w:r>
+      <w:r>
+        <w:t xml:space="preserve"> </w:t>
+      </w:r>
+      <w:r>
+        <w:t xml:space="preserve">testlist</w:t>
+      </w:r>
+    </w:p>
+    <w:p>
+      <w:pPr>
+        <w:pStyle w:val="DefinitionTerm"/>
+      </w:pPr>
+      <w:r>
+        <w:t xml:space="preserve">Procedimento</w:t>
+      </w:r>
+    </w:p>
+    <w:p>
+      <w:pPr>
+        <w:numPr>
+          <w:ilvl w:val="0"/>
+          <w:numId w:val="1005"/>
         </w:numPr>
         <w:pStyle w:val="Compact"/>
       </w:pPr>
       <w:r>
-        <w:t xml:space="preserve">IDs da VPC e da sub-rede disponíveis na saída do Terraform.</w:t>
-      </w:r>
-    </w:p>
-    <w:p>
-      <w:pPr>
-        <w:numPr>
-          <w:ilvl w:val="0"/>
-          <w:numId w:val="1009"/>
+        <w:t xml:space="preserve">Acessar o Console</w:t>
+      </w:r>
+    </w:p>
+    <w:p>
+      <w:pPr>
+        <w:numPr>
+          <w:ilvl w:val="0"/>
+          <w:numId w:val="1005"/>
         </w:numPr>
         <w:pStyle w:val="Compact"/>
       </w:pPr>
       <w:r>
-        <w:t xml:space="preserve">Nomes dos grupos de segurança documentados na arquitetura da solução.</w:t>
+        <w:t xml:space="preserve">Navegar em Console, Virtual Private Cloud, VPCs</w:t>
+      </w:r>
+    </w:p>
+    <w:p>
+      <w:pPr>
+        <w:numPr>
+          <w:ilvl w:val="0"/>
+          <w:numId w:val="1005"/>
+        </w:numPr>
+        <w:pStyle w:val="Compact"/>
+      </w:pPr>
+      <w:r>
+        <w:t xml:space="preserve">Localizar a VPC (ex.: vpc-poc) e verificar se o bloco CIDR corresponde à arquitetura (ex.: 10.0.0.0/16)</w:t>
+      </w:r>
+    </w:p>
+    <w:p>
+      <w:pPr>
+        <w:numPr>
+          <w:ilvl w:val="0"/>
+          <w:numId w:val="1005"/>
+        </w:numPr>
+        <w:pStyle w:val="Compact"/>
+      </w:pPr>
+      <w:r>
+        <w:t xml:space="preserve">Clicar na sub-rede e verificar seu CIDR (ex.: 10.0.1.0/24)</w:t>
+      </w:r>
+    </w:p>
+    <w:p>
+      <w:pPr>
+        <w:numPr>
+          <w:ilvl w:val="0"/>
+          <w:numId w:val="1005"/>
+        </w:numPr>
+        <w:pStyle w:val="Compact"/>
+      </w:pPr>
+      <w:r>
+        <w:t xml:space="preserve">Navegar até Security Groups e verificar regras de entrada: TCP 22 da sub-rede bastion, TCP 443 do proxy corporativo</w:t>
+      </w:r>
+    </w:p>
+    <w:p>
+      <w:pPr>
+        <w:numPr>
+          <w:ilvl w:val="0"/>
+          <w:numId w:val="1005"/>
+        </w:numPr>
+        <w:pStyle w:val="Compact"/>
+      </w:pPr>
+      <w:r>
+        <w:t xml:space="preserve">Verificar se as regras de saída permitem todo o tráfego (padrão)</w:t>
       </w:r>
     </w:p>
     <w:p>
@@ -2286,135 +2352,45 @@
         <w:pStyle w:val="DefinitionTerm"/>
       </w:pPr>
       <w:r>
-        <w:t xml:space="preserve">Procedimento</w:t>
-      </w:r>
-    </w:p>
-    <w:p>
-      <w:pPr>
-        <w:numPr>
-          <w:ilvl w:val="0"/>
-          <w:numId w:val="1010"/>
-        </w:numPr>
-        <w:pStyle w:val="Compact"/>
-      </w:pPr>
-      <w:r>
-        <w:t xml:space="preserve">Acessar o Console</w:t>
-      </w:r>
-    </w:p>
-    <w:p>
-      <w:pPr>
-        <w:numPr>
-          <w:ilvl w:val="0"/>
-          <w:numId w:val="1010"/>
-        </w:numPr>
-        <w:pStyle w:val="Compact"/>
-      </w:pPr>
-      <w:r>
-        <w:t xml:space="preserve">Navegar em Console, Virtual Private Cloud, VPCs</w:t>
-      </w:r>
-    </w:p>
-    <w:p>
-      <w:pPr>
-        <w:numPr>
-          <w:ilvl w:val="0"/>
-          <w:numId w:val="1010"/>
-        </w:numPr>
-        <w:pStyle w:val="Compact"/>
-      </w:pPr>
-      <w:r>
-        <w:t xml:space="preserve">Localizar a VPC (ex.: vpc-poc) e verificar se o bloco CIDR corresponde à arquitetura (ex.: 10.0.0.0/16)</w:t>
-      </w:r>
-    </w:p>
-    <w:p>
-      <w:pPr>
-        <w:numPr>
-          <w:ilvl w:val="0"/>
-          <w:numId w:val="1010"/>
-        </w:numPr>
-        <w:pStyle w:val="Compact"/>
-      </w:pPr>
-      <w:r>
-        <w:t xml:space="preserve">Clicar na sub-rede e verificar seu CIDR (ex.: 10.0.1.0/24)</w:t>
-      </w:r>
-    </w:p>
-    <w:p>
-      <w:pPr>
-        <w:numPr>
-          <w:ilvl w:val="0"/>
-          <w:numId w:val="1010"/>
-        </w:numPr>
-        <w:pStyle w:val="Compact"/>
-      </w:pPr>
-      <w:r>
-        <w:t xml:space="preserve">Navegar até Security Groups e verificar regras de entrada: TCP 22 da sub-rede bastion, TCP 443 do proxy corporativo</w:t>
-      </w:r>
-    </w:p>
-    <w:p>
-      <w:pPr>
-        <w:numPr>
-          <w:ilvl w:val="0"/>
-          <w:numId w:val="1010"/>
-        </w:numPr>
-        <w:pStyle w:val="Compact"/>
-      </w:pPr>
-      <w:r>
-        <w:t xml:space="preserve">Verificar se as regras de saída permitem todo o tráfego (padrão)</w:t>
-      </w:r>
-    </w:p>
-    <w:p>
-      <w:pPr>
-        <w:pStyle w:val="DefinitionTerm"/>
-      </w:pPr>
-      <w:r>
         <w:t xml:space="preserve">Resultado Esperado</w:t>
       </w:r>
     </w:p>
     <w:p>
       <w:pPr>
-        <w:numPr>
-          <w:ilvl w:val="0"/>
-          <w:numId w:val="1011"/>
-        </w:numPr>
-        <w:pStyle w:val="Compact"/>
-      </w:pPr>
+        <w:pStyle w:val="Definition"/>
+      </w:pPr>
+      <w:r>
+        <w:t xml:space="preserve">testlist</w:t>
+      </w:r>
+      <w:r>
+        <w:t xml:space="preserve"> </w:t>
+      </w:r>
       <w:r>
         <w:t xml:space="preserve">CIDR da VPC é 10.0.0.0/16.</w:t>
       </w:r>
-    </w:p>
-    <w:p>
-      <w:pPr>
-        <w:numPr>
-          <w:ilvl w:val="0"/>
-          <w:numId w:val="1011"/>
-        </w:numPr>
-        <w:pStyle w:val="Compact"/>
-      </w:pPr>
+      <w:r>
+        <w:t xml:space="preserve"> </w:t>
+      </w:r>
       <w:r>
         <w:t xml:space="preserve">CIDR da sub-rede é 10.0.1.0/24.</w:t>
       </w:r>
-    </w:p>
-    <w:p>
-      <w:pPr>
-        <w:numPr>
-          <w:ilvl w:val="0"/>
-          <w:numId w:val="1011"/>
-        </w:numPr>
-        <w:pStyle w:val="Compact"/>
-      </w:pPr>
+      <w:r>
+        <w:t xml:space="preserve"> </w:t>
+      </w:r>
       <w:r>
         <w:t xml:space="preserve">Regras de entrada correspondem à arquitetura: TCP 22 e TCP 443 das origens especificadas.</w:t>
       </w:r>
-    </w:p>
-    <w:p>
-      <w:pPr>
-        <w:numPr>
-          <w:ilvl w:val="0"/>
-          <w:numId w:val="1011"/>
-        </w:numPr>
-        <w:pStyle w:val="Compact"/>
-      </w:pPr>
+      <w:r>
+        <w:t xml:space="preserve"> </w:t>
+      </w:r>
       <w:r>
         <w:t xml:space="preserve">Saída permite todo o tráfego.</w:t>
+      </w:r>
+      <w:r>
+        <w:t xml:space="preserve"> </w:t>
+      </w:r>
+      <w:r>
+        <w:t xml:space="preserve">testlist</w:t>
       </w:r>
     </w:p>
     <w:p>
@@ -2535,26 +2511,96 @@
     </w:p>
     <w:p>
       <w:pPr>
-        <w:numPr>
-          <w:ilvl w:val="0"/>
-          <w:numId w:val="1012"/>
+        <w:pStyle w:val="Definition"/>
+      </w:pPr>
+      <w:r>
+        <w:t xml:space="preserve">testlist</w:t>
+      </w:r>
+      <w:r>
+        <w:t xml:space="preserve"> </w:t>
+      </w:r>
+      <w:r>
+        <w:t xml:space="preserve">Instância do DataArts Studio provisionada e com status Executando.</w:t>
+      </w:r>
+      <w:r>
+        <w:t xml:space="preserve"> </w:t>
+      </w:r>
+      <w:r>
+        <w:t xml:space="preserve">Usuário IAM de teste possui a função Dayu_User atribuída.</w:t>
+      </w:r>
+      <w:r>
+        <w:t xml:space="preserve"> </w:t>
+      </w:r>
+      <w:r>
+        <w:t xml:space="preserve">testlist</w:t>
+      </w:r>
+    </w:p>
+    <w:p>
+      <w:pPr>
+        <w:pStyle w:val="DefinitionTerm"/>
+      </w:pPr>
+      <w:r>
+        <w:t xml:space="preserve">Procedimento</w:t>
+      </w:r>
+    </w:p>
+    <w:p>
+      <w:pPr>
+        <w:numPr>
+          <w:ilvl w:val="0"/>
+          <w:numId w:val="1006"/>
         </w:numPr>
         <w:pStyle w:val="Compact"/>
       </w:pPr>
       <w:r>
-        <w:t xml:space="preserve">Instância do DataArts Studio provisionada e com status Executando.</w:t>
-      </w:r>
-    </w:p>
-    <w:p>
-      <w:pPr>
-        <w:numPr>
-          <w:ilvl w:val="0"/>
-          <w:numId w:val="1012"/>
+        <w:t xml:space="preserve">Acessar o Console com o usuário IAM de teste</w:t>
+      </w:r>
+    </w:p>
+    <w:p>
+      <w:pPr>
+        <w:numPr>
+          <w:ilvl w:val="0"/>
+          <w:numId w:val="1006"/>
         </w:numPr>
         <w:pStyle w:val="Compact"/>
       </w:pPr>
       <w:r>
-        <w:t xml:space="preserve">Usuário IAM de teste possui a função Dayu_User atribuída.</w:t>
+        <w:t xml:space="preserve">Navegar em Console, DataArts Studio, Workspaces</w:t>
+      </w:r>
+    </w:p>
+    <w:p>
+      <w:pPr>
+        <w:numPr>
+          <w:ilvl w:val="0"/>
+          <w:numId w:val="1006"/>
+        </w:numPr>
+        <w:pStyle w:val="Compact"/>
+      </w:pPr>
+      <w:r>
+        <w:t xml:space="preserve">Localizar o workspace (ex.: poc-workspace)</w:t>
+      </w:r>
+    </w:p>
+    <w:p>
+      <w:pPr>
+        <w:numPr>
+          <w:ilvl w:val="0"/>
+          <w:numId w:val="1006"/>
+        </w:numPr>
+        <w:pStyle w:val="Compact"/>
+      </w:pPr>
+      <w:r>
+        <w:t xml:space="preserve">Clicar em Acessar Workspace para abrir o console do DataArts Studio</w:t>
+      </w:r>
+    </w:p>
+    <w:p>
+      <w:pPr>
+        <w:numPr>
+          <w:ilvl w:val="0"/>
+          <w:numId w:val="1006"/>
+        </w:numPr>
+        <w:pStyle w:val="Compact"/>
+      </w:pPr>
+      <w:r>
+        <w:t xml:space="preserve">Verificar se o painel de navegação à esquerda carrega com os módulos esperados: Integração de Dados, Desenvolvimento de Dados, Arquitetura de Dados</w:t>
       </w:r>
     </w:p>
     <w:p>
@@ -2562,111 +2608,39 @@
         <w:pStyle w:val="DefinitionTerm"/>
       </w:pPr>
       <w:r>
-        <w:t xml:space="preserve">Procedimento</w:t>
-      </w:r>
-    </w:p>
-    <w:p>
-      <w:pPr>
-        <w:numPr>
-          <w:ilvl w:val="0"/>
-          <w:numId w:val="1013"/>
-        </w:numPr>
-        <w:pStyle w:val="Compact"/>
-      </w:pPr>
-      <w:r>
-        <w:t xml:space="preserve">Acessar o Console com o usuário IAM de teste</w:t>
-      </w:r>
-    </w:p>
-    <w:p>
-      <w:pPr>
-        <w:numPr>
-          <w:ilvl w:val="0"/>
-          <w:numId w:val="1013"/>
-        </w:numPr>
-        <w:pStyle w:val="Compact"/>
-      </w:pPr>
-      <w:r>
-        <w:t xml:space="preserve">Navegar em Console, DataArts Studio, Workspaces</w:t>
-      </w:r>
-    </w:p>
-    <w:p>
-      <w:pPr>
-        <w:numPr>
-          <w:ilvl w:val="0"/>
-          <w:numId w:val="1013"/>
-        </w:numPr>
-        <w:pStyle w:val="Compact"/>
-      </w:pPr>
-      <w:r>
-        <w:t xml:space="preserve">Localizar o workspace (ex.: poc-workspace)</w:t>
-      </w:r>
-    </w:p>
-    <w:p>
-      <w:pPr>
-        <w:numPr>
-          <w:ilvl w:val="0"/>
-          <w:numId w:val="1013"/>
-        </w:numPr>
-        <w:pStyle w:val="Compact"/>
-      </w:pPr>
-      <w:r>
-        <w:t xml:space="preserve">Clicar em Acessar Workspace para abrir o console do DataArts Studio</w:t>
-      </w:r>
-    </w:p>
-    <w:p>
-      <w:pPr>
-        <w:numPr>
-          <w:ilvl w:val="0"/>
-          <w:numId w:val="1013"/>
-        </w:numPr>
-        <w:pStyle w:val="Compact"/>
-      </w:pPr>
-      <w:r>
-        <w:t xml:space="preserve">Verificar se o painel de navegação à esquerda carrega com os módulos esperados: Integração de Dados, Desenvolvimento de Dados, Arquitetura de Dados</w:t>
-      </w:r>
-    </w:p>
-    <w:p>
-      <w:pPr>
-        <w:pStyle w:val="DefinitionTerm"/>
-      </w:pPr>
-      <w:r>
         <w:t xml:space="preserve">Resultado Esperado</w:t>
       </w:r>
     </w:p>
     <w:p>
       <w:pPr>
-        <w:numPr>
-          <w:ilvl w:val="0"/>
-          <w:numId w:val="1014"/>
-        </w:numPr>
-        <w:pStyle w:val="Compact"/>
-      </w:pPr>
+        <w:pStyle w:val="Definition"/>
+      </w:pPr>
+      <w:r>
+        <w:t xml:space="preserve">testlist</w:t>
+      </w:r>
+      <w:r>
+        <w:t xml:space="preserve"> </w:t>
+      </w:r>
       <w:r>
         <w:t xml:space="preserve">O workspace está listado e acessível.</w:t>
       </w:r>
-    </w:p>
-    <w:p>
-      <w:pPr>
-        <w:numPr>
-          <w:ilvl w:val="0"/>
-          <w:numId w:val="1014"/>
-        </w:numPr>
-        <w:pStyle w:val="Compact"/>
-      </w:pPr>
+      <w:r>
+        <w:t xml:space="preserve"> </w:t>
+      </w:r>
       <w:r>
         <w:t xml:space="preserve">O console do DataArts Studio abre sem erros.</w:t>
       </w:r>
-    </w:p>
-    <w:p>
-      <w:pPr>
-        <w:numPr>
-          <w:ilvl w:val="0"/>
-          <w:numId w:val="1014"/>
-        </w:numPr>
-        <w:pStyle w:val="Compact"/>
-      </w:pPr>
+      <w:r>
+        <w:t xml:space="preserve"> </w:t>
+      </w:r>
       <w:r>
         <w:t xml:space="preserve">Todos os três módulos (Integração de Dados, Desenvolvimento de Dados, Arquitetura de Dados) estão visíveis na navegação.</w:t>
+      </w:r>
+      <w:r>
+        <w:t xml:space="preserve"> </w:t>
+      </w:r>
+      <w:r>
+        <w:t xml:space="preserve">testlist</w:t>
       </w:r>
     </w:p>
     <w:p>
@@ -2756,50 +2730,120 @@
     </w:p>
     <w:p>
       <w:pPr>
-        <w:numPr>
-          <w:ilvl w:val="0"/>
-          <w:numId w:val="1015"/>
+        <w:pStyle w:val="Definition"/>
+      </w:pPr>
+      <w:r>
+        <w:t xml:space="preserve">testlist</w:t>
+      </w:r>
+      <w:r>
+        <w:t xml:space="preserve"> </w:t>
+      </w:r>
+      <w:r>
+        <w:t xml:space="preserve">TC-004 concluído (workspace do DataArts Studio acessível).</w:t>
+      </w:r>
+      <w:r>
+        <w:t xml:space="preserve"> </w:t>
+      </w:r>
+      <w:r>
+        <w:t xml:space="preserve">Arquivo CSV de origem (customers.csv) existe no bucket OBS raw.</w:t>
+      </w:r>
+      <w:r>
+        <w:t xml:space="preserve"> </w:t>
+      </w:r>
+      <w:r>
+        <w:t xml:space="preserve">Caminho OBS de destino (poc-datalake-curated/customers/) está configurado.</w:t>
+      </w:r>
+      <w:r>
+        <w:t xml:space="preserve"> </w:t>
+      </w:r>
+      <w:r>
+        <w:t xml:space="preserve">Pipeline pl-ingest-customers está publicado no DataArts Studio.</w:t>
+      </w:r>
+      <w:r>
+        <w:t xml:space="preserve"> </w:t>
+      </w:r>
+      <w:r>
+        <w:t xml:space="preserve">testlist</w:t>
+      </w:r>
+    </w:p>
+    <w:p>
+      <w:pPr>
+        <w:pStyle w:val="DefinitionTerm"/>
+      </w:pPr>
+      <w:r>
+        <w:t xml:space="preserve">Procedimento</w:t>
+      </w:r>
+    </w:p>
+    <w:p>
+      <w:pPr>
+        <w:numPr>
+          <w:ilvl w:val="0"/>
+          <w:numId w:val="1007"/>
         </w:numPr>
         <w:pStyle w:val="Compact"/>
       </w:pPr>
       <w:r>
-        <w:t xml:space="preserve">TC-004 concluído (workspace do DataArts Studio acessível).</w:t>
-      </w:r>
-    </w:p>
-    <w:p>
-      <w:pPr>
-        <w:numPr>
-          <w:ilvl w:val="0"/>
-          <w:numId w:val="1015"/>
+        <w:t xml:space="preserve">Navegar até Desenvolvimento de Dados no DataArts Studio</w:t>
+      </w:r>
+    </w:p>
+    <w:p>
+      <w:pPr>
+        <w:numPr>
+          <w:ilvl w:val="0"/>
+          <w:numId w:val="1007"/>
         </w:numPr>
         <w:pStyle w:val="Compact"/>
       </w:pPr>
       <w:r>
-        <w:t xml:space="preserve">Arquivo CSV de origem (customers.csv) existe no bucket OBS raw.</w:t>
-      </w:r>
-    </w:p>
-    <w:p>
-      <w:pPr>
-        <w:numPr>
-          <w:ilvl w:val="0"/>
-          <w:numId w:val="1015"/>
+        <w:t xml:space="preserve">Localizar pipeline pl-ingest-customers</w:t>
+      </w:r>
+    </w:p>
+    <w:p>
+      <w:pPr>
+        <w:numPr>
+          <w:ilvl w:val="0"/>
+          <w:numId w:val="1007"/>
         </w:numPr>
         <w:pStyle w:val="Compact"/>
       </w:pPr>
       <w:r>
-        <w:t xml:space="preserve">Caminho OBS de destino (poc-datalake-curated/customers/) está configurado.</w:t>
-      </w:r>
-    </w:p>
-    <w:p>
-      <w:pPr>
-        <w:numPr>
-          <w:ilvl w:val="0"/>
-          <w:numId w:val="1015"/>
+        <w:t xml:space="preserve">Clicar em Executar para iniciar o pipeline</w:t>
+      </w:r>
+    </w:p>
+    <w:p>
+      <w:pPr>
+        <w:numPr>
+          <w:ilvl w:val="0"/>
+          <w:numId w:val="1007"/>
         </w:numPr>
         <w:pStyle w:val="Compact"/>
       </w:pPr>
       <w:r>
-        <w:t xml:space="preserve">Pipeline pl-ingest-customers está publicado no DataArts Studio.</w:t>
+        <w:t xml:space="preserve">Aguardar status do pipeline (timeout: 10 min)</w:t>
+      </w:r>
+    </w:p>
+    <w:p>
+      <w:pPr>
+        <w:numPr>
+          <w:ilvl w:val="0"/>
+          <w:numId w:val="1007"/>
+        </w:numPr>
+        <w:pStyle w:val="Compact"/>
+      </w:pPr>
+      <w:r>
+        <w:t xml:space="preserve">Verificar arquivo de saída no OBS</w:t>
+      </w:r>
+    </w:p>
+    <w:p>
+      <w:pPr>
+        <w:numPr>
+          <w:ilvl w:val="0"/>
+          <w:numId w:val="1007"/>
+        </w:numPr>
+        <w:pStyle w:val="Compact"/>
+      </w:pPr>
+      <w:r>
+        <w:t xml:space="preserve">Baixar e verificar contagem de linhas</w:t>
       </w:r>
     </w:p>
     <w:p>
@@ -2807,123 +2851,39 @@
         <w:pStyle w:val="DefinitionTerm"/>
       </w:pPr>
       <w:r>
-        <w:t xml:space="preserve">Procedimento</w:t>
-      </w:r>
-    </w:p>
-    <w:p>
-      <w:pPr>
-        <w:numPr>
-          <w:ilvl w:val="0"/>
-          <w:numId w:val="1016"/>
-        </w:numPr>
-        <w:pStyle w:val="Compact"/>
-      </w:pPr>
-      <w:r>
-        <w:t xml:space="preserve">Navegar até Desenvolvimento de Dados no DataArts Studio</w:t>
-      </w:r>
-    </w:p>
-    <w:p>
-      <w:pPr>
-        <w:numPr>
-          <w:ilvl w:val="0"/>
-          <w:numId w:val="1016"/>
-        </w:numPr>
-        <w:pStyle w:val="Compact"/>
-      </w:pPr>
-      <w:r>
-        <w:t xml:space="preserve">Localizar pipeline pl-ingest-customers</w:t>
-      </w:r>
-    </w:p>
-    <w:p>
-      <w:pPr>
-        <w:numPr>
-          <w:ilvl w:val="0"/>
-          <w:numId w:val="1016"/>
-        </w:numPr>
-        <w:pStyle w:val="Compact"/>
-      </w:pPr>
-      <w:r>
-        <w:t xml:space="preserve">Clicar em Executar para iniciar o pipeline</w:t>
-      </w:r>
-    </w:p>
-    <w:p>
-      <w:pPr>
-        <w:numPr>
-          <w:ilvl w:val="0"/>
-          <w:numId w:val="1016"/>
-        </w:numPr>
-        <w:pStyle w:val="Compact"/>
-      </w:pPr>
-      <w:r>
-        <w:t xml:space="preserve">Aguardar status do pipeline (timeout: 10 min)</w:t>
-      </w:r>
-    </w:p>
-    <w:p>
-      <w:pPr>
-        <w:numPr>
-          <w:ilvl w:val="0"/>
-          <w:numId w:val="1016"/>
-        </w:numPr>
-        <w:pStyle w:val="Compact"/>
-      </w:pPr>
-      <w:r>
-        <w:t xml:space="preserve">Verificar arquivo de saída no OBS</w:t>
-      </w:r>
-    </w:p>
-    <w:p>
-      <w:pPr>
-        <w:numPr>
-          <w:ilvl w:val="0"/>
-          <w:numId w:val="1016"/>
-        </w:numPr>
-        <w:pStyle w:val="Compact"/>
-      </w:pPr>
-      <w:r>
-        <w:t xml:space="preserve">Baixar e verificar contagem de linhas</w:t>
-      </w:r>
-    </w:p>
-    <w:p>
-      <w:pPr>
-        <w:pStyle w:val="DefinitionTerm"/>
-      </w:pPr>
-      <w:r>
         <w:t xml:space="preserve">Resultado Esperado</w:t>
       </w:r>
     </w:p>
     <w:p>
       <w:pPr>
-        <w:numPr>
-          <w:ilvl w:val="0"/>
-          <w:numId w:val="1017"/>
-        </w:numPr>
-        <w:pStyle w:val="Compact"/>
-      </w:pPr>
+        <w:pStyle w:val="Definition"/>
+      </w:pPr>
+      <w:r>
+        <w:t xml:space="preserve">testlist</w:t>
+      </w:r>
+      <w:r>
+        <w:t xml:space="preserve"> </w:t>
+      </w:r>
       <w:r>
         <w:t xml:space="preserve">A execução do pipeline conclui com status Sucesso.</w:t>
       </w:r>
-    </w:p>
-    <w:p>
-      <w:pPr>
-        <w:numPr>
-          <w:ilvl w:val="0"/>
-          <w:numId w:val="1017"/>
-        </w:numPr>
-        <w:pStyle w:val="Compact"/>
-      </w:pPr>
+      <w:r>
+        <w:t xml:space="preserve"> </w:t>
+      </w:r>
       <w:r>
         <w:t xml:space="preserve">O arquivo de saída é criado no caminho OBS de destino.</w:t>
       </w:r>
-    </w:p>
-    <w:p>
-      <w:pPr>
-        <w:numPr>
-          <w:ilvl w:val="0"/>
-          <w:numId w:val="1017"/>
-        </w:numPr>
-        <w:pStyle w:val="Compact"/>
-      </w:pPr>
+      <w:r>
+        <w:t xml:space="preserve"> </w:t>
+      </w:r>
       <w:r>
         <w:t xml:space="preserve">A contagem de linhas do arquivo de saída corresponde ao arquivo de origem.</w:t>
+      </w:r>
+      <w:r>
+        <w:t xml:space="preserve"> </w:t>
+      </w:r>
+      <w:r>
+        <w:t xml:space="preserve">testlist</w:t>
       </w:r>
     </w:p>
     <w:p>
@@ -3013,38 +2973,114 @@
     </w:p>
     <w:p>
       <w:pPr>
-        <w:numPr>
-          <w:ilvl w:val="0"/>
-          <w:numId w:val="1018"/>
+        <w:pStyle w:val="Definition"/>
+      </w:pPr>
+      <w:r>
+        <w:t xml:space="preserve">testlist</w:t>
+      </w:r>
+      <w:r>
+        <w:t xml:space="preserve"> </w:t>
+      </w:r>
+      <w:r>
+        <w:t xml:space="preserve">TC-001 concluído (cluster MRS saudável).</w:t>
+      </w:r>
+      <w:r>
+        <w:t xml:space="preserve"> </w:t>
+      </w:r>
+      <w:r>
+        <w:t xml:space="preserve">Tabela Hive poc_db.customers existe e contém dados carregados pelo pipeline de ingestão.</w:t>
+      </w:r>
+      <w:r>
+        <w:t xml:space="preserve"> </w:t>
+      </w:r>
+      <w:r>
+        <w:t xml:space="preserve">Acesso SSH ao nó master do MRS configurado.</w:t>
+      </w:r>
+      <w:r>
+        <w:t xml:space="preserve"> </w:t>
+      </w:r>
+      <w:r>
+        <w:t xml:space="preserve">testlist</w:t>
+      </w:r>
+    </w:p>
+    <w:p>
+      <w:pPr>
+        <w:pStyle w:val="DefinitionTerm"/>
+      </w:pPr>
+      <w:r>
+        <w:t xml:space="preserve">Procedimento</w:t>
+      </w:r>
+    </w:p>
+    <w:p>
+      <w:pPr>
+        <w:numPr>
+          <w:ilvl w:val="0"/>
+          <w:numId w:val="1008"/>
         </w:numPr>
         <w:pStyle w:val="Compact"/>
       </w:pPr>
       <w:r>
-        <w:t xml:space="preserve">TC-001 concluído (cluster MRS saudável).</w:t>
-      </w:r>
-    </w:p>
-    <w:p>
-      <w:pPr>
-        <w:numPr>
-          <w:ilvl w:val="0"/>
-          <w:numId w:val="1018"/>
+        <w:t xml:space="preserve">Acessar o nó master do MRS via SSH</w:t>
+      </w:r>
+    </w:p>
+    <w:p>
+      <w:pPr>
+        <w:numPr>
+          <w:ilvl w:val="0"/>
+          <w:numId w:val="1008"/>
         </w:numPr>
         <w:pStyle w:val="Compact"/>
       </w:pPr>
       <w:r>
-        <w:t xml:space="preserve">Tabela Hive poc_db.customers existe e contém dados carregados pelo pipeline de ingestão.</w:t>
-      </w:r>
-    </w:p>
-    <w:p>
-      <w:pPr>
-        <w:numPr>
-          <w:ilvl w:val="0"/>
-          <w:numId w:val="1018"/>
+        <w:t xml:space="preserve">Executar a CLI do Spark SQL: spark-sql –master yarn -{}-conf spark.sql.hive.convertMetastoreOrc=true -e “SELECT COUNT(*) FROM poc_db.customers;”</w:t>
+      </w:r>
+    </w:p>
+    <w:p>
+      <w:pPr>
+        <w:numPr>
+          <w:ilvl w:val="0"/>
+          <w:numId w:val="1008"/>
         </w:numPr>
         <w:pStyle w:val="Compact"/>
       </w:pPr>
       <w:r>
-        <w:t xml:space="preserve">Acesso SSH ao nó master do MRS configurado.</w:t>
+        <w:t xml:space="preserve">Verificar se a contagem retornada corresponde ao esperado (10.000)</w:t>
+      </w:r>
+    </w:p>
+    <w:p>
+      <w:pPr>
+        <w:numPr>
+          <w:ilvl w:val="0"/>
+          <w:numId w:val="1008"/>
+        </w:numPr>
+        <w:pStyle w:val="Compact"/>
+      </w:pPr>
+      <w:r>
+        <w:t xml:space="preserve">Executar uma consulta de amostra para verificar a integridade dos dados: spark-sql –master yarn -e</w:t>
+      </w:r>
+      <w:r>
+        <w:t xml:space="preserve"> </w:t>
+      </w:r>
+      <w:r>
+        <w:t xml:space="preserve">“</w:t>
+      </w:r>
+      <w:r>
+        <w:t xml:space="preserve">SELECT customer_id, name FROM poc_db.customers LIMIT 5;</w:t>
+      </w:r>
+      <w:r>
+        <w:t xml:space="preserve">”</w:t>
+      </w:r>
+    </w:p>
+    <w:p>
+      <w:pPr>
+        <w:numPr>
+          <w:ilvl w:val="0"/>
+          <w:numId w:val="1008"/>
+        </w:numPr>
+        <w:pStyle w:val="Compact"/>
+      </w:pPr>
+      <w:r>
+        <w:t xml:space="preserve">Confirmar que a consulta retorna 5 linhas com valores não nulos</w:t>
       </w:r>
     </w:p>
     <w:p>
@@ -3052,111 +3088,33 @@
         <w:pStyle w:val="DefinitionTerm"/>
       </w:pPr>
       <w:r>
-        <w:t xml:space="preserve">Procedimento</w:t>
-      </w:r>
-    </w:p>
-    <w:p>
-      <w:pPr>
-        <w:numPr>
-          <w:ilvl w:val="0"/>
-          <w:numId w:val="1019"/>
-        </w:numPr>
-        <w:pStyle w:val="Compact"/>
-      </w:pPr>
-      <w:r>
-        <w:t xml:space="preserve">Acessar o nó master do MRS via SSH</w:t>
-      </w:r>
-    </w:p>
-    <w:p>
-      <w:pPr>
-        <w:numPr>
-          <w:ilvl w:val="0"/>
-          <w:numId w:val="1019"/>
-        </w:numPr>
-        <w:pStyle w:val="Compact"/>
-      </w:pPr>
-      <w:r>
-        <w:t xml:space="preserve">Executar a CLI do Spark SQL: spark-sql –master yarn -{}-conf spark.sql.hive.convertMetastoreOrc=true -e “SELECT COUNT(*) FROM poc_db.customers;”</w:t>
-      </w:r>
-    </w:p>
-    <w:p>
-      <w:pPr>
-        <w:numPr>
-          <w:ilvl w:val="0"/>
-          <w:numId w:val="1019"/>
-        </w:numPr>
-        <w:pStyle w:val="Compact"/>
-      </w:pPr>
-      <w:r>
-        <w:t xml:space="preserve">Verificar se a contagem retornada corresponde ao esperado (10.000)</w:t>
-      </w:r>
-    </w:p>
-    <w:p>
-      <w:pPr>
-        <w:numPr>
-          <w:ilvl w:val="0"/>
-          <w:numId w:val="1019"/>
-        </w:numPr>
-        <w:pStyle w:val="Compact"/>
-      </w:pPr>
-      <w:r>
-        <w:t xml:space="preserve">Executar uma consulta de amostra para verificar a integridade dos dados: spark-sql –master yarn -e</w:t>
-      </w:r>
-      <w:r>
-        <w:t xml:space="preserve"> </w:t>
-      </w:r>
-      <w:r>
-        <w:t xml:space="preserve">“</w:t>
-      </w:r>
-      <w:r>
-        <w:t xml:space="preserve">SELECT customer_id, name FROM poc_db.customers LIMIT 5;</w:t>
-      </w:r>
-      <w:r>
-        <w:t xml:space="preserve">”</w:t>
-      </w:r>
-    </w:p>
-    <w:p>
-      <w:pPr>
-        <w:numPr>
-          <w:ilvl w:val="0"/>
-          <w:numId w:val="1019"/>
-        </w:numPr>
-        <w:pStyle w:val="Compact"/>
-      </w:pPr>
-      <w:r>
-        <w:t xml:space="preserve">Confirmar que a consulta retorna 5 linhas com valores não nulos</w:t>
-      </w:r>
-    </w:p>
-    <w:p>
-      <w:pPr>
-        <w:pStyle w:val="DefinitionTerm"/>
-      </w:pPr>
-      <w:r>
         <w:t xml:space="preserve">Resultado Esperado</w:t>
       </w:r>
     </w:p>
     <w:p>
       <w:pPr>
-        <w:numPr>
-          <w:ilvl w:val="0"/>
-          <w:numId w:val="1020"/>
-        </w:numPr>
-        <w:pStyle w:val="Compact"/>
-      </w:pPr>
+        <w:pStyle w:val="Definition"/>
+      </w:pPr>
+      <w:r>
+        <w:t xml:space="preserve">testlist</w:t>
+      </w:r>
+      <w:r>
+        <w:t xml:space="preserve"> </w:t>
+      </w:r>
       <w:r>
         <w:t xml:space="preserve">COUNT(*) retorna 10.000.</w:t>
       </w:r>
-    </w:p>
-    <w:p>
-      <w:pPr>
-        <w:numPr>
-          <w:ilvl w:val="0"/>
-          <w:numId w:val="1020"/>
-        </w:numPr>
-        <w:pStyle w:val="Compact"/>
-      </w:pPr>
+      <w:r>
+        <w:t xml:space="preserve"> </w:t>
+      </w:r>
       <w:r>
         <w:t xml:space="preserve">A consulta de amostra retorna 5 linhas com valores válidos de customer_id e name.</w:t>
+      </w:r>
+      <w:r>
+        <w:t xml:space="preserve"> </w:t>
+      </w:r>
+      <w:r>
+        <w:t xml:space="preserve">testlist</w:t>
       </w:r>
     </w:p>
     <w:p>
@@ -3283,38 +3241,102 @@
     </w:p>
     <w:p>
       <w:pPr>
-        <w:numPr>
-          <w:ilvl w:val="0"/>
-          <w:numId w:val="1021"/>
+        <w:pStyle w:val="Definition"/>
+      </w:pPr>
+      <w:r>
+        <w:t xml:space="preserve">testlist</w:t>
+      </w:r>
+      <w:r>
+        <w:t xml:space="preserve"> </w:t>
+      </w:r>
+      <w:r>
+        <w:t xml:space="preserve">Bucket OBS poc-datalake-raw existe com a política IAM designada.</w:t>
+      </w:r>
+      <w:r>
+        <w:t xml:space="preserve"> </w:t>
+      </w:r>
+      <w:r>
+        <w:t xml:space="preserve">Dois usuários IAM de teste: um com função OBS_ReadWrite, outro sem permissões OBS.</w:t>
+      </w:r>
+      <w:r>
+        <w:t xml:space="preserve"> </w:t>
+      </w:r>
+      <w:r>
+        <w:t xml:space="preserve">CLI obsutil configurada para ambos os usuários.</w:t>
+      </w:r>
+      <w:r>
+        <w:t xml:space="preserve"> </w:t>
+      </w:r>
+      <w:r>
+        <w:t xml:space="preserve">testlist</w:t>
+      </w:r>
+    </w:p>
+    <w:p>
+      <w:pPr>
+        <w:pStyle w:val="DefinitionTerm"/>
+      </w:pPr>
+      <w:r>
+        <w:t xml:space="preserve">Procedimento</w:t>
+      </w:r>
+    </w:p>
+    <w:p>
+      <w:pPr>
+        <w:numPr>
+          <w:ilvl w:val="0"/>
+          <w:numId w:val="1009"/>
         </w:numPr>
         <w:pStyle w:val="Compact"/>
       </w:pPr>
       <w:r>
-        <w:t xml:space="preserve">Bucket OBS poc-datalake-raw existe com a política IAM designada.</w:t>
-      </w:r>
-    </w:p>
-    <w:p>
-      <w:pPr>
-        <w:numPr>
-          <w:ilvl w:val="0"/>
-          <w:numId w:val="1021"/>
+        <w:t xml:space="preserve">Usando o usuário autorizado, carregar um arquivo de teste em poc-datalake-raw</w:t>
+      </w:r>
+    </w:p>
+    <w:p>
+      <w:pPr>
+        <w:numPr>
+          <w:ilvl w:val="0"/>
+          <w:numId w:val="1009"/>
         </w:numPr>
         <w:pStyle w:val="Compact"/>
       </w:pPr>
       <w:r>
-        <w:t xml:space="preserve">Dois usuários IAM de teste: um com função OBS_ReadWrite, outro sem permissões OBS.</w:t>
-      </w:r>
-    </w:p>
-    <w:p>
-      <w:pPr>
-        <w:numPr>
-          <w:ilvl w:val="0"/>
-          <w:numId w:val="1021"/>
+        <w:t xml:space="preserve">Usando o usuário autorizado, baixar e verificar o conteúdo do arquivo</w:t>
+      </w:r>
+    </w:p>
+    <w:p>
+      <w:pPr>
+        <w:numPr>
+          <w:ilvl w:val="0"/>
+          <w:numId w:val="1009"/>
         </w:numPr>
         <w:pStyle w:val="Compact"/>
       </w:pPr>
       <w:r>
-        <w:t xml:space="preserve">CLI obsutil configurada para ambos os usuários.</w:t>
+        <w:t xml:space="preserve">Usando o usuário não autorizado, tentar carregar um arquivo — verificar se a requisição é negada (HTTP 403)</w:t>
+      </w:r>
+    </w:p>
+    <w:p>
+      <w:pPr>
+        <w:numPr>
+          <w:ilvl w:val="0"/>
+          <w:numId w:val="1009"/>
+        </w:numPr>
+        <w:pStyle w:val="Compact"/>
+      </w:pPr>
+      <w:r>
+        <w:t xml:space="preserve">Usando o usuário não autorizado, tentar listar objetos no bucket — verificar se a requisição é negada</w:t>
+      </w:r>
+    </w:p>
+    <w:p>
+      <w:pPr>
+        <w:numPr>
+          <w:ilvl w:val="0"/>
+          <w:numId w:val="1009"/>
+        </w:numPr>
+        <w:pStyle w:val="Compact"/>
+      </w:pPr>
+      <w:r>
+        <w:t xml:space="preserve">Revisar a política do bucket no Console em Console, Object Storage Service, Bucket Policies e confirmar que concede apenas as permissões pretendidas</w:t>
       </w:r>
     </w:p>
     <w:p>
@@ -3322,111 +3344,39 @@
         <w:pStyle w:val="DefinitionTerm"/>
       </w:pPr>
       <w:r>
-        <w:t xml:space="preserve">Procedimento</w:t>
-      </w:r>
-    </w:p>
-    <w:p>
-      <w:pPr>
-        <w:numPr>
-          <w:ilvl w:val="0"/>
-          <w:numId w:val="1022"/>
-        </w:numPr>
-        <w:pStyle w:val="Compact"/>
-      </w:pPr>
-      <w:r>
-        <w:t xml:space="preserve">Usando o usuário autorizado, carregar um arquivo de teste em poc-datalake-raw</w:t>
-      </w:r>
-    </w:p>
-    <w:p>
-      <w:pPr>
-        <w:numPr>
-          <w:ilvl w:val="0"/>
-          <w:numId w:val="1022"/>
-        </w:numPr>
-        <w:pStyle w:val="Compact"/>
-      </w:pPr>
-      <w:r>
-        <w:t xml:space="preserve">Usando o usuário autorizado, baixar e verificar o conteúdo do arquivo</w:t>
-      </w:r>
-    </w:p>
-    <w:p>
-      <w:pPr>
-        <w:numPr>
-          <w:ilvl w:val="0"/>
-          <w:numId w:val="1022"/>
-        </w:numPr>
-        <w:pStyle w:val="Compact"/>
-      </w:pPr>
-      <w:r>
-        <w:t xml:space="preserve">Usando o usuário não autorizado, tentar carregar um arquivo — verificar se a requisição é negada (HTTP 403)</w:t>
-      </w:r>
-    </w:p>
-    <w:p>
-      <w:pPr>
-        <w:numPr>
-          <w:ilvl w:val="0"/>
-          <w:numId w:val="1022"/>
-        </w:numPr>
-        <w:pStyle w:val="Compact"/>
-      </w:pPr>
-      <w:r>
-        <w:t xml:space="preserve">Usando o usuário não autorizado, tentar listar objetos no bucket — verificar se a requisição é negada</w:t>
-      </w:r>
-    </w:p>
-    <w:p>
-      <w:pPr>
-        <w:numPr>
-          <w:ilvl w:val="0"/>
-          <w:numId w:val="1022"/>
-        </w:numPr>
-        <w:pStyle w:val="Compact"/>
-      </w:pPr>
-      <w:r>
-        <w:t xml:space="preserve">Revisar a política do bucket no Console em Console, Object Storage Service, Bucket Policies e confirmar que concede apenas as permissões pretendidas</w:t>
-      </w:r>
-    </w:p>
-    <w:p>
-      <w:pPr>
-        <w:pStyle w:val="DefinitionTerm"/>
-      </w:pPr>
-      <w:r>
         <w:t xml:space="preserve">Resultado Esperado</w:t>
       </w:r>
     </w:p>
     <w:p>
       <w:pPr>
-        <w:numPr>
-          <w:ilvl w:val="0"/>
-          <w:numId w:val="1023"/>
-        </w:numPr>
-        <w:pStyle w:val="Compact"/>
-      </w:pPr>
+        <w:pStyle w:val="Definition"/>
+      </w:pPr>
+      <w:r>
+        <w:t xml:space="preserve">testlist</w:t>
+      </w:r>
+      <w:r>
+        <w:t xml:space="preserve"> </w:t>
+      </w:r>
       <w:r>
         <w:t xml:space="preserve">Usuário autorizado consegue carregar e baixar com sucesso.</w:t>
       </w:r>
-    </w:p>
-    <w:p>
-      <w:pPr>
-        <w:numPr>
-          <w:ilvl w:val="0"/>
-          <w:numId w:val="1023"/>
-        </w:numPr>
-        <w:pStyle w:val="Compact"/>
-      </w:pPr>
+      <w:r>
+        <w:t xml:space="preserve"> </w:t>
+      </w:r>
       <w:r>
         <w:t xml:space="preserve">Usuário não autorizado recebe HTTP 403 nas operações de carregamento e listagem.</w:t>
       </w:r>
-    </w:p>
-    <w:p>
-      <w:pPr>
-        <w:numPr>
-          <w:ilvl w:val="0"/>
-          <w:numId w:val="1023"/>
-        </w:numPr>
-        <w:pStyle w:val="Compact"/>
-      </w:pPr>
+      <w:r>
+        <w:t xml:space="preserve"> </w:t>
+      </w:r>
       <w:r>
         <w:t xml:space="preserve">Política do bucket concede apenas as permissões de leitura/escrita pretendidas às funções designadas.</w:t>
+      </w:r>
+      <w:r>
+        <w:t xml:space="preserve"> </w:t>
+      </w:r>
+      <w:r>
+        <w:t xml:space="preserve">testlist</w:t>
       </w:r>
     </w:p>
     <w:p>
@@ -3516,38 +3466,102 @@
     </w:p>
     <w:p>
       <w:pPr>
-        <w:numPr>
-          <w:ilvl w:val="0"/>
-          <w:numId w:val="1024"/>
+        <w:pStyle w:val="Definition"/>
+      </w:pPr>
+      <w:r>
+        <w:t xml:space="preserve">testlist</w:t>
+      </w:r>
+      <w:r>
+        <w:t xml:space="preserve"> </w:t>
+      </w:r>
+      <w:r>
+        <w:t xml:space="preserve">TC-004 concluído (workspace do DataArts Studio acessível).</w:t>
+      </w:r>
+      <w:r>
+        <w:t xml:space="preserve"> </w:t>
+      </w:r>
+      <w:r>
+        <w:t xml:space="preserve">Regra de mascaramento configurada para a coluna customers.ssn (Número de Seguro Social).</w:t>
+      </w:r>
+      <w:r>
+        <w:t xml:space="preserve"> </w:t>
+      </w:r>
+      <w:r>
+        <w:t xml:space="preserve">Usuário de teste possui função Dayu_User (não administrador).</w:t>
+      </w:r>
+      <w:r>
+        <w:t xml:space="preserve"> </w:t>
+      </w:r>
+      <w:r>
+        <w:t xml:space="preserve">testlist</w:t>
+      </w:r>
+    </w:p>
+    <w:p>
+      <w:pPr>
+        <w:pStyle w:val="DefinitionTerm"/>
+      </w:pPr>
+      <w:r>
+        <w:t xml:space="preserve">Procedimento</w:t>
+      </w:r>
+    </w:p>
+    <w:p>
+      <w:pPr>
+        <w:numPr>
+          <w:ilvl w:val="0"/>
+          <w:numId w:val="1010"/>
         </w:numPr>
         <w:pStyle w:val="Compact"/>
       </w:pPr>
       <w:r>
-        <w:t xml:space="preserve">TC-004 concluído (workspace do DataArts Studio acessível).</w:t>
-      </w:r>
-    </w:p>
-    <w:p>
-      <w:pPr>
-        <w:numPr>
-          <w:ilvl w:val="0"/>
-          <w:numId w:val="1024"/>
+        <w:t xml:space="preserve">No console do DataArts Studio, navegar até Arquitetura de Dados $$ Mascaramento de Dados</w:t>
+      </w:r>
+    </w:p>
+    <w:p>
+      <w:pPr>
+        <w:numPr>
+          <w:ilvl w:val="0"/>
+          <w:numId w:val="1010"/>
         </w:numPr>
         <w:pStyle w:val="Compact"/>
       </w:pPr>
       <w:r>
-        <w:t xml:space="preserve">Regra de mascaramento configurada para a coluna customers.ssn (Número de Seguro Social).</w:t>
-      </w:r>
-    </w:p>
-    <w:p>
-      <w:pPr>
-        <w:numPr>
-          <w:ilvl w:val="0"/>
-          <w:numId w:val="1024"/>
+        <w:t xml:space="preserve">Verificar se a regra de mascaramento para customers.ssn está ativa e utiliza a estratégia Mascarar Tudo</w:t>
+      </w:r>
+    </w:p>
+    <w:p>
+      <w:pPr>
+        <w:numPr>
+          <w:ilvl w:val="0"/>
+          <w:numId w:val="1010"/>
         </w:numPr>
         <w:pStyle w:val="Compact"/>
       </w:pPr>
       <w:r>
-        <w:t xml:space="preserve">Usuário de teste possui função Dayu_User (não administrador).</w:t>
+        <w:t xml:space="preserve">Consultar a tabela customers como usuário de teste via console SQL do DataArts Studio</w:t>
+      </w:r>
+    </w:p>
+    <w:p>
+      <w:pPr>
+        <w:numPr>
+          <w:ilvl w:val="0"/>
+          <w:numId w:val="1010"/>
+        </w:numPr>
+        <w:pStyle w:val="Compact"/>
+      </w:pPr>
+      <w:r>
+        <w:t xml:space="preserve">Verificar se a coluna ssn retorna valores mascarados (ex.: *********) em vez dos dados reais</w:t>
+      </w:r>
+    </w:p>
+    <w:p>
+      <w:pPr>
+        <w:numPr>
+          <w:ilvl w:val="0"/>
+          <w:numId w:val="1010"/>
+        </w:numPr>
+        <w:pStyle w:val="Compact"/>
+      </w:pPr>
+      <w:r>
+        <w:t xml:space="preserve">Consultar a mesma tabela como usuário administrador e verificar se os valores reais são retornados</w:t>
       </w:r>
     </w:p>
     <w:p>
@@ -3555,111 +3569,39 @@
         <w:pStyle w:val="DefinitionTerm"/>
       </w:pPr>
       <w:r>
-        <w:t xml:space="preserve">Procedimento</w:t>
-      </w:r>
-    </w:p>
-    <w:p>
-      <w:pPr>
-        <w:numPr>
-          <w:ilvl w:val="0"/>
-          <w:numId w:val="1025"/>
-        </w:numPr>
-        <w:pStyle w:val="Compact"/>
-      </w:pPr>
-      <w:r>
-        <w:t xml:space="preserve">No console do DataArts Studio, navegar até Arquitetura de Dados $$ Mascaramento de Dados</w:t>
-      </w:r>
-    </w:p>
-    <w:p>
-      <w:pPr>
-        <w:numPr>
-          <w:ilvl w:val="0"/>
-          <w:numId w:val="1025"/>
-        </w:numPr>
-        <w:pStyle w:val="Compact"/>
-      </w:pPr>
-      <w:r>
-        <w:t xml:space="preserve">Verificar se a regra de mascaramento para customers.ssn está ativa e utiliza a estratégia Mascarar Tudo</w:t>
-      </w:r>
-    </w:p>
-    <w:p>
-      <w:pPr>
-        <w:numPr>
-          <w:ilvl w:val="0"/>
-          <w:numId w:val="1025"/>
-        </w:numPr>
-        <w:pStyle w:val="Compact"/>
-      </w:pPr>
-      <w:r>
-        <w:t xml:space="preserve">Consultar a tabela customers como usuário de teste via console SQL do DataArts Studio</w:t>
-      </w:r>
-    </w:p>
-    <w:p>
-      <w:pPr>
-        <w:numPr>
-          <w:ilvl w:val="0"/>
-          <w:numId w:val="1025"/>
-        </w:numPr>
-        <w:pStyle w:val="Compact"/>
-      </w:pPr>
-      <w:r>
-        <w:t xml:space="preserve">Verificar se a coluna ssn retorna valores mascarados (ex.: *********) em vez dos dados reais</w:t>
-      </w:r>
-    </w:p>
-    <w:p>
-      <w:pPr>
-        <w:numPr>
-          <w:ilvl w:val="0"/>
-          <w:numId w:val="1025"/>
-        </w:numPr>
-        <w:pStyle w:val="Compact"/>
-      </w:pPr>
-      <w:r>
-        <w:t xml:space="preserve">Consultar a mesma tabela como usuário administrador e verificar se os valores reais são retornados</w:t>
-      </w:r>
-    </w:p>
-    <w:p>
-      <w:pPr>
-        <w:pStyle w:val="DefinitionTerm"/>
-      </w:pPr>
-      <w:r>
         <w:t xml:space="preserve">Resultado Esperado</w:t>
       </w:r>
     </w:p>
     <w:p>
       <w:pPr>
-        <w:numPr>
-          <w:ilvl w:val="0"/>
-          <w:numId w:val="1026"/>
-        </w:numPr>
-        <w:pStyle w:val="Compact"/>
-      </w:pPr>
+        <w:pStyle w:val="Definition"/>
+      </w:pPr>
+      <w:r>
+        <w:t xml:space="preserve">testlist</w:t>
+      </w:r>
+      <w:r>
+        <w:t xml:space="preserve"> </w:t>
+      </w:r>
       <w:r>
         <w:t xml:space="preserve">Regra de mascaramento ativa para customers.ssn.</w:t>
       </w:r>
-    </w:p>
-    <w:p>
-      <w:pPr>
-        <w:numPr>
-          <w:ilvl w:val="0"/>
-          <w:numId w:val="1026"/>
-        </w:numPr>
-        <w:pStyle w:val="Compact"/>
-      </w:pPr>
+      <w:r>
+        <w:t xml:space="preserve"> </w:t>
+      </w:r>
       <w:r>
         <w:t xml:space="preserve">Usuário não administrador visualiza valores mascarados na coluna ssn.</w:t>
       </w:r>
-    </w:p>
-    <w:p>
-      <w:pPr>
-        <w:numPr>
-          <w:ilvl w:val="0"/>
-          <w:numId w:val="1026"/>
-        </w:numPr>
-        <w:pStyle w:val="Compact"/>
-      </w:pPr>
+      <w:r>
+        <w:t xml:space="preserve"> </w:t>
+      </w:r>
       <w:r>
         <w:t xml:space="preserve">Usuário administrador visualiza valores reais na coluna ssn.</w:t>
+      </w:r>
+      <w:r>
+        <w:t xml:space="preserve"> </w:t>
+      </w:r>
+      <w:r>
+        <w:t xml:space="preserve">testlist</w:t>
       </w:r>
     </w:p>
     <w:p>
@@ -3780,38 +3722,114 @@
     </w:p>
     <w:p>
       <w:pPr>
-        <w:numPr>
-          <w:ilvl w:val="0"/>
-          <w:numId w:val="1027"/>
+        <w:pStyle w:val="Definition"/>
+      </w:pPr>
+      <w:r>
+        <w:t xml:space="preserve">testlist</w:t>
+      </w:r>
+      <w:r>
+        <w:t xml:space="preserve"> </w:t>
+      </w:r>
+      <w:r>
+        <w:t xml:space="preserve">CLI terraform instalada (versão $$ 1.0).</w:t>
+      </w:r>
+      <w:r>
+        <w:t xml:space="preserve"> </w:t>
+      </w:r>
+      <w:r>
+        <w:t xml:space="preserve">Credenciais AK/SK configuradas via variáveis de ambiente ou provider.tf.</w:t>
+      </w:r>
+      <w:r>
+        <w:t xml:space="preserve"> </w:t>
+      </w:r>
+      <w:r>
+        <w:t xml:space="preserve">Arquivos de configuração Terraform no diretório do projeto.</w:t>
+      </w:r>
+      <w:r>
+        <w:t xml:space="preserve"> </w:t>
+      </w:r>
+      <w:r>
+        <w:t xml:space="preserve">testlist</w:t>
+      </w:r>
+    </w:p>
+    <w:p>
+      <w:pPr>
+        <w:pStyle w:val="DefinitionTerm"/>
+      </w:pPr>
+      <w:r>
+        <w:t xml:space="preserve">Procedimento</w:t>
+      </w:r>
+    </w:p>
+    <w:p>
+      <w:pPr>
+        <w:numPr>
+          <w:ilvl w:val="0"/>
+          <w:numId w:val="1011"/>
         </w:numPr>
         <w:pStyle w:val="Compact"/>
       </w:pPr>
       <w:r>
-        <w:t xml:space="preserve">CLI terraform instalada (versão $$ 1.0).</w:t>
-      </w:r>
-    </w:p>
-    <w:p>
-      <w:pPr>
-        <w:numPr>
-          <w:ilvl w:val="0"/>
-          <w:numId w:val="1027"/>
+        <w:t xml:space="preserve">Navegar até o diretório do projeto Terraform</w:t>
+      </w:r>
+    </w:p>
+    <w:p>
+      <w:pPr>
+        <w:numPr>
+          <w:ilvl w:val="0"/>
+          <w:numId w:val="1011"/>
         </w:numPr>
         <w:pStyle w:val="Compact"/>
       </w:pPr>
       <w:r>
-        <w:t xml:space="preserve">Credenciais AK/SK configuradas via variáveis de ambiente ou provider.tf.</w:t>
-      </w:r>
-    </w:p>
-    <w:p>
-      <w:pPr>
-        <w:numPr>
-          <w:ilvl w:val="0"/>
-          <w:numId w:val="1027"/>
+        <w:t xml:space="preserve">Executar terraform init para inicializar o diretório de trabalho</w:t>
+      </w:r>
+    </w:p>
+    <w:p>
+      <w:pPr>
+        <w:numPr>
+          <w:ilvl w:val="0"/>
+          <w:numId w:val="1011"/>
         </w:numPr>
         <w:pStyle w:val="Compact"/>
       </w:pPr>
       <w:r>
-        <w:t xml:space="preserve">Arquivos de configuração Terraform no diretório do projeto.</w:t>
+        <w:t xml:space="preserve">Executar terraform plan e revisar as alterações planejadas — confirmar que todos os recursos esperados estão listados</w:t>
+      </w:r>
+    </w:p>
+    <w:p>
+      <w:pPr>
+        <w:numPr>
+          <w:ilvl w:val="0"/>
+          <w:numId w:val="1011"/>
+        </w:numPr>
+        <w:pStyle w:val="Compact"/>
+      </w:pPr>
+      <w:r>
+        <w:t xml:space="preserve">Executar terraform apply -auto-approve e aguardar a conclusão</w:t>
+      </w:r>
+    </w:p>
+    <w:p>
+      <w:pPr>
+        <w:numPr>
+          <w:ilvl w:val="0"/>
+          <w:numId w:val="1011"/>
+        </w:numPr>
+        <w:pStyle w:val="Compact"/>
+      </w:pPr>
+      <w:r>
+        <w:t xml:space="preserve">Executar terraform output e verificar se todos os valores de saída estão preenchidos</w:t>
+      </w:r>
+    </w:p>
+    <w:p>
+      <w:pPr>
+        <w:numPr>
+          <w:ilvl w:val="0"/>
+          <w:numId w:val="1011"/>
+        </w:numPr>
+        <w:pStyle w:val="Compact"/>
+      </w:pPr>
+      <w:r>
+        <w:t xml:space="preserve">Executar terraform state list e confirmar que a contagem de recursos corresponde à arquitetura</w:t>
       </w:r>
     </w:p>
     <w:p>
@@ -3819,123 +3837,39 @@
         <w:pStyle w:val="DefinitionTerm"/>
       </w:pPr>
       <w:r>
-        <w:t xml:space="preserve">Procedimento</w:t>
-      </w:r>
-    </w:p>
-    <w:p>
-      <w:pPr>
-        <w:numPr>
-          <w:ilvl w:val="0"/>
-          <w:numId w:val="1028"/>
-        </w:numPr>
-        <w:pStyle w:val="Compact"/>
-      </w:pPr>
-      <w:r>
-        <w:t xml:space="preserve">Navegar até o diretório do projeto Terraform</w:t>
-      </w:r>
-    </w:p>
-    <w:p>
-      <w:pPr>
-        <w:numPr>
-          <w:ilvl w:val="0"/>
-          <w:numId w:val="1028"/>
-        </w:numPr>
-        <w:pStyle w:val="Compact"/>
-      </w:pPr>
-      <w:r>
-        <w:t xml:space="preserve">Executar terraform init para inicializar o diretório de trabalho</w:t>
-      </w:r>
-    </w:p>
-    <w:p>
-      <w:pPr>
-        <w:numPr>
-          <w:ilvl w:val="0"/>
-          <w:numId w:val="1028"/>
-        </w:numPr>
-        <w:pStyle w:val="Compact"/>
-      </w:pPr>
-      <w:r>
-        <w:t xml:space="preserve">Executar terraform plan e revisar as alterações planejadas — confirmar que todos os recursos esperados estão listados</w:t>
-      </w:r>
-    </w:p>
-    <w:p>
-      <w:pPr>
-        <w:numPr>
-          <w:ilvl w:val="0"/>
-          <w:numId w:val="1028"/>
-        </w:numPr>
-        <w:pStyle w:val="Compact"/>
-      </w:pPr>
-      <w:r>
-        <w:t xml:space="preserve">Executar terraform apply -auto-approve e aguardar a conclusão</w:t>
-      </w:r>
-    </w:p>
-    <w:p>
-      <w:pPr>
-        <w:numPr>
-          <w:ilvl w:val="0"/>
-          <w:numId w:val="1028"/>
-        </w:numPr>
-        <w:pStyle w:val="Compact"/>
-      </w:pPr>
-      <w:r>
-        <w:t xml:space="preserve">Executar terraform output e verificar se todos os valores de saída estão preenchidos</w:t>
-      </w:r>
-    </w:p>
-    <w:p>
-      <w:pPr>
-        <w:numPr>
-          <w:ilvl w:val="0"/>
-          <w:numId w:val="1028"/>
-        </w:numPr>
-        <w:pStyle w:val="Compact"/>
-      </w:pPr>
-      <w:r>
-        <w:t xml:space="preserve">Executar terraform state list e confirmar que a contagem de recursos corresponde à arquitetura</w:t>
-      </w:r>
-    </w:p>
-    <w:p>
-      <w:pPr>
-        <w:pStyle w:val="DefinitionTerm"/>
-      </w:pPr>
-      <w:r>
         <w:t xml:space="preserve">Resultado Esperado</w:t>
       </w:r>
     </w:p>
     <w:p>
       <w:pPr>
-        <w:numPr>
-          <w:ilvl w:val="0"/>
-          <w:numId w:val="1029"/>
-        </w:numPr>
-        <w:pStyle w:val="Compact"/>
-      </w:pPr>
+        <w:pStyle w:val="Definition"/>
+      </w:pPr>
+      <w:r>
+        <w:t xml:space="preserve">testlist</w:t>
+      </w:r>
+      <w:r>
+        <w:t xml:space="preserve"> </w:t>
+      </w:r>
       <w:r>
         <w:t xml:space="preserve">terraform apply conclui sem erros.</w:t>
       </w:r>
-    </w:p>
-    <w:p>
-      <w:pPr>
-        <w:numPr>
-          <w:ilvl w:val="0"/>
-          <w:numId w:val="1029"/>
-        </w:numPr>
-        <w:pStyle w:val="Compact"/>
-      </w:pPr>
+      <w:r>
+        <w:t xml:space="preserve"> </w:t>
+      </w:r>
       <w:r>
         <w:t xml:space="preserve">Todos os valores de saída estão preenchidos (ID do cluster, nome do bucket, ID da VPC).</w:t>
       </w:r>
-    </w:p>
-    <w:p>
-      <w:pPr>
-        <w:numPr>
-          <w:ilvl w:val="0"/>
-          <w:numId w:val="1029"/>
-        </w:numPr>
-        <w:pStyle w:val="Compact"/>
-      </w:pPr>
+      <w:r>
+        <w:t xml:space="preserve"> </w:t>
+      </w:r>
       <w:r>
         <w:t xml:space="preserve">Contagem de recursos no estado corresponde à especificação da arquitetura.</w:t>
+      </w:r>
+      <w:r>
+        <w:t xml:space="preserve"> </w:t>
+      </w:r>
+      <w:r>
+        <w:t xml:space="preserve">testlist</w:t>
       </w:r>
     </w:p>
     <w:p>
@@ -4025,38 +3959,102 @@
     </w:p>
     <w:p>
       <w:pPr>
-        <w:numPr>
-          <w:ilvl w:val="0"/>
-          <w:numId w:val="1030"/>
+        <w:pStyle w:val="Definition"/>
+      </w:pPr>
+      <w:r>
+        <w:t xml:space="preserve">testlist</w:t>
+      </w:r>
+      <w:r>
+        <w:t xml:space="preserve"> </w:t>
+      </w:r>
+      <w:r>
+        <w:t xml:space="preserve">TC-002 concluído (bucket OBS acessível).</w:t>
+      </w:r>
+      <w:r>
+        <w:t xml:space="preserve"> </w:t>
+      </w:r>
+      <w:r>
+        <w:t xml:space="preserve">Arquivos de dados de teste preparados no diretório local ./test-data/.</w:t>
+      </w:r>
+      <w:r>
+        <w:t xml:space="preserve"> </w:t>
+      </w:r>
+      <w:r>
+        <w:t xml:space="preserve">CLI obsutil configurada com as credenciais do usuário de teste.</w:t>
+      </w:r>
+      <w:r>
+        <w:t xml:space="preserve"> </w:t>
+      </w:r>
+      <w:r>
+        <w:t xml:space="preserve">testlist</w:t>
+      </w:r>
+    </w:p>
+    <w:p>
+      <w:pPr>
+        <w:pStyle w:val="DefinitionTerm"/>
+      </w:pPr>
+      <w:r>
+        <w:t xml:space="preserve">Procedimento</w:t>
+      </w:r>
+    </w:p>
+    <w:p>
+      <w:pPr>
+        <w:numPr>
+          <w:ilvl w:val="0"/>
+          <w:numId w:val="1012"/>
         </w:numPr>
         <w:pStyle w:val="Compact"/>
       </w:pPr>
       <w:r>
-        <w:t xml:space="preserve">TC-002 concluído (bucket OBS acessível).</w:t>
-      </w:r>
-    </w:p>
-    <w:p>
-      <w:pPr>
-        <w:numPr>
-          <w:ilvl w:val="0"/>
-          <w:numId w:val="1030"/>
+        <w:t xml:space="preserve">Listar os arquivos de dados de teste locais e verificar sua integridade (contagem de linhas, esquema)</w:t>
+      </w:r>
+    </w:p>
+    <w:p>
+      <w:pPr>
+        <w:numPr>
+          <w:ilvl w:val="0"/>
+          <w:numId w:val="1012"/>
         </w:numPr>
         <w:pStyle w:val="Compact"/>
       </w:pPr>
       <w:r>
-        <w:t xml:space="preserve">Arquivos de dados de teste preparados no diretório local ./test-data/.</w:t>
-      </w:r>
-    </w:p>
-    <w:p>
-      <w:pPr>
-        <w:numPr>
-          <w:ilvl w:val="0"/>
-          <w:numId w:val="1030"/>
+        <w:t xml:space="preserve">Carregar todos os arquivos no bucket OBS raw usando obsutil</w:t>
+      </w:r>
+    </w:p>
+    <w:p>
+      <w:pPr>
+        <w:numPr>
+          <w:ilvl w:val="0"/>
+          <w:numId w:val="1012"/>
         </w:numPr>
         <w:pStyle w:val="Compact"/>
       </w:pPr>
       <w:r>
-        <w:t xml:space="preserve">CLI obsutil configurada com as credenciais do usuário de teste.</w:t>
+        <w:t xml:space="preserve">Verificar se cada arquivo existe no OBS listando o conteúdo do bucket</w:t>
+      </w:r>
+    </w:p>
+    <w:p>
+      <w:pPr>
+        <w:numPr>
+          <w:ilvl w:val="0"/>
+          <w:numId w:val="1012"/>
+        </w:numPr>
+        <w:pStyle w:val="Compact"/>
+      </w:pPr>
+      <w:r>
+        <w:t xml:space="preserve">Baixar um arquivo de amostra do OBS e compará-lo com o original local (checksum)</w:t>
+      </w:r>
+    </w:p>
+    <w:p>
+      <w:pPr>
+        <w:numPr>
+          <w:ilvl w:val="0"/>
+          <w:numId w:val="1012"/>
+        </w:numPr>
+        <w:pStyle w:val="Compact"/>
+      </w:pPr>
+      <w:r>
+        <w:t xml:space="preserve">No DataArts Studio, verificar se a conexão de fonte de dados consegue ler os arquivos carregados</w:t>
       </w:r>
     </w:p>
     <w:p>
@@ -4064,123 +4062,45 @@
         <w:pStyle w:val="DefinitionTerm"/>
       </w:pPr>
       <w:r>
-        <w:t xml:space="preserve">Procedimento</w:t>
-      </w:r>
-    </w:p>
-    <w:p>
-      <w:pPr>
-        <w:numPr>
-          <w:ilvl w:val="0"/>
-          <w:numId w:val="1031"/>
-        </w:numPr>
-        <w:pStyle w:val="Compact"/>
-      </w:pPr>
-      <w:r>
-        <w:t xml:space="preserve">Listar os arquivos de dados de teste locais e verificar sua integridade (contagem de linhas, esquema)</w:t>
-      </w:r>
-    </w:p>
-    <w:p>
-      <w:pPr>
-        <w:numPr>
-          <w:ilvl w:val="0"/>
-          <w:numId w:val="1031"/>
-        </w:numPr>
-        <w:pStyle w:val="Compact"/>
-      </w:pPr>
-      <w:r>
-        <w:t xml:space="preserve">Carregar todos os arquivos no bucket OBS raw usando obsutil</w:t>
-      </w:r>
-    </w:p>
-    <w:p>
-      <w:pPr>
-        <w:numPr>
-          <w:ilvl w:val="0"/>
-          <w:numId w:val="1031"/>
-        </w:numPr>
-        <w:pStyle w:val="Compact"/>
-      </w:pPr>
-      <w:r>
-        <w:t xml:space="preserve">Verificar se cada arquivo existe no OBS listando o conteúdo do bucket</w:t>
-      </w:r>
-    </w:p>
-    <w:p>
-      <w:pPr>
-        <w:numPr>
-          <w:ilvl w:val="0"/>
-          <w:numId w:val="1031"/>
-        </w:numPr>
-        <w:pStyle w:val="Compact"/>
-      </w:pPr>
-      <w:r>
-        <w:t xml:space="preserve">Baixar um arquivo de amostra do OBS e compará-lo com o original local (checksum)</w:t>
-      </w:r>
-    </w:p>
-    <w:p>
-      <w:pPr>
-        <w:numPr>
-          <w:ilvl w:val="0"/>
-          <w:numId w:val="1031"/>
-        </w:numPr>
-        <w:pStyle w:val="Compact"/>
-      </w:pPr>
-      <w:r>
-        <w:t xml:space="preserve">No DataArts Studio, verificar se a conexão de fonte de dados consegue ler os arquivos carregados</w:t>
-      </w:r>
-    </w:p>
-    <w:p>
-      <w:pPr>
-        <w:pStyle w:val="DefinitionTerm"/>
-      </w:pPr>
-      <w:r>
         <w:t xml:space="preserve">Resultado Esperado</w:t>
       </w:r>
     </w:p>
     <w:p>
       <w:pPr>
-        <w:numPr>
-          <w:ilvl w:val="0"/>
-          <w:numId w:val="1032"/>
-        </w:numPr>
-        <w:pStyle w:val="Compact"/>
-      </w:pPr>
+        <w:pStyle w:val="Definition"/>
+      </w:pPr>
+      <w:r>
+        <w:t xml:space="preserve">testlist</w:t>
+      </w:r>
+      <w:r>
+        <w:t xml:space="preserve"> </w:t>
+      </w:r>
       <w:r>
         <w:t xml:space="preserve">Todos os arquivos de dados de teste são carregados sem erros.</w:t>
       </w:r>
-    </w:p>
-    <w:p>
-      <w:pPr>
-        <w:numPr>
-          <w:ilvl w:val="0"/>
-          <w:numId w:val="1032"/>
-        </w:numPr>
-        <w:pStyle w:val="Compact"/>
-      </w:pPr>
+      <w:r>
+        <w:t xml:space="preserve"> </w:t>
+      </w:r>
       <w:r>
         <w:t xml:space="preserve">A listagem do bucket mostra todos os arquivos carregados com tamanhos corretos.</w:t>
       </w:r>
-    </w:p>
-    <w:p>
-      <w:pPr>
-        <w:numPr>
-          <w:ilvl w:val="0"/>
-          <w:numId w:val="1032"/>
-        </w:numPr>
-        <w:pStyle w:val="Compact"/>
-      </w:pPr>
+      <w:r>
+        <w:t xml:space="preserve"> </w:t>
+      </w:r>
       <w:r>
         <w:t xml:space="preserve">O checksum do arquivo baixado corresponde ao original local.</w:t>
       </w:r>
-    </w:p>
-    <w:p>
-      <w:pPr>
-        <w:numPr>
-          <w:ilvl w:val="0"/>
-          <w:numId w:val="1032"/>
-        </w:numPr>
-        <w:pStyle w:val="Compact"/>
-      </w:pPr>
+      <w:r>
+        <w:t xml:space="preserve"> </w:t>
+      </w:r>
       <w:r>
         <w:t xml:space="preserve">A conexão de fonte de dados do DataArts Studio consegue ler os arquivos.</w:t>
+      </w:r>
+      <w:r>
+        <w:t xml:space="preserve"> </w:t>
+      </w:r>
+      <w:r>
+        <w:t xml:space="preserve">testlist</w:t>
       </w:r>
     </w:p>
     <w:p>
@@ -4285,7 +4205,7 @@
         <w:rPr>
           <w:i/>
         </w:rPr>
-        <w:t xml:space="preserve">2026-09-12</w:t>
+        <w:t xml:space="preserve">2026-09-13</w:t>
       </w:r>
     </w:p>
     <w:p>
@@ -4330,7 +4250,7 @@
         <w:rPr>
           <w:i/>
         </w:rPr>
-        <w:t xml:space="preserve">2026-09-12</w:t>
+        <w:t xml:space="preserve">2026-09-13</w:t>
       </w:r>
     </w:p>
     <w:p>
@@ -4360,7 +4280,7 @@
         <w:rPr>
           <w:i/>
         </w:rPr>
-        <w:t xml:space="preserve">2026-09-12</w:t>
+        <w:t xml:space="preserve">2026-09-13</w:t>
       </w:r>
     </w:p>
     <w:p>
@@ -4565,7 +4485,7 @@
         <w:rPr>
           <w:i/>
         </w:rPr>
-        <w:t xml:space="preserve">2026-09-12</w:t>
+        <w:t xml:space="preserve">2026-09-13</w:t>
       </w:r>
     </w:p>
     <w:p>
@@ -5236,606 +5156,6 @@
     </w:lvlOverride>
   </w:num>
   <w:num w:numId="1012">
-    <w:abstractNumId w:val="99411"/>
-    <w:lvlOverride w:ilvl="0">
-      <w:startOverride w:val="1"/>
-    </w:lvlOverride>
-    <w:lvlOverride w:ilvl="1">
-      <w:startOverride w:val="1"/>
-    </w:lvlOverride>
-    <w:lvlOverride w:ilvl="2">
-      <w:startOverride w:val="1"/>
-    </w:lvlOverride>
-    <w:lvlOverride w:ilvl="3">
-      <w:startOverride w:val="1"/>
-    </w:lvlOverride>
-    <w:lvlOverride w:ilvl="4">
-      <w:startOverride w:val="1"/>
-    </w:lvlOverride>
-    <w:lvlOverride w:ilvl="5">
-      <w:startOverride w:val="1"/>
-    </w:lvlOverride>
-    <w:lvlOverride w:ilvl="6">
-      <w:startOverride w:val="1"/>
-    </w:lvlOverride>
-    <w:lvlOverride w:ilvl="7">
-      <w:startOverride w:val="1"/>
-    </w:lvlOverride>
-    <w:lvlOverride w:ilvl="8">
-      <w:startOverride w:val="1"/>
-    </w:lvlOverride>
-  </w:num>
-  <w:num w:numId="1013">
-    <w:abstractNumId w:val="99411"/>
-    <w:lvlOverride w:ilvl="0">
-      <w:startOverride w:val="1"/>
-    </w:lvlOverride>
-    <w:lvlOverride w:ilvl="1">
-      <w:startOverride w:val="1"/>
-    </w:lvlOverride>
-    <w:lvlOverride w:ilvl="2">
-      <w:startOverride w:val="1"/>
-    </w:lvlOverride>
-    <w:lvlOverride w:ilvl="3">
-      <w:startOverride w:val="1"/>
-    </w:lvlOverride>
-    <w:lvlOverride w:ilvl="4">
-      <w:startOverride w:val="1"/>
-    </w:lvlOverride>
-    <w:lvlOverride w:ilvl="5">
-      <w:startOverride w:val="1"/>
-    </w:lvlOverride>
-    <w:lvlOverride w:ilvl="6">
-      <w:startOverride w:val="1"/>
-    </w:lvlOverride>
-    <w:lvlOverride w:ilvl="7">
-      <w:startOverride w:val="1"/>
-    </w:lvlOverride>
-    <w:lvlOverride w:ilvl="8">
-      <w:startOverride w:val="1"/>
-    </w:lvlOverride>
-  </w:num>
-  <w:num w:numId="1014">
-    <w:abstractNumId w:val="99411"/>
-    <w:lvlOverride w:ilvl="0">
-      <w:startOverride w:val="1"/>
-    </w:lvlOverride>
-    <w:lvlOverride w:ilvl="1">
-      <w:startOverride w:val="1"/>
-    </w:lvlOverride>
-    <w:lvlOverride w:ilvl="2">
-      <w:startOverride w:val="1"/>
-    </w:lvlOverride>
-    <w:lvlOverride w:ilvl="3">
-      <w:startOverride w:val="1"/>
-    </w:lvlOverride>
-    <w:lvlOverride w:ilvl="4">
-      <w:startOverride w:val="1"/>
-    </w:lvlOverride>
-    <w:lvlOverride w:ilvl="5">
-      <w:startOverride w:val="1"/>
-    </w:lvlOverride>
-    <w:lvlOverride w:ilvl="6">
-      <w:startOverride w:val="1"/>
-    </w:lvlOverride>
-    <w:lvlOverride w:ilvl="7">
-      <w:startOverride w:val="1"/>
-    </w:lvlOverride>
-    <w:lvlOverride w:ilvl="8">
-      <w:startOverride w:val="1"/>
-    </w:lvlOverride>
-  </w:num>
-  <w:num w:numId="1015">
-    <w:abstractNumId w:val="99411"/>
-    <w:lvlOverride w:ilvl="0">
-      <w:startOverride w:val="1"/>
-    </w:lvlOverride>
-    <w:lvlOverride w:ilvl="1">
-      <w:startOverride w:val="1"/>
-    </w:lvlOverride>
-    <w:lvlOverride w:ilvl="2">
-      <w:startOverride w:val="1"/>
-    </w:lvlOverride>
-    <w:lvlOverride w:ilvl="3">
-      <w:startOverride w:val="1"/>
-    </w:lvlOverride>
-    <w:lvlOverride w:ilvl="4">
-      <w:startOverride w:val="1"/>
-    </w:lvlOverride>
-    <w:lvlOverride w:ilvl="5">
-      <w:startOverride w:val="1"/>
-    </w:lvlOverride>
-    <w:lvlOverride w:ilvl="6">
-      <w:startOverride w:val="1"/>
-    </w:lvlOverride>
-    <w:lvlOverride w:ilvl="7">
-      <w:startOverride w:val="1"/>
-    </w:lvlOverride>
-    <w:lvlOverride w:ilvl="8">
-      <w:startOverride w:val="1"/>
-    </w:lvlOverride>
-  </w:num>
-  <w:num w:numId="1016">
-    <w:abstractNumId w:val="99411"/>
-    <w:lvlOverride w:ilvl="0">
-      <w:startOverride w:val="1"/>
-    </w:lvlOverride>
-    <w:lvlOverride w:ilvl="1">
-      <w:startOverride w:val="1"/>
-    </w:lvlOverride>
-    <w:lvlOverride w:ilvl="2">
-      <w:startOverride w:val="1"/>
-    </w:lvlOverride>
-    <w:lvlOverride w:ilvl="3">
-      <w:startOverride w:val="1"/>
-    </w:lvlOverride>
-    <w:lvlOverride w:ilvl="4">
-      <w:startOverride w:val="1"/>
-    </w:lvlOverride>
-    <w:lvlOverride w:ilvl="5">
-      <w:startOverride w:val="1"/>
-    </w:lvlOverride>
-    <w:lvlOverride w:ilvl="6">
-      <w:startOverride w:val="1"/>
-    </w:lvlOverride>
-    <w:lvlOverride w:ilvl="7">
-      <w:startOverride w:val="1"/>
-    </w:lvlOverride>
-    <w:lvlOverride w:ilvl="8">
-      <w:startOverride w:val="1"/>
-    </w:lvlOverride>
-  </w:num>
-  <w:num w:numId="1017">
-    <w:abstractNumId w:val="99411"/>
-    <w:lvlOverride w:ilvl="0">
-      <w:startOverride w:val="1"/>
-    </w:lvlOverride>
-    <w:lvlOverride w:ilvl="1">
-      <w:startOverride w:val="1"/>
-    </w:lvlOverride>
-    <w:lvlOverride w:ilvl="2">
-      <w:startOverride w:val="1"/>
-    </w:lvlOverride>
-    <w:lvlOverride w:ilvl="3">
-      <w:startOverride w:val="1"/>
-    </w:lvlOverride>
-    <w:lvlOverride w:ilvl="4">
-      <w:startOverride w:val="1"/>
-    </w:lvlOverride>
-    <w:lvlOverride w:ilvl="5">
-      <w:startOverride w:val="1"/>
-    </w:lvlOverride>
-    <w:lvlOverride w:ilvl="6">
-      <w:startOverride w:val="1"/>
-    </w:lvlOverride>
-    <w:lvlOverride w:ilvl="7">
-      <w:startOverride w:val="1"/>
-    </w:lvlOverride>
-    <w:lvlOverride w:ilvl="8">
-      <w:startOverride w:val="1"/>
-    </w:lvlOverride>
-  </w:num>
-  <w:num w:numId="1018">
-    <w:abstractNumId w:val="99411"/>
-    <w:lvlOverride w:ilvl="0">
-      <w:startOverride w:val="1"/>
-    </w:lvlOverride>
-    <w:lvlOverride w:ilvl="1">
-      <w:startOverride w:val="1"/>
-    </w:lvlOverride>
-    <w:lvlOverride w:ilvl="2">
-      <w:startOverride w:val="1"/>
-    </w:lvlOverride>
-    <w:lvlOverride w:ilvl="3">
-      <w:startOverride w:val="1"/>
-    </w:lvlOverride>
-    <w:lvlOverride w:ilvl="4">
-      <w:startOverride w:val="1"/>
-    </w:lvlOverride>
-    <w:lvlOverride w:ilvl="5">
-      <w:startOverride w:val="1"/>
-    </w:lvlOverride>
-    <w:lvlOverride w:ilvl="6">
-      <w:startOverride w:val="1"/>
-    </w:lvlOverride>
-    <w:lvlOverride w:ilvl="7">
-      <w:startOverride w:val="1"/>
-    </w:lvlOverride>
-    <w:lvlOverride w:ilvl="8">
-      <w:startOverride w:val="1"/>
-    </w:lvlOverride>
-  </w:num>
-  <w:num w:numId="1019">
-    <w:abstractNumId w:val="99411"/>
-    <w:lvlOverride w:ilvl="0">
-      <w:startOverride w:val="1"/>
-    </w:lvlOverride>
-    <w:lvlOverride w:ilvl="1">
-      <w:startOverride w:val="1"/>
-    </w:lvlOverride>
-    <w:lvlOverride w:ilvl="2">
-      <w:startOverride w:val="1"/>
-    </w:lvlOverride>
-    <w:lvlOverride w:ilvl="3">
-      <w:startOverride w:val="1"/>
-    </w:lvlOverride>
-    <w:lvlOverride w:ilvl="4">
-      <w:startOverride w:val="1"/>
-    </w:lvlOverride>
-    <w:lvlOverride w:ilvl="5">
-      <w:startOverride w:val="1"/>
-    </w:lvlOverride>
-    <w:lvlOverride w:ilvl="6">
-      <w:startOverride w:val="1"/>
-    </w:lvlOverride>
-    <w:lvlOverride w:ilvl="7">
-      <w:startOverride w:val="1"/>
-    </w:lvlOverride>
-    <w:lvlOverride w:ilvl="8">
-      <w:startOverride w:val="1"/>
-    </w:lvlOverride>
-  </w:num>
-  <w:num w:numId="1020">
-    <w:abstractNumId w:val="99411"/>
-    <w:lvlOverride w:ilvl="0">
-      <w:startOverride w:val="1"/>
-    </w:lvlOverride>
-    <w:lvlOverride w:ilvl="1">
-      <w:startOverride w:val="1"/>
-    </w:lvlOverride>
-    <w:lvlOverride w:ilvl="2">
-      <w:startOverride w:val="1"/>
-    </w:lvlOverride>
-    <w:lvlOverride w:ilvl="3">
-      <w:startOverride w:val="1"/>
-    </w:lvlOverride>
-    <w:lvlOverride w:ilvl="4">
-      <w:startOverride w:val="1"/>
-    </w:lvlOverride>
-    <w:lvlOverride w:ilvl="5">
-      <w:startOverride w:val="1"/>
-    </w:lvlOverride>
-    <w:lvlOverride w:ilvl="6">
-      <w:startOverride w:val="1"/>
-    </w:lvlOverride>
-    <w:lvlOverride w:ilvl="7">
-      <w:startOverride w:val="1"/>
-    </w:lvlOverride>
-    <w:lvlOverride w:ilvl="8">
-      <w:startOverride w:val="1"/>
-    </w:lvlOverride>
-  </w:num>
-  <w:num w:numId="1021">
-    <w:abstractNumId w:val="99411"/>
-    <w:lvlOverride w:ilvl="0">
-      <w:startOverride w:val="1"/>
-    </w:lvlOverride>
-    <w:lvlOverride w:ilvl="1">
-      <w:startOverride w:val="1"/>
-    </w:lvlOverride>
-    <w:lvlOverride w:ilvl="2">
-      <w:startOverride w:val="1"/>
-    </w:lvlOverride>
-    <w:lvlOverride w:ilvl="3">
-      <w:startOverride w:val="1"/>
-    </w:lvlOverride>
-    <w:lvlOverride w:ilvl="4">
-      <w:startOverride w:val="1"/>
-    </w:lvlOverride>
-    <w:lvlOverride w:ilvl="5">
-      <w:startOverride w:val="1"/>
-    </w:lvlOverride>
-    <w:lvlOverride w:ilvl="6">
-      <w:startOverride w:val="1"/>
-    </w:lvlOverride>
-    <w:lvlOverride w:ilvl="7">
-      <w:startOverride w:val="1"/>
-    </w:lvlOverride>
-    <w:lvlOverride w:ilvl="8">
-      <w:startOverride w:val="1"/>
-    </w:lvlOverride>
-  </w:num>
-  <w:num w:numId="1022">
-    <w:abstractNumId w:val="99411"/>
-    <w:lvlOverride w:ilvl="0">
-      <w:startOverride w:val="1"/>
-    </w:lvlOverride>
-    <w:lvlOverride w:ilvl="1">
-      <w:startOverride w:val="1"/>
-    </w:lvlOverride>
-    <w:lvlOverride w:ilvl="2">
-      <w:startOverride w:val="1"/>
-    </w:lvlOverride>
-    <w:lvlOverride w:ilvl="3">
-      <w:startOverride w:val="1"/>
-    </w:lvlOverride>
-    <w:lvlOverride w:ilvl="4">
-      <w:startOverride w:val="1"/>
-    </w:lvlOverride>
-    <w:lvlOverride w:ilvl="5">
-      <w:startOverride w:val="1"/>
-    </w:lvlOverride>
-    <w:lvlOverride w:ilvl="6">
-      <w:startOverride w:val="1"/>
-    </w:lvlOverride>
-    <w:lvlOverride w:ilvl="7">
-      <w:startOverride w:val="1"/>
-    </w:lvlOverride>
-    <w:lvlOverride w:ilvl="8">
-      <w:startOverride w:val="1"/>
-    </w:lvlOverride>
-  </w:num>
-  <w:num w:numId="1023">
-    <w:abstractNumId w:val="99411"/>
-    <w:lvlOverride w:ilvl="0">
-      <w:startOverride w:val="1"/>
-    </w:lvlOverride>
-    <w:lvlOverride w:ilvl="1">
-      <w:startOverride w:val="1"/>
-    </w:lvlOverride>
-    <w:lvlOverride w:ilvl="2">
-      <w:startOverride w:val="1"/>
-    </w:lvlOverride>
-    <w:lvlOverride w:ilvl="3">
-      <w:startOverride w:val="1"/>
-    </w:lvlOverride>
-    <w:lvlOverride w:ilvl="4">
-      <w:startOverride w:val="1"/>
-    </w:lvlOverride>
-    <w:lvlOverride w:ilvl="5">
-      <w:startOverride w:val="1"/>
-    </w:lvlOverride>
-    <w:lvlOverride w:ilvl="6">
-      <w:startOverride w:val="1"/>
-    </w:lvlOverride>
-    <w:lvlOverride w:ilvl="7">
-      <w:startOverride w:val="1"/>
-    </w:lvlOverride>
-    <w:lvlOverride w:ilvl="8">
-      <w:startOverride w:val="1"/>
-    </w:lvlOverride>
-  </w:num>
-  <w:num w:numId="1024">
-    <w:abstractNumId w:val="99411"/>
-    <w:lvlOverride w:ilvl="0">
-      <w:startOverride w:val="1"/>
-    </w:lvlOverride>
-    <w:lvlOverride w:ilvl="1">
-      <w:startOverride w:val="1"/>
-    </w:lvlOverride>
-    <w:lvlOverride w:ilvl="2">
-      <w:startOverride w:val="1"/>
-    </w:lvlOverride>
-    <w:lvlOverride w:ilvl="3">
-      <w:startOverride w:val="1"/>
-    </w:lvlOverride>
-    <w:lvlOverride w:ilvl="4">
-      <w:startOverride w:val="1"/>
-    </w:lvlOverride>
-    <w:lvlOverride w:ilvl="5">
-      <w:startOverride w:val="1"/>
-    </w:lvlOverride>
-    <w:lvlOverride w:ilvl="6">
-      <w:startOverride w:val="1"/>
-    </w:lvlOverride>
-    <w:lvlOverride w:ilvl="7">
-      <w:startOverride w:val="1"/>
-    </w:lvlOverride>
-    <w:lvlOverride w:ilvl="8">
-      <w:startOverride w:val="1"/>
-    </w:lvlOverride>
-  </w:num>
-  <w:num w:numId="1025">
-    <w:abstractNumId w:val="99411"/>
-    <w:lvlOverride w:ilvl="0">
-      <w:startOverride w:val="1"/>
-    </w:lvlOverride>
-    <w:lvlOverride w:ilvl="1">
-      <w:startOverride w:val="1"/>
-    </w:lvlOverride>
-    <w:lvlOverride w:ilvl="2">
-      <w:startOverride w:val="1"/>
-    </w:lvlOverride>
-    <w:lvlOverride w:ilvl="3">
-      <w:startOverride w:val="1"/>
-    </w:lvlOverride>
-    <w:lvlOverride w:ilvl="4">
-      <w:startOverride w:val="1"/>
-    </w:lvlOverride>
-    <w:lvlOverride w:ilvl="5">
-      <w:startOverride w:val="1"/>
-    </w:lvlOverride>
-    <w:lvlOverride w:ilvl="6">
-      <w:startOverride w:val="1"/>
-    </w:lvlOverride>
-    <w:lvlOverride w:ilvl="7">
-      <w:startOverride w:val="1"/>
-    </w:lvlOverride>
-    <w:lvlOverride w:ilvl="8">
-      <w:startOverride w:val="1"/>
-    </w:lvlOverride>
-  </w:num>
-  <w:num w:numId="1026">
-    <w:abstractNumId w:val="99411"/>
-    <w:lvlOverride w:ilvl="0">
-      <w:startOverride w:val="1"/>
-    </w:lvlOverride>
-    <w:lvlOverride w:ilvl="1">
-      <w:startOverride w:val="1"/>
-    </w:lvlOverride>
-    <w:lvlOverride w:ilvl="2">
-      <w:startOverride w:val="1"/>
-    </w:lvlOverride>
-    <w:lvlOverride w:ilvl="3">
-      <w:startOverride w:val="1"/>
-    </w:lvlOverride>
-    <w:lvlOverride w:ilvl="4">
-      <w:startOverride w:val="1"/>
-    </w:lvlOverride>
-    <w:lvlOverride w:ilvl="5">
-      <w:startOverride w:val="1"/>
-    </w:lvlOverride>
-    <w:lvlOverride w:ilvl="6">
-      <w:startOverride w:val="1"/>
-    </w:lvlOverride>
-    <w:lvlOverride w:ilvl="7">
-      <w:startOverride w:val="1"/>
-    </w:lvlOverride>
-    <w:lvlOverride w:ilvl="8">
-      <w:startOverride w:val="1"/>
-    </w:lvlOverride>
-  </w:num>
-  <w:num w:numId="1027">
-    <w:abstractNumId w:val="99411"/>
-    <w:lvlOverride w:ilvl="0">
-      <w:startOverride w:val="1"/>
-    </w:lvlOverride>
-    <w:lvlOverride w:ilvl="1">
-      <w:startOverride w:val="1"/>
-    </w:lvlOverride>
-    <w:lvlOverride w:ilvl="2">
-      <w:startOverride w:val="1"/>
-    </w:lvlOverride>
-    <w:lvlOverride w:ilvl="3">
-      <w:startOverride w:val="1"/>
-    </w:lvlOverride>
-    <w:lvlOverride w:ilvl="4">
-      <w:startOverride w:val="1"/>
-    </w:lvlOverride>
-    <w:lvlOverride w:ilvl="5">
-      <w:startOverride w:val="1"/>
-    </w:lvlOverride>
-    <w:lvlOverride w:ilvl="6">
-      <w:startOverride w:val="1"/>
-    </w:lvlOverride>
-    <w:lvlOverride w:ilvl="7">
-      <w:startOverride w:val="1"/>
-    </w:lvlOverride>
-    <w:lvlOverride w:ilvl="8">
-      <w:startOverride w:val="1"/>
-    </w:lvlOverride>
-  </w:num>
-  <w:num w:numId="1028">
-    <w:abstractNumId w:val="99411"/>
-    <w:lvlOverride w:ilvl="0">
-      <w:startOverride w:val="1"/>
-    </w:lvlOverride>
-    <w:lvlOverride w:ilvl="1">
-      <w:startOverride w:val="1"/>
-    </w:lvlOverride>
-    <w:lvlOverride w:ilvl="2">
-      <w:startOverride w:val="1"/>
-    </w:lvlOverride>
-    <w:lvlOverride w:ilvl="3">
-      <w:startOverride w:val="1"/>
-    </w:lvlOverride>
-    <w:lvlOverride w:ilvl="4">
-      <w:startOverride w:val="1"/>
-    </w:lvlOverride>
-    <w:lvlOverride w:ilvl="5">
-      <w:startOverride w:val="1"/>
-    </w:lvlOverride>
-    <w:lvlOverride w:ilvl="6">
-      <w:startOverride w:val="1"/>
-    </w:lvlOverride>
-    <w:lvlOverride w:ilvl="7">
-      <w:startOverride w:val="1"/>
-    </w:lvlOverride>
-    <w:lvlOverride w:ilvl="8">
-      <w:startOverride w:val="1"/>
-    </w:lvlOverride>
-  </w:num>
-  <w:num w:numId="1029">
-    <w:abstractNumId w:val="99411"/>
-    <w:lvlOverride w:ilvl="0">
-      <w:startOverride w:val="1"/>
-    </w:lvlOverride>
-    <w:lvlOverride w:ilvl="1">
-      <w:startOverride w:val="1"/>
-    </w:lvlOverride>
-    <w:lvlOverride w:ilvl="2">
-      <w:startOverride w:val="1"/>
-    </w:lvlOverride>
-    <w:lvlOverride w:ilvl="3">
-      <w:startOverride w:val="1"/>
-    </w:lvlOverride>
-    <w:lvlOverride w:ilvl="4">
-      <w:startOverride w:val="1"/>
-    </w:lvlOverride>
-    <w:lvlOverride w:ilvl="5">
-      <w:startOverride w:val="1"/>
-    </w:lvlOverride>
-    <w:lvlOverride w:ilvl="6">
-      <w:startOverride w:val="1"/>
-    </w:lvlOverride>
-    <w:lvlOverride w:ilvl="7">
-      <w:startOverride w:val="1"/>
-    </w:lvlOverride>
-    <w:lvlOverride w:ilvl="8">
-      <w:startOverride w:val="1"/>
-    </w:lvlOverride>
-  </w:num>
-  <w:num w:numId="1030">
-    <w:abstractNumId w:val="99411"/>
-    <w:lvlOverride w:ilvl="0">
-      <w:startOverride w:val="1"/>
-    </w:lvlOverride>
-    <w:lvlOverride w:ilvl="1">
-      <w:startOverride w:val="1"/>
-    </w:lvlOverride>
-    <w:lvlOverride w:ilvl="2">
-      <w:startOverride w:val="1"/>
-    </w:lvlOverride>
-    <w:lvlOverride w:ilvl="3">
-      <w:startOverride w:val="1"/>
-    </w:lvlOverride>
-    <w:lvlOverride w:ilvl="4">
-      <w:startOverride w:val="1"/>
-    </w:lvlOverride>
-    <w:lvlOverride w:ilvl="5">
-      <w:startOverride w:val="1"/>
-    </w:lvlOverride>
-    <w:lvlOverride w:ilvl="6">
-      <w:startOverride w:val="1"/>
-    </w:lvlOverride>
-    <w:lvlOverride w:ilvl="7">
-      <w:startOverride w:val="1"/>
-    </w:lvlOverride>
-    <w:lvlOverride w:ilvl="8">
-      <w:startOverride w:val="1"/>
-    </w:lvlOverride>
-  </w:num>
-  <w:num w:numId="1031">
-    <w:abstractNumId w:val="99411"/>
-    <w:lvlOverride w:ilvl="0">
-      <w:startOverride w:val="1"/>
-    </w:lvlOverride>
-    <w:lvlOverride w:ilvl="1">
-      <w:startOverride w:val="1"/>
-    </w:lvlOverride>
-    <w:lvlOverride w:ilvl="2">
-      <w:startOverride w:val="1"/>
-    </w:lvlOverride>
-    <w:lvlOverride w:ilvl="3">
-      <w:startOverride w:val="1"/>
-    </w:lvlOverride>
-    <w:lvlOverride w:ilvl="4">
-      <w:startOverride w:val="1"/>
-    </w:lvlOverride>
-    <w:lvlOverride w:ilvl="5">
-      <w:startOverride w:val="1"/>
-    </w:lvlOverride>
-    <w:lvlOverride w:ilvl="6">
-      <w:startOverride w:val="1"/>
-    </w:lvlOverride>
-    <w:lvlOverride w:ilvl="7">
-      <w:startOverride w:val="1"/>
-    </w:lvlOverride>
-    <w:lvlOverride w:ilvl="8">
-      <w:startOverride w:val="1"/>
-    </w:lvlOverride>
-  </w:num>
-  <w:num w:numId="1032">
     <w:abstractNumId w:val="99411"/>
     <w:lvlOverride w:ilvl="0">
       <w:startOverride w:val="1"/>

--- a/examples/testbook/pt/main.docx
+++ b/examples/testbook/pt/main.docx
@@ -70,7 +70,7 @@
         <w:pStyle w:val="CoverMeta"/>
       </w:pPr>
       <w:r>
-        <w:t xml:space="preserve">v2.1.0 — 2026-09-13 11:23</w:t>
+        <w:t xml:space="preserve">v2.1.0 — 2026-09-13 11:50</w:t>
       </w:r>
     </w:p>
     <w:p>
@@ -1240,7 +1240,7 @@
     <w:tbl>
       <w:tblPr>
         <w:tblStyle w:val="Table"/>
-        <w:tblW w:type="auto" w:w="0"/>
+        <w:tblW w:type="pct" w:w="5000"/>
         <w:tblLook w:firstRow="1" w:lastRow="0" w:firstColumn="0" w:lastColumn="0" w:noHBand="0" w:noVBand="0" w:val="0020"/>
         <w:jc w:val="start"/>
       </w:tblPr>
@@ -1323,6 +1323,10 @@
               <w:jc w:val="left"/>
             </w:pPr>
             <w:r>
+              <w:rPr>
+                <w:bCs/>
+                <w:b/>
+              </w:rPr>
               <w:t xml:space="preserve">Pass</w:t>
             </w:r>
           </w:p>
@@ -1361,6 +1365,10 @@
               <w:jc w:val="left"/>
             </w:pPr>
             <w:r>
+              <w:rPr>
+                <w:bCs/>
+                <w:b/>
+              </w:rPr>
               <w:t xml:space="preserve">Pass</w:t>
             </w:r>
           </w:p>
@@ -1399,6 +1407,10 @@
               <w:jc w:val="left"/>
             </w:pPr>
             <w:r>
+              <w:rPr>
+                <w:bCs/>
+                <w:b/>
+              </w:rPr>
               <w:t xml:space="preserve">Pass</w:t>
             </w:r>
           </w:p>
@@ -1437,6 +1449,10 @@
               <w:jc w:val="left"/>
             </w:pPr>
             <w:r>
+              <w:rPr>
+                <w:bCs/>
+                <w:b/>
+              </w:rPr>
               <w:t xml:space="preserve">Pass</w:t>
             </w:r>
           </w:p>
@@ -1475,6 +1491,10 @@
               <w:jc w:val="left"/>
             </w:pPr>
             <w:r>
+              <w:rPr>
+                <w:bCs/>
+                <w:b/>
+              </w:rPr>
               <w:t xml:space="preserve">Pass</w:t>
             </w:r>
           </w:p>
@@ -1513,6 +1533,10 @@
               <w:jc w:val="left"/>
             </w:pPr>
             <w:r>
+              <w:rPr>
+                <w:bCs/>
+                <w:b/>
+              </w:rPr>
               <w:t xml:space="preserve">Pass</w:t>
             </w:r>
           </w:p>
@@ -1551,6 +1575,10 @@
               <w:jc w:val="left"/>
             </w:pPr>
             <w:r>
+              <w:rPr>
+                <w:bCs/>
+                <w:b/>
+              </w:rPr>
               <w:t xml:space="preserve">Pass</w:t>
             </w:r>
           </w:p>
@@ -1589,6 +1617,10 @@
               <w:jc w:val="left"/>
             </w:pPr>
             <w:r>
+              <w:rPr>
+                <w:bCs/>
+                <w:b/>
+              </w:rPr>
               <w:t xml:space="preserve">Pass</w:t>
             </w:r>
           </w:p>
@@ -1627,6 +1659,10 @@
               <w:jc w:val="left"/>
             </w:pPr>
             <w:r>
+              <w:rPr>
+                <w:bCs/>
+                <w:b/>
+              </w:rPr>
               <w:t xml:space="preserve">Pass</w:t>
             </w:r>
           </w:p>
@@ -1665,6 +1701,10 @@
               <w:jc w:val="left"/>
             </w:pPr>
             <w:r>
+              <w:rPr>
+                <w:bCs/>
+                <w:b/>
+              </w:rPr>
               <w:t xml:space="preserve">Pass</w:t>
             </w:r>
           </w:p>
@@ -1732,19 +1772,7 @@
         <w:pStyle w:val="Definition"/>
       </w:pPr>
       <w:r>
-        <w:t xml:space="preserve">Confirmar que o cluster MapReduce Service (MRS) está implantado</w:t>
-      </w:r>
-      <w:r>
-        <w:t xml:space="preserve"> </w:t>
-      </w:r>
-      <w:r>
-        <w:t xml:space="preserve">com os componentes necessários (HDFS, YARN, Spark, Hive) e que todos os nós</w:t>
-      </w:r>
-      <w:r>
-        <w:t xml:space="preserve"> </w:t>
-      </w:r>
-      <w:r>
-        <w:t xml:space="preserve">apresentam status saudável.</w:t>
+        <w:t xml:space="preserve">Confirmar que o cluster MapReduce Service (MRS) está implantado com os componentes necessários (HDFS, YARN, Spark, Hive) e que todos os nós apresentam status saudável.</w:t>
       </w:r>
     </w:p>
     <w:p>
@@ -1753,46 +1781,6 @@
       </w:pPr>
       <w:r>
         <w:t xml:space="preserve">Pré-requisitos</w:t>
-      </w:r>
-    </w:p>
-    <w:p>
-      <w:pPr>
-        <w:pStyle w:val="Definition"/>
-      </w:pPr>
-      <w:r>
-        <w:t xml:space="preserve">testlist</w:t>
-      </w:r>
-      <w:r>
-        <w:t xml:space="preserve"> </w:t>
-      </w:r>
-      <w:r>
-        <w:t xml:space="preserve">Aplicação da infraestrutura Terraform concluída com sucesso.</w:t>
-      </w:r>
-      <w:r>
-        <w:t xml:space="preserve"> </w:t>
-      </w:r>
-      <w:r>
-        <w:t xml:space="preserve">ID do cluster MRS disponível na saída do Terraform.</w:t>
-      </w:r>
-      <w:r>
-        <w:t xml:space="preserve"> </w:t>
-      </w:r>
-      <w:r>
-        <w:t xml:space="preserve">Usuário IAM possui função MRS_Viewer ou superior.</w:t>
-      </w:r>
-      <w:r>
-        <w:t xml:space="preserve"> </w:t>
-      </w:r>
-      <w:r>
-        <w:t xml:space="preserve">testlist</w:t>
-      </w:r>
-    </w:p>
-    <w:p>
-      <w:pPr>
-        <w:pStyle w:val="DefinitionTerm"/>
-      </w:pPr>
-      <w:r>
-        <w:t xml:space="preserve">Procedimento</w:t>
       </w:r>
     </w:p>
     <w:p>
@@ -1804,67 +1792,23 @@
         <w:pStyle w:val="Compact"/>
       </w:pPr>
       <w:r>
-        <w:t xml:space="preserve">Acessar o Console do Huawei Cloud</w:t>
-      </w:r>
-    </w:p>
-    <w:p>
-      <w:pPr>
-        <w:numPr>
-          <w:ilvl w:val="0"/>
-          <w:numId w:val="1003"/>
-        </w:numPr>
-        <w:pStyle w:val="Compact"/>
-      </w:pPr>
-      <w:r>
-        <w:t xml:space="preserve">Navegar em Console, MapReduce Service, Clusters</w:t>
-      </w:r>
-    </w:p>
-    <w:p>
-      <w:pPr>
-        <w:numPr>
-          <w:ilvl w:val="0"/>
-          <w:numId w:val="1003"/>
-        </w:numPr>
-        <w:pStyle w:val="Compact"/>
-      </w:pPr>
-      <w:r>
-        <w:t xml:space="preserve">Localizar cluster mrs-poc-cluster</w:t>
-      </w:r>
-    </w:p>
-    <w:p>
-      <w:pPr>
-        <w:numPr>
-          <w:ilvl w:val="0"/>
-          <w:numId w:val="1003"/>
-        </w:numPr>
-        <w:pStyle w:val="Compact"/>
-      </w:pPr>
-      <w:r>
-        <w:t xml:space="preserve">Verificar status do cluster</w:t>
-      </w:r>
-    </w:p>
-    <w:p>
-      <w:pPr>
-        <w:numPr>
-          <w:ilvl w:val="0"/>
-          <w:numId w:val="1003"/>
-        </w:numPr>
-        <w:pStyle w:val="Compact"/>
-      </w:pPr>
-      <w:r>
-        <w:t xml:space="preserve">Revisar aba Componente</w:t>
-      </w:r>
-    </w:p>
-    <w:p>
-      <w:pPr>
-        <w:numPr>
-          <w:ilvl w:val="0"/>
-          <w:numId w:val="1003"/>
-        </w:numPr>
-        <w:pStyle w:val="Compact"/>
-      </w:pPr>
-      <w:r>
-        <w:t xml:space="preserve">Revisar aba Nó</w:t>
+        <w:t xml:space="preserve">Aplicação da infraestrutura Terraform concluída com sucesso. - ID do cluster MRS disponível na saída do Terraform. - Usuário IAM possui função</w:t>
+      </w:r>
+      <w:r>
+        <w:t xml:space="preserve"> </w:t>
+      </w:r>
+      <w:r>
+        <w:rPr>
+          <w:bCs/>
+          <w:b/>
+        </w:rPr>
+        <w:t xml:space="preserve">MRS_Viewer</w:t>
+      </w:r>
+      <w:r>
+        <w:t xml:space="preserve"> </w:t>
+      </w:r>
+      <w:r>
+        <w:t xml:space="preserve">ou superior.</w:t>
       </w:r>
     </w:p>
     <w:p>
@@ -1872,158 +1816,94 @@
         <w:pStyle w:val="DefinitionTerm"/>
       </w:pPr>
       <w:r>
+        <w:t xml:space="preserve">Procedimento</w:t>
+      </w:r>
+    </w:p>
+    <w:p>
+      <w:pPr>
+        <w:pStyle w:val="Definition"/>
+      </w:pPr>
+      <w:r>
+        <w:t xml:space="preserve">1. Acessar o Console do Huawei Cloud 2. Navegar em</w:t>
+      </w:r>
+      <w:r>
+        <w:t xml:space="preserve"> </w:t>
+      </w:r>
+      <w:r>
+        <w:rPr>
+          <w:bCs/>
+          <w:b/>
+        </w:rPr>
+        <w:t xml:space="preserve">Console</w:t>
+      </w:r>
+      <w:r>
+        <w:t xml:space="preserve"> </w:t>
+      </w:r>
+      <w:r>
+        <w:rPr>
+          <w:bCs/>
+          <w:b/>
+        </w:rPr>
+        <w:t xml:space="preserve">→</w:t>
+      </w:r>
+      <w:r>
+        <w:t xml:space="preserve"> </w:t>
+      </w:r>
+      <w:r>
+        <w:rPr>
+          <w:bCs/>
+          <w:b/>
+        </w:rPr>
+        <w:t xml:space="preserve">MapReduce Service</w:t>
+      </w:r>
+      <w:r>
+        <w:t xml:space="preserve"> </w:t>
+      </w:r>
+      <w:r>
+        <w:rPr>
+          <w:bCs/>
+          <w:b/>
+        </w:rPr>
+        <w:t xml:space="preserve">→</w:t>
+      </w:r>
+      <w:r>
+        <w:t xml:space="preserve"> </w:t>
+      </w:r>
+      <w:r>
+        <w:rPr>
+          <w:bCs/>
+          <w:b/>
+        </w:rPr>
+        <w:t xml:space="preserve">Clusters</w:t>
+      </w:r>
+      <w:r>
+        <w:t xml:space="preserve"> </w:t>
+      </w:r>
+      <w:r>
+        <w:t xml:space="preserve">3. Localizar cluster</w:t>
+      </w:r>
+      <w:r>
+        <w:t xml:space="preserve"> </w:t>
+      </w:r>
+      <w:r>
+        <w:rPr>
+          <w:rStyle w:val="VerbatimChar"/>
+        </w:rPr>
+        <w:t xml:space="preserve">mrs-poc-cluster</w:t>
+      </w:r>
+      <w:r>
+        <w:t xml:space="preserve"> </w:t>
+      </w:r>
+      <w:r>
+        <w:t xml:space="preserve">4. Verificar status do cluster 5. Revisar aba Componente 6. Revisar aba Nó</w:t>
+      </w:r>
+    </w:p>
+    <w:p>
+      <w:pPr>
+        <w:pStyle w:val="DefinitionTerm"/>
+      </w:pPr>
+      <w:r>
         <w:t xml:space="preserve">Resultado Esperado</w:t>
-      </w:r>
-    </w:p>
-    <w:p>
-      <w:pPr>
-        <w:pStyle w:val="Definition"/>
-      </w:pPr>
-      <w:r>
-        <w:t xml:space="preserve">testlist</w:t>
-      </w:r>
-      <w:r>
-        <w:t xml:space="preserve"> </w:t>
-      </w:r>
-      <w:r>
-        <w:t xml:space="preserve">Status do cluster é Executando.</w:t>
-      </w:r>
-      <w:r>
-        <w:t xml:space="preserve"> </w:t>
-      </w:r>
-      <w:r>
-        <w:t xml:space="preserve">Todos os quatro componentes (HDFS, YARN, Spark, Hive) estão listados com status Normal.</w:t>
-      </w:r>
-      <w:r>
-        <w:t xml:space="preserve"> </w:t>
-      </w:r>
-      <w:r>
-        <w:t xml:space="preserve">Todos os nós apresentam status Executando sem alarmes.</w:t>
-      </w:r>
-      <w:r>
-        <w:t xml:space="preserve"> </w:t>
-      </w:r>
-      <w:r>
-        <w:t xml:space="preserve">testlist</w:t>
-      </w:r>
-    </w:p>
-    <w:p>
-      <w:pPr>
-        <w:pStyle w:val="DefinitionTerm"/>
-      </w:pPr>
-      <w:r>
-        <w:t xml:space="preserve">Resultado do Teste</w:t>
-      </w:r>
-    </w:p>
-    <w:p>
-      <w:pPr>
-        <w:pStyle w:val="Definition"/>
-      </w:pPr>
-      <w:r>
-        <w:t xml:space="preserve">Pass</w:t>
-      </w:r>
-    </w:p>
-    <w:p>
-      <w:pPr>
-        <w:pStyle w:val="DefinitionTerm"/>
-      </w:pPr>
-      <w:r>
-        <w:t xml:space="preserve">Observações</w:t>
-      </w:r>
-    </w:p>
-    <w:p>
-      <w:pPr>
-        <w:pStyle w:val="Definition"/>
-      </w:pPr>
-      <w:r>
-        <w:t xml:space="preserve">Se algum componente apresentar status Anormal, verificar a página de alarmes do MRS antes de registrar o resultado.</w:t>
-      </w:r>
-    </w:p>
-    <w:p>
-      <w:pPr>
-        <w:pStyle w:val="Heading2"/>
-      </w:pPr>
-      <w:r>
-        <w:rPr>
-          <w:rStyle w:val="SectionNumber"/>
-        </w:rPr>
-        <w:t xml:space="preserve">0.2</w:t>
-      </w:r>
-      <w:r>
-        <w:tab/>
-      </w:r>
-      <w:r>
-        <w:t xml:space="preserve">TC-002: Verificar criação e acessibilidade do bucket OBS</w:t>
-      </w:r>
-    </w:p>
-    <w:p>
-      <w:pPr>
-        <w:pStyle w:val="DefinitionTerm"/>
-      </w:pPr>
-      <w:r>
-        <w:t xml:space="preserve">Objetivo</w:t>
-      </w:r>
-    </w:p>
-    <w:p>
-      <w:pPr>
-        <w:pStyle w:val="Definition"/>
-      </w:pPr>
-      <w:r>
-        <w:t xml:space="preserve">Confirmar que o bucket do Object Storage Service (OBS) utilizado</w:t>
-      </w:r>
-      <w:r>
-        <w:t xml:space="preserve"> </w:t>
-      </w:r>
-      <w:r>
-        <w:t xml:space="preserve">para o data lake da POC está criado, possui a classe de armazenamento correta</w:t>
-      </w:r>
-      <w:r>
-        <w:t xml:space="preserve"> </w:t>
-      </w:r>
-      <w:r>
-        <w:t xml:space="preserve">e é acessível com a política IAM designada.</w:t>
-      </w:r>
-    </w:p>
-    <w:p>
-      <w:pPr>
-        <w:pStyle w:val="DefinitionTerm"/>
-      </w:pPr>
-      <w:r>
-        <w:t xml:space="preserve">Pré-requisitos</w:t>
-      </w:r>
-    </w:p>
-    <w:p>
-      <w:pPr>
-        <w:pStyle w:val="Definition"/>
-      </w:pPr>
-      <w:r>
-        <w:t xml:space="preserve">testlist</w:t>
-      </w:r>
-      <w:r>
-        <w:t xml:space="preserve"> </w:t>
-      </w:r>
-      <w:r>
-        <w:t xml:space="preserve">Nome do bucket OBS definido na configuração Terraform.</w:t>
-      </w:r>
-      <w:r>
-        <w:t xml:space="preserve"> </w:t>
-      </w:r>
-      <w:r>
-        <w:t xml:space="preserve">Política IAM concedendo acesso de leitura/escrita ao bucket está anexada ao usuário de teste.</w:t>
-      </w:r>
-      <w:r>
-        <w:t xml:space="preserve"> </w:t>
-      </w:r>
-      <w:r>
-        <w:t xml:space="preserve">testlist</w:t>
-      </w:r>
-    </w:p>
-    <w:p>
-      <w:pPr>
-        <w:pStyle w:val="DefinitionTerm"/>
-      </w:pPr>
-      <w:r>
-        <w:t xml:space="preserve">Procedimento</w:t>
       </w:r>
     </w:p>
     <w:p>
@@ -2035,79 +1915,49 @@
         <w:pStyle w:val="Compact"/>
       </w:pPr>
       <w:r>
-        <w:t xml:space="preserve">Acessar o Console</w:t>
-      </w:r>
-    </w:p>
-    <w:p>
-      <w:pPr>
-        <w:numPr>
-          <w:ilvl w:val="0"/>
-          <w:numId w:val="1004"/>
-        </w:numPr>
-        <w:pStyle w:val="Compact"/>
-      </w:pPr>
-      <w:r>
-        <w:t xml:space="preserve">Navegar em Console, Object Storage Service</w:t>
-      </w:r>
-    </w:p>
-    <w:p>
-      <w:pPr>
-        <w:numPr>
-          <w:ilvl w:val="0"/>
-          <w:numId w:val="1004"/>
-        </w:numPr>
-        <w:pStyle w:val="Compact"/>
-      </w:pPr>
-      <w:r>
-        <w:t xml:space="preserve">Localizar o bucket (ex.: poc-datalake-raw)</w:t>
-      </w:r>
-    </w:p>
-    <w:p>
-      <w:pPr>
-        <w:numPr>
-          <w:ilvl w:val="0"/>
-          <w:numId w:val="1004"/>
-        </w:numPr>
-        <w:pStyle w:val="Compact"/>
-      </w:pPr>
-      <w:r>
-        <w:t xml:space="preserve">Verificar se a classe de armazenamento é Standard</w:t>
-      </w:r>
-    </w:p>
-    <w:p>
-      <w:pPr>
-        <w:numPr>
-          <w:ilvl w:val="0"/>
-          <w:numId w:val="1004"/>
-        </w:numPr>
-        <w:pStyle w:val="Compact"/>
-      </w:pPr>
-      <w:r>
-        <w:t xml:space="preserve">Carregar um arquivo de teste (test-upload.txt) no bucket</w:t>
-      </w:r>
-    </w:p>
-    <w:p>
-      <w:pPr>
-        <w:numPr>
-          <w:ilvl w:val="0"/>
-          <w:numId w:val="1004"/>
-        </w:numPr>
-        <w:pStyle w:val="Compact"/>
-      </w:pPr>
-      <w:r>
-        <w:t xml:space="preserve">Baixar o arquivo e comparar seu conteúdo com o original</w:t>
-      </w:r>
-    </w:p>
-    <w:p>
-      <w:pPr>
-        <w:numPr>
-          <w:ilvl w:val="0"/>
-          <w:numId w:val="1004"/>
-        </w:numPr>
-        <w:pStyle w:val="Compact"/>
-      </w:pPr>
-      <w:r>
-        <w:t xml:space="preserve">Excluir o arquivo de teste</w:t>
+        <w:t xml:space="preserve">Status do cluster é</w:t>
+      </w:r>
+      <w:r>
+        <w:t xml:space="preserve"> </w:t>
+      </w:r>
+      <w:r>
+        <w:rPr>
+          <w:bCs/>
+          <w:b/>
+        </w:rPr>
+        <w:t xml:space="preserve">Executando</w:t>
+      </w:r>
+      <w:r>
+        <w:t xml:space="preserve">. - Todos os quatro componentes (HDFS, YARN, Spark, Hive) estão listados com status</w:t>
+      </w:r>
+      <w:r>
+        <w:t xml:space="preserve"> </w:t>
+      </w:r>
+      <w:r>
+        <w:rPr>
+          <w:bCs/>
+          <w:b/>
+        </w:rPr>
+        <w:t xml:space="preserve">Normal</w:t>
+      </w:r>
+      <w:r>
+        <w:t xml:space="preserve">. - Todos os nós apresentam status</w:t>
+      </w:r>
+      <w:r>
+        <w:t xml:space="preserve"> </w:t>
+      </w:r>
+      <w:r>
+        <w:rPr>
+          <w:bCs/>
+          <w:b/>
+        </w:rPr>
+        <w:t xml:space="preserve">Executando</w:t>
+      </w:r>
+      <w:r>
+        <w:t xml:space="preserve"> </w:t>
+      </w:r>
+      <w:r>
+        <w:t xml:space="preserve">sem alarmes.</w:t>
       </w:r>
     </w:p>
     <w:p>
@@ -2115,7 +1965,7 @@
         <w:pStyle w:val="DefinitionTerm"/>
       </w:pPr>
       <w:r>
-        <w:t xml:space="preserve">Resultado Esperado</w:t>
+        <w:t xml:space="preserve">Resultado do Teste</w:t>
       </w:r>
     </w:p>
     <w:p>
@@ -2123,37 +1973,11 @@
         <w:pStyle w:val="Definition"/>
       </w:pPr>
       <w:r>
-        <w:t xml:space="preserve">testlist</w:t>
-      </w:r>
-      <w:r>
-        <w:t xml:space="preserve"> </w:t>
-      </w:r>
-      <w:r>
-        <w:t xml:space="preserve">O bucket existe com classe de armazenamento Standard.</w:t>
-      </w:r>
-      <w:r>
-        <w:t xml:space="preserve"> </w:t>
-      </w:r>
-      <w:r>
-        <w:t xml:space="preserve">O carregamento do arquivo conclui sem erro.</w:t>
-      </w:r>
-      <w:r>
-        <w:t xml:space="preserve"> </w:t>
-      </w:r>
-      <w:r>
-        <w:t xml:space="preserve">O conteúdo do arquivo baixado corresponde ao original.</w:t>
-      </w:r>
-      <w:r>
-        <w:t xml:space="preserve"> </w:t>
-      </w:r>
-      <w:r>
-        <w:t xml:space="preserve">A exclusão do arquivo é realizada com sucesso.</w:t>
-      </w:r>
-      <w:r>
-        <w:t xml:space="preserve"> </w:t>
-      </w:r>
-      <w:r>
-        <w:t xml:space="preserve">testlist</w:t>
+        <w:rPr>
+          <w:bCs/>
+          <w:b/>
+        </w:rPr>
+        <w:t xml:space="preserve">Pass</w:t>
       </w:r>
     </w:p>
     <w:p>
@@ -2161,7 +1985,7 @@
         <w:pStyle w:val="DefinitionTerm"/>
       </w:pPr>
       <w:r>
-        <w:t xml:space="preserve">Resultado do Teste</w:t>
+        <w:t xml:space="preserve">Observações</w:t>
       </w:r>
     </w:p>
     <w:p>
@@ -2169,7 +1993,37 @@
         <w:pStyle w:val="Definition"/>
       </w:pPr>
       <w:r>
-        <w:t xml:space="preserve">Pass</w:t>
+        <w:t xml:space="preserve">Se algum componente apresentar status</w:t>
+      </w:r>
+      <w:r>
+        <w:t xml:space="preserve"> </w:t>
+      </w:r>
+      <w:r>
+        <w:rPr>
+          <w:bCs/>
+          <w:b/>
+        </w:rPr>
+        <w:t xml:space="preserve">Anormal</w:t>
+      </w:r>
+      <w:r>
+        <w:t xml:space="preserve">, verificar a página de alarmes do MRS antes de registrar o resultado.</w:t>
+      </w:r>
+    </w:p>
+    <w:p>
+      <w:pPr>
+        <w:pStyle w:val="Heading2"/>
+      </w:pPr>
+      <w:r>
+        <w:rPr>
+          <w:rStyle w:val="SectionNumber"/>
+        </w:rPr>
+        <w:t xml:space="preserve">0.2</w:t>
+      </w:r>
+      <w:r>
+        <w:tab/>
+      </w:r>
+      <w:r>
+        <w:t xml:space="preserve">TC-002: Verificar criação e acessibilidade do bucket OBS</w:t>
       </w:r>
     </w:p>
     <w:p>
@@ -2177,7 +2031,7 @@
         <w:pStyle w:val="DefinitionTerm"/>
       </w:pPr>
       <w:r>
-        <w:t xml:space="preserve">Observações</w:t>
+        <w:t xml:space="preserve">Objetivo</w:t>
       </w:r>
     </w:p>
     <w:p>
@@ -2185,24 +2039,7 @@
         <w:pStyle w:val="Definition"/>
       </w:pPr>
       <w:r>
-        <w:t xml:space="preserve">A consistência eventual do OBS pode causar um breve atraso antes que um objeto recém-carregado apareça nas listagens.</w:t>
-      </w:r>
-    </w:p>
-    <w:p>
-      <w:pPr>
-        <w:pStyle w:val="Heading2"/>
-      </w:pPr>
-      <w:r>
-        <w:rPr>
-          <w:rStyle w:val="SectionNumber"/>
-        </w:rPr>
-        <w:t xml:space="preserve">0.3</w:t>
-      </w:r>
-      <w:r>
-        <w:tab/>
-      </w:r>
-      <w:r>
-        <w:t xml:space="preserve">TC-003: Verificar configuração de VPC e grupo de segurança</w:t>
+        <w:t xml:space="preserve">Confirmar que o bucket do Object Storage Service (OBS) utilizado para o data lake da POC está criado, possui a classe de armazenamento correta e é acessível com a política IAM designada.</w:t>
       </w:r>
     </w:p>
     <w:p>
@@ -2210,69 +2047,7 @@
         <w:pStyle w:val="DefinitionTerm"/>
       </w:pPr>
       <w:r>
-        <w:t xml:space="preserve">Objetivo</w:t>
-      </w:r>
-    </w:p>
-    <w:p>
-      <w:pPr>
-        <w:pStyle w:val="Definition"/>
-      </w:pPr>
-      <w:r>
-        <w:t xml:space="preserve">Confirmar que a VPC, a sub-rede e os grupos de segurança estão</w:t>
-      </w:r>
-      <w:r>
-        <w:t xml:space="preserve"> </w:t>
-      </w:r>
-      <w:r>
-        <w:t xml:space="preserve">configurados conforme o diagrama de arquitetura de rede, com os blocos CIDR</w:t>
-      </w:r>
-      <w:r>
-        <w:t xml:space="preserve"> </w:t>
-      </w:r>
-      <w:r>
-        <w:t xml:space="preserve">e regras de entrada/saída corretos.</w:t>
-      </w:r>
-    </w:p>
-    <w:p>
-      <w:pPr>
-        <w:pStyle w:val="DefinitionTerm"/>
-      </w:pPr>
-      <w:r>
         <w:t xml:space="preserve">Pré-requisitos</w:t>
-      </w:r>
-    </w:p>
-    <w:p>
-      <w:pPr>
-        <w:pStyle w:val="Definition"/>
-      </w:pPr>
-      <w:r>
-        <w:t xml:space="preserve">testlist</w:t>
-      </w:r>
-      <w:r>
-        <w:t xml:space="preserve"> </w:t>
-      </w:r>
-      <w:r>
-        <w:t xml:space="preserve">IDs da VPC e da sub-rede disponíveis na saída do Terraform.</w:t>
-      </w:r>
-      <w:r>
-        <w:t xml:space="preserve"> </w:t>
-      </w:r>
-      <w:r>
-        <w:t xml:space="preserve">Nomes dos grupos de segurança documentados na arquitetura da solução.</w:t>
-      </w:r>
-      <w:r>
-        <w:t xml:space="preserve"> </w:t>
-      </w:r>
-      <w:r>
-        <w:t xml:space="preserve">testlist</w:t>
-      </w:r>
-    </w:p>
-    <w:p>
-      <w:pPr>
-        <w:pStyle w:val="DefinitionTerm"/>
-      </w:pPr>
-      <w:r>
-        <w:t xml:space="preserve">Procedimento</w:t>
       </w:r>
     </w:p>
     <w:p>
@@ -2284,67 +2059,386 @@
         <w:pStyle w:val="Compact"/>
       </w:pPr>
       <w:r>
-        <w:t xml:space="preserve">Acessar o Console</w:t>
+        <w:t xml:space="preserve">Nome do bucket OBS definido na configuração Terraform. - Política IAM concedendo acesso de leitura/escrita ao bucket está anexada ao usuário de teste.</w:t>
+      </w:r>
+    </w:p>
+    <w:p>
+      <w:pPr>
+        <w:pStyle w:val="DefinitionTerm"/>
+      </w:pPr>
+      <w:r>
+        <w:t xml:space="preserve">Procedimento</w:t>
+      </w:r>
+    </w:p>
+    <w:p>
+      <w:pPr>
+        <w:pStyle w:val="Definition"/>
+      </w:pPr>
+      <w:r>
+        <w:t xml:space="preserve">1. Acessar o Console 2. Navegar em</w:t>
+      </w:r>
+      <w:r>
+        <w:t xml:space="preserve"> </w:t>
+      </w:r>
+      <w:r>
+        <w:rPr>
+          <w:bCs/>
+          <w:b/>
+        </w:rPr>
+        <w:t xml:space="preserve">Console</w:t>
+      </w:r>
+      <w:r>
+        <w:t xml:space="preserve"> </w:t>
+      </w:r>
+      <w:r>
+        <w:rPr>
+          <w:bCs/>
+          <w:b/>
+        </w:rPr>
+        <w:t xml:space="preserve">→</w:t>
+      </w:r>
+      <w:r>
+        <w:t xml:space="preserve"> </w:t>
+      </w:r>
+      <w:r>
+        <w:rPr>
+          <w:bCs/>
+          <w:b/>
+        </w:rPr>
+        <w:t xml:space="preserve">Object Storage Service</w:t>
+      </w:r>
+      <w:r>
+        <w:t xml:space="preserve"> </w:t>
+      </w:r>
+      <w:r>
+        <w:t xml:space="preserve">3. Localizar o bucket (ex.:</w:t>
+      </w:r>
+      <w:r>
+        <w:t xml:space="preserve"> </w:t>
+      </w:r>
+      <w:r>
+        <w:rPr>
+          <w:rStyle w:val="VerbatimChar"/>
+        </w:rPr>
+        <w:t xml:space="preserve">poc-datalake-raw</w:t>
+      </w:r>
+      <w:r>
+        <w:t xml:space="preserve">) 4. Verificar se a classe de armazenamento é</w:t>
+      </w:r>
+      <w:r>
+        <w:t xml:space="preserve"> </w:t>
+      </w:r>
+      <w:r>
+        <w:rPr>
+          <w:bCs/>
+          <w:b/>
+        </w:rPr>
+        <w:t xml:space="preserve">Standard</w:t>
+      </w:r>
+      <w:r>
+        <w:t xml:space="preserve"> </w:t>
+      </w:r>
+      <w:r>
+        <w:t xml:space="preserve">5. Carregar um arquivo de teste (</w:t>
+      </w:r>
+      <w:r>
+        <w:rPr>
+          <w:rStyle w:val="VerbatimChar"/>
+        </w:rPr>
+        <w:t xml:space="preserve">test-upload.txt</w:t>
+      </w:r>
+      <w:r>
+        <w:t xml:space="preserve">) no bucket 6. Baixar o arquivo e comparar seu conteúdo com o original 7. Excluir o arquivo de teste</w:t>
+      </w:r>
+    </w:p>
+    <w:p>
+      <w:pPr>
+        <w:pStyle w:val="DefinitionTerm"/>
+      </w:pPr>
+      <w:r>
+        <w:t xml:space="preserve">Resultado Esperado</w:t>
       </w:r>
     </w:p>
     <w:p>
       <w:pPr>
         <w:numPr>
           <w:ilvl w:val="0"/>
-          <w:numId w:val="1005"/>
+          <w:numId w:val="1006"/>
         </w:numPr>
         <w:pStyle w:val="Compact"/>
       </w:pPr>
       <w:r>
-        <w:t xml:space="preserve">Navegar em Console, Virtual Private Cloud, VPCs</w:t>
+        <w:t xml:space="preserve">O bucket existe com classe de armazenamento</w:t>
+      </w:r>
+      <w:r>
+        <w:t xml:space="preserve"> </w:t>
+      </w:r>
+      <w:r>
+        <w:rPr>
+          <w:bCs/>
+          <w:b/>
+        </w:rPr>
+        <w:t xml:space="preserve">Standard</w:t>
+      </w:r>
+      <w:r>
+        <w:t xml:space="preserve">. - O carregamento do arquivo conclui sem erro. - O conteúdo do arquivo baixado corresponde ao original. - A exclusão do arquivo é realizada com sucesso.</w:t>
+      </w:r>
+    </w:p>
+    <w:p>
+      <w:pPr>
+        <w:pStyle w:val="DefinitionTerm"/>
+      </w:pPr>
+      <w:r>
+        <w:t xml:space="preserve">Resultado do Teste</w:t>
+      </w:r>
+    </w:p>
+    <w:p>
+      <w:pPr>
+        <w:pStyle w:val="Definition"/>
+      </w:pPr>
+      <w:r>
+        <w:rPr>
+          <w:bCs/>
+          <w:b/>
+        </w:rPr>
+        <w:t xml:space="preserve">Pass</w:t>
+      </w:r>
+    </w:p>
+    <w:p>
+      <w:pPr>
+        <w:pStyle w:val="DefinitionTerm"/>
+      </w:pPr>
+      <w:r>
+        <w:t xml:space="preserve">Observações</w:t>
+      </w:r>
+    </w:p>
+    <w:p>
+      <w:pPr>
+        <w:pStyle w:val="Definition"/>
+      </w:pPr>
+      <w:r>
+        <w:t xml:space="preserve">A consistência eventual do OBS pode causar um breve atraso antes que um objeto recém-carregado apareça nas listagens.</w:t>
+      </w:r>
+    </w:p>
+    <w:p>
+      <w:pPr>
+        <w:pStyle w:val="Heading2"/>
+      </w:pPr>
+      <w:r>
+        <w:rPr>
+          <w:rStyle w:val="SectionNumber"/>
+        </w:rPr>
+        <w:t xml:space="preserve">0.3</w:t>
+      </w:r>
+      <w:r>
+        <w:tab/>
+      </w:r>
+      <w:r>
+        <w:t xml:space="preserve">TC-003: Verificar configuração de VPC e grupo de segurança</w:t>
+      </w:r>
+    </w:p>
+    <w:p>
+      <w:pPr>
+        <w:pStyle w:val="DefinitionTerm"/>
+      </w:pPr>
+      <w:r>
+        <w:t xml:space="preserve">Objetivo</w:t>
+      </w:r>
+    </w:p>
+    <w:p>
+      <w:pPr>
+        <w:pStyle w:val="Definition"/>
+      </w:pPr>
+      <w:r>
+        <w:t xml:space="preserve">Confirmar que a VPC, a sub-rede e os grupos de segurança estão configurados conforme o diagrama de arquitetura de rede, com os blocos CIDR e regras de entrada/saída corretos.</w:t>
+      </w:r>
+    </w:p>
+    <w:p>
+      <w:pPr>
+        <w:pStyle w:val="DefinitionTerm"/>
+      </w:pPr>
+      <w:r>
+        <w:t xml:space="preserve">Pré-requisitos</w:t>
       </w:r>
     </w:p>
     <w:p>
       <w:pPr>
         <w:numPr>
           <w:ilvl w:val="0"/>
-          <w:numId w:val="1005"/>
+          <w:numId w:val="1007"/>
         </w:numPr>
         <w:pStyle w:val="Compact"/>
       </w:pPr>
       <w:r>
-        <w:t xml:space="preserve">Localizar a VPC (ex.: vpc-poc) e verificar se o bloco CIDR corresponde à arquitetura (ex.: 10.0.0.0/16)</w:t>
+        <w:t xml:space="preserve">IDs da VPC e da sub-rede disponíveis na saída do Terraform. - Nomes dos grupos de segurança documentados na arquitetura da solução.</w:t>
+      </w:r>
+    </w:p>
+    <w:p>
+      <w:pPr>
+        <w:pStyle w:val="DefinitionTerm"/>
+      </w:pPr>
+      <w:r>
+        <w:t xml:space="preserve">Procedimento</w:t>
+      </w:r>
+    </w:p>
+    <w:p>
+      <w:pPr>
+        <w:pStyle w:val="Definition"/>
+      </w:pPr>
+      <w:r>
+        <w:t xml:space="preserve">1. Acessar o Console 2. Navegar em</w:t>
+      </w:r>
+      <w:r>
+        <w:t xml:space="preserve"> </w:t>
+      </w:r>
+      <w:r>
+        <w:rPr>
+          <w:bCs/>
+          <w:b/>
+        </w:rPr>
+        <w:t xml:space="preserve">Console</w:t>
+      </w:r>
+      <w:r>
+        <w:t xml:space="preserve"> </w:t>
+      </w:r>
+      <w:r>
+        <w:rPr>
+          <w:bCs/>
+          <w:b/>
+        </w:rPr>
+        <w:t xml:space="preserve">→</w:t>
+      </w:r>
+      <w:r>
+        <w:t xml:space="preserve"> </w:t>
+      </w:r>
+      <w:r>
+        <w:rPr>
+          <w:bCs/>
+          <w:b/>
+        </w:rPr>
+        <w:t xml:space="preserve">Virtual Private Cloud</w:t>
+      </w:r>
+      <w:r>
+        <w:t xml:space="preserve"> </w:t>
+      </w:r>
+      <w:r>
+        <w:rPr>
+          <w:bCs/>
+          <w:b/>
+        </w:rPr>
+        <w:t xml:space="preserve">→</w:t>
+      </w:r>
+      <w:r>
+        <w:t xml:space="preserve"> </w:t>
+      </w:r>
+      <w:r>
+        <w:rPr>
+          <w:bCs/>
+          <w:b/>
+        </w:rPr>
+        <w:t xml:space="preserve">VPCs</w:t>
+      </w:r>
+      <w:r>
+        <w:t xml:space="preserve"> </w:t>
+      </w:r>
+      <w:r>
+        <w:t xml:space="preserve">3. Localizar a VPC (ex.:</w:t>
+      </w:r>
+      <w:r>
+        <w:t xml:space="preserve"> </w:t>
+      </w:r>
+      <w:r>
+        <w:rPr>
+          <w:rStyle w:val="VerbatimChar"/>
+        </w:rPr>
+        <w:t xml:space="preserve">vpc-poc</w:t>
+      </w:r>
+      <w:r>
+        <w:t xml:space="preserve">) e verificar se o bloco CIDR corresponde à arquitetura (ex.:</w:t>
+      </w:r>
+      <w:r>
+        <w:t xml:space="preserve"> </w:t>
+      </w:r>
+      <w:r>
+        <w:rPr>
+          <w:rStyle w:val="VerbatimChar"/>
+        </w:rPr>
+        <w:t xml:space="preserve">10.0.0.0/16</w:t>
+      </w:r>
+      <w:r>
+        <w:t xml:space="preserve">) 4. Clicar na sub-rede e verificar seu CIDR (ex.:</w:t>
+      </w:r>
+      <w:r>
+        <w:t xml:space="preserve"> </w:t>
+      </w:r>
+      <w:r>
+        <w:rPr>
+          <w:rStyle w:val="VerbatimChar"/>
+        </w:rPr>
+        <w:t xml:space="preserve">10.0.1.0/24</w:t>
+      </w:r>
+      <w:r>
+        <w:t xml:space="preserve">) 5. Navegar até</w:t>
+      </w:r>
+      <w:r>
+        <w:t xml:space="preserve"> </w:t>
+      </w:r>
+      <w:r>
+        <w:rPr>
+          <w:bCs/>
+          <w:b/>
+        </w:rPr>
+        <w:t xml:space="preserve">Security Groups</w:t>
+      </w:r>
+      <w:r>
+        <w:t xml:space="preserve"> </w:t>
+      </w:r>
+      <w:r>
+        <w:t xml:space="preserve">e verificar regras de entrada: TCP 22 da sub-rede bastion, TCP 443 do proxy corporativo 6. Verificar se as regras de saída permitem todo o tráfego (padrão)</w:t>
+      </w:r>
+    </w:p>
+    <w:p>
+      <w:pPr>
+        <w:pStyle w:val="DefinitionTerm"/>
+      </w:pPr>
+      <w:r>
+        <w:t xml:space="preserve">Resultado Esperado</w:t>
       </w:r>
     </w:p>
     <w:p>
       <w:pPr>
         <w:numPr>
           <w:ilvl w:val="0"/>
-          <w:numId w:val="1005"/>
+          <w:numId w:val="1008"/>
         </w:numPr>
         <w:pStyle w:val="Compact"/>
       </w:pPr>
       <w:r>
-        <w:t xml:space="preserve">Clicar na sub-rede e verificar seu CIDR (ex.: 10.0.1.0/24)</w:t>
-      </w:r>
-    </w:p>
-    <w:p>
-      <w:pPr>
-        <w:numPr>
-          <w:ilvl w:val="0"/>
-          <w:numId w:val="1005"/>
-        </w:numPr>
-        <w:pStyle w:val="Compact"/>
-      </w:pPr>
-      <w:r>
-        <w:t xml:space="preserve">Navegar até Security Groups e verificar regras de entrada: TCP 22 da sub-rede bastion, TCP 443 do proxy corporativo</w:t>
-      </w:r>
-    </w:p>
-    <w:p>
-      <w:pPr>
-        <w:numPr>
-          <w:ilvl w:val="0"/>
-          <w:numId w:val="1005"/>
-        </w:numPr>
-        <w:pStyle w:val="Compact"/>
-      </w:pPr>
-      <w:r>
-        <w:t xml:space="preserve">Verificar se as regras de saída permitem todo o tráfego (padrão)</w:t>
+        <w:t xml:space="preserve">CIDR da VPC é</w:t>
+      </w:r>
+      <w:r>
+        <w:t xml:space="preserve"> </w:t>
+      </w:r>
+      <w:r>
+        <w:rPr>
+          <w:rStyle w:val="VerbatimChar"/>
+        </w:rPr>
+        <w:t xml:space="preserve">10.0.0.0/16</w:t>
+      </w:r>
+      <w:r>
+        <w:t xml:space="preserve">. - CIDR da sub-rede é</w:t>
+      </w:r>
+      <w:r>
+        <w:t xml:space="preserve"> </w:t>
+      </w:r>
+      <w:r>
+        <w:rPr>
+          <w:rStyle w:val="VerbatimChar"/>
+        </w:rPr>
+        <w:t xml:space="preserve">10.0.1.0/24</w:t>
+      </w:r>
+      <w:r>
+        <w:t xml:space="preserve">. - Regras de entrada correspondem à arquitetura: TCP 22 e TCP 443 das origens especificadas. - Saída permite todo o tráfego.</w:t>
       </w:r>
     </w:p>
     <w:p>
@@ -2352,7 +2446,7 @@
         <w:pStyle w:val="DefinitionTerm"/>
       </w:pPr>
       <w:r>
-        <w:t xml:space="preserve">Resultado Esperado</w:t>
+        <w:t xml:space="preserve">Resultado do Teste</w:t>
       </w:r>
     </w:p>
     <w:p>
@@ -2360,52 +2454,10 @@
         <w:pStyle w:val="Definition"/>
       </w:pPr>
       <w:r>
-        <w:t xml:space="preserve">testlist</w:t>
-      </w:r>
-      <w:r>
-        <w:t xml:space="preserve"> </w:t>
-      </w:r>
-      <w:r>
-        <w:t xml:space="preserve">CIDR da VPC é 10.0.0.0/16.</w:t>
-      </w:r>
-      <w:r>
-        <w:t xml:space="preserve"> </w:t>
-      </w:r>
-      <w:r>
-        <w:t xml:space="preserve">CIDR da sub-rede é 10.0.1.0/24.</w:t>
-      </w:r>
-      <w:r>
-        <w:t xml:space="preserve"> </w:t>
-      </w:r>
-      <w:r>
-        <w:t xml:space="preserve">Regras de entrada correspondem à arquitetura: TCP 22 e TCP 443 das origens especificadas.</w:t>
-      </w:r>
-      <w:r>
-        <w:t xml:space="preserve"> </w:t>
-      </w:r>
-      <w:r>
-        <w:t xml:space="preserve">Saída permite todo o tráfego.</w:t>
-      </w:r>
-      <w:r>
-        <w:t xml:space="preserve"> </w:t>
-      </w:r>
-      <w:r>
-        <w:t xml:space="preserve">testlist</w:t>
-      </w:r>
-    </w:p>
-    <w:p>
-      <w:pPr>
-        <w:pStyle w:val="DefinitionTerm"/>
-      </w:pPr>
-      <w:r>
-        <w:t xml:space="preserve">Resultado do Teste</w:t>
-      </w:r>
-    </w:p>
-    <w:p>
-      <w:pPr>
-        <w:pStyle w:val="Definition"/>
-      </w:pPr>
-      <w:r>
+        <w:rPr>
+          <w:bCs/>
+          <w:b/>
+        </w:rPr>
         <w:t xml:space="preserve">Pass</w:t>
       </w:r>
     </w:p>
@@ -2486,19 +2538,20 @@
         <w:pStyle w:val="Definition"/>
       </w:pPr>
       <w:r>
-        <w:t xml:space="preserve">Confirmar que a instância do DataArts Studio (Dayu) está</w:t>
-      </w:r>
-      <w:r>
-        <w:t xml:space="preserve"> </w:t>
-      </w:r>
-      <w:r>
-        <w:t xml:space="preserve">provisionada, o workspace está acessível e os usuários IAM designados</w:t>
-      </w:r>
-      <w:r>
-        <w:t xml:space="preserve"> </w:t>
-      </w:r>
-      <w:r>
-        <w:t xml:space="preserve">conseguem acessar com a função Dayu_User.</w:t>
+        <w:t xml:space="preserve">Confirmar que a instância do DataArts Studio (Dayu) está provisionada, o workspace está acessível e os usuários IAM designados conseguem acessar com a função</w:t>
+      </w:r>
+      <w:r>
+        <w:t xml:space="preserve"> </w:t>
+      </w:r>
+      <w:r>
+        <w:rPr>
+          <w:bCs/>
+          <w:b/>
+        </w:rPr>
+        <w:t xml:space="preserve">Dayu_User</w:t>
+      </w:r>
+      <w:r>
+        <w:t xml:space="preserve">.</w:t>
       </w:r>
     </w:p>
     <w:p>
@@ -2507,100 +2560,493 @@
       </w:pPr>
       <w:r>
         <w:t xml:space="preserve">Pré-requisitos</w:t>
-      </w:r>
-    </w:p>
-    <w:p>
-      <w:pPr>
-        <w:pStyle w:val="Definition"/>
-      </w:pPr>
-      <w:r>
-        <w:t xml:space="preserve">testlist</w:t>
-      </w:r>
-      <w:r>
-        <w:t xml:space="preserve"> </w:t>
-      </w:r>
-      <w:r>
-        <w:t xml:space="preserve">Instância do DataArts Studio provisionada e com status Executando.</w:t>
-      </w:r>
-      <w:r>
-        <w:t xml:space="preserve"> </w:t>
-      </w:r>
-      <w:r>
-        <w:t xml:space="preserve">Usuário IAM de teste possui a função Dayu_User atribuída.</w:t>
-      </w:r>
-      <w:r>
-        <w:t xml:space="preserve"> </w:t>
-      </w:r>
-      <w:r>
-        <w:t xml:space="preserve">testlist</w:t>
-      </w:r>
-    </w:p>
-    <w:p>
-      <w:pPr>
-        <w:pStyle w:val="DefinitionTerm"/>
-      </w:pPr>
-      <w:r>
-        <w:t xml:space="preserve">Procedimento</w:t>
       </w:r>
     </w:p>
     <w:p>
       <w:pPr>
         <w:numPr>
           <w:ilvl w:val="0"/>
-          <w:numId w:val="1006"/>
+          <w:numId w:val="1009"/>
         </w:numPr>
         <w:pStyle w:val="Compact"/>
       </w:pPr>
       <w:r>
-        <w:t xml:space="preserve">Acessar o Console com o usuário IAM de teste</w:t>
+        <w:t xml:space="preserve">Instância do DataArts Studio provisionada e com status</w:t>
+      </w:r>
+      <w:r>
+        <w:t xml:space="preserve"> </w:t>
+      </w:r>
+      <w:r>
+        <w:rPr>
+          <w:bCs/>
+          <w:b/>
+        </w:rPr>
+        <w:t xml:space="preserve">Executando</w:t>
+      </w:r>
+      <w:r>
+        <w:t xml:space="preserve">. - Usuário IAM de teste possui a função</w:t>
+      </w:r>
+      <w:r>
+        <w:t xml:space="preserve"> </w:t>
+      </w:r>
+      <w:r>
+        <w:rPr>
+          <w:bCs/>
+          <w:b/>
+        </w:rPr>
+        <w:t xml:space="preserve">Dayu_User</w:t>
+      </w:r>
+      <w:r>
+        <w:t xml:space="preserve"> </w:t>
+      </w:r>
+      <w:r>
+        <w:t xml:space="preserve">atribuída.</w:t>
+      </w:r>
+    </w:p>
+    <w:p>
+      <w:pPr>
+        <w:pStyle w:val="DefinitionTerm"/>
+      </w:pPr>
+      <w:r>
+        <w:t xml:space="preserve">Procedimento</w:t>
+      </w:r>
+    </w:p>
+    <w:p>
+      <w:pPr>
+        <w:pStyle w:val="Definition"/>
+      </w:pPr>
+      <w:r>
+        <w:t xml:space="preserve">1. Acessar o Console com o usuário IAM de teste 2. Navegar em</w:t>
+      </w:r>
+      <w:r>
+        <w:t xml:space="preserve"> </w:t>
+      </w:r>
+      <w:r>
+        <w:rPr>
+          <w:bCs/>
+          <w:b/>
+        </w:rPr>
+        <w:t xml:space="preserve">Console</w:t>
+      </w:r>
+      <w:r>
+        <w:t xml:space="preserve"> </w:t>
+      </w:r>
+      <w:r>
+        <w:rPr>
+          <w:bCs/>
+          <w:b/>
+        </w:rPr>
+        <w:t xml:space="preserve">→</w:t>
+      </w:r>
+      <w:r>
+        <w:t xml:space="preserve"> </w:t>
+      </w:r>
+      <w:r>
+        <w:rPr>
+          <w:bCs/>
+          <w:b/>
+        </w:rPr>
+        <w:t xml:space="preserve">DataArts Studio</w:t>
+      </w:r>
+      <w:r>
+        <w:t xml:space="preserve"> </w:t>
+      </w:r>
+      <w:r>
+        <w:rPr>
+          <w:bCs/>
+          <w:b/>
+        </w:rPr>
+        <w:t xml:space="preserve">→</w:t>
+      </w:r>
+      <w:r>
+        <w:t xml:space="preserve"> </w:t>
+      </w:r>
+      <w:r>
+        <w:rPr>
+          <w:bCs/>
+          <w:b/>
+        </w:rPr>
+        <w:t xml:space="preserve">Workspaces</w:t>
+      </w:r>
+      <w:r>
+        <w:t xml:space="preserve"> </w:t>
+      </w:r>
+      <w:r>
+        <w:t xml:space="preserve">3. Localizar o workspace (ex.:</w:t>
+      </w:r>
+      <w:r>
+        <w:t xml:space="preserve"> </w:t>
+      </w:r>
+      <w:r>
+        <w:rPr>
+          <w:rStyle w:val="VerbatimChar"/>
+        </w:rPr>
+        <w:t xml:space="preserve">poc-workspace</w:t>
+      </w:r>
+      <w:r>
+        <w:t xml:space="preserve">) 4. Clicar em</w:t>
+      </w:r>
+      <w:r>
+        <w:t xml:space="preserve"> </w:t>
+      </w:r>
+      <w:r>
+        <w:rPr>
+          <w:bCs/>
+          <w:b/>
+        </w:rPr>
+        <w:t xml:space="preserve">Acessar Workspace</w:t>
+      </w:r>
+      <w:r>
+        <w:t xml:space="preserve"> </w:t>
+      </w:r>
+      <w:r>
+        <w:t xml:space="preserve">para abrir o console do DataArts Studio 5. Verificar se o painel de navegação à esquerda carrega com os módulos esperados:</w:t>
+      </w:r>
+      <w:r>
+        <w:t xml:space="preserve"> </w:t>
+      </w:r>
+      <w:r>
+        <w:rPr>
+          <w:bCs/>
+          <w:b/>
+        </w:rPr>
+        <w:t xml:space="preserve">Integração de Dados</w:t>
+      </w:r>
+      <w:r>
+        <w:t xml:space="preserve">,</w:t>
+      </w:r>
+      <w:r>
+        <w:t xml:space="preserve"> </w:t>
+      </w:r>
+      <w:r>
+        <w:rPr>
+          <w:bCs/>
+          <w:b/>
+        </w:rPr>
+        <w:t xml:space="preserve">Desenvolvimento de Dados</w:t>
+      </w:r>
+      <w:r>
+        <w:t xml:space="preserve">,</w:t>
+      </w:r>
+      <w:r>
+        <w:t xml:space="preserve"> </w:t>
+      </w:r>
+      <w:r>
+        <w:rPr>
+          <w:bCs/>
+          <w:b/>
+        </w:rPr>
+        <w:t xml:space="preserve">Arquitetura de Dados</w:t>
+      </w:r>
+    </w:p>
+    <w:p>
+      <w:pPr>
+        <w:pStyle w:val="DefinitionTerm"/>
+      </w:pPr>
+      <w:r>
+        <w:t xml:space="preserve">Resultado Esperado</w:t>
       </w:r>
     </w:p>
     <w:p>
       <w:pPr>
         <w:numPr>
           <w:ilvl w:val="0"/>
-          <w:numId w:val="1006"/>
+          <w:numId w:val="1010"/>
         </w:numPr>
         <w:pStyle w:val="Compact"/>
       </w:pPr>
       <w:r>
-        <w:t xml:space="preserve">Navegar em Console, DataArts Studio, Workspaces</w:t>
+        <w:t xml:space="preserve">O workspace está listado e acessível. - O console do DataArts Studio abre sem erros. - Todos os três módulos (Integração de Dados, Desenvolvimento de Dados, Arquitetura de Dados) estão visíveis na navegação.</w:t>
+      </w:r>
+    </w:p>
+    <w:p>
+      <w:pPr>
+        <w:pStyle w:val="DefinitionTerm"/>
+      </w:pPr>
+      <w:r>
+        <w:t xml:space="preserve">Resultado do Teste</w:t>
+      </w:r>
+    </w:p>
+    <w:p>
+      <w:pPr>
+        <w:pStyle w:val="Definition"/>
+      </w:pPr>
+      <w:r>
+        <w:rPr>
+          <w:bCs/>
+          <w:b/>
+        </w:rPr>
+        <w:t xml:space="preserve">Pass</w:t>
+      </w:r>
+    </w:p>
+    <w:p>
+      <w:pPr>
+        <w:pStyle w:val="DefinitionTerm"/>
+      </w:pPr>
+      <w:r>
+        <w:t xml:space="preserve">Observações</w:t>
+      </w:r>
+    </w:p>
+    <w:p>
+      <w:pPr>
+        <w:pStyle w:val="Definition"/>
+      </w:pPr>
+      <w:r>
+        <w:t xml:space="preserve">Se o workspace falhar ao carregar, verificar o status da instância Dayu e a atribuição da função IAM.</w:t>
+      </w:r>
+    </w:p>
+    <w:p>
+      <w:pPr>
+        <w:pStyle w:val="Heading2"/>
+      </w:pPr>
+      <w:r>
+        <w:rPr>
+          <w:rStyle w:val="SectionNumber"/>
+        </w:rPr>
+        <w:t xml:space="preserve">0.5</w:t>
+      </w:r>
+      <w:r>
+        <w:tab/>
+      </w:r>
+      <w:r>
+        <w:t xml:space="preserve">TC-005: Verificar execução do pipeline de ingestão de dados</w:t>
+      </w:r>
+    </w:p>
+    <w:p>
+      <w:pPr>
+        <w:pStyle w:val="DefinitionTerm"/>
+      </w:pPr>
+      <w:r>
+        <w:t xml:space="preserve">Objetivo</w:t>
+      </w:r>
+    </w:p>
+    <w:p>
+      <w:pPr>
+        <w:pStyle w:val="Definition"/>
+      </w:pPr>
+      <w:r>
+        <w:t xml:space="preserve">Confirmar que um pipeline em lote do DataArts Studio consegue ingerir dados CSV do OBS, aplicar uma transformação básica e gravar o resultado no caminho OBS de destino.</w:t>
+      </w:r>
+    </w:p>
+    <w:p>
+      <w:pPr>
+        <w:pStyle w:val="DefinitionTerm"/>
+      </w:pPr>
+      <w:r>
+        <w:t xml:space="preserve">Pré-requisitos</w:t>
       </w:r>
     </w:p>
     <w:p>
       <w:pPr>
         <w:numPr>
           <w:ilvl w:val="0"/>
-          <w:numId w:val="1006"/>
+          <w:numId w:val="1011"/>
         </w:numPr>
         <w:pStyle w:val="Compact"/>
       </w:pPr>
       <w:r>
-        <w:t xml:space="preserve">Localizar o workspace (ex.: poc-workspace)</w:t>
+        <w:t xml:space="preserve">TC-004 concluído (workspace do DataArts Studio acessível). - Arquivo CSV de origem (</w:t>
+      </w:r>
+      <w:r>
+        <w:rPr>
+          <w:rStyle w:val="VerbatimChar"/>
+        </w:rPr>
+        <w:t xml:space="preserve">customers.csv</w:t>
+      </w:r>
+      <w:r>
+        <w:t xml:space="preserve">) existe no bucket OBS raw. - Caminho OBS de destino (</w:t>
+      </w:r>
+      <w:r>
+        <w:rPr>
+          <w:rStyle w:val="VerbatimChar"/>
+        </w:rPr>
+        <w:t xml:space="preserve">poc-datalake-curated/customers/</w:t>
+      </w:r>
+      <w:r>
+        <w:t xml:space="preserve">) está configurado. - Pipeline</w:t>
+      </w:r>
+      <w:r>
+        <w:t xml:space="preserve"> </w:t>
+      </w:r>
+      <w:r>
+        <w:rPr>
+          <w:rStyle w:val="VerbatimChar"/>
+        </w:rPr>
+        <w:t xml:space="preserve">pl-ingest-customers</w:t>
+      </w:r>
+      <w:r>
+        <w:t xml:space="preserve"> </w:t>
+      </w:r>
+      <w:r>
+        <w:t xml:space="preserve">está publicado no DataArts Studio.</w:t>
+      </w:r>
+    </w:p>
+    <w:p>
+      <w:pPr>
+        <w:pStyle w:val="DefinitionTerm"/>
+      </w:pPr>
+      <w:r>
+        <w:t xml:space="preserve">Procedimento</w:t>
+      </w:r>
+    </w:p>
+    <w:p>
+      <w:pPr>
+        <w:pStyle w:val="Definition"/>
+      </w:pPr>
+      <w:r>
+        <w:t xml:space="preserve">1. Navegar até Desenvolvimento de Dados no DataArts Studio 2. Localizar pipeline</w:t>
+      </w:r>
+      <w:r>
+        <w:t xml:space="preserve"> </w:t>
+      </w:r>
+      <w:r>
+        <w:rPr>
+          <w:rStyle w:val="VerbatimChar"/>
+        </w:rPr>
+        <w:t xml:space="preserve">pl-ingest-customers</w:t>
+      </w:r>
+      <w:r>
+        <w:t xml:space="preserve"> </w:t>
+      </w:r>
+      <w:r>
+        <w:t xml:space="preserve">3. Clicar em Executar para iniciar o pipeline 4. Aguardar status do pipeline (timeout: 10 min) 5. Verificar arquivo de saída no OBS 6. Baixar e verificar contagem de linhas</w:t>
+      </w:r>
+    </w:p>
+    <w:p>
+      <w:pPr>
+        <w:pStyle w:val="DefinitionTerm"/>
+      </w:pPr>
+      <w:r>
+        <w:t xml:space="preserve">Resultado Esperado</w:t>
       </w:r>
     </w:p>
     <w:p>
       <w:pPr>
         <w:numPr>
           <w:ilvl w:val="0"/>
-          <w:numId w:val="1006"/>
+          <w:numId w:val="1012"/>
         </w:numPr>
         <w:pStyle w:val="Compact"/>
       </w:pPr>
       <w:r>
-        <w:t xml:space="preserve">Clicar em Acessar Workspace para abrir o console do DataArts Studio</w:t>
+        <w:t xml:space="preserve">A execução do pipeline conclui com status</w:t>
+      </w:r>
+      <w:r>
+        <w:t xml:space="preserve"> </w:t>
+      </w:r>
+      <w:r>
+        <w:rPr>
+          <w:bCs/>
+          <w:b/>
+        </w:rPr>
+        <w:t xml:space="preserve">Sucesso</w:t>
+      </w:r>
+      <w:r>
+        <w:t xml:space="preserve">. - O arquivo de saída é criado no caminho OBS de destino. - A contagem de linhas do arquivo de saída corresponde ao arquivo de origem.</w:t>
+      </w:r>
+    </w:p>
+    <w:p>
+      <w:pPr>
+        <w:pStyle w:val="DefinitionTerm"/>
+      </w:pPr>
+      <w:r>
+        <w:t xml:space="preserve">Resultado do Teste</w:t>
+      </w:r>
+    </w:p>
+    <w:p>
+      <w:pPr>
+        <w:pStyle w:val="Definition"/>
+      </w:pPr>
+      <w:r>
+        <w:rPr>
+          <w:bCs/>
+          <w:b/>
+        </w:rPr>
+        <w:t xml:space="preserve">Pass</w:t>
+      </w:r>
+    </w:p>
+    <w:p>
+      <w:pPr>
+        <w:pStyle w:val="DefinitionTerm"/>
+      </w:pPr>
+      <w:r>
+        <w:t xml:space="preserve">Observações</w:t>
+      </w:r>
+    </w:p>
+    <w:p>
+      <w:pPr>
+        <w:pStyle w:val="Definition"/>
+      </w:pPr>
+      <w:r>
+        <w:t xml:space="preserve">O tempo de execução do pipeline varia conforme o volume de dados. Para a POC, o arquivo de origem contém aproximadamente 10.000 linhas.</w:t>
+      </w:r>
+    </w:p>
+    <w:p>
+      <w:pPr>
+        <w:pStyle w:val="Heading2"/>
+      </w:pPr>
+      <w:r>
+        <w:rPr>
+          <w:rStyle w:val="SectionNumber"/>
+        </w:rPr>
+        <w:t xml:space="preserve">0.6</w:t>
+      </w:r>
+      <w:r>
+        <w:tab/>
+      </w:r>
+      <w:r>
+        <w:t xml:space="preserve">TC-006: Verificar consulta Spark SQL no cluster MRS</w:t>
+      </w:r>
+    </w:p>
+    <w:p>
+      <w:pPr>
+        <w:pStyle w:val="DefinitionTerm"/>
+      </w:pPr>
+      <w:r>
+        <w:t xml:space="preserve">Objetivo</w:t>
+      </w:r>
+    </w:p>
+    <w:p>
+      <w:pPr>
+        <w:pStyle w:val="Definition"/>
+      </w:pPr>
+      <w:r>
+        <w:t xml:space="preserve">Confirmar que uma consulta Spark SQL pode ser executada no cluster MRS para ler dados de uma tabela Hive e retornar resultados corretos, validando a integração entre o MRS e o data lake.</w:t>
+      </w:r>
+    </w:p>
+    <w:p>
+      <w:pPr>
+        <w:pStyle w:val="DefinitionTerm"/>
+      </w:pPr>
+      <w:r>
+        <w:t xml:space="preserve">Pré-requisitos</w:t>
       </w:r>
     </w:p>
     <w:p>
       <w:pPr>
         <w:numPr>
           <w:ilvl w:val="0"/>
-          <w:numId w:val="1006"/>
+          <w:numId w:val="1013"/>
         </w:numPr>
         <w:pStyle w:val="Compact"/>
       </w:pPr>
       <w:r>
-        <w:t xml:space="preserve">Verificar se o painel de navegação à esquerda carrega com os módulos esperados: Integração de Dados, Desenvolvimento de Dados, Arquitetura de Dados</w:t>
+        <w:t xml:space="preserve">TC-001 concluído (cluster MRS saudável). - Tabela Hive</w:t>
+      </w:r>
+      <w:r>
+        <w:t xml:space="preserve"> </w:t>
+      </w:r>
+      <w:r>
+        <w:rPr>
+          <w:rStyle w:val="VerbatimChar"/>
+        </w:rPr>
+        <w:t xml:space="preserve">poc_db.customers</w:t>
+      </w:r>
+      <w:r>
+        <w:t xml:space="preserve"> </w:t>
+      </w:r>
+      <w:r>
+        <w:t xml:space="preserve">existe e contém dados carregados pelo pipeline de ingestão. - Acesso SSH ao nó master do MRS configurado.</w:t>
       </w:r>
     </w:p>
     <w:p>
@@ -2608,242 +3054,101 @@
         <w:pStyle w:val="DefinitionTerm"/>
       </w:pPr>
       <w:r>
+        <w:t xml:space="preserve">Procedimento</w:t>
+      </w:r>
+    </w:p>
+    <w:p>
+      <w:pPr>
+        <w:pStyle w:val="Definition"/>
+      </w:pPr>
+      <w:r>
+        <w:t xml:space="preserve">1. Acessar o nó master do MRS via SSH 2. Executar a CLI do Spark SQL:</w:t>
+      </w:r>
+      <w:r>
+        <w:t xml:space="preserve"> </w:t>
+      </w:r>
+      <w:r>
+        <w:rPr>
+          <w:rStyle w:val="VerbatimChar"/>
+        </w:rPr>
+        <w:t xml:space="preserve">spark-sql –master yarn --conf spark.sql.hive.convertMetastoreOrc=true -e "SELECT COUNT(*) FROM poc_db.customers;"</w:t>
+      </w:r>
+      <w:r>
+        <w:t xml:space="preserve"> </w:t>
+      </w:r>
+      <w:r>
+        <w:t xml:space="preserve">3. Verificar se a contagem retornada corresponde ao esperado (10.000) 4. Executar uma consulta de amostra para verificar a integridade dos dados:</w:t>
+      </w:r>
+      <w:r>
+        <w:t xml:space="preserve"> </w:t>
+      </w:r>
+      <w:r>
+        <w:rPr>
+          <w:rStyle w:val="VerbatimChar"/>
+        </w:rPr>
+        <w:t xml:space="preserve">spark-sql –master yarn -e "SELECT customer_id, name FROM poc_db.customers LIMIT 5;"</w:t>
+      </w:r>
+      <w:r>
+        <w:t xml:space="preserve"> </w:t>
+      </w:r>
+      <w:r>
+        <w:t xml:space="preserve">5. Confirmar que a consulta retorna 5 linhas com valores não nulos</w:t>
+      </w:r>
+    </w:p>
+    <w:p>
+      <w:pPr>
+        <w:pStyle w:val="DefinitionTerm"/>
+      </w:pPr>
+      <w:r>
         <w:t xml:space="preserve">Resultado Esperado</w:t>
-      </w:r>
-    </w:p>
-    <w:p>
-      <w:pPr>
-        <w:pStyle w:val="Definition"/>
-      </w:pPr>
-      <w:r>
-        <w:t xml:space="preserve">testlist</w:t>
-      </w:r>
-      <w:r>
-        <w:t xml:space="preserve"> </w:t>
-      </w:r>
-      <w:r>
-        <w:t xml:space="preserve">O workspace está listado e acessível.</w:t>
-      </w:r>
-      <w:r>
-        <w:t xml:space="preserve"> </w:t>
-      </w:r>
-      <w:r>
-        <w:t xml:space="preserve">O console do DataArts Studio abre sem erros.</w:t>
-      </w:r>
-      <w:r>
-        <w:t xml:space="preserve"> </w:t>
-      </w:r>
-      <w:r>
-        <w:t xml:space="preserve">Todos os três módulos (Integração de Dados, Desenvolvimento de Dados, Arquitetura de Dados) estão visíveis na navegação.</w:t>
-      </w:r>
-      <w:r>
-        <w:t xml:space="preserve"> </w:t>
-      </w:r>
-      <w:r>
-        <w:t xml:space="preserve">testlist</w:t>
-      </w:r>
-    </w:p>
-    <w:p>
-      <w:pPr>
-        <w:pStyle w:val="DefinitionTerm"/>
-      </w:pPr>
-      <w:r>
-        <w:t xml:space="preserve">Resultado do Teste</w:t>
-      </w:r>
-    </w:p>
-    <w:p>
-      <w:pPr>
-        <w:pStyle w:val="Definition"/>
-      </w:pPr>
-      <w:r>
-        <w:t xml:space="preserve">Pass</w:t>
-      </w:r>
-    </w:p>
-    <w:p>
-      <w:pPr>
-        <w:pStyle w:val="DefinitionTerm"/>
-      </w:pPr>
-      <w:r>
-        <w:t xml:space="preserve">Observações</w:t>
-      </w:r>
-    </w:p>
-    <w:p>
-      <w:pPr>
-        <w:pStyle w:val="Definition"/>
-      </w:pPr>
-      <w:r>
-        <w:t xml:space="preserve">Se o workspace falhar ao carregar, verificar o status da instância Dayu e a atribuição da função IAM.</w:t>
-      </w:r>
-    </w:p>
-    <w:p>
-      <w:pPr>
-        <w:pStyle w:val="Heading2"/>
-      </w:pPr>
-      <w:r>
-        <w:rPr>
-          <w:rStyle w:val="SectionNumber"/>
-        </w:rPr>
-        <w:t xml:space="preserve">0.5</w:t>
-      </w:r>
-      <w:r>
-        <w:tab/>
-      </w:r>
-      <w:r>
-        <w:t xml:space="preserve">TC-005: Verificar execução do pipeline de ingestão de dados</w:t>
-      </w:r>
-    </w:p>
-    <w:p>
-      <w:pPr>
-        <w:pStyle w:val="DefinitionTerm"/>
-      </w:pPr>
-      <w:r>
-        <w:t xml:space="preserve">Objetivo</w:t>
-      </w:r>
-    </w:p>
-    <w:p>
-      <w:pPr>
-        <w:pStyle w:val="Definition"/>
-      </w:pPr>
-      <w:r>
-        <w:t xml:space="preserve">Confirmar que um pipeline em lote do DataArts Studio consegue</w:t>
-      </w:r>
-      <w:r>
-        <w:t xml:space="preserve"> </w:t>
-      </w:r>
-      <w:r>
-        <w:t xml:space="preserve">ingerir dados CSV do OBS, aplicar uma transformação básica</w:t>
-      </w:r>
-      <w:r>
-        <w:t xml:space="preserve"> </w:t>
-      </w:r>
-      <w:r>
-        <w:t xml:space="preserve">e gravar o resultado no caminho OBS de destino.</w:t>
-      </w:r>
-    </w:p>
-    <w:p>
-      <w:pPr>
-        <w:pStyle w:val="DefinitionTerm"/>
-      </w:pPr>
-      <w:r>
-        <w:t xml:space="preserve">Pré-requisitos</w:t>
-      </w:r>
-    </w:p>
-    <w:p>
-      <w:pPr>
-        <w:pStyle w:val="Definition"/>
-      </w:pPr>
-      <w:r>
-        <w:t xml:space="preserve">testlist</w:t>
-      </w:r>
-      <w:r>
-        <w:t xml:space="preserve"> </w:t>
-      </w:r>
-      <w:r>
-        <w:t xml:space="preserve">TC-004 concluído (workspace do DataArts Studio acessível).</w:t>
-      </w:r>
-      <w:r>
-        <w:t xml:space="preserve"> </w:t>
-      </w:r>
-      <w:r>
-        <w:t xml:space="preserve">Arquivo CSV de origem (customers.csv) existe no bucket OBS raw.</w:t>
-      </w:r>
-      <w:r>
-        <w:t xml:space="preserve"> </w:t>
-      </w:r>
-      <w:r>
-        <w:t xml:space="preserve">Caminho OBS de destino (poc-datalake-curated/customers/) está configurado.</w:t>
-      </w:r>
-      <w:r>
-        <w:t xml:space="preserve"> </w:t>
-      </w:r>
-      <w:r>
-        <w:t xml:space="preserve">Pipeline pl-ingest-customers está publicado no DataArts Studio.</w:t>
-      </w:r>
-      <w:r>
-        <w:t xml:space="preserve"> </w:t>
-      </w:r>
-      <w:r>
-        <w:t xml:space="preserve">testlist</w:t>
-      </w:r>
-    </w:p>
-    <w:p>
-      <w:pPr>
-        <w:pStyle w:val="DefinitionTerm"/>
-      </w:pPr>
-      <w:r>
-        <w:t xml:space="preserve">Procedimento</w:t>
       </w:r>
     </w:p>
     <w:p>
       <w:pPr>
         <w:numPr>
           <w:ilvl w:val="0"/>
-          <w:numId w:val="1007"/>
+          <w:numId w:val="1014"/>
         </w:numPr>
         <w:pStyle w:val="Compact"/>
       </w:pPr>
       <w:r>
-        <w:t xml:space="preserve">Navegar até Desenvolvimento de Dados no DataArts Studio</w:t>
-      </w:r>
-    </w:p>
-    <w:p>
-      <w:pPr>
-        <w:numPr>
-          <w:ilvl w:val="0"/>
-          <w:numId w:val="1007"/>
-        </w:numPr>
-        <w:pStyle w:val="Compact"/>
-      </w:pPr>
-      <w:r>
-        <w:t xml:space="preserve">Localizar pipeline pl-ingest-customers</w:t>
-      </w:r>
-    </w:p>
-    <w:p>
-      <w:pPr>
-        <w:numPr>
-          <w:ilvl w:val="0"/>
-          <w:numId w:val="1007"/>
-        </w:numPr>
-        <w:pStyle w:val="Compact"/>
-      </w:pPr>
-      <w:r>
-        <w:t xml:space="preserve">Clicar em Executar para iniciar o pipeline</w:t>
-      </w:r>
-    </w:p>
-    <w:p>
-      <w:pPr>
-        <w:numPr>
-          <w:ilvl w:val="0"/>
-          <w:numId w:val="1007"/>
-        </w:numPr>
-        <w:pStyle w:val="Compact"/>
-      </w:pPr>
-      <w:r>
-        <w:t xml:space="preserve">Aguardar status do pipeline (timeout: 10 min)</w:t>
-      </w:r>
-    </w:p>
-    <w:p>
-      <w:pPr>
-        <w:numPr>
-          <w:ilvl w:val="0"/>
-          <w:numId w:val="1007"/>
-        </w:numPr>
-        <w:pStyle w:val="Compact"/>
-      </w:pPr>
-      <w:r>
-        <w:t xml:space="preserve">Verificar arquivo de saída no OBS</w:t>
-      </w:r>
-    </w:p>
-    <w:p>
-      <w:pPr>
-        <w:numPr>
-          <w:ilvl w:val="0"/>
-          <w:numId w:val="1007"/>
-        </w:numPr>
-        <w:pStyle w:val="Compact"/>
-      </w:pPr>
-      <w:r>
-        <w:t xml:space="preserve">Baixar e verificar contagem de linhas</w:t>
+        <w:rPr>
+          <w:rStyle w:val="VerbatimChar"/>
+        </w:rPr>
+        <w:t xml:space="preserve">COUNT(*)</w:t>
+      </w:r>
+      <w:r>
+        <w:t xml:space="preserve"> </w:t>
+      </w:r>
+      <w:r>
+        <w:t xml:space="preserve">retorna 10.000. - A consulta de amostra retorna 5 linhas com valores válidos de</w:t>
+      </w:r>
+      <w:r>
+        <w:t xml:space="preserve"> </w:t>
+      </w:r>
+      <w:r>
+        <w:rPr>
+          <w:rStyle w:val="VerbatimChar"/>
+        </w:rPr>
+        <w:t xml:space="preserve">customer_id</w:t>
+      </w:r>
+      <w:r>
+        <w:t xml:space="preserve"> </w:t>
+      </w:r>
+      <w:r>
+        <w:t xml:space="preserve">e</w:t>
+      </w:r>
+      <w:r>
+        <w:t xml:space="preserve"> </w:t>
+      </w:r>
+      <w:r>
+        <w:rPr>
+          <w:rStyle w:val="VerbatimChar"/>
+        </w:rPr>
+        <w:t xml:space="preserve">name</w:t>
+      </w:r>
+      <w:r>
+        <w:t xml:space="preserve">.</w:t>
       </w:r>
     </w:p>
     <w:p>
@@ -2851,7 +3156,7 @@
         <w:pStyle w:val="DefinitionTerm"/>
       </w:pPr>
       <w:r>
-        <w:t xml:space="preserve">Resultado Esperado</w:t>
+        <w:t xml:space="preserve">Resultado do Teste</w:t>
       </w:r>
     </w:p>
     <w:p>
@@ -2859,277 +3164,10 @@
         <w:pStyle w:val="Definition"/>
       </w:pPr>
       <w:r>
-        <w:t xml:space="preserve">testlist</w:t>
-      </w:r>
-      <w:r>
-        <w:t xml:space="preserve"> </w:t>
-      </w:r>
-      <w:r>
-        <w:t xml:space="preserve">A execução do pipeline conclui com status Sucesso.</w:t>
-      </w:r>
-      <w:r>
-        <w:t xml:space="preserve"> </w:t>
-      </w:r>
-      <w:r>
-        <w:t xml:space="preserve">O arquivo de saída é criado no caminho OBS de destino.</w:t>
-      </w:r>
-      <w:r>
-        <w:t xml:space="preserve"> </w:t>
-      </w:r>
-      <w:r>
-        <w:t xml:space="preserve">A contagem de linhas do arquivo de saída corresponde ao arquivo de origem.</w:t>
-      </w:r>
-      <w:r>
-        <w:t xml:space="preserve"> </w:t>
-      </w:r>
-      <w:r>
-        <w:t xml:space="preserve">testlist</w:t>
-      </w:r>
-    </w:p>
-    <w:p>
-      <w:pPr>
-        <w:pStyle w:val="DefinitionTerm"/>
-      </w:pPr>
-      <w:r>
-        <w:t xml:space="preserve">Resultado do Teste</w:t>
-      </w:r>
-    </w:p>
-    <w:p>
-      <w:pPr>
-        <w:pStyle w:val="Definition"/>
-      </w:pPr>
-      <w:r>
-        <w:t xml:space="preserve">Pass</w:t>
-      </w:r>
-    </w:p>
-    <w:p>
-      <w:pPr>
-        <w:pStyle w:val="DefinitionTerm"/>
-      </w:pPr>
-      <w:r>
-        <w:t xml:space="preserve">Observações</w:t>
-      </w:r>
-    </w:p>
-    <w:p>
-      <w:pPr>
-        <w:pStyle w:val="Definition"/>
-      </w:pPr>
-      <w:r>
-        <w:t xml:space="preserve">O tempo de execução do pipeline varia conforme o volume de dados. Para a POC, o arquivo de origem contém aproximadamente 10.000 linhas.</w:t>
-      </w:r>
-    </w:p>
-    <w:p>
-      <w:pPr>
-        <w:pStyle w:val="Heading2"/>
-      </w:pPr>
-      <w:r>
-        <w:rPr>
-          <w:rStyle w:val="SectionNumber"/>
-        </w:rPr>
-        <w:t xml:space="preserve">0.6</w:t>
-      </w:r>
-      <w:r>
-        <w:tab/>
-      </w:r>
-      <w:r>
-        <w:t xml:space="preserve">TC-006: Verificar consulta Spark SQL no cluster MRS</w:t>
-      </w:r>
-    </w:p>
-    <w:p>
-      <w:pPr>
-        <w:pStyle w:val="DefinitionTerm"/>
-      </w:pPr>
-      <w:r>
-        <w:t xml:space="preserve">Objetivo</w:t>
-      </w:r>
-    </w:p>
-    <w:p>
-      <w:pPr>
-        <w:pStyle w:val="Definition"/>
-      </w:pPr>
-      <w:r>
-        <w:t xml:space="preserve">Confirmar que uma consulta Spark SQL pode ser executada no</w:t>
-      </w:r>
-      <w:r>
-        <w:t xml:space="preserve"> </w:t>
-      </w:r>
-      <w:r>
-        <w:t xml:space="preserve">cluster MRS para ler dados de uma tabela Hive e retornar resultados</w:t>
-      </w:r>
-      <w:r>
-        <w:t xml:space="preserve"> </w:t>
-      </w:r>
-      <w:r>
-        <w:t xml:space="preserve">corretos, validando a integração entre o MRS e o data lake.</w:t>
-      </w:r>
-    </w:p>
-    <w:p>
-      <w:pPr>
-        <w:pStyle w:val="DefinitionTerm"/>
-      </w:pPr>
-      <w:r>
-        <w:t xml:space="preserve">Pré-requisitos</w:t>
-      </w:r>
-    </w:p>
-    <w:p>
-      <w:pPr>
-        <w:pStyle w:val="Definition"/>
-      </w:pPr>
-      <w:r>
-        <w:t xml:space="preserve">testlist</w:t>
-      </w:r>
-      <w:r>
-        <w:t xml:space="preserve"> </w:t>
-      </w:r>
-      <w:r>
-        <w:t xml:space="preserve">TC-001 concluído (cluster MRS saudável).</w:t>
-      </w:r>
-      <w:r>
-        <w:t xml:space="preserve"> </w:t>
-      </w:r>
-      <w:r>
-        <w:t xml:space="preserve">Tabela Hive poc_db.customers existe e contém dados carregados pelo pipeline de ingestão.</w:t>
-      </w:r>
-      <w:r>
-        <w:t xml:space="preserve"> </w:t>
-      </w:r>
-      <w:r>
-        <w:t xml:space="preserve">Acesso SSH ao nó master do MRS configurado.</w:t>
-      </w:r>
-      <w:r>
-        <w:t xml:space="preserve"> </w:t>
-      </w:r>
-      <w:r>
-        <w:t xml:space="preserve">testlist</w:t>
-      </w:r>
-    </w:p>
-    <w:p>
-      <w:pPr>
-        <w:pStyle w:val="DefinitionTerm"/>
-      </w:pPr>
-      <w:r>
-        <w:t xml:space="preserve">Procedimento</w:t>
-      </w:r>
-    </w:p>
-    <w:p>
-      <w:pPr>
-        <w:numPr>
-          <w:ilvl w:val="0"/>
-          <w:numId w:val="1008"/>
-        </w:numPr>
-        <w:pStyle w:val="Compact"/>
-      </w:pPr>
-      <w:r>
-        <w:t xml:space="preserve">Acessar o nó master do MRS via SSH</w:t>
-      </w:r>
-    </w:p>
-    <w:p>
-      <w:pPr>
-        <w:numPr>
-          <w:ilvl w:val="0"/>
-          <w:numId w:val="1008"/>
-        </w:numPr>
-        <w:pStyle w:val="Compact"/>
-      </w:pPr>
-      <w:r>
-        <w:t xml:space="preserve">Executar a CLI do Spark SQL: spark-sql –master yarn -{}-conf spark.sql.hive.convertMetastoreOrc=true -e “SELECT COUNT(*) FROM poc_db.customers;”</w:t>
-      </w:r>
-    </w:p>
-    <w:p>
-      <w:pPr>
-        <w:numPr>
-          <w:ilvl w:val="0"/>
-          <w:numId w:val="1008"/>
-        </w:numPr>
-        <w:pStyle w:val="Compact"/>
-      </w:pPr>
-      <w:r>
-        <w:t xml:space="preserve">Verificar se a contagem retornada corresponde ao esperado (10.000)</w:t>
-      </w:r>
-    </w:p>
-    <w:p>
-      <w:pPr>
-        <w:numPr>
-          <w:ilvl w:val="0"/>
-          <w:numId w:val="1008"/>
-        </w:numPr>
-        <w:pStyle w:val="Compact"/>
-      </w:pPr>
-      <w:r>
-        <w:t xml:space="preserve">Executar uma consulta de amostra para verificar a integridade dos dados: spark-sql –master yarn -e</w:t>
-      </w:r>
-      <w:r>
-        <w:t xml:space="preserve"> </w:t>
-      </w:r>
-      <w:r>
-        <w:t xml:space="preserve">“</w:t>
-      </w:r>
-      <w:r>
-        <w:t xml:space="preserve">SELECT customer_id, name FROM poc_db.customers LIMIT 5;</w:t>
-      </w:r>
-      <w:r>
-        <w:t xml:space="preserve">”</w:t>
-      </w:r>
-    </w:p>
-    <w:p>
-      <w:pPr>
-        <w:numPr>
-          <w:ilvl w:val="0"/>
-          <w:numId w:val="1008"/>
-        </w:numPr>
-        <w:pStyle w:val="Compact"/>
-      </w:pPr>
-      <w:r>
-        <w:t xml:space="preserve">Confirmar que a consulta retorna 5 linhas com valores não nulos</w:t>
-      </w:r>
-    </w:p>
-    <w:p>
-      <w:pPr>
-        <w:pStyle w:val="DefinitionTerm"/>
-      </w:pPr>
-      <w:r>
-        <w:t xml:space="preserve">Resultado Esperado</w:t>
-      </w:r>
-    </w:p>
-    <w:p>
-      <w:pPr>
-        <w:pStyle w:val="Definition"/>
-      </w:pPr>
-      <w:r>
-        <w:t xml:space="preserve">testlist</w:t>
-      </w:r>
-      <w:r>
-        <w:t xml:space="preserve"> </w:t>
-      </w:r>
-      <w:r>
-        <w:t xml:space="preserve">COUNT(*) retorna 10.000.</w:t>
-      </w:r>
-      <w:r>
-        <w:t xml:space="preserve"> </w:t>
-      </w:r>
-      <w:r>
-        <w:t xml:space="preserve">A consulta de amostra retorna 5 linhas com valores válidos de customer_id e name.</w:t>
-      </w:r>
-      <w:r>
-        <w:t xml:space="preserve"> </w:t>
-      </w:r>
-      <w:r>
-        <w:t xml:space="preserve">testlist</w:t>
-      </w:r>
-    </w:p>
-    <w:p>
-      <w:pPr>
-        <w:pStyle w:val="DefinitionTerm"/>
-      </w:pPr>
-      <w:r>
-        <w:t xml:space="preserve">Resultado do Teste</w:t>
-      </w:r>
-    </w:p>
-    <w:p>
-      <w:pPr>
-        <w:pStyle w:val="Definition"/>
-      </w:pPr>
-      <w:r>
+        <w:rPr>
+          <w:bCs/>
+          <w:b/>
+        </w:rPr>
         <w:t xml:space="preserve">Pass</w:t>
       </w:r>
     </w:p>
@@ -3210,25 +3248,7 @@
         <w:pStyle w:val="Definition"/>
       </w:pPr>
       <w:r>
-        <w:t xml:space="preserve">Confirmar que as políticas IAM restringem corretamente o acesso</w:t>
-      </w:r>
-      <w:r>
-        <w:t xml:space="preserve"> </w:t>
-      </w:r>
-      <w:r>
-        <w:t xml:space="preserve">ao bucket OBS — usuários autorizados podem ler/escrever enquanto usuários</w:t>
-      </w:r>
-      <w:r>
-        <w:t xml:space="preserve"> </w:t>
-      </w:r>
-      <w:r>
-        <w:t xml:space="preserve">não autorizados são negados, e a política do bucket segue o princípio</w:t>
-      </w:r>
-      <w:r>
-        <w:t xml:space="preserve"> </w:t>
-      </w:r>
-      <w:r>
-        <w:t xml:space="preserve">do menor privilégio.</w:t>
+        <w:t xml:space="preserve">Confirmar que as políticas IAM restringem corretamente o acesso ao bucket OBS — usuários autorizados podem ler/escrever enquanto usuários não autorizados são negados, e a política do bucket segue o princípio do menor privilégio.</w:t>
       </w:r>
     </w:p>
     <w:p>
@@ -3237,106 +3257,470 @@
       </w:pPr>
       <w:r>
         <w:t xml:space="preserve">Pré-requisitos</w:t>
-      </w:r>
-    </w:p>
-    <w:p>
-      <w:pPr>
-        <w:pStyle w:val="Definition"/>
-      </w:pPr>
-      <w:r>
-        <w:t xml:space="preserve">testlist</w:t>
-      </w:r>
-      <w:r>
-        <w:t xml:space="preserve"> </w:t>
-      </w:r>
-      <w:r>
-        <w:t xml:space="preserve">Bucket OBS poc-datalake-raw existe com a política IAM designada.</w:t>
-      </w:r>
-      <w:r>
-        <w:t xml:space="preserve"> </w:t>
-      </w:r>
-      <w:r>
-        <w:t xml:space="preserve">Dois usuários IAM de teste: um com função OBS_ReadWrite, outro sem permissões OBS.</w:t>
-      </w:r>
-      <w:r>
-        <w:t xml:space="preserve"> </w:t>
-      </w:r>
-      <w:r>
-        <w:t xml:space="preserve">CLI obsutil configurada para ambos os usuários.</w:t>
-      </w:r>
-      <w:r>
-        <w:t xml:space="preserve"> </w:t>
-      </w:r>
-      <w:r>
-        <w:t xml:space="preserve">testlist</w:t>
-      </w:r>
-    </w:p>
-    <w:p>
-      <w:pPr>
-        <w:pStyle w:val="DefinitionTerm"/>
-      </w:pPr>
-      <w:r>
-        <w:t xml:space="preserve">Procedimento</w:t>
       </w:r>
     </w:p>
     <w:p>
       <w:pPr>
         <w:numPr>
           <w:ilvl w:val="0"/>
-          <w:numId w:val="1009"/>
+          <w:numId w:val="1015"/>
         </w:numPr>
         <w:pStyle w:val="Compact"/>
       </w:pPr>
       <w:r>
-        <w:t xml:space="preserve">Usando o usuário autorizado, carregar um arquivo de teste em poc-datalake-raw</w:t>
+        <w:t xml:space="preserve">Bucket OBS</w:t>
+      </w:r>
+      <w:r>
+        <w:t xml:space="preserve"> </w:t>
+      </w:r>
+      <w:r>
+        <w:rPr>
+          <w:rStyle w:val="VerbatimChar"/>
+        </w:rPr>
+        <w:t xml:space="preserve">poc-datalake-raw</w:t>
+      </w:r>
+      <w:r>
+        <w:t xml:space="preserve"> </w:t>
+      </w:r>
+      <w:r>
+        <w:t xml:space="preserve">existe com a política IAM designada. - Dois usuários IAM de teste: um com função</w:t>
+      </w:r>
+      <w:r>
+        <w:t xml:space="preserve"> </w:t>
+      </w:r>
+      <w:r>
+        <w:rPr>
+          <w:bCs/>
+          <w:b/>
+        </w:rPr>
+        <w:t xml:space="preserve">OBS_ReadWrite</w:t>
+      </w:r>
+      <w:r>
+        <w:t xml:space="preserve">, outro sem permissões OBS. - CLI</w:t>
+      </w:r>
+      <w:r>
+        <w:t xml:space="preserve"> </w:t>
+      </w:r>
+      <w:r>
+        <w:rPr>
+          <w:rStyle w:val="VerbatimChar"/>
+        </w:rPr>
+        <w:t xml:space="preserve">obsutil</w:t>
+      </w:r>
+      <w:r>
+        <w:t xml:space="preserve"> </w:t>
+      </w:r>
+      <w:r>
+        <w:t xml:space="preserve">configurada para ambos os usuários.</w:t>
+      </w:r>
+    </w:p>
+    <w:p>
+      <w:pPr>
+        <w:pStyle w:val="DefinitionTerm"/>
+      </w:pPr>
+      <w:r>
+        <w:t xml:space="preserve">Procedimento</w:t>
+      </w:r>
+    </w:p>
+    <w:p>
+      <w:pPr>
+        <w:pStyle w:val="Definition"/>
+      </w:pPr>
+      <w:r>
+        <w:t xml:space="preserve">1. Usando o usuário autorizado, carregar um arquivo de teste em</w:t>
+      </w:r>
+      <w:r>
+        <w:t xml:space="preserve"> </w:t>
+      </w:r>
+      <w:r>
+        <w:rPr>
+          <w:rStyle w:val="VerbatimChar"/>
+        </w:rPr>
+        <w:t xml:space="preserve">poc-datalake-raw</w:t>
+      </w:r>
+      <w:r>
+        <w:t xml:space="preserve"> </w:t>
+      </w:r>
+      <w:r>
+        <w:t xml:space="preserve">2. Usando o usuário autorizado, baixar e verificar o conteúdo do arquivo 3. Usando o usuário não autorizado, tentar carregar um arquivo — verificar se a requisição é negada (HTTP 403) 4. Usando o usuário não autorizado, tentar listar objetos no bucket — verificar se a requisição é negada 5. Revisar a política do bucket no Console em</w:t>
+      </w:r>
+      <w:r>
+        <w:t xml:space="preserve"> </w:t>
+      </w:r>
+      <w:r>
+        <w:rPr>
+          <w:bCs/>
+          <w:b/>
+        </w:rPr>
+        <w:t xml:space="preserve">Console</w:t>
+      </w:r>
+      <w:r>
+        <w:t xml:space="preserve"> </w:t>
+      </w:r>
+      <w:r>
+        <w:rPr>
+          <w:bCs/>
+          <w:b/>
+        </w:rPr>
+        <w:t xml:space="preserve">→</w:t>
+      </w:r>
+      <w:r>
+        <w:t xml:space="preserve"> </w:t>
+      </w:r>
+      <w:r>
+        <w:rPr>
+          <w:bCs/>
+          <w:b/>
+        </w:rPr>
+        <w:t xml:space="preserve">Object Storage Service</w:t>
+      </w:r>
+      <w:r>
+        <w:t xml:space="preserve"> </w:t>
+      </w:r>
+      <w:r>
+        <w:rPr>
+          <w:bCs/>
+          <w:b/>
+        </w:rPr>
+        <w:t xml:space="preserve">→</w:t>
+      </w:r>
+      <w:r>
+        <w:t xml:space="preserve"> </w:t>
+      </w:r>
+      <w:r>
+        <w:rPr>
+          <w:bCs/>
+          <w:b/>
+        </w:rPr>
+        <w:t xml:space="preserve">Bucket Policies</w:t>
+      </w:r>
+      <w:r>
+        <w:t xml:space="preserve"> </w:t>
+      </w:r>
+      <w:r>
+        <w:t xml:space="preserve">e confirmar que concede apenas as permissões pretendidas</w:t>
+      </w:r>
+    </w:p>
+    <w:p>
+      <w:pPr>
+        <w:pStyle w:val="DefinitionTerm"/>
+      </w:pPr>
+      <w:r>
+        <w:t xml:space="preserve">Resultado Esperado</w:t>
       </w:r>
     </w:p>
     <w:p>
       <w:pPr>
         <w:numPr>
           <w:ilvl w:val="0"/>
-          <w:numId w:val="1009"/>
+          <w:numId w:val="1016"/>
         </w:numPr>
         <w:pStyle w:val="Compact"/>
       </w:pPr>
       <w:r>
-        <w:t xml:space="preserve">Usando o usuário autorizado, baixar e verificar o conteúdo do arquivo</w:t>
+        <w:t xml:space="preserve">Usuário autorizado consegue carregar e baixar com sucesso. - Usuário não autorizado recebe HTTP 403 nas operações de carregamento e listagem. - Política do bucket concede apenas as permissões de leitura/escrita pretendidas às funções designadas.</w:t>
+      </w:r>
+    </w:p>
+    <w:p>
+      <w:pPr>
+        <w:pStyle w:val="DefinitionTerm"/>
+      </w:pPr>
+      <w:r>
+        <w:t xml:space="preserve">Resultado do Teste</w:t>
+      </w:r>
+    </w:p>
+    <w:p>
+      <w:pPr>
+        <w:pStyle w:val="Definition"/>
+      </w:pPr>
+      <w:r>
+        <w:rPr>
+          <w:bCs/>
+          <w:b/>
+        </w:rPr>
+        <w:t xml:space="preserve">Pass</w:t>
+      </w:r>
+    </w:p>
+    <w:p>
+      <w:pPr>
+        <w:pStyle w:val="DefinitionTerm"/>
+      </w:pPr>
+      <w:r>
+        <w:t xml:space="preserve">Observações</w:t>
+      </w:r>
+    </w:p>
+    <w:p>
+      <w:pPr>
+        <w:pStyle w:val="Definition"/>
+      </w:pPr>
+      <w:r>
+        <w:t xml:space="preserve">Verificar os logs do Cloud Trail se a negação de acesso não for retornada conforme esperado — pode haver herança de política do projeto ou domínio.</w:t>
+      </w:r>
+    </w:p>
+    <w:p>
+      <w:pPr>
+        <w:pStyle w:val="Heading2"/>
+      </w:pPr>
+      <w:r>
+        <w:rPr>
+          <w:rStyle w:val="SectionNumber"/>
+        </w:rPr>
+        <w:t xml:space="preserve">0.8</w:t>
+      </w:r>
+      <w:r>
+        <w:tab/>
+      </w:r>
+      <w:r>
+        <w:t xml:space="preserve">TC-008: Verificar regra de mascaramento de dados do DataArts Studio</w:t>
+      </w:r>
+    </w:p>
+    <w:p>
+      <w:pPr>
+        <w:pStyle w:val="DefinitionTerm"/>
+      </w:pPr>
+      <w:r>
+        <w:t xml:space="preserve">Objetivo</w:t>
+      </w:r>
+    </w:p>
+    <w:p>
+      <w:pPr>
+        <w:pStyle w:val="Definition"/>
+      </w:pPr>
+      <w:r>
+        <w:t xml:space="preserve">Confirmar que colunas de dados sensíveis (ex.: campos PII) são mascaradas conforme a regra de mascaramento do DataArts Studio quando consultadas por usuários não administradores.</w:t>
+      </w:r>
+    </w:p>
+    <w:p>
+      <w:pPr>
+        <w:pStyle w:val="DefinitionTerm"/>
+      </w:pPr>
+      <w:r>
+        <w:t xml:space="preserve">Pré-requisitos</w:t>
       </w:r>
     </w:p>
     <w:p>
       <w:pPr>
         <w:numPr>
           <w:ilvl w:val="0"/>
-          <w:numId w:val="1009"/>
+          <w:numId w:val="1017"/>
         </w:numPr>
         <w:pStyle w:val="Compact"/>
       </w:pPr>
       <w:r>
-        <w:t xml:space="preserve">Usando o usuário não autorizado, tentar carregar um arquivo — verificar se a requisição é negada (HTTP 403)</w:t>
+        <w:t xml:space="preserve">TC-004 concluído (workspace do DataArts Studio acessível). - Regra de mascaramento configurada para a coluna</w:t>
+      </w:r>
+      <w:r>
+        <w:t xml:space="preserve"> </w:t>
+      </w:r>
+      <w:r>
+        <w:rPr>
+          <w:rStyle w:val="VerbatimChar"/>
+        </w:rPr>
+        <w:t xml:space="preserve">customers.ssn</w:t>
+      </w:r>
+      <w:r>
+        <w:t xml:space="preserve"> </w:t>
+      </w:r>
+      <w:r>
+        <w:t xml:space="preserve">(Número de Seguro Social). - Usuário de teste possui função</w:t>
+      </w:r>
+      <w:r>
+        <w:t xml:space="preserve"> </w:t>
+      </w:r>
+      <w:r>
+        <w:rPr>
+          <w:bCs/>
+          <w:b/>
+        </w:rPr>
+        <w:t xml:space="preserve">Dayu_User</w:t>
+      </w:r>
+      <w:r>
+        <w:t xml:space="preserve"> </w:t>
+      </w:r>
+      <w:r>
+        <w:t xml:space="preserve">(não administrador).</w:t>
+      </w:r>
+    </w:p>
+    <w:p>
+      <w:pPr>
+        <w:pStyle w:val="DefinitionTerm"/>
+      </w:pPr>
+      <w:r>
+        <w:t xml:space="preserve">Procedimento</w:t>
+      </w:r>
+    </w:p>
+    <w:p>
+      <w:pPr>
+        <w:pStyle w:val="Definition"/>
+      </w:pPr>
+      <w:r>
+        <w:t xml:space="preserve">1. No console do DataArts Studio, navegar até</w:t>
+      </w:r>
+      <w:r>
+        <w:t xml:space="preserve"> </w:t>
+      </w:r>
+      <w:r>
+        <w:rPr>
+          <w:bCs/>
+          <w:b/>
+        </w:rPr>
+        <w:t xml:space="preserve">Arquitetura de Dados</w:t>
+      </w:r>
+      <w:r>
+        <w:t xml:space="preserve"> </w:t>
+      </w:r>
+      <m:oMath>
+        <m:r>
+          <m:rPr>
+            <m:sty m:val="p"/>
+          </m:rPr>
+          <m:t>→</m:t>
+        </m:r>
+      </m:oMath>
+      <w:r>
+        <w:t xml:space="preserve"> </w:t>
+      </w:r>
+      <w:r>
+        <w:rPr>
+          <w:bCs/>
+          <w:b/>
+        </w:rPr>
+        <w:t xml:space="preserve">Mascaramento de Dados</w:t>
+      </w:r>
+      <w:r>
+        <w:t xml:space="preserve"> </w:t>
+      </w:r>
+      <w:r>
+        <w:t xml:space="preserve">2. Verificar se a regra de mascaramento para</w:t>
+      </w:r>
+      <w:r>
+        <w:t xml:space="preserve"> </w:t>
+      </w:r>
+      <w:r>
+        <w:rPr>
+          <w:rStyle w:val="VerbatimChar"/>
+        </w:rPr>
+        <w:t xml:space="preserve">customers.ssn</w:t>
+      </w:r>
+      <w:r>
+        <w:t xml:space="preserve"> </w:t>
+      </w:r>
+      <w:r>
+        <w:t xml:space="preserve">está ativa e utiliza a estratégia</w:t>
+      </w:r>
+      <w:r>
+        <w:t xml:space="preserve"> </w:t>
+      </w:r>
+      <w:r>
+        <w:rPr>
+          <w:bCs/>
+          <w:b/>
+        </w:rPr>
+        <w:t xml:space="preserve">Mascarar Tudo</w:t>
+      </w:r>
+      <w:r>
+        <w:t xml:space="preserve"> </w:t>
+      </w:r>
+      <w:r>
+        <w:t xml:space="preserve">3. Consultar a tabela</w:t>
+      </w:r>
+      <w:r>
+        <w:t xml:space="preserve"> </w:t>
+      </w:r>
+      <w:r>
+        <w:rPr>
+          <w:rStyle w:val="VerbatimChar"/>
+        </w:rPr>
+        <w:t xml:space="preserve">customers</w:t>
+      </w:r>
+      <w:r>
+        <w:t xml:space="preserve"> </w:t>
+      </w:r>
+      <w:r>
+        <w:t xml:space="preserve">como usuário de teste via console SQL do DataArts Studio 4. Verificar se a coluna</w:t>
+      </w:r>
+      <w:r>
+        <w:t xml:space="preserve"> </w:t>
+      </w:r>
+      <w:r>
+        <w:rPr>
+          <w:rStyle w:val="VerbatimChar"/>
+        </w:rPr>
+        <w:t xml:space="preserve">ssn</w:t>
+      </w:r>
+      <w:r>
+        <w:t xml:space="preserve"> </w:t>
+      </w:r>
+      <w:r>
+        <w:t xml:space="preserve">retorna valores mascarados (ex.:</w:t>
+      </w:r>
+      <w:r>
+        <w:t xml:space="preserve"> </w:t>
+      </w:r>
+      <w:r>
+        <w:rPr>
+          <w:rStyle w:val="VerbatimChar"/>
+        </w:rPr>
+        <w:t xml:space="preserve">*********</w:t>
+      </w:r>
+      <w:r>
+        <w:t xml:space="preserve">) em vez dos dados reais 5. Consultar a mesma tabela como usuário administrador e verificar se os valores reais são retornados</w:t>
+      </w:r>
+    </w:p>
+    <w:p>
+      <w:pPr>
+        <w:pStyle w:val="DefinitionTerm"/>
+      </w:pPr>
+      <w:r>
+        <w:t xml:space="preserve">Resultado Esperado</w:t>
       </w:r>
     </w:p>
     <w:p>
       <w:pPr>
         <w:numPr>
           <w:ilvl w:val="0"/>
-          <w:numId w:val="1009"/>
+          <w:numId w:val="1018"/>
         </w:numPr>
         <w:pStyle w:val="Compact"/>
       </w:pPr>
       <w:r>
-        <w:t xml:space="preserve">Usando o usuário não autorizado, tentar listar objetos no bucket — verificar se a requisição é negada</w:t>
-      </w:r>
-    </w:p>
-    <w:p>
-      <w:pPr>
-        <w:numPr>
-          <w:ilvl w:val="0"/>
-          <w:numId w:val="1009"/>
-        </w:numPr>
-        <w:pStyle w:val="Compact"/>
-      </w:pPr>
-      <w:r>
-        <w:t xml:space="preserve">Revisar a política do bucket no Console em Console, Object Storage Service, Bucket Policies e confirmar que concede apenas as permissões pretendidas</w:t>
+        <w:t xml:space="preserve">Regra de mascaramento ativa para</w:t>
+      </w:r>
+      <w:r>
+        <w:t xml:space="preserve"> </w:t>
+      </w:r>
+      <w:r>
+        <w:rPr>
+          <w:rStyle w:val="VerbatimChar"/>
+        </w:rPr>
+        <w:t xml:space="preserve">customers.ssn</w:t>
+      </w:r>
+      <w:r>
+        <w:t xml:space="preserve">. - Usuário não administrador visualiza valores mascarados na coluna</w:t>
+      </w:r>
+      <w:r>
+        <w:t xml:space="preserve"> </w:t>
+      </w:r>
+      <w:r>
+        <w:rPr>
+          <w:rStyle w:val="VerbatimChar"/>
+        </w:rPr>
+        <w:t xml:space="preserve">ssn</w:t>
+      </w:r>
+      <w:r>
+        <w:t xml:space="preserve">. - Usuário administrador visualiza valores reais na coluna</w:t>
+      </w:r>
+      <w:r>
+        <w:t xml:space="preserve"> </w:t>
+      </w:r>
+      <w:r>
+        <w:rPr>
+          <w:rStyle w:val="VerbatimChar"/>
+        </w:rPr>
+        <w:t xml:space="preserve">ssn</w:t>
+      </w:r>
+      <w:r>
+        <w:t xml:space="preserve">.</w:t>
       </w:r>
     </w:p>
     <w:p>
@@ -3344,7 +3728,7 @@
         <w:pStyle w:val="DefinitionTerm"/>
       </w:pPr>
       <w:r>
-        <w:t xml:space="preserve">Resultado Esperado</w:t>
+        <w:t xml:space="preserve">Resultado do Teste</w:t>
       </w:r>
     </w:p>
     <w:p>
@@ -3352,271 +3736,10 @@
         <w:pStyle w:val="Definition"/>
       </w:pPr>
       <w:r>
-        <w:t xml:space="preserve">testlist</w:t>
-      </w:r>
-      <w:r>
-        <w:t xml:space="preserve"> </w:t>
-      </w:r>
-      <w:r>
-        <w:t xml:space="preserve">Usuário autorizado consegue carregar e baixar com sucesso.</w:t>
-      </w:r>
-      <w:r>
-        <w:t xml:space="preserve"> </w:t>
-      </w:r>
-      <w:r>
-        <w:t xml:space="preserve">Usuário não autorizado recebe HTTP 403 nas operações de carregamento e listagem.</w:t>
-      </w:r>
-      <w:r>
-        <w:t xml:space="preserve"> </w:t>
-      </w:r>
-      <w:r>
-        <w:t xml:space="preserve">Política do bucket concede apenas as permissões de leitura/escrita pretendidas às funções designadas.</w:t>
-      </w:r>
-      <w:r>
-        <w:t xml:space="preserve"> </w:t>
-      </w:r>
-      <w:r>
-        <w:t xml:space="preserve">testlist</w:t>
-      </w:r>
-    </w:p>
-    <w:p>
-      <w:pPr>
-        <w:pStyle w:val="DefinitionTerm"/>
-      </w:pPr>
-      <w:r>
-        <w:t xml:space="preserve">Resultado do Teste</w:t>
-      </w:r>
-    </w:p>
-    <w:p>
-      <w:pPr>
-        <w:pStyle w:val="Definition"/>
-      </w:pPr>
-      <w:r>
-        <w:t xml:space="preserve">Pass</w:t>
-      </w:r>
-    </w:p>
-    <w:p>
-      <w:pPr>
-        <w:pStyle w:val="DefinitionTerm"/>
-      </w:pPr>
-      <w:r>
-        <w:t xml:space="preserve">Observações</w:t>
-      </w:r>
-    </w:p>
-    <w:p>
-      <w:pPr>
-        <w:pStyle w:val="Definition"/>
-      </w:pPr>
-      <w:r>
-        <w:t xml:space="preserve">Verificar os logs do Cloud Trail se a negação de acesso não for retornada conforme esperado — pode haver herança de política do projeto ou domínio.</w:t>
-      </w:r>
-    </w:p>
-    <w:p>
-      <w:pPr>
-        <w:pStyle w:val="Heading2"/>
-      </w:pPr>
-      <w:r>
-        <w:rPr>
-          <w:rStyle w:val="SectionNumber"/>
-        </w:rPr>
-        <w:t xml:space="preserve">0.8</w:t>
-      </w:r>
-      <w:r>
-        <w:tab/>
-      </w:r>
-      <w:r>
-        <w:t xml:space="preserve">TC-008: Verificar regra de mascaramento de dados do DataArts Studio</w:t>
-      </w:r>
-    </w:p>
-    <w:p>
-      <w:pPr>
-        <w:pStyle w:val="DefinitionTerm"/>
-      </w:pPr>
-      <w:r>
-        <w:t xml:space="preserve">Objetivo</w:t>
-      </w:r>
-    </w:p>
-    <w:p>
-      <w:pPr>
-        <w:pStyle w:val="Definition"/>
-      </w:pPr>
-      <w:r>
-        <w:t xml:space="preserve">Confirmar que colunas de dados sensíveis (ex.: campos PII) são</w:t>
-      </w:r>
-      <w:r>
-        <w:t xml:space="preserve"> </w:t>
-      </w:r>
-      <w:r>
-        <w:t xml:space="preserve">mascaradas conforme a regra de mascaramento do DataArts Studio quando</w:t>
-      </w:r>
-      <w:r>
-        <w:t xml:space="preserve"> </w:t>
-      </w:r>
-      <w:r>
-        <w:t xml:space="preserve">consultadas por usuários não administradores.</w:t>
-      </w:r>
-    </w:p>
-    <w:p>
-      <w:pPr>
-        <w:pStyle w:val="DefinitionTerm"/>
-      </w:pPr>
-      <w:r>
-        <w:t xml:space="preserve">Pré-requisitos</w:t>
-      </w:r>
-    </w:p>
-    <w:p>
-      <w:pPr>
-        <w:pStyle w:val="Definition"/>
-      </w:pPr>
-      <w:r>
-        <w:t xml:space="preserve">testlist</w:t>
-      </w:r>
-      <w:r>
-        <w:t xml:space="preserve"> </w:t>
-      </w:r>
-      <w:r>
-        <w:t xml:space="preserve">TC-004 concluído (workspace do DataArts Studio acessível).</w:t>
-      </w:r>
-      <w:r>
-        <w:t xml:space="preserve"> </w:t>
-      </w:r>
-      <w:r>
-        <w:t xml:space="preserve">Regra de mascaramento configurada para a coluna customers.ssn (Número de Seguro Social).</w:t>
-      </w:r>
-      <w:r>
-        <w:t xml:space="preserve"> </w:t>
-      </w:r>
-      <w:r>
-        <w:t xml:space="preserve">Usuário de teste possui função Dayu_User (não administrador).</w:t>
-      </w:r>
-      <w:r>
-        <w:t xml:space="preserve"> </w:t>
-      </w:r>
-      <w:r>
-        <w:t xml:space="preserve">testlist</w:t>
-      </w:r>
-    </w:p>
-    <w:p>
-      <w:pPr>
-        <w:pStyle w:val="DefinitionTerm"/>
-      </w:pPr>
-      <w:r>
-        <w:t xml:space="preserve">Procedimento</w:t>
-      </w:r>
-    </w:p>
-    <w:p>
-      <w:pPr>
-        <w:numPr>
-          <w:ilvl w:val="0"/>
-          <w:numId w:val="1010"/>
-        </w:numPr>
-        <w:pStyle w:val="Compact"/>
-      </w:pPr>
-      <w:r>
-        <w:t xml:space="preserve">No console do DataArts Studio, navegar até Arquitetura de Dados $$ Mascaramento de Dados</w:t>
-      </w:r>
-    </w:p>
-    <w:p>
-      <w:pPr>
-        <w:numPr>
-          <w:ilvl w:val="0"/>
-          <w:numId w:val="1010"/>
-        </w:numPr>
-        <w:pStyle w:val="Compact"/>
-      </w:pPr>
-      <w:r>
-        <w:t xml:space="preserve">Verificar se a regra de mascaramento para customers.ssn está ativa e utiliza a estratégia Mascarar Tudo</w:t>
-      </w:r>
-    </w:p>
-    <w:p>
-      <w:pPr>
-        <w:numPr>
-          <w:ilvl w:val="0"/>
-          <w:numId w:val="1010"/>
-        </w:numPr>
-        <w:pStyle w:val="Compact"/>
-      </w:pPr>
-      <w:r>
-        <w:t xml:space="preserve">Consultar a tabela customers como usuário de teste via console SQL do DataArts Studio</w:t>
-      </w:r>
-    </w:p>
-    <w:p>
-      <w:pPr>
-        <w:numPr>
-          <w:ilvl w:val="0"/>
-          <w:numId w:val="1010"/>
-        </w:numPr>
-        <w:pStyle w:val="Compact"/>
-      </w:pPr>
-      <w:r>
-        <w:t xml:space="preserve">Verificar se a coluna ssn retorna valores mascarados (ex.: *********) em vez dos dados reais</w:t>
-      </w:r>
-    </w:p>
-    <w:p>
-      <w:pPr>
-        <w:numPr>
-          <w:ilvl w:val="0"/>
-          <w:numId w:val="1010"/>
-        </w:numPr>
-        <w:pStyle w:val="Compact"/>
-      </w:pPr>
-      <w:r>
-        <w:t xml:space="preserve">Consultar a mesma tabela como usuário administrador e verificar se os valores reais são retornados</w:t>
-      </w:r>
-    </w:p>
-    <w:p>
-      <w:pPr>
-        <w:pStyle w:val="DefinitionTerm"/>
-      </w:pPr>
-      <w:r>
-        <w:t xml:space="preserve">Resultado Esperado</w:t>
-      </w:r>
-    </w:p>
-    <w:p>
-      <w:pPr>
-        <w:pStyle w:val="Definition"/>
-      </w:pPr>
-      <w:r>
-        <w:t xml:space="preserve">testlist</w:t>
-      </w:r>
-      <w:r>
-        <w:t xml:space="preserve"> </w:t>
-      </w:r>
-      <w:r>
-        <w:t xml:space="preserve">Regra de mascaramento ativa para customers.ssn.</w:t>
-      </w:r>
-      <w:r>
-        <w:t xml:space="preserve"> </w:t>
-      </w:r>
-      <w:r>
-        <w:t xml:space="preserve">Usuário não administrador visualiza valores mascarados na coluna ssn.</w:t>
-      </w:r>
-      <w:r>
-        <w:t xml:space="preserve"> </w:t>
-      </w:r>
-      <w:r>
-        <w:t xml:space="preserve">Usuário administrador visualiza valores reais na coluna ssn.</w:t>
-      </w:r>
-      <w:r>
-        <w:t xml:space="preserve"> </w:t>
-      </w:r>
-      <w:r>
-        <w:t xml:space="preserve">testlist</w:t>
-      </w:r>
-    </w:p>
-    <w:p>
-      <w:pPr>
-        <w:pStyle w:val="DefinitionTerm"/>
-      </w:pPr>
-      <w:r>
-        <w:t xml:space="preserve">Resultado do Teste</w:t>
-      </w:r>
-    </w:p>
-    <w:p>
-      <w:pPr>
-        <w:pStyle w:val="Definition"/>
-      </w:pPr>
-      <w:r>
+        <w:rPr>
+          <w:bCs/>
+          <w:b/>
+        </w:rPr>
         <w:t xml:space="preserve">Pass</w:t>
       </w:r>
     </w:p>
@@ -3697,19 +3820,7 @@
         <w:pStyle w:val="Definition"/>
       </w:pPr>
       <w:r>
-        <w:t xml:space="preserve">Confirmar que a configuração Terraform implanta todos os</w:t>
-      </w:r>
-      <w:r>
-        <w:t xml:space="preserve"> </w:t>
-      </w:r>
-      <w:r>
-        <w:t xml:space="preserve">recursos de infraestrutura necessários (VPC, MRS, OBS, DataArts Studio)</w:t>
-      </w:r>
-      <w:r>
-        <w:t xml:space="preserve"> </w:t>
-      </w:r>
-      <w:r>
-        <w:t xml:space="preserve">sem erros e que o arquivo de estado reflete os recursos esperados.</w:t>
+        <w:t xml:space="preserve">Confirmar que a configuração Terraform implanta todos os recursos de infraestrutura necessários (VPC, MRS, OBS, DataArts Studio) sem erros e que o arquivo de estado reflete os recursos esperados.</w:t>
       </w:r>
     </w:p>
     <w:p>
@@ -3718,118 +3829,378 @@
       </w:pPr>
       <w:r>
         <w:t xml:space="preserve">Pré-requisitos</w:t>
-      </w:r>
-    </w:p>
-    <w:p>
-      <w:pPr>
-        <w:pStyle w:val="Definition"/>
-      </w:pPr>
-      <w:r>
-        <w:t xml:space="preserve">testlist</w:t>
-      </w:r>
-      <w:r>
-        <w:t xml:space="preserve"> </w:t>
-      </w:r>
-      <w:r>
-        <w:t xml:space="preserve">CLI terraform instalada (versão $$ 1.0).</w:t>
-      </w:r>
-      <w:r>
-        <w:t xml:space="preserve"> </w:t>
-      </w:r>
-      <w:r>
-        <w:t xml:space="preserve">Credenciais AK/SK configuradas via variáveis de ambiente ou provider.tf.</w:t>
-      </w:r>
-      <w:r>
-        <w:t xml:space="preserve"> </w:t>
-      </w:r>
-      <w:r>
-        <w:t xml:space="preserve">Arquivos de configuração Terraform no diretório do projeto.</w:t>
-      </w:r>
-      <w:r>
-        <w:t xml:space="preserve"> </w:t>
-      </w:r>
-      <w:r>
-        <w:t xml:space="preserve">testlist</w:t>
-      </w:r>
-    </w:p>
-    <w:p>
-      <w:pPr>
-        <w:pStyle w:val="DefinitionTerm"/>
-      </w:pPr>
-      <w:r>
-        <w:t xml:space="preserve">Procedimento</w:t>
       </w:r>
     </w:p>
     <w:p>
       <w:pPr>
         <w:numPr>
           <w:ilvl w:val="0"/>
-          <w:numId w:val="1011"/>
+          <w:numId w:val="1019"/>
         </w:numPr>
         <w:pStyle w:val="Compact"/>
       </w:pPr>
       <w:r>
-        <w:t xml:space="preserve">Navegar até o diretório do projeto Terraform</w:t>
+        <w:t xml:space="preserve">CLI</w:t>
+      </w:r>
+      <w:r>
+        <w:t xml:space="preserve"> </w:t>
+      </w:r>
+      <w:r>
+        <w:rPr>
+          <w:rStyle w:val="VerbatimChar"/>
+        </w:rPr>
+        <w:t xml:space="preserve">terraform</w:t>
+      </w:r>
+      <w:r>
+        <w:t xml:space="preserve"> </w:t>
+      </w:r>
+      <w:r>
+        <w:t xml:space="preserve">instalada (versão</w:t>
+      </w:r>
+      <w:r>
+        <w:t xml:space="preserve"> </w:t>
+      </w:r>
+      <m:oMath>
+        <m:r>
+          <m:rPr>
+            <m:sty m:val="p"/>
+          </m:rPr>
+          <m:t>≥</m:t>
+        </m:r>
+      </m:oMath>
+      <w:r>
+        <w:t xml:space="preserve"> </w:t>
+      </w:r>
+      <w:r>
+        <w:t xml:space="preserve">1.0). - Credenciais AK/SK configuradas via variáveis de ambiente ou</w:t>
+      </w:r>
+      <w:r>
+        <w:t xml:space="preserve"> </w:t>
+      </w:r>
+      <w:r>
+        <w:rPr>
+          <w:iCs/>
+          <w:i/>
+        </w:rPr>
+        <w:t xml:space="preserve">provider.tf</w:t>
+      </w:r>
+      <w:r>
+        <w:t xml:space="preserve">. - Arquivos de configuração Terraform no diretório do projeto.</w:t>
+      </w:r>
+    </w:p>
+    <w:p>
+      <w:pPr>
+        <w:pStyle w:val="DefinitionTerm"/>
+      </w:pPr>
+      <w:r>
+        <w:t xml:space="preserve">Procedimento</w:t>
+      </w:r>
+    </w:p>
+    <w:p>
+      <w:pPr>
+        <w:pStyle w:val="Definition"/>
+      </w:pPr>
+      <w:r>
+        <w:t xml:space="preserve">1. Navegar até o diretório do projeto Terraform 2. Executar</w:t>
+      </w:r>
+      <w:r>
+        <w:t xml:space="preserve"> </w:t>
+      </w:r>
+      <w:r>
+        <w:rPr>
+          <w:rStyle w:val="VerbatimChar"/>
+        </w:rPr>
+        <w:t xml:space="preserve">terraform init</w:t>
+      </w:r>
+      <w:r>
+        <w:t xml:space="preserve"> </w:t>
+      </w:r>
+      <w:r>
+        <w:t xml:space="preserve">para inicializar o diretório de trabalho 3. Executar</w:t>
+      </w:r>
+      <w:r>
+        <w:t xml:space="preserve"> </w:t>
+      </w:r>
+      <w:r>
+        <w:rPr>
+          <w:rStyle w:val="VerbatimChar"/>
+        </w:rPr>
+        <w:t xml:space="preserve">terraform plan</w:t>
+      </w:r>
+      <w:r>
+        <w:t xml:space="preserve"> </w:t>
+      </w:r>
+      <w:r>
+        <w:t xml:space="preserve">e revisar as alterações planejadas — confirmar que todos os recursos esperados estão listados 4. Executar</w:t>
+      </w:r>
+      <w:r>
+        <w:t xml:space="preserve"> </w:t>
+      </w:r>
+      <w:r>
+        <w:rPr>
+          <w:rStyle w:val="VerbatimChar"/>
+        </w:rPr>
+        <w:t xml:space="preserve">terraform apply -auto-approve</w:t>
+      </w:r>
+      <w:r>
+        <w:t xml:space="preserve"> </w:t>
+      </w:r>
+      <w:r>
+        <w:t xml:space="preserve">e aguardar a conclusão 5. Executar</w:t>
+      </w:r>
+      <w:r>
+        <w:t xml:space="preserve"> </w:t>
+      </w:r>
+      <w:r>
+        <w:rPr>
+          <w:rStyle w:val="VerbatimChar"/>
+        </w:rPr>
+        <w:t xml:space="preserve">terraform output</w:t>
+      </w:r>
+      <w:r>
+        <w:t xml:space="preserve"> </w:t>
+      </w:r>
+      <w:r>
+        <w:t xml:space="preserve">e verificar se todos os valores de saída estão preenchidos 6. Executar</w:t>
+      </w:r>
+      <w:r>
+        <w:t xml:space="preserve"> </w:t>
+      </w:r>
+      <w:r>
+        <w:rPr>
+          <w:rStyle w:val="VerbatimChar"/>
+        </w:rPr>
+        <w:t xml:space="preserve">terraform state list</w:t>
+      </w:r>
+      <w:r>
+        <w:t xml:space="preserve"> </w:t>
+      </w:r>
+      <w:r>
+        <w:t xml:space="preserve">e confirmar que a contagem de recursos corresponde à arquitetura</w:t>
+      </w:r>
+    </w:p>
+    <w:p>
+      <w:pPr>
+        <w:pStyle w:val="DefinitionTerm"/>
+      </w:pPr>
+      <w:r>
+        <w:t xml:space="preserve">Resultado Esperado</w:t>
       </w:r>
     </w:p>
     <w:p>
       <w:pPr>
         <w:numPr>
           <w:ilvl w:val="0"/>
-          <w:numId w:val="1011"/>
+          <w:numId w:val="1020"/>
         </w:numPr>
         <w:pStyle w:val="Compact"/>
       </w:pPr>
       <w:r>
-        <w:t xml:space="preserve">Executar terraform init para inicializar o diretório de trabalho</w:t>
+        <w:rPr>
+          <w:rStyle w:val="VerbatimChar"/>
+        </w:rPr>
+        <w:t xml:space="preserve">terraform apply</w:t>
+      </w:r>
+      <w:r>
+        <w:t xml:space="preserve"> </w:t>
+      </w:r>
+      <w:r>
+        <w:t xml:space="preserve">conclui sem erros. - Todos os valores de saída estão preenchidos (ID do cluster, nome do bucket, ID da VPC). - Contagem de recursos no estado corresponde à especificação da arquitetura.</w:t>
+      </w:r>
+    </w:p>
+    <w:p>
+      <w:pPr>
+        <w:pStyle w:val="DefinitionTerm"/>
+      </w:pPr>
+      <w:r>
+        <w:t xml:space="preserve">Resultado do Teste</w:t>
+      </w:r>
+    </w:p>
+    <w:p>
+      <w:pPr>
+        <w:pStyle w:val="Definition"/>
+      </w:pPr>
+      <w:r>
+        <w:rPr>
+          <w:bCs/>
+          <w:b/>
+        </w:rPr>
+        <w:t xml:space="preserve">Pass</w:t>
+      </w:r>
+    </w:p>
+    <w:p>
+      <w:pPr>
+        <w:pStyle w:val="DefinitionTerm"/>
+      </w:pPr>
+      <w:r>
+        <w:t xml:space="preserve">Observações</w:t>
+      </w:r>
+    </w:p>
+    <w:p>
+      <w:pPr>
+        <w:pStyle w:val="Definition"/>
+      </w:pPr>
+      <w:r>
+        <w:t xml:space="preserve">Se</w:t>
+      </w:r>
+      <w:r>
+        <w:t xml:space="preserve"> </w:t>
+      </w:r>
+      <w:r>
+        <w:rPr>
+          <w:rStyle w:val="VerbatimChar"/>
+        </w:rPr>
+        <w:t xml:space="preserve">terraform apply</w:t>
+      </w:r>
+      <w:r>
+        <w:t xml:space="preserve"> </w:t>
+      </w:r>
+      <w:r>
+        <w:t xml:space="preserve">falhar, verificar as credenciais AK/SK e os limites de cota da região</w:t>
+      </w:r>
+      <w:r>
+        <w:t xml:space="preserve"> </w:t>
+      </w:r>
+      <w:r>
+        <w:rPr>
+          <w:rStyle w:val="VerbatimChar"/>
+        </w:rPr>
+        <w:t xml:space="preserve">sa-brazil-1</w:t>
+      </w:r>
+      <w:r>
+        <w:t xml:space="preserve">.</w:t>
+      </w:r>
+    </w:p>
+    <w:p>
+      <w:pPr>
+        <w:pStyle w:val="Heading2"/>
+      </w:pPr>
+      <w:r>
+        <w:rPr>
+          <w:rStyle w:val="SectionNumber"/>
+        </w:rPr>
+        <w:t xml:space="preserve">0.10</w:t>
+      </w:r>
+      <w:r>
+        <w:tab/>
+      </w:r>
+      <w:r>
+        <w:t xml:space="preserve">TC-010: Verificar carregamento de dados de teste no OBS</w:t>
+      </w:r>
+    </w:p>
+    <w:p>
+      <w:pPr>
+        <w:pStyle w:val="DefinitionTerm"/>
+      </w:pPr>
+      <w:r>
+        <w:t xml:space="preserve">Objetivo</w:t>
+      </w:r>
+    </w:p>
+    <w:p>
+      <w:pPr>
+        <w:pStyle w:val="Definition"/>
+      </w:pPr>
+      <w:r>
+        <w:t xml:space="preserve">Confirmar que todos os arquivos de dados de teste necessários (CSV, JSON) podem ser carregados no bucket OBS designado e são acessíveis pelo pipeline do DataArts Studio.</w:t>
+      </w:r>
+    </w:p>
+    <w:p>
+      <w:pPr>
+        <w:pStyle w:val="DefinitionTerm"/>
+      </w:pPr>
+      <w:r>
+        <w:t xml:space="preserve">Pré-requisitos</w:t>
       </w:r>
     </w:p>
     <w:p>
       <w:pPr>
         <w:numPr>
           <w:ilvl w:val="0"/>
-          <w:numId w:val="1011"/>
+          <w:numId w:val="1021"/>
         </w:numPr>
         <w:pStyle w:val="Compact"/>
       </w:pPr>
       <w:r>
-        <w:t xml:space="preserve">Executar terraform plan e revisar as alterações planejadas — confirmar que todos os recursos esperados estão listados</w:t>
+        <w:t xml:space="preserve">TC-002 concluído (bucket OBS acessível). - Arquivos de dados de teste preparados no diretório local</w:t>
+      </w:r>
+      <w:r>
+        <w:t xml:space="preserve"> </w:t>
+      </w:r>
+      <w:r>
+        <w:rPr>
+          <w:iCs/>
+          <w:i/>
+        </w:rPr>
+        <w:t xml:space="preserve">./test-data/</w:t>
+      </w:r>
+      <w:r>
+        <w:t xml:space="preserve">. - CLI</w:t>
+      </w:r>
+      <w:r>
+        <w:t xml:space="preserve"> </w:t>
+      </w:r>
+      <w:r>
+        <w:rPr>
+          <w:rStyle w:val="VerbatimChar"/>
+        </w:rPr>
+        <w:t xml:space="preserve">obsutil</w:t>
+      </w:r>
+      <w:r>
+        <w:t xml:space="preserve"> </w:t>
+      </w:r>
+      <w:r>
+        <w:t xml:space="preserve">configurada com as credenciais do usuário de teste.</w:t>
+      </w:r>
+    </w:p>
+    <w:p>
+      <w:pPr>
+        <w:pStyle w:val="DefinitionTerm"/>
+      </w:pPr>
+      <w:r>
+        <w:t xml:space="preserve">Procedimento</w:t>
+      </w:r>
+    </w:p>
+    <w:p>
+      <w:pPr>
+        <w:pStyle w:val="Definition"/>
+      </w:pPr>
+      <w:r>
+        <w:t xml:space="preserve">1. Listar os arquivos de dados de teste locais e verificar sua integridade (contagem de linhas, esquema) 2. Carregar todos os arquivos no bucket OBS raw usando</w:t>
+      </w:r>
+      <w:r>
+        <w:t xml:space="preserve"> </w:t>
+      </w:r>
+      <w:r>
+        <w:rPr>
+          <w:rStyle w:val="VerbatimChar"/>
+        </w:rPr>
+        <w:t xml:space="preserve">obsutil</w:t>
+      </w:r>
+      <w:r>
+        <w:t xml:space="preserve"> </w:t>
+      </w:r>
+      <w:r>
+        <w:t xml:space="preserve">3. Verificar se cada arquivo existe no OBS listando o conteúdo do bucket 4. Baixar um arquivo de amostra do OBS e compará-lo com o original local (checksum) 5. No DataArts Studio, verificar se a conexão de fonte de dados consegue ler os arquivos carregados</w:t>
+      </w:r>
+    </w:p>
+    <w:p>
+      <w:pPr>
+        <w:pStyle w:val="DefinitionTerm"/>
+      </w:pPr>
+      <w:r>
+        <w:t xml:space="preserve">Resultado Esperado</w:t>
       </w:r>
     </w:p>
     <w:p>
       <w:pPr>
         <w:numPr>
           <w:ilvl w:val="0"/>
-          <w:numId w:val="1011"/>
+          <w:numId w:val="1022"/>
         </w:numPr>
         <w:pStyle w:val="Compact"/>
       </w:pPr>
       <w:r>
-        <w:t xml:space="preserve">Executar terraform apply -auto-approve e aguardar a conclusão</w:t>
-      </w:r>
-    </w:p>
-    <w:p>
-      <w:pPr>
-        <w:numPr>
-          <w:ilvl w:val="0"/>
-          <w:numId w:val="1011"/>
-        </w:numPr>
-        <w:pStyle w:val="Compact"/>
-      </w:pPr>
-      <w:r>
-        <w:t xml:space="preserve">Executar terraform output e verificar se todos os valores de saída estão preenchidos</w:t>
-      </w:r>
-    </w:p>
-    <w:p>
-      <w:pPr>
-        <w:numPr>
-          <w:ilvl w:val="0"/>
-          <w:numId w:val="1011"/>
-        </w:numPr>
-        <w:pStyle w:val="Compact"/>
-      </w:pPr>
-      <w:r>
-        <w:t xml:space="preserve">Executar terraform state list e confirmar que a contagem de recursos corresponde à arquitetura</w:t>
+        <w:t xml:space="preserve">Todos os arquivos de dados de teste são carregados sem erros. - A listagem do bucket mostra todos os arquivos carregados com tamanhos corretos. - O checksum do arquivo baixado corresponde ao original local. - A conexão de fonte de dados do DataArts Studio consegue ler os arquivos.</w:t>
       </w:r>
     </w:p>
     <w:p>
@@ -3837,7 +4208,7 @@
         <w:pStyle w:val="DefinitionTerm"/>
       </w:pPr>
       <w:r>
-        <w:t xml:space="preserve">Resultado Esperado</w:t>
+        <w:t xml:space="preserve">Resultado do Teste</w:t>
       </w:r>
     </w:p>
     <w:p>
@@ -3845,31 +4216,11 @@
         <w:pStyle w:val="Definition"/>
       </w:pPr>
       <w:r>
-        <w:t xml:space="preserve">testlist</w:t>
-      </w:r>
-      <w:r>
-        <w:t xml:space="preserve"> </w:t>
-      </w:r>
-      <w:r>
-        <w:t xml:space="preserve">terraform apply conclui sem erros.</w:t>
-      </w:r>
-      <w:r>
-        <w:t xml:space="preserve"> </w:t>
-      </w:r>
-      <w:r>
-        <w:t xml:space="preserve">Todos os valores de saída estão preenchidos (ID do cluster, nome do bucket, ID da VPC).</w:t>
-      </w:r>
-      <w:r>
-        <w:t xml:space="preserve"> </w:t>
-      </w:r>
-      <w:r>
-        <w:t xml:space="preserve">Contagem de recursos no estado corresponde à especificação da arquitetura.</w:t>
-      </w:r>
-      <w:r>
-        <w:t xml:space="preserve"> </w:t>
-      </w:r>
-      <w:r>
-        <w:t xml:space="preserve">testlist</w:t>
+        <w:rPr>
+          <w:bCs/>
+          <w:b/>
+        </w:rPr>
+        <w:t xml:space="preserve">Pass</w:t>
       </w:r>
     </w:p>
     <w:p>
@@ -3877,7 +4228,7 @@
         <w:pStyle w:val="DefinitionTerm"/>
       </w:pPr>
       <w:r>
-        <w:t xml:space="preserve">Resultado do Teste</w:t>
+        <w:t xml:space="preserve">Observações</w:t>
       </w:r>
     </w:p>
     <w:p>
@@ -3885,254 +4236,18 @@
         <w:pStyle w:val="Definition"/>
       </w:pPr>
       <w:r>
-        <w:t xml:space="preserve">Pass</w:t>
-      </w:r>
-    </w:p>
-    <w:p>
-      <w:pPr>
-        <w:pStyle w:val="DefinitionTerm"/>
-      </w:pPr>
-      <w:r>
-        <w:t xml:space="preserve">Observações</w:t>
-      </w:r>
-    </w:p>
-    <w:p>
-      <w:pPr>
-        <w:pStyle w:val="Definition"/>
-      </w:pPr>
-      <w:r>
-        <w:t xml:space="preserve">Se terraform apply falhar, verificar as credenciais AK/SK e os limites de cota da região sa-brazil-1.</w:t>
-      </w:r>
-    </w:p>
-    <w:p>
-      <w:pPr>
-        <w:pStyle w:val="Heading2"/>
-      </w:pPr>
-      <w:r>
-        <w:rPr>
-          <w:rStyle w:val="SectionNumber"/>
-        </w:rPr>
-        <w:t xml:space="preserve">0.10</w:t>
-      </w:r>
-      <w:r>
-        <w:tab/>
-      </w:r>
-      <w:r>
-        <w:t xml:space="preserve">TC-010: Verificar carregamento de dados de teste no OBS</w:t>
-      </w:r>
-    </w:p>
-    <w:p>
-      <w:pPr>
-        <w:pStyle w:val="DefinitionTerm"/>
-      </w:pPr>
-      <w:r>
-        <w:t xml:space="preserve">Objetivo</w:t>
-      </w:r>
-    </w:p>
-    <w:p>
-      <w:pPr>
-        <w:pStyle w:val="Definition"/>
-      </w:pPr>
-      <w:r>
-        <w:t xml:space="preserve">Confirmar que todos os arquivos de dados de teste necessários</w:t>
-      </w:r>
-      <w:r>
-        <w:t xml:space="preserve"> </w:t>
-      </w:r>
-      <w:r>
-        <w:t xml:space="preserve">(CSV, JSON) podem ser carregados no bucket OBS designado e são acessíveis</w:t>
-      </w:r>
-      <w:r>
-        <w:t xml:space="preserve"> </w:t>
-      </w:r>
-      <w:r>
-        <w:t xml:space="preserve">pelo pipeline do DataArts Studio.</w:t>
-      </w:r>
-    </w:p>
-    <w:p>
-      <w:pPr>
-        <w:pStyle w:val="DefinitionTerm"/>
-      </w:pPr>
-      <w:r>
-        <w:t xml:space="preserve">Pré-requisitos</w:t>
-      </w:r>
-    </w:p>
-    <w:p>
-      <w:pPr>
-        <w:pStyle w:val="Definition"/>
-      </w:pPr>
-      <w:r>
-        <w:t xml:space="preserve">testlist</w:t>
-      </w:r>
-      <w:r>
-        <w:t xml:space="preserve"> </w:t>
-      </w:r>
-      <w:r>
-        <w:t xml:space="preserve">TC-002 concluído (bucket OBS acessível).</w:t>
-      </w:r>
-      <w:r>
-        <w:t xml:space="preserve"> </w:t>
-      </w:r>
-      <w:r>
-        <w:t xml:space="preserve">Arquivos de dados de teste preparados no diretório local ./test-data/.</w:t>
-      </w:r>
-      <w:r>
-        <w:t xml:space="preserve"> </w:t>
-      </w:r>
-      <w:r>
-        <w:t xml:space="preserve">CLI obsutil configurada com as credenciais do usuário de teste.</w:t>
-      </w:r>
-      <w:r>
-        <w:t xml:space="preserve"> </w:t>
-      </w:r>
-      <w:r>
-        <w:t xml:space="preserve">testlist</w:t>
-      </w:r>
-    </w:p>
-    <w:p>
-      <w:pPr>
-        <w:pStyle w:val="DefinitionTerm"/>
-      </w:pPr>
-      <w:r>
-        <w:t xml:space="preserve">Procedimento</w:t>
-      </w:r>
-    </w:p>
-    <w:p>
-      <w:pPr>
-        <w:numPr>
-          <w:ilvl w:val="0"/>
-          <w:numId w:val="1012"/>
-        </w:numPr>
-        <w:pStyle w:val="Compact"/>
-      </w:pPr>
-      <w:r>
-        <w:t xml:space="preserve">Listar os arquivos de dados de teste locais e verificar sua integridade (contagem de linhas, esquema)</w:t>
-      </w:r>
-    </w:p>
-    <w:p>
-      <w:pPr>
-        <w:numPr>
-          <w:ilvl w:val="0"/>
-          <w:numId w:val="1012"/>
-        </w:numPr>
-        <w:pStyle w:val="Compact"/>
-      </w:pPr>
-      <w:r>
-        <w:t xml:space="preserve">Carregar todos os arquivos no bucket OBS raw usando obsutil</w:t>
-      </w:r>
-    </w:p>
-    <w:p>
-      <w:pPr>
-        <w:numPr>
-          <w:ilvl w:val="0"/>
-          <w:numId w:val="1012"/>
-        </w:numPr>
-        <w:pStyle w:val="Compact"/>
-      </w:pPr>
-      <w:r>
-        <w:t xml:space="preserve">Verificar se cada arquivo existe no OBS listando o conteúdo do bucket</w:t>
-      </w:r>
-    </w:p>
-    <w:p>
-      <w:pPr>
-        <w:numPr>
-          <w:ilvl w:val="0"/>
-          <w:numId w:val="1012"/>
-        </w:numPr>
-        <w:pStyle w:val="Compact"/>
-      </w:pPr>
-      <w:r>
-        <w:t xml:space="preserve">Baixar um arquivo de amostra do OBS e compará-lo com o original local (checksum)</w:t>
-      </w:r>
-    </w:p>
-    <w:p>
-      <w:pPr>
-        <w:numPr>
-          <w:ilvl w:val="0"/>
-          <w:numId w:val="1012"/>
-        </w:numPr>
-        <w:pStyle w:val="Compact"/>
-      </w:pPr>
-      <w:r>
-        <w:t xml:space="preserve">No DataArts Studio, verificar se a conexão de fonte de dados consegue ler os arquivos carregados</w:t>
-      </w:r>
-    </w:p>
-    <w:p>
-      <w:pPr>
-        <w:pStyle w:val="DefinitionTerm"/>
-      </w:pPr>
-      <w:r>
-        <w:t xml:space="preserve">Resultado Esperado</w:t>
-      </w:r>
-    </w:p>
-    <w:p>
-      <w:pPr>
-        <w:pStyle w:val="Definition"/>
-      </w:pPr>
-      <w:r>
-        <w:t xml:space="preserve">testlist</w:t>
-      </w:r>
-      <w:r>
-        <w:t xml:space="preserve"> </w:t>
-      </w:r>
-      <w:r>
-        <w:t xml:space="preserve">Todos os arquivos de dados de teste são carregados sem erros.</w:t>
-      </w:r>
-      <w:r>
-        <w:t xml:space="preserve"> </w:t>
-      </w:r>
-      <w:r>
-        <w:t xml:space="preserve">A listagem do bucket mostra todos os arquivos carregados com tamanhos corretos.</w:t>
-      </w:r>
-      <w:r>
-        <w:t xml:space="preserve"> </w:t>
-      </w:r>
-      <w:r>
-        <w:t xml:space="preserve">O checksum do arquivo baixado corresponde ao original local.</w:t>
-      </w:r>
-      <w:r>
-        <w:t xml:space="preserve"> </w:t>
-      </w:r>
-      <w:r>
-        <w:t xml:space="preserve">A conexão de fonte de dados do DataArts Studio consegue ler os arquivos.</w:t>
-      </w:r>
-      <w:r>
-        <w:t xml:space="preserve"> </w:t>
-      </w:r>
-      <w:r>
-        <w:t xml:space="preserve">testlist</w:t>
-      </w:r>
-    </w:p>
-    <w:p>
-      <w:pPr>
-        <w:pStyle w:val="DefinitionTerm"/>
-      </w:pPr>
-      <w:r>
-        <w:t xml:space="preserve">Resultado do Teste</w:t>
-      </w:r>
-    </w:p>
-    <w:p>
-      <w:pPr>
-        <w:pStyle w:val="Definition"/>
-      </w:pPr>
-      <w:r>
-        <w:t xml:space="preserve">Pass</w:t>
-      </w:r>
-    </w:p>
-    <w:p>
-      <w:pPr>
-        <w:pStyle w:val="DefinitionTerm"/>
-      </w:pPr>
-      <w:r>
-        <w:t xml:space="preserve">Observações</w:t>
-      </w:r>
-    </w:p>
-    <w:p>
-      <w:pPr>
-        <w:pStyle w:val="Definition"/>
-      </w:pPr>
-      <w:r>
-        <w:t xml:space="preserve">Arquivos grandes ($&gt;$1 GB) devem ser carregados usando o recurso de upload multipart do OBS para maior confiabilidade.</w:t>
+        <w:t xml:space="preserve">Arquivos grandes (</w:t>
+      </w:r>
+      <m:oMath>
+        <m:r>
+          <m:rPr>
+            <m:sty m:val="p"/>
+          </m:rPr>
+          <m:t>&gt;</m:t>
+        </m:r>
+      </m:oMath>
+      <w:r>
+        <w:t xml:space="preserve">1 GB) devem ser carregados usando o recurso de upload multipart do OBS para maior confiabilidade.</w:t>
       </w:r>
     </w:p>
     <w:p>
@@ -4791,91 +4906,6 @@
       </w:pPr>
     </w:lvl>
   </w:abstractNum>
-  <w:abstractNum w:abstractNumId="99411">
-    <w:nsid w:val="A99411"/>
-    <w:multiLevelType w:val="multilevel"/>
-    <w:lvl w:ilvl="0">
-      <w:start w:val="1"/>
-      <w:numFmt w:val="decimal"/>
-      <w:lvlText w:val="%1."/>
-      <w:lvlJc w:val="left"/>
-      <w:pPr>
-        <w:ind w:left="480" w:hanging="240"/>
-      </w:pPr>
-    </w:lvl>
-    <w:lvl w:ilvl="1">
-      <w:start w:val="1"/>
-      <w:numFmt w:val="decimal"/>
-      <w:lvlText w:val="%2."/>
-      <w:lvlJc w:val="left"/>
-      <w:pPr>
-        <w:ind w:left="960" w:hanging="240"/>
-      </w:pPr>
-    </w:lvl>
-    <w:lvl w:ilvl="2">
-      <w:start w:val="1"/>
-      <w:numFmt w:val="decimal"/>
-      <w:lvlText w:val="%3."/>
-      <w:lvlJc w:val="left"/>
-      <w:pPr>
-        <w:ind w:left="1440" w:hanging="240"/>
-      </w:pPr>
-    </w:lvl>
-    <w:lvl w:ilvl="3">
-      <w:start w:val="1"/>
-      <w:numFmt w:val="decimal"/>
-      <w:lvlText w:val="%4."/>
-      <w:lvlJc w:val="left"/>
-      <w:pPr>
-        <w:ind w:left="2880" w:hanging="480"/>
-      </w:pPr>
-    </w:lvl>
-    <w:lvl w:ilvl="4">
-      <w:start w:val="1"/>
-      <w:numFmt w:val="decimal"/>
-      <w:lvlText w:val="%5."/>
-      <w:lvlJc w:val="left"/>
-      <w:pPr>
-        <w:ind w:left="3600" w:hanging="480"/>
-      </w:pPr>
-    </w:lvl>
-    <w:lvl w:ilvl="5">
-      <w:start w:val="1"/>
-      <w:numFmt w:val="decimal"/>
-      <w:lvlText w:val="%6."/>
-      <w:lvlJc w:val="left"/>
-      <w:pPr>
-        <w:ind w:left="4320" w:hanging="480"/>
-      </w:pPr>
-    </w:lvl>
-    <w:lvl w:ilvl="6">
-      <w:start w:val="1"/>
-      <w:numFmt w:val="decimal"/>
-      <w:lvlText w:val="%7."/>
-      <w:lvlJc w:val="left"/>
-      <w:pPr>
-        <w:ind w:left="5040" w:hanging="480"/>
-      </w:pPr>
-    </w:lvl>
-    <w:lvl w:ilvl="7">
-      <w:start w:val="1"/>
-      <w:numFmt w:val="decimal"/>
-      <w:lvlText w:val="%8."/>
-      <w:lvlJc w:val="left"/>
-      <w:pPr>
-        <w:ind w:left="5760" w:hanging="480"/>
-      </w:pPr>
-    </w:lvl>
-    <w:lvl w:ilvl="8">
-      <w:start w:val="1"/>
-      <w:numFmt w:val="decimal"/>
-      <w:lvlText w:val="%9."/>
-      <w:lvlJc w:val="left"/>
-      <w:pPr>
-        <w:ind w:left="6480" w:hanging="480"/>
-      </w:pPr>
-    </w:lvl>
-  </w:abstractNum>
   <w:num w:numId="1000">
     <w:abstractNumId w:val="990"/>
   </w:num>
@@ -4886,304 +4916,64 @@
     <w:abstractNumId w:val="991"/>
   </w:num>
   <w:num w:numId="1003">
-    <w:abstractNumId w:val="99411"/>
-    <w:lvlOverride w:ilvl="0">
-      <w:startOverride w:val="1"/>
-    </w:lvlOverride>
-    <w:lvlOverride w:ilvl="1">
-      <w:startOverride w:val="1"/>
-    </w:lvlOverride>
-    <w:lvlOverride w:ilvl="2">
-      <w:startOverride w:val="1"/>
-    </w:lvlOverride>
-    <w:lvlOverride w:ilvl="3">
-      <w:startOverride w:val="1"/>
-    </w:lvlOverride>
-    <w:lvlOverride w:ilvl="4">
-      <w:startOverride w:val="1"/>
-    </w:lvlOverride>
-    <w:lvlOverride w:ilvl="5">
-      <w:startOverride w:val="1"/>
-    </w:lvlOverride>
-    <w:lvlOverride w:ilvl="6">
-      <w:startOverride w:val="1"/>
-    </w:lvlOverride>
-    <w:lvlOverride w:ilvl="7">
-      <w:startOverride w:val="1"/>
-    </w:lvlOverride>
-    <w:lvlOverride w:ilvl="8">
-      <w:startOverride w:val="1"/>
-    </w:lvlOverride>
+    <w:abstractNumId w:val="991"/>
   </w:num>
   <w:num w:numId="1004">
-    <w:abstractNumId w:val="99411"/>
-    <w:lvlOverride w:ilvl="0">
-      <w:startOverride w:val="1"/>
-    </w:lvlOverride>
-    <w:lvlOverride w:ilvl="1">
-      <w:startOverride w:val="1"/>
-    </w:lvlOverride>
-    <w:lvlOverride w:ilvl="2">
-      <w:startOverride w:val="1"/>
-    </w:lvlOverride>
-    <w:lvlOverride w:ilvl="3">
-      <w:startOverride w:val="1"/>
-    </w:lvlOverride>
-    <w:lvlOverride w:ilvl="4">
-      <w:startOverride w:val="1"/>
-    </w:lvlOverride>
-    <w:lvlOverride w:ilvl="5">
-      <w:startOverride w:val="1"/>
-    </w:lvlOverride>
-    <w:lvlOverride w:ilvl="6">
-      <w:startOverride w:val="1"/>
-    </w:lvlOverride>
-    <w:lvlOverride w:ilvl="7">
-      <w:startOverride w:val="1"/>
-    </w:lvlOverride>
-    <w:lvlOverride w:ilvl="8">
-      <w:startOverride w:val="1"/>
-    </w:lvlOverride>
+    <w:abstractNumId w:val="991"/>
   </w:num>
   <w:num w:numId="1005">
-    <w:abstractNumId w:val="99411"/>
-    <w:lvlOverride w:ilvl="0">
-      <w:startOverride w:val="1"/>
-    </w:lvlOverride>
-    <w:lvlOverride w:ilvl="1">
-      <w:startOverride w:val="1"/>
-    </w:lvlOverride>
-    <w:lvlOverride w:ilvl="2">
-      <w:startOverride w:val="1"/>
-    </w:lvlOverride>
-    <w:lvlOverride w:ilvl="3">
-      <w:startOverride w:val="1"/>
-    </w:lvlOverride>
-    <w:lvlOverride w:ilvl="4">
-      <w:startOverride w:val="1"/>
-    </w:lvlOverride>
-    <w:lvlOverride w:ilvl="5">
-      <w:startOverride w:val="1"/>
-    </w:lvlOverride>
-    <w:lvlOverride w:ilvl="6">
-      <w:startOverride w:val="1"/>
-    </w:lvlOverride>
-    <w:lvlOverride w:ilvl="7">
-      <w:startOverride w:val="1"/>
-    </w:lvlOverride>
-    <w:lvlOverride w:ilvl="8">
-      <w:startOverride w:val="1"/>
-    </w:lvlOverride>
+    <w:abstractNumId w:val="991"/>
   </w:num>
   <w:num w:numId="1006">
-    <w:abstractNumId w:val="99411"/>
-    <w:lvlOverride w:ilvl="0">
-      <w:startOverride w:val="1"/>
-    </w:lvlOverride>
-    <w:lvlOverride w:ilvl="1">
-      <w:startOverride w:val="1"/>
-    </w:lvlOverride>
-    <w:lvlOverride w:ilvl="2">
-      <w:startOverride w:val="1"/>
-    </w:lvlOverride>
-    <w:lvlOverride w:ilvl="3">
-      <w:startOverride w:val="1"/>
-    </w:lvlOverride>
-    <w:lvlOverride w:ilvl="4">
-      <w:startOverride w:val="1"/>
-    </w:lvlOverride>
-    <w:lvlOverride w:ilvl="5">
-      <w:startOverride w:val="1"/>
-    </w:lvlOverride>
-    <w:lvlOverride w:ilvl="6">
-      <w:startOverride w:val="1"/>
-    </w:lvlOverride>
-    <w:lvlOverride w:ilvl="7">
-      <w:startOverride w:val="1"/>
-    </w:lvlOverride>
-    <w:lvlOverride w:ilvl="8">
-      <w:startOverride w:val="1"/>
-    </w:lvlOverride>
+    <w:abstractNumId w:val="991"/>
   </w:num>
   <w:num w:numId="1007">
-    <w:abstractNumId w:val="99411"/>
-    <w:lvlOverride w:ilvl="0">
-      <w:startOverride w:val="1"/>
-    </w:lvlOverride>
-    <w:lvlOverride w:ilvl="1">
-      <w:startOverride w:val="1"/>
-    </w:lvlOverride>
-    <w:lvlOverride w:ilvl="2">
-      <w:startOverride w:val="1"/>
-    </w:lvlOverride>
-    <w:lvlOverride w:ilvl="3">
-      <w:startOverride w:val="1"/>
-    </w:lvlOverride>
-    <w:lvlOverride w:ilvl="4">
-      <w:startOverride w:val="1"/>
-    </w:lvlOverride>
-    <w:lvlOverride w:ilvl="5">
-      <w:startOverride w:val="1"/>
-    </w:lvlOverride>
-    <w:lvlOverride w:ilvl="6">
-      <w:startOverride w:val="1"/>
-    </w:lvlOverride>
-    <w:lvlOverride w:ilvl="7">
-      <w:startOverride w:val="1"/>
-    </w:lvlOverride>
-    <w:lvlOverride w:ilvl="8">
-      <w:startOverride w:val="1"/>
-    </w:lvlOverride>
+    <w:abstractNumId w:val="991"/>
   </w:num>
   <w:num w:numId="1008">
-    <w:abstractNumId w:val="99411"/>
-    <w:lvlOverride w:ilvl="0">
-      <w:startOverride w:val="1"/>
-    </w:lvlOverride>
-    <w:lvlOverride w:ilvl="1">
-      <w:startOverride w:val="1"/>
-    </w:lvlOverride>
-    <w:lvlOverride w:ilvl="2">
-      <w:startOverride w:val="1"/>
-    </w:lvlOverride>
-    <w:lvlOverride w:ilvl="3">
-      <w:startOverride w:val="1"/>
-    </w:lvlOverride>
-    <w:lvlOverride w:ilvl="4">
-      <w:startOverride w:val="1"/>
-    </w:lvlOverride>
-    <w:lvlOverride w:ilvl="5">
-      <w:startOverride w:val="1"/>
-    </w:lvlOverride>
-    <w:lvlOverride w:ilvl="6">
-      <w:startOverride w:val="1"/>
-    </w:lvlOverride>
-    <w:lvlOverride w:ilvl="7">
-      <w:startOverride w:val="1"/>
-    </w:lvlOverride>
-    <w:lvlOverride w:ilvl="8">
-      <w:startOverride w:val="1"/>
-    </w:lvlOverride>
+    <w:abstractNumId w:val="991"/>
   </w:num>
   <w:num w:numId="1009">
-    <w:abstractNumId w:val="99411"/>
-    <w:lvlOverride w:ilvl="0">
-      <w:startOverride w:val="1"/>
-    </w:lvlOverride>
-    <w:lvlOverride w:ilvl="1">
-      <w:startOverride w:val="1"/>
-    </w:lvlOverride>
-    <w:lvlOverride w:ilvl="2">
-      <w:startOverride w:val="1"/>
-    </w:lvlOverride>
-    <w:lvlOverride w:ilvl="3">
-      <w:startOverride w:val="1"/>
-    </w:lvlOverride>
-    <w:lvlOverride w:ilvl="4">
-      <w:startOverride w:val="1"/>
-    </w:lvlOverride>
-    <w:lvlOverride w:ilvl="5">
-      <w:startOverride w:val="1"/>
-    </w:lvlOverride>
-    <w:lvlOverride w:ilvl="6">
-      <w:startOverride w:val="1"/>
-    </w:lvlOverride>
-    <w:lvlOverride w:ilvl="7">
-      <w:startOverride w:val="1"/>
-    </w:lvlOverride>
-    <w:lvlOverride w:ilvl="8">
-      <w:startOverride w:val="1"/>
-    </w:lvlOverride>
+    <w:abstractNumId w:val="991"/>
   </w:num>
   <w:num w:numId="1010">
-    <w:abstractNumId w:val="99411"/>
-    <w:lvlOverride w:ilvl="0">
-      <w:startOverride w:val="1"/>
-    </w:lvlOverride>
-    <w:lvlOverride w:ilvl="1">
-      <w:startOverride w:val="1"/>
-    </w:lvlOverride>
-    <w:lvlOverride w:ilvl="2">
-      <w:startOverride w:val="1"/>
-    </w:lvlOverride>
-    <w:lvlOverride w:ilvl="3">
-      <w:startOverride w:val="1"/>
-    </w:lvlOverride>
-    <w:lvlOverride w:ilvl="4">
-      <w:startOverride w:val="1"/>
-    </w:lvlOverride>
-    <w:lvlOverride w:ilvl="5">
-      <w:startOverride w:val="1"/>
-    </w:lvlOverride>
-    <w:lvlOverride w:ilvl="6">
-      <w:startOverride w:val="1"/>
-    </w:lvlOverride>
-    <w:lvlOverride w:ilvl="7">
-      <w:startOverride w:val="1"/>
-    </w:lvlOverride>
-    <w:lvlOverride w:ilvl="8">
-      <w:startOverride w:val="1"/>
-    </w:lvlOverride>
+    <w:abstractNumId w:val="991"/>
   </w:num>
   <w:num w:numId="1011">
-    <w:abstractNumId w:val="99411"/>
-    <w:lvlOverride w:ilvl="0">
-      <w:startOverride w:val="1"/>
-    </w:lvlOverride>
-    <w:lvlOverride w:ilvl="1">
-      <w:startOverride w:val="1"/>
-    </w:lvlOverride>
-    <w:lvlOverride w:ilvl="2">
-      <w:startOverride w:val="1"/>
-    </w:lvlOverride>
-    <w:lvlOverride w:ilvl="3">
-      <w:startOverride w:val="1"/>
-    </w:lvlOverride>
-    <w:lvlOverride w:ilvl="4">
-      <w:startOverride w:val="1"/>
-    </w:lvlOverride>
-    <w:lvlOverride w:ilvl="5">
-      <w:startOverride w:val="1"/>
-    </w:lvlOverride>
-    <w:lvlOverride w:ilvl="6">
-      <w:startOverride w:val="1"/>
-    </w:lvlOverride>
-    <w:lvlOverride w:ilvl="7">
-      <w:startOverride w:val="1"/>
-    </w:lvlOverride>
-    <w:lvlOverride w:ilvl="8">
-      <w:startOverride w:val="1"/>
-    </w:lvlOverride>
+    <w:abstractNumId w:val="991"/>
   </w:num>
   <w:num w:numId="1012">
-    <w:abstractNumId w:val="99411"/>
-    <w:lvlOverride w:ilvl="0">
-      <w:startOverride w:val="1"/>
-    </w:lvlOverride>
-    <w:lvlOverride w:ilvl="1">
-      <w:startOverride w:val="1"/>
-    </w:lvlOverride>
-    <w:lvlOverride w:ilvl="2">
-      <w:startOverride w:val="1"/>
-    </w:lvlOverride>
-    <w:lvlOverride w:ilvl="3">
-      <w:startOverride w:val="1"/>
-    </w:lvlOverride>
-    <w:lvlOverride w:ilvl="4">
-      <w:startOverride w:val="1"/>
-    </w:lvlOverride>
-    <w:lvlOverride w:ilvl="5">
-      <w:startOverride w:val="1"/>
-    </w:lvlOverride>
-    <w:lvlOverride w:ilvl="6">
-      <w:startOverride w:val="1"/>
-    </w:lvlOverride>
-    <w:lvlOverride w:ilvl="7">
-      <w:startOverride w:val="1"/>
-    </w:lvlOverride>
-    <w:lvlOverride w:ilvl="8">
-      <w:startOverride w:val="1"/>
-    </w:lvlOverride>
+    <w:abstractNumId w:val="991"/>
+  </w:num>
+  <w:num w:numId="1013">
+    <w:abstractNumId w:val="991"/>
+  </w:num>
+  <w:num w:numId="1014">
+    <w:abstractNumId w:val="991"/>
+  </w:num>
+  <w:num w:numId="1015">
+    <w:abstractNumId w:val="991"/>
+  </w:num>
+  <w:num w:numId="1016">
+    <w:abstractNumId w:val="991"/>
+  </w:num>
+  <w:num w:numId="1017">
+    <w:abstractNumId w:val="991"/>
+  </w:num>
+  <w:num w:numId="1018">
+    <w:abstractNumId w:val="991"/>
+  </w:num>
+  <w:num w:numId="1019">
+    <w:abstractNumId w:val="991"/>
+  </w:num>
+  <w:num w:numId="1020">
+    <w:abstractNumId w:val="991"/>
+  </w:num>
+  <w:num w:numId="1021">
+    <w:abstractNumId w:val="991"/>
+  </w:num>
+  <w:num w:numId="1022">
+    <w:abstractNumId w:val="991"/>
   </w:num>
 </w:numbering>
 </file>

--- a/examples/testbook/pt/main.docx
+++ b/examples/testbook/pt/main.docx
@@ -70,7 +70,7 @@
         <w:pStyle w:val="CoverMeta"/>
       </w:pPr>
       <w:r>
-        <w:t xml:space="preserve">v2.1.0 — 2026-09-13 11:50</w:t>
+        <w:t xml:space="preserve">v2.1.0 — 2026-09-13 12:13</w:t>
       </w:r>
     </w:p>
     <w:p>
@@ -1785,14 +1785,10 @@
     </w:p>
     <w:p>
       <w:pPr>
-        <w:numPr>
-          <w:ilvl w:val="0"/>
-          <w:numId w:val="1003"/>
-        </w:numPr>
-        <w:pStyle w:val="Compact"/>
-      </w:pPr>
-      <w:r>
-        <w:t xml:space="preserve">Aplicação da infraestrutura Terraform concluída com sucesso. - ID do cluster MRS disponível na saída do Terraform. - Usuário IAM possui função</w:t>
+        <w:pStyle w:val="Definition"/>
+      </w:pPr>
+      <w:r>
+        <w:t xml:space="preserve">1. Aplicação da infraestrutura Terraform concluída com sucesso. 2. ID do cluster MRS disponível na saída do Terraform. 3. Usuário IAM possui função</w:t>
       </w:r>
       <w:r>
         <w:t xml:space="preserve"> </w:t>
@@ -1908,14 +1904,10 @@
     </w:p>
     <w:p>
       <w:pPr>
-        <w:numPr>
-          <w:ilvl w:val="0"/>
-          <w:numId w:val="1004"/>
-        </w:numPr>
-        <w:pStyle w:val="Compact"/>
-      </w:pPr>
-      <w:r>
-        <w:t xml:space="preserve">Status do cluster é</w:t>
+        <w:pStyle w:val="Definition"/>
+      </w:pPr>
+      <w:r>
+        <w:t xml:space="preserve">1. Status do cluster é</w:t>
       </w:r>
       <w:r>
         <w:t xml:space="preserve"> </w:t>
@@ -1928,7 +1920,7 @@
         <w:t xml:space="preserve">Executando</w:t>
       </w:r>
       <w:r>
-        <w:t xml:space="preserve">. - Todos os quatro componentes (HDFS, YARN, Spark, Hive) estão listados com status</w:t>
+        <w:t xml:space="preserve">. 2. Todos os quatro componentes (HDFS, YARN, Spark, Hive) estão listados com status</w:t>
       </w:r>
       <w:r>
         <w:t xml:space="preserve"> </w:t>
@@ -1941,7 +1933,7 @@
         <w:t xml:space="preserve">Normal</w:t>
       </w:r>
       <w:r>
-        <w:t xml:space="preserve">. - Todos os nós apresentam status</w:t>
+        <w:t xml:space="preserve">. 3. Todos os nós apresentam status</w:t>
       </w:r>
       <w:r>
         <w:t xml:space="preserve"> </w:t>
@@ -2052,14 +2044,10 @@
     </w:p>
     <w:p>
       <w:pPr>
-        <w:numPr>
-          <w:ilvl w:val="0"/>
-          <w:numId w:val="1005"/>
-        </w:numPr>
-        <w:pStyle w:val="Compact"/>
-      </w:pPr>
-      <w:r>
-        <w:t xml:space="preserve">Nome do bucket OBS definido na configuração Terraform. - Política IAM concedendo acesso de leitura/escrita ao bucket está anexada ao usuário de teste.</w:t>
+        <w:pStyle w:val="Definition"/>
+      </w:pPr>
+      <w:r>
+        <w:t xml:space="preserve">1. Nome do bucket OBS definido na configuração Terraform. 2. Política IAM concedendo acesso de leitura/escrita ao bucket está anexada ao usuário de teste.</w:t>
       </w:r>
     </w:p>
     <w:p>
@@ -2161,14 +2149,10 @@
     </w:p>
     <w:p>
       <w:pPr>
-        <w:numPr>
-          <w:ilvl w:val="0"/>
-          <w:numId w:val="1006"/>
-        </w:numPr>
-        <w:pStyle w:val="Compact"/>
-      </w:pPr>
-      <w:r>
-        <w:t xml:space="preserve">O bucket existe com classe de armazenamento</w:t>
+        <w:pStyle w:val="Definition"/>
+      </w:pPr>
+      <w:r>
+        <w:t xml:space="preserve">1. O bucket existe com classe de armazenamento</w:t>
       </w:r>
       <w:r>
         <w:t xml:space="preserve"> </w:t>
@@ -2181,7 +2165,7 @@
         <w:t xml:space="preserve">Standard</w:t>
       </w:r>
       <w:r>
-        <w:t xml:space="preserve">. - O carregamento do arquivo conclui sem erro. - O conteúdo do arquivo baixado corresponde ao original. - A exclusão do arquivo é realizada com sucesso.</w:t>
+        <w:t xml:space="preserve">. 2. O carregamento do arquivo conclui sem erro. 3. O conteúdo do arquivo baixado corresponde ao original. 4. A exclusão do arquivo é realizada com sucesso.</w:t>
       </w:r>
     </w:p>
     <w:p>
@@ -2263,14 +2247,10 @@
     </w:p>
     <w:p>
       <w:pPr>
-        <w:numPr>
-          <w:ilvl w:val="0"/>
-          <w:numId w:val="1007"/>
-        </w:numPr>
-        <w:pStyle w:val="Compact"/>
-      </w:pPr>
-      <w:r>
-        <w:t xml:space="preserve">IDs da VPC e da sub-rede disponíveis na saída do Terraform. - Nomes dos grupos de segurança documentados na arquitetura da solução.</w:t>
+        <w:pStyle w:val="Definition"/>
+      </w:pPr>
+      <w:r>
+        <w:t xml:space="preserve">1. IDs da VPC e da sub-rede disponíveis na saída do Terraform. 2. Nomes dos grupos de segurança documentados na arquitetura da solução.</w:t>
       </w:r>
     </w:p>
     <w:p>
@@ -2407,14 +2387,10 @@
     </w:p>
     <w:p>
       <w:pPr>
-        <w:numPr>
-          <w:ilvl w:val="0"/>
-          <w:numId w:val="1008"/>
-        </w:numPr>
-        <w:pStyle w:val="Compact"/>
-      </w:pPr>
-      <w:r>
-        <w:t xml:space="preserve">CIDR da VPC é</w:t>
+        <w:pStyle w:val="Definition"/>
+      </w:pPr>
+      <w:r>
+        <w:t xml:space="preserve">1. CIDR da VPC é</w:t>
       </w:r>
       <w:r>
         <w:t xml:space="preserve"> </w:t>
@@ -2426,7 +2402,7 @@
         <w:t xml:space="preserve">10.0.0.0/16</w:t>
       </w:r>
       <w:r>
-        <w:t xml:space="preserve">. - CIDR da sub-rede é</w:t>
+        <w:t xml:space="preserve">. 2. CIDR da sub-rede é</w:t>
       </w:r>
       <w:r>
         <w:t xml:space="preserve"> </w:t>
@@ -2438,7 +2414,7 @@
         <w:t xml:space="preserve">10.0.1.0/24</w:t>
       </w:r>
       <w:r>
-        <w:t xml:space="preserve">. - Regras de entrada correspondem à arquitetura: TCP 22 e TCP 443 das origens especificadas. - Saída permite todo o tráfego.</w:t>
+        <w:t xml:space="preserve">. 3. Regras de entrada correspondem à arquitetura: TCP 22 e TCP 443 das origens especificadas. 4. Saída permite todo o tráfego.</w:t>
       </w:r>
     </w:p>
     <w:p>
@@ -2564,14 +2540,10 @@
     </w:p>
     <w:p>
       <w:pPr>
-        <w:numPr>
-          <w:ilvl w:val="0"/>
-          <w:numId w:val="1009"/>
-        </w:numPr>
-        <w:pStyle w:val="Compact"/>
-      </w:pPr>
-      <w:r>
-        <w:t xml:space="preserve">Instância do DataArts Studio provisionada e com status</w:t>
+        <w:pStyle w:val="Definition"/>
+      </w:pPr>
+      <w:r>
+        <w:t xml:space="preserve">1. Instância do DataArts Studio provisionada e com status</w:t>
       </w:r>
       <w:r>
         <w:t xml:space="preserve"> </w:t>
@@ -2584,7 +2556,7 @@
         <w:t xml:space="preserve">Executando</w:t>
       </w:r>
       <w:r>
-        <w:t xml:space="preserve">. - Usuário IAM de teste possui a função</w:t>
+        <w:t xml:space="preserve">. 2. Usuário IAM de teste possui a função</w:t>
       </w:r>
       <w:r>
         <w:t xml:space="preserve"> </w:t>
@@ -2749,14 +2721,10 @@
     </w:p>
     <w:p>
       <w:pPr>
-        <w:numPr>
-          <w:ilvl w:val="0"/>
-          <w:numId w:val="1010"/>
-        </w:numPr>
-        <w:pStyle w:val="Compact"/>
-      </w:pPr>
-      <w:r>
-        <w:t xml:space="preserve">O workspace está listado e acessível. - O console do DataArts Studio abre sem erros. - Todos os três módulos (Integração de Dados, Desenvolvimento de Dados, Arquitetura de Dados) estão visíveis na navegação.</w:t>
+        <w:pStyle w:val="Definition"/>
+      </w:pPr>
+      <w:r>
+        <w:t xml:space="preserve">1. O workspace está listado e acessível. 2. O console do DataArts Studio abre sem erros. 3. Todos os três módulos (Integração de Dados, Desenvolvimento de Dados, Arquitetura de Dados) estão visíveis na navegação.</w:t>
       </w:r>
     </w:p>
     <w:p>
@@ -2838,14 +2806,10 @@
     </w:p>
     <w:p>
       <w:pPr>
-        <w:numPr>
-          <w:ilvl w:val="0"/>
-          <w:numId w:val="1011"/>
-        </w:numPr>
-        <w:pStyle w:val="Compact"/>
-      </w:pPr>
-      <w:r>
-        <w:t xml:space="preserve">TC-004 concluído (workspace do DataArts Studio acessível). - Arquivo CSV de origem (</w:t>
+        <w:pStyle w:val="Definition"/>
+      </w:pPr>
+      <w:r>
+        <w:t xml:space="preserve">1. TC-004 concluído (workspace do DataArts Studio acessível). 2. Arquivo CSV de origem (</w:t>
       </w:r>
       <w:r>
         <w:rPr>
@@ -2854,7 +2818,7 @@
         <w:t xml:space="preserve">customers.csv</w:t>
       </w:r>
       <w:r>
-        <w:t xml:space="preserve">) existe no bucket OBS raw. - Caminho OBS de destino (</w:t>
+        <w:t xml:space="preserve">) existe no bucket OBS raw. 3. Caminho OBS de destino (</w:t>
       </w:r>
       <w:r>
         <w:rPr>
@@ -2863,7 +2827,7 @@
         <w:t xml:space="preserve">poc-datalake-curated/customers/</w:t>
       </w:r>
       <w:r>
-        <w:t xml:space="preserve">) está configurado. - Pipeline</w:t>
+        <w:t xml:space="preserve">) está configurado. 4. Pipeline</w:t>
       </w:r>
       <w:r>
         <w:t xml:space="preserve"> </w:t>
@@ -2922,14 +2886,10 @@
     </w:p>
     <w:p>
       <w:pPr>
-        <w:numPr>
-          <w:ilvl w:val="0"/>
-          <w:numId w:val="1012"/>
-        </w:numPr>
-        <w:pStyle w:val="Compact"/>
-      </w:pPr>
-      <w:r>
-        <w:t xml:space="preserve">A execução do pipeline conclui com status</w:t>
+        <w:pStyle w:val="Definition"/>
+      </w:pPr>
+      <w:r>
+        <w:t xml:space="preserve">1. A execução do pipeline conclui com status</w:t>
       </w:r>
       <w:r>
         <w:t xml:space="preserve"> </w:t>
@@ -2942,7 +2902,7 @@
         <w:t xml:space="preserve">Sucesso</w:t>
       </w:r>
       <w:r>
-        <w:t xml:space="preserve">. - O arquivo de saída é criado no caminho OBS de destino. - A contagem de linhas do arquivo de saída corresponde ao arquivo de origem.</w:t>
+        <w:t xml:space="preserve">. 2. O arquivo de saída é criado no caminho OBS de destino. 3. A contagem de linhas do arquivo de saída corresponde ao arquivo de origem.</w:t>
       </w:r>
     </w:p>
     <w:p>
@@ -3024,14 +2984,10 @@
     </w:p>
     <w:p>
       <w:pPr>
-        <w:numPr>
-          <w:ilvl w:val="0"/>
-          <w:numId w:val="1013"/>
-        </w:numPr>
-        <w:pStyle w:val="Compact"/>
-      </w:pPr>
-      <w:r>
-        <w:t xml:space="preserve">TC-001 concluído (cluster MRS saudável). - Tabela Hive</w:t>
+        <w:pStyle w:val="Definition"/>
+      </w:pPr>
+      <w:r>
+        <w:t xml:space="preserve">1. TC-001 concluído (cluster MRS saudável). 2. Tabela Hive</w:t>
       </w:r>
       <w:r>
         <w:t xml:space="preserve"> </w:t>
@@ -3046,7 +3002,7 @@
         <w:t xml:space="preserve"> </w:t>
       </w:r>
       <w:r>
-        <w:t xml:space="preserve">existe e contém dados carregados pelo pipeline de ingestão. - Acesso SSH ao nó master do MRS configurado.</w:t>
+        <w:t xml:space="preserve">existe e contém dados carregados pelo pipeline de ingestão. 3. Acesso SSH ao nó master do MRS configurado.</w:t>
       </w:r>
     </w:p>
     <w:p>
@@ -3105,12 +3061,14 @@
     </w:p>
     <w:p>
       <w:pPr>
-        <w:numPr>
-          <w:ilvl w:val="0"/>
-          <w:numId w:val="1014"/>
-        </w:numPr>
-        <w:pStyle w:val="Compact"/>
-      </w:pPr>
+        <w:pStyle w:val="Definition"/>
+      </w:pPr>
+      <w:r>
+        <w:t xml:space="preserve">1.</w:t>
+      </w:r>
+      <w:r>
+        <w:t xml:space="preserve"> </w:t>
+      </w:r>
       <w:r>
         <w:rPr>
           <w:rStyle w:val="VerbatimChar"/>
@@ -3121,7 +3079,7 @@
         <w:t xml:space="preserve"> </w:t>
       </w:r>
       <w:r>
-        <w:t xml:space="preserve">retorna 10.000. - A consulta de amostra retorna 5 linhas com valores válidos de</w:t>
+        <w:t xml:space="preserve">retorna 10.000. 2. A consulta de amostra retorna 5 linhas com valores válidos de</w:t>
       </w:r>
       <w:r>
         <w:t xml:space="preserve"> </w:t>
@@ -3261,14 +3219,10 @@
     </w:p>
     <w:p>
       <w:pPr>
-        <w:numPr>
-          <w:ilvl w:val="0"/>
-          <w:numId w:val="1015"/>
-        </w:numPr>
-        <w:pStyle w:val="Compact"/>
-      </w:pPr>
-      <w:r>
-        <w:t xml:space="preserve">Bucket OBS</w:t>
+        <w:pStyle w:val="Definition"/>
+      </w:pPr>
+      <w:r>
+        <w:t xml:space="preserve">1. Bucket OBS</w:t>
       </w:r>
       <w:r>
         <w:t xml:space="preserve"> </w:t>
@@ -3283,7 +3237,7 @@
         <w:t xml:space="preserve"> </w:t>
       </w:r>
       <w:r>
-        <w:t xml:space="preserve">existe com a política IAM designada. - Dois usuários IAM de teste: um com função</w:t>
+        <w:t xml:space="preserve">existe com a política IAM designada. 2. Dois usuários IAM de teste: um com função</w:t>
       </w:r>
       <w:r>
         <w:t xml:space="preserve"> </w:t>
@@ -3296,7 +3250,7 @@
         <w:t xml:space="preserve">OBS_ReadWrite</w:t>
       </w:r>
       <w:r>
-        <w:t xml:space="preserve">, outro sem permissões OBS. - CLI</w:t>
+        <w:t xml:space="preserve">, outro sem permissões OBS. 3. CLI</w:t>
       </w:r>
       <w:r>
         <w:t xml:space="preserve"> </w:t>
@@ -3411,14 +3365,10 @@
     </w:p>
     <w:p>
       <w:pPr>
-        <w:numPr>
-          <w:ilvl w:val="0"/>
-          <w:numId w:val="1016"/>
-        </w:numPr>
-        <w:pStyle w:val="Compact"/>
-      </w:pPr>
-      <w:r>
-        <w:t xml:space="preserve">Usuário autorizado consegue carregar e baixar com sucesso. - Usuário não autorizado recebe HTTP 403 nas operações de carregamento e listagem. - Política do bucket concede apenas as permissões de leitura/escrita pretendidas às funções designadas.</w:t>
+        <w:pStyle w:val="Definition"/>
+      </w:pPr>
+      <w:r>
+        <w:t xml:space="preserve">1. Usuário autorizado consegue carregar e baixar com sucesso. 2. Usuário não autorizado recebe HTTP 403 nas operações de carregamento e listagem. 3. Política do bucket concede apenas as permissões de leitura/escrita pretendidas às funções designadas.</w:t>
       </w:r>
     </w:p>
     <w:p>
@@ -3500,14 +3450,10 @@
     </w:p>
     <w:p>
       <w:pPr>
-        <w:numPr>
-          <w:ilvl w:val="0"/>
-          <w:numId w:val="1017"/>
-        </w:numPr>
-        <w:pStyle w:val="Compact"/>
-      </w:pPr>
-      <w:r>
-        <w:t xml:space="preserve">TC-004 concluído (workspace do DataArts Studio acessível). - Regra de mascaramento configurada para a coluna</w:t>
+        <w:pStyle w:val="Definition"/>
+      </w:pPr>
+      <w:r>
+        <w:t xml:space="preserve">1. TC-004 concluído (workspace do DataArts Studio acessível). 2. Regra de mascaramento configurada para a coluna</w:t>
       </w:r>
       <w:r>
         <w:t xml:space="preserve"> </w:t>
@@ -3522,7 +3468,7 @@
         <w:t xml:space="preserve"> </w:t>
       </w:r>
       <w:r>
-        <w:t xml:space="preserve">(Número de Seguro Social). - Usuário de teste possui função</w:t>
+        <w:t xml:space="preserve">(Número de Seguro Social). 3. Usuário de teste possui função</w:t>
       </w:r>
       <w:r>
         <w:t xml:space="preserve"> </w:t>
@@ -3677,14 +3623,10 @@
     </w:p>
     <w:p>
       <w:pPr>
-        <w:numPr>
-          <w:ilvl w:val="0"/>
-          <w:numId w:val="1018"/>
-        </w:numPr>
-        <w:pStyle w:val="Compact"/>
-      </w:pPr>
-      <w:r>
-        <w:t xml:space="preserve">Regra de mascaramento ativa para</w:t>
+        <w:pStyle w:val="Definition"/>
+      </w:pPr>
+      <w:r>
+        <w:t xml:space="preserve">1. Regra de mascaramento ativa para</w:t>
       </w:r>
       <w:r>
         <w:t xml:space="preserve"> </w:t>
@@ -3696,7 +3638,7 @@
         <w:t xml:space="preserve">customers.ssn</w:t>
       </w:r>
       <w:r>
-        <w:t xml:space="preserve">. - Usuário não administrador visualiza valores mascarados na coluna</w:t>
+        <w:t xml:space="preserve">. 2. Usuário não administrador visualiza valores mascarados na coluna</w:t>
       </w:r>
       <w:r>
         <w:t xml:space="preserve"> </w:t>
@@ -3708,7 +3650,7 @@
         <w:t xml:space="preserve">ssn</w:t>
       </w:r>
       <w:r>
-        <w:t xml:space="preserve">. - Usuário administrador visualiza valores reais na coluna</w:t>
+        <w:t xml:space="preserve">. 3. Usuário administrador visualiza valores reais na coluna</w:t>
       </w:r>
       <w:r>
         <w:t xml:space="preserve"> </w:t>
@@ -3833,14 +3775,10 @@
     </w:p>
     <w:p>
       <w:pPr>
-        <w:numPr>
-          <w:ilvl w:val="0"/>
-          <w:numId w:val="1019"/>
-        </w:numPr>
-        <w:pStyle w:val="Compact"/>
-      </w:pPr>
-      <w:r>
-        <w:t xml:space="preserve">CLI</w:t>
+        <w:pStyle w:val="Definition"/>
+      </w:pPr>
+      <w:r>
+        <w:t xml:space="preserve">1. CLI</w:t>
       </w:r>
       <w:r>
         <w:t xml:space="preserve"> </w:t>
@@ -3872,7 +3810,7 @@
         <w:t xml:space="preserve"> </w:t>
       </w:r>
       <w:r>
-        <w:t xml:space="preserve">1.0). - Credenciais AK/SK configuradas via variáveis de ambiente ou</w:t>
+        <w:t xml:space="preserve">1.0). 2. Credenciais AK/SK configuradas via variáveis de ambiente ou</w:t>
       </w:r>
       <w:r>
         <w:t xml:space="preserve"> </w:t>
@@ -3885,7 +3823,7 @@
         <w:t xml:space="preserve">provider.tf</w:t>
       </w:r>
       <w:r>
-        <w:t xml:space="preserve">. - Arquivos de configuração Terraform no diretório do projeto.</w:t>
+        <w:t xml:space="preserve">. 3. Arquivos de configuração Terraform no diretório do projeto.</w:t>
       </w:r>
     </w:p>
     <w:p>
@@ -3989,12 +3927,14 @@
     </w:p>
     <w:p>
       <w:pPr>
-        <w:numPr>
-          <w:ilvl w:val="0"/>
-          <w:numId w:val="1020"/>
-        </w:numPr>
-        <w:pStyle w:val="Compact"/>
-      </w:pPr>
+        <w:pStyle w:val="Definition"/>
+      </w:pPr>
+      <w:r>
+        <w:t xml:space="preserve">1.</w:t>
+      </w:r>
+      <w:r>
+        <w:t xml:space="preserve"> </w:t>
+      </w:r>
       <w:r>
         <w:rPr>
           <w:rStyle w:val="VerbatimChar"/>
@@ -4005,7 +3945,7 @@
         <w:t xml:space="preserve"> </w:t>
       </w:r>
       <w:r>
-        <w:t xml:space="preserve">conclui sem erros. - Todos os valores de saída estão preenchidos (ID do cluster, nome do bucket, ID da VPC). - Contagem de recursos no estado corresponde à especificação da arquitetura.</w:t>
+        <w:t xml:space="preserve">conclui sem erros. 2. Todos os valores de saída estão preenchidos (ID do cluster, nome do bucket, ID da VPC). 3. Contagem de recursos no estado corresponde à especificação da arquitetura.</w:t>
       </w:r>
     </w:p>
     <w:p>
@@ -4114,14 +4054,10 @@
     </w:p>
     <w:p>
       <w:pPr>
-        <w:numPr>
-          <w:ilvl w:val="0"/>
-          <w:numId w:val="1021"/>
-        </w:numPr>
-        <w:pStyle w:val="Compact"/>
-      </w:pPr>
-      <w:r>
-        <w:t xml:space="preserve">TC-002 concluído (bucket OBS acessível). - Arquivos de dados de teste preparados no diretório local</w:t>
+        <w:pStyle w:val="Definition"/>
+      </w:pPr>
+      <w:r>
+        <w:t xml:space="preserve">1. TC-002 concluído (bucket OBS acessível). 2. Arquivos de dados de teste preparados no diretório local</w:t>
       </w:r>
       <w:r>
         <w:t xml:space="preserve"> </w:t>
@@ -4134,7 +4070,7 @@
         <w:t xml:space="preserve">./test-data/</w:t>
       </w:r>
       <w:r>
-        <w:t xml:space="preserve">. - CLI</w:t>
+        <w:t xml:space="preserve">. 3. CLI</w:t>
       </w:r>
       <w:r>
         <w:t xml:space="preserve"> </w:t>
@@ -4193,14 +4129,10 @@
     </w:p>
     <w:p>
       <w:pPr>
-        <w:numPr>
-          <w:ilvl w:val="0"/>
-          <w:numId w:val="1022"/>
-        </w:numPr>
-        <w:pStyle w:val="Compact"/>
-      </w:pPr>
-      <w:r>
-        <w:t xml:space="preserve">Todos os arquivos de dados de teste são carregados sem erros. - A listagem do bucket mostra todos os arquivos carregados com tamanhos corretos. - O checksum do arquivo baixado corresponde ao original local. - A conexão de fonte de dados do DataArts Studio consegue ler os arquivos.</w:t>
+        <w:pStyle w:val="Definition"/>
+      </w:pPr>
+      <w:r>
+        <w:t xml:space="preserve">1. Todos os arquivos de dados de teste são carregados sem erros. 2. A listagem do bucket mostra todos os arquivos carregados com tamanhos corretos. 3. O checksum do arquivo baixado corresponde ao original local. 4. A conexão de fonte de dados do DataArts Studio consegue ler os arquivos.</w:t>
       </w:r>
     </w:p>
     <w:p>
@@ -4913,66 +4845,6 @@
     <w:abstractNumId w:val="991"/>
   </w:num>
   <w:num w:numId="1002">
-    <w:abstractNumId w:val="991"/>
-  </w:num>
-  <w:num w:numId="1003">
-    <w:abstractNumId w:val="991"/>
-  </w:num>
-  <w:num w:numId="1004">
-    <w:abstractNumId w:val="991"/>
-  </w:num>
-  <w:num w:numId="1005">
-    <w:abstractNumId w:val="991"/>
-  </w:num>
-  <w:num w:numId="1006">
-    <w:abstractNumId w:val="991"/>
-  </w:num>
-  <w:num w:numId="1007">
-    <w:abstractNumId w:val="991"/>
-  </w:num>
-  <w:num w:numId="1008">
-    <w:abstractNumId w:val="991"/>
-  </w:num>
-  <w:num w:numId="1009">
-    <w:abstractNumId w:val="991"/>
-  </w:num>
-  <w:num w:numId="1010">
-    <w:abstractNumId w:val="991"/>
-  </w:num>
-  <w:num w:numId="1011">
-    <w:abstractNumId w:val="991"/>
-  </w:num>
-  <w:num w:numId="1012">
-    <w:abstractNumId w:val="991"/>
-  </w:num>
-  <w:num w:numId="1013">
-    <w:abstractNumId w:val="991"/>
-  </w:num>
-  <w:num w:numId="1014">
-    <w:abstractNumId w:val="991"/>
-  </w:num>
-  <w:num w:numId="1015">
-    <w:abstractNumId w:val="991"/>
-  </w:num>
-  <w:num w:numId="1016">
-    <w:abstractNumId w:val="991"/>
-  </w:num>
-  <w:num w:numId="1017">
-    <w:abstractNumId w:val="991"/>
-  </w:num>
-  <w:num w:numId="1018">
-    <w:abstractNumId w:val="991"/>
-  </w:num>
-  <w:num w:numId="1019">
-    <w:abstractNumId w:val="991"/>
-  </w:num>
-  <w:num w:numId="1020">
-    <w:abstractNumId w:val="991"/>
-  </w:num>
-  <w:num w:numId="1021">
-    <w:abstractNumId w:val="991"/>
-  </w:num>
-  <w:num w:numId="1022">
     <w:abstractNumId w:val="991"/>
   </w:num>
 </w:numbering>

--- a/examples/testbook/pt/main.docx
+++ b/examples/testbook/pt/main.docx
@@ -70,7 +70,7 @@
         <w:pStyle w:val="CoverMeta"/>
       </w:pPr>
       <w:r>
-        <w:t xml:space="preserve">v2.1.0 — 2026-09-13 12:13</w:t>
+        <w:t xml:space="preserve">v2.1.0 — 2026-09-13 12:54</w:t>
       </w:r>
     </w:p>
     <w:p>
@@ -269,7 +269,7 @@
           <w:tab w:val="right" w:pos="9638"/>
         </w:tabs>
       </w:pPr>
-      <w:bookmarkStart w:id="100" w:name="descrição-dos-casos-de-teste"/>
+      <w:bookmarkStart w:id="100" w:name="introdução"/>
       <w:r>
         <w:rPr>
           <w:sz w:val="112"/>
@@ -281,7 +281,7 @@
         <w:tab/>
       </w:r>
       <w:r>
-        <w:t xml:space="preserve">Descrição dos Casos de Teste</w:t>
+        <w:t xml:space="preserve">Introdução</w:t>
       </w:r>
       <w:bookmarkEnd w:id="100"/>
     </w:p>
@@ -1225,22 +1225,2482 @@
       </w:tr>
     </w:tbl>
     <w:p>
+      <w:r>
+        <w:br w:type="page"/>
+      </w:r>
+    </w:p>
+    <w:p>
+      <w:pPr>
+        <w:pStyle w:val="Heading1"/>
+        <w:pBdr>
+          <w:bottom w:val="single" w:sz="12" w:space="2" w:color="C7000B"/>
+        </w:pBdr>
+        <w:tabs>
+          <w:tab w:val="right" w:pos="9638"/>
+        </w:tabs>
+      </w:pPr>
+      <w:bookmarkStart w:id="104" w:name="casos-de-teste"/>
+      <w:r>
+        <w:rPr>
+          <w:sz w:val="112"/>
+          <w:szCs w:val="112"/>
+        </w:rPr>
+        <w:t xml:space="preserve">2</w:t>
+      </w:r>
+      <w:r>
+        <w:tab/>
+      </w:r>
+      <w:r>
+        <w:t xml:space="preserve">Casos de Teste</w:t>
+      </w:r>
+      <w:bookmarkEnd w:id="104"/>
+    </w:p>
+    <w:p>
       <w:pPr>
         <w:pStyle w:val="Heading2"/>
       </w:pPr>
-      <w:bookmarkStart w:id="104" w:name="resumo-dos-casos-de-teste"/>
-      <w:r>
-        <w:t xml:space="preserve">1.4</w:t>
-      </w:r>
-      <w:r>
-        <w:t xml:space="preserve"> Resumo dos Casos de Teste</w:t>
-      </w:r>
-      <w:bookmarkEnd w:id="104"/>
+      <w:bookmarkStart w:id="105" w:name="arquitetura-da-plataforma"/>
+      <w:r>
+        <w:t xml:space="preserve">2.1</w:t>
+      </w:r>
+      <w:r>
+        <w:t xml:space="preserve"> Arquitetura da Plataforma</w:t>
+      </w:r>
+      <w:bookmarkEnd w:id="105"/>
+    </w:p>
+    <w:p>
+      <w:pPr>
+        <w:pStyle w:val="Heading3"/>
+      </w:pPr>
+      <w:r>
+        <w:rPr>
+          <w:rStyle w:val="SectionNumber"/>
+        </w:rPr>
+        <w:t xml:space="preserve">0.0.1</w:t>
+      </w:r>
+      <w:r>
+        <w:tab/>
+      </w:r>
+      <w:r>
+        <w:t xml:space="preserve">Caso de Teste 1: Verificar implantação e saúde do cluster MRS</w:t>
+      </w:r>
+    </w:p>
+    <w:p>
+      <w:pPr>
+        <w:pStyle w:val="DefinitionTerm"/>
+      </w:pPr>
+      <w:r>
+        <w:t xml:space="preserve">Objetivo</w:t>
+      </w:r>
+    </w:p>
+    <w:p>
+      <w:pPr>
+        <w:pStyle w:val="Definition"/>
+      </w:pPr>
+      <w:r>
+        <w:t xml:space="preserve">Confirmar que o cluster MapReduce Service (MRS) está implantado com os componentes necessários (HDFS, YARN, Spark, Hive) e que todos os nós apresentam status saudável.</w:t>
+      </w:r>
+    </w:p>
+    <w:p>
+      <w:pPr>
+        <w:pStyle w:val="DefinitionTerm"/>
+      </w:pPr>
+      <w:r>
+        <w:t xml:space="preserve">Pré-requisitos</w:t>
+      </w:r>
+    </w:p>
+    <w:p>
+      <w:pPr>
+        <w:pStyle w:val="Definition"/>
+      </w:pPr>
+      <w:r>
+        <w:t xml:space="preserve">1. Aplicação da infraestrutura Terraform concluída com sucesso. 2. ID do cluster MRS disponível na saída do Terraform. 3. Usuário IAM possui função</w:t>
+      </w:r>
+      <w:r>
+        <w:t xml:space="preserve"> </w:t>
+      </w:r>
+      <w:r>
+        <w:rPr>
+          <w:bCs/>
+          <w:b/>
+        </w:rPr>
+        <w:t xml:space="preserve">MRS_Viewer</w:t>
+      </w:r>
+      <w:r>
+        <w:t xml:space="preserve"> </w:t>
+      </w:r>
+      <w:r>
+        <w:t xml:space="preserve">ou superior.</w:t>
+      </w:r>
+    </w:p>
+    <w:p>
+      <w:pPr>
+        <w:pStyle w:val="DefinitionTerm"/>
+      </w:pPr>
+      <w:r>
+        <w:t xml:space="preserve">Procedimento</w:t>
+      </w:r>
+    </w:p>
+    <w:p>
+      <w:pPr>
+        <w:pStyle w:val="Definition"/>
+      </w:pPr>
+      <w:r>
+        <w:t xml:space="preserve">1. Acessar o Console do Huawei Cloud 2. Navegar em</w:t>
+      </w:r>
+      <w:r>
+        <w:t xml:space="preserve"> </w:t>
+      </w:r>
+      <w:r>
+        <w:rPr>
+          <w:bCs/>
+          <w:b/>
+        </w:rPr>
+        <w:t xml:space="preserve">Console</w:t>
+      </w:r>
+      <w:r>
+        <w:t xml:space="preserve"> </w:t>
+      </w:r>
+      <w:r>
+        <w:rPr>
+          <w:bCs/>
+          <w:b/>
+        </w:rPr>
+        <w:t xml:space="preserve">→</w:t>
+      </w:r>
+      <w:r>
+        <w:t xml:space="preserve"> </w:t>
+      </w:r>
+      <w:r>
+        <w:rPr>
+          <w:bCs/>
+          <w:b/>
+        </w:rPr>
+        <w:t xml:space="preserve">MapReduce Service</w:t>
+      </w:r>
+      <w:r>
+        <w:t xml:space="preserve"> </w:t>
+      </w:r>
+      <w:r>
+        <w:rPr>
+          <w:bCs/>
+          <w:b/>
+        </w:rPr>
+        <w:t xml:space="preserve">→</w:t>
+      </w:r>
+      <w:r>
+        <w:t xml:space="preserve"> </w:t>
+      </w:r>
+      <w:r>
+        <w:rPr>
+          <w:bCs/>
+          <w:b/>
+        </w:rPr>
+        <w:t xml:space="preserve">Clusters</w:t>
+      </w:r>
+      <w:r>
+        <w:t xml:space="preserve"> </w:t>
+      </w:r>
+      <w:r>
+        <w:t xml:space="preserve">3. Localizar cluster</w:t>
+      </w:r>
+      <w:r>
+        <w:t xml:space="preserve"> </w:t>
+      </w:r>
+      <w:r>
+        <w:rPr>
+          <w:rStyle w:val="VerbatimChar"/>
+        </w:rPr>
+        <w:t xml:space="preserve">mrs-poc-cluster</w:t>
+      </w:r>
+      <w:r>
+        <w:t xml:space="preserve"> </w:t>
+      </w:r>
+      <w:r>
+        <w:t xml:space="preserve">4. Verificar status do cluster 5. Revisar aba Componente 6. Revisar aba Nó</w:t>
+      </w:r>
+    </w:p>
+    <w:p>
+      <w:pPr>
+        <w:pStyle w:val="DefinitionTerm"/>
+      </w:pPr>
+      <w:r>
+        <w:t xml:space="preserve">Resultado Esperado</w:t>
+      </w:r>
+    </w:p>
+    <w:p>
+      <w:pPr>
+        <w:pStyle w:val="Definition"/>
+      </w:pPr>
+      <w:r>
+        <w:t xml:space="preserve">1. Status do cluster é</w:t>
+      </w:r>
+      <w:r>
+        <w:t xml:space="preserve"> </w:t>
+      </w:r>
+      <w:r>
+        <w:rPr>
+          <w:bCs/>
+          <w:b/>
+        </w:rPr>
+        <w:t xml:space="preserve">Executando</w:t>
+      </w:r>
+      <w:r>
+        <w:t xml:space="preserve">. 2. Todos os quatro componentes (HDFS, YARN, Spark, Hive) estão listados com status</w:t>
+      </w:r>
+      <w:r>
+        <w:t xml:space="preserve"> </w:t>
+      </w:r>
+      <w:r>
+        <w:rPr>
+          <w:bCs/>
+          <w:b/>
+        </w:rPr>
+        <w:t xml:space="preserve">Normal</w:t>
+      </w:r>
+      <w:r>
+        <w:t xml:space="preserve">. 3. Todos os nós apresentam status</w:t>
+      </w:r>
+      <w:r>
+        <w:t xml:space="preserve"> </w:t>
+      </w:r>
+      <w:r>
+        <w:rPr>
+          <w:bCs/>
+          <w:b/>
+        </w:rPr>
+        <w:t xml:space="preserve">Executando</w:t>
+      </w:r>
+      <w:r>
+        <w:t xml:space="preserve"> </w:t>
+      </w:r>
+      <w:r>
+        <w:t xml:space="preserve">sem alarmes.</w:t>
+      </w:r>
+    </w:p>
+    <w:p>
+      <w:pPr>
+        <w:pStyle w:val="DefinitionTerm"/>
+      </w:pPr>
+      <w:r>
+        <w:t xml:space="preserve">Resultado do Teste</w:t>
+      </w:r>
+    </w:p>
+    <w:p>
+      <w:pPr>
+        <w:pStyle w:val="Definition"/>
+      </w:pPr>
+      <w:r>
+        <w:rPr>
+          <w:bCs/>
+          <w:b/>
+        </w:rPr>
+        <w:t xml:space="preserve">Pass</w:t>
+      </w:r>
+    </w:p>
+    <w:p>
+      <w:pPr>
+        <w:pStyle w:val="DefinitionTerm"/>
+      </w:pPr>
+      <w:r>
+        <w:t xml:space="preserve">Observações</w:t>
+      </w:r>
+    </w:p>
+    <w:p>
+      <w:pPr>
+        <w:pStyle w:val="Definition"/>
+      </w:pPr>
+      <w:r>
+        <w:t xml:space="preserve">Se algum componente apresentar status</w:t>
+      </w:r>
+      <w:r>
+        <w:t xml:space="preserve"> </w:t>
+      </w:r>
+      <w:r>
+        <w:rPr>
+          <w:bCs/>
+          <w:b/>
+        </w:rPr>
+        <w:t xml:space="preserve">Anormal</w:t>
+      </w:r>
+      <w:r>
+        <w:t xml:space="preserve">, verificar a página de alarmes do MRS antes de registrar o resultado.</w:t>
+      </w:r>
+    </w:p>
+    <w:p>
+      <w:pPr>
+        <w:pStyle w:val="Heading3"/>
+      </w:pPr>
+      <w:r>
+        <w:rPr>
+          <w:rStyle w:val="SectionNumber"/>
+        </w:rPr>
+        <w:t xml:space="preserve">0.0.2</w:t>
+      </w:r>
+      <w:r>
+        <w:tab/>
+      </w:r>
+      <w:r>
+        <w:t xml:space="preserve">Caso de Teste 2: Verificar criação e acessibilidade do bucket OBS</w:t>
+      </w:r>
+    </w:p>
+    <w:p>
+      <w:pPr>
+        <w:pStyle w:val="DefinitionTerm"/>
+      </w:pPr>
+      <w:r>
+        <w:t xml:space="preserve">Objetivo</w:t>
+      </w:r>
+    </w:p>
+    <w:p>
+      <w:pPr>
+        <w:pStyle w:val="Definition"/>
+      </w:pPr>
+      <w:r>
+        <w:t xml:space="preserve">Confirmar que o bucket do Object Storage Service (OBS) utilizado para o data lake da POC está criado, possui a classe de armazenamento correta e é acessível com a política IAM designada.</w:t>
+      </w:r>
+    </w:p>
+    <w:p>
+      <w:pPr>
+        <w:pStyle w:val="DefinitionTerm"/>
+      </w:pPr>
+      <w:r>
+        <w:t xml:space="preserve">Pré-requisitos</w:t>
+      </w:r>
+    </w:p>
+    <w:p>
+      <w:pPr>
+        <w:pStyle w:val="Definition"/>
+      </w:pPr>
+      <w:r>
+        <w:t xml:space="preserve">1. Nome do bucket OBS definido na configuração Terraform. 2. Política IAM concedendo acesso de leitura/escrita ao bucket está anexada ao usuário de teste.</w:t>
+      </w:r>
+    </w:p>
+    <w:p>
+      <w:pPr>
+        <w:pStyle w:val="DefinitionTerm"/>
+      </w:pPr>
+      <w:r>
+        <w:t xml:space="preserve">Procedimento</w:t>
+      </w:r>
+    </w:p>
+    <w:p>
+      <w:pPr>
+        <w:pStyle w:val="Definition"/>
+      </w:pPr>
+      <w:r>
+        <w:t xml:space="preserve">1. Acessar o Console 2. Navegar em</w:t>
+      </w:r>
+      <w:r>
+        <w:t xml:space="preserve"> </w:t>
+      </w:r>
+      <w:r>
+        <w:rPr>
+          <w:bCs/>
+          <w:b/>
+        </w:rPr>
+        <w:t xml:space="preserve">Console</w:t>
+      </w:r>
+      <w:r>
+        <w:t xml:space="preserve"> </w:t>
+      </w:r>
+      <w:r>
+        <w:rPr>
+          <w:bCs/>
+          <w:b/>
+        </w:rPr>
+        <w:t xml:space="preserve">→</w:t>
+      </w:r>
+      <w:r>
+        <w:t xml:space="preserve"> </w:t>
+      </w:r>
+      <w:r>
+        <w:rPr>
+          <w:bCs/>
+          <w:b/>
+        </w:rPr>
+        <w:t xml:space="preserve">Object Storage Service</w:t>
+      </w:r>
+      <w:r>
+        <w:t xml:space="preserve"> </w:t>
+      </w:r>
+      <w:r>
+        <w:t xml:space="preserve">3. Localizar o bucket (ex.:</w:t>
+      </w:r>
+      <w:r>
+        <w:t xml:space="preserve"> </w:t>
+      </w:r>
+      <w:r>
+        <w:rPr>
+          <w:rStyle w:val="VerbatimChar"/>
+        </w:rPr>
+        <w:t xml:space="preserve">poc-datalake-raw</w:t>
+      </w:r>
+      <w:r>
+        <w:t xml:space="preserve">) 4. Verificar se a classe de armazenamento é</w:t>
+      </w:r>
+      <w:r>
+        <w:t xml:space="preserve"> </w:t>
+      </w:r>
+      <w:r>
+        <w:rPr>
+          <w:bCs/>
+          <w:b/>
+        </w:rPr>
+        <w:t xml:space="preserve">Standard</w:t>
+      </w:r>
+      <w:r>
+        <w:t xml:space="preserve"> </w:t>
+      </w:r>
+      <w:r>
+        <w:t xml:space="preserve">5. Carregar um arquivo de teste (</w:t>
+      </w:r>
+      <w:r>
+        <w:rPr>
+          <w:rStyle w:val="VerbatimChar"/>
+        </w:rPr>
+        <w:t xml:space="preserve">test-upload.txt</w:t>
+      </w:r>
+      <w:r>
+        <w:t xml:space="preserve">) no bucket 6. Baixar o arquivo e comparar seu conteúdo com o original 7. Excluir o arquivo de teste</w:t>
+      </w:r>
+    </w:p>
+    <w:p>
+      <w:pPr>
+        <w:pStyle w:val="DefinitionTerm"/>
+      </w:pPr>
+      <w:r>
+        <w:t xml:space="preserve">Resultado Esperado</w:t>
+      </w:r>
+    </w:p>
+    <w:p>
+      <w:pPr>
+        <w:pStyle w:val="Definition"/>
+      </w:pPr>
+      <w:r>
+        <w:t xml:space="preserve">1. O bucket existe com classe de armazenamento</w:t>
+      </w:r>
+      <w:r>
+        <w:t xml:space="preserve"> </w:t>
+      </w:r>
+      <w:r>
+        <w:rPr>
+          <w:bCs/>
+          <w:b/>
+        </w:rPr>
+        <w:t xml:space="preserve">Standard</w:t>
+      </w:r>
+      <w:r>
+        <w:t xml:space="preserve">. 2. O carregamento do arquivo conclui sem erro. 3. O conteúdo do arquivo baixado corresponde ao original. 4. A exclusão do arquivo é realizada com sucesso.</w:t>
+      </w:r>
+    </w:p>
+    <w:p>
+      <w:pPr>
+        <w:pStyle w:val="DefinitionTerm"/>
+      </w:pPr>
+      <w:r>
+        <w:t xml:space="preserve">Resultado do Teste</w:t>
+      </w:r>
+    </w:p>
+    <w:p>
+      <w:pPr>
+        <w:pStyle w:val="Definition"/>
+      </w:pPr>
+      <w:r>
+        <w:rPr>
+          <w:bCs/>
+          <w:b/>
+        </w:rPr>
+        <w:t xml:space="preserve">Pass</w:t>
+      </w:r>
+    </w:p>
+    <w:p>
+      <w:pPr>
+        <w:pStyle w:val="DefinitionTerm"/>
+      </w:pPr>
+      <w:r>
+        <w:t xml:space="preserve">Observações</w:t>
+      </w:r>
+    </w:p>
+    <w:p>
+      <w:pPr>
+        <w:pStyle w:val="Definition"/>
+      </w:pPr>
+      <w:r>
+        <w:t xml:space="preserve">A consistência eventual do OBS pode causar um breve atraso antes que um objeto recém-carregado apareça nas listagens.</w:t>
+      </w:r>
+    </w:p>
+    <w:p>
+      <w:pPr>
+        <w:pStyle w:val="Heading3"/>
+      </w:pPr>
+      <w:r>
+        <w:rPr>
+          <w:rStyle w:val="SectionNumber"/>
+        </w:rPr>
+        <w:t xml:space="preserve">0.0.3</w:t>
+      </w:r>
+      <w:r>
+        <w:tab/>
+      </w:r>
+      <w:r>
+        <w:t xml:space="preserve">Caso de Teste 3: Verificar configuração de VPC e grupo de segurança</w:t>
+      </w:r>
+    </w:p>
+    <w:p>
+      <w:pPr>
+        <w:pStyle w:val="DefinitionTerm"/>
+      </w:pPr>
+      <w:r>
+        <w:t xml:space="preserve">Objetivo</w:t>
+      </w:r>
+    </w:p>
+    <w:p>
+      <w:pPr>
+        <w:pStyle w:val="Definition"/>
+      </w:pPr>
+      <w:r>
+        <w:t xml:space="preserve">Confirmar que a VPC, a sub-rede e os grupos de segurança estão configurados conforme o diagrama de arquitetura de rede, com os blocos CIDR e regras de entrada/saída corretos.</w:t>
+      </w:r>
+    </w:p>
+    <w:p>
+      <w:pPr>
+        <w:pStyle w:val="DefinitionTerm"/>
+      </w:pPr>
+      <w:r>
+        <w:t xml:space="preserve">Pré-requisitos</w:t>
+      </w:r>
+    </w:p>
+    <w:p>
+      <w:pPr>
+        <w:pStyle w:val="Definition"/>
+      </w:pPr>
+      <w:r>
+        <w:t xml:space="preserve">1. IDs da VPC e da sub-rede disponíveis na saída do Terraform. 2. Nomes dos grupos de segurança documentados na arquitetura da solução.</w:t>
+      </w:r>
+    </w:p>
+    <w:p>
+      <w:pPr>
+        <w:pStyle w:val="DefinitionTerm"/>
+      </w:pPr>
+      <w:r>
+        <w:t xml:space="preserve">Procedimento</w:t>
+      </w:r>
+    </w:p>
+    <w:p>
+      <w:pPr>
+        <w:pStyle w:val="Definition"/>
+      </w:pPr>
+      <w:r>
+        <w:t xml:space="preserve">1. Acessar o Console 2. Navegar em</w:t>
+      </w:r>
+      <w:r>
+        <w:t xml:space="preserve"> </w:t>
+      </w:r>
+      <w:r>
+        <w:rPr>
+          <w:bCs/>
+          <w:b/>
+        </w:rPr>
+        <w:t xml:space="preserve">Console</w:t>
+      </w:r>
+      <w:r>
+        <w:t xml:space="preserve"> </w:t>
+      </w:r>
+      <w:r>
+        <w:rPr>
+          <w:bCs/>
+          <w:b/>
+        </w:rPr>
+        <w:t xml:space="preserve">→</w:t>
+      </w:r>
+      <w:r>
+        <w:t xml:space="preserve"> </w:t>
+      </w:r>
+      <w:r>
+        <w:rPr>
+          <w:bCs/>
+          <w:b/>
+        </w:rPr>
+        <w:t xml:space="preserve">Virtual Private Cloud</w:t>
+      </w:r>
+      <w:r>
+        <w:t xml:space="preserve"> </w:t>
+      </w:r>
+      <w:r>
+        <w:rPr>
+          <w:bCs/>
+          <w:b/>
+        </w:rPr>
+        <w:t xml:space="preserve">→</w:t>
+      </w:r>
+      <w:r>
+        <w:t xml:space="preserve"> </w:t>
+      </w:r>
+      <w:r>
+        <w:rPr>
+          <w:bCs/>
+          <w:b/>
+        </w:rPr>
+        <w:t xml:space="preserve">VPCs</w:t>
+      </w:r>
+      <w:r>
+        <w:t xml:space="preserve"> </w:t>
+      </w:r>
+      <w:r>
+        <w:t xml:space="preserve">3. Localizar a VPC (ex.:</w:t>
+      </w:r>
+      <w:r>
+        <w:t xml:space="preserve"> </w:t>
+      </w:r>
+      <w:r>
+        <w:rPr>
+          <w:rStyle w:val="VerbatimChar"/>
+        </w:rPr>
+        <w:t xml:space="preserve">vpc-poc</w:t>
+      </w:r>
+      <w:r>
+        <w:t xml:space="preserve">) e verificar se o bloco CIDR corresponde à arquitetura (ex.:</w:t>
+      </w:r>
+      <w:r>
+        <w:t xml:space="preserve"> </w:t>
+      </w:r>
+      <w:r>
+        <w:rPr>
+          <w:rStyle w:val="VerbatimChar"/>
+        </w:rPr>
+        <w:t xml:space="preserve">10.0.0.0/16</w:t>
+      </w:r>
+      <w:r>
+        <w:t xml:space="preserve">) 4. Clicar na sub-rede e verificar seu CIDR (ex.:</w:t>
+      </w:r>
+      <w:r>
+        <w:t xml:space="preserve"> </w:t>
+      </w:r>
+      <w:r>
+        <w:rPr>
+          <w:rStyle w:val="VerbatimChar"/>
+        </w:rPr>
+        <w:t xml:space="preserve">10.0.1.0/24</w:t>
+      </w:r>
+      <w:r>
+        <w:t xml:space="preserve">) 5. Navegar até</w:t>
+      </w:r>
+      <w:r>
+        <w:t xml:space="preserve"> </w:t>
+      </w:r>
+      <w:r>
+        <w:rPr>
+          <w:bCs/>
+          <w:b/>
+        </w:rPr>
+        <w:t xml:space="preserve">Security Groups</w:t>
+      </w:r>
+      <w:r>
+        <w:t xml:space="preserve"> </w:t>
+      </w:r>
+      <w:r>
+        <w:t xml:space="preserve">e verificar regras de entrada: TCP 22 da sub-rede bastion, TCP 443 do proxy corporativo 6. Verificar se as regras de saída permitem todo o tráfego (padrão)</w:t>
+      </w:r>
+    </w:p>
+    <w:p>
+      <w:pPr>
+        <w:pStyle w:val="DefinitionTerm"/>
+      </w:pPr>
+      <w:r>
+        <w:t xml:space="preserve">Resultado Esperado</w:t>
+      </w:r>
+    </w:p>
+    <w:p>
+      <w:pPr>
+        <w:pStyle w:val="Definition"/>
+      </w:pPr>
+      <w:r>
+        <w:t xml:space="preserve">1. CIDR da VPC é</w:t>
+      </w:r>
+      <w:r>
+        <w:t xml:space="preserve"> </w:t>
+      </w:r>
+      <w:r>
+        <w:rPr>
+          <w:rStyle w:val="VerbatimChar"/>
+        </w:rPr>
+        <w:t xml:space="preserve">10.0.0.0/16</w:t>
+      </w:r>
+      <w:r>
+        <w:t xml:space="preserve">. 2. CIDR da sub-rede é</w:t>
+      </w:r>
+      <w:r>
+        <w:t xml:space="preserve"> </w:t>
+      </w:r>
+      <w:r>
+        <w:rPr>
+          <w:rStyle w:val="VerbatimChar"/>
+        </w:rPr>
+        <w:t xml:space="preserve">10.0.1.0/24</w:t>
+      </w:r>
+      <w:r>
+        <w:t xml:space="preserve">. 3. Regras de entrada correspondem à arquitetura: TCP 22 e TCP 443 das origens especificadas. 4. Saída permite todo o tráfego.</w:t>
+      </w:r>
+    </w:p>
+    <w:p>
+      <w:pPr>
+        <w:pStyle w:val="DefinitionTerm"/>
+      </w:pPr>
+      <w:r>
+        <w:t xml:space="preserve">Resultado do Teste</w:t>
+      </w:r>
+    </w:p>
+    <w:p>
+      <w:pPr>
+        <w:pStyle w:val="Definition"/>
+      </w:pPr>
+      <w:r>
+        <w:rPr>
+          <w:bCs/>
+          <w:b/>
+        </w:rPr>
+        <w:t xml:space="preserve">Pass</w:t>
+      </w:r>
+    </w:p>
+    <w:p>
+      <w:pPr>
+        <w:pStyle w:val="DefinitionTerm"/>
+      </w:pPr>
+      <w:r>
+        <w:t xml:space="preserve">Observações</w:t>
+      </w:r>
+    </w:p>
+    <w:p>
+      <w:pPr>
+        <w:pStyle w:val="Definition"/>
+      </w:pPr>
+      <w:r>
+        <w:t xml:space="preserve">Se o grupo de segurança possuir regras adicionais além da especificação da arquitetura, documentá-las no campo de Observações.</w:t>
+      </w:r>
+    </w:p>
+    <w:p>
+      <w:pPr>
+        <w:pStyle w:val="Heading2"/>
+      </w:pPr>
+      <w:bookmarkStart w:id="106" w:name="engenharia-de-dados"/>
+      <w:r>
+        <w:t xml:space="preserve">2.2</w:t>
+      </w:r>
+      <w:r>
+        <w:t xml:space="preserve"> Engenharia de Dados</w:t>
+      </w:r>
+      <w:bookmarkEnd w:id="106"/>
+    </w:p>
+    <w:p>
+      <w:pPr>
+        <w:pStyle w:val="Heading3"/>
+      </w:pPr>
+      <w:r>
+        <w:rPr>
+          <w:rStyle w:val="SectionNumber"/>
+        </w:rPr>
+        <w:t xml:space="preserve">0.0.4</w:t>
+      </w:r>
+      <w:r>
+        <w:tab/>
+      </w:r>
+      <w:r>
+        <w:t xml:space="preserve">Caso de Teste 4: Verificar criação do workspace do DataArts Studio</w:t>
+      </w:r>
+    </w:p>
+    <w:p>
+      <w:pPr>
+        <w:pStyle w:val="DefinitionTerm"/>
+      </w:pPr>
+      <w:r>
+        <w:t xml:space="preserve">Objetivo</w:t>
+      </w:r>
+    </w:p>
+    <w:p>
+      <w:pPr>
+        <w:pStyle w:val="Definition"/>
+      </w:pPr>
+      <w:r>
+        <w:t xml:space="preserve">Confirmar que a instância do DataArts Studio (Dayu) está provisionada, o workspace está acessível e os usuários IAM designados conseguem acessar com a função</w:t>
+      </w:r>
+      <w:r>
+        <w:t xml:space="preserve"> </w:t>
+      </w:r>
+      <w:r>
+        <w:rPr>
+          <w:bCs/>
+          <w:b/>
+        </w:rPr>
+        <w:t xml:space="preserve">Dayu_User</w:t>
+      </w:r>
+      <w:r>
+        <w:t xml:space="preserve">.</w:t>
+      </w:r>
+    </w:p>
+    <w:p>
+      <w:pPr>
+        <w:pStyle w:val="DefinitionTerm"/>
+      </w:pPr>
+      <w:r>
+        <w:t xml:space="preserve">Pré-requisitos</w:t>
+      </w:r>
+    </w:p>
+    <w:p>
+      <w:pPr>
+        <w:pStyle w:val="Definition"/>
+      </w:pPr>
+      <w:r>
+        <w:t xml:space="preserve">1. Instância do DataArts Studio provisionada e com status</w:t>
+      </w:r>
+      <w:r>
+        <w:t xml:space="preserve"> </w:t>
+      </w:r>
+      <w:r>
+        <w:rPr>
+          <w:bCs/>
+          <w:b/>
+        </w:rPr>
+        <w:t xml:space="preserve">Executando</w:t>
+      </w:r>
+      <w:r>
+        <w:t xml:space="preserve">. 2. Usuário IAM de teste possui a função</w:t>
+      </w:r>
+      <w:r>
+        <w:t xml:space="preserve"> </w:t>
+      </w:r>
+      <w:r>
+        <w:rPr>
+          <w:bCs/>
+          <w:b/>
+        </w:rPr>
+        <w:t xml:space="preserve">Dayu_User</w:t>
+      </w:r>
+      <w:r>
+        <w:t xml:space="preserve"> </w:t>
+      </w:r>
+      <w:r>
+        <w:t xml:space="preserve">atribuída.</w:t>
+      </w:r>
+    </w:p>
+    <w:p>
+      <w:pPr>
+        <w:pStyle w:val="DefinitionTerm"/>
+      </w:pPr>
+      <w:r>
+        <w:t xml:space="preserve">Procedimento</w:t>
+      </w:r>
+    </w:p>
+    <w:p>
+      <w:pPr>
+        <w:pStyle w:val="Definition"/>
+      </w:pPr>
+      <w:r>
+        <w:t xml:space="preserve">1. Acessar o Console com o usuário IAM de teste 2. Navegar em</w:t>
+      </w:r>
+      <w:r>
+        <w:t xml:space="preserve"> </w:t>
+      </w:r>
+      <w:r>
+        <w:rPr>
+          <w:bCs/>
+          <w:b/>
+        </w:rPr>
+        <w:t xml:space="preserve">Console</w:t>
+      </w:r>
+      <w:r>
+        <w:t xml:space="preserve"> </w:t>
+      </w:r>
+      <w:r>
+        <w:rPr>
+          <w:bCs/>
+          <w:b/>
+        </w:rPr>
+        <w:t xml:space="preserve">→</w:t>
+      </w:r>
+      <w:r>
+        <w:t xml:space="preserve"> </w:t>
+      </w:r>
+      <w:r>
+        <w:rPr>
+          <w:bCs/>
+          <w:b/>
+        </w:rPr>
+        <w:t xml:space="preserve">DataArts Studio</w:t>
+      </w:r>
+      <w:r>
+        <w:t xml:space="preserve"> </w:t>
+      </w:r>
+      <w:r>
+        <w:rPr>
+          <w:bCs/>
+          <w:b/>
+        </w:rPr>
+        <w:t xml:space="preserve">→</w:t>
+      </w:r>
+      <w:r>
+        <w:t xml:space="preserve"> </w:t>
+      </w:r>
+      <w:r>
+        <w:rPr>
+          <w:bCs/>
+          <w:b/>
+        </w:rPr>
+        <w:t xml:space="preserve">Workspaces</w:t>
+      </w:r>
+      <w:r>
+        <w:t xml:space="preserve"> </w:t>
+      </w:r>
+      <w:r>
+        <w:t xml:space="preserve">3. Localizar o workspace (ex.:</w:t>
+      </w:r>
+      <w:r>
+        <w:t xml:space="preserve"> </w:t>
+      </w:r>
+      <w:r>
+        <w:rPr>
+          <w:rStyle w:val="VerbatimChar"/>
+        </w:rPr>
+        <w:t xml:space="preserve">poc-workspace</w:t>
+      </w:r>
+      <w:r>
+        <w:t xml:space="preserve">) 4. Clicar em</w:t>
+      </w:r>
+      <w:r>
+        <w:t xml:space="preserve"> </w:t>
+      </w:r>
+      <w:r>
+        <w:rPr>
+          <w:bCs/>
+          <w:b/>
+        </w:rPr>
+        <w:t xml:space="preserve">Acessar Workspace</w:t>
+      </w:r>
+      <w:r>
+        <w:t xml:space="preserve"> </w:t>
+      </w:r>
+      <w:r>
+        <w:t xml:space="preserve">para abrir o console do DataArts Studio 5. Verificar se o painel de navegação à esquerda carrega com os módulos esperados:</w:t>
+      </w:r>
+      <w:r>
+        <w:t xml:space="preserve"> </w:t>
+      </w:r>
+      <w:r>
+        <w:rPr>
+          <w:bCs/>
+          <w:b/>
+        </w:rPr>
+        <w:t xml:space="preserve">Integração de Dados</w:t>
+      </w:r>
+      <w:r>
+        <w:t xml:space="preserve">,</w:t>
+      </w:r>
+      <w:r>
+        <w:t xml:space="preserve"> </w:t>
+      </w:r>
+      <w:r>
+        <w:rPr>
+          <w:bCs/>
+          <w:b/>
+        </w:rPr>
+        <w:t xml:space="preserve">Desenvolvimento de Dados</w:t>
+      </w:r>
+      <w:r>
+        <w:t xml:space="preserve">,</w:t>
+      </w:r>
+      <w:r>
+        <w:t xml:space="preserve"> </w:t>
+      </w:r>
+      <w:r>
+        <w:rPr>
+          <w:bCs/>
+          <w:b/>
+        </w:rPr>
+        <w:t xml:space="preserve">Arquitetura de Dados</w:t>
+      </w:r>
+    </w:p>
+    <w:p>
+      <w:pPr>
+        <w:pStyle w:val="DefinitionTerm"/>
+      </w:pPr>
+      <w:r>
+        <w:t xml:space="preserve">Resultado Esperado</w:t>
+      </w:r>
+    </w:p>
+    <w:p>
+      <w:pPr>
+        <w:pStyle w:val="Definition"/>
+      </w:pPr>
+      <w:r>
+        <w:t xml:space="preserve">1. O workspace está listado e acessível. 2. O console do DataArts Studio abre sem erros. 3. Todos os três módulos (Integração de Dados, Desenvolvimento de Dados, Arquitetura de Dados) estão visíveis na navegação.</w:t>
+      </w:r>
+    </w:p>
+    <w:p>
+      <w:pPr>
+        <w:pStyle w:val="DefinitionTerm"/>
+      </w:pPr>
+      <w:r>
+        <w:t xml:space="preserve">Resultado do Teste</w:t>
+      </w:r>
+    </w:p>
+    <w:p>
+      <w:pPr>
+        <w:pStyle w:val="Definition"/>
+      </w:pPr>
+      <w:r>
+        <w:rPr>
+          <w:bCs/>
+          <w:b/>
+        </w:rPr>
+        <w:t xml:space="preserve">Pass</w:t>
+      </w:r>
+    </w:p>
+    <w:p>
+      <w:pPr>
+        <w:pStyle w:val="DefinitionTerm"/>
+      </w:pPr>
+      <w:r>
+        <w:t xml:space="preserve">Observações</w:t>
+      </w:r>
+    </w:p>
+    <w:p>
+      <w:pPr>
+        <w:pStyle w:val="Definition"/>
+      </w:pPr>
+      <w:r>
+        <w:t xml:space="preserve">Se o workspace falhar ao carregar, verificar o status da instância Dayu e a atribuição da função IAM.</w:t>
+      </w:r>
+    </w:p>
+    <w:p>
+      <w:pPr>
+        <w:pStyle w:val="Heading3"/>
+      </w:pPr>
+      <w:r>
+        <w:rPr>
+          <w:rStyle w:val="SectionNumber"/>
+        </w:rPr>
+        <w:t xml:space="preserve">0.0.5</w:t>
+      </w:r>
+      <w:r>
+        <w:tab/>
+      </w:r>
+      <w:r>
+        <w:t xml:space="preserve">Caso de Teste 5: Verificar execução do pipeline de ingestão de dados</w:t>
+      </w:r>
+    </w:p>
+    <w:p>
+      <w:pPr>
+        <w:pStyle w:val="DefinitionTerm"/>
+      </w:pPr>
+      <w:r>
+        <w:t xml:space="preserve">Objetivo</w:t>
+      </w:r>
+    </w:p>
+    <w:p>
+      <w:pPr>
+        <w:pStyle w:val="Definition"/>
+      </w:pPr>
+      <w:r>
+        <w:t xml:space="preserve">Confirmar que um pipeline em lote do DataArts Studio consegue ingerir dados CSV do OBS, aplicar uma transformação básica e gravar o resultado no caminho OBS de destino.</w:t>
+      </w:r>
+    </w:p>
+    <w:p>
+      <w:pPr>
+        <w:pStyle w:val="DefinitionTerm"/>
+      </w:pPr>
+      <w:r>
+        <w:t xml:space="preserve">Pré-requisitos</w:t>
+      </w:r>
+    </w:p>
+    <w:p>
+      <w:pPr>
+        <w:pStyle w:val="Definition"/>
+      </w:pPr>
+      <w:r>
+        <w:t xml:space="preserve">1. Caso de Teste 4 concluído (workspace do DataArts Studio acessível). 2. Arquivo CSV de origem (</w:t>
+      </w:r>
+      <w:r>
+        <w:rPr>
+          <w:rStyle w:val="VerbatimChar"/>
+        </w:rPr>
+        <w:t xml:space="preserve">customers.csv</w:t>
+      </w:r>
+      <w:r>
+        <w:t xml:space="preserve">) existe no bucket OBS raw. 3. Caminho OBS de destino (</w:t>
+      </w:r>
+      <w:r>
+        <w:rPr>
+          <w:rStyle w:val="VerbatimChar"/>
+        </w:rPr>
+        <w:t xml:space="preserve">poc-datalake-curated/customers/</w:t>
+      </w:r>
+      <w:r>
+        <w:t xml:space="preserve">) está configurado. 4. Pipeline</w:t>
+      </w:r>
+      <w:r>
+        <w:t xml:space="preserve"> </w:t>
+      </w:r>
+      <w:r>
+        <w:rPr>
+          <w:rStyle w:val="VerbatimChar"/>
+        </w:rPr>
+        <w:t xml:space="preserve">pl-ingest-customers</w:t>
+      </w:r>
+      <w:r>
+        <w:t xml:space="preserve"> </w:t>
+      </w:r>
+      <w:r>
+        <w:t xml:space="preserve">está publicado no DataArts Studio.</w:t>
+      </w:r>
+    </w:p>
+    <w:p>
+      <w:pPr>
+        <w:pStyle w:val="DefinitionTerm"/>
+      </w:pPr>
+      <w:r>
+        <w:t xml:space="preserve">Procedimento</w:t>
+      </w:r>
+    </w:p>
+    <w:p>
+      <w:pPr>
+        <w:pStyle w:val="Definition"/>
+      </w:pPr>
+      <w:r>
+        <w:t xml:space="preserve">1. Navegar até Desenvolvimento de Dados no DataArts Studio 2. Localizar pipeline</w:t>
+      </w:r>
+      <w:r>
+        <w:t xml:space="preserve"> </w:t>
+      </w:r>
+      <w:r>
+        <w:rPr>
+          <w:rStyle w:val="VerbatimChar"/>
+        </w:rPr>
+        <w:t xml:space="preserve">pl-ingest-customers</w:t>
+      </w:r>
+      <w:r>
+        <w:t xml:space="preserve"> </w:t>
+      </w:r>
+      <w:r>
+        <w:t xml:space="preserve">3. Clicar em Executar para iniciar o pipeline 4. Aguardar status do pipeline (timeout: 10 min) 5. Verificar arquivo de saída no OBS 6. Baixar e verificar contagem de linhas</w:t>
+      </w:r>
+    </w:p>
+    <w:p>
+      <w:pPr>
+        <w:pStyle w:val="DefinitionTerm"/>
+      </w:pPr>
+      <w:r>
+        <w:t xml:space="preserve">Resultado Esperado</w:t>
+      </w:r>
+    </w:p>
+    <w:p>
+      <w:pPr>
+        <w:pStyle w:val="Definition"/>
+      </w:pPr>
+      <w:r>
+        <w:t xml:space="preserve">1. A execução do pipeline conclui com status</w:t>
+      </w:r>
+      <w:r>
+        <w:t xml:space="preserve"> </w:t>
+      </w:r>
+      <w:r>
+        <w:rPr>
+          <w:bCs/>
+          <w:b/>
+        </w:rPr>
+        <w:t xml:space="preserve">Sucesso</w:t>
+      </w:r>
+      <w:r>
+        <w:t xml:space="preserve">. 2. O arquivo de saída é criado no caminho OBS de destino. 3. A contagem de linhas do arquivo de saída corresponde ao arquivo de origem.</w:t>
+      </w:r>
+    </w:p>
+    <w:p>
+      <w:pPr>
+        <w:pStyle w:val="DefinitionTerm"/>
+      </w:pPr>
+      <w:r>
+        <w:t xml:space="preserve">Resultado do Teste</w:t>
+      </w:r>
+    </w:p>
+    <w:p>
+      <w:pPr>
+        <w:pStyle w:val="Definition"/>
+      </w:pPr>
+      <w:r>
+        <w:rPr>
+          <w:bCs/>
+          <w:b/>
+        </w:rPr>
+        <w:t xml:space="preserve">Pass</w:t>
+      </w:r>
+    </w:p>
+    <w:p>
+      <w:pPr>
+        <w:pStyle w:val="DefinitionTerm"/>
+      </w:pPr>
+      <w:r>
+        <w:t xml:space="preserve">Observações</w:t>
+      </w:r>
+    </w:p>
+    <w:p>
+      <w:pPr>
+        <w:pStyle w:val="Definition"/>
+      </w:pPr>
+      <w:r>
+        <w:t xml:space="preserve">O tempo de execução do pipeline varia conforme o volume de dados. Para a POC, o arquivo de origem contém aproximadamente 10.000 linhas.</w:t>
+      </w:r>
+    </w:p>
+    <w:p>
+      <w:pPr>
+        <w:pStyle w:val="Heading3"/>
+      </w:pPr>
+      <w:r>
+        <w:rPr>
+          <w:rStyle w:val="SectionNumber"/>
+        </w:rPr>
+        <w:t xml:space="preserve">0.0.6</w:t>
+      </w:r>
+      <w:r>
+        <w:tab/>
+      </w:r>
+      <w:r>
+        <w:t xml:space="preserve">Caso de Teste 6: Verificar consulta Spark SQL no cluster MRS</w:t>
+      </w:r>
+    </w:p>
+    <w:p>
+      <w:pPr>
+        <w:pStyle w:val="DefinitionTerm"/>
+      </w:pPr>
+      <w:r>
+        <w:t xml:space="preserve">Objetivo</w:t>
+      </w:r>
+    </w:p>
+    <w:p>
+      <w:pPr>
+        <w:pStyle w:val="Definition"/>
+      </w:pPr>
+      <w:r>
+        <w:t xml:space="preserve">Confirmar que uma consulta Spark SQL pode ser executada no cluster MRS para ler dados de uma tabela Hive e retornar resultados corretos, validando a integração entre o MRS e o data lake.</w:t>
+      </w:r>
+    </w:p>
+    <w:p>
+      <w:pPr>
+        <w:pStyle w:val="DefinitionTerm"/>
+      </w:pPr>
+      <w:r>
+        <w:t xml:space="preserve">Pré-requisitos</w:t>
+      </w:r>
+    </w:p>
+    <w:p>
+      <w:pPr>
+        <w:pStyle w:val="Definition"/>
+      </w:pPr>
+      <w:r>
+        <w:t xml:space="preserve">1. Caso de Teste 1 concluído (cluster MRS saudável). 2. Tabela Hive</w:t>
+      </w:r>
+      <w:r>
+        <w:t xml:space="preserve"> </w:t>
+      </w:r>
+      <w:r>
+        <w:rPr>
+          <w:rStyle w:val="VerbatimChar"/>
+        </w:rPr>
+        <w:t xml:space="preserve">poc_db.customers</w:t>
+      </w:r>
+      <w:r>
+        <w:t xml:space="preserve"> </w:t>
+      </w:r>
+      <w:r>
+        <w:t xml:space="preserve">existe e contém dados carregados pelo pipeline de ingestão. 3. Acesso SSH ao nó master do MRS configurado.</w:t>
+      </w:r>
+    </w:p>
+    <w:p>
+      <w:pPr>
+        <w:pStyle w:val="DefinitionTerm"/>
+      </w:pPr>
+      <w:r>
+        <w:t xml:space="preserve">Procedimento</w:t>
+      </w:r>
+    </w:p>
+    <w:p>
+      <w:pPr>
+        <w:pStyle w:val="Definition"/>
+      </w:pPr>
+      <w:r>
+        <w:t xml:space="preserve">1. Acessar o nó master do MRS via SSH 2. Executar a CLI do Spark SQL:</w:t>
+      </w:r>
+      <w:r>
+        <w:t xml:space="preserve"> </w:t>
+      </w:r>
+      <w:r>
+        <w:rPr>
+          <w:rStyle w:val="VerbatimChar"/>
+        </w:rPr>
+        <w:t xml:space="preserve">spark-sql –master yarn --conf spark.sql.hive.convertMetastoreOrc=true -e "SELECT COUNT(*) FROM poc_db.customers;"</w:t>
+      </w:r>
+      <w:r>
+        <w:t xml:space="preserve"> </w:t>
+      </w:r>
+      <w:r>
+        <w:t xml:space="preserve">3. Verificar se a contagem retornada corresponde ao esperado (10.000) 4. Executar uma consulta de amostra para verificar a integridade dos dados:</w:t>
+      </w:r>
+      <w:r>
+        <w:t xml:space="preserve"> </w:t>
+      </w:r>
+      <w:r>
+        <w:rPr>
+          <w:rStyle w:val="VerbatimChar"/>
+        </w:rPr>
+        <w:t xml:space="preserve">spark-sql –master yarn -e "SELECT customer_id, name FROM poc_db.customers LIMIT 5;"</w:t>
+      </w:r>
+      <w:r>
+        <w:t xml:space="preserve"> </w:t>
+      </w:r>
+      <w:r>
+        <w:t xml:space="preserve">5. Confirmar que a consulta retorna 5 linhas com valores não nulos</w:t>
+      </w:r>
+    </w:p>
+    <w:p>
+      <w:pPr>
+        <w:pStyle w:val="DefinitionTerm"/>
+      </w:pPr>
+      <w:r>
+        <w:t xml:space="preserve">Resultado Esperado</w:t>
+      </w:r>
+    </w:p>
+    <w:p>
+      <w:pPr>
+        <w:pStyle w:val="Definition"/>
+      </w:pPr>
+      <w:r>
+        <w:t xml:space="preserve">1.</w:t>
+      </w:r>
+      <w:r>
+        <w:t xml:space="preserve"> </w:t>
+      </w:r>
+      <w:r>
+        <w:rPr>
+          <w:rStyle w:val="VerbatimChar"/>
+        </w:rPr>
+        <w:t xml:space="preserve">COUNT(*)</w:t>
+      </w:r>
+      <w:r>
+        <w:t xml:space="preserve"> </w:t>
+      </w:r>
+      <w:r>
+        <w:t xml:space="preserve">retorna 10.000. 2. A consulta de amostra retorna 5 linhas com valores válidos de</w:t>
+      </w:r>
+      <w:r>
+        <w:t xml:space="preserve"> </w:t>
+      </w:r>
+      <w:r>
+        <w:rPr>
+          <w:rStyle w:val="VerbatimChar"/>
+        </w:rPr>
+        <w:t xml:space="preserve">customer_id</w:t>
+      </w:r>
+      <w:r>
+        <w:t xml:space="preserve"> </w:t>
+      </w:r>
+      <w:r>
+        <w:t xml:space="preserve">e</w:t>
+      </w:r>
+      <w:r>
+        <w:t xml:space="preserve"> </w:t>
+      </w:r>
+      <w:r>
+        <w:rPr>
+          <w:rStyle w:val="VerbatimChar"/>
+        </w:rPr>
+        <w:t xml:space="preserve">name</w:t>
+      </w:r>
+      <w:r>
+        <w:t xml:space="preserve">.</w:t>
+      </w:r>
+    </w:p>
+    <w:p>
+      <w:pPr>
+        <w:pStyle w:val="DefinitionTerm"/>
+      </w:pPr>
+      <w:r>
+        <w:t xml:space="preserve">Resultado do Teste</w:t>
+      </w:r>
+    </w:p>
+    <w:p>
+      <w:pPr>
+        <w:pStyle w:val="Definition"/>
+      </w:pPr>
+      <w:r>
+        <w:rPr>
+          <w:bCs/>
+          <w:b/>
+        </w:rPr>
+        <w:t xml:space="preserve">Pass</w:t>
+      </w:r>
+    </w:p>
+    <w:p>
+      <w:pPr>
+        <w:pStyle w:val="DefinitionTerm"/>
+      </w:pPr>
+      <w:r>
+        <w:t xml:space="preserve">Observações</w:t>
+      </w:r>
+    </w:p>
+    <w:p>
+      <w:pPr>
+        <w:pStyle w:val="Definition"/>
+      </w:pPr>
+      <w:r>
+        <w:t xml:space="preserve">Se a CLI do Spark SQL não estiver disponível, utilizar a interface web do componente Spark2x do MRS para submeter a consulta.</w:t>
+      </w:r>
+    </w:p>
+    <w:p>
+      <w:pPr>
+        <w:pStyle w:val="Heading2"/>
+      </w:pPr>
+      <w:bookmarkStart w:id="107" w:name="segurança-e-controle-de-acesso"/>
+      <w:r>
+        <w:t xml:space="preserve">2.3</w:t>
+      </w:r>
+      <w:r>
+        <w:t xml:space="preserve"> Segurança e Controle de Acesso</w:t>
+      </w:r>
+      <w:bookmarkEnd w:id="107"/>
+    </w:p>
+    <w:p>
+      <w:pPr>
+        <w:pStyle w:val="Heading3"/>
+      </w:pPr>
+      <w:r>
+        <w:rPr>
+          <w:rStyle w:val="SectionNumber"/>
+        </w:rPr>
+        <w:t xml:space="preserve">0.0.7</w:t>
+      </w:r>
+      <w:r>
+        <w:tab/>
+      </w:r>
+      <w:r>
+        <w:t xml:space="preserve">Caso de Teste 7: Verificar aplicação de política IAM nos buckets OBS</w:t>
+      </w:r>
+    </w:p>
+    <w:p>
+      <w:pPr>
+        <w:pStyle w:val="DefinitionTerm"/>
+      </w:pPr>
+      <w:r>
+        <w:t xml:space="preserve">Objetivo</w:t>
+      </w:r>
+    </w:p>
+    <w:p>
+      <w:pPr>
+        <w:pStyle w:val="Definition"/>
+      </w:pPr>
+      <w:r>
+        <w:t xml:space="preserve">Confirmar que as políticas IAM restringem corretamente o acesso ao bucket OBS — usuários autorizados podem ler/escrever enquanto usuários não autorizados são negados, e a política do bucket segue o princípio do menor privilégio.</w:t>
+      </w:r>
+    </w:p>
+    <w:p>
+      <w:pPr>
+        <w:pStyle w:val="DefinitionTerm"/>
+      </w:pPr>
+      <w:r>
+        <w:t xml:space="preserve">Pré-requisitos</w:t>
+      </w:r>
+    </w:p>
+    <w:p>
+      <w:pPr>
+        <w:pStyle w:val="Definition"/>
+      </w:pPr>
+      <w:r>
+        <w:t xml:space="preserve">1. Bucket OBS</w:t>
+      </w:r>
+      <w:r>
+        <w:t xml:space="preserve"> </w:t>
+      </w:r>
+      <w:r>
+        <w:rPr>
+          <w:rStyle w:val="VerbatimChar"/>
+        </w:rPr>
+        <w:t xml:space="preserve">poc-datalake-raw</w:t>
+      </w:r>
+      <w:r>
+        <w:t xml:space="preserve"> </w:t>
+      </w:r>
+      <w:r>
+        <w:t xml:space="preserve">existe com a política IAM designada. 2. Dois usuários IAM de teste: um com função</w:t>
+      </w:r>
+      <w:r>
+        <w:t xml:space="preserve"> </w:t>
+      </w:r>
+      <w:r>
+        <w:rPr>
+          <w:bCs/>
+          <w:b/>
+        </w:rPr>
+        <w:t xml:space="preserve">OBS_ReadWrite</w:t>
+      </w:r>
+      <w:r>
+        <w:t xml:space="preserve">, outro sem permissões OBS. 3. CLI</w:t>
+      </w:r>
+      <w:r>
+        <w:t xml:space="preserve"> </w:t>
+      </w:r>
+      <w:r>
+        <w:rPr>
+          <w:rStyle w:val="VerbatimChar"/>
+        </w:rPr>
+        <w:t xml:space="preserve">obsutil</w:t>
+      </w:r>
+      <w:r>
+        <w:t xml:space="preserve"> </w:t>
+      </w:r>
+      <w:r>
+        <w:t xml:space="preserve">configurada para ambos os usuários.</w:t>
+      </w:r>
+    </w:p>
+    <w:p>
+      <w:pPr>
+        <w:pStyle w:val="DefinitionTerm"/>
+      </w:pPr>
+      <w:r>
+        <w:t xml:space="preserve">Procedimento</w:t>
+      </w:r>
+    </w:p>
+    <w:p>
+      <w:pPr>
+        <w:pStyle w:val="Definition"/>
+      </w:pPr>
+      <w:r>
+        <w:t xml:space="preserve">1. Usando o usuário autorizado, carregar um arquivo de teste em</w:t>
+      </w:r>
+      <w:r>
+        <w:t xml:space="preserve"> </w:t>
+      </w:r>
+      <w:r>
+        <w:rPr>
+          <w:rStyle w:val="VerbatimChar"/>
+        </w:rPr>
+        <w:t xml:space="preserve">poc-datalake-raw</w:t>
+      </w:r>
+      <w:r>
+        <w:t xml:space="preserve"> </w:t>
+      </w:r>
+      <w:r>
+        <w:t xml:space="preserve">2. Usando o usuário autorizado, baixar e verificar o conteúdo do arquivo 3. Usando o usuário não autorizado, tentar carregar um arquivo — verificar se a requisição é negada (HTTP 403) 4. Usando o usuário não autorizado, tentar listar objetos no bucket — verificar se a requisição é negada 5. Revisar a política do bucket no Console em</w:t>
+      </w:r>
+      <w:r>
+        <w:t xml:space="preserve"> </w:t>
+      </w:r>
+      <w:r>
+        <w:rPr>
+          <w:bCs/>
+          <w:b/>
+        </w:rPr>
+        <w:t xml:space="preserve">Console</w:t>
+      </w:r>
+      <w:r>
+        <w:t xml:space="preserve"> </w:t>
+      </w:r>
+      <w:r>
+        <w:rPr>
+          <w:bCs/>
+          <w:b/>
+        </w:rPr>
+        <w:t xml:space="preserve">→</w:t>
+      </w:r>
+      <w:r>
+        <w:t xml:space="preserve"> </w:t>
+      </w:r>
+      <w:r>
+        <w:rPr>
+          <w:bCs/>
+          <w:b/>
+        </w:rPr>
+        <w:t xml:space="preserve">Object Storage Service</w:t>
+      </w:r>
+      <w:r>
+        <w:t xml:space="preserve"> </w:t>
+      </w:r>
+      <w:r>
+        <w:rPr>
+          <w:bCs/>
+          <w:b/>
+        </w:rPr>
+        <w:t xml:space="preserve">→</w:t>
+      </w:r>
+      <w:r>
+        <w:t xml:space="preserve"> </w:t>
+      </w:r>
+      <w:r>
+        <w:rPr>
+          <w:bCs/>
+          <w:b/>
+        </w:rPr>
+        <w:t xml:space="preserve">Bucket Policies</w:t>
+      </w:r>
+      <w:r>
+        <w:t xml:space="preserve"> </w:t>
+      </w:r>
+      <w:r>
+        <w:t xml:space="preserve">e confirmar que concede apenas as permissões pretendidas</w:t>
+      </w:r>
+    </w:p>
+    <w:p>
+      <w:pPr>
+        <w:pStyle w:val="DefinitionTerm"/>
+      </w:pPr>
+      <w:r>
+        <w:t xml:space="preserve">Resultado Esperado</w:t>
+      </w:r>
+    </w:p>
+    <w:p>
+      <w:pPr>
+        <w:pStyle w:val="Definition"/>
+      </w:pPr>
+      <w:r>
+        <w:t xml:space="preserve">1. Usuário autorizado consegue carregar e baixar com sucesso. 2. Usuário não autorizado recebe HTTP 403 nas operações de carregamento e listagem. 3. Política do bucket concede apenas as permissões de leitura/escrita pretendidas às funções designadas.</w:t>
+      </w:r>
+    </w:p>
+    <w:p>
+      <w:pPr>
+        <w:pStyle w:val="DefinitionTerm"/>
+      </w:pPr>
+      <w:r>
+        <w:t xml:space="preserve">Resultado do Teste</w:t>
+      </w:r>
+    </w:p>
+    <w:p>
+      <w:pPr>
+        <w:pStyle w:val="Definition"/>
+      </w:pPr>
+      <w:r>
+        <w:rPr>
+          <w:bCs/>
+          <w:b/>
+        </w:rPr>
+        <w:t xml:space="preserve">Pass</w:t>
+      </w:r>
+    </w:p>
+    <w:p>
+      <w:pPr>
+        <w:pStyle w:val="DefinitionTerm"/>
+      </w:pPr>
+      <w:r>
+        <w:t xml:space="preserve">Observações</w:t>
+      </w:r>
+    </w:p>
+    <w:p>
+      <w:pPr>
+        <w:pStyle w:val="Definition"/>
+      </w:pPr>
+      <w:r>
+        <w:t xml:space="preserve">Verificar os logs do Cloud Trail se a negação de acesso não for retornada conforme esperado — pode haver herança de política do projeto ou domínio.</w:t>
+      </w:r>
+    </w:p>
+    <w:p>
+      <w:pPr>
+        <w:pStyle w:val="Heading3"/>
+      </w:pPr>
+      <w:r>
+        <w:rPr>
+          <w:rStyle w:val="SectionNumber"/>
+        </w:rPr>
+        <w:t xml:space="preserve">0.0.8</w:t>
+      </w:r>
+      <w:r>
+        <w:tab/>
+      </w:r>
+      <w:r>
+        <w:t xml:space="preserve">Caso de Teste 8: Verificar regra de mascaramento de dados do DataArts Studio</w:t>
+      </w:r>
+    </w:p>
+    <w:p>
+      <w:pPr>
+        <w:pStyle w:val="DefinitionTerm"/>
+      </w:pPr>
+      <w:r>
+        <w:t xml:space="preserve">Objetivo</w:t>
+      </w:r>
+    </w:p>
+    <w:p>
+      <w:pPr>
+        <w:pStyle w:val="Definition"/>
+      </w:pPr>
+      <w:r>
+        <w:t xml:space="preserve">Confirmar que colunas de dados sensíveis (ex.: campos PII) são mascaradas conforme a regra de mascaramento do DataArts Studio quando consultadas por usuários não administradores.</w:t>
+      </w:r>
+    </w:p>
+    <w:p>
+      <w:pPr>
+        <w:pStyle w:val="DefinitionTerm"/>
+      </w:pPr>
+      <w:r>
+        <w:t xml:space="preserve">Pré-requisitos</w:t>
+      </w:r>
+    </w:p>
+    <w:p>
+      <w:pPr>
+        <w:pStyle w:val="Definition"/>
+      </w:pPr>
+      <w:r>
+        <w:t xml:space="preserve">1. Caso de Teste 4 concluído (workspace do DataArts Studio acessível). 2. Regra de mascaramento configurada para a coluna</w:t>
+      </w:r>
+      <w:r>
+        <w:t xml:space="preserve"> </w:t>
+      </w:r>
+      <w:r>
+        <w:rPr>
+          <w:rStyle w:val="VerbatimChar"/>
+        </w:rPr>
+        <w:t xml:space="preserve">customers.ssn</w:t>
+      </w:r>
+      <w:r>
+        <w:t xml:space="preserve"> </w:t>
+      </w:r>
+      <w:r>
+        <w:t xml:space="preserve">(Número de Seguro Social). 3. Usuário de teste possui função</w:t>
+      </w:r>
+      <w:r>
+        <w:t xml:space="preserve"> </w:t>
+      </w:r>
+      <w:r>
+        <w:rPr>
+          <w:bCs/>
+          <w:b/>
+        </w:rPr>
+        <w:t xml:space="preserve">Dayu_User</w:t>
+      </w:r>
+      <w:r>
+        <w:t xml:space="preserve"> </w:t>
+      </w:r>
+      <w:r>
+        <w:t xml:space="preserve">(não administrador).</w:t>
+      </w:r>
+    </w:p>
+    <w:p>
+      <w:pPr>
+        <w:pStyle w:val="DefinitionTerm"/>
+      </w:pPr>
+      <w:r>
+        <w:t xml:space="preserve">Procedimento</w:t>
+      </w:r>
+    </w:p>
+    <w:p>
+      <w:pPr>
+        <w:pStyle w:val="Definition"/>
+      </w:pPr>
+      <w:r>
+        <w:t xml:space="preserve">1. No console do DataArts Studio, navegar até</w:t>
+      </w:r>
+      <w:r>
+        <w:t xml:space="preserve"> </w:t>
+      </w:r>
+      <w:r>
+        <w:rPr>
+          <w:bCs/>
+          <w:b/>
+        </w:rPr>
+        <w:t xml:space="preserve">Arquitetura de Dados</w:t>
+      </w:r>
+      <w:r>
+        <w:t xml:space="preserve"> </w:t>
+      </w:r>
+      <m:oMath>
+        <m:r>
+          <m:rPr>
+            <m:sty m:val="p"/>
+          </m:rPr>
+          <m:t>→</m:t>
+        </m:r>
+      </m:oMath>
+      <w:r>
+        <w:t xml:space="preserve"> </w:t>
+      </w:r>
+      <w:r>
+        <w:rPr>
+          <w:bCs/>
+          <w:b/>
+        </w:rPr>
+        <w:t xml:space="preserve">Mascaramento de Dados</w:t>
+      </w:r>
+      <w:r>
+        <w:t xml:space="preserve"> </w:t>
+      </w:r>
+      <w:r>
+        <w:t xml:space="preserve">2. Verificar se a regra de mascaramento para</w:t>
+      </w:r>
+      <w:r>
+        <w:t xml:space="preserve"> </w:t>
+      </w:r>
+      <w:r>
+        <w:rPr>
+          <w:rStyle w:val="VerbatimChar"/>
+        </w:rPr>
+        <w:t xml:space="preserve">customers.ssn</w:t>
+      </w:r>
+      <w:r>
+        <w:t xml:space="preserve"> </w:t>
+      </w:r>
+      <w:r>
+        <w:t xml:space="preserve">está ativa e utiliza a estratégia</w:t>
+      </w:r>
+      <w:r>
+        <w:t xml:space="preserve"> </w:t>
+      </w:r>
+      <w:r>
+        <w:rPr>
+          <w:bCs/>
+          <w:b/>
+        </w:rPr>
+        <w:t xml:space="preserve">Mascarar Tudo</w:t>
+      </w:r>
+      <w:r>
+        <w:t xml:space="preserve"> </w:t>
+      </w:r>
+      <w:r>
+        <w:t xml:space="preserve">3. Consultar a tabela</w:t>
+      </w:r>
+      <w:r>
+        <w:t xml:space="preserve"> </w:t>
+      </w:r>
+      <w:r>
+        <w:rPr>
+          <w:rStyle w:val="VerbatimChar"/>
+        </w:rPr>
+        <w:t xml:space="preserve">customers</w:t>
+      </w:r>
+      <w:r>
+        <w:t xml:space="preserve"> </w:t>
+      </w:r>
+      <w:r>
+        <w:t xml:space="preserve">como usuário de teste via console SQL do DataArts Studio 4. Verificar se a coluna</w:t>
+      </w:r>
+      <w:r>
+        <w:t xml:space="preserve"> </w:t>
+      </w:r>
+      <w:r>
+        <w:rPr>
+          <w:rStyle w:val="VerbatimChar"/>
+        </w:rPr>
+        <w:t xml:space="preserve">ssn</w:t>
+      </w:r>
+      <w:r>
+        <w:t xml:space="preserve"> </w:t>
+      </w:r>
+      <w:r>
+        <w:t xml:space="preserve">retorna valores mascarados (ex.:</w:t>
+      </w:r>
+      <w:r>
+        <w:t xml:space="preserve"> </w:t>
+      </w:r>
+      <w:r>
+        <w:rPr>
+          <w:rStyle w:val="VerbatimChar"/>
+        </w:rPr>
+        <w:t xml:space="preserve">*********</w:t>
+      </w:r>
+      <w:r>
+        <w:t xml:space="preserve">) em vez dos dados reais 5. Consultar a mesma tabela como usuário administrador e verificar se os valores reais são retornados</w:t>
+      </w:r>
+    </w:p>
+    <w:p>
+      <w:pPr>
+        <w:pStyle w:val="DefinitionTerm"/>
+      </w:pPr>
+      <w:r>
+        <w:t xml:space="preserve">Resultado Esperado</w:t>
+      </w:r>
+    </w:p>
+    <w:p>
+      <w:pPr>
+        <w:pStyle w:val="Definition"/>
+      </w:pPr>
+      <w:r>
+        <w:t xml:space="preserve">1. Regra de mascaramento ativa para</w:t>
+      </w:r>
+      <w:r>
+        <w:t xml:space="preserve"> </w:t>
+      </w:r>
+      <w:r>
+        <w:rPr>
+          <w:rStyle w:val="VerbatimChar"/>
+        </w:rPr>
+        <w:t xml:space="preserve">customers.ssn</w:t>
+      </w:r>
+      <w:r>
+        <w:t xml:space="preserve">. 2. Usuário não administrador visualiza valores mascarados na coluna</w:t>
+      </w:r>
+      <w:r>
+        <w:t xml:space="preserve"> </w:t>
+      </w:r>
+      <w:r>
+        <w:rPr>
+          <w:rStyle w:val="VerbatimChar"/>
+        </w:rPr>
+        <w:t xml:space="preserve">ssn</w:t>
+      </w:r>
+      <w:r>
+        <w:t xml:space="preserve">. 3. Usuário administrador visualiza valores reais na coluna</w:t>
+      </w:r>
+      <w:r>
+        <w:t xml:space="preserve"> </w:t>
+      </w:r>
+      <w:r>
+        <w:rPr>
+          <w:rStyle w:val="VerbatimChar"/>
+        </w:rPr>
+        <w:t xml:space="preserve">ssn</w:t>
+      </w:r>
+      <w:r>
+        <w:t xml:space="preserve">.</w:t>
+      </w:r>
+    </w:p>
+    <w:p>
+      <w:pPr>
+        <w:pStyle w:val="DefinitionTerm"/>
+      </w:pPr>
+      <w:r>
+        <w:t xml:space="preserve">Resultado do Teste</w:t>
+      </w:r>
+    </w:p>
+    <w:p>
+      <w:pPr>
+        <w:pStyle w:val="Definition"/>
+      </w:pPr>
+      <w:r>
+        <w:rPr>
+          <w:bCs/>
+          <w:b/>
+        </w:rPr>
+        <w:t xml:space="preserve">Pass</w:t>
+      </w:r>
+    </w:p>
+    <w:p>
+      <w:pPr>
+        <w:pStyle w:val="DefinitionTerm"/>
+      </w:pPr>
+      <w:r>
+        <w:t xml:space="preserve">Observações</w:t>
+      </w:r>
+    </w:p>
+    <w:p>
+      <w:pPr>
+        <w:pStyle w:val="Definition"/>
+      </w:pPr>
+      <w:r>
+        <w:t xml:space="preserve">Regras de mascaramento de dados são aplicadas no momento da consulta — os dados subjacentes no OBS/HDFS não são modificados.</w:t>
+      </w:r>
+    </w:p>
+    <w:p>
+      <w:pPr>
+        <w:pStyle w:val="Heading2"/>
+      </w:pPr>
+      <w:bookmarkStart w:id="108" w:name="configuração-de-ambiente-e-ferramentas"/>
+      <w:r>
+        <w:t xml:space="preserve">2.4</w:t>
+      </w:r>
+      <w:r>
+        <w:t xml:space="preserve"> Configuração de Ambiente e Ferramentas</w:t>
+      </w:r>
+      <w:bookmarkEnd w:id="108"/>
+    </w:p>
+    <w:p>
+      <w:pPr>
+        <w:pStyle w:val="Heading3"/>
+      </w:pPr>
+      <w:r>
+        <w:rPr>
+          <w:rStyle w:val="SectionNumber"/>
+        </w:rPr>
+        <w:t xml:space="preserve">0.0.9</w:t>
+      </w:r>
+      <w:r>
+        <w:tab/>
+      </w:r>
+      <w:r>
+        <w:t xml:space="preserve">Caso de Teste 9: Verificar implantação de infraestrutura via Terraform</w:t>
+      </w:r>
+    </w:p>
+    <w:p>
+      <w:pPr>
+        <w:pStyle w:val="DefinitionTerm"/>
+      </w:pPr>
+      <w:r>
+        <w:t xml:space="preserve">Objetivo</w:t>
+      </w:r>
+    </w:p>
+    <w:p>
+      <w:pPr>
+        <w:pStyle w:val="Definition"/>
+      </w:pPr>
+      <w:r>
+        <w:t xml:space="preserve">Confirmar que a configuração Terraform implanta todos os recursos de infraestrutura necessários (VPC, MRS, OBS, DataArts Studio) sem erros e que o arquivo de estado reflete os recursos esperados.</w:t>
+      </w:r>
+    </w:p>
+    <w:p>
+      <w:pPr>
+        <w:pStyle w:val="DefinitionTerm"/>
+      </w:pPr>
+      <w:r>
+        <w:t xml:space="preserve">Pré-requisitos</w:t>
+      </w:r>
+    </w:p>
+    <w:p>
+      <w:pPr>
+        <w:pStyle w:val="Definition"/>
+      </w:pPr>
+      <w:r>
+        <w:t xml:space="preserve">1. CLI</w:t>
+      </w:r>
+      <w:r>
+        <w:t xml:space="preserve"> </w:t>
+      </w:r>
+      <w:r>
+        <w:rPr>
+          <w:rStyle w:val="VerbatimChar"/>
+        </w:rPr>
+        <w:t xml:space="preserve">terraform</w:t>
+      </w:r>
+      <w:r>
+        <w:t xml:space="preserve"> </w:t>
+      </w:r>
+      <w:r>
+        <w:t xml:space="preserve">instalada (versão</w:t>
+      </w:r>
+      <w:r>
+        <w:t xml:space="preserve"> </w:t>
+      </w:r>
+      <m:oMath>
+        <m:r>
+          <m:rPr>
+            <m:sty m:val="p"/>
+          </m:rPr>
+          <m:t>≥</m:t>
+        </m:r>
+      </m:oMath>
+      <w:r>
+        <w:t xml:space="preserve"> </w:t>
+      </w:r>
+      <w:r>
+        <w:t xml:space="preserve">1.0). 2. Credenciais AK/SK configuradas via variáveis de ambiente ou</w:t>
+      </w:r>
+      <w:r>
+        <w:t xml:space="preserve"> </w:t>
+      </w:r>
+      <w:r>
+        <w:rPr>
+          <w:iCs/>
+          <w:i/>
+        </w:rPr>
+        <w:t xml:space="preserve">provider.tf</w:t>
+      </w:r>
+      <w:r>
+        <w:t xml:space="preserve">. 3. Arquivos de configuração Terraform no diretório do projeto.</w:t>
+      </w:r>
+    </w:p>
+    <w:p>
+      <w:pPr>
+        <w:pStyle w:val="DefinitionTerm"/>
+      </w:pPr>
+      <w:r>
+        <w:t xml:space="preserve">Procedimento</w:t>
+      </w:r>
+    </w:p>
+    <w:p>
+      <w:pPr>
+        <w:pStyle w:val="Definition"/>
+      </w:pPr>
+      <w:r>
+        <w:t xml:space="preserve">1. Navegar até o diretório do projeto Terraform 2. Executar</w:t>
+      </w:r>
+      <w:r>
+        <w:t xml:space="preserve"> </w:t>
+      </w:r>
+      <w:r>
+        <w:rPr>
+          <w:rStyle w:val="VerbatimChar"/>
+        </w:rPr>
+        <w:t xml:space="preserve">terraform init</w:t>
+      </w:r>
+      <w:r>
+        <w:t xml:space="preserve"> </w:t>
+      </w:r>
+      <w:r>
+        <w:t xml:space="preserve">para inicializar o diretório de trabalho 3. Executar</w:t>
+      </w:r>
+      <w:r>
+        <w:t xml:space="preserve"> </w:t>
+      </w:r>
+      <w:r>
+        <w:rPr>
+          <w:rStyle w:val="VerbatimChar"/>
+        </w:rPr>
+        <w:t xml:space="preserve">terraform plan</w:t>
+      </w:r>
+      <w:r>
+        <w:t xml:space="preserve"> </w:t>
+      </w:r>
+      <w:r>
+        <w:t xml:space="preserve">e revisar as alterações planejadas — confirmar que todos os recursos esperados estão listados 4. Executar</w:t>
+      </w:r>
+      <w:r>
+        <w:t xml:space="preserve"> </w:t>
+      </w:r>
+      <w:r>
+        <w:rPr>
+          <w:rStyle w:val="VerbatimChar"/>
+        </w:rPr>
+        <w:t xml:space="preserve">terraform apply -auto-approve</w:t>
+      </w:r>
+      <w:r>
+        <w:t xml:space="preserve"> </w:t>
+      </w:r>
+      <w:r>
+        <w:t xml:space="preserve">e aguardar a conclusão 5. Executar</w:t>
+      </w:r>
+      <w:r>
+        <w:t xml:space="preserve"> </w:t>
+      </w:r>
+      <w:r>
+        <w:rPr>
+          <w:rStyle w:val="VerbatimChar"/>
+        </w:rPr>
+        <w:t xml:space="preserve">terraform output</w:t>
+      </w:r>
+      <w:r>
+        <w:t xml:space="preserve"> </w:t>
+      </w:r>
+      <w:r>
+        <w:t xml:space="preserve">e verificar se todos os valores de saída estão preenchidos 6. Executar</w:t>
+      </w:r>
+      <w:r>
+        <w:t xml:space="preserve"> </w:t>
+      </w:r>
+      <w:r>
+        <w:rPr>
+          <w:rStyle w:val="VerbatimChar"/>
+        </w:rPr>
+        <w:t xml:space="preserve">terraform state list</w:t>
+      </w:r>
+      <w:r>
+        <w:t xml:space="preserve"> </w:t>
+      </w:r>
+      <w:r>
+        <w:t xml:space="preserve">e confirmar que a contagem de recursos corresponde à arquitetura</w:t>
+      </w:r>
+    </w:p>
+    <w:p>
+      <w:pPr>
+        <w:pStyle w:val="DefinitionTerm"/>
+      </w:pPr>
+      <w:r>
+        <w:t xml:space="preserve">Resultado Esperado</w:t>
+      </w:r>
+    </w:p>
+    <w:p>
+      <w:pPr>
+        <w:pStyle w:val="Definition"/>
+      </w:pPr>
+      <w:r>
+        <w:t xml:space="preserve">1.</w:t>
+      </w:r>
+      <w:r>
+        <w:t xml:space="preserve"> </w:t>
+      </w:r>
+      <w:r>
+        <w:rPr>
+          <w:rStyle w:val="VerbatimChar"/>
+        </w:rPr>
+        <w:t xml:space="preserve">terraform apply</w:t>
+      </w:r>
+      <w:r>
+        <w:t xml:space="preserve"> </w:t>
+      </w:r>
+      <w:r>
+        <w:t xml:space="preserve">conclui sem erros. 2. Todos os valores de saída estão preenchidos (ID do cluster, nome do bucket, ID da VPC). 3. Contagem de recursos no estado corresponde à especificação da arquitetura.</w:t>
+      </w:r>
+    </w:p>
+    <w:p>
+      <w:pPr>
+        <w:pStyle w:val="DefinitionTerm"/>
+      </w:pPr>
+      <w:r>
+        <w:t xml:space="preserve">Resultado do Teste</w:t>
+      </w:r>
+    </w:p>
+    <w:p>
+      <w:pPr>
+        <w:pStyle w:val="Definition"/>
+      </w:pPr>
+      <w:r>
+        <w:rPr>
+          <w:bCs/>
+          <w:b/>
+        </w:rPr>
+        <w:t xml:space="preserve">Pass</w:t>
+      </w:r>
+    </w:p>
+    <w:p>
+      <w:pPr>
+        <w:pStyle w:val="DefinitionTerm"/>
+      </w:pPr>
+      <w:r>
+        <w:t xml:space="preserve">Observações</w:t>
+      </w:r>
+    </w:p>
+    <w:p>
+      <w:pPr>
+        <w:pStyle w:val="Definition"/>
+      </w:pPr>
+      <w:r>
+        <w:t xml:space="preserve">Se</w:t>
+      </w:r>
+      <w:r>
+        <w:t xml:space="preserve"> </w:t>
+      </w:r>
+      <w:r>
+        <w:rPr>
+          <w:rStyle w:val="VerbatimChar"/>
+        </w:rPr>
+        <w:t xml:space="preserve">terraform apply</w:t>
+      </w:r>
+      <w:r>
+        <w:t xml:space="preserve"> </w:t>
+      </w:r>
+      <w:r>
+        <w:t xml:space="preserve">falhar, verificar as credenciais AK/SK e os limites de cota da região</w:t>
+      </w:r>
+      <w:r>
+        <w:t xml:space="preserve"> </w:t>
+      </w:r>
+      <w:r>
+        <w:rPr>
+          <w:rStyle w:val="VerbatimChar"/>
+        </w:rPr>
+        <w:t xml:space="preserve">sa-brazil-1</w:t>
+      </w:r>
+      <w:r>
+        <w:t xml:space="preserve">.</w:t>
+      </w:r>
+    </w:p>
+    <w:p>
+      <w:pPr>
+        <w:pStyle w:val="Heading3"/>
+      </w:pPr>
+      <w:r>
+        <w:rPr>
+          <w:rStyle w:val="SectionNumber"/>
+        </w:rPr>
+        <w:t xml:space="preserve">0.0.10</w:t>
+      </w:r>
+      <w:r>
+        <w:tab/>
+      </w:r>
+      <w:r>
+        <w:t xml:space="preserve">Caso de Teste 10: Verificar carregamento de dados de teste no OBS</w:t>
+      </w:r>
+    </w:p>
+    <w:p>
+      <w:pPr>
+        <w:pStyle w:val="DefinitionTerm"/>
+      </w:pPr>
+      <w:r>
+        <w:t xml:space="preserve">Objetivo</w:t>
+      </w:r>
+    </w:p>
+    <w:p>
+      <w:pPr>
+        <w:pStyle w:val="Definition"/>
+      </w:pPr>
+      <w:r>
+        <w:t xml:space="preserve">Confirmar que todos os arquivos de dados de teste necessários (CSV, JSON) podem ser carregados no bucket OBS designado e são acessíveis pelo pipeline do DataArts Studio.</w:t>
+      </w:r>
+    </w:p>
+    <w:p>
+      <w:pPr>
+        <w:pStyle w:val="DefinitionTerm"/>
+      </w:pPr>
+      <w:r>
+        <w:t xml:space="preserve">Pré-requisitos</w:t>
+      </w:r>
+    </w:p>
+    <w:p>
+      <w:pPr>
+        <w:pStyle w:val="Definition"/>
+      </w:pPr>
+      <w:r>
+        <w:t xml:space="preserve">1. Caso de Teste 2 concluído (bucket OBS acessível). 2. Arquivos de dados de teste preparados no diretório local</w:t>
+      </w:r>
+      <w:r>
+        <w:t xml:space="preserve"> </w:t>
+      </w:r>
+      <w:r>
+        <w:rPr>
+          <w:iCs/>
+          <w:i/>
+        </w:rPr>
+        <w:t xml:space="preserve">./test-data/</w:t>
+      </w:r>
+      <w:r>
+        <w:t xml:space="preserve">. 3. CLI</w:t>
+      </w:r>
+      <w:r>
+        <w:t xml:space="preserve"> </w:t>
+      </w:r>
+      <w:r>
+        <w:rPr>
+          <w:rStyle w:val="VerbatimChar"/>
+        </w:rPr>
+        <w:t xml:space="preserve">obsutil</w:t>
+      </w:r>
+      <w:r>
+        <w:t xml:space="preserve"> </w:t>
+      </w:r>
+      <w:r>
+        <w:t xml:space="preserve">configurada com as credenciais do usuário de teste.</w:t>
+      </w:r>
+    </w:p>
+    <w:p>
+      <w:pPr>
+        <w:pStyle w:val="DefinitionTerm"/>
+      </w:pPr>
+      <w:r>
+        <w:t xml:space="preserve">Procedimento</w:t>
+      </w:r>
+    </w:p>
+    <w:p>
+      <w:pPr>
+        <w:pStyle w:val="Definition"/>
+      </w:pPr>
+      <w:r>
+        <w:t xml:space="preserve">1. Listar os arquivos de dados de teste locais e verificar sua integridade (contagem de linhas, esquema) 2. Carregar todos os arquivos no bucket OBS raw usando</w:t>
+      </w:r>
+      <w:r>
+        <w:t xml:space="preserve"> </w:t>
+      </w:r>
+      <w:r>
+        <w:rPr>
+          <w:rStyle w:val="VerbatimChar"/>
+        </w:rPr>
+        <w:t xml:space="preserve">obsutil</w:t>
+      </w:r>
+      <w:r>
+        <w:t xml:space="preserve"> </w:t>
+      </w:r>
+      <w:r>
+        <w:t xml:space="preserve">3. Verificar se cada arquivo existe no OBS listando o conteúdo do bucket 4. Baixar um arquivo de amostra do OBS e compará-lo com o original local (checksum) 5. No DataArts Studio, verificar se a conexão de fonte de dados consegue ler os arquivos carregados</w:t>
+      </w:r>
+    </w:p>
+    <w:p>
+      <w:pPr>
+        <w:pStyle w:val="DefinitionTerm"/>
+      </w:pPr>
+      <w:r>
+        <w:t xml:space="preserve">Resultado Esperado</w:t>
+      </w:r>
+    </w:p>
+    <w:p>
+      <w:pPr>
+        <w:pStyle w:val="Definition"/>
+      </w:pPr>
+      <w:r>
+        <w:t xml:space="preserve">1. Todos os arquivos de dados de teste são carregados sem erros. 2. A listagem do bucket mostra todos os arquivos carregados com tamanhos corretos. 3. O checksum do arquivo baixado corresponde ao original local. 4. A conexão de fonte de dados do DataArts Studio consegue ler os arquivos.</w:t>
+      </w:r>
+    </w:p>
+    <w:p>
+      <w:pPr>
+        <w:pStyle w:val="DefinitionTerm"/>
+      </w:pPr>
+      <w:r>
+        <w:t xml:space="preserve">Resultado do Teste</w:t>
+      </w:r>
+    </w:p>
+    <w:p>
+      <w:pPr>
+        <w:pStyle w:val="Definition"/>
+      </w:pPr>
+      <w:r>
+        <w:rPr>
+          <w:bCs/>
+          <w:b/>
+        </w:rPr>
+        <w:t xml:space="preserve">Pass</w:t>
+      </w:r>
+    </w:p>
+    <w:p>
+      <w:pPr>
+        <w:pStyle w:val="DefinitionTerm"/>
+      </w:pPr>
+      <w:r>
+        <w:t xml:space="preserve">Observações</w:t>
+      </w:r>
+    </w:p>
+    <w:p>
+      <w:pPr>
+        <w:pStyle w:val="Definition"/>
+      </w:pPr>
+      <w:r>
+        <w:t xml:space="preserve">Arquivos grandes (</w:t>
+      </w:r>
+      <m:oMath>
+        <m:r>
+          <m:rPr>
+            <m:sty m:val="p"/>
+          </m:rPr>
+          <m:t>&gt;</m:t>
+        </m:r>
+      </m:oMath>
+      <w:r>
+        <w:t xml:space="preserve">1 GB) devem ser carregados usando o recurso de upload multipart do OBS para maior confiabilidade.</w:t>
+      </w:r>
+    </w:p>
+    <w:p>
+      <w:pPr>
+        <w:pStyle w:val="FirstParagraph"/>
+      </w:pPr>
+      <w:r>
+        <w:rPr>
+          <w:iCs/>
+          <w:i/>
+        </w:rPr>
+        <w:t xml:space="preserve">[Image placeholder: Captura de tela do painel de execução de testes mostrando os resultados de todos os casos de teste]</w:t>
+      </w:r>
+    </w:p>
+    <w:p>
+      <w:r>
+        <w:br w:type="page"/>
+      </w:r>
+    </w:p>
+    <w:p>
+      <w:pPr>
+        <w:pStyle w:val="Heading1"/>
+        <w:pBdr>
+          <w:bottom w:val="single" w:sz="12" w:space="2" w:color="C7000B"/>
+        </w:pBdr>
+        <w:tabs>
+          <w:tab w:val="right" w:pos="9638"/>
+        </w:tabs>
+      </w:pPr>
+      <w:bookmarkStart w:id="109" w:name="conclusão"/>
+      <w:r>
+        <w:rPr>
+          <w:sz w:val="112"/>
+          <w:szCs w:val="112"/>
+        </w:rPr>
+        <w:t xml:space="preserve">3</w:t>
+      </w:r>
+      <w:r>
+        <w:tab/>
+      </w:r>
+      <w:r>
+        <w:t xml:space="preserve">Conclusão</w:t>
+      </w:r>
+      <w:bookmarkEnd w:id="109"/>
     </w:p>
     <w:tbl>
       <w:tblPr>
         <w:tblStyle w:val="Table"/>
-        <w:tblW w:type="pct" w:w="5000"/>
+        <w:tblW w:type="auto" w:w="0"/>
         <w:tblLook w:firstRow="1" w:lastRow="0" w:firstColumn="0" w:lastColumn="0" w:noHBand="0" w:noVBand="0" w:val="0020"/>
         <w:jc w:val="start"/>
       </w:tblPr>
@@ -1299,7 +3759,7 @@
               <w:jc w:val="left"/>
             </w:pPr>
             <w:r>
-              <w:t xml:space="preserve">TC-001</w:t>
+              <w:t xml:space="preserve">1</w:t>
             </w:r>
           </w:p>
         </w:tc>
@@ -1341,7 +3801,7 @@
               <w:jc w:val="left"/>
             </w:pPr>
             <w:r>
-              <w:t xml:space="preserve">TC-002</w:t>
+              <w:t xml:space="preserve">2</w:t>
             </w:r>
           </w:p>
         </w:tc>
@@ -1383,7 +3843,7 @@
               <w:jc w:val="left"/>
             </w:pPr>
             <w:r>
-              <w:t xml:space="preserve">TC-003</w:t>
+              <w:t xml:space="preserve">3</w:t>
             </w:r>
           </w:p>
         </w:tc>
@@ -1425,7 +3885,7 @@
               <w:jc w:val="left"/>
             </w:pPr>
             <w:r>
-              <w:t xml:space="preserve">TC-004</w:t>
+              <w:t xml:space="preserve">4</w:t>
             </w:r>
           </w:p>
         </w:tc>
@@ -1467,7 +3927,7 @@
               <w:jc w:val="left"/>
             </w:pPr>
             <w:r>
-              <w:t xml:space="preserve">TC-005</w:t>
+              <w:t xml:space="preserve">5</w:t>
             </w:r>
           </w:p>
         </w:tc>
@@ -1509,7 +3969,7 @@
               <w:jc w:val="left"/>
             </w:pPr>
             <w:r>
-              <w:t xml:space="preserve">TC-006</w:t>
+              <w:t xml:space="preserve">6</w:t>
             </w:r>
           </w:p>
         </w:tc>
@@ -1551,7 +4011,7 @@
               <w:jc w:val="left"/>
             </w:pPr>
             <w:r>
-              <w:t xml:space="preserve">TC-007</w:t>
+              <w:t xml:space="preserve">7</w:t>
             </w:r>
           </w:p>
         </w:tc>
@@ -1593,7 +4053,7 @@
               <w:jc w:val="left"/>
             </w:pPr>
             <w:r>
-              <w:t xml:space="preserve">TC-008</w:t>
+              <w:t xml:space="preserve">8</w:t>
             </w:r>
           </w:p>
         </w:tc>
@@ -1635,7 +4095,7 @@
               <w:jc w:val="left"/>
             </w:pPr>
             <w:r>
-              <w:t xml:space="preserve">TC-009</w:t>
+              <w:t xml:space="preserve">9</w:t>
             </w:r>
           </w:p>
         </w:tc>
@@ -1677,7 +4137,7 @@
               <w:jc w:val="left"/>
             </w:pPr>
             <w:r>
-              <w:t xml:space="preserve">TC-010</w:t>
+              <w:t xml:space="preserve">10</w:t>
             </w:r>
           </w:p>
         </w:tc>
@@ -1726,2504 +4186,21 @@
           <w:tab w:val="right" w:pos="9638"/>
         </w:tabs>
       </w:pPr>
-      <w:bookmarkStart w:id="105" w:name="arquitetura-da-plataforma"/>
+      <w:bookmarkStart w:id="110" w:name="sec-changelog"/>
       <w:r>
         <w:rPr>
           <w:sz w:val="112"/>
           <w:szCs w:val="112"/>
         </w:rPr>
-        <w:t xml:space="preserve">2</w:t>
+        <w:t xml:space="preserve">4</w:t>
       </w:r>
       <w:r>
         <w:tab/>
       </w:r>
       <w:r>
-        <w:t xml:space="preserve">Arquitetura da Plataforma</w:t>
-      </w:r>
-      <w:bookmarkEnd w:id="105"/>
-    </w:p>
-    <w:p>
-      <w:pPr>
-        <w:pStyle w:val="Heading2"/>
-      </w:pPr>
-      <w:r>
-        <w:rPr>
-          <w:rStyle w:val="SectionNumber"/>
-        </w:rPr>
-        <w:t xml:space="preserve">0.1</w:t>
-      </w:r>
-      <w:r>
-        <w:tab/>
-      </w:r>
-      <w:r>
-        <w:t xml:space="preserve">TC-001: Verificar implantação e saúde do cluster MRS</w:t>
-      </w:r>
-    </w:p>
-    <w:p>
-      <w:pPr>
-        <w:pStyle w:val="DefinitionTerm"/>
-      </w:pPr>
-      <w:r>
-        <w:t xml:space="preserve">Objetivo</w:t>
-      </w:r>
-    </w:p>
-    <w:p>
-      <w:pPr>
-        <w:pStyle w:val="Definition"/>
-      </w:pPr>
-      <w:r>
-        <w:t xml:space="preserve">Confirmar que o cluster MapReduce Service (MRS) está implantado com os componentes necessários (HDFS, YARN, Spark, Hive) e que todos os nós apresentam status saudável.</w:t>
-      </w:r>
-    </w:p>
-    <w:p>
-      <w:pPr>
-        <w:pStyle w:val="DefinitionTerm"/>
-      </w:pPr>
-      <w:r>
-        <w:t xml:space="preserve">Pré-requisitos</w:t>
-      </w:r>
-    </w:p>
-    <w:p>
-      <w:pPr>
-        <w:pStyle w:val="Definition"/>
-      </w:pPr>
-      <w:r>
-        <w:t xml:space="preserve">1. Aplicação da infraestrutura Terraform concluída com sucesso. 2. ID do cluster MRS disponível na saída do Terraform. 3. Usuário IAM possui função</w:t>
-      </w:r>
-      <w:r>
-        <w:t xml:space="preserve"> </w:t>
-      </w:r>
-      <w:r>
-        <w:rPr>
-          <w:bCs/>
-          <w:b/>
-        </w:rPr>
-        <w:t xml:space="preserve">MRS_Viewer</w:t>
-      </w:r>
-      <w:r>
-        <w:t xml:space="preserve"> </w:t>
-      </w:r>
-      <w:r>
-        <w:t xml:space="preserve">ou superior.</w:t>
-      </w:r>
-    </w:p>
-    <w:p>
-      <w:pPr>
-        <w:pStyle w:val="DefinitionTerm"/>
-      </w:pPr>
-      <w:r>
-        <w:t xml:space="preserve">Procedimento</w:t>
-      </w:r>
-    </w:p>
-    <w:p>
-      <w:pPr>
-        <w:pStyle w:val="Definition"/>
-      </w:pPr>
-      <w:r>
-        <w:t xml:space="preserve">1. Acessar o Console do Huawei Cloud 2. Navegar em</w:t>
-      </w:r>
-      <w:r>
-        <w:t xml:space="preserve"> </w:t>
-      </w:r>
-      <w:r>
-        <w:rPr>
-          <w:bCs/>
-          <w:b/>
-        </w:rPr>
-        <w:t xml:space="preserve">Console</w:t>
-      </w:r>
-      <w:r>
-        <w:t xml:space="preserve"> </w:t>
-      </w:r>
-      <w:r>
-        <w:rPr>
-          <w:bCs/>
-          <w:b/>
-        </w:rPr>
-        <w:t xml:space="preserve">→</w:t>
-      </w:r>
-      <w:r>
-        <w:t xml:space="preserve"> </w:t>
-      </w:r>
-      <w:r>
-        <w:rPr>
-          <w:bCs/>
-          <w:b/>
-        </w:rPr>
-        <w:t xml:space="preserve">MapReduce Service</w:t>
-      </w:r>
-      <w:r>
-        <w:t xml:space="preserve"> </w:t>
-      </w:r>
-      <w:r>
-        <w:rPr>
-          <w:bCs/>
-          <w:b/>
-        </w:rPr>
-        <w:t xml:space="preserve">→</w:t>
-      </w:r>
-      <w:r>
-        <w:t xml:space="preserve"> </w:t>
-      </w:r>
-      <w:r>
-        <w:rPr>
-          <w:bCs/>
-          <w:b/>
-        </w:rPr>
-        <w:t xml:space="preserve">Clusters</w:t>
-      </w:r>
-      <w:r>
-        <w:t xml:space="preserve"> </w:t>
-      </w:r>
-      <w:r>
-        <w:t xml:space="preserve">3. Localizar cluster</w:t>
-      </w:r>
-      <w:r>
-        <w:t xml:space="preserve"> </w:t>
-      </w:r>
-      <w:r>
-        <w:rPr>
-          <w:rStyle w:val="VerbatimChar"/>
-        </w:rPr>
-        <w:t xml:space="preserve">mrs-poc-cluster</w:t>
-      </w:r>
-      <w:r>
-        <w:t xml:space="preserve"> </w:t>
-      </w:r>
-      <w:r>
-        <w:t xml:space="preserve">4. Verificar status do cluster 5. Revisar aba Componente 6. Revisar aba Nó</w:t>
-      </w:r>
-    </w:p>
-    <w:p>
-      <w:pPr>
-        <w:pStyle w:val="DefinitionTerm"/>
-      </w:pPr>
-      <w:r>
-        <w:t xml:space="preserve">Resultado Esperado</w:t>
-      </w:r>
-    </w:p>
-    <w:p>
-      <w:pPr>
-        <w:pStyle w:val="Definition"/>
-      </w:pPr>
-      <w:r>
-        <w:t xml:space="preserve">1. Status do cluster é</w:t>
-      </w:r>
-      <w:r>
-        <w:t xml:space="preserve"> </w:t>
-      </w:r>
-      <w:r>
-        <w:rPr>
-          <w:bCs/>
-          <w:b/>
-        </w:rPr>
-        <w:t xml:space="preserve">Executando</w:t>
-      </w:r>
-      <w:r>
-        <w:t xml:space="preserve">. 2. Todos os quatro componentes (HDFS, YARN, Spark, Hive) estão listados com status</w:t>
-      </w:r>
-      <w:r>
-        <w:t xml:space="preserve"> </w:t>
-      </w:r>
-      <w:r>
-        <w:rPr>
-          <w:bCs/>
-          <w:b/>
-        </w:rPr>
-        <w:t xml:space="preserve">Normal</w:t>
-      </w:r>
-      <w:r>
-        <w:t xml:space="preserve">. 3. Todos os nós apresentam status</w:t>
-      </w:r>
-      <w:r>
-        <w:t xml:space="preserve"> </w:t>
-      </w:r>
-      <w:r>
-        <w:rPr>
-          <w:bCs/>
-          <w:b/>
-        </w:rPr>
-        <w:t xml:space="preserve">Executando</w:t>
-      </w:r>
-      <w:r>
-        <w:t xml:space="preserve"> </w:t>
-      </w:r>
-      <w:r>
-        <w:t xml:space="preserve">sem alarmes.</w:t>
-      </w:r>
-    </w:p>
-    <w:p>
-      <w:pPr>
-        <w:pStyle w:val="DefinitionTerm"/>
-      </w:pPr>
-      <w:r>
-        <w:t xml:space="preserve">Resultado do Teste</w:t>
-      </w:r>
-    </w:p>
-    <w:p>
-      <w:pPr>
-        <w:pStyle w:val="Definition"/>
-      </w:pPr>
-      <w:r>
-        <w:rPr>
-          <w:bCs/>
-          <w:b/>
-        </w:rPr>
-        <w:t xml:space="preserve">Pass</w:t>
-      </w:r>
-    </w:p>
-    <w:p>
-      <w:pPr>
-        <w:pStyle w:val="DefinitionTerm"/>
-      </w:pPr>
-      <w:r>
-        <w:t xml:space="preserve">Observações</w:t>
-      </w:r>
-    </w:p>
-    <w:p>
-      <w:pPr>
-        <w:pStyle w:val="Definition"/>
-      </w:pPr>
-      <w:r>
-        <w:t xml:space="preserve">Se algum componente apresentar status</w:t>
-      </w:r>
-      <w:r>
-        <w:t xml:space="preserve"> </w:t>
-      </w:r>
-      <w:r>
-        <w:rPr>
-          <w:bCs/>
-          <w:b/>
-        </w:rPr>
-        <w:t xml:space="preserve">Anormal</w:t>
-      </w:r>
-      <w:r>
-        <w:t xml:space="preserve">, verificar a página de alarmes do MRS antes de registrar o resultado.</w:t>
-      </w:r>
-    </w:p>
-    <w:p>
-      <w:pPr>
-        <w:pStyle w:val="Heading2"/>
-      </w:pPr>
-      <w:r>
-        <w:rPr>
-          <w:rStyle w:val="SectionNumber"/>
-        </w:rPr>
-        <w:t xml:space="preserve">0.2</w:t>
-      </w:r>
-      <w:r>
-        <w:tab/>
-      </w:r>
-      <w:r>
-        <w:t xml:space="preserve">TC-002: Verificar criação e acessibilidade do bucket OBS</w:t>
-      </w:r>
-    </w:p>
-    <w:p>
-      <w:pPr>
-        <w:pStyle w:val="DefinitionTerm"/>
-      </w:pPr>
-      <w:r>
-        <w:t xml:space="preserve">Objetivo</w:t>
-      </w:r>
-    </w:p>
-    <w:p>
-      <w:pPr>
-        <w:pStyle w:val="Definition"/>
-      </w:pPr>
-      <w:r>
-        <w:t xml:space="preserve">Confirmar que o bucket do Object Storage Service (OBS) utilizado para o data lake da POC está criado, possui a classe de armazenamento correta e é acessível com a política IAM designada.</w:t>
-      </w:r>
-    </w:p>
-    <w:p>
-      <w:pPr>
-        <w:pStyle w:val="DefinitionTerm"/>
-      </w:pPr>
-      <w:r>
-        <w:t xml:space="preserve">Pré-requisitos</w:t>
-      </w:r>
-    </w:p>
-    <w:p>
-      <w:pPr>
-        <w:pStyle w:val="Definition"/>
-      </w:pPr>
-      <w:r>
-        <w:t xml:space="preserve">1. Nome do bucket OBS definido na configuração Terraform. 2. Política IAM concedendo acesso de leitura/escrita ao bucket está anexada ao usuário de teste.</w:t>
-      </w:r>
-    </w:p>
-    <w:p>
-      <w:pPr>
-        <w:pStyle w:val="DefinitionTerm"/>
-      </w:pPr>
-      <w:r>
-        <w:t xml:space="preserve">Procedimento</w:t>
-      </w:r>
-    </w:p>
-    <w:p>
-      <w:pPr>
-        <w:pStyle w:val="Definition"/>
-      </w:pPr>
-      <w:r>
-        <w:t xml:space="preserve">1. Acessar o Console 2. Navegar em</w:t>
-      </w:r>
-      <w:r>
-        <w:t xml:space="preserve"> </w:t>
-      </w:r>
-      <w:r>
-        <w:rPr>
-          <w:bCs/>
-          <w:b/>
-        </w:rPr>
-        <w:t xml:space="preserve">Console</w:t>
-      </w:r>
-      <w:r>
-        <w:t xml:space="preserve"> </w:t>
-      </w:r>
-      <w:r>
-        <w:rPr>
-          <w:bCs/>
-          <w:b/>
-        </w:rPr>
-        <w:t xml:space="preserve">→</w:t>
-      </w:r>
-      <w:r>
-        <w:t xml:space="preserve"> </w:t>
-      </w:r>
-      <w:r>
-        <w:rPr>
-          <w:bCs/>
-          <w:b/>
-        </w:rPr>
-        <w:t xml:space="preserve">Object Storage Service</w:t>
-      </w:r>
-      <w:r>
-        <w:t xml:space="preserve"> </w:t>
-      </w:r>
-      <w:r>
-        <w:t xml:space="preserve">3. Localizar o bucket (ex.:</w:t>
-      </w:r>
-      <w:r>
-        <w:t xml:space="preserve"> </w:t>
-      </w:r>
-      <w:r>
-        <w:rPr>
-          <w:rStyle w:val="VerbatimChar"/>
-        </w:rPr>
-        <w:t xml:space="preserve">poc-datalake-raw</w:t>
-      </w:r>
-      <w:r>
-        <w:t xml:space="preserve">) 4. Verificar se a classe de armazenamento é</w:t>
-      </w:r>
-      <w:r>
-        <w:t xml:space="preserve"> </w:t>
-      </w:r>
-      <w:r>
-        <w:rPr>
-          <w:bCs/>
-          <w:b/>
-        </w:rPr>
-        <w:t xml:space="preserve">Standard</w:t>
-      </w:r>
-      <w:r>
-        <w:t xml:space="preserve"> </w:t>
-      </w:r>
-      <w:r>
-        <w:t xml:space="preserve">5. Carregar um arquivo de teste (</w:t>
-      </w:r>
-      <w:r>
-        <w:rPr>
-          <w:rStyle w:val="VerbatimChar"/>
-        </w:rPr>
-        <w:t xml:space="preserve">test-upload.txt</w:t>
-      </w:r>
-      <w:r>
-        <w:t xml:space="preserve">) no bucket 6. Baixar o arquivo e comparar seu conteúdo com o original 7. Excluir o arquivo de teste</w:t>
-      </w:r>
-    </w:p>
-    <w:p>
-      <w:pPr>
-        <w:pStyle w:val="DefinitionTerm"/>
-      </w:pPr>
-      <w:r>
-        <w:t xml:space="preserve">Resultado Esperado</w:t>
-      </w:r>
-    </w:p>
-    <w:p>
-      <w:pPr>
-        <w:pStyle w:val="Definition"/>
-      </w:pPr>
-      <w:r>
-        <w:t xml:space="preserve">1. O bucket existe com classe de armazenamento</w:t>
-      </w:r>
-      <w:r>
-        <w:t xml:space="preserve"> </w:t>
-      </w:r>
-      <w:r>
-        <w:rPr>
-          <w:bCs/>
-          <w:b/>
-        </w:rPr>
-        <w:t xml:space="preserve">Standard</w:t>
-      </w:r>
-      <w:r>
-        <w:t xml:space="preserve">. 2. O carregamento do arquivo conclui sem erro. 3. O conteúdo do arquivo baixado corresponde ao original. 4. A exclusão do arquivo é realizada com sucesso.</w:t>
-      </w:r>
-    </w:p>
-    <w:p>
-      <w:pPr>
-        <w:pStyle w:val="DefinitionTerm"/>
-      </w:pPr>
-      <w:r>
-        <w:t xml:space="preserve">Resultado do Teste</w:t>
-      </w:r>
-    </w:p>
-    <w:p>
-      <w:pPr>
-        <w:pStyle w:val="Definition"/>
-      </w:pPr>
-      <w:r>
-        <w:rPr>
-          <w:bCs/>
-          <w:b/>
-        </w:rPr>
-        <w:t xml:space="preserve">Pass</w:t>
-      </w:r>
-    </w:p>
-    <w:p>
-      <w:pPr>
-        <w:pStyle w:val="DefinitionTerm"/>
-      </w:pPr>
-      <w:r>
-        <w:t xml:space="preserve">Observações</w:t>
-      </w:r>
-    </w:p>
-    <w:p>
-      <w:pPr>
-        <w:pStyle w:val="Definition"/>
-      </w:pPr>
-      <w:r>
-        <w:t xml:space="preserve">A consistência eventual do OBS pode causar um breve atraso antes que um objeto recém-carregado apareça nas listagens.</w:t>
-      </w:r>
-    </w:p>
-    <w:p>
-      <w:pPr>
-        <w:pStyle w:val="Heading2"/>
-      </w:pPr>
-      <w:r>
-        <w:rPr>
-          <w:rStyle w:val="SectionNumber"/>
-        </w:rPr>
-        <w:t xml:space="preserve">0.3</w:t>
-      </w:r>
-      <w:r>
-        <w:tab/>
-      </w:r>
-      <w:r>
-        <w:t xml:space="preserve">TC-003: Verificar configuração de VPC e grupo de segurança</w:t>
-      </w:r>
-    </w:p>
-    <w:p>
-      <w:pPr>
-        <w:pStyle w:val="DefinitionTerm"/>
-      </w:pPr>
-      <w:r>
-        <w:t xml:space="preserve">Objetivo</w:t>
-      </w:r>
-    </w:p>
-    <w:p>
-      <w:pPr>
-        <w:pStyle w:val="Definition"/>
-      </w:pPr>
-      <w:r>
-        <w:t xml:space="preserve">Confirmar que a VPC, a sub-rede e os grupos de segurança estão configurados conforme o diagrama de arquitetura de rede, com os blocos CIDR e regras de entrada/saída corretos.</w:t>
-      </w:r>
-    </w:p>
-    <w:p>
-      <w:pPr>
-        <w:pStyle w:val="DefinitionTerm"/>
-      </w:pPr>
-      <w:r>
-        <w:t xml:space="preserve">Pré-requisitos</w:t>
-      </w:r>
-    </w:p>
-    <w:p>
-      <w:pPr>
-        <w:pStyle w:val="Definition"/>
-      </w:pPr>
-      <w:r>
-        <w:t xml:space="preserve">1. IDs da VPC e da sub-rede disponíveis na saída do Terraform. 2. Nomes dos grupos de segurança documentados na arquitetura da solução.</w:t>
-      </w:r>
-    </w:p>
-    <w:p>
-      <w:pPr>
-        <w:pStyle w:val="DefinitionTerm"/>
-      </w:pPr>
-      <w:r>
-        <w:t xml:space="preserve">Procedimento</w:t>
-      </w:r>
-    </w:p>
-    <w:p>
-      <w:pPr>
-        <w:pStyle w:val="Definition"/>
-      </w:pPr>
-      <w:r>
-        <w:t xml:space="preserve">1. Acessar o Console 2. Navegar em</w:t>
-      </w:r>
-      <w:r>
-        <w:t xml:space="preserve"> </w:t>
-      </w:r>
-      <w:r>
-        <w:rPr>
-          <w:bCs/>
-          <w:b/>
-        </w:rPr>
-        <w:t xml:space="preserve">Console</w:t>
-      </w:r>
-      <w:r>
-        <w:t xml:space="preserve"> </w:t>
-      </w:r>
-      <w:r>
-        <w:rPr>
-          <w:bCs/>
-          <w:b/>
-        </w:rPr>
-        <w:t xml:space="preserve">→</w:t>
-      </w:r>
-      <w:r>
-        <w:t xml:space="preserve"> </w:t>
-      </w:r>
-      <w:r>
-        <w:rPr>
-          <w:bCs/>
-          <w:b/>
-        </w:rPr>
-        <w:t xml:space="preserve">Virtual Private Cloud</w:t>
-      </w:r>
-      <w:r>
-        <w:t xml:space="preserve"> </w:t>
-      </w:r>
-      <w:r>
-        <w:rPr>
-          <w:bCs/>
-          <w:b/>
-        </w:rPr>
-        <w:t xml:space="preserve">→</w:t>
-      </w:r>
-      <w:r>
-        <w:t xml:space="preserve"> </w:t>
-      </w:r>
-      <w:r>
-        <w:rPr>
-          <w:bCs/>
-          <w:b/>
-        </w:rPr>
-        <w:t xml:space="preserve">VPCs</w:t>
-      </w:r>
-      <w:r>
-        <w:t xml:space="preserve"> </w:t>
-      </w:r>
-      <w:r>
-        <w:t xml:space="preserve">3. Localizar a VPC (ex.:</w:t>
-      </w:r>
-      <w:r>
-        <w:t xml:space="preserve"> </w:t>
-      </w:r>
-      <w:r>
-        <w:rPr>
-          <w:rStyle w:val="VerbatimChar"/>
-        </w:rPr>
-        <w:t xml:space="preserve">vpc-poc</w:t>
-      </w:r>
-      <w:r>
-        <w:t xml:space="preserve">) e verificar se o bloco CIDR corresponde à arquitetura (ex.:</w:t>
-      </w:r>
-      <w:r>
-        <w:t xml:space="preserve"> </w:t>
-      </w:r>
-      <w:r>
-        <w:rPr>
-          <w:rStyle w:val="VerbatimChar"/>
-        </w:rPr>
-        <w:t xml:space="preserve">10.0.0.0/16</w:t>
-      </w:r>
-      <w:r>
-        <w:t xml:space="preserve">) 4. Clicar na sub-rede e verificar seu CIDR (ex.:</w:t>
-      </w:r>
-      <w:r>
-        <w:t xml:space="preserve"> </w:t>
-      </w:r>
-      <w:r>
-        <w:rPr>
-          <w:rStyle w:val="VerbatimChar"/>
-        </w:rPr>
-        <w:t xml:space="preserve">10.0.1.0/24</w:t>
-      </w:r>
-      <w:r>
-        <w:t xml:space="preserve">) 5. Navegar até</w:t>
-      </w:r>
-      <w:r>
-        <w:t xml:space="preserve"> </w:t>
-      </w:r>
-      <w:r>
-        <w:rPr>
-          <w:bCs/>
-          <w:b/>
-        </w:rPr>
-        <w:t xml:space="preserve">Security Groups</w:t>
-      </w:r>
-      <w:r>
-        <w:t xml:space="preserve"> </w:t>
-      </w:r>
-      <w:r>
-        <w:t xml:space="preserve">e verificar regras de entrada: TCP 22 da sub-rede bastion, TCP 443 do proxy corporativo 6. Verificar se as regras de saída permitem todo o tráfego (padrão)</w:t>
-      </w:r>
-    </w:p>
-    <w:p>
-      <w:pPr>
-        <w:pStyle w:val="DefinitionTerm"/>
-      </w:pPr>
-      <w:r>
-        <w:t xml:space="preserve">Resultado Esperado</w:t>
-      </w:r>
-    </w:p>
-    <w:p>
-      <w:pPr>
-        <w:pStyle w:val="Definition"/>
-      </w:pPr>
-      <w:r>
-        <w:t xml:space="preserve">1. CIDR da VPC é</w:t>
-      </w:r>
-      <w:r>
-        <w:t xml:space="preserve"> </w:t>
-      </w:r>
-      <w:r>
-        <w:rPr>
-          <w:rStyle w:val="VerbatimChar"/>
-        </w:rPr>
-        <w:t xml:space="preserve">10.0.0.0/16</w:t>
-      </w:r>
-      <w:r>
-        <w:t xml:space="preserve">. 2. CIDR da sub-rede é</w:t>
-      </w:r>
-      <w:r>
-        <w:t xml:space="preserve"> </w:t>
-      </w:r>
-      <w:r>
-        <w:rPr>
-          <w:rStyle w:val="VerbatimChar"/>
-        </w:rPr>
-        <w:t xml:space="preserve">10.0.1.0/24</w:t>
-      </w:r>
-      <w:r>
-        <w:t xml:space="preserve">. 3. Regras de entrada correspondem à arquitetura: TCP 22 e TCP 443 das origens especificadas. 4. Saída permite todo o tráfego.</w:t>
-      </w:r>
-    </w:p>
-    <w:p>
-      <w:pPr>
-        <w:pStyle w:val="DefinitionTerm"/>
-      </w:pPr>
-      <w:r>
-        <w:t xml:space="preserve">Resultado do Teste</w:t>
-      </w:r>
-    </w:p>
-    <w:p>
-      <w:pPr>
-        <w:pStyle w:val="Definition"/>
-      </w:pPr>
-      <w:r>
-        <w:rPr>
-          <w:bCs/>
-          <w:b/>
-        </w:rPr>
-        <w:t xml:space="preserve">Pass</w:t>
-      </w:r>
-    </w:p>
-    <w:p>
-      <w:pPr>
-        <w:pStyle w:val="DefinitionTerm"/>
-      </w:pPr>
-      <w:r>
-        <w:t xml:space="preserve">Observações</w:t>
-      </w:r>
-    </w:p>
-    <w:p>
-      <w:pPr>
-        <w:pStyle w:val="Definition"/>
-      </w:pPr>
-      <w:r>
-        <w:t xml:space="preserve">Se o grupo de segurança possuir regras adicionais além da especificação da arquitetura, documentá-las no campo de Observações.</w:t>
-      </w:r>
-    </w:p>
-    <w:p>
-      <w:r>
-        <w:br w:type="page"/>
-      </w:r>
-    </w:p>
-    <w:p>
-      <w:pPr>
-        <w:pStyle w:val="Heading1"/>
-        <w:pBdr>
-          <w:bottom w:val="single" w:sz="12" w:space="2" w:color="C7000B"/>
-        </w:pBdr>
-        <w:tabs>
-          <w:tab w:val="right" w:pos="9638"/>
-        </w:tabs>
-      </w:pPr>
-      <w:bookmarkStart w:id="106" w:name="engenharia-de-dados"/>
-      <w:r>
-        <w:rPr>
-          <w:sz w:val="112"/>
-          <w:szCs w:val="112"/>
-        </w:rPr>
-        <w:t xml:space="preserve">3</w:t>
-      </w:r>
-      <w:r>
-        <w:tab/>
-      </w:r>
-      <w:r>
-        <w:t xml:space="preserve">Engenharia de Dados</w:t>
-      </w:r>
-      <w:bookmarkEnd w:id="106"/>
-    </w:p>
-    <w:p>
-      <w:pPr>
-        <w:pStyle w:val="Heading2"/>
-      </w:pPr>
-      <w:r>
-        <w:rPr>
-          <w:rStyle w:val="SectionNumber"/>
-        </w:rPr>
-        <w:t xml:space="preserve">0.4</w:t>
-      </w:r>
-      <w:r>
-        <w:tab/>
-      </w:r>
-      <w:r>
-        <w:t xml:space="preserve">TC-004: Verificar criação do workspace do DataArts Studio</w:t>
-      </w:r>
-    </w:p>
-    <w:p>
-      <w:pPr>
-        <w:pStyle w:val="DefinitionTerm"/>
-      </w:pPr>
-      <w:r>
-        <w:t xml:space="preserve">Objetivo</w:t>
-      </w:r>
-    </w:p>
-    <w:p>
-      <w:pPr>
-        <w:pStyle w:val="Definition"/>
-      </w:pPr>
-      <w:r>
-        <w:t xml:space="preserve">Confirmar que a instância do DataArts Studio (Dayu) está provisionada, o workspace está acessível e os usuários IAM designados conseguem acessar com a função</w:t>
-      </w:r>
-      <w:r>
-        <w:t xml:space="preserve"> </w:t>
-      </w:r>
-      <w:r>
-        <w:rPr>
-          <w:bCs/>
-          <w:b/>
-        </w:rPr>
-        <w:t xml:space="preserve">Dayu_User</w:t>
-      </w:r>
-      <w:r>
-        <w:t xml:space="preserve">.</w:t>
-      </w:r>
-    </w:p>
-    <w:p>
-      <w:pPr>
-        <w:pStyle w:val="DefinitionTerm"/>
-      </w:pPr>
-      <w:r>
-        <w:t xml:space="preserve">Pré-requisitos</w:t>
-      </w:r>
-    </w:p>
-    <w:p>
-      <w:pPr>
-        <w:pStyle w:val="Definition"/>
-      </w:pPr>
-      <w:r>
-        <w:t xml:space="preserve">1. Instância do DataArts Studio provisionada e com status</w:t>
-      </w:r>
-      <w:r>
-        <w:t xml:space="preserve"> </w:t>
-      </w:r>
-      <w:r>
-        <w:rPr>
-          <w:bCs/>
-          <w:b/>
-        </w:rPr>
-        <w:t xml:space="preserve">Executando</w:t>
-      </w:r>
-      <w:r>
-        <w:t xml:space="preserve">. 2. Usuário IAM de teste possui a função</w:t>
-      </w:r>
-      <w:r>
-        <w:t xml:space="preserve"> </w:t>
-      </w:r>
-      <w:r>
-        <w:rPr>
-          <w:bCs/>
-          <w:b/>
-        </w:rPr>
-        <w:t xml:space="preserve">Dayu_User</w:t>
-      </w:r>
-      <w:r>
-        <w:t xml:space="preserve"> </w:t>
-      </w:r>
-      <w:r>
-        <w:t xml:space="preserve">atribuída.</w:t>
-      </w:r>
-    </w:p>
-    <w:p>
-      <w:pPr>
-        <w:pStyle w:val="DefinitionTerm"/>
-      </w:pPr>
-      <w:r>
-        <w:t xml:space="preserve">Procedimento</w:t>
-      </w:r>
-    </w:p>
-    <w:p>
-      <w:pPr>
-        <w:pStyle w:val="Definition"/>
-      </w:pPr>
-      <w:r>
-        <w:t xml:space="preserve">1. Acessar o Console com o usuário IAM de teste 2. Navegar em</w:t>
-      </w:r>
-      <w:r>
-        <w:t xml:space="preserve"> </w:t>
-      </w:r>
-      <w:r>
-        <w:rPr>
-          <w:bCs/>
-          <w:b/>
-        </w:rPr>
-        <w:t xml:space="preserve">Console</w:t>
-      </w:r>
-      <w:r>
-        <w:t xml:space="preserve"> </w:t>
-      </w:r>
-      <w:r>
-        <w:rPr>
-          <w:bCs/>
-          <w:b/>
-        </w:rPr>
-        <w:t xml:space="preserve">→</w:t>
-      </w:r>
-      <w:r>
-        <w:t xml:space="preserve"> </w:t>
-      </w:r>
-      <w:r>
-        <w:rPr>
-          <w:bCs/>
-          <w:b/>
-        </w:rPr>
-        <w:t xml:space="preserve">DataArts Studio</w:t>
-      </w:r>
-      <w:r>
-        <w:t xml:space="preserve"> </w:t>
-      </w:r>
-      <w:r>
-        <w:rPr>
-          <w:bCs/>
-          <w:b/>
-        </w:rPr>
-        <w:t xml:space="preserve">→</w:t>
-      </w:r>
-      <w:r>
-        <w:t xml:space="preserve"> </w:t>
-      </w:r>
-      <w:r>
-        <w:rPr>
-          <w:bCs/>
-          <w:b/>
-        </w:rPr>
-        <w:t xml:space="preserve">Workspaces</w:t>
-      </w:r>
-      <w:r>
-        <w:t xml:space="preserve"> </w:t>
-      </w:r>
-      <w:r>
-        <w:t xml:space="preserve">3. Localizar o workspace (ex.:</w:t>
-      </w:r>
-      <w:r>
-        <w:t xml:space="preserve"> </w:t>
-      </w:r>
-      <w:r>
-        <w:rPr>
-          <w:rStyle w:val="VerbatimChar"/>
-        </w:rPr>
-        <w:t xml:space="preserve">poc-workspace</w:t>
-      </w:r>
-      <w:r>
-        <w:t xml:space="preserve">) 4. Clicar em</w:t>
-      </w:r>
-      <w:r>
-        <w:t xml:space="preserve"> </w:t>
-      </w:r>
-      <w:r>
-        <w:rPr>
-          <w:bCs/>
-          <w:b/>
-        </w:rPr>
-        <w:t xml:space="preserve">Acessar Workspace</w:t>
-      </w:r>
-      <w:r>
-        <w:t xml:space="preserve"> </w:t>
-      </w:r>
-      <w:r>
-        <w:t xml:space="preserve">para abrir o console do DataArts Studio 5. Verificar se o painel de navegação à esquerda carrega com os módulos esperados:</w:t>
-      </w:r>
-      <w:r>
-        <w:t xml:space="preserve"> </w:t>
-      </w:r>
-      <w:r>
-        <w:rPr>
-          <w:bCs/>
-          <w:b/>
-        </w:rPr>
-        <w:t xml:space="preserve">Integração de Dados</w:t>
-      </w:r>
-      <w:r>
-        <w:t xml:space="preserve">,</w:t>
-      </w:r>
-      <w:r>
-        <w:t xml:space="preserve"> </w:t>
-      </w:r>
-      <w:r>
-        <w:rPr>
-          <w:bCs/>
-          <w:b/>
-        </w:rPr>
-        <w:t xml:space="preserve">Desenvolvimento de Dados</w:t>
-      </w:r>
-      <w:r>
-        <w:t xml:space="preserve">,</w:t>
-      </w:r>
-      <w:r>
-        <w:t xml:space="preserve"> </w:t>
-      </w:r>
-      <w:r>
-        <w:rPr>
-          <w:bCs/>
-          <w:b/>
-        </w:rPr>
-        <w:t xml:space="preserve">Arquitetura de Dados</w:t>
-      </w:r>
-    </w:p>
-    <w:p>
-      <w:pPr>
-        <w:pStyle w:val="DefinitionTerm"/>
-      </w:pPr>
-      <w:r>
-        <w:t xml:space="preserve">Resultado Esperado</w:t>
-      </w:r>
-    </w:p>
-    <w:p>
-      <w:pPr>
-        <w:pStyle w:val="Definition"/>
-      </w:pPr>
-      <w:r>
-        <w:t xml:space="preserve">1. O workspace está listado e acessível. 2. O console do DataArts Studio abre sem erros. 3. Todos os três módulos (Integração de Dados, Desenvolvimento de Dados, Arquitetura de Dados) estão visíveis na navegação.</w:t>
-      </w:r>
-    </w:p>
-    <w:p>
-      <w:pPr>
-        <w:pStyle w:val="DefinitionTerm"/>
-      </w:pPr>
-      <w:r>
-        <w:t xml:space="preserve">Resultado do Teste</w:t>
-      </w:r>
-    </w:p>
-    <w:p>
-      <w:pPr>
-        <w:pStyle w:val="Definition"/>
-      </w:pPr>
-      <w:r>
-        <w:rPr>
-          <w:bCs/>
-          <w:b/>
-        </w:rPr>
-        <w:t xml:space="preserve">Pass</w:t>
-      </w:r>
-    </w:p>
-    <w:p>
-      <w:pPr>
-        <w:pStyle w:val="DefinitionTerm"/>
-      </w:pPr>
-      <w:r>
-        <w:t xml:space="preserve">Observações</w:t>
-      </w:r>
-    </w:p>
-    <w:p>
-      <w:pPr>
-        <w:pStyle w:val="Definition"/>
-      </w:pPr>
-      <w:r>
-        <w:t xml:space="preserve">Se o workspace falhar ao carregar, verificar o status da instância Dayu e a atribuição da função IAM.</w:t>
-      </w:r>
-    </w:p>
-    <w:p>
-      <w:pPr>
-        <w:pStyle w:val="Heading2"/>
-      </w:pPr>
-      <w:r>
-        <w:rPr>
-          <w:rStyle w:val="SectionNumber"/>
-        </w:rPr>
-        <w:t xml:space="preserve">0.5</w:t>
-      </w:r>
-      <w:r>
-        <w:tab/>
-      </w:r>
-      <w:r>
-        <w:t xml:space="preserve">TC-005: Verificar execução do pipeline de ingestão de dados</w:t>
-      </w:r>
-    </w:p>
-    <w:p>
-      <w:pPr>
-        <w:pStyle w:val="DefinitionTerm"/>
-      </w:pPr>
-      <w:r>
-        <w:t xml:space="preserve">Objetivo</w:t>
-      </w:r>
-    </w:p>
-    <w:p>
-      <w:pPr>
-        <w:pStyle w:val="Definition"/>
-      </w:pPr>
-      <w:r>
-        <w:t xml:space="preserve">Confirmar que um pipeline em lote do DataArts Studio consegue ingerir dados CSV do OBS, aplicar uma transformação básica e gravar o resultado no caminho OBS de destino.</w:t>
-      </w:r>
-    </w:p>
-    <w:p>
-      <w:pPr>
-        <w:pStyle w:val="DefinitionTerm"/>
-      </w:pPr>
-      <w:r>
-        <w:t xml:space="preserve">Pré-requisitos</w:t>
-      </w:r>
-    </w:p>
-    <w:p>
-      <w:pPr>
-        <w:pStyle w:val="Definition"/>
-      </w:pPr>
-      <w:r>
-        <w:t xml:space="preserve">1. TC-004 concluído (workspace do DataArts Studio acessível). 2. Arquivo CSV de origem (</w:t>
-      </w:r>
-      <w:r>
-        <w:rPr>
-          <w:rStyle w:val="VerbatimChar"/>
-        </w:rPr>
-        <w:t xml:space="preserve">customers.csv</w:t>
-      </w:r>
-      <w:r>
-        <w:t xml:space="preserve">) existe no bucket OBS raw. 3. Caminho OBS de destino (</w:t>
-      </w:r>
-      <w:r>
-        <w:rPr>
-          <w:rStyle w:val="VerbatimChar"/>
-        </w:rPr>
-        <w:t xml:space="preserve">poc-datalake-curated/customers/</w:t>
-      </w:r>
-      <w:r>
-        <w:t xml:space="preserve">) está configurado. 4. Pipeline</w:t>
-      </w:r>
-      <w:r>
-        <w:t xml:space="preserve"> </w:t>
-      </w:r>
-      <w:r>
-        <w:rPr>
-          <w:rStyle w:val="VerbatimChar"/>
-        </w:rPr>
-        <w:t xml:space="preserve">pl-ingest-customers</w:t>
-      </w:r>
-      <w:r>
-        <w:t xml:space="preserve"> </w:t>
-      </w:r>
-      <w:r>
-        <w:t xml:space="preserve">está publicado no DataArts Studio.</w:t>
-      </w:r>
-    </w:p>
-    <w:p>
-      <w:pPr>
-        <w:pStyle w:val="DefinitionTerm"/>
-      </w:pPr>
-      <w:r>
-        <w:t xml:space="preserve">Procedimento</w:t>
-      </w:r>
-    </w:p>
-    <w:p>
-      <w:pPr>
-        <w:pStyle w:val="Definition"/>
-      </w:pPr>
-      <w:r>
-        <w:t xml:space="preserve">1. Navegar até Desenvolvimento de Dados no DataArts Studio 2. Localizar pipeline</w:t>
-      </w:r>
-      <w:r>
-        <w:t xml:space="preserve"> </w:t>
-      </w:r>
-      <w:r>
-        <w:rPr>
-          <w:rStyle w:val="VerbatimChar"/>
-        </w:rPr>
-        <w:t xml:space="preserve">pl-ingest-customers</w:t>
-      </w:r>
-      <w:r>
-        <w:t xml:space="preserve"> </w:t>
-      </w:r>
-      <w:r>
-        <w:t xml:space="preserve">3. Clicar em Executar para iniciar o pipeline 4. Aguardar status do pipeline (timeout: 10 min) 5. Verificar arquivo de saída no OBS 6. Baixar e verificar contagem de linhas</w:t>
-      </w:r>
-    </w:p>
-    <w:p>
-      <w:pPr>
-        <w:pStyle w:val="DefinitionTerm"/>
-      </w:pPr>
-      <w:r>
-        <w:t xml:space="preserve">Resultado Esperado</w:t>
-      </w:r>
-    </w:p>
-    <w:p>
-      <w:pPr>
-        <w:pStyle w:val="Definition"/>
-      </w:pPr>
-      <w:r>
-        <w:t xml:space="preserve">1. A execução do pipeline conclui com status</w:t>
-      </w:r>
-      <w:r>
-        <w:t xml:space="preserve"> </w:t>
-      </w:r>
-      <w:r>
-        <w:rPr>
-          <w:bCs/>
-          <w:b/>
-        </w:rPr>
-        <w:t xml:space="preserve">Sucesso</w:t>
-      </w:r>
-      <w:r>
-        <w:t xml:space="preserve">. 2. O arquivo de saída é criado no caminho OBS de destino. 3. A contagem de linhas do arquivo de saída corresponde ao arquivo de origem.</w:t>
-      </w:r>
-    </w:p>
-    <w:p>
-      <w:pPr>
-        <w:pStyle w:val="DefinitionTerm"/>
-      </w:pPr>
-      <w:r>
-        <w:t xml:space="preserve">Resultado do Teste</w:t>
-      </w:r>
-    </w:p>
-    <w:p>
-      <w:pPr>
-        <w:pStyle w:val="Definition"/>
-      </w:pPr>
-      <w:r>
-        <w:rPr>
-          <w:bCs/>
-          <w:b/>
-        </w:rPr>
-        <w:t xml:space="preserve">Pass</w:t>
-      </w:r>
-    </w:p>
-    <w:p>
-      <w:pPr>
-        <w:pStyle w:val="DefinitionTerm"/>
-      </w:pPr>
-      <w:r>
-        <w:t xml:space="preserve">Observações</w:t>
-      </w:r>
-    </w:p>
-    <w:p>
-      <w:pPr>
-        <w:pStyle w:val="Definition"/>
-      </w:pPr>
-      <w:r>
-        <w:t xml:space="preserve">O tempo de execução do pipeline varia conforme o volume de dados. Para a POC, o arquivo de origem contém aproximadamente 10.000 linhas.</w:t>
-      </w:r>
-    </w:p>
-    <w:p>
-      <w:pPr>
-        <w:pStyle w:val="Heading2"/>
-      </w:pPr>
-      <w:r>
-        <w:rPr>
-          <w:rStyle w:val="SectionNumber"/>
-        </w:rPr>
-        <w:t xml:space="preserve">0.6</w:t>
-      </w:r>
-      <w:r>
-        <w:tab/>
-      </w:r>
-      <w:r>
-        <w:t xml:space="preserve">TC-006: Verificar consulta Spark SQL no cluster MRS</w:t>
-      </w:r>
-    </w:p>
-    <w:p>
-      <w:pPr>
-        <w:pStyle w:val="DefinitionTerm"/>
-      </w:pPr>
-      <w:r>
-        <w:t xml:space="preserve">Objetivo</w:t>
-      </w:r>
-    </w:p>
-    <w:p>
-      <w:pPr>
-        <w:pStyle w:val="Definition"/>
-      </w:pPr>
-      <w:r>
-        <w:t xml:space="preserve">Confirmar que uma consulta Spark SQL pode ser executada no cluster MRS para ler dados de uma tabela Hive e retornar resultados corretos, validando a integração entre o MRS e o data lake.</w:t>
-      </w:r>
-    </w:p>
-    <w:p>
-      <w:pPr>
-        <w:pStyle w:val="DefinitionTerm"/>
-      </w:pPr>
-      <w:r>
-        <w:t xml:space="preserve">Pré-requisitos</w:t>
-      </w:r>
-    </w:p>
-    <w:p>
-      <w:pPr>
-        <w:pStyle w:val="Definition"/>
-      </w:pPr>
-      <w:r>
-        <w:t xml:space="preserve">1. TC-001 concluído (cluster MRS saudável). 2. Tabela Hive</w:t>
-      </w:r>
-      <w:r>
-        <w:t xml:space="preserve"> </w:t>
-      </w:r>
-      <w:r>
-        <w:rPr>
-          <w:rStyle w:val="VerbatimChar"/>
-        </w:rPr>
-        <w:t xml:space="preserve">poc_db.customers</w:t>
-      </w:r>
-      <w:r>
-        <w:t xml:space="preserve"> </w:t>
-      </w:r>
-      <w:r>
-        <w:t xml:space="preserve">existe e contém dados carregados pelo pipeline de ingestão. 3. Acesso SSH ao nó master do MRS configurado.</w:t>
-      </w:r>
-    </w:p>
-    <w:p>
-      <w:pPr>
-        <w:pStyle w:val="DefinitionTerm"/>
-      </w:pPr>
-      <w:r>
-        <w:t xml:space="preserve">Procedimento</w:t>
-      </w:r>
-    </w:p>
-    <w:p>
-      <w:pPr>
-        <w:pStyle w:val="Definition"/>
-      </w:pPr>
-      <w:r>
-        <w:t xml:space="preserve">1. Acessar o nó master do MRS via SSH 2. Executar a CLI do Spark SQL:</w:t>
-      </w:r>
-      <w:r>
-        <w:t xml:space="preserve"> </w:t>
-      </w:r>
-      <w:r>
-        <w:rPr>
-          <w:rStyle w:val="VerbatimChar"/>
-        </w:rPr>
-        <w:t xml:space="preserve">spark-sql –master yarn --conf spark.sql.hive.convertMetastoreOrc=true -e "SELECT COUNT(*) FROM poc_db.customers;"</w:t>
-      </w:r>
-      <w:r>
-        <w:t xml:space="preserve"> </w:t>
-      </w:r>
-      <w:r>
-        <w:t xml:space="preserve">3. Verificar se a contagem retornada corresponde ao esperado (10.000) 4. Executar uma consulta de amostra para verificar a integridade dos dados:</w:t>
-      </w:r>
-      <w:r>
-        <w:t xml:space="preserve"> </w:t>
-      </w:r>
-      <w:r>
-        <w:rPr>
-          <w:rStyle w:val="VerbatimChar"/>
-        </w:rPr>
-        <w:t xml:space="preserve">spark-sql –master yarn -e "SELECT customer_id, name FROM poc_db.customers LIMIT 5;"</w:t>
-      </w:r>
-      <w:r>
-        <w:t xml:space="preserve"> </w:t>
-      </w:r>
-      <w:r>
-        <w:t xml:space="preserve">5. Confirmar que a consulta retorna 5 linhas com valores não nulos</w:t>
-      </w:r>
-    </w:p>
-    <w:p>
-      <w:pPr>
-        <w:pStyle w:val="DefinitionTerm"/>
-      </w:pPr>
-      <w:r>
-        <w:t xml:space="preserve">Resultado Esperado</w:t>
-      </w:r>
-    </w:p>
-    <w:p>
-      <w:pPr>
-        <w:pStyle w:val="Definition"/>
-      </w:pPr>
-      <w:r>
-        <w:t xml:space="preserve">1.</w:t>
-      </w:r>
-      <w:r>
-        <w:t xml:space="preserve"> </w:t>
-      </w:r>
-      <w:r>
-        <w:rPr>
-          <w:rStyle w:val="VerbatimChar"/>
-        </w:rPr>
-        <w:t xml:space="preserve">COUNT(*)</w:t>
-      </w:r>
-      <w:r>
-        <w:t xml:space="preserve"> </w:t>
-      </w:r>
-      <w:r>
-        <w:t xml:space="preserve">retorna 10.000. 2. A consulta de amostra retorna 5 linhas com valores válidos de</w:t>
-      </w:r>
-      <w:r>
-        <w:t xml:space="preserve"> </w:t>
-      </w:r>
-      <w:r>
-        <w:rPr>
-          <w:rStyle w:val="VerbatimChar"/>
-        </w:rPr>
-        <w:t xml:space="preserve">customer_id</w:t>
-      </w:r>
-      <w:r>
-        <w:t xml:space="preserve"> </w:t>
-      </w:r>
-      <w:r>
-        <w:t xml:space="preserve">e</w:t>
-      </w:r>
-      <w:r>
-        <w:t xml:space="preserve"> </w:t>
-      </w:r>
-      <w:r>
-        <w:rPr>
-          <w:rStyle w:val="VerbatimChar"/>
-        </w:rPr>
-        <w:t xml:space="preserve">name</w:t>
-      </w:r>
-      <w:r>
-        <w:t xml:space="preserve">.</w:t>
-      </w:r>
-    </w:p>
-    <w:p>
-      <w:pPr>
-        <w:pStyle w:val="DefinitionTerm"/>
-      </w:pPr>
-      <w:r>
-        <w:t xml:space="preserve">Resultado do Teste</w:t>
-      </w:r>
-    </w:p>
-    <w:p>
-      <w:pPr>
-        <w:pStyle w:val="Definition"/>
-      </w:pPr>
-      <w:r>
-        <w:rPr>
-          <w:bCs/>
-          <w:b/>
-        </w:rPr>
-        <w:t xml:space="preserve">Pass</w:t>
-      </w:r>
-    </w:p>
-    <w:p>
-      <w:pPr>
-        <w:pStyle w:val="DefinitionTerm"/>
-      </w:pPr>
-      <w:r>
-        <w:t xml:space="preserve">Observações</w:t>
-      </w:r>
-    </w:p>
-    <w:p>
-      <w:pPr>
-        <w:pStyle w:val="Definition"/>
-      </w:pPr>
-      <w:r>
-        <w:t xml:space="preserve">Se a CLI do Spark SQL não estiver disponível, utilizar a interface web do componente Spark2x do MRS para submeter a consulta.</w:t>
-      </w:r>
-    </w:p>
-    <w:p>
-      <w:r>
-        <w:br w:type="page"/>
-      </w:r>
-    </w:p>
-    <w:p>
-      <w:pPr>
-        <w:pStyle w:val="Heading1"/>
-        <w:pBdr>
-          <w:bottom w:val="single" w:sz="12" w:space="2" w:color="C7000B"/>
-        </w:pBdr>
-        <w:tabs>
-          <w:tab w:val="right" w:pos="9638"/>
-        </w:tabs>
-      </w:pPr>
-      <w:bookmarkStart w:id="107" w:name="segurança-e-controle-de-acesso"/>
-      <w:r>
-        <w:rPr>
-          <w:sz w:val="112"/>
-          <w:szCs w:val="112"/>
-        </w:rPr>
-        <w:t xml:space="preserve">4</w:t>
-      </w:r>
-      <w:r>
-        <w:tab/>
-      </w:r>
-      <w:r>
-        <w:t xml:space="preserve">Segurança e Controle de Acesso</w:t>
-      </w:r>
-      <w:bookmarkEnd w:id="107"/>
-    </w:p>
-    <w:p>
-      <w:pPr>
-        <w:pStyle w:val="Heading2"/>
-      </w:pPr>
-      <w:r>
-        <w:rPr>
-          <w:rStyle w:val="SectionNumber"/>
-        </w:rPr>
-        <w:t xml:space="preserve">0.7</w:t>
-      </w:r>
-      <w:r>
-        <w:tab/>
-      </w:r>
-      <w:r>
-        <w:t xml:space="preserve">TC-007: Verificar aplicação de política IAM nos buckets OBS</w:t>
-      </w:r>
-    </w:p>
-    <w:p>
-      <w:pPr>
-        <w:pStyle w:val="DefinitionTerm"/>
-      </w:pPr>
-      <w:r>
-        <w:t xml:space="preserve">Objetivo</w:t>
-      </w:r>
-    </w:p>
-    <w:p>
-      <w:pPr>
-        <w:pStyle w:val="Definition"/>
-      </w:pPr>
-      <w:r>
-        <w:t xml:space="preserve">Confirmar que as políticas IAM restringem corretamente o acesso ao bucket OBS — usuários autorizados podem ler/escrever enquanto usuários não autorizados são negados, e a política do bucket segue o princípio do menor privilégio.</w:t>
-      </w:r>
-    </w:p>
-    <w:p>
-      <w:pPr>
-        <w:pStyle w:val="DefinitionTerm"/>
-      </w:pPr>
-      <w:r>
-        <w:t xml:space="preserve">Pré-requisitos</w:t>
-      </w:r>
-    </w:p>
-    <w:p>
-      <w:pPr>
-        <w:pStyle w:val="Definition"/>
-      </w:pPr>
-      <w:r>
-        <w:t xml:space="preserve">1. Bucket OBS</w:t>
-      </w:r>
-      <w:r>
-        <w:t xml:space="preserve"> </w:t>
-      </w:r>
-      <w:r>
-        <w:rPr>
-          <w:rStyle w:val="VerbatimChar"/>
-        </w:rPr>
-        <w:t xml:space="preserve">poc-datalake-raw</w:t>
-      </w:r>
-      <w:r>
-        <w:t xml:space="preserve"> </w:t>
-      </w:r>
-      <w:r>
-        <w:t xml:space="preserve">existe com a política IAM designada. 2. Dois usuários IAM de teste: um com função</w:t>
-      </w:r>
-      <w:r>
-        <w:t xml:space="preserve"> </w:t>
-      </w:r>
-      <w:r>
-        <w:rPr>
-          <w:bCs/>
-          <w:b/>
-        </w:rPr>
-        <w:t xml:space="preserve">OBS_ReadWrite</w:t>
-      </w:r>
-      <w:r>
-        <w:t xml:space="preserve">, outro sem permissões OBS. 3. CLI</w:t>
-      </w:r>
-      <w:r>
-        <w:t xml:space="preserve"> </w:t>
-      </w:r>
-      <w:r>
-        <w:rPr>
-          <w:rStyle w:val="VerbatimChar"/>
-        </w:rPr>
-        <w:t xml:space="preserve">obsutil</w:t>
-      </w:r>
-      <w:r>
-        <w:t xml:space="preserve"> </w:t>
-      </w:r>
-      <w:r>
-        <w:t xml:space="preserve">configurada para ambos os usuários.</w:t>
-      </w:r>
-    </w:p>
-    <w:p>
-      <w:pPr>
-        <w:pStyle w:val="DefinitionTerm"/>
-      </w:pPr>
-      <w:r>
-        <w:t xml:space="preserve">Procedimento</w:t>
-      </w:r>
-    </w:p>
-    <w:p>
-      <w:pPr>
-        <w:pStyle w:val="Definition"/>
-      </w:pPr>
-      <w:r>
-        <w:t xml:space="preserve">1. Usando o usuário autorizado, carregar um arquivo de teste em</w:t>
-      </w:r>
-      <w:r>
-        <w:t xml:space="preserve"> </w:t>
-      </w:r>
-      <w:r>
-        <w:rPr>
-          <w:rStyle w:val="VerbatimChar"/>
-        </w:rPr>
-        <w:t xml:space="preserve">poc-datalake-raw</w:t>
-      </w:r>
-      <w:r>
-        <w:t xml:space="preserve"> </w:t>
-      </w:r>
-      <w:r>
-        <w:t xml:space="preserve">2. Usando o usuário autorizado, baixar e verificar o conteúdo do arquivo 3. Usando o usuário não autorizado, tentar carregar um arquivo — verificar se a requisição é negada (HTTP 403) 4. Usando o usuário não autorizado, tentar listar objetos no bucket — verificar se a requisição é negada 5. Revisar a política do bucket no Console em</w:t>
-      </w:r>
-      <w:r>
-        <w:t xml:space="preserve"> </w:t>
-      </w:r>
-      <w:r>
-        <w:rPr>
-          <w:bCs/>
-          <w:b/>
-        </w:rPr>
-        <w:t xml:space="preserve">Console</w:t>
-      </w:r>
-      <w:r>
-        <w:t xml:space="preserve"> </w:t>
-      </w:r>
-      <w:r>
-        <w:rPr>
-          <w:bCs/>
-          <w:b/>
-        </w:rPr>
-        <w:t xml:space="preserve">→</w:t>
-      </w:r>
-      <w:r>
-        <w:t xml:space="preserve"> </w:t>
-      </w:r>
-      <w:r>
-        <w:rPr>
-          <w:bCs/>
-          <w:b/>
-        </w:rPr>
-        <w:t xml:space="preserve">Object Storage Service</w:t>
-      </w:r>
-      <w:r>
-        <w:t xml:space="preserve"> </w:t>
-      </w:r>
-      <w:r>
-        <w:rPr>
-          <w:bCs/>
-          <w:b/>
-        </w:rPr>
-        <w:t xml:space="preserve">→</w:t>
-      </w:r>
-      <w:r>
-        <w:t xml:space="preserve"> </w:t>
-      </w:r>
-      <w:r>
-        <w:rPr>
-          <w:bCs/>
-          <w:b/>
-        </w:rPr>
-        <w:t xml:space="preserve">Bucket Policies</w:t>
-      </w:r>
-      <w:r>
-        <w:t xml:space="preserve"> </w:t>
-      </w:r>
-      <w:r>
-        <w:t xml:space="preserve">e confirmar que concede apenas as permissões pretendidas</w:t>
-      </w:r>
-    </w:p>
-    <w:p>
-      <w:pPr>
-        <w:pStyle w:val="DefinitionTerm"/>
-      </w:pPr>
-      <w:r>
-        <w:t xml:space="preserve">Resultado Esperado</w:t>
-      </w:r>
-    </w:p>
-    <w:p>
-      <w:pPr>
-        <w:pStyle w:val="Definition"/>
-      </w:pPr>
-      <w:r>
-        <w:t xml:space="preserve">1. Usuário autorizado consegue carregar e baixar com sucesso. 2. Usuário não autorizado recebe HTTP 403 nas operações de carregamento e listagem. 3. Política do bucket concede apenas as permissões de leitura/escrita pretendidas às funções designadas.</w:t>
-      </w:r>
-    </w:p>
-    <w:p>
-      <w:pPr>
-        <w:pStyle w:val="DefinitionTerm"/>
-      </w:pPr>
-      <w:r>
-        <w:t xml:space="preserve">Resultado do Teste</w:t>
-      </w:r>
-    </w:p>
-    <w:p>
-      <w:pPr>
-        <w:pStyle w:val="Definition"/>
-      </w:pPr>
-      <w:r>
-        <w:rPr>
-          <w:bCs/>
-          <w:b/>
-        </w:rPr>
-        <w:t xml:space="preserve">Pass</w:t>
-      </w:r>
-    </w:p>
-    <w:p>
-      <w:pPr>
-        <w:pStyle w:val="DefinitionTerm"/>
-      </w:pPr>
-      <w:r>
-        <w:t xml:space="preserve">Observações</w:t>
-      </w:r>
-    </w:p>
-    <w:p>
-      <w:pPr>
-        <w:pStyle w:val="Definition"/>
-      </w:pPr>
-      <w:r>
-        <w:t xml:space="preserve">Verificar os logs do Cloud Trail se a negação de acesso não for retornada conforme esperado — pode haver herança de política do projeto ou domínio.</w:t>
-      </w:r>
-    </w:p>
-    <w:p>
-      <w:pPr>
-        <w:pStyle w:val="Heading2"/>
-      </w:pPr>
-      <w:r>
-        <w:rPr>
-          <w:rStyle w:val="SectionNumber"/>
-        </w:rPr>
-        <w:t xml:space="preserve">0.8</w:t>
-      </w:r>
-      <w:r>
-        <w:tab/>
-      </w:r>
-      <w:r>
-        <w:t xml:space="preserve">TC-008: Verificar regra de mascaramento de dados do DataArts Studio</w:t>
-      </w:r>
-    </w:p>
-    <w:p>
-      <w:pPr>
-        <w:pStyle w:val="DefinitionTerm"/>
-      </w:pPr>
-      <w:r>
-        <w:t xml:space="preserve">Objetivo</w:t>
-      </w:r>
-    </w:p>
-    <w:p>
-      <w:pPr>
-        <w:pStyle w:val="Definition"/>
-      </w:pPr>
-      <w:r>
-        <w:t xml:space="preserve">Confirmar que colunas de dados sensíveis (ex.: campos PII) são mascaradas conforme a regra de mascaramento do DataArts Studio quando consultadas por usuários não administradores.</w:t>
-      </w:r>
-    </w:p>
-    <w:p>
-      <w:pPr>
-        <w:pStyle w:val="DefinitionTerm"/>
-      </w:pPr>
-      <w:r>
-        <w:t xml:space="preserve">Pré-requisitos</w:t>
-      </w:r>
-    </w:p>
-    <w:p>
-      <w:pPr>
-        <w:pStyle w:val="Definition"/>
-      </w:pPr>
-      <w:r>
-        <w:t xml:space="preserve">1. TC-004 concluído (workspace do DataArts Studio acessível). 2. Regra de mascaramento configurada para a coluna</w:t>
-      </w:r>
-      <w:r>
-        <w:t xml:space="preserve"> </w:t>
-      </w:r>
-      <w:r>
-        <w:rPr>
-          <w:rStyle w:val="VerbatimChar"/>
-        </w:rPr>
-        <w:t xml:space="preserve">customers.ssn</w:t>
-      </w:r>
-      <w:r>
-        <w:t xml:space="preserve"> </w:t>
-      </w:r>
-      <w:r>
-        <w:t xml:space="preserve">(Número de Seguro Social). 3. Usuário de teste possui função</w:t>
-      </w:r>
-      <w:r>
-        <w:t xml:space="preserve"> </w:t>
-      </w:r>
-      <w:r>
-        <w:rPr>
-          <w:bCs/>
-          <w:b/>
-        </w:rPr>
-        <w:t xml:space="preserve">Dayu_User</w:t>
-      </w:r>
-      <w:r>
-        <w:t xml:space="preserve"> </w:t>
-      </w:r>
-      <w:r>
-        <w:t xml:space="preserve">(não administrador).</w:t>
-      </w:r>
-    </w:p>
-    <w:p>
-      <w:pPr>
-        <w:pStyle w:val="DefinitionTerm"/>
-      </w:pPr>
-      <w:r>
-        <w:t xml:space="preserve">Procedimento</w:t>
-      </w:r>
-    </w:p>
-    <w:p>
-      <w:pPr>
-        <w:pStyle w:val="Definition"/>
-      </w:pPr>
-      <w:r>
-        <w:t xml:space="preserve">1. No console do DataArts Studio, navegar até</w:t>
-      </w:r>
-      <w:r>
-        <w:t xml:space="preserve"> </w:t>
-      </w:r>
-      <w:r>
-        <w:rPr>
-          <w:bCs/>
-          <w:b/>
-        </w:rPr>
-        <w:t xml:space="preserve">Arquitetura de Dados</w:t>
-      </w:r>
-      <w:r>
-        <w:t xml:space="preserve"> </w:t>
-      </w:r>
-      <m:oMath>
-        <m:r>
-          <m:rPr>
-            <m:sty m:val="p"/>
-          </m:rPr>
-          <m:t>→</m:t>
-        </m:r>
-      </m:oMath>
-      <w:r>
-        <w:t xml:space="preserve"> </w:t>
-      </w:r>
-      <w:r>
-        <w:rPr>
-          <w:bCs/>
-          <w:b/>
-        </w:rPr>
-        <w:t xml:space="preserve">Mascaramento de Dados</w:t>
-      </w:r>
-      <w:r>
-        <w:t xml:space="preserve"> </w:t>
-      </w:r>
-      <w:r>
-        <w:t xml:space="preserve">2. Verificar se a regra de mascaramento para</w:t>
-      </w:r>
-      <w:r>
-        <w:t xml:space="preserve"> </w:t>
-      </w:r>
-      <w:r>
-        <w:rPr>
-          <w:rStyle w:val="VerbatimChar"/>
-        </w:rPr>
-        <w:t xml:space="preserve">customers.ssn</w:t>
-      </w:r>
-      <w:r>
-        <w:t xml:space="preserve"> </w:t>
-      </w:r>
-      <w:r>
-        <w:t xml:space="preserve">está ativa e utiliza a estratégia</w:t>
-      </w:r>
-      <w:r>
-        <w:t xml:space="preserve"> </w:t>
-      </w:r>
-      <w:r>
-        <w:rPr>
-          <w:bCs/>
-          <w:b/>
-        </w:rPr>
-        <w:t xml:space="preserve">Mascarar Tudo</w:t>
-      </w:r>
-      <w:r>
-        <w:t xml:space="preserve"> </w:t>
-      </w:r>
-      <w:r>
-        <w:t xml:space="preserve">3. Consultar a tabela</w:t>
-      </w:r>
-      <w:r>
-        <w:t xml:space="preserve"> </w:t>
-      </w:r>
-      <w:r>
-        <w:rPr>
-          <w:rStyle w:val="VerbatimChar"/>
-        </w:rPr>
-        <w:t xml:space="preserve">customers</w:t>
-      </w:r>
-      <w:r>
-        <w:t xml:space="preserve"> </w:t>
-      </w:r>
-      <w:r>
-        <w:t xml:space="preserve">como usuário de teste via console SQL do DataArts Studio 4. Verificar se a coluna</w:t>
-      </w:r>
-      <w:r>
-        <w:t xml:space="preserve"> </w:t>
-      </w:r>
-      <w:r>
-        <w:rPr>
-          <w:rStyle w:val="VerbatimChar"/>
-        </w:rPr>
-        <w:t xml:space="preserve">ssn</w:t>
-      </w:r>
-      <w:r>
-        <w:t xml:space="preserve"> </w:t>
-      </w:r>
-      <w:r>
-        <w:t xml:space="preserve">retorna valores mascarados (ex.:</w:t>
-      </w:r>
-      <w:r>
-        <w:t xml:space="preserve"> </w:t>
-      </w:r>
-      <w:r>
-        <w:rPr>
-          <w:rStyle w:val="VerbatimChar"/>
-        </w:rPr>
-        <w:t xml:space="preserve">*********</w:t>
-      </w:r>
-      <w:r>
-        <w:t xml:space="preserve">) em vez dos dados reais 5. Consultar a mesma tabela como usuário administrador e verificar se os valores reais são retornados</w:t>
-      </w:r>
-    </w:p>
-    <w:p>
-      <w:pPr>
-        <w:pStyle w:val="DefinitionTerm"/>
-      </w:pPr>
-      <w:r>
-        <w:t xml:space="preserve">Resultado Esperado</w:t>
-      </w:r>
-    </w:p>
-    <w:p>
-      <w:pPr>
-        <w:pStyle w:val="Definition"/>
-      </w:pPr>
-      <w:r>
-        <w:t xml:space="preserve">1. Regra de mascaramento ativa para</w:t>
-      </w:r>
-      <w:r>
-        <w:t xml:space="preserve"> </w:t>
-      </w:r>
-      <w:r>
-        <w:rPr>
-          <w:rStyle w:val="VerbatimChar"/>
-        </w:rPr>
-        <w:t xml:space="preserve">customers.ssn</w:t>
-      </w:r>
-      <w:r>
-        <w:t xml:space="preserve">. 2. Usuário não administrador visualiza valores mascarados na coluna</w:t>
-      </w:r>
-      <w:r>
-        <w:t xml:space="preserve"> </w:t>
-      </w:r>
-      <w:r>
-        <w:rPr>
-          <w:rStyle w:val="VerbatimChar"/>
-        </w:rPr>
-        <w:t xml:space="preserve">ssn</w:t>
-      </w:r>
-      <w:r>
-        <w:t xml:space="preserve">. 3. Usuário administrador visualiza valores reais na coluna</w:t>
-      </w:r>
-      <w:r>
-        <w:t xml:space="preserve"> </w:t>
-      </w:r>
-      <w:r>
-        <w:rPr>
-          <w:rStyle w:val="VerbatimChar"/>
-        </w:rPr>
-        <w:t xml:space="preserve">ssn</w:t>
-      </w:r>
-      <w:r>
-        <w:t xml:space="preserve">.</w:t>
-      </w:r>
-    </w:p>
-    <w:p>
-      <w:pPr>
-        <w:pStyle w:val="DefinitionTerm"/>
-      </w:pPr>
-      <w:r>
-        <w:t xml:space="preserve">Resultado do Teste</w:t>
-      </w:r>
-    </w:p>
-    <w:p>
-      <w:pPr>
-        <w:pStyle w:val="Definition"/>
-      </w:pPr>
-      <w:r>
-        <w:rPr>
-          <w:bCs/>
-          <w:b/>
-        </w:rPr>
-        <w:t xml:space="preserve">Pass</w:t>
-      </w:r>
-    </w:p>
-    <w:p>
-      <w:pPr>
-        <w:pStyle w:val="DefinitionTerm"/>
-      </w:pPr>
-      <w:r>
-        <w:t xml:space="preserve">Observações</w:t>
-      </w:r>
-    </w:p>
-    <w:p>
-      <w:pPr>
-        <w:pStyle w:val="Definition"/>
-      </w:pPr>
-      <w:r>
-        <w:t xml:space="preserve">Regras de mascaramento de dados são aplicadas no momento da consulta — os dados subjacentes no OBS/HDFS não são modificados.</w:t>
-      </w:r>
-    </w:p>
-    <w:p>
-      <w:r>
-        <w:br w:type="page"/>
-      </w:r>
-    </w:p>
-    <w:p>
-      <w:pPr>
-        <w:pStyle w:val="Heading1"/>
-        <w:pBdr>
-          <w:bottom w:val="single" w:sz="12" w:space="2" w:color="C7000B"/>
-        </w:pBdr>
-        <w:tabs>
-          <w:tab w:val="right" w:pos="9638"/>
-        </w:tabs>
-      </w:pPr>
-      <w:bookmarkStart w:id="108" w:name="configuração-do-ambiente-e-ferramentas"/>
-      <w:r>
-        <w:rPr>
-          <w:sz w:val="112"/>
-          <w:szCs w:val="112"/>
-        </w:rPr>
-        <w:t xml:space="preserve">5</w:t>
-      </w:r>
-      <w:r>
-        <w:tab/>
-      </w:r>
-      <w:r>
-        <w:t xml:space="preserve">Configuração do Ambiente e Ferramentas</w:t>
-      </w:r>
-      <w:bookmarkEnd w:id="108"/>
-    </w:p>
-    <w:p>
-      <w:pPr>
-        <w:pStyle w:val="Heading2"/>
-      </w:pPr>
-      <w:r>
-        <w:rPr>
-          <w:rStyle w:val="SectionNumber"/>
-        </w:rPr>
-        <w:t xml:space="preserve">0.9</w:t>
-      </w:r>
-      <w:r>
-        <w:tab/>
-      </w:r>
-      <w:r>
-        <w:t xml:space="preserve">TC-009: Verificar implantação de infraestrutura via Terraform</w:t>
-      </w:r>
-    </w:p>
-    <w:p>
-      <w:pPr>
-        <w:pStyle w:val="DefinitionTerm"/>
-      </w:pPr>
-      <w:r>
-        <w:t xml:space="preserve">Objetivo</w:t>
-      </w:r>
-    </w:p>
-    <w:p>
-      <w:pPr>
-        <w:pStyle w:val="Definition"/>
-      </w:pPr>
-      <w:r>
-        <w:t xml:space="preserve">Confirmar que a configuração Terraform implanta todos os recursos de infraestrutura necessários (VPC, MRS, OBS, DataArts Studio) sem erros e que o arquivo de estado reflete os recursos esperados.</w:t>
-      </w:r>
-    </w:p>
-    <w:p>
-      <w:pPr>
-        <w:pStyle w:val="DefinitionTerm"/>
-      </w:pPr>
-      <w:r>
-        <w:t xml:space="preserve">Pré-requisitos</w:t>
-      </w:r>
-    </w:p>
-    <w:p>
-      <w:pPr>
-        <w:pStyle w:val="Definition"/>
-      </w:pPr>
-      <w:r>
-        <w:t xml:space="preserve">1. CLI</w:t>
-      </w:r>
-      <w:r>
-        <w:t xml:space="preserve"> </w:t>
-      </w:r>
-      <w:r>
-        <w:rPr>
-          <w:rStyle w:val="VerbatimChar"/>
-        </w:rPr>
-        <w:t xml:space="preserve">terraform</w:t>
-      </w:r>
-      <w:r>
-        <w:t xml:space="preserve"> </w:t>
-      </w:r>
-      <w:r>
-        <w:t xml:space="preserve">instalada (versão</w:t>
-      </w:r>
-      <w:r>
-        <w:t xml:space="preserve"> </w:t>
-      </w:r>
-      <m:oMath>
-        <m:r>
-          <m:rPr>
-            <m:sty m:val="p"/>
-          </m:rPr>
-          <m:t>≥</m:t>
-        </m:r>
-      </m:oMath>
-      <w:r>
-        <w:t xml:space="preserve"> </w:t>
-      </w:r>
-      <w:r>
-        <w:t xml:space="preserve">1.0). 2. Credenciais AK/SK configuradas via variáveis de ambiente ou</w:t>
-      </w:r>
-      <w:r>
-        <w:t xml:space="preserve"> </w:t>
-      </w:r>
-      <w:r>
-        <w:rPr>
-          <w:iCs/>
-          <w:i/>
-        </w:rPr>
-        <w:t xml:space="preserve">provider.tf</w:t>
-      </w:r>
-      <w:r>
-        <w:t xml:space="preserve">. 3. Arquivos de configuração Terraform no diretório do projeto.</w:t>
-      </w:r>
-    </w:p>
-    <w:p>
-      <w:pPr>
-        <w:pStyle w:val="DefinitionTerm"/>
-      </w:pPr>
-      <w:r>
-        <w:t xml:space="preserve">Procedimento</w:t>
-      </w:r>
-    </w:p>
-    <w:p>
-      <w:pPr>
-        <w:pStyle w:val="Definition"/>
-      </w:pPr>
-      <w:r>
-        <w:t xml:space="preserve">1. Navegar até o diretório do projeto Terraform 2. Executar</w:t>
-      </w:r>
-      <w:r>
-        <w:t xml:space="preserve"> </w:t>
-      </w:r>
-      <w:r>
-        <w:rPr>
-          <w:rStyle w:val="VerbatimChar"/>
-        </w:rPr>
-        <w:t xml:space="preserve">terraform init</w:t>
-      </w:r>
-      <w:r>
-        <w:t xml:space="preserve"> </w:t>
-      </w:r>
-      <w:r>
-        <w:t xml:space="preserve">para inicializar o diretório de trabalho 3. Executar</w:t>
-      </w:r>
-      <w:r>
-        <w:t xml:space="preserve"> </w:t>
-      </w:r>
-      <w:r>
-        <w:rPr>
-          <w:rStyle w:val="VerbatimChar"/>
-        </w:rPr>
-        <w:t xml:space="preserve">terraform plan</w:t>
-      </w:r>
-      <w:r>
-        <w:t xml:space="preserve"> </w:t>
-      </w:r>
-      <w:r>
-        <w:t xml:space="preserve">e revisar as alterações planejadas — confirmar que todos os recursos esperados estão listados 4. Executar</w:t>
-      </w:r>
-      <w:r>
-        <w:t xml:space="preserve"> </w:t>
-      </w:r>
-      <w:r>
-        <w:rPr>
-          <w:rStyle w:val="VerbatimChar"/>
-        </w:rPr>
-        <w:t xml:space="preserve">terraform apply -auto-approve</w:t>
-      </w:r>
-      <w:r>
-        <w:t xml:space="preserve"> </w:t>
-      </w:r>
-      <w:r>
-        <w:t xml:space="preserve">e aguardar a conclusão 5. Executar</w:t>
-      </w:r>
-      <w:r>
-        <w:t xml:space="preserve"> </w:t>
-      </w:r>
-      <w:r>
-        <w:rPr>
-          <w:rStyle w:val="VerbatimChar"/>
-        </w:rPr>
-        <w:t xml:space="preserve">terraform output</w:t>
-      </w:r>
-      <w:r>
-        <w:t xml:space="preserve"> </w:t>
-      </w:r>
-      <w:r>
-        <w:t xml:space="preserve">e verificar se todos os valores de saída estão preenchidos 6. Executar</w:t>
-      </w:r>
-      <w:r>
-        <w:t xml:space="preserve"> </w:t>
-      </w:r>
-      <w:r>
-        <w:rPr>
-          <w:rStyle w:val="VerbatimChar"/>
-        </w:rPr>
-        <w:t xml:space="preserve">terraform state list</w:t>
-      </w:r>
-      <w:r>
-        <w:t xml:space="preserve"> </w:t>
-      </w:r>
-      <w:r>
-        <w:t xml:space="preserve">e confirmar que a contagem de recursos corresponde à arquitetura</w:t>
-      </w:r>
-    </w:p>
-    <w:p>
-      <w:pPr>
-        <w:pStyle w:val="DefinitionTerm"/>
-      </w:pPr>
-      <w:r>
-        <w:t xml:space="preserve">Resultado Esperado</w:t>
-      </w:r>
-    </w:p>
-    <w:p>
-      <w:pPr>
-        <w:pStyle w:val="Definition"/>
-      </w:pPr>
-      <w:r>
-        <w:t xml:space="preserve">1.</w:t>
-      </w:r>
-      <w:r>
-        <w:t xml:space="preserve"> </w:t>
-      </w:r>
-      <w:r>
-        <w:rPr>
-          <w:rStyle w:val="VerbatimChar"/>
-        </w:rPr>
-        <w:t xml:space="preserve">terraform apply</w:t>
-      </w:r>
-      <w:r>
-        <w:t xml:space="preserve"> </w:t>
-      </w:r>
-      <w:r>
-        <w:t xml:space="preserve">conclui sem erros. 2. Todos os valores de saída estão preenchidos (ID do cluster, nome do bucket, ID da VPC). 3. Contagem de recursos no estado corresponde à especificação da arquitetura.</w:t>
-      </w:r>
-    </w:p>
-    <w:p>
-      <w:pPr>
-        <w:pStyle w:val="DefinitionTerm"/>
-      </w:pPr>
-      <w:r>
-        <w:t xml:space="preserve">Resultado do Teste</w:t>
-      </w:r>
-    </w:p>
-    <w:p>
-      <w:pPr>
-        <w:pStyle w:val="Definition"/>
-      </w:pPr>
-      <w:r>
-        <w:rPr>
-          <w:bCs/>
-          <w:b/>
-        </w:rPr>
-        <w:t xml:space="preserve">Pass</w:t>
-      </w:r>
-    </w:p>
-    <w:p>
-      <w:pPr>
-        <w:pStyle w:val="DefinitionTerm"/>
-      </w:pPr>
-      <w:r>
-        <w:t xml:space="preserve">Observações</w:t>
-      </w:r>
-    </w:p>
-    <w:p>
-      <w:pPr>
-        <w:pStyle w:val="Definition"/>
-      </w:pPr>
-      <w:r>
-        <w:t xml:space="preserve">Se</w:t>
-      </w:r>
-      <w:r>
-        <w:t xml:space="preserve"> </w:t>
-      </w:r>
-      <w:r>
-        <w:rPr>
-          <w:rStyle w:val="VerbatimChar"/>
-        </w:rPr>
-        <w:t xml:space="preserve">terraform apply</w:t>
-      </w:r>
-      <w:r>
-        <w:t xml:space="preserve"> </w:t>
-      </w:r>
-      <w:r>
-        <w:t xml:space="preserve">falhar, verificar as credenciais AK/SK e os limites de cota da região</w:t>
-      </w:r>
-      <w:r>
-        <w:t xml:space="preserve"> </w:t>
-      </w:r>
-      <w:r>
-        <w:rPr>
-          <w:rStyle w:val="VerbatimChar"/>
-        </w:rPr>
-        <w:t xml:space="preserve">sa-brazil-1</w:t>
-      </w:r>
-      <w:r>
-        <w:t xml:space="preserve">.</w:t>
-      </w:r>
-    </w:p>
-    <w:p>
-      <w:pPr>
-        <w:pStyle w:val="Heading2"/>
-      </w:pPr>
-      <w:r>
-        <w:rPr>
-          <w:rStyle w:val="SectionNumber"/>
-        </w:rPr>
-        <w:t xml:space="preserve">0.10</w:t>
-      </w:r>
-      <w:r>
-        <w:tab/>
-      </w:r>
-      <w:r>
-        <w:t xml:space="preserve">TC-010: Verificar carregamento de dados de teste no OBS</w:t>
-      </w:r>
-    </w:p>
-    <w:p>
-      <w:pPr>
-        <w:pStyle w:val="DefinitionTerm"/>
-      </w:pPr>
-      <w:r>
-        <w:t xml:space="preserve">Objetivo</w:t>
-      </w:r>
-    </w:p>
-    <w:p>
-      <w:pPr>
-        <w:pStyle w:val="Definition"/>
-      </w:pPr>
-      <w:r>
-        <w:t xml:space="preserve">Confirmar que todos os arquivos de dados de teste necessários (CSV, JSON) podem ser carregados no bucket OBS designado e são acessíveis pelo pipeline do DataArts Studio.</w:t>
-      </w:r>
-    </w:p>
-    <w:p>
-      <w:pPr>
-        <w:pStyle w:val="DefinitionTerm"/>
-      </w:pPr>
-      <w:r>
-        <w:t xml:space="preserve">Pré-requisitos</w:t>
-      </w:r>
-    </w:p>
-    <w:p>
-      <w:pPr>
-        <w:pStyle w:val="Definition"/>
-      </w:pPr>
-      <w:r>
-        <w:t xml:space="preserve">1. TC-002 concluído (bucket OBS acessível). 2. Arquivos de dados de teste preparados no diretório local</w:t>
-      </w:r>
-      <w:r>
-        <w:t xml:space="preserve"> </w:t>
-      </w:r>
-      <w:r>
-        <w:rPr>
-          <w:iCs/>
-          <w:i/>
-        </w:rPr>
-        <w:t xml:space="preserve">./test-data/</w:t>
-      </w:r>
-      <w:r>
-        <w:t xml:space="preserve">. 3. CLI</w:t>
-      </w:r>
-      <w:r>
-        <w:t xml:space="preserve"> </w:t>
-      </w:r>
-      <w:r>
-        <w:rPr>
-          <w:rStyle w:val="VerbatimChar"/>
-        </w:rPr>
-        <w:t xml:space="preserve">obsutil</w:t>
-      </w:r>
-      <w:r>
-        <w:t xml:space="preserve"> </w:t>
-      </w:r>
-      <w:r>
-        <w:t xml:space="preserve">configurada com as credenciais do usuário de teste.</w:t>
-      </w:r>
-    </w:p>
-    <w:p>
-      <w:pPr>
-        <w:pStyle w:val="DefinitionTerm"/>
-      </w:pPr>
-      <w:r>
-        <w:t xml:space="preserve">Procedimento</w:t>
-      </w:r>
-    </w:p>
-    <w:p>
-      <w:pPr>
-        <w:pStyle w:val="Definition"/>
-      </w:pPr>
-      <w:r>
-        <w:t xml:space="preserve">1. Listar os arquivos de dados de teste locais e verificar sua integridade (contagem de linhas, esquema) 2. Carregar todos os arquivos no bucket OBS raw usando</w:t>
-      </w:r>
-      <w:r>
-        <w:t xml:space="preserve"> </w:t>
-      </w:r>
-      <w:r>
-        <w:rPr>
-          <w:rStyle w:val="VerbatimChar"/>
-        </w:rPr>
-        <w:t xml:space="preserve">obsutil</w:t>
-      </w:r>
-      <w:r>
-        <w:t xml:space="preserve"> </w:t>
-      </w:r>
-      <w:r>
-        <w:t xml:space="preserve">3. Verificar se cada arquivo existe no OBS listando o conteúdo do bucket 4. Baixar um arquivo de amostra do OBS e compará-lo com o original local (checksum) 5. No DataArts Studio, verificar se a conexão de fonte de dados consegue ler os arquivos carregados</w:t>
-      </w:r>
-    </w:p>
-    <w:p>
-      <w:pPr>
-        <w:pStyle w:val="DefinitionTerm"/>
-      </w:pPr>
-      <w:r>
-        <w:t xml:space="preserve">Resultado Esperado</w:t>
-      </w:r>
-    </w:p>
-    <w:p>
-      <w:pPr>
-        <w:pStyle w:val="Definition"/>
-      </w:pPr>
-      <w:r>
-        <w:t xml:space="preserve">1. Todos os arquivos de dados de teste são carregados sem erros. 2. A listagem do bucket mostra todos os arquivos carregados com tamanhos corretos. 3. O checksum do arquivo baixado corresponde ao original local. 4. A conexão de fonte de dados do DataArts Studio consegue ler os arquivos.</w:t>
-      </w:r>
-    </w:p>
-    <w:p>
-      <w:pPr>
-        <w:pStyle w:val="DefinitionTerm"/>
-      </w:pPr>
-      <w:r>
-        <w:t xml:space="preserve">Resultado do Teste</w:t>
-      </w:r>
-    </w:p>
-    <w:p>
-      <w:pPr>
-        <w:pStyle w:val="Definition"/>
-      </w:pPr>
-      <w:r>
-        <w:rPr>
-          <w:bCs/>
-          <w:b/>
-        </w:rPr>
-        <w:t xml:space="preserve">Pass</w:t>
-      </w:r>
-    </w:p>
-    <w:p>
-      <w:pPr>
-        <w:pStyle w:val="DefinitionTerm"/>
-      </w:pPr>
-      <w:r>
-        <w:t xml:space="preserve">Observações</w:t>
-      </w:r>
-    </w:p>
-    <w:p>
-      <w:pPr>
-        <w:pStyle w:val="Definition"/>
-      </w:pPr>
-      <w:r>
-        <w:t xml:space="preserve">Arquivos grandes (</w:t>
-      </w:r>
-      <m:oMath>
-        <m:r>
-          <m:rPr>
-            <m:sty m:val="p"/>
-          </m:rPr>
-          <m:t>&gt;</m:t>
-        </m:r>
-      </m:oMath>
-      <w:r>
-        <w:t xml:space="preserve">1 GB) devem ser carregados usando o recurso de upload multipart do OBS para maior confiabilidade.</w:t>
-      </w:r>
-    </w:p>
-    <w:p>
-      <w:pPr>
-        <w:pStyle w:val="FirstParagraph"/>
-      </w:pPr>
-      <w:r>
-        <w:rPr>
-          <w:iCs/>
-          <w:i/>
-        </w:rPr>
-        <w:t xml:space="preserve">[Image placeholder: Captura de tela do painel de execução de testes mostrando os resultados de todos os casos de teste]</w:t>
-      </w:r>
-    </w:p>
-    <w:p>
-      <w:r>
-        <w:br w:type="page"/>
-      </w:r>
-    </w:p>
-    <w:p>
-      <w:pPr>
-        <w:pStyle w:val="Heading1"/>
-        <w:pBdr>
-          <w:bottom w:val="single" w:sz="12" w:space="2" w:color="C7000B"/>
-        </w:pBdr>
-        <w:tabs>
-          <w:tab w:val="right" w:pos="9638"/>
-        </w:tabs>
-      </w:pPr>
-      <w:bookmarkStart w:id="109" w:name="sec-changelog"/>
-      <w:r>
-        <w:rPr>
-          <w:sz w:val="112"/>
-          <w:szCs w:val="112"/>
-        </w:rPr>
-        <w:t xml:space="preserve">6</w:t>
-      </w:r>
-      <w:r>
-        <w:tab/>
-      </w:r>
-      <w:r>
         <w:t xml:space="preserve">Histórico de versões</w:t>
       </w:r>
-      <w:bookmarkEnd w:id="109"/>
+      <w:bookmarkEnd w:id="110"/>
     </w:p>
     <w:p>
       <w:pPr>
@@ -4260,6 +4237,30 @@
         <w:pStyle w:val="BodyText"/>
       </w:pPr>
       <w:r>
+        <w:t xml:space="preserve">Reestruturação do documento para layout de 3 seções: Introdução, Casos de Teste (com subseções por domínio) e Conclusão (com tabela de resumo dos testes).</w:t>
+      </w:r>
+    </w:p>
+    <w:p>
+      <w:pPr>
+        <w:pStyle w:val="BodyText"/>
+      </w:pPr>
+      <w:r>
+        <w:t xml:space="preserve">Remoção dos prefixos manuais TC-XXX dos títulos dos casos de teste — o ambiente os numera automaticamente como "Caso de Teste 1:", "Caso de Teste 2:", etc.</w:t>
+      </w:r>
+    </w:p>
+    <w:p>
+      <w:pPr>
+        <w:pStyle w:val="BodyText"/>
+      </w:pPr>
+      <w:r>
+        <w:t xml:space="preserve">Atualização dos IDs do testsummary de TC-XXX para numeração automática 1–10.</w:t>
+      </w:r>
+    </w:p>
+    <w:p>
+      <w:pPr>
+        <w:pStyle w:val="BodyText"/>
+      </w:pPr>
+      <w:r>
         <w:t xml:space="preserve">Alteração de teststeps de tabela tabular para parágrafos auto-numerados.</w:t>
       </w:r>
       <w:r>
@@ -4502,7 +4503,7 @@
         <w:pStyle w:val="BodyText"/>
       </w:pPr>
       <w:r>
-        <w:t xml:space="preserve">Adicionados casos de teste de Segurança e Controle de Acesso (TC-007, TC-008).</w:t>
+        <w:t xml:space="preserve">Adicionados casos de teste de Segurança e Controle de Acesso.</w:t>
       </w:r>
     </w:p>
     <w:p>
@@ -4510,7 +4511,7 @@
         <w:pStyle w:val="BodyText"/>
       </w:pPr>
       <w:r>
-        <w:t xml:space="preserve">Adicionados casos de teste de Configuração do Ambiente e Ferramentas (TC-009, TC-010).</w:t>
+        <w:t xml:space="preserve">Adicionados casos de teste de Configuração do Ambiente e Ferramentas.</w:t>
       </w:r>
     </w:p>
     <w:p>
@@ -4548,7 +4549,7 @@
         <w:pStyle w:val="BodyText"/>
       </w:pPr>
       <w:r>
-        <w:t xml:space="preserve">Adicionados casos de teste de Arquitetura da Plataforma (TC-001 a TC-003).</w:t>
+        <w:t xml:space="preserve">Adicionados casos de teste de Arquitetura da Plataforma.</w:t>
       </w:r>
     </w:p>
     <w:p>
@@ -4556,7 +4557,7 @@
         <w:pStyle w:val="BodyText"/>
       </w:pPr>
       <w:r>
-        <w:t xml:space="preserve">Adicionados casos de teste de Engenharia de Dados (TC-004 a TC-006).</w:t>
+        <w:t xml:space="preserve">Adicionados casos de teste de Engenharia de Dados.</w:t>
       </w:r>
     </w:p>
     <w:p>

--- a/examples/testbook/pt/main.docx
+++ b/examples/testbook/pt/main.docx
@@ -70,7 +70,7 @@
         <w:pStyle w:val="CoverMeta"/>
       </w:pPr>
       <w:r>
-        <w:t xml:space="preserve">v2.1.0 — 2026-09-13 12:54</w:t>
+        <w:t xml:space="preserve">v2.1.0 — 2026-09-13 14:08</w:t>
       </w:r>
     </w:p>
     <w:p>
@@ -1270,19 +1270,20 @@
     </w:p>
     <w:p>
       <w:pPr>
-        <w:pStyle w:val="Heading3"/>
-      </w:pPr>
-      <w:r>
-        <w:rPr>
-          <w:rStyle w:val="SectionNumber"/>
-        </w:rPr>
-        <w:t xml:space="preserve">0.0.1</w:t>
-      </w:r>
-      <w:r>
-        <w:tab/>
-      </w:r>
-      <w:r>
-        <w:t xml:space="preserve">Caso de Teste 1: Verificar implantação e saúde do cluster MRS</w:t>
+        <w:pStyle w:val="BodyText"/>
+      </w:pPr>
+      <w:r>
+        <w:rPr>
+          <w:bCs/>
+          <w:b/>
+        </w:rPr>
+        <w:t xml:space="preserve">Caso de Teste 1:</w:t>
+      </w:r>
+      <w:r>
+        <w:t xml:space="preserve"> </w:t>
+      </w:r>
+      <w:r>
+        <w:t xml:space="preserve">Verificar implantação e saúde do cluster MRS</w:t>
       </w:r>
     </w:p>
     <w:p>
@@ -1529,19 +1530,20 @@
     </w:p>
     <w:p>
       <w:pPr>
-        <w:pStyle w:val="Heading3"/>
-      </w:pPr>
-      <w:r>
-        <w:rPr>
-          <w:rStyle w:val="SectionNumber"/>
-        </w:rPr>
-        <w:t xml:space="preserve">0.0.2</w:t>
-      </w:r>
-      <w:r>
-        <w:tab/>
-      </w:r>
-      <w:r>
-        <w:t xml:space="preserve">Caso de Teste 2: Verificar criação e acessibilidade do bucket OBS</w:t>
+        <w:pStyle w:val="FirstParagraph"/>
+      </w:pPr>
+      <w:r>
+        <w:rPr>
+          <w:bCs/>
+          <w:b/>
+        </w:rPr>
+        <w:t xml:space="preserve">Caso de Teste 2:</w:t>
+      </w:r>
+      <w:r>
+        <w:t xml:space="preserve"> </w:t>
+      </w:r>
+      <w:r>
+        <w:t xml:space="preserve">Verificar criação e acessibilidade do bucket OBS</w:t>
       </w:r>
     </w:p>
     <w:p>
@@ -1732,19 +1734,20 @@
     </w:p>
     <w:p>
       <w:pPr>
-        <w:pStyle w:val="Heading3"/>
-      </w:pPr>
-      <w:r>
-        <w:rPr>
-          <w:rStyle w:val="SectionNumber"/>
-        </w:rPr>
-        <w:t xml:space="preserve">0.0.3</w:t>
-      </w:r>
-      <w:r>
-        <w:tab/>
-      </w:r>
-      <w:r>
-        <w:t xml:space="preserve">Caso de Teste 3: Verificar configuração de VPC e grupo de segurança</w:t>
+        <w:pStyle w:val="FirstParagraph"/>
+      </w:pPr>
+      <w:r>
+        <w:rPr>
+          <w:bCs/>
+          <w:b/>
+        </w:rPr>
+        <w:t xml:space="preserve">Caso de Teste 3:</w:t>
+      </w:r>
+      <w:r>
+        <w:t xml:space="preserve"> </w:t>
+      </w:r>
+      <w:r>
+        <w:t xml:space="preserve">Verificar configuração de VPC e grupo de segurança</w:t>
       </w:r>
     </w:p>
     <w:p>
@@ -1994,19 +1997,20 @@
     </w:p>
     <w:p>
       <w:pPr>
-        <w:pStyle w:val="Heading3"/>
-      </w:pPr>
-      <w:r>
-        <w:rPr>
-          <w:rStyle w:val="SectionNumber"/>
-        </w:rPr>
-        <w:t xml:space="preserve">0.0.4</w:t>
-      </w:r>
-      <w:r>
-        <w:tab/>
-      </w:r>
-      <w:r>
-        <w:t xml:space="preserve">Caso de Teste 4: Verificar criação do workspace do DataArts Studio</w:t>
+        <w:pStyle w:val="FirstParagraph"/>
+      </w:pPr>
+      <w:r>
+        <w:rPr>
+          <w:bCs/>
+          <w:b/>
+        </w:rPr>
+        <w:t xml:space="preserve">Caso de Teste 4:</w:t>
+      </w:r>
+      <w:r>
+        <w:t xml:space="preserve"> </w:t>
+      </w:r>
+      <w:r>
+        <w:t xml:space="preserve">Verificar criação do workspace do DataArts Studio</w:t>
       </w:r>
     </w:p>
     <w:p>
@@ -2273,19 +2277,20 @@
     </w:p>
     <w:p>
       <w:pPr>
-        <w:pStyle w:val="Heading3"/>
-      </w:pPr>
-      <w:r>
-        <w:rPr>
-          <w:rStyle w:val="SectionNumber"/>
-        </w:rPr>
-        <w:t xml:space="preserve">0.0.5</w:t>
-      </w:r>
-      <w:r>
-        <w:tab/>
-      </w:r>
-      <w:r>
-        <w:t xml:space="preserve">Caso de Teste 5: Verificar execução do pipeline de ingestão de dados</w:t>
+        <w:pStyle w:val="FirstParagraph"/>
+      </w:pPr>
+      <w:r>
+        <w:rPr>
+          <w:bCs/>
+          <w:b/>
+        </w:rPr>
+        <w:t xml:space="preserve">Caso de Teste 5:</w:t>
+      </w:r>
+      <w:r>
+        <w:t xml:space="preserve"> </w:t>
+      </w:r>
+      <w:r>
+        <w:t xml:space="preserve">Verificar execução do pipeline de ingestão de dados</w:t>
       </w:r>
     </w:p>
     <w:p>
@@ -2451,19 +2456,20 @@
     </w:p>
     <w:p>
       <w:pPr>
-        <w:pStyle w:val="Heading3"/>
-      </w:pPr>
-      <w:r>
-        <w:rPr>
-          <w:rStyle w:val="SectionNumber"/>
-        </w:rPr>
-        <w:t xml:space="preserve">0.0.6</w:t>
-      </w:r>
-      <w:r>
-        <w:tab/>
-      </w:r>
-      <w:r>
-        <w:t xml:space="preserve">Caso de Teste 6: Verificar consulta Spark SQL no cluster MRS</w:t>
+        <w:pStyle w:val="FirstParagraph"/>
+      </w:pPr>
+      <w:r>
+        <w:rPr>
+          <w:bCs/>
+          <w:b/>
+        </w:rPr>
+        <w:t xml:space="preserve">Caso de Teste 6:</w:t>
+      </w:r>
+      <w:r>
+        <w:t xml:space="preserve"> </w:t>
+      </w:r>
+      <w:r>
+        <w:t xml:space="preserve">Verificar consulta Spark SQL no cluster MRS</w:t>
       </w:r>
     </w:p>
     <w:p>
@@ -2668,19 +2674,20 @@
     </w:p>
     <w:p>
       <w:pPr>
-        <w:pStyle w:val="Heading3"/>
-      </w:pPr>
-      <w:r>
-        <w:rPr>
-          <w:rStyle w:val="SectionNumber"/>
-        </w:rPr>
-        <w:t xml:space="preserve">0.0.7</w:t>
-      </w:r>
-      <w:r>
-        <w:tab/>
-      </w:r>
-      <w:r>
-        <w:t xml:space="preserve">Caso de Teste 7: Verificar aplicação de política IAM nos buckets OBS</w:t>
+        <w:pStyle w:val="FirstParagraph"/>
+      </w:pPr>
+      <w:r>
+        <w:rPr>
+          <w:bCs/>
+          <w:b/>
+        </w:rPr>
+        <w:t xml:space="preserve">Caso de Teste 7:</w:t>
+      </w:r>
+      <w:r>
+        <w:t xml:space="preserve"> </w:t>
+      </w:r>
+      <w:r>
+        <w:t xml:space="preserve">Verificar aplicação de política IAM nos buckets OBS</w:t>
       </w:r>
     </w:p>
     <w:p>
@@ -2899,19 +2906,20 @@
     </w:p>
     <w:p>
       <w:pPr>
-        <w:pStyle w:val="Heading3"/>
-      </w:pPr>
-      <w:r>
-        <w:rPr>
-          <w:rStyle w:val="SectionNumber"/>
-        </w:rPr>
-        <w:t xml:space="preserve">0.0.8</w:t>
-      </w:r>
-      <w:r>
-        <w:tab/>
-      </w:r>
-      <w:r>
-        <w:t xml:space="preserve">Caso de Teste 8: Verificar regra de mascaramento de dados do DataArts Studio</w:t>
+        <w:pStyle w:val="FirstParagraph"/>
+      </w:pPr>
+      <w:r>
+        <w:rPr>
+          <w:bCs/>
+          <w:b/>
+        </w:rPr>
+        <w:t xml:space="preserve">Caso de Teste 8:</w:t>
+      </w:r>
+      <w:r>
+        <w:t xml:space="preserve"> </w:t>
+      </w:r>
+      <w:r>
+        <w:t xml:space="preserve">Verificar regra de mascaramento de dados do DataArts Studio</w:t>
       </w:r>
     </w:p>
     <w:p>
@@ -3206,19 +3214,20 @@
     </w:p>
     <w:p>
       <w:pPr>
-        <w:pStyle w:val="Heading3"/>
-      </w:pPr>
-      <w:r>
-        <w:rPr>
-          <w:rStyle w:val="SectionNumber"/>
-        </w:rPr>
-        <w:t xml:space="preserve">0.0.9</w:t>
-      </w:r>
-      <w:r>
-        <w:tab/>
-      </w:r>
-      <w:r>
-        <w:t xml:space="preserve">Caso de Teste 9: Verificar implantação de infraestrutura via Terraform</w:t>
+        <w:pStyle w:val="FirstParagraph"/>
+      </w:pPr>
+      <w:r>
+        <w:rPr>
+          <w:bCs/>
+          <w:b/>
+        </w:rPr>
+        <w:t xml:space="preserve">Caso de Teste 9:</w:t>
+      </w:r>
+      <w:r>
+        <w:t xml:space="preserve"> </w:t>
+      </w:r>
+      <w:r>
+        <w:t xml:space="preserve">Verificar implantação de infraestrutura via Terraform</w:t>
       </w:r>
     </w:p>
     <w:p>
@@ -3485,19 +3494,20 @@
     </w:p>
     <w:p>
       <w:pPr>
-        <w:pStyle w:val="Heading3"/>
-      </w:pPr>
-      <w:r>
-        <w:rPr>
-          <w:rStyle w:val="SectionNumber"/>
-        </w:rPr>
-        <w:t xml:space="preserve">0.0.10</w:t>
-      </w:r>
-      <w:r>
-        <w:tab/>
-      </w:r>
-      <w:r>
-        <w:t xml:space="preserve">Caso de Teste 10: Verificar carregamento de dados de teste no OBS</w:t>
+        <w:pStyle w:val="FirstParagraph"/>
+      </w:pPr>
+      <w:r>
+        <w:rPr>
+          <w:bCs/>
+          <w:b/>
+        </w:rPr>
+        <w:t xml:space="preserve">Caso de Teste 10:</w:t>
+      </w:r>
+      <w:r>
+        <w:t xml:space="preserve"> </w:t>
+      </w:r>
+      <w:r>
+        <w:t xml:space="preserve">Verificar carregamento de dados de teste no OBS</w:t>
       </w:r>
     </w:p>
     <w:p>

--- a/examples/testbook/pt/main.docx
+++ b/examples/testbook/pt/main.docx
@@ -2,14 +2,6 @@
 <file path=word/document.xml><?xml version="1.0" encoding="utf-8"?>
 <w:document xmlns:w="http://schemas.openxmlformats.org/wordprocessingml/2006/main" xmlns:m="http://schemas.openxmlformats.org/officeDocument/2006/math" xmlns:r="http://schemas.openxmlformats.org/officeDocument/2006/relationships" xmlns:o="urn:schemas-microsoft-com:office:office" xmlns:v="urn:schemas-microsoft-com:vml" xmlns:w10="urn:schemas-microsoft-com:office:word" xmlns:a="http://schemas.openxmlformats.org/drawingml/2006/main" xmlns:pic="http://schemas.openxmlformats.org/drawingml/2006/picture" xmlns:wp="http://schemas.openxmlformats.org/drawingml/2006/wordprocessingDrawing">
   <w:body>
-    <w:p>
-      <w:pPr>
-        <w:pStyle w:val="Title"/>
-      </w:pPr>
-      <w:r>
-        <w:t xml:space="preserve">Casos de Teste POC — Validação da Plataforma de Dados</w:t>
-      </w:r>
-    </w:p>
     <w:p>
       <w:pPr>
         <w:pStyle w:val="CoverLogo"/>
@@ -70,7 +62,7 @@
         <w:pStyle w:val="CoverMeta"/>
       </w:pPr>
       <w:r>
-        <w:t xml:space="preserve">v2.1.0 — 2026-09-13 14:08</w:t>
+        <w:t xml:space="preserve">v2.1.0 — 2026-09-13 22:30</w:t>
       </w:r>
     </w:p>
     <w:p>

--- a/examples/testbook/pt/main.docx
+++ b/examples/testbook/pt/main.docx
@@ -62,7 +62,7 @@
         <w:pStyle w:val="CoverMeta"/>
       </w:pPr>
       <w:r>
-        <w:t xml:space="preserve">v2.1.0 — 2026-09-13 22:30</w:t>
+        <w:t xml:space="preserve">v2.1.0 — 2026-09-13 23:02</w:t>
       </w:r>
     </w:p>
     <w:p>

--- a/examples/testbook/pt/main.docx
+++ b/examples/testbook/pt/main.docx
@@ -62,7 +62,7 @@
         <w:pStyle w:val="CoverMeta"/>
       </w:pPr>
       <w:r>
-        <w:t xml:space="preserve">v2.1.0 — 2026-09-13 23:02</w:t>
+        <w:t xml:space="preserve">v2.1.0 — 2026-09-14 00:01</w:t>
       </w:r>
     </w:p>
     <w:p>
@@ -2524,31 +2524,19 @@
         <w:pStyle w:val="Definition"/>
       </w:pPr>
       <w:r>
-        <w:t xml:space="preserve">1. Acessar o nó master do MRS via SSH 2. Executar a CLI do Spark SQL:</w:t>
-      </w:r>
-      <w:r>
-        <w:t xml:space="preserve"> </w:t>
-      </w:r>
-      <w:r>
-        <w:rPr>
-          <w:rStyle w:val="VerbatimChar"/>
-        </w:rPr>
-        <w:t xml:space="preserve">spark-sql –master yarn --conf spark.sql.hive.convertMetastoreOrc=true -e "SELECT COUNT(*) FROM poc_db.customers;"</w:t>
-      </w:r>
-      <w:r>
-        <w:t xml:space="preserve"> </w:t>
-      </w:r>
-      <w:r>
-        <w:t xml:space="preserve">3. Verificar se a contagem retornada corresponde ao esperado (10.000) 4. Executar uma consulta de amostra para verificar a integridade dos dados:</w:t>
-      </w:r>
-      <w:r>
-        <w:t xml:space="preserve"> </w:t>
-      </w:r>
-      <w:r>
-        <w:rPr>
-          <w:rStyle w:val="VerbatimChar"/>
-        </w:rPr>
-        <w:t xml:space="preserve">spark-sql –master yarn -e "SELECT customer_id, name FROM poc_db.customers LIMIT 5;"</w:t>
+        <w:t xml:space="preserve">1. Acessar o nó master do MRS via SSH 2. Executar a CLI do Spark SQL: spark-sql –master yarn   –conf spark.sql.hive.convertMetastoreOrc=true   -e “SELECT COUNT(*) FROM poc_db.customers;” 3. Verificar se a contagem retornada corresponde ao esperado (10.000) 4. Executar uma consulta de amostra para verificar a integridade dos dados: spark-sql –master yarn   -e</w:t>
+      </w:r>
+      <w:r>
+        <w:t xml:space="preserve"> </w:t>
+      </w:r>
+      <w:r>
+        <w:t xml:space="preserve">“</w:t>
+      </w:r>
+      <w:r>
+        <w:t xml:space="preserve">SELECT customer_id, name FROM poc_db.customers LIMIT 5;</w:t>
+      </w:r>
+      <w:r>
+        <w:t xml:space="preserve">”</w:t>
       </w:r>
       <w:r>
         <w:t xml:space="preserve"> </w:t>
@@ -4231,7 +4219,7 @@
         <w:rPr>
           <w:i/>
         </w:rPr>
-        <w:t xml:space="preserve">2026-09-13</w:t>
+        <w:t xml:space="preserve">2026-09-14</w:t>
       </w:r>
     </w:p>
     <w:p>
@@ -4300,7 +4288,7 @@
         <w:rPr>
           <w:i/>
         </w:rPr>
-        <w:t xml:space="preserve">2026-09-13</w:t>
+        <w:t xml:space="preserve">2026-09-14</w:t>
       </w:r>
     </w:p>
     <w:p>
@@ -4330,7 +4318,7 @@
         <w:rPr>
           <w:i/>
         </w:rPr>
-        <w:t xml:space="preserve">2026-09-13</w:t>
+        <w:t xml:space="preserve">2026-09-14</w:t>
       </w:r>
     </w:p>
     <w:p>
@@ -4535,7 +4523,7 @@
         <w:rPr>
           <w:i/>
         </w:rPr>
-        <w:t xml:space="preserve">2026-09-13</w:t>
+        <w:t xml:space="preserve">2026-09-14</w:t>
       </w:r>
     </w:p>
     <w:p>

--- a/examples/testbook/pt/main.docx
+++ b/examples/testbook/pt/main.docx
@@ -62,7 +62,7 @@
         <w:pStyle w:val="CoverMeta"/>
       </w:pPr>
       <w:r>
-        <w:t xml:space="preserve">v2.1.0 — 2026-09-14 00:01</w:t>
+        <w:t xml:space="preserve">v2.1.0 — 2026-09-14 00:29</w:t>
       </w:r>
     </w:p>
     <w:p>
